--- a/Report.docx
+++ b/Report.docx
@@ -1,25 +1,1209 @@
 
 <file path=word/document.xml><?xml version="1.0" encoding="utf-8"?>
-<w:document xmlns:wpc="http://schemas.microsoft.com/office/word/2010/wordprocessingCanvas" xmlns:cx="http://schemas.microsoft.com/office/drawing/2014/chartex" xmlns:mc="http://schemas.openxmlformats.org/markup-compatibility/2006" xmlns:o="urn:schemas-microsoft-com:office:office" xmlns:r="http://schemas.openxmlformats.org/officeDocument/2006/relationships" xmlns:m="http://schemas.openxmlformats.org/officeDocument/2006/math" xmlns:v="urn:schemas-microsoft-com:vml" xmlns:wp14="http://schemas.microsoft.com/office/word/2010/wordprocessingDrawing" xmlns:wp="http://schemas.openxmlformats.org/drawingml/2006/wordprocessingDrawing" xmlns:w10="urn:schemas-microsoft-com:office:word" xmlns:w="http://schemas.openxmlformats.org/wordprocessingml/2006/main" xmlns:w14="http://schemas.microsoft.com/office/word/2010/wordml" xmlns:w15="http://schemas.microsoft.com/office/word/2012/wordml" xmlns:w16se="http://schemas.microsoft.com/office/word/2015/wordml/symex" xmlns:wpg="http://schemas.microsoft.com/office/word/2010/wordprocessingGroup" xmlns:wpi="http://schemas.microsoft.com/office/word/2010/wordprocessingInk" xmlns:wne="http://schemas.microsoft.com/office/word/2006/wordml" xmlns:wps="http://schemas.microsoft.com/office/word/2010/wordprocessingShape" mc:Ignorable="w14 w15 w16se wp14">
+<w:document xmlns:wpc="http://schemas.microsoft.com/office/word/2010/wordprocessingCanvas" xmlns:cx="http://schemas.microsoft.com/office/drawing/2014/chartex" xmlns:cx1="http://schemas.microsoft.com/office/drawing/2015/9/8/chartex" xmlns:cx2="http://schemas.microsoft.com/office/drawing/2015/10/21/chartex" xmlns:cx3="http://schemas.microsoft.com/office/drawing/2016/5/9/chartex" xmlns:cx4="http://schemas.microsoft.com/office/drawing/2016/5/10/chartex" xmlns:cx5="http://schemas.microsoft.com/office/drawing/2016/5/11/chartex" xmlns:cx6="http://schemas.microsoft.com/office/drawing/2016/5/12/chartex" xmlns:cx7="http://schemas.microsoft.com/office/drawing/2016/5/13/chartex" xmlns:cx8="http://schemas.microsoft.com/office/drawing/2016/5/14/chartex" xmlns:mc="http://schemas.openxmlformats.org/markup-compatibility/2006" xmlns:aink="http://schemas.microsoft.com/office/drawing/2016/ink" xmlns:am3d="http://schemas.microsoft.com/office/drawing/2017/model3d" xmlns:o="urn:schemas-microsoft-com:office:office" xmlns:oel="http://schemas.microsoft.com/office/2019/extlst" xmlns:r="http://schemas.openxmlformats.org/officeDocument/2006/relationships" xmlns:m="http://schemas.openxmlformats.org/officeDocument/2006/math" xmlns:v="urn:schemas-microsoft-com:vml" xmlns:wp14="http://schemas.microsoft.com/office/word/2010/wordprocessingDrawing" xmlns:wp="http://schemas.openxmlformats.org/drawingml/2006/wordprocessingDrawing" xmlns:w10="urn:schemas-microsoft-com:office:word" xmlns:w="http://schemas.openxmlformats.org/wordprocessingml/2006/main" xmlns:w14="http://schemas.microsoft.com/office/word/2010/wordml" xmlns:w15="http://schemas.microsoft.com/office/word/2012/wordml" xmlns:w16cex="http://schemas.microsoft.com/office/word/2018/wordml/cex" xmlns:w16cid="http://schemas.microsoft.com/office/word/2016/wordml/cid" xmlns:w16="http://schemas.microsoft.com/office/word/2018/wordml" xmlns:w16du="http://schemas.microsoft.com/office/word/2023/wordml/word16du" xmlns:w16sdtdh="http://schemas.microsoft.com/office/word/2020/wordml/sdtdatahash" xmlns:w16sdtfl="http://schemas.microsoft.com/office/word/2024/wordml/sdtformatlock" xmlns:w16se="http://schemas.microsoft.com/office/word/2015/wordml/symex" xmlns:wpg="http://schemas.microsoft.com/office/word/2010/wordprocessingGroup" xmlns:wpi="http://schemas.microsoft.com/office/word/2010/wordprocessingInk" xmlns:wne="http://schemas.microsoft.com/office/word/2006/wordml" xmlns:wps="http://schemas.microsoft.com/office/word/2010/wordprocessingShape" mc:Ignorable="w14 w15 w16se w16cid w16 w16cex w16sdtdh w16sdtfl w16du wp14">
   <w:body>
     <w:p>
       <w:pPr>
         <w:spacing w:line="276" w:lineRule="auto"/>
         <w:jc w:val="both"/>
         <w:rPr>
-          <w:rFonts w:ascii="Helvetica Rounded" w:hAnsi="Helvetica Rounded" w:cs="Helvetica"/>
+          <w:rFonts w:ascii="Helvetica" w:hAnsi="Helvetica" w:cs="Helvetica"/>
+          <w:b/>
+          <w:bCs/>
           <w:sz w:val="48"/>
           <w:szCs w:val="48"/>
         </w:rPr>
       </w:pPr>
       <w:r>
         <w:rPr>
-          <w:rFonts w:ascii="Helvetica Rounded" w:hAnsi="Helvetica Rounded" w:cs="Helvetica"/>
+          <w:rFonts w:ascii="Helvetica" w:hAnsi="Helvetica" w:cs="Helvetica"/>
+          <w:b/>
+          <w:bCs/>
           <w:sz w:val="48"/>
           <w:szCs w:val="48"/>
         </w:rPr>
         <w:t>Report Manutenzione Condominio</w:t>
       </w:r>
+    </w:p>
+    <w:p>
+      <w:pPr>
+        <w:pStyle w:val="Titolo1"/>
+        <w:rPr>
+          <w:rFonts w:ascii="Helvetica" w:hAnsi="Helvetica" w:cs="Helvetica"/>
+          <w:b/>
+          <w:bCs/>
+          <w:color w:val="auto"/>
+        </w:rPr>
+      </w:pPr>
+      <w:r>
+        <w:rPr>
+          <w:rFonts w:ascii="Helvetica" w:hAnsi="Helvetica" w:cs="Helvetica"/>
+          <w:b/>
+          <w:bCs/>
+          <w:color w:val="auto"/>
+        </w:rPr>
+        <w:t>Motivazione ADT</w:t>
+      </w:r>
+    </w:p>
+    <w:p>
+      <w:pPr>
+        <w:pStyle w:val="NormaleWeb"/>
+        <w:numPr>
+          <w:ilvl w:val="0"/>
+          <w:numId w:val="3"/>
+        </w:numPr>
+        <w:rPr>
+          <w:rFonts w:ascii="Helvetica" w:hAnsi="Helvetica" w:cs="Helvetica"/>
+          <w:b/>
+          <w:bCs/>
+          <w:color w:val="C00000"/>
+        </w:rPr>
+      </w:pPr>
+      <w:r>
+        <w:rPr>
+          <w:rFonts w:ascii="Helvetica" w:hAnsi="Helvetica" w:cs="Helvetica"/>
+          <w:b/>
+          <w:bCs/>
+          <w:color w:val="C00000"/>
+        </w:rPr>
+        <w:t xml:space="preserve">ADT </w:t>
+      </w:r>
+      <w:proofErr w:type="spellStart"/>
+      <w:r>
+        <w:rPr>
+          <w:rStyle w:val="CodiceHTML"/>
+          <w:rFonts w:ascii="Helvetica" w:hAnsi="Helvetica" w:cs="Helvetica"/>
+          <w:b/>
+          <w:bCs/>
+          <w:color w:val="C00000"/>
+        </w:rPr>
+        <w:t>InterventionRequest</w:t>
+      </w:r>
+      <w:proofErr w:type="spellEnd"/>
+      <w:r>
+        <w:rPr>
+          <w:rFonts w:ascii="Helvetica" w:hAnsi="Helvetica" w:cs="Helvetica"/>
+          <w:b/>
+          <w:bCs/>
+          <w:color w:val="C00000"/>
+        </w:rPr>
+        <w:t xml:space="preserve"> (Gestione Richieste e Urgenze)</w:t>
+      </w:r>
+    </w:p>
+    <w:p>
+      <w:pPr>
+        <w:pStyle w:val="NormaleWeb"/>
+        <w:numPr>
+          <w:ilvl w:val="1"/>
+          <w:numId w:val="3"/>
+        </w:numPr>
+        <w:rPr>
+          <w:rFonts w:ascii="Helvetica" w:hAnsi="Helvetica" w:cs="Helvetica"/>
+          <w:b/>
+          <w:bCs/>
+        </w:rPr>
+      </w:pPr>
+      <w:r>
+        <w:rPr>
+          <w:rFonts w:ascii="Helvetica" w:hAnsi="Helvetica" w:cs="Helvetica"/>
+          <w:b/>
+          <w:bCs/>
+          <w:u w:val="single"/>
+        </w:rPr>
+        <w:t>L'ADT Coda a Priorità (Heap)</w:t>
+      </w:r>
+      <w:r>
+        <w:rPr>
+          <w:rFonts w:ascii="Helvetica" w:hAnsi="Helvetica" w:cs="Helvetica"/>
+        </w:rPr>
+        <w:t xml:space="preserve"> è la scelta ingegneristica ottimale perché il dominio del problema richiede esplicitamente la gestione di richieste basate su "livello di urgenza". Mentre una lista richiederebbe tempo lineare </w:t>
+      </w:r>
+      <w:r>
+        <w:rPr>
+          <w:rStyle w:val="math"/>
+          <w:rFonts w:ascii="Helvetica" w:hAnsi="Helvetica" w:cs="Helvetica"/>
+        </w:rPr>
+        <w:t>O(n)</w:t>
+      </w:r>
+      <w:r>
+        <w:rPr>
+          <w:rFonts w:ascii="Helvetica" w:hAnsi="Helvetica" w:cs="Helvetica"/>
+        </w:rPr>
+        <w:t xml:space="preserve"> per inserire ogni nuova richiesta mantenendo l'ordinamento, l'Heap garantisce inserimento ed estrazione dell'intervento più urgente in tempo logaritmico </w:t>
+      </w:r>
+      <w:proofErr w:type="gramStart"/>
+      <w:r>
+        <w:rPr>
+          <w:rStyle w:val="math"/>
+          <w:rFonts w:ascii="Helvetica" w:hAnsi="Helvetica" w:cs="Helvetica"/>
+        </w:rPr>
+        <w:t>O(</w:t>
+      </w:r>
+      <w:proofErr w:type="gramEnd"/>
+      <w:r>
+        <w:rPr>
+          <w:rStyle w:val="math"/>
+          <w:rFonts w:ascii="Helvetica" w:hAnsi="Helvetica" w:cs="Helvetica"/>
+        </w:rPr>
+        <w:t>\log n)</w:t>
+      </w:r>
+      <w:r>
+        <w:rPr>
+          <w:rFonts w:ascii="Helvetica" w:hAnsi="Helvetica" w:cs="Helvetica"/>
+        </w:rPr>
+        <w:t>, risultando drasticamente più efficiente al crescere del numero di richieste nel condominio.</w:t>
+      </w:r>
+    </w:p>
+    <w:p>
+      <w:pPr>
+        <w:pStyle w:val="NormaleWeb"/>
+        <w:numPr>
+          <w:ilvl w:val="2"/>
+          <w:numId w:val="3"/>
+        </w:numPr>
+        <w:rPr>
+          <w:rFonts w:ascii="Helvetica" w:hAnsi="Helvetica" w:cs="Helvetica"/>
+          <w:b/>
+          <w:bCs/>
+        </w:rPr>
+      </w:pPr>
+      <w:r>
+        <w:rPr>
+          <w:rFonts w:ascii="Helvetica" w:hAnsi="Helvetica" w:cs="Helvetica"/>
+          <w:b/>
+          <w:bCs/>
+        </w:rPr>
+        <w:t>Funzione x</w:t>
+      </w:r>
+      <w:r>
+        <w:rPr>
+          <w:rFonts w:ascii="Helvetica" w:hAnsi="Helvetica" w:cs="Helvetica"/>
+          <w:i/>
+          <w:iCs/>
+        </w:rPr>
+        <w:t xml:space="preserve"> </w:t>
+      </w:r>
+    </w:p>
+    <w:tbl>
+      <w:tblPr>
+        <w:tblStyle w:val="Grigliatabella"/>
+        <w:tblW w:w="0" w:type="auto"/>
+        <w:tblInd w:w="2880" w:type="dxa"/>
+        <w:tblLook w:val="04A0" w:firstRow="1" w:lastRow="0" w:firstColumn="1" w:lastColumn="0" w:noHBand="0" w:noVBand="1"/>
+      </w:tblPr>
+      <w:tblGrid>
+        <w:gridCol w:w="3349"/>
+        <w:gridCol w:w="3399"/>
+      </w:tblGrid>
+      <w:tr>
+        <w:tc>
+          <w:tcPr>
+            <w:tcW w:w="4814" w:type="dxa"/>
+          </w:tcPr>
+          <w:p>
+            <w:pPr>
+              <w:pStyle w:val="NormaleWeb"/>
+              <w:rPr>
+                <w:rFonts w:ascii="Helvetica" w:hAnsi="Helvetica" w:cs="Helvetica"/>
+                <w:b/>
+                <w:bCs/>
+              </w:rPr>
+            </w:pPr>
+            <w:r>
+              <w:rPr>
+                <w:rFonts w:ascii="Helvetica" w:hAnsi="Helvetica" w:cs="Helvetica"/>
+                <w:b/>
+                <w:bCs/>
+              </w:rPr>
+              <w:t>Specifica sintattica</w:t>
+            </w:r>
+          </w:p>
+        </w:tc>
+        <w:tc>
+          <w:tcPr>
+            <w:tcW w:w="4814" w:type="dxa"/>
+          </w:tcPr>
+          <w:p>
+            <w:pPr>
+              <w:pStyle w:val="NormaleWeb"/>
+              <w:rPr>
+                <w:rFonts w:ascii="Helvetica" w:hAnsi="Helvetica" w:cs="Helvetica"/>
+                <w:b/>
+                <w:bCs/>
+              </w:rPr>
+            </w:pPr>
+            <w:r>
+              <w:rPr>
+                <w:rFonts w:ascii="Helvetica" w:hAnsi="Helvetica" w:cs="Helvetica"/>
+                <w:b/>
+                <w:bCs/>
+              </w:rPr>
+              <w:t>Specifica semantica</w:t>
+            </w:r>
+          </w:p>
+        </w:tc>
+      </w:tr>
+      <w:tr>
+        <w:tc>
+          <w:tcPr>
+            <w:tcW w:w="4814" w:type="dxa"/>
+          </w:tcPr>
+          <w:p>
+            <w:pPr>
+              <w:pStyle w:val="NormaleWeb"/>
+              <w:rPr>
+                <w:rFonts w:ascii="Helvetica" w:hAnsi="Helvetica" w:cs="Helvetica"/>
+              </w:rPr>
+            </w:pPr>
+            <w:proofErr w:type="spellStart"/>
+            <w:r>
+              <w:rPr>
+                <w:rFonts w:ascii="Helvetica" w:hAnsi="Helvetica" w:cs="Helvetica"/>
+              </w:rPr>
+              <w:t>sdfsdf</w:t>
+            </w:r>
+            <w:proofErr w:type="spellEnd"/>
+          </w:p>
+        </w:tc>
+        <w:tc>
+          <w:tcPr>
+            <w:tcW w:w="4814" w:type="dxa"/>
+          </w:tcPr>
+          <w:p>
+            <w:pPr>
+              <w:pStyle w:val="NormaleWeb"/>
+              <w:rPr>
+                <w:rFonts w:ascii="Helvetica" w:hAnsi="Helvetica" w:cs="Helvetica"/>
+              </w:rPr>
+            </w:pPr>
+            <w:proofErr w:type="spellStart"/>
+            <w:r>
+              <w:rPr>
+                <w:rFonts w:ascii="Helvetica" w:hAnsi="Helvetica" w:cs="Helvetica"/>
+              </w:rPr>
+              <w:t>sdfsdfs</w:t>
+            </w:r>
+            <w:proofErr w:type="spellEnd"/>
+          </w:p>
+        </w:tc>
+      </w:tr>
+    </w:tbl>
+    <w:p>
+      <w:pPr>
+        <w:pStyle w:val="NormaleWeb"/>
+        <w:numPr>
+          <w:ilvl w:val="2"/>
+          <w:numId w:val="3"/>
+        </w:numPr>
+        <w:rPr>
+          <w:rFonts w:ascii="Helvetica" w:hAnsi="Helvetica" w:cs="Helvetica"/>
+          <w:b/>
+          <w:bCs/>
+        </w:rPr>
+      </w:pPr>
+      <w:r>
+        <w:rPr>
+          <w:rFonts w:ascii="Helvetica" w:hAnsi="Helvetica" w:cs="Helvetica"/>
+          <w:b/>
+          <w:bCs/>
+        </w:rPr>
+        <w:t xml:space="preserve">Funzione y </w:t>
+      </w:r>
+    </w:p>
+    <w:tbl>
+      <w:tblPr>
+        <w:tblStyle w:val="Grigliatabella"/>
+        <w:tblW w:w="0" w:type="auto"/>
+        <w:tblInd w:w="2880" w:type="dxa"/>
+        <w:tblLook w:val="04A0" w:firstRow="1" w:lastRow="0" w:firstColumn="1" w:lastColumn="0" w:noHBand="0" w:noVBand="1"/>
+      </w:tblPr>
+      <w:tblGrid>
+        <w:gridCol w:w="3349"/>
+        <w:gridCol w:w="3399"/>
+      </w:tblGrid>
+      <w:tr>
+        <w:tc>
+          <w:tcPr>
+            <w:tcW w:w="4814" w:type="dxa"/>
+          </w:tcPr>
+          <w:p>
+            <w:pPr>
+              <w:pStyle w:val="NormaleWeb"/>
+              <w:rPr>
+                <w:rFonts w:ascii="Helvetica" w:hAnsi="Helvetica" w:cs="Helvetica"/>
+                <w:b/>
+                <w:bCs/>
+              </w:rPr>
+            </w:pPr>
+            <w:r>
+              <w:rPr>
+                <w:rFonts w:ascii="Helvetica" w:hAnsi="Helvetica" w:cs="Helvetica"/>
+                <w:b/>
+                <w:bCs/>
+              </w:rPr>
+              <w:t>Specifica sintattica</w:t>
+            </w:r>
+          </w:p>
+        </w:tc>
+        <w:tc>
+          <w:tcPr>
+            <w:tcW w:w="4814" w:type="dxa"/>
+          </w:tcPr>
+          <w:p>
+            <w:pPr>
+              <w:pStyle w:val="NormaleWeb"/>
+              <w:rPr>
+                <w:rFonts w:ascii="Helvetica" w:hAnsi="Helvetica" w:cs="Helvetica"/>
+                <w:b/>
+                <w:bCs/>
+              </w:rPr>
+            </w:pPr>
+            <w:r>
+              <w:rPr>
+                <w:rFonts w:ascii="Helvetica" w:hAnsi="Helvetica" w:cs="Helvetica"/>
+                <w:b/>
+                <w:bCs/>
+              </w:rPr>
+              <w:t>Specifica semantica</w:t>
+            </w:r>
+          </w:p>
+        </w:tc>
+      </w:tr>
+      <w:tr>
+        <w:tc>
+          <w:tcPr>
+            <w:tcW w:w="4814" w:type="dxa"/>
+          </w:tcPr>
+          <w:p>
+            <w:pPr>
+              <w:pStyle w:val="NormaleWeb"/>
+              <w:rPr>
+                <w:rFonts w:ascii="Helvetica" w:hAnsi="Helvetica" w:cs="Helvetica"/>
+              </w:rPr>
+            </w:pPr>
+            <w:proofErr w:type="spellStart"/>
+            <w:r>
+              <w:rPr>
+                <w:rFonts w:ascii="Helvetica" w:hAnsi="Helvetica" w:cs="Helvetica"/>
+              </w:rPr>
+              <w:t>sdfsdf</w:t>
+            </w:r>
+            <w:proofErr w:type="spellEnd"/>
+          </w:p>
+        </w:tc>
+        <w:tc>
+          <w:tcPr>
+            <w:tcW w:w="4814" w:type="dxa"/>
+          </w:tcPr>
+          <w:p>
+            <w:pPr>
+              <w:pStyle w:val="NormaleWeb"/>
+              <w:rPr>
+                <w:rFonts w:ascii="Helvetica" w:hAnsi="Helvetica" w:cs="Helvetica"/>
+              </w:rPr>
+            </w:pPr>
+            <w:proofErr w:type="spellStart"/>
+            <w:r>
+              <w:rPr>
+                <w:rFonts w:ascii="Helvetica" w:hAnsi="Helvetica" w:cs="Helvetica"/>
+              </w:rPr>
+              <w:t>sdfsdfs</w:t>
+            </w:r>
+            <w:proofErr w:type="spellEnd"/>
+          </w:p>
+        </w:tc>
+      </w:tr>
+    </w:tbl>
+    <w:p>
+      <w:pPr>
+        <w:pStyle w:val="NormaleWeb"/>
+        <w:rPr>
+          <w:rFonts w:ascii="Helvetica" w:hAnsi="Helvetica" w:cs="Helvetica"/>
+        </w:rPr>
+      </w:pPr>
+    </w:p>
+    <w:p>
+      <w:pPr>
+        <w:pStyle w:val="NormaleWeb"/>
+        <w:numPr>
+          <w:ilvl w:val="0"/>
+          <w:numId w:val="3"/>
+        </w:numPr>
+        <w:rPr>
+          <w:rFonts w:ascii="Helvetica" w:hAnsi="Helvetica" w:cs="Helvetica"/>
+          <w:b/>
+          <w:bCs/>
+          <w:color w:val="C00000"/>
+        </w:rPr>
+      </w:pPr>
+      <w:r>
+        <w:rPr>
+          <w:rFonts w:ascii="Helvetica" w:hAnsi="Helvetica" w:cs="Helvetica"/>
+          <w:b/>
+          <w:bCs/>
+          <w:color w:val="C00000"/>
+        </w:rPr>
+        <w:t xml:space="preserve">ADT </w:t>
+      </w:r>
+      <w:r>
+        <w:rPr>
+          <w:rStyle w:val="CodiceHTML"/>
+          <w:rFonts w:ascii="Helvetica" w:hAnsi="Helvetica" w:cs="Helvetica"/>
+          <w:b/>
+          <w:bCs/>
+          <w:color w:val="C00000"/>
+        </w:rPr>
+        <w:t>Schedule</w:t>
+      </w:r>
+      <w:r>
+        <w:rPr>
+          <w:rFonts w:ascii="Helvetica" w:hAnsi="Helvetica" w:cs="Helvetica"/>
+          <w:b/>
+          <w:bCs/>
+          <w:color w:val="C00000"/>
+        </w:rPr>
+        <w:t xml:space="preserve"> (Gestione Pianificazione e Conflitti)</w:t>
+      </w:r>
+    </w:p>
+    <w:p>
+      <w:pPr>
+        <w:pStyle w:val="NormaleWeb"/>
+        <w:numPr>
+          <w:ilvl w:val="1"/>
+          <w:numId w:val="3"/>
+        </w:numPr>
+        <w:rPr>
+          <w:rFonts w:ascii="Helvetica" w:hAnsi="Helvetica" w:cs="Helvetica"/>
+        </w:rPr>
+      </w:pPr>
+      <w:r>
+        <w:rPr>
+          <w:rFonts w:ascii="Helvetica" w:hAnsi="Helvetica" w:cs="Helvetica"/>
+          <w:b/>
+          <w:bCs/>
+          <w:u w:val="single"/>
+        </w:rPr>
+        <w:t>L'Albero Binario di Ricerca</w:t>
+      </w:r>
+      <w:r>
+        <w:rPr>
+          <w:rFonts w:ascii="Helvetica" w:hAnsi="Helvetica" w:cs="Helvetica"/>
+        </w:rPr>
+        <w:t xml:space="preserve"> è la struttura dati d'elezione per insiemi dinamicamente ordinati. La verifica dei conflitti nella pianificazione temporale si traduce nella ricerca di una sovrapposizione di chiavi (data/ora). Il BST permette di ridurre la complessità computazionale di inserimento e verifica dei conflitti da </w:t>
+      </w:r>
+      <w:r>
+        <w:rPr>
+          <w:rStyle w:val="math"/>
+          <w:rFonts w:ascii="Helvetica" w:hAnsi="Helvetica" w:cs="Helvetica"/>
+        </w:rPr>
+        <w:t>O(n)</w:t>
+      </w:r>
+      <w:r>
+        <w:rPr>
+          <w:rFonts w:ascii="Helvetica" w:hAnsi="Helvetica" w:cs="Helvetica"/>
+        </w:rPr>
+        <w:t xml:space="preserve"> (richiesto da una lista) a </w:t>
+      </w:r>
+      <w:proofErr w:type="gramStart"/>
+      <w:r>
+        <w:rPr>
+          <w:rStyle w:val="math"/>
+          <w:rFonts w:ascii="Helvetica" w:hAnsi="Helvetica" w:cs="Helvetica"/>
+        </w:rPr>
+        <w:t>O(</w:t>
+      </w:r>
+      <w:proofErr w:type="gramEnd"/>
+      <w:r>
+        <w:rPr>
+          <w:rStyle w:val="math"/>
+          <w:rFonts w:ascii="Helvetica" w:hAnsi="Helvetica" w:cs="Helvetica"/>
+        </w:rPr>
+        <w:t>\log n)</w:t>
+      </w:r>
+      <w:r>
+        <w:rPr>
+          <w:rFonts w:ascii="Helvetica" w:hAnsi="Helvetica" w:cs="Helvetica"/>
+        </w:rPr>
+        <w:t xml:space="preserve">, garantendo altissime prestazioni. Inoltre, applicando un algoritmo di </w:t>
+      </w:r>
+      <w:r>
+        <w:rPr>
+          <w:rStyle w:val="Enfasicorsivo"/>
+          <w:rFonts w:ascii="Helvetica" w:hAnsi="Helvetica" w:cs="Helvetica"/>
+        </w:rPr>
+        <w:t>Visita Simmetrica</w:t>
+      </w:r>
+      <w:r>
+        <w:rPr>
+          <w:rFonts w:ascii="Helvetica" w:hAnsi="Helvetica" w:cs="Helvetica"/>
+        </w:rPr>
+        <w:t xml:space="preserve"> (In-Order), l'albero restituisce intrinsecamente lo storico degli interventi ordinato cronologicamente, soddisfacendo perfettamente il requisito di generazione dei report temporali.</w:t>
+      </w:r>
+    </w:p>
+    <w:p>
+      <w:pPr>
+        <w:pStyle w:val="NormaleWeb"/>
+        <w:numPr>
+          <w:ilvl w:val="2"/>
+          <w:numId w:val="3"/>
+        </w:numPr>
+        <w:rPr>
+          <w:rFonts w:ascii="Helvetica" w:hAnsi="Helvetica" w:cs="Helvetica"/>
+          <w:b/>
+          <w:bCs/>
+        </w:rPr>
+      </w:pPr>
+      <w:r>
+        <w:rPr>
+          <w:rFonts w:ascii="Helvetica" w:hAnsi="Helvetica" w:cs="Helvetica"/>
+          <w:b/>
+          <w:bCs/>
+        </w:rPr>
+        <w:t>Funzione x</w:t>
+      </w:r>
+      <w:r>
+        <w:rPr>
+          <w:rFonts w:ascii="Helvetica" w:hAnsi="Helvetica" w:cs="Helvetica"/>
+          <w:i/>
+          <w:iCs/>
+        </w:rPr>
+        <w:t xml:space="preserve"> </w:t>
+      </w:r>
+    </w:p>
+    <w:tbl>
+      <w:tblPr>
+        <w:tblStyle w:val="Grigliatabella"/>
+        <w:tblW w:w="0" w:type="auto"/>
+        <w:tblInd w:w="2880" w:type="dxa"/>
+        <w:tblLook w:val="04A0" w:firstRow="1" w:lastRow="0" w:firstColumn="1" w:lastColumn="0" w:noHBand="0" w:noVBand="1"/>
+      </w:tblPr>
+      <w:tblGrid>
+        <w:gridCol w:w="3349"/>
+        <w:gridCol w:w="3399"/>
+      </w:tblGrid>
+      <w:tr>
+        <w:tc>
+          <w:tcPr>
+            <w:tcW w:w="4814" w:type="dxa"/>
+          </w:tcPr>
+          <w:p>
+            <w:pPr>
+              <w:pStyle w:val="NormaleWeb"/>
+              <w:rPr>
+                <w:rFonts w:ascii="Helvetica" w:hAnsi="Helvetica" w:cs="Helvetica"/>
+                <w:b/>
+                <w:bCs/>
+              </w:rPr>
+            </w:pPr>
+            <w:r>
+              <w:rPr>
+                <w:rFonts w:ascii="Helvetica" w:hAnsi="Helvetica" w:cs="Helvetica"/>
+                <w:b/>
+                <w:bCs/>
+              </w:rPr>
+              <w:t>Specifica sintattica</w:t>
+            </w:r>
+          </w:p>
+        </w:tc>
+        <w:tc>
+          <w:tcPr>
+            <w:tcW w:w="4814" w:type="dxa"/>
+          </w:tcPr>
+          <w:p>
+            <w:pPr>
+              <w:pStyle w:val="NormaleWeb"/>
+              <w:rPr>
+                <w:rFonts w:ascii="Helvetica" w:hAnsi="Helvetica" w:cs="Helvetica"/>
+                <w:b/>
+                <w:bCs/>
+              </w:rPr>
+            </w:pPr>
+            <w:r>
+              <w:rPr>
+                <w:rFonts w:ascii="Helvetica" w:hAnsi="Helvetica" w:cs="Helvetica"/>
+                <w:b/>
+                <w:bCs/>
+              </w:rPr>
+              <w:t>Specifica semantica</w:t>
+            </w:r>
+          </w:p>
+        </w:tc>
+      </w:tr>
+      <w:tr>
+        <w:tc>
+          <w:tcPr>
+            <w:tcW w:w="4814" w:type="dxa"/>
+          </w:tcPr>
+          <w:p>
+            <w:pPr>
+              <w:pStyle w:val="NormaleWeb"/>
+              <w:rPr>
+                <w:rFonts w:ascii="Helvetica" w:hAnsi="Helvetica" w:cs="Helvetica"/>
+              </w:rPr>
+            </w:pPr>
+            <w:proofErr w:type="spellStart"/>
+            <w:r>
+              <w:rPr>
+                <w:rFonts w:ascii="Helvetica" w:hAnsi="Helvetica" w:cs="Helvetica"/>
+              </w:rPr>
+              <w:t>sdfsdf</w:t>
+            </w:r>
+            <w:proofErr w:type="spellEnd"/>
+          </w:p>
+        </w:tc>
+        <w:tc>
+          <w:tcPr>
+            <w:tcW w:w="4814" w:type="dxa"/>
+          </w:tcPr>
+          <w:p>
+            <w:pPr>
+              <w:pStyle w:val="NormaleWeb"/>
+              <w:rPr>
+                <w:rFonts w:ascii="Helvetica" w:hAnsi="Helvetica" w:cs="Helvetica"/>
+              </w:rPr>
+            </w:pPr>
+            <w:proofErr w:type="spellStart"/>
+            <w:r>
+              <w:rPr>
+                <w:rFonts w:ascii="Helvetica" w:hAnsi="Helvetica" w:cs="Helvetica"/>
+              </w:rPr>
+              <w:t>sdfsdfs</w:t>
+            </w:r>
+            <w:proofErr w:type="spellEnd"/>
+          </w:p>
+        </w:tc>
+      </w:tr>
+    </w:tbl>
+    <w:p>
+      <w:pPr>
+        <w:pStyle w:val="NormaleWeb"/>
+        <w:numPr>
+          <w:ilvl w:val="2"/>
+          <w:numId w:val="3"/>
+        </w:numPr>
+        <w:rPr>
+          <w:rFonts w:ascii="Helvetica" w:hAnsi="Helvetica" w:cs="Helvetica"/>
+          <w:b/>
+          <w:bCs/>
+        </w:rPr>
+      </w:pPr>
+      <w:r>
+        <w:rPr>
+          <w:rFonts w:ascii="Helvetica" w:hAnsi="Helvetica" w:cs="Helvetica"/>
+          <w:b/>
+          <w:bCs/>
+        </w:rPr>
+        <w:t xml:space="preserve">Funzione y </w:t>
+      </w:r>
+    </w:p>
+    <w:tbl>
+      <w:tblPr>
+        <w:tblStyle w:val="Grigliatabella"/>
+        <w:tblW w:w="0" w:type="auto"/>
+        <w:tblInd w:w="2880" w:type="dxa"/>
+        <w:tblLook w:val="04A0" w:firstRow="1" w:lastRow="0" w:firstColumn="1" w:lastColumn="0" w:noHBand="0" w:noVBand="1"/>
+      </w:tblPr>
+      <w:tblGrid>
+        <w:gridCol w:w="3349"/>
+        <w:gridCol w:w="3399"/>
+      </w:tblGrid>
+      <w:tr>
+        <w:tc>
+          <w:tcPr>
+            <w:tcW w:w="4814" w:type="dxa"/>
+          </w:tcPr>
+          <w:p>
+            <w:pPr>
+              <w:pStyle w:val="NormaleWeb"/>
+              <w:rPr>
+                <w:rFonts w:ascii="Helvetica" w:hAnsi="Helvetica" w:cs="Helvetica"/>
+                <w:b/>
+                <w:bCs/>
+              </w:rPr>
+            </w:pPr>
+            <w:r>
+              <w:rPr>
+                <w:rFonts w:ascii="Helvetica" w:hAnsi="Helvetica" w:cs="Helvetica"/>
+                <w:b/>
+                <w:bCs/>
+              </w:rPr>
+              <w:t>Specifica sintattica</w:t>
+            </w:r>
+          </w:p>
+        </w:tc>
+        <w:tc>
+          <w:tcPr>
+            <w:tcW w:w="4814" w:type="dxa"/>
+          </w:tcPr>
+          <w:p>
+            <w:pPr>
+              <w:pStyle w:val="NormaleWeb"/>
+              <w:rPr>
+                <w:rFonts w:ascii="Helvetica" w:hAnsi="Helvetica" w:cs="Helvetica"/>
+                <w:b/>
+                <w:bCs/>
+              </w:rPr>
+            </w:pPr>
+            <w:r>
+              <w:rPr>
+                <w:rFonts w:ascii="Helvetica" w:hAnsi="Helvetica" w:cs="Helvetica"/>
+                <w:b/>
+                <w:bCs/>
+              </w:rPr>
+              <w:t>Specifica semantica</w:t>
+            </w:r>
+          </w:p>
+        </w:tc>
+      </w:tr>
+      <w:tr>
+        <w:tc>
+          <w:tcPr>
+            <w:tcW w:w="4814" w:type="dxa"/>
+          </w:tcPr>
+          <w:p>
+            <w:pPr>
+              <w:pStyle w:val="NormaleWeb"/>
+              <w:rPr>
+                <w:rFonts w:ascii="Helvetica" w:hAnsi="Helvetica" w:cs="Helvetica"/>
+              </w:rPr>
+            </w:pPr>
+            <w:proofErr w:type="spellStart"/>
+            <w:r>
+              <w:rPr>
+                <w:rFonts w:ascii="Helvetica" w:hAnsi="Helvetica" w:cs="Helvetica"/>
+              </w:rPr>
+              <w:t>sdfsdf</w:t>
+            </w:r>
+            <w:proofErr w:type="spellEnd"/>
+          </w:p>
+        </w:tc>
+        <w:tc>
+          <w:tcPr>
+            <w:tcW w:w="4814" w:type="dxa"/>
+          </w:tcPr>
+          <w:p>
+            <w:pPr>
+              <w:pStyle w:val="NormaleWeb"/>
+              <w:rPr>
+                <w:rFonts w:ascii="Helvetica" w:hAnsi="Helvetica" w:cs="Helvetica"/>
+              </w:rPr>
+            </w:pPr>
+            <w:proofErr w:type="spellStart"/>
+            <w:r>
+              <w:rPr>
+                <w:rFonts w:ascii="Helvetica" w:hAnsi="Helvetica" w:cs="Helvetica"/>
+              </w:rPr>
+              <w:t>sdfsdfs</w:t>
+            </w:r>
+            <w:proofErr w:type="spellEnd"/>
+          </w:p>
+        </w:tc>
+      </w:tr>
+    </w:tbl>
+    <w:p>
+      <w:pPr>
+        <w:pStyle w:val="NormaleWeb"/>
+        <w:numPr>
+          <w:ilvl w:val="1"/>
+          <w:numId w:val="3"/>
+        </w:numPr>
+        <w:rPr>
+          <w:rFonts w:ascii="Helvetica" w:hAnsi="Helvetica" w:cs="Helvetica"/>
+        </w:rPr>
+      </w:pPr>
+    </w:p>
+    <w:p>
+      <w:pPr>
+        <w:pStyle w:val="NormaleWeb"/>
+        <w:numPr>
+          <w:ilvl w:val="0"/>
+          <w:numId w:val="3"/>
+        </w:numPr>
+        <w:rPr>
+          <w:rFonts w:ascii="Helvetica" w:hAnsi="Helvetica" w:cs="Helvetica"/>
+          <w:b/>
+          <w:bCs/>
+          <w:color w:val="C00000"/>
+        </w:rPr>
+      </w:pPr>
+      <w:r>
+        <w:rPr>
+          <w:rFonts w:ascii="Helvetica" w:hAnsi="Helvetica" w:cs="Helvetica"/>
+          <w:b/>
+          <w:bCs/>
+          <w:color w:val="C00000"/>
+        </w:rPr>
+        <w:t xml:space="preserve">ADT </w:t>
+      </w:r>
+      <w:proofErr w:type="spellStart"/>
+      <w:r>
+        <w:rPr>
+          <w:rStyle w:val="CodiceHTML"/>
+          <w:rFonts w:ascii="Helvetica" w:hAnsi="Helvetica" w:cs="Helvetica"/>
+          <w:b/>
+          <w:bCs/>
+          <w:color w:val="C00000"/>
+        </w:rPr>
+        <w:t>Technician</w:t>
+      </w:r>
+      <w:proofErr w:type="spellEnd"/>
+      <w:r>
+        <w:rPr>
+          <w:rFonts w:ascii="Helvetica" w:hAnsi="Helvetica" w:cs="Helvetica"/>
+          <w:b/>
+          <w:bCs/>
+          <w:color w:val="C00000"/>
+        </w:rPr>
+        <w:t xml:space="preserve"> (Gestione Tecnici)</w:t>
+      </w:r>
+    </w:p>
+    <w:p>
+      <w:pPr>
+        <w:pStyle w:val="NormaleWeb"/>
+        <w:numPr>
+          <w:ilvl w:val="1"/>
+          <w:numId w:val="3"/>
+        </w:numPr>
+        <w:rPr>
+          <w:rFonts w:ascii="Helvetica" w:hAnsi="Helvetica" w:cs="Helvetica"/>
+        </w:rPr>
+      </w:pPr>
+      <w:r>
+        <w:rPr>
+          <w:rFonts w:ascii="Helvetica" w:hAnsi="Helvetica" w:cs="Helvetica"/>
+        </w:rPr>
+        <w:t xml:space="preserve">L'utilizzo della </w:t>
+      </w:r>
+      <w:r>
+        <w:rPr>
+          <w:rStyle w:val="Enfasigrassetto"/>
+          <w:rFonts w:ascii="Helvetica" w:hAnsi="Helvetica" w:cs="Helvetica"/>
+          <w:u w:val="single"/>
+        </w:rPr>
+        <w:t>Lista Concatenata Semplice</w:t>
+      </w:r>
+      <w:r>
+        <w:rPr>
+          <w:rFonts w:ascii="Helvetica" w:hAnsi="Helvetica" w:cs="Helvetica"/>
+        </w:rPr>
+        <w:t xml:space="preserve"> è la scelta più indicata qualora il numero di tecnici sia dinamico e soggetto a frequenti aggiornamenti </w:t>
+      </w:r>
+      <w:r>
+        <w:rPr>
+          <w:rFonts w:ascii="Helvetica" w:hAnsi="Helvetica" w:cs="Helvetica"/>
+        </w:rPr>
+        <w:lastRenderedPageBreak/>
+        <w:t xml:space="preserve">(assunzioni, licenziamenti). Essendo le operazioni di ricerca per ID lineari </w:t>
+      </w:r>
+      <w:r>
+        <w:rPr>
+          <w:rStyle w:val="math"/>
+          <w:rFonts w:ascii="Helvetica" w:hAnsi="Helvetica" w:cs="Helvetica"/>
+        </w:rPr>
+        <w:t>O(n)</w:t>
+      </w:r>
+      <w:r>
+        <w:rPr>
+          <w:rFonts w:ascii="Helvetica" w:hAnsi="Helvetica" w:cs="Helvetica"/>
+        </w:rPr>
+        <w:t xml:space="preserve"> sia per la lista che per l'array non ordinato, la lista evita il costo computazionale </w:t>
+      </w:r>
+      <w:r>
+        <w:rPr>
+          <w:rStyle w:val="math"/>
+          <w:rFonts w:ascii="Helvetica" w:hAnsi="Helvetica" w:cs="Helvetica"/>
+        </w:rPr>
+        <w:t>O(n)</w:t>
+      </w:r>
+      <w:r>
+        <w:rPr>
+          <w:rFonts w:ascii="Helvetica" w:hAnsi="Helvetica" w:cs="Helvetica"/>
+        </w:rPr>
+        <w:t xml:space="preserve"> del ridimensionamento strutturale (</w:t>
+      </w:r>
+      <w:proofErr w:type="spellStart"/>
+      <w:r>
+        <w:rPr>
+          <w:rStyle w:val="CodiceHTML"/>
+          <w:rFonts w:ascii="Helvetica" w:hAnsi="Helvetica" w:cs="Helvetica"/>
+        </w:rPr>
+        <w:t>realloc</w:t>
+      </w:r>
+      <w:proofErr w:type="spellEnd"/>
+      <w:r>
+        <w:rPr>
+          <w:rFonts w:ascii="Helvetica" w:hAnsi="Helvetica" w:cs="Helvetica"/>
+        </w:rPr>
+        <w:t xml:space="preserve"> e copia degli elementi) tipico degli array dinamici quando la capacità massima viene raggiunta.</w:t>
+      </w:r>
+    </w:p>
+    <w:p>
+      <w:pPr>
+        <w:pStyle w:val="NormaleWeb"/>
+        <w:numPr>
+          <w:ilvl w:val="2"/>
+          <w:numId w:val="3"/>
+        </w:numPr>
+        <w:rPr>
+          <w:rFonts w:ascii="Helvetica" w:hAnsi="Helvetica" w:cs="Helvetica"/>
+          <w:b/>
+          <w:bCs/>
+        </w:rPr>
+      </w:pPr>
+      <w:r>
+        <w:rPr>
+          <w:rFonts w:ascii="Helvetica" w:hAnsi="Helvetica" w:cs="Helvetica"/>
+          <w:b/>
+          <w:bCs/>
+        </w:rPr>
+        <w:t>Funzione x</w:t>
+      </w:r>
+      <w:r>
+        <w:rPr>
+          <w:rFonts w:ascii="Helvetica" w:hAnsi="Helvetica" w:cs="Helvetica"/>
+          <w:i/>
+          <w:iCs/>
+        </w:rPr>
+        <w:t xml:space="preserve"> </w:t>
+      </w:r>
+    </w:p>
+    <w:tbl>
+      <w:tblPr>
+        <w:tblStyle w:val="Grigliatabella"/>
+        <w:tblW w:w="0" w:type="auto"/>
+        <w:tblInd w:w="2880" w:type="dxa"/>
+        <w:tblLook w:val="04A0" w:firstRow="1" w:lastRow="0" w:firstColumn="1" w:lastColumn="0" w:noHBand="0" w:noVBand="1"/>
+      </w:tblPr>
+      <w:tblGrid>
+        <w:gridCol w:w="3349"/>
+        <w:gridCol w:w="3399"/>
+      </w:tblGrid>
+      <w:tr>
+        <w:tc>
+          <w:tcPr>
+            <w:tcW w:w="4814" w:type="dxa"/>
+          </w:tcPr>
+          <w:p>
+            <w:pPr>
+              <w:pStyle w:val="NormaleWeb"/>
+              <w:rPr>
+                <w:rFonts w:ascii="Helvetica" w:hAnsi="Helvetica" w:cs="Helvetica"/>
+                <w:b/>
+                <w:bCs/>
+              </w:rPr>
+            </w:pPr>
+            <w:r>
+              <w:rPr>
+                <w:rFonts w:ascii="Helvetica" w:hAnsi="Helvetica" w:cs="Helvetica"/>
+                <w:b/>
+                <w:bCs/>
+              </w:rPr>
+              <w:t>Specifica sintattica</w:t>
+            </w:r>
+          </w:p>
+        </w:tc>
+        <w:tc>
+          <w:tcPr>
+            <w:tcW w:w="4814" w:type="dxa"/>
+          </w:tcPr>
+          <w:p>
+            <w:pPr>
+              <w:pStyle w:val="NormaleWeb"/>
+              <w:rPr>
+                <w:rFonts w:ascii="Helvetica" w:hAnsi="Helvetica" w:cs="Helvetica"/>
+                <w:b/>
+                <w:bCs/>
+              </w:rPr>
+            </w:pPr>
+            <w:r>
+              <w:rPr>
+                <w:rFonts w:ascii="Helvetica" w:hAnsi="Helvetica" w:cs="Helvetica"/>
+                <w:b/>
+                <w:bCs/>
+              </w:rPr>
+              <w:t>Specifica semantica</w:t>
+            </w:r>
+          </w:p>
+        </w:tc>
+      </w:tr>
+      <w:tr>
+        <w:tc>
+          <w:tcPr>
+            <w:tcW w:w="4814" w:type="dxa"/>
+          </w:tcPr>
+          <w:p>
+            <w:pPr>
+              <w:pStyle w:val="NormaleWeb"/>
+              <w:rPr>
+                <w:rFonts w:ascii="Helvetica" w:hAnsi="Helvetica" w:cs="Helvetica"/>
+              </w:rPr>
+            </w:pPr>
+            <w:proofErr w:type="spellStart"/>
+            <w:r>
+              <w:rPr>
+                <w:rFonts w:ascii="Helvetica" w:hAnsi="Helvetica" w:cs="Helvetica"/>
+              </w:rPr>
+              <w:t>sdfsdf</w:t>
+            </w:r>
+            <w:proofErr w:type="spellEnd"/>
+          </w:p>
+        </w:tc>
+        <w:tc>
+          <w:tcPr>
+            <w:tcW w:w="4814" w:type="dxa"/>
+          </w:tcPr>
+          <w:p>
+            <w:pPr>
+              <w:pStyle w:val="NormaleWeb"/>
+              <w:rPr>
+                <w:rFonts w:ascii="Helvetica" w:hAnsi="Helvetica" w:cs="Helvetica"/>
+              </w:rPr>
+            </w:pPr>
+            <w:proofErr w:type="spellStart"/>
+            <w:r>
+              <w:rPr>
+                <w:rFonts w:ascii="Helvetica" w:hAnsi="Helvetica" w:cs="Helvetica"/>
+              </w:rPr>
+              <w:t>sdfsdfs</w:t>
+            </w:r>
+            <w:proofErr w:type="spellEnd"/>
+          </w:p>
+        </w:tc>
+      </w:tr>
+    </w:tbl>
+    <w:p>
+      <w:pPr>
+        <w:pStyle w:val="NormaleWeb"/>
+        <w:numPr>
+          <w:ilvl w:val="2"/>
+          <w:numId w:val="3"/>
+        </w:numPr>
+        <w:rPr>
+          <w:rFonts w:ascii="Helvetica" w:hAnsi="Helvetica" w:cs="Helvetica"/>
+          <w:b/>
+          <w:bCs/>
+        </w:rPr>
+      </w:pPr>
+      <w:r>
+        <w:rPr>
+          <w:rFonts w:ascii="Helvetica" w:hAnsi="Helvetica" w:cs="Helvetica"/>
+          <w:b/>
+          <w:bCs/>
+        </w:rPr>
+        <w:t xml:space="preserve">Funzione y </w:t>
+      </w:r>
+    </w:p>
+    <w:tbl>
+      <w:tblPr>
+        <w:tblStyle w:val="Grigliatabella"/>
+        <w:tblW w:w="0" w:type="auto"/>
+        <w:tblInd w:w="2880" w:type="dxa"/>
+        <w:tblLook w:val="04A0" w:firstRow="1" w:lastRow="0" w:firstColumn="1" w:lastColumn="0" w:noHBand="0" w:noVBand="1"/>
+      </w:tblPr>
+      <w:tblGrid>
+        <w:gridCol w:w="3349"/>
+        <w:gridCol w:w="3399"/>
+      </w:tblGrid>
+      <w:tr>
+        <w:tc>
+          <w:tcPr>
+            <w:tcW w:w="4814" w:type="dxa"/>
+          </w:tcPr>
+          <w:p>
+            <w:pPr>
+              <w:pStyle w:val="NormaleWeb"/>
+              <w:rPr>
+                <w:rFonts w:ascii="Helvetica" w:hAnsi="Helvetica" w:cs="Helvetica"/>
+                <w:b/>
+                <w:bCs/>
+              </w:rPr>
+            </w:pPr>
+            <w:r>
+              <w:rPr>
+                <w:rFonts w:ascii="Helvetica" w:hAnsi="Helvetica" w:cs="Helvetica"/>
+                <w:b/>
+                <w:bCs/>
+              </w:rPr>
+              <w:t>Specifica sintattica</w:t>
+            </w:r>
+          </w:p>
+        </w:tc>
+        <w:tc>
+          <w:tcPr>
+            <w:tcW w:w="4814" w:type="dxa"/>
+          </w:tcPr>
+          <w:p>
+            <w:pPr>
+              <w:pStyle w:val="NormaleWeb"/>
+              <w:rPr>
+                <w:rFonts w:ascii="Helvetica" w:hAnsi="Helvetica" w:cs="Helvetica"/>
+                <w:b/>
+                <w:bCs/>
+              </w:rPr>
+            </w:pPr>
+            <w:r>
+              <w:rPr>
+                <w:rFonts w:ascii="Helvetica" w:hAnsi="Helvetica" w:cs="Helvetica"/>
+                <w:b/>
+                <w:bCs/>
+              </w:rPr>
+              <w:t>Specifica semantica</w:t>
+            </w:r>
+          </w:p>
+        </w:tc>
+      </w:tr>
+      <w:tr>
+        <w:tc>
+          <w:tcPr>
+            <w:tcW w:w="4814" w:type="dxa"/>
+          </w:tcPr>
+          <w:p>
+            <w:pPr>
+              <w:pStyle w:val="NormaleWeb"/>
+              <w:rPr>
+                <w:rFonts w:ascii="Helvetica" w:hAnsi="Helvetica" w:cs="Helvetica"/>
+              </w:rPr>
+            </w:pPr>
+            <w:proofErr w:type="spellStart"/>
+            <w:r>
+              <w:rPr>
+                <w:rFonts w:ascii="Helvetica" w:hAnsi="Helvetica" w:cs="Helvetica"/>
+              </w:rPr>
+              <w:t>sdfsdf</w:t>
+            </w:r>
+            <w:proofErr w:type="spellEnd"/>
+          </w:p>
+        </w:tc>
+        <w:tc>
+          <w:tcPr>
+            <w:tcW w:w="4814" w:type="dxa"/>
+          </w:tcPr>
+          <w:p>
+            <w:pPr>
+              <w:pStyle w:val="NormaleWeb"/>
+              <w:rPr>
+                <w:rFonts w:ascii="Helvetica" w:hAnsi="Helvetica" w:cs="Helvetica"/>
+              </w:rPr>
+            </w:pPr>
+            <w:proofErr w:type="spellStart"/>
+            <w:r>
+              <w:rPr>
+                <w:rFonts w:ascii="Helvetica" w:hAnsi="Helvetica" w:cs="Helvetica"/>
+              </w:rPr>
+              <w:t>sdfsdfs</w:t>
+            </w:r>
+            <w:proofErr w:type="spellEnd"/>
+          </w:p>
+        </w:tc>
+      </w:tr>
+    </w:tbl>
+    <w:p>
+      <w:pPr>
+        <w:pStyle w:val="NormaleWeb"/>
+        <w:rPr>
+          <w:rFonts w:ascii="Helvetica" w:hAnsi="Helvetica" w:cs="Helvetica"/>
+        </w:rPr>
+      </w:pPr>
     </w:p>
     <w:p>
       <w:pPr>
@@ -37,7 +1221,7 @@
           <w:sz w:val="24"/>
           <w:szCs w:val="24"/>
         </w:rPr>
-        <w:t>Motivazione ADT</w:t>
+        <w:t>Progettazione</w:t>
       </w:r>
     </w:p>
     <w:p>
@@ -50,106 +1234,6 @@
           <w:szCs w:val="24"/>
         </w:rPr>
       </w:pPr>
-    </w:p>
-    <w:p>
-      <w:pPr>
-        <w:spacing w:line="276" w:lineRule="auto"/>
-        <w:jc w:val="both"/>
-        <w:rPr>
-          <w:rFonts w:ascii="Helvetica Rounded" w:hAnsi="Helvetica Rounded" w:cs="Helvetica"/>
-          <w:sz w:val="24"/>
-          <w:szCs w:val="24"/>
-        </w:rPr>
-      </w:pPr>
-      <w:r>
-        <w:rPr>
-          <w:rFonts w:ascii="Helvetica Rounded" w:hAnsi="Helvetica Rounded" w:cs="Helvetica"/>
-          <w:sz w:val="24"/>
-          <w:szCs w:val="24"/>
-        </w:rPr>
-        <w:t>Progettazione</w:t>
-      </w:r>
-    </w:p>
-    <w:p>
-      <w:pPr>
-        <w:spacing w:line="276" w:lineRule="auto"/>
-        <w:jc w:val="both"/>
-        <w:rPr>
-          <w:rFonts w:ascii="Helvetica Rounded" w:hAnsi="Helvetica Rounded" w:cs="Helvetica"/>
-          <w:sz w:val="24"/>
-          <w:szCs w:val="24"/>
-        </w:rPr>
-      </w:pPr>
-    </w:p>
-    <w:p>
-      <w:pPr>
-        <w:spacing w:line="276" w:lineRule="auto"/>
-        <w:jc w:val="both"/>
-        <w:rPr>
-          <w:rFonts w:ascii="Helvetica Rounded" w:hAnsi="Helvetica Rounded" w:cs="Helvetica"/>
-          <w:sz w:val="24"/>
-          <w:szCs w:val="24"/>
-        </w:rPr>
-      </w:pPr>
-      <w:r>
-        <w:rPr>
-          <w:rFonts w:ascii="Helvetica Rounded" w:hAnsi="Helvetica Rounded" w:cs="Helvetica"/>
-          <w:sz w:val="24"/>
-          <w:szCs w:val="24"/>
-        </w:rPr>
-        <w:t>Specifica Sintattica</w:t>
-      </w:r>
-    </w:p>
-    <w:p>
-      <w:pPr>
-        <w:spacing w:line="276" w:lineRule="auto"/>
-        <w:jc w:val="both"/>
-        <w:rPr>
-          <w:rFonts w:ascii="Helvetica Rounded" w:hAnsi="Helvetica Rounded" w:cs="Helvetica"/>
-          <w:sz w:val="24"/>
-          <w:szCs w:val="24"/>
-        </w:rPr>
-      </w:pPr>
-      <w:bookmarkStart w:id="0" w:name="_GoBack"/>
-      <w:bookmarkEnd w:id="0"/>
-    </w:p>
-    <w:p>
-      <w:pPr>
-        <w:spacing w:line="276" w:lineRule="auto"/>
-        <w:jc w:val="both"/>
-        <w:rPr>
-          <w:rFonts w:ascii="Helvetica Rounded" w:hAnsi="Helvetica Rounded" w:cs="Helvetica"/>
-          <w:sz w:val="24"/>
-          <w:szCs w:val="24"/>
-        </w:rPr>
-      </w:pPr>
-      <w:r>
-        <w:rPr>
-          <w:rFonts w:ascii="Helvetica Rounded" w:hAnsi="Helvetica Rounded" w:cs="Helvetica"/>
-          <w:sz w:val="24"/>
-          <w:szCs w:val="24"/>
-        </w:rPr>
-        <w:t>Specifica Semantica</w:t>
-      </w:r>
-    </w:p>
-    <w:p>
-      <w:pPr>
-        <w:spacing w:line="276" w:lineRule="auto"/>
-        <w:jc w:val="both"/>
-        <w:rPr>
-          <w:rFonts w:ascii="Helvetica" w:hAnsi="Helvetica" w:cs="Helvetica"/>
-          <w:sz w:val="24"/>
-          <w:szCs w:val="24"/>
-        </w:rPr>
-      </w:pPr>
-      <w:r>
-        <w:rPr>
-          <w:rFonts w:ascii="Helvetica" w:hAnsi="Helvetica" w:cs="Helvetica"/>
-          <w:sz w:val="24"/>
-          <w:szCs w:val="24"/>
-        </w:rPr>
-        <w:t>Razionale??casi di test</w:t>
-      </w:r>
     </w:p>
     <w:p>
       <w:pPr>
@@ -182,8 +1266,234 @@
 </file>
 
 <file path=word/numbering.xml><?xml version="1.0" encoding="utf-8"?>
-<w:numbering xmlns:wpc="http://schemas.microsoft.com/office/word/2010/wordprocessingCanvas" xmlns:cx="http://schemas.microsoft.com/office/drawing/2014/chartex" xmlns:mc="http://schemas.openxmlformats.org/markup-compatibility/2006" xmlns:o="urn:schemas-microsoft-com:office:office" xmlns:r="http://schemas.openxmlformats.org/officeDocument/2006/relationships" xmlns:m="http://schemas.openxmlformats.org/officeDocument/2006/math" xmlns:v="urn:schemas-microsoft-com:vml" xmlns:wp14="http://schemas.microsoft.com/office/word/2010/wordprocessingDrawing" xmlns:wp="http://schemas.openxmlformats.org/drawingml/2006/wordprocessingDrawing" xmlns:w10="urn:schemas-microsoft-com:office:word" xmlns:w="http://schemas.openxmlformats.org/wordprocessingml/2006/main" xmlns:w14="http://schemas.microsoft.com/office/word/2010/wordml" xmlns:w15="http://schemas.microsoft.com/office/word/2012/wordml" xmlns:w16se="http://schemas.microsoft.com/office/word/2015/wordml/symex" xmlns:wpg="http://schemas.microsoft.com/office/word/2010/wordprocessingGroup" xmlns:wpi="http://schemas.microsoft.com/office/word/2010/wordprocessingInk" xmlns:wne="http://schemas.microsoft.com/office/word/2006/wordml" xmlns:wps="http://schemas.microsoft.com/office/word/2010/wordprocessingShape" mc:Ignorable="w14 w15 w16se wp14">
+<w:numbering xmlns:wpc="http://schemas.microsoft.com/office/word/2010/wordprocessingCanvas" xmlns:cx="http://schemas.microsoft.com/office/drawing/2014/chartex" xmlns:cx1="http://schemas.microsoft.com/office/drawing/2015/9/8/chartex" xmlns:cx2="http://schemas.microsoft.com/office/drawing/2015/10/21/chartex" xmlns:cx3="http://schemas.microsoft.com/office/drawing/2016/5/9/chartex" xmlns:cx4="http://schemas.microsoft.com/office/drawing/2016/5/10/chartex" xmlns:cx5="http://schemas.microsoft.com/office/drawing/2016/5/11/chartex" xmlns:cx6="http://schemas.microsoft.com/office/drawing/2016/5/12/chartex" xmlns:cx7="http://schemas.microsoft.com/office/drawing/2016/5/13/chartex" xmlns:cx8="http://schemas.microsoft.com/office/drawing/2016/5/14/chartex" xmlns:mc="http://schemas.openxmlformats.org/markup-compatibility/2006" xmlns:aink="http://schemas.microsoft.com/office/drawing/2016/ink" xmlns:am3d="http://schemas.microsoft.com/office/drawing/2017/model3d" xmlns:o="urn:schemas-microsoft-com:office:office" xmlns:oel="http://schemas.microsoft.com/office/2019/extlst" xmlns:r="http://schemas.openxmlformats.org/officeDocument/2006/relationships" xmlns:m="http://schemas.openxmlformats.org/officeDocument/2006/math" xmlns:v="urn:schemas-microsoft-com:vml" xmlns:wp14="http://schemas.microsoft.com/office/word/2010/wordprocessingDrawing" xmlns:wp="http://schemas.openxmlformats.org/drawingml/2006/wordprocessingDrawing" xmlns:w10="urn:schemas-microsoft-com:office:word" xmlns:w="http://schemas.openxmlformats.org/wordprocessingml/2006/main" xmlns:w14="http://schemas.microsoft.com/office/word/2010/wordml" xmlns:w15="http://schemas.microsoft.com/office/word/2012/wordml" xmlns:w16cex="http://schemas.microsoft.com/office/word/2018/wordml/cex" xmlns:w16cid="http://schemas.microsoft.com/office/word/2016/wordml/cid" xmlns:w16="http://schemas.microsoft.com/office/word/2018/wordml" xmlns:w16du="http://schemas.microsoft.com/office/word/2023/wordml/word16du" xmlns:w16sdtdh="http://schemas.microsoft.com/office/word/2020/wordml/sdtdatahash" xmlns:w16sdtfl="http://schemas.microsoft.com/office/word/2024/wordml/sdtformatlock" xmlns:w16se="http://schemas.microsoft.com/office/word/2015/wordml/symex" xmlns:wpg="http://schemas.microsoft.com/office/word/2010/wordprocessingGroup" xmlns:wpi="http://schemas.microsoft.com/office/word/2010/wordprocessingInk" xmlns:wne="http://schemas.microsoft.com/office/word/2006/wordml" xmlns:wps="http://schemas.microsoft.com/office/word/2010/wordprocessingShape" mc:Ignorable="w14 w15 w16se w16cid w16 w16cex w16sdtdh w16sdtfl w16du wp14">
   <w:abstractNum w:abstractNumId="0" w15:restartNumberingAfterBreak="0">
+    <w:nsid w:val="2D6B2CC9"/>
+    <w:multiLevelType w:val="hybridMultilevel"/>
+    <w:tmpl w:val="8A708EEC"/>
+    <w:lvl w:ilvl="0" w:tplc="04100001">
+      <w:start w:val="1"/>
+      <w:numFmt w:val="bullet"/>
+      <w:lvlText w:val=""/>
+      <w:lvlJc w:val="left"/>
+      <w:pPr>
+        <w:ind w:left="720" w:hanging="360"/>
+      </w:pPr>
+      <w:rPr>
+        <w:rFonts w:ascii="Symbol" w:hAnsi="Symbol" w:hint="default"/>
+      </w:rPr>
+    </w:lvl>
+    <w:lvl w:ilvl="1" w:tplc="04100003">
+      <w:start w:val="1"/>
+      <w:numFmt w:val="bullet"/>
+      <w:lvlText w:val="o"/>
+      <w:lvlJc w:val="left"/>
+      <w:pPr>
+        <w:ind w:left="1440" w:hanging="360"/>
+      </w:pPr>
+      <w:rPr>
+        <w:rFonts w:ascii="Courier New" w:hAnsi="Courier New" w:cs="Courier New" w:hint="default"/>
+      </w:rPr>
+    </w:lvl>
+    <w:lvl w:ilvl="2" w:tplc="04100005" w:tentative="1">
+      <w:start w:val="1"/>
+      <w:numFmt w:val="bullet"/>
+      <w:lvlText w:val=""/>
+      <w:lvlJc w:val="left"/>
+      <w:pPr>
+        <w:ind w:left="2160" w:hanging="360"/>
+      </w:pPr>
+      <w:rPr>
+        <w:rFonts w:ascii="Wingdings" w:hAnsi="Wingdings" w:hint="default"/>
+      </w:rPr>
+    </w:lvl>
+    <w:lvl w:ilvl="3" w:tplc="04100001" w:tentative="1">
+      <w:start w:val="1"/>
+      <w:numFmt w:val="bullet"/>
+      <w:lvlText w:val=""/>
+      <w:lvlJc w:val="left"/>
+      <w:pPr>
+        <w:ind w:left="2880" w:hanging="360"/>
+      </w:pPr>
+      <w:rPr>
+        <w:rFonts w:ascii="Symbol" w:hAnsi="Symbol" w:hint="default"/>
+      </w:rPr>
+    </w:lvl>
+    <w:lvl w:ilvl="4" w:tplc="04100003" w:tentative="1">
+      <w:start w:val="1"/>
+      <w:numFmt w:val="bullet"/>
+      <w:lvlText w:val="o"/>
+      <w:lvlJc w:val="left"/>
+      <w:pPr>
+        <w:ind w:left="3600" w:hanging="360"/>
+      </w:pPr>
+      <w:rPr>
+        <w:rFonts w:ascii="Courier New" w:hAnsi="Courier New" w:cs="Courier New" w:hint="default"/>
+      </w:rPr>
+    </w:lvl>
+    <w:lvl w:ilvl="5" w:tplc="04100005" w:tentative="1">
+      <w:start w:val="1"/>
+      <w:numFmt w:val="bullet"/>
+      <w:lvlText w:val=""/>
+      <w:lvlJc w:val="left"/>
+      <w:pPr>
+        <w:ind w:left="4320" w:hanging="360"/>
+      </w:pPr>
+      <w:rPr>
+        <w:rFonts w:ascii="Wingdings" w:hAnsi="Wingdings" w:hint="default"/>
+      </w:rPr>
+    </w:lvl>
+    <w:lvl w:ilvl="6" w:tplc="04100001" w:tentative="1">
+      <w:start w:val="1"/>
+      <w:numFmt w:val="bullet"/>
+      <w:lvlText w:val=""/>
+      <w:lvlJc w:val="left"/>
+      <w:pPr>
+        <w:ind w:left="5040" w:hanging="360"/>
+      </w:pPr>
+      <w:rPr>
+        <w:rFonts w:ascii="Symbol" w:hAnsi="Symbol" w:hint="default"/>
+      </w:rPr>
+    </w:lvl>
+    <w:lvl w:ilvl="7" w:tplc="04100003" w:tentative="1">
+      <w:start w:val="1"/>
+      <w:numFmt w:val="bullet"/>
+      <w:lvlText w:val="o"/>
+      <w:lvlJc w:val="left"/>
+      <w:pPr>
+        <w:ind w:left="5760" w:hanging="360"/>
+      </w:pPr>
+      <w:rPr>
+        <w:rFonts w:ascii="Courier New" w:hAnsi="Courier New" w:cs="Courier New" w:hint="default"/>
+      </w:rPr>
+    </w:lvl>
+    <w:lvl w:ilvl="8" w:tplc="04100005" w:tentative="1">
+      <w:start w:val="1"/>
+      <w:numFmt w:val="bullet"/>
+      <w:lvlText w:val=""/>
+      <w:lvlJc w:val="left"/>
+      <w:pPr>
+        <w:ind w:left="6480" w:hanging="360"/>
+      </w:pPr>
+      <w:rPr>
+        <w:rFonts w:ascii="Wingdings" w:hAnsi="Wingdings" w:hint="default"/>
+      </w:rPr>
+    </w:lvl>
+  </w:abstractNum>
+  <w:abstractNum w:abstractNumId="1" w15:restartNumberingAfterBreak="0">
+    <w:nsid w:val="4DA90502"/>
+    <w:multiLevelType w:val="hybridMultilevel"/>
+    <w:tmpl w:val="BBB47D68"/>
+    <w:lvl w:ilvl="0" w:tplc="04100001">
+      <w:start w:val="1"/>
+      <w:numFmt w:val="bullet"/>
+      <w:lvlText w:val=""/>
+      <w:lvlJc w:val="left"/>
+      <w:pPr>
+        <w:ind w:left="720" w:hanging="360"/>
+      </w:pPr>
+      <w:rPr>
+        <w:rFonts w:ascii="Symbol" w:hAnsi="Symbol" w:hint="default"/>
+      </w:rPr>
+    </w:lvl>
+    <w:lvl w:ilvl="1" w:tplc="04100003">
+      <w:start w:val="1"/>
+      <w:numFmt w:val="bullet"/>
+      <w:lvlText w:val="o"/>
+      <w:lvlJc w:val="left"/>
+      <w:pPr>
+        <w:ind w:left="1440" w:hanging="360"/>
+      </w:pPr>
+      <w:rPr>
+        <w:rFonts w:ascii="Courier New" w:hAnsi="Courier New" w:cs="Courier New" w:hint="default"/>
+      </w:rPr>
+    </w:lvl>
+    <w:lvl w:ilvl="2" w:tplc="04100005">
+      <w:start w:val="1"/>
+      <w:numFmt w:val="bullet"/>
+      <w:lvlText w:val=""/>
+      <w:lvlJc w:val="left"/>
+      <w:pPr>
+        <w:ind w:left="2160" w:hanging="360"/>
+      </w:pPr>
+      <w:rPr>
+        <w:rFonts w:ascii="Wingdings" w:hAnsi="Wingdings" w:hint="default"/>
+      </w:rPr>
+    </w:lvl>
+    <w:lvl w:ilvl="3" w:tplc="04100001">
+      <w:start w:val="1"/>
+      <w:numFmt w:val="bullet"/>
+      <w:lvlText w:val=""/>
+      <w:lvlJc w:val="left"/>
+      <w:pPr>
+        <w:ind w:left="2880" w:hanging="360"/>
+      </w:pPr>
+      <w:rPr>
+        <w:rFonts w:ascii="Symbol" w:hAnsi="Symbol" w:hint="default"/>
+      </w:rPr>
+    </w:lvl>
+    <w:lvl w:ilvl="4" w:tplc="04100003">
+      <w:start w:val="1"/>
+      <w:numFmt w:val="bullet"/>
+      <w:lvlText w:val="o"/>
+      <w:lvlJc w:val="left"/>
+      <w:pPr>
+        <w:ind w:left="3600" w:hanging="360"/>
+      </w:pPr>
+      <w:rPr>
+        <w:rFonts w:ascii="Courier New" w:hAnsi="Courier New" w:cs="Courier New" w:hint="default"/>
+      </w:rPr>
+    </w:lvl>
+    <w:lvl w:ilvl="5" w:tplc="04100005" w:tentative="1">
+      <w:start w:val="1"/>
+      <w:numFmt w:val="bullet"/>
+      <w:lvlText w:val=""/>
+      <w:lvlJc w:val="left"/>
+      <w:pPr>
+        <w:ind w:left="4320" w:hanging="360"/>
+      </w:pPr>
+      <w:rPr>
+        <w:rFonts w:ascii="Wingdings" w:hAnsi="Wingdings" w:hint="default"/>
+      </w:rPr>
+    </w:lvl>
+    <w:lvl w:ilvl="6" w:tplc="04100001" w:tentative="1">
+      <w:start w:val="1"/>
+      <w:numFmt w:val="bullet"/>
+      <w:lvlText w:val=""/>
+      <w:lvlJc w:val="left"/>
+      <w:pPr>
+        <w:ind w:left="5040" w:hanging="360"/>
+      </w:pPr>
+      <w:rPr>
+        <w:rFonts w:ascii="Symbol" w:hAnsi="Symbol" w:hint="default"/>
+      </w:rPr>
+    </w:lvl>
+    <w:lvl w:ilvl="7" w:tplc="04100003" w:tentative="1">
+      <w:start w:val="1"/>
+      <w:numFmt w:val="bullet"/>
+      <w:lvlText w:val="o"/>
+      <w:lvlJc w:val="left"/>
+      <w:pPr>
+        <w:ind w:left="5760" w:hanging="360"/>
+      </w:pPr>
+      <w:rPr>
+        <w:rFonts w:ascii="Courier New" w:hAnsi="Courier New" w:cs="Courier New" w:hint="default"/>
+      </w:rPr>
+    </w:lvl>
+    <w:lvl w:ilvl="8" w:tplc="04100005" w:tentative="1">
+      <w:start w:val="1"/>
+      <w:numFmt w:val="bullet"/>
+      <w:lvlText w:val=""/>
+      <w:lvlJc w:val="left"/>
+      <w:pPr>
+        <w:ind w:left="6480" w:hanging="360"/>
+      </w:pPr>
+      <w:rPr>
+        <w:rFonts w:ascii="Wingdings" w:hAnsi="Wingdings" w:hint="default"/>
+      </w:rPr>
+    </w:lvl>
+  </w:abstractNum>
+  <w:abstractNum w:abstractNumId="2" w15:restartNumberingAfterBreak="0">
     <w:nsid w:val="5E257C8D"/>
     <w:multiLevelType w:val="hybridMultilevel"/>
     <w:tmpl w:val="FEA2336A"/>
@@ -296,14 +1606,20 @@
       </w:rPr>
     </w:lvl>
   </w:abstractNum>
-  <w:num w:numId="1">
+  <w:num w:numId="1" w16cid:durableId="175778143">
+    <w:abstractNumId w:val="2"/>
+  </w:num>
+  <w:num w:numId="2" w16cid:durableId="1701584318">
     <w:abstractNumId w:val="0"/>
+  </w:num>
+  <w:num w:numId="3" w16cid:durableId="2104255422">
+    <w:abstractNumId w:val="1"/>
   </w:num>
 </w:numbering>
 </file>
 
 <file path=word/styles.xml><?xml version="1.0" encoding="utf-8"?>
-<w:styles xmlns:mc="http://schemas.openxmlformats.org/markup-compatibility/2006" xmlns:r="http://schemas.openxmlformats.org/officeDocument/2006/relationships" xmlns:w="http://schemas.openxmlformats.org/wordprocessingml/2006/main" xmlns:w14="http://schemas.microsoft.com/office/word/2010/wordml" xmlns:w15="http://schemas.microsoft.com/office/word/2012/wordml" xmlns:w16se="http://schemas.microsoft.com/office/word/2015/wordml/symex" mc:Ignorable="w14 w15 w16se">
+<w:styles xmlns:mc="http://schemas.openxmlformats.org/markup-compatibility/2006" xmlns:r="http://schemas.openxmlformats.org/officeDocument/2006/relationships" xmlns:w="http://schemas.openxmlformats.org/wordprocessingml/2006/main" xmlns:w14="http://schemas.microsoft.com/office/word/2010/wordml" xmlns:w15="http://schemas.microsoft.com/office/word/2012/wordml" xmlns:w16cex="http://schemas.microsoft.com/office/word/2018/wordml/cex" xmlns:w16cid="http://schemas.microsoft.com/office/word/2016/wordml/cid" xmlns:w16="http://schemas.microsoft.com/office/word/2018/wordml" xmlns:w16du="http://schemas.microsoft.com/office/word/2023/wordml/word16du" xmlns:w16sdtdh="http://schemas.microsoft.com/office/word/2020/wordml/sdtdatahash" xmlns:w16sdtfl="http://schemas.microsoft.com/office/word/2024/wordml/sdtformatlock" xmlns:w16se="http://schemas.microsoft.com/office/word/2015/wordml/symex" mc:Ignorable="w14 w15 w16se w16cid w16 w16cex w16sdtdh w16sdtfl w16du">
   <w:docDefaults>
     <w:rPrDefault>
       <w:rPr>
@@ -319,7 +1635,7 @@
       </w:pPr>
     </w:pPrDefault>
   </w:docDefaults>
-  <w:latentStyles w:defLockedState="0" w:defUIPriority="99" w:defSemiHidden="0" w:defUnhideWhenUsed="0" w:defQFormat="0" w:count="371">
+  <w:latentStyles w:defLockedState="0" w:defUIPriority="99" w:defSemiHidden="0" w:defUnhideWhenUsed="0" w:defQFormat="0" w:count="376">
     <w:lsdException w:name="Normal" w:uiPriority="0" w:qFormat="1"/>
     <w:lsdException w:name="heading 1" w:uiPriority="9" w:qFormat="1"/>
     <w:lsdException w:name="heading 2" w:semiHidden="1" w:uiPriority="9" w:unhideWhenUsed="1" w:qFormat="1"/>
@@ -691,10 +2007,37 @@
     <w:lsdException w:name="List Table 5 Dark Accent 6" w:uiPriority="50"/>
     <w:lsdException w:name="List Table 6 Colorful Accent 6" w:uiPriority="51"/>
     <w:lsdException w:name="List Table 7 Colorful Accent 6" w:uiPriority="52"/>
+    <w:lsdException w:name="Mention" w:semiHidden="1" w:unhideWhenUsed="1"/>
+    <w:lsdException w:name="Smart Hyperlink" w:semiHidden="1" w:unhideWhenUsed="1"/>
+    <w:lsdException w:name="Hashtag" w:semiHidden="1" w:unhideWhenUsed="1"/>
+    <w:lsdException w:name="Unresolved Mention" w:semiHidden="1" w:unhideWhenUsed="1"/>
+    <w:lsdException w:name="Smart Link" w:semiHidden="1" w:unhideWhenUsed="1"/>
   </w:latentStyles>
   <w:style w:type="paragraph" w:default="1" w:styleId="Normale">
     <w:name w:val="Normal"/>
     <w:qFormat/>
+    <w:rsid w:val="00CB173B"/>
+  </w:style>
+  <w:style w:type="paragraph" w:styleId="Titolo1">
+    <w:name w:val="heading 1"/>
+    <w:basedOn w:val="Normale"/>
+    <w:next w:val="Normale"/>
+    <w:link w:val="Titolo1Carattere"/>
+    <w:uiPriority w:val="9"/>
+    <w:qFormat/>
+    <w:rsid w:val="00651A34"/>
+    <w:pPr>
+      <w:keepNext/>
+      <w:keepLines/>
+      <w:spacing w:before="240" w:after="0"/>
+      <w:outlineLvl w:val="0"/>
+    </w:pPr>
+    <w:rPr>
+      <w:rFonts w:asciiTheme="majorHAnsi" w:eastAsiaTheme="majorEastAsia" w:hAnsiTheme="majorHAnsi" w:cstheme="majorBidi"/>
+      <w:color w:val="2F5496" w:themeColor="accent1" w:themeShade="BF"/>
+      <w:sz w:val="32"/>
+      <w:szCs w:val="32"/>
+    </w:rPr>
   </w:style>
   <w:style w:type="character" w:default="1" w:styleId="Carpredefinitoparagrafo">
     <w:name w:val="Default Paragraph Font"/>
@@ -734,6 +2077,94 @@
       <w:contextualSpacing/>
     </w:pPr>
   </w:style>
+  <w:style w:type="character" w:customStyle="1" w:styleId="Titolo1Carattere">
+    <w:name w:val="Titolo 1 Carattere"/>
+    <w:basedOn w:val="Carpredefinitoparagrafo"/>
+    <w:link w:val="Titolo1"/>
+    <w:uiPriority w:val="9"/>
+    <w:rsid w:val="00651A34"/>
+    <w:rPr>
+      <w:rFonts w:asciiTheme="majorHAnsi" w:eastAsiaTheme="majorEastAsia" w:hAnsiTheme="majorHAnsi" w:cstheme="majorBidi"/>
+      <w:color w:val="2F5496" w:themeColor="accent1" w:themeShade="BF"/>
+      <w:sz w:val="32"/>
+      <w:szCs w:val="32"/>
+    </w:rPr>
+  </w:style>
+  <w:style w:type="paragraph" w:styleId="NormaleWeb">
+    <w:name w:val="Normal (Web)"/>
+    <w:basedOn w:val="Normale"/>
+    <w:uiPriority w:val="99"/>
+    <w:unhideWhenUsed/>
+    <w:rsid w:val="00651A34"/>
+    <w:pPr>
+      <w:spacing w:before="100" w:beforeAutospacing="1" w:after="100" w:afterAutospacing="1" w:line="240" w:lineRule="auto"/>
+    </w:pPr>
+    <w:rPr>
+      <w:rFonts w:ascii="Times New Roman" w:eastAsia="Times New Roman" w:hAnsi="Times New Roman" w:cs="Times New Roman"/>
+      <w:sz w:val="24"/>
+      <w:szCs w:val="24"/>
+      <w:lang w:eastAsia="it-IT"/>
+    </w:rPr>
+  </w:style>
+  <w:style w:type="character" w:styleId="CodiceHTML">
+    <w:name w:val="HTML Code"/>
+    <w:basedOn w:val="Carpredefinitoparagrafo"/>
+    <w:uiPriority w:val="99"/>
+    <w:semiHidden/>
+    <w:unhideWhenUsed/>
+    <w:rsid w:val="00651A34"/>
+    <w:rPr>
+      <w:rFonts w:ascii="Courier New" w:eastAsia="Times New Roman" w:hAnsi="Courier New" w:cs="Courier New"/>
+      <w:sz w:val="20"/>
+      <w:szCs w:val="20"/>
+    </w:rPr>
+  </w:style>
+  <w:style w:type="character" w:styleId="Enfasigrassetto">
+    <w:name w:val="Strong"/>
+    <w:basedOn w:val="Carpredefinitoparagrafo"/>
+    <w:uiPriority w:val="22"/>
+    <w:qFormat/>
+    <w:rsid w:val="00651A34"/>
+    <w:rPr>
+      <w:b/>
+      <w:bCs/>
+    </w:rPr>
+  </w:style>
+  <w:style w:type="character" w:customStyle="1" w:styleId="math">
+    <w:name w:val="math"/>
+    <w:basedOn w:val="Carpredefinitoparagrafo"/>
+    <w:rsid w:val="00651A34"/>
+  </w:style>
+  <w:style w:type="character" w:styleId="Enfasicorsivo">
+    <w:name w:val="Emphasis"/>
+    <w:basedOn w:val="Carpredefinitoparagrafo"/>
+    <w:uiPriority w:val="20"/>
+    <w:qFormat/>
+    <w:rsid w:val="00BE0D44"/>
+    <w:rPr>
+      <w:i/>
+      <w:iCs/>
+    </w:rPr>
+  </w:style>
+  <w:style w:type="table" w:styleId="Grigliatabella">
+    <w:name w:val="Table Grid"/>
+    <w:basedOn w:val="Tabellanormale"/>
+    <w:uiPriority w:val="39"/>
+    <w:rsid w:val="00CB173B"/>
+    <w:pPr>
+      <w:spacing w:after="0" w:line="240" w:lineRule="auto"/>
+    </w:pPr>
+    <w:tblPr>
+      <w:tblBorders>
+        <w:top w:val="single" w:sz="4" w:space="0" w:color="auto"/>
+        <w:left w:val="single" w:sz="4" w:space="0" w:color="auto"/>
+        <w:bottom w:val="single" w:sz="4" w:space="0" w:color="auto"/>
+        <w:right w:val="single" w:sz="4" w:space="0" w:color="auto"/>
+        <w:insideH w:val="single" w:sz="4" w:space="0" w:color="auto"/>
+        <w:insideV w:val="single" w:sz="4" w:space="0" w:color="auto"/>
+      </w:tblBorders>
+    </w:tblPr>
+  </w:style>
 </w:styles>
 </file>
 
@@ -742,10 +2173,10 @@
   <a:themeElements>
     <a:clrScheme name="Office">
       <a:dk1>
-        <a:sysClr val="windowText" lastClr="000000"/>
+        <a:sysClr val="windowText" lastClr="C6C6C6"/>
       </a:dk1>
       <a:lt1>
-        <a:sysClr val="window" lastClr="FFFFFF"/>
+        <a:sysClr val="window" lastClr="000000"/>
       </a:lt1>
       <a:dk2>
         <a:srgbClr val="44546A"/>

--- a/Report.docx
+++ b/Report.docx
@@ -1,6 +1,6 @@
 
 <file path=word/document.xml><?xml version="1.0" encoding="utf-8"?>
-<w:document xmlns:wpc="http://schemas.microsoft.com/office/word/2010/wordprocessingCanvas" xmlns:cx="http://schemas.microsoft.com/office/drawing/2014/chartex" xmlns:cx1="http://schemas.microsoft.com/office/drawing/2015/9/8/chartex" xmlns:cx2="http://schemas.microsoft.com/office/drawing/2015/10/21/chartex" xmlns:cx3="http://schemas.microsoft.com/office/drawing/2016/5/9/chartex" xmlns:cx4="http://schemas.microsoft.com/office/drawing/2016/5/10/chartex" xmlns:cx5="http://schemas.microsoft.com/office/drawing/2016/5/11/chartex" xmlns:cx6="http://schemas.microsoft.com/office/drawing/2016/5/12/chartex" xmlns:cx7="http://schemas.microsoft.com/office/drawing/2016/5/13/chartex" xmlns:cx8="http://schemas.microsoft.com/office/drawing/2016/5/14/chartex" xmlns:mc="http://schemas.openxmlformats.org/markup-compatibility/2006" xmlns:aink="http://schemas.microsoft.com/office/drawing/2016/ink" xmlns:am3d="http://schemas.microsoft.com/office/drawing/2017/model3d" xmlns:o="urn:schemas-microsoft-com:office:office" xmlns:oel="http://schemas.microsoft.com/office/2019/extlst" xmlns:r="http://schemas.openxmlformats.org/officeDocument/2006/relationships" xmlns:m="http://schemas.openxmlformats.org/officeDocument/2006/math" xmlns:v="urn:schemas-microsoft-com:vml" xmlns:wp14="http://schemas.microsoft.com/office/word/2010/wordprocessingDrawing" xmlns:wp="http://schemas.openxmlformats.org/drawingml/2006/wordprocessingDrawing" xmlns:w10="urn:schemas-microsoft-com:office:word" xmlns:w="http://schemas.openxmlformats.org/wordprocessingml/2006/main" xmlns:w14="http://schemas.microsoft.com/office/word/2010/wordml" xmlns:w15="http://schemas.microsoft.com/office/word/2012/wordml" xmlns:w16cex="http://schemas.microsoft.com/office/word/2018/wordml/cex" xmlns:w16cid="http://schemas.microsoft.com/office/word/2016/wordml/cid" xmlns:w16="http://schemas.microsoft.com/office/word/2018/wordml" xmlns:w16du="http://schemas.microsoft.com/office/word/2023/wordml/word16du" xmlns:w16sdtdh="http://schemas.microsoft.com/office/word/2020/wordml/sdtdatahash" xmlns:w16sdtfl="http://schemas.microsoft.com/office/word/2024/wordml/sdtformatlock" xmlns:w16se="http://schemas.microsoft.com/office/word/2015/wordml/symex" xmlns:wpg="http://schemas.microsoft.com/office/word/2010/wordprocessingGroup" xmlns:wpi="http://schemas.microsoft.com/office/word/2010/wordprocessingInk" xmlns:wne="http://schemas.microsoft.com/office/word/2006/wordml" xmlns:wps="http://schemas.microsoft.com/office/word/2010/wordprocessingShape" mc:Ignorable="w14 w15 w16se w16cid w16 w16cex w16sdtdh w16sdtfl w16du wp14">
+<w:document xmlns:wpc="http://schemas.microsoft.com/office/word/2010/wordprocessingCanvas" xmlns:cx="http://schemas.microsoft.com/office/drawing/2014/chartex" xmlns:mc="http://schemas.openxmlformats.org/markup-compatibility/2006" xmlns:o="urn:schemas-microsoft-com:office:office" xmlns:r="http://schemas.openxmlformats.org/officeDocument/2006/relationships" xmlns:m="http://schemas.openxmlformats.org/officeDocument/2006/math" xmlns:v="urn:schemas-microsoft-com:vml" xmlns:wp14="http://schemas.microsoft.com/office/word/2010/wordprocessingDrawing" xmlns:wp="http://schemas.openxmlformats.org/drawingml/2006/wordprocessingDrawing" xmlns:w10="urn:schemas-microsoft-com:office:word" xmlns:w="http://schemas.openxmlformats.org/wordprocessingml/2006/main" xmlns:w14="http://schemas.microsoft.com/office/word/2010/wordml" xmlns:w15="http://schemas.microsoft.com/office/word/2012/wordml" xmlns:w16se="http://schemas.microsoft.com/office/word/2015/wordml/symex" xmlns:wpg="http://schemas.microsoft.com/office/word/2010/wordprocessingGroup" xmlns:wpi="http://schemas.microsoft.com/office/word/2010/wordprocessingInk" xmlns:wne="http://schemas.microsoft.com/office/word/2006/wordml" xmlns:wps="http://schemas.microsoft.com/office/word/2010/wordprocessingShape" mc:Ignorable="w14 w15 w16se wp14">
   <w:body>
     <w:p>
       <w:pPr>
@@ -626,6 +626,7 @@
           <w:rFonts w:ascii="Helvetica" w:hAnsi="Helvetica"/>
         </w:rPr>
       </w:pPr>
+      <w:proofErr w:type="spellStart"/>
       <w:r>
         <w:rPr>
           <w:rFonts w:ascii="Helvetica" w:hAnsi="Helvetica"/>
@@ -633,7 +634,26 @@
           <w:sz w:val="22"/>
           <w:szCs w:val="22"/>
         </w:rPr>
-        <w:t xml:space="preserve">Deadline: 29 maggio 2025   •   Piattaforma: Linux / </w:t>
+        <w:t>Deadline</w:t>
+      </w:r>
+      <w:proofErr w:type="spellEnd"/>
+      <w:r>
+        <w:rPr>
+          <w:rFonts w:ascii="Helvetica" w:hAnsi="Helvetica"/>
+          <w:color w:val="777777"/>
+          <w:sz w:val="22"/>
+          <w:szCs w:val="22"/>
+        </w:rPr>
+        <w:t>: 29 maggio 2026</w:t>
+      </w:r>
+      <w:r>
+        <w:rPr>
+          <w:rFonts w:ascii="Helvetica" w:hAnsi="Helvetica"/>
+          <w:color w:val="777777"/>
+          <w:sz w:val="22"/>
+          <w:szCs w:val="22"/>
+        </w:rPr>
+        <w:t xml:space="preserve">   •   Piattaforma: Linux / </w:t>
       </w:r>
       <w:proofErr w:type="spellStart"/>
       <w:r>
@@ -722,11 +742,40 @@
     </w:p>
     <w:p>
       <w:pPr>
-        <w:spacing w:after="160" w:line="276" w:lineRule="auto"/>
+        <w:spacing w:line="276" w:lineRule="auto"/>
+        <w:jc w:val="both"/>
         <w:rPr>
           <w:rFonts w:ascii="Helvetica" w:hAnsi="Helvetica"/>
         </w:rPr>
       </w:pPr>
+      <w:r>
+        <w:rPr>
+          <w:rFonts w:ascii="Helvetica" w:hAnsi="Helvetica"/>
+        </w:rPr>
+        <w:t xml:space="preserve">Per avviare il programma </w:t>
+      </w:r>
+      <w:proofErr w:type="gramStart"/>
+      <w:r>
+        <w:rPr>
+          <w:rFonts w:ascii="Helvetica" w:hAnsi="Helvetica"/>
+        </w:rPr>
+        <w:t xml:space="preserve">eseguire </w:t>
+      </w:r>
+      <w:r>
+        <w:rPr>
+          <w:rFonts w:ascii="Helvetica" w:hAnsi="Helvetica"/>
+          <w:b/>
+        </w:rPr>
+        <w:t>.</w:t>
+      </w:r>
+      <w:proofErr w:type="gramEnd"/>
+      <w:r>
+        <w:rPr>
+          <w:rFonts w:ascii="Helvetica" w:hAnsi="Helvetica"/>
+          <w:b/>
+        </w:rPr>
+        <w:t>/condominio</w:t>
+      </w:r>
     </w:p>
     <w:p>
       <w:pPr>
@@ -823,13 +872,23 @@
           <w:rFonts w:ascii="Helvetica" w:hAnsi="Helvetica"/>
         </w:rPr>
       </w:pPr>
+      <w:proofErr w:type="spellStart"/>
       <w:r>
         <w:rPr>
           <w:rFonts w:ascii="Helvetica" w:eastAsia="Courier New" w:hAnsi="Helvetica" w:cs="Courier New"/>
           <w:sz w:val="20"/>
           <w:szCs w:val="20"/>
         </w:rPr>
-        <w:t xml:space="preserve">make </w:t>
+        <w:t>make</w:t>
+      </w:r>
+      <w:proofErr w:type="spellEnd"/>
+      <w:r>
+        <w:rPr>
+          <w:rFonts w:ascii="Helvetica" w:eastAsia="Courier New" w:hAnsi="Helvetica" w:cs="Courier New"/>
+          <w:sz w:val="20"/>
+          <w:szCs w:val="20"/>
+        </w:rPr>
+        <w:t xml:space="preserve"> </w:t>
       </w:r>
       <w:proofErr w:type="spellStart"/>
       <w:r>
@@ -919,8 +978,15 @@
       <w:r>
         <w:rPr>
           <w:rFonts w:ascii="Helvetica" w:hAnsi="Helvetica"/>
-        </w:rPr>
-        <w:t>Gestione Richieste: inserimento, visualizzazione per stato/urgenza/area/tipologia/tecnico, ricerca per codice, aggiornamento stato.</w:t>
+          <w:b/>
+        </w:rPr>
+        <w:t>Gestione Richieste</w:t>
+      </w:r>
+      <w:r>
+        <w:rPr>
+          <w:rFonts w:ascii="Helvetica" w:hAnsi="Helvetica"/>
+        </w:rPr>
+        <w:t>: inserimento, visualizzazione per stato/urgenza/area/tipologia/tecnico, ricerca per codice, aggiornamento stato.</w:t>
       </w:r>
     </w:p>
     <w:p>
@@ -938,8 +1004,15 @@
       <w:r>
         <w:rPr>
           <w:rFonts w:ascii="Helvetica" w:hAnsi="Helvetica"/>
-        </w:rPr>
-        <w:t>Gestione Tecnici: registrazione nuovo tecnico, visualizzazione lista, monitoraggio carico di lavoro.</w:t>
+          <w:b/>
+        </w:rPr>
+        <w:t>Gestione Tecnici</w:t>
+      </w:r>
+      <w:r>
+        <w:rPr>
+          <w:rFonts w:ascii="Helvetica" w:hAnsi="Helvetica"/>
+        </w:rPr>
+        <w:t>: registrazione nuovo tecnico, visualizzazione lista, monitoraggio carico di lavoro.</w:t>
       </w:r>
     </w:p>
     <w:p>
@@ -957,8 +1030,15 @@
       <w:r>
         <w:rPr>
           <w:rFonts w:ascii="Helvetica" w:hAnsi="Helvetica"/>
-        </w:rPr>
-        <w:t>Pianificazione Interventi: assegnazione richiesta a tecnico, pianificazione con verifica conflitti di orario, aggiornamento stato nel BST.</w:t>
+          <w:b/>
+        </w:rPr>
+        <w:t>Pianificazione Interventi</w:t>
+      </w:r>
+      <w:r>
+        <w:rPr>
+          <w:rFonts w:ascii="Helvetica" w:hAnsi="Helvetica"/>
+        </w:rPr>
+        <w:t>: assegnazione richiesta a tecnico, pianificazione con verifica conflitti di orario, aggiornamento stato nel BST.</w:t>
       </w:r>
     </w:p>
     <w:p>
@@ -976,8 +1056,15 @@
       <w:r>
         <w:rPr>
           <w:rFonts w:ascii="Helvetica" w:hAnsi="Helvetica"/>
-        </w:rPr>
-        <w:t xml:space="preserve">Visualizzazione Urgenze: stampa delle richieste attive ordinate per livello di urgenza decrescente tramite la </w:t>
+          <w:b/>
+        </w:rPr>
+        <w:t>Visualizzazione Urgenze</w:t>
+      </w:r>
+      <w:r>
+        <w:rPr>
+          <w:rFonts w:ascii="Helvetica" w:hAnsi="Helvetica"/>
+        </w:rPr>
+        <w:t xml:space="preserve">: stampa delle richieste attive ordinate per livello di urgenza decrescente tramite la </w:t>
       </w:r>
       <w:proofErr w:type="spellStart"/>
       <w:r>
@@ -1009,8 +1096,15 @@
       <w:r>
         <w:rPr>
           <w:rFonts w:ascii="Helvetica" w:hAnsi="Helvetica"/>
-        </w:rPr>
-        <w:t>Report: storico interventi conclusi, statistiche tipologia, tempo medio di completamento, tecnico più attivo, area più problematica.</w:t>
+          <w:b/>
+        </w:rPr>
+        <w:t>Report</w:t>
+      </w:r>
+      <w:r>
+        <w:rPr>
+          <w:rFonts w:ascii="Helvetica" w:hAnsi="Helvetica"/>
+        </w:rPr>
+        <w:t>: storico interventi conclusi, statistiche tipologia, tempo medio di completamento, tecnico più attivo, area più problematica.</w:t>
       </w:r>
     </w:p>
     <w:p>
@@ -1153,7 +1247,14 @@
         <w:rPr>
           <w:rFonts w:ascii="Helvetica" w:hAnsi="Helvetica"/>
         </w:rPr>
-        <w:t>Il confronto avviene riga per riga tra l'output prodotto e il file oracolo atteso. I risultati (PASS/FAIL) vengono scritti nel file result.txt.</w:t>
+        <w:t xml:space="preserve">Il confronto avviene riga per riga tra l'output prodotto e il file oracolo atteso. I risultati (PASS/FAIL) vengono scritti nel file </w:t>
+      </w:r>
+      <w:r>
+        <w:rPr>
+          <w:rFonts w:ascii="Helvetica" w:hAnsi="Helvetica"/>
+          <w:b/>
+        </w:rPr>
+        <w:t>result.txt.</w:t>
       </w:r>
     </w:p>
     <w:p>
@@ -1250,6 +1351,7 @@
       <w:r>
         <w:rPr>
           <w:rFonts w:ascii="Helvetica" w:hAnsi="Helvetica"/>
+          <w:i/>
         </w:rPr>
         <w:t>tecnici.h</w:t>
       </w:r>
@@ -1257,6 +1359,7 @@
       <w:r>
         <w:rPr>
           <w:rFonts w:ascii="Helvetica" w:hAnsi="Helvetica"/>
+          <w:i/>
         </w:rPr>
         <w:t xml:space="preserve"> / </w:t>
       </w:r>
@@ -1264,6 +1367,7 @@
       <w:r>
         <w:rPr>
           <w:rFonts w:ascii="Helvetica" w:hAnsi="Helvetica"/>
+          <w:i/>
         </w:rPr>
         <w:t>tecnici.c</w:t>
       </w:r>
@@ -1278,6 +1382,7 @@
       <w:r>
         <w:rPr>
           <w:rFonts w:ascii="Helvetica" w:hAnsi="Helvetica"/>
+          <w:i/>
         </w:rPr>
         <w:t>ListaTecnici</w:t>
       </w:r>
@@ -1308,8 +1413,15 @@
       <w:r>
         <w:rPr>
           <w:rFonts w:ascii="Helvetica" w:hAnsi="Helvetica"/>
-        </w:rPr>
-        <w:t>Operazioni dominanti: inserimento di un nuovo tecnico, ricerca per nome/specializzazione, scorrimento per trovare il tecnico con minor carico.</w:t>
+          <w:b/>
+        </w:rPr>
+        <w:t>Operazioni dominanti:</w:t>
+      </w:r>
+      <w:r>
+        <w:rPr>
+          <w:rFonts w:ascii="Helvetica" w:hAnsi="Helvetica"/>
+        </w:rPr>
+        <w:t xml:space="preserve"> inserimento di un nuovo tecnico, ricerca per nome/specializzazione, scorrimento per trovare il tecnico con minor carico.</w:t>
       </w:r>
     </w:p>
     <w:p>
@@ -1326,11 +1438,13 @@
         <w:jc w:val="both"/>
         <w:rPr>
           <w:rFonts w:ascii="Helvetica" w:hAnsi="Helvetica"/>
+          <w:b/>
         </w:rPr>
       </w:pPr>
       <w:r>
         <w:rPr>
           <w:rFonts w:ascii="Helvetica" w:hAnsi="Helvetica"/>
+          <w:b/>
         </w:rPr>
         <w:t>Analisi della complessità:</w:t>
       </w:r>
@@ -1546,25 +1660,14 @@
                 <w:rFonts w:ascii="Helvetica" w:hAnsi="Helvetica"/>
               </w:rPr>
             </w:pPr>
-            <w:proofErr w:type="gramStart"/>
-            <w:r>
-              <w:rPr>
-                <w:rFonts w:ascii="Helvetica" w:hAnsi="Helvetica"/>
-                <w:color w:val="000000"/>
-                <w:sz w:val="22"/>
-                <w:szCs w:val="22"/>
-              </w:rPr>
-              <w:t>O(</w:t>
-            </w:r>
-            <w:proofErr w:type="gramEnd"/>
-            <w:r>
-              <w:rPr>
-                <w:rFonts w:ascii="Helvetica" w:hAnsi="Helvetica"/>
-                <w:color w:val="000000"/>
-                <w:sz w:val="22"/>
-                <w:szCs w:val="22"/>
-              </w:rPr>
-              <w:t>1)</w:t>
+            <w:r>
+              <w:rPr>
+                <w:rFonts w:ascii="Helvetica" w:hAnsi="Helvetica"/>
+                <w:color w:val="000000"/>
+                <w:sz w:val="22"/>
+                <w:szCs w:val="22"/>
+              </w:rPr>
+              <w:t>O(1)</w:t>
             </w:r>
           </w:p>
         </w:tc>
@@ -2058,6 +2161,7 @@
       <w:r>
         <w:rPr>
           <w:rFonts w:ascii="Helvetica" w:hAnsi="Helvetica"/>
+          <w:i/>
         </w:rPr>
         <w:t>richieste.h</w:t>
       </w:r>
@@ -2065,6 +2169,7 @@
       <w:r>
         <w:rPr>
           <w:rFonts w:ascii="Helvetica" w:hAnsi="Helvetica"/>
+          <w:i/>
         </w:rPr>
         <w:t xml:space="preserve"> / </w:t>
       </w:r>
@@ -2072,6 +2177,7 @@
       <w:r>
         <w:rPr>
           <w:rFonts w:ascii="Helvetica" w:hAnsi="Helvetica"/>
+          <w:i/>
         </w:rPr>
         <w:t>richieste.c</w:t>
       </w:r>
@@ -2128,7 +2234,25 @@
           <w:b/>
           <w:bCs/>
         </w:rPr>
-        <w:t>Coda a Priorità basata su Max-Heap (</w:t>
+        <w:t>Coda a Priorità basata su Max-</w:t>
+      </w:r>
+      <w:proofErr w:type="spellStart"/>
+      <w:r>
+        <w:rPr>
+          <w:rFonts w:ascii="Helvetica" w:hAnsi="Helvetica"/>
+          <w:b/>
+          <w:bCs/>
+        </w:rPr>
+        <w:t>Heap</w:t>
+      </w:r>
+      <w:proofErr w:type="spellEnd"/>
+      <w:r>
+        <w:rPr>
+          <w:rFonts w:ascii="Helvetica" w:hAnsi="Helvetica"/>
+          <w:b/>
+          <w:bCs/>
+        </w:rPr>
+        <w:t xml:space="preserve"> (</w:t>
       </w:r>
       <w:proofErr w:type="spellStart"/>
       <w:r>
@@ -2174,8 +2298,15 @@
       <w:r>
         <w:rPr>
           <w:rFonts w:ascii="Helvetica" w:hAnsi="Helvetica"/>
-        </w:rPr>
-        <w:t xml:space="preserve">Analisi della complessità per la </w:t>
+          <w:b/>
+        </w:rPr>
+        <w:t>Analisi della complessità</w:t>
+      </w:r>
+      <w:r>
+        <w:rPr>
+          <w:rFonts w:ascii="Helvetica" w:hAnsi="Helvetica"/>
+        </w:rPr>
+        <w:t xml:space="preserve"> per la </w:t>
       </w:r>
       <w:proofErr w:type="spellStart"/>
       <w:r>
@@ -2415,25 +2546,14 @@
                 <w:rFonts w:ascii="Helvetica" w:hAnsi="Helvetica"/>
               </w:rPr>
             </w:pPr>
-            <w:proofErr w:type="gramStart"/>
-            <w:r>
-              <w:rPr>
-                <w:rFonts w:ascii="Helvetica" w:hAnsi="Helvetica"/>
-                <w:color w:val="000000"/>
-                <w:sz w:val="22"/>
-                <w:szCs w:val="22"/>
-              </w:rPr>
-              <w:t>O(</w:t>
-            </w:r>
-            <w:proofErr w:type="gramEnd"/>
-            <w:r>
-              <w:rPr>
-                <w:rFonts w:ascii="Helvetica" w:hAnsi="Helvetica"/>
-                <w:color w:val="000000"/>
-                <w:sz w:val="22"/>
-                <w:szCs w:val="22"/>
-              </w:rPr>
-              <w:t xml:space="preserve">log n) — </w:t>
+            <w:r>
+              <w:rPr>
+                <w:rFonts w:ascii="Helvetica" w:hAnsi="Helvetica"/>
+                <w:color w:val="000000"/>
+                <w:sz w:val="22"/>
+                <w:szCs w:val="22"/>
+              </w:rPr>
+              <w:t xml:space="preserve">O(log n) — </w:t>
             </w:r>
             <w:proofErr w:type="spellStart"/>
             <w:r>
@@ -2558,25 +2678,14 @@
                 <w:rFonts w:ascii="Helvetica" w:hAnsi="Helvetica"/>
               </w:rPr>
             </w:pPr>
-            <w:proofErr w:type="gramStart"/>
-            <w:r>
-              <w:rPr>
-                <w:rFonts w:ascii="Helvetica" w:hAnsi="Helvetica"/>
-                <w:color w:val="000000"/>
-                <w:sz w:val="22"/>
-                <w:szCs w:val="22"/>
-              </w:rPr>
-              <w:t>O(</w:t>
-            </w:r>
-            <w:proofErr w:type="gramEnd"/>
-            <w:r>
-              <w:rPr>
-                <w:rFonts w:ascii="Helvetica" w:hAnsi="Helvetica"/>
-                <w:color w:val="000000"/>
-                <w:sz w:val="22"/>
-                <w:szCs w:val="22"/>
-              </w:rPr>
-              <w:t xml:space="preserve">log n) — </w:t>
+            <w:r>
+              <w:rPr>
+                <w:rFonts w:ascii="Helvetica" w:hAnsi="Helvetica"/>
+                <w:color w:val="000000"/>
+                <w:sz w:val="22"/>
+                <w:szCs w:val="22"/>
+              </w:rPr>
+              <w:t xml:space="preserve">O(log n) — </w:t>
             </w:r>
             <w:proofErr w:type="spellStart"/>
             <w:r>
@@ -2616,25 +2725,14 @@
                 <w:rFonts w:ascii="Helvetica" w:hAnsi="Helvetica"/>
               </w:rPr>
             </w:pPr>
-            <w:proofErr w:type="gramStart"/>
-            <w:r>
-              <w:rPr>
-                <w:rFonts w:ascii="Helvetica" w:hAnsi="Helvetica"/>
-                <w:color w:val="000000"/>
-                <w:sz w:val="22"/>
-                <w:szCs w:val="22"/>
-              </w:rPr>
-              <w:t>O(</w:t>
-            </w:r>
-            <w:proofErr w:type="gramEnd"/>
-            <w:r>
-              <w:rPr>
-                <w:rFonts w:ascii="Helvetica" w:hAnsi="Helvetica"/>
-                <w:color w:val="000000"/>
-                <w:sz w:val="22"/>
-                <w:szCs w:val="22"/>
-              </w:rPr>
-              <w:t>1) — rimozione in testa</w:t>
+            <w:r>
+              <w:rPr>
+                <w:rFonts w:ascii="Helvetica" w:hAnsi="Helvetica"/>
+                <w:color w:val="000000"/>
+                <w:sz w:val="22"/>
+                <w:szCs w:val="22"/>
+              </w:rPr>
+              <w:t>O(1) — rimozione in testa</w:t>
             </w:r>
           </w:p>
         </w:tc>
@@ -2712,25 +2810,14 @@
                 <w:rFonts w:ascii="Helvetica" w:hAnsi="Helvetica"/>
               </w:rPr>
             </w:pPr>
-            <w:proofErr w:type="gramStart"/>
-            <w:r>
-              <w:rPr>
-                <w:rFonts w:ascii="Helvetica" w:hAnsi="Helvetica"/>
-                <w:color w:val="000000"/>
-                <w:sz w:val="22"/>
-                <w:szCs w:val="22"/>
-              </w:rPr>
-              <w:t>O(</w:t>
-            </w:r>
-            <w:proofErr w:type="gramEnd"/>
-            <w:r>
-              <w:rPr>
-                <w:rFonts w:ascii="Helvetica" w:hAnsi="Helvetica"/>
-                <w:color w:val="000000"/>
-                <w:sz w:val="22"/>
-                <w:szCs w:val="22"/>
-              </w:rPr>
-              <w:t>1)</w:t>
+            <w:r>
+              <w:rPr>
+                <w:rFonts w:ascii="Helvetica" w:hAnsi="Helvetica"/>
+                <w:color w:val="000000"/>
+                <w:sz w:val="22"/>
+                <w:szCs w:val="22"/>
+              </w:rPr>
+              <w:t>O(1)</w:t>
             </w:r>
           </w:p>
         </w:tc>
@@ -2759,25 +2846,14 @@
                 <w:rFonts w:ascii="Helvetica" w:hAnsi="Helvetica"/>
               </w:rPr>
             </w:pPr>
-            <w:proofErr w:type="gramStart"/>
-            <w:r>
-              <w:rPr>
-                <w:rFonts w:ascii="Helvetica" w:hAnsi="Helvetica"/>
-                <w:color w:val="000000"/>
-                <w:sz w:val="22"/>
-                <w:szCs w:val="22"/>
-              </w:rPr>
-              <w:t>O(</w:t>
-            </w:r>
-            <w:proofErr w:type="gramEnd"/>
-            <w:r>
-              <w:rPr>
-                <w:rFonts w:ascii="Helvetica" w:hAnsi="Helvetica"/>
-                <w:color w:val="000000"/>
-                <w:sz w:val="22"/>
-                <w:szCs w:val="22"/>
-              </w:rPr>
-              <w:t>1)</w:t>
+            <w:r>
+              <w:rPr>
+                <w:rFonts w:ascii="Helvetica" w:hAnsi="Helvetica"/>
+                <w:color w:val="000000"/>
+                <w:sz w:val="22"/>
+                <w:szCs w:val="22"/>
+              </w:rPr>
+              <w:t>O(1)</w:t>
             </w:r>
           </w:p>
         </w:tc>
@@ -2990,6 +3066,7 @@
       <w:r>
         <w:rPr>
           <w:rFonts w:ascii="Helvetica" w:hAnsi="Helvetica"/>
+          <w:i/>
         </w:rPr>
         <w:t>schedule.h</w:t>
       </w:r>
@@ -2997,6 +3074,7 @@
       <w:r>
         <w:rPr>
           <w:rFonts w:ascii="Helvetica" w:hAnsi="Helvetica"/>
+          <w:i/>
         </w:rPr>
         <w:t xml:space="preserve"> / </w:t>
       </w:r>
@@ -3004,6 +3082,7 @@
       <w:r>
         <w:rPr>
           <w:rFonts w:ascii="Helvetica" w:hAnsi="Helvetica"/>
+          <w:i/>
         </w:rPr>
         <w:t>schedule.c</w:t>
       </w:r>
@@ -3018,6 +3097,7 @@
       <w:r>
         <w:rPr>
           <w:rFonts w:ascii="Helvetica" w:hAnsi="Helvetica"/>
+          <w:i/>
         </w:rPr>
         <w:t>Binary</w:t>
       </w:r>
@@ -3025,8 +3105,53 @@
       <w:r>
         <w:rPr>
           <w:rFonts w:ascii="Helvetica" w:hAnsi="Helvetica"/>
-        </w:rPr>
-        <w:t xml:space="preserve"> Search Tree) come tipo di dato opaco (Schedule), in cui ogni nodo memorizza una struttura Data (anno, mese, giorno, </w:t>
+          <w:i/>
+        </w:rPr>
+        <w:t xml:space="preserve"> </w:t>
+      </w:r>
+      <w:proofErr w:type="spellStart"/>
+      <w:r>
+        <w:rPr>
+          <w:rFonts w:ascii="Helvetica" w:hAnsi="Helvetica"/>
+          <w:i/>
+        </w:rPr>
+        <w:t>Search</w:t>
+      </w:r>
+      <w:proofErr w:type="spellEnd"/>
+      <w:r>
+        <w:rPr>
+          <w:rFonts w:ascii="Helvetica" w:hAnsi="Helvetica"/>
+          <w:i/>
+        </w:rPr>
+        <w:t xml:space="preserve"> </w:t>
+      </w:r>
+      <w:proofErr w:type="spellStart"/>
+      <w:r>
+        <w:rPr>
+          <w:rFonts w:ascii="Helvetica" w:hAnsi="Helvetica"/>
+          <w:i/>
+        </w:rPr>
+        <w:t>Tree</w:t>
+      </w:r>
+      <w:proofErr w:type="spellEnd"/>
+      <w:r>
+        <w:rPr>
+          <w:rFonts w:ascii="Helvetica" w:hAnsi="Helvetica"/>
+        </w:rPr>
+        <w:t>) come tipo di dato opaco (</w:t>
+      </w:r>
+      <w:r>
+        <w:rPr>
+          <w:rFonts w:ascii="Helvetica" w:hAnsi="Helvetica"/>
+          <w:i/>
+        </w:rPr>
+        <w:t>Schedule</w:t>
+      </w:r>
+      <w:r>
+        <w:rPr>
+          <w:rFonts w:ascii="Helvetica" w:hAnsi="Helvetica"/>
+        </w:rPr>
+        <w:t xml:space="preserve">), in cui ogni nodo memorizza una struttura Data (anno, mese, giorno, </w:t>
       </w:r>
       <w:proofErr w:type="spellStart"/>
       <w:r>
@@ -3113,8 +3238,15 @@
       <w:r>
         <w:rPr>
           <w:rFonts w:ascii="Helvetica" w:hAnsi="Helvetica"/>
-        </w:rPr>
-        <w:t>Analisi della complessità:</w:t>
+          <w:b/>
+        </w:rPr>
+        <w:t>Analisi della complessità</w:t>
+      </w:r>
+      <w:r>
+        <w:rPr>
+          <w:rFonts w:ascii="Helvetica" w:hAnsi="Helvetica"/>
+        </w:rPr>
+        <w:t>:</w:t>
       </w:r>
     </w:p>
     <w:tbl>
@@ -3329,27 +3461,18 @@
               <w:spacing w:line="276" w:lineRule="auto"/>
               <w:rPr>
                 <w:rFonts w:ascii="Helvetica" w:hAnsi="Helvetica"/>
-              </w:rPr>
-            </w:pPr>
-            <w:proofErr w:type="gramStart"/>
-            <w:r>
-              <w:rPr>
-                <w:rFonts w:ascii="Helvetica" w:hAnsi="Helvetica"/>
-                <w:color w:val="000000"/>
-                <w:sz w:val="22"/>
-                <w:szCs w:val="22"/>
-              </w:rPr>
-              <w:t>O(</w:t>
-            </w:r>
-            <w:proofErr w:type="gramEnd"/>
-            <w:r>
-              <w:rPr>
-                <w:rFonts w:ascii="Helvetica" w:hAnsi="Helvetica"/>
-                <w:color w:val="000000"/>
-                <w:sz w:val="22"/>
-                <w:szCs w:val="22"/>
-              </w:rPr>
-              <w:t>log n) caso medio</w:t>
+                <w:lang w:val="es-ES"/>
+              </w:rPr>
+            </w:pPr>
+            <w:r>
+              <w:rPr>
+                <w:rFonts w:ascii="Helvetica" w:hAnsi="Helvetica"/>
+                <w:color w:val="000000"/>
+                <w:sz w:val="22"/>
+                <w:szCs w:val="22"/>
+                <w:lang w:val="es-ES"/>
+              </w:rPr>
+              <w:t>O(log n) caso medio</w:t>
             </w:r>
           </w:p>
         </w:tc>
@@ -3461,27 +3584,18 @@
               <w:spacing w:line="276" w:lineRule="auto"/>
               <w:rPr>
                 <w:rFonts w:ascii="Helvetica" w:hAnsi="Helvetica"/>
-              </w:rPr>
-            </w:pPr>
-            <w:proofErr w:type="gramStart"/>
-            <w:r>
-              <w:rPr>
-                <w:rFonts w:ascii="Helvetica" w:hAnsi="Helvetica"/>
-                <w:color w:val="000000"/>
-                <w:sz w:val="22"/>
-                <w:szCs w:val="22"/>
-              </w:rPr>
-              <w:t>O(</w:t>
-            </w:r>
-            <w:proofErr w:type="gramEnd"/>
-            <w:r>
-              <w:rPr>
-                <w:rFonts w:ascii="Helvetica" w:hAnsi="Helvetica"/>
-                <w:color w:val="000000"/>
-                <w:sz w:val="22"/>
-                <w:szCs w:val="22"/>
-              </w:rPr>
-              <w:t>log n) caso medio</w:t>
+                <w:lang w:val="es-ES"/>
+              </w:rPr>
+            </w:pPr>
+            <w:r>
+              <w:rPr>
+                <w:rFonts w:ascii="Helvetica" w:hAnsi="Helvetica"/>
+                <w:color w:val="000000"/>
+                <w:sz w:val="22"/>
+                <w:szCs w:val="22"/>
+                <w:lang w:val="es-ES"/>
+              </w:rPr>
+              <w:t>O(log n) caso medio</w:t>
             </w:r>
           </w:p>
         </w:tc>
@@ -4053,6 +4167,7 @@
       <w:r>
         <w:rPr>
           <w:rFonts w:ascii="Helvetica" w:hAnsi="Helvetica"/>
+          <w:b/>
         </w:rPr>
         <w:t>tipi.h</w:t>
       </w:r>
@@ -4122,6 +4237,7 @@
       <w:r>
         <w:rPr>
           <w:rFonts w:ascii="Helvetica" w:hAnsi="Helvetica"/>
+          <w:b/>
         </w:rPr>
         <w:t>utile.h</w:t>
       </w:r>
@@ -4129,6 +4245,7 @@
       <w:r>
         <w:rPr>
           <w:rFonts w:ascii="Helvetica" w:hAnsi="Helvetica"/>
+          <w:b/>
         </w:rPr>
         <w:t xml:space="preserve"> / </w:t>
       </w:r>
@@ -4136,6 +4253,7 @@
       <w:r>
         <w:rPr>
           <w:rFonts w:ascii="Helvetica" w:hAnsi="Helvetica"/>
+          <w:b/>
         </w:rPr>
         <w:t>utile.c</w:t>
       </w:r>
@@ -4233,6 +4351,7 @@
       <w:r>
         <w:rPr>
           <w:rFonts w:ascii="Helvetica" w:hAnsi="Helvetica"/>
+          <w:b/>
         </w:rPr>
         <w:t>richieste.h</w:t>
       </w:r>
@@ -4240,6 +4359,7 @@
       <w:r>
         <w:rPr>
           <w:rFonts w:ascii="Helvetica" w:hAnsi="Helvetica"/>
+          <w:b/>
         </w:rPr>
         <w:t xml:space="preserve"> / </w:t>
       </w:r>
@@ -4247,6 +4367,7 @@
       <w:r>
         <w:rPr>
           <w:rFonts w:ascii="Helvetica" w:hAnsi="Helvetica"/>
+          <w:b/>
         </w:rPr>
         <w:t>richieste.c</w:t>
       </w:r>
@@ -4316,6 +4437,7 @@
       <w:r>
         <w:rPr>
           <w:rFonts w:ascii="Helvetica" w:hAnsi="Helvetica"/>
+          <w:b/>
         </w:rPr>
         <w:t>tecnici.h</w:t>
       </w:r>
@@ -4323,6 +4445,7 @@
       <w:r>
         <w:rPr>
           <w:rFonts w:ascii="Helvetica" w:hAnsi="Helvetica"/>
+          <w:b/>
         </w:rPr>
         <w:t xml:space="preserve"> / </w:t>
       </w:r>
@@ -4330,6 +4453,7 @@
       <w:r>
         <w:rPr>
           <w:rFonts w:ascii="Helvetica" w:hAnsi="Helvetica"/>
+          <w:b/>
         </w:rPr>
         <w:t>tecnici.c</w:t>
       </w:r>
@@ -4399,33 +4523,40 @@
       <w:r>
         <w:rPr>
           <w:rFonts w:ascii="Helvetica" w:hAnsi="Helvetica"/>
+          <w:b/>
+        </w:rPr>
+        <w:t>schedule.h</w:t>
+      </w:r>
+      <w:proofErr w:type="spellEnd"/>
+      <w:r>
+        <w:rPr>
+          <w:rFonts w:ascii="Helvetica" w:hAnsi="Helvetica"/>
+          <w:b/>
+        </w:rPr>
+        <w:t xml:space="preserve"> / </w:t>
+      </w:r>
+      <w:proofErr w:type="spellStart"/>
+      <w:r>
+        <w:rPr>
+          <w:rFonts w:ascii="Helvetica" w:hAnsi="Helvetica"/>
+          <w:b/>
+        </w:rPr>
+        <w:t>schedule.c</w:t>
+      </w:r>
+      <w:proofErr w:type="spellEnd"/>
+      <w:r>
+        <w:rPr>
+          <w:rFonts w:ascii="Helvetica" w:hAnsi="Helvetica"/>
+          <w:b/>
+        </w:rPr>
+        <w:t xml:space="preserve"> </w:t>
+      </w:r>
+      <w:r>
+        <w:rPr>
+          <w:rFonts w:ascii="Helvetica" w:hAnsi="Helvetica"/>
           <w:lang w:val="en-GB"/>
         </w:rPr>
-        <w:t>schedule.h</w:t>
-      </w:r>
-      <w:proofErr w:type="spellEnd"/>
-      <w:r>
-        <w:rPr>
-          <w:rFonts w:ascii="Helvetica" w:hAnsi="Helvetica"/>
-          <w:lang w:val="en-GB"/>
-        </w:rPr>
-        <w:t xml:space="preserve"> / </w:t>
-      </w:r>
-      <w:proofErr w:type="spellStart"/>
-      <w:r>
-        <w:rPr>
-          <w:rFonts w:ascii="Helvetica" w:hAnsi="Helvetica"/>
-          <w:lang w:val="en-GB"/>
-        </w:rPr>
-        <w:t>schedule.c</w:t>
-      </w:r>
-      <w:proofErr w:type="spellEnd"/>
-      <w:r>
-        <w:rPr>
-          <w:rFonts w:ascii="Helvetica" w:hAnsi="Helvetica"/>
-          <w:lang w:val="en-GB"/>
-        </w:rPr>
-        <w:t xml:space="preserve"> — ADT BST </w:t>
+        <w:t xml:space="preserve">— ADT BST </w:t>
       </w:r>
       <w:proofErr w:type="spellStart"/>
       <w:r>
@@ -4913,7 +5044,6 @@
               </w:rPr>
             </w:pPr>
             <w:proofErr w:type="spellStart"/>
-            <w:proofErr w:type="gramStart"/>
             <w:r>
               <w:rPr>
                 <w:rFonts w:ascii="Helvetica" w:hAnsi="Helvetica"/>
@@ -4931,17 +5061,7 @@
                 <w:sz w:val="22"/>
                 <w:szCs w:val="22"/>
               </w:rPr>
-              <w:t>[</w:t>
-            </w:r>
-            <w:proofErr w:type="gramEnd"/>
-            <w:r>
-              <w:rPr>
-                <w:rFonts w:ascii="Helvetica" w:hAnsi="Helvetica"/>
-                <w:color w:val="000000"/>
-                <w:sz w:val="22"/>
-                <w:szCs w:val="22"/>
-              </w:rPr>
-              <w:t>100]</w:t>
+              <w:t>[100]</w:t>
             </w:r>
           </w:p>
         </w:tc>
@@ -5166,7 +5286,6 @@
               </w:rPr>
             </w:pPr>
             <w:proofErr w:type="spellStart"/>
-            <w:proofErr w:type="gramStart"/>
             <w:r>
               <w:rPr>
                 <w:rFonts w:ascii="Helvetica" w:hAnsi="Helvetica"/>
@@ -5184,17 +5303,7 @@
                 <w:sz w:val="22"/>
                 <w:szCs w:val="22"/>
               </w:rPr>
-              <w:t>[</w:t>
-            </w:r>
-            <w:proofErr w:type="gramEnd"/>
-            <w:r>
-              <w:rPr>
-                <w:rFonts w:ascii="Helvetica" w:hAnsi="Helvetica"/>
-                <w:color w:val="000000"/>
-                <w:sz w:val="22"/>
-                <w:szCs w:val="22"/>
-              </w:rPr>
-              <w:t>100]</w:t>
+              <w:t>[100]</w:t>
             </w:r>
           </w:p>
         </w:tc>
@@ -5298,7 +5407,6 @@
               </w:rPr>
             </w:pPr>
             <w:proofErr w:type="spellStart"/>
-            <w:proofErr w:type="gramStart"/>
             <w:r>
               <w:rPr>
                 <w:rFonts w:ascii="Helvetica" w:hAnsi="Helvetica"/>
@@ -5316,17 +5424,7 @@
                 <w:sz w:val="22"/>
                 <w:szCs w:val="22"/>
               </w:rPr>
-              <w:t>[</w:t>
-            </w:r>
-            <w:proofErr w:type="gramEnd"/>
-            <w:r>
-              <w:rPr>
-                <w:rFonts w:ascii="Helvetica" w:hAnsi="Helvetica"/>
-                <w:color w:val="000000"/>
-                <w:sz w:val="22"/>
-                <w:szCs w:val="22"/>
-              </w:rPr>
-              <w:t>11]</w:t>
+              <w:t>[11]</w:t>
             </w:r>
           </w:p>
         </w:tc>
@@ -5432,7 +5530,6 @@
               </w:rPr>
             </w:pPr>
             <w:proofErr w:type="spellStart"/>
-            <w:proofErr w:type="gramStart"/>
             <w:r>
               <w:rPr>
                 <w:rFonts w:ascii="Helvetica" w:hAnsi="Helvetica"/>
@@ -5450,17 +5547,7 @@
                 <w:sz w:val="22"/>
                 <w:szCs w:val="22"/>
               </w:rPr>
-              <w:t>[</w:t>
-            </w:r>
-            <w:proofErr w:type="gramEnd"/>
-            <w:r>
-              <w:rPr>
-                <w:rFonts w:ascii="Helvetica" w:hAnsi="Helvetica"/>
-                <w:color w:val="000000"/>
-                <w:sz w:val="22"/>
-                <w:szCs w:val="22"/>
-              </w:rPr>
-              <w:t>11]</w:t>
+              <w:t>[11]</w:t>
             </w:r>
           </w:p>
         </w:tc>
@@ -5564,7 +5651,6 @@
               </w:rPr>
             </w:pPr>
             <w:proofErr w:type="spellStart"/>
-            <w:proofErr w:type="gramStart"/>
             <w:r>
               <w:rPr>
                 <w:rFonts w:ascii="Helvetica" w:hAnsi="Helvetica"/>
@@ -5582,17 +5668,7 @@
                 <w:sz w:val="22"/>
                 <w:szCs w:val="22"/>
               </w:rPr>
-              <w:t>[</w:t>
-            </w:r>
-            <w:proofErr w:type="gramEnd"/>
-            <w:r>
-              <w:rPr>
-                <w:rFonts w:ascii="Helvetica" w:hAnsi="Helvetica"/>
-                <w:color w:val="000000"/>
-                <w:sz w:val="22"/>
-                <w:szCs w:val="22"/>
-              </w:rPr>
-              <w:t>100]</w:t>
+              <w:t>[100]</w:t>
             </w:r>
           </w:p>
         </w:tc>
@@ -6233,7 +6309,6 @@
               </w:rPr>
             </w:pPr>
             <w:proofErr w:type="spellStart"/>
-            <w:proofErr w:type="gramStart"/>
             <w:r>
               <w:rPr>
                 <w:rFonts w:ascii="Helvetica" w:hAnsi="Helvetica"/>
@@ -6251,17 +6326,7 @@
                 <w:sz w:val="22"/>
                 <w:szCs w:val="22"/>
               </w:rPr>
-              <w:t>[</w:t>
-            </w:r>
-            <w:proofErr w:type="gramEnd"/>
-            <w:r>
-              <w:rPr>
-                <w:rFonts w:ascii="Helvetica" w:hAnsi="Helvetica"/>
-                <w:color w:val="000000"/>
-                <w:sz w:val="22"/>
-                <w:szCs w:val="22"/>
-              </w:rPr>
-              <w:t>10]</w:t>
+              <w:t>[10]</w:t>
             </w:r>
           </w:p>
         </w:tc>
@@ -7437,6 +7502,7 @@
       <w:r>
         <w:rPr>
           <w:rFonts w:ascii="Helvetica" w:hAnsi="Helvetica"/>
+          <w:i/>
         </w:rPr>
         <w:t>transisioneValida</w:t>
       </w:r>
@@ -7451,6 +7517,7 @@
       <w:r>
         <w:rPr>
           <w:rFonts w:ascii="Helvetica" w:hAnsi="Helvetica"/>
+          <w:i/>
         </w:rPr>
         <w:t>aggiornaStato</w:t>
       </w:r>
@@ -7513,9 +7580,19 @@
           <w:sz w:val="22"/>
           <w:szCs w:val="22"/>
         </w:rPr>
-        <w:t xml:space="preserve">  </w:t>
-      </w:r>
-      <w:proofErr w:type="gramStart"/>
+        <w:t xml:space="preserve">  PIANIFICATA  </w:t>
+      </w:r>
+      <w:r>
+        <w:rPr>
+          <w:rFonts w:eastAsia="Courier New"/>
+          <w:b/>
+          <w:bCs/>
+          <w:color w:val="1F4E79"/>
+          <w:sz w:val="22"/>
+          <w:szCs w:val="22"/>
+        </w:rPr>
+        <w:t>→</w:t>
+      </w:r>
       <w:r>
         <w:rPr>
           <w:rFonts w:ascii="Helvetica" w:eastAsia="Courier New" w:hAnsi="Helvetica" w:cs="Courier New"/>
@@ -7525,7 +7602,7 @@
           <w:sz w:val="22"/>
           <w:szCs w:val="22"/>
         </w:rPr>
-        <w:t xml:space="preserve">PIANIFICATA  </w:t>
+        <w:t xml:space="preserve">  IN_LAVORAZIONE  </w:t>
       </w:r>
       <w:r>
         <w:rPr>
@@ -7538,7 +7615,6 @@
         </w:rPr>
         <w:t>→</w:t>
       </w:r>
-      <w:proofErr w:type="gramEnd"/>
       <w:r>
         <w:rPr>
           <w:rFonts w:ascii="Helvetica" w:eastAsia="Courier New" w:hAnsi="Helvetica" w:cs="Courier New"/>
@@ -7548,41 +7624,6 @@
           <w:sz w:val="22"/>
           <w:szCs w:val="22"/>
         </w:rPr>
-        <w:t xml:space="preserve">  IN_</w:t>
-      </w:r>
-      <w:proofErr w:type="gramStart"/>
-      <w:r>
-        <w:rPr>
-          <w:rFonts w:ascii="Helvetica" w:eastAsia="Courier New" w:hAnsi="Helvetica" w:cs="Courier New"/>
-          <w:b/>
-          <w:bCs/>
-          <w:color w:val="1F4E79"/>
-          <w:sz w:val="22"/>
-          <w:szCs w:val="22"/>
-        </w:rPr>
-        <w:t xml:space="preserve">LAVORAZIONE  </w:t>
-      </w:r>
-      <w:r>
-        <w:rPr>
-          <w:rFonts w:eastAsia="Courier New"/>
-          <w:b/>
-          <w:bCs/>
-          <w:color w:val="1F4E79"/>
-          <w:sz w:val="22"/>
-          <w:szCs w:val="22"/>
-        </w:rPr>
-        <w:t>→</w:t>
-      </w:r>
-      <w:proofErr w:type="gramEnd"/>
-      <w:r>
-        <w:rPr>
-          <w:rFonts w:ascii="Helvetica" w:eastAsia="Courier New" w:hAnsi="Helvetica" w:cs="Courier New"/>
-          <w:b/>
-          <w:bCs/>
-          <w:color w:val="1F4E79"/>
-          <w:sz w:val="22"/>
-          <w:szCs w:val="22"/>
-        </w:rPr>
         <w:t xml:space="preserve">  CONCLUSA</w:t>
       </w:r>
     </w:p>
@@ -7605,6 +7646,14 @@
         </w:rPr>
         <w:t>Da qualsiasi stato intermedio è possibile passare ad ANNULLATA</w:t>
       </w:r>
+    </w:p>
+    <w:p>
+      <w:pPr>
+        <w:spacing w:after="160" w:line="276" w:lineRule="auto"/>
+        <w:rPr>
+          <w:rFonts w:ascii="Helvetica" w:hAnsi="Helvetica"/>
+        </w:rPr>
+      </w:pPr>
     </w:p>
     <w:p>
       <w:pPr>
@@ -7627,6 +7676,7 @@
         <w:rPr>
           <w:rFonts w:ascii="Helvetica" w:hAnsi="Helvetica"/>
         </w:rPr>
+        <w:lastRenderedPageBreak/>
         <w:t>3.4  Interazione</w:t>
       </w:r>
       <w:proofErr w:type="gramEnd"/>
@@ -7649,13 +7699,13 @@
         <w:rPr>
           <w:rFonts w:ascii="Helvetica" w:hAnsi="Helvetica"/>
         </w:rPr>
-        <w:lastRenderedPageBreak/>
         <w:t xml:space="preserve">Quando l'utente inserisce una nuova richiesta, questa viene creata con </w:t>
       </w:r>
       <w:proofErr w:type="spellStart"/>
       <w:r>
         <w:rPr>
           <w:rFonts w:ascii="Helvetica" w:hAnsi="Helvetica"/>
+          <w:i/>
         </w:rPr>
         <w:t>creaRichiesta</w:t>
       </w:r>
@@ -7670,6 +7720,7 @@
       <w:r>
         <w:rPr>
           <w:rFonts w:ascii="Helvetica" w:hAnsi="Helvetica"/>
+          <w:i/>
         </w:rPr>
         <w:t>inserisciRichiesta</w:t>
       </w:r>
@@ -7698,6 +7749,7 @@
       <w:r>
         <w:rPr>
           <w:rFonts w:ascii="Helvetica" w:hAnsi="Helvetica"/>
+          <w:i/>
         </w:rPr>
         <w:t>insertPQ</w:t>
       </w:r>
@@ -7735,6 +7787,7 @@
       <w:r>
         <w:rPr>
           <w:rFonts w:ascii="Helvetica" w:hAnsi="Helvetica"/>
+          <w:i/>
         </w:rPr>
         <w:t>assegnaRichiesta</w:t>
       </w:r>
@@ -7786,6 +7839,7 @@
       <w:r>
         <w:rPr>
           <w:rFonts w:ascii="Helvetica" w:hAnsi="Helvetica"/>
+          <w:i/>
         </w:rPr>
         <w:t>planIntervento</w:t>
       </w:r>
@@ -7800,6 +7854,7 @@
       <w:r>
         <w:rPr>
           <w:rFonts w:ascii="Helvetica" w:hAnsi="Helvetica"/>
+          <w:i/>
         </w:rPr>
         <w:t>verificaConflitti</w:t>
       </w:r>
@@ -7828,6 +7883,7 @@
       <w:r>
         <w:rPr>
           <w:rFonts w:ascii="Helvetica" w:hAnsi="Helvetica"/>
+          <w:i/>
         </w:rPr>
         <w:t>aggiornaStatoDaCodice</w:t>
       </w:r>
@@ -8086,7 +8142,6 @@
               <w:t xml:space="preserve">Richiesta* </w:t>
             </w:r>
             <w:proofErr w:type="spellStart"/>
-            <w:proofErr w:type="gramStart"/>
             <w:r>
               <w:rPr>
                 <w:rFonts w:ascii="Helvetica" w:hAnsi="Helvetica"/>
@@ -8107,7 +8162,6 @@
               <w:t>(</w:t>
             </w:r>
             <w:proofErr w:type="spellStart"/>
-            <w:proofErr w:type="gramEnd"/>
             <w:r>
               <w:rPr>
                 <w:rFonts w:ascii="Helvetica" w:hAnsi="Helvetica"/>
@@ -8565,10 +8619,29 @@
                 <w:sz w:val="22"/>
                 <w:szCs w:val="22"/>
               </w:rPr>
-              <w:t>Alloca memoria heap (</w:t>
+              <w:t xml:space="preserve">Alloca memoria </w:t>
             </w:r>
             <w:proofErr w:type="spellStart"/>
-            <w:proofErr w:type="gramStart"/>
+            <w:r>
+              <w:rPr>
+                <w:rFonts w:ascii="Helvetica" w:hAnsi="Helvetica"/>
+                <w:color w:val="000000"/>
+                <w:sz w:val="22"/>
+                <w:szCs w:val="22"/>
+              </w:rPr>
+              <w:t>heap</w:t>
+            </w:r>
+            <w:proofErr w:type="spellEnd"/>
+            <w:r>
+              <w:rPr>
+                <w:rFonts w:ascii="Helvetica" w:hAnsi="Helvetica"/>
+                <w:color w:val="000000"/>
+                <w:sz w:val="22"/>
+                <w:szCs w:val="22"/>
+              </w:rPr>
+              <w:t xml:space="preserve"> (</w:t>
+            </w:r>
+            <w:proofErr w:type="spellStart"/>
             <w:r>
               <w:rPr>
                 <w:rFonts w:ascii="Helvetica" w:hAnsi="Helvetica"/>
@@ -8586,17 +8659,7 @@
                 <w:sz w:val="22"/>
                 <w:szCs w:val="22"/>
               </w:rPr>
-              <w:t>(</w:t>
-            </w:r>
-            <w:proofErr w:type="gramEnd"/>
-            <w:r>
-              <w:rPr>
-                <w:rFonts w:ascii="Helvetica" w:hAnsi="Helvetica"/>
-                <w:color w:val="000000"/>
-                <w:sz w:val="22"/>
-                <w:szCs w:val="22"/>
-              </w:rPr>
-              <w:t>Richiesta))</w:t>
+              <w:t>(Richiesta))</w:t>
             </w:r>
           </w:p>
         </w:tc>
@@ -8792,7 +8855,6 @@
               <w:t xml:space="preserve"> </w:t>
             </w:r>
             <w:proofErr w:type="spellStart"/>
-            <w:proofErr w:type="gramStart"/>
             <w:r>
               <w:rPr>
                 <w:rFonts w:ascii="Helvetica" w:hAnsi="Helvetica"/>
@@ -8810,17 +8872,7 @@
                 <w:sz w:val="22"/>
                 <w:szCs w:val="22"/>
               </w:rPr>
-              <w:t>(</w:t>
-            </w:r>
-            <w:proofErr w:type="gramEnd"/>
-            <w:r>
-              <w:rPr>
-                <w:rFonts w:ascii="Helvetica" w:hAnsi="Helvetica"/>
-                <w:color w:val="000000"/>
-                <w:sz w:val="22"/>
-                <w:szCs w:val="22"/>
-              </w:rPr>
-              <w:t>Richiesta** testa, Richiesta* nuova)</w:t>
+              <w:t>(Richiesta** testa, Richiesta* nuova)</w:t>
             </w:r>
           </w:p>
         </w:tc>
@@ -9254,7 +9306,6 @@
               <w:t xml:space="preserve"> </w:t>
             </w:r>
             <w:proofErr w:type="spellStart"/>
-            <w:proofErr w:type="gramStart"/>
             <w:r>
               <w:rPr>
                 <w:rFonts w:ascii="Helvetica" w:hAnsi="Helvetica"/>
@@ -9272,17 +9323,7 @@
                 <w:sz w:val="22"/>
                 <w:szCs w:val="22"/>
               </w:rPr>
-              <w:t>(</w:t>
-            </w:r>
-            <w:proofErr w:type="gramEnd"/>
-            <w:r>
-              <w:rPr>
-                <w:rFonts w:ascii="Helvetica" w:hAnsi="Helvetica"/>
-                <w:color w:val="000000"/>
-                <w:sz w:val="22"/>
-                <w:szCs w:val="22"/>
-              </w:rPr>
-              <w:t xml:space="preserve">Richiesta* r, </w:t>
+              <w:t xml:space="preserve">(Richiesta* r, </w:t>
             </w:r>
             <w:proofErr w:type="spellStart"/>
             <w:r>
@@ -9345,7 +9386,6 @@
               <w:t xml:space="preserve"> </w:t>
             </w:r>
             <w:proofErr w:type="spellStart"/>
-            <w:proofErr w:type="gramStart"/>
             <w:r>
               <w:rPr>
                 <w:rFonts w:ascii="Helvetica" w:hAnsi="Helvetica"/>
@@ -9363,17 +9403,7 @@
                 <w:sz w:val="22"/>
                 <w:szCs w:val="22"/>
               </w:rPr>
-              <w:t>(</w:t>
-            </w:r>
-            <w:proofErr w:type="gramEnd"/>
-            <w:r>
-              <w:rPr>
-                <w:rFonts w:ascii="Helvetica" w:hAnsi="Helvetica"/>
-                <w:color w:val="000000"/>
-                <w:sz w:val="22"/>
-                <w:szCs w:val="22"/>
-              </w:rPr>
-              <w:t xml:space="preserve">Richiesta* testa, </w:t>
+              <w:t xml:space="preserve">(Richiesta* testa, </w:t>
             </w:r>
             <w:proofErr w:type="spellStart"/>
             <w:r>
@@ -9861,7 +9891,6 @@
               <w:t xml:space="preserve">Richiesta* </w:t>
             </w:r>
             <w:proofErr w:type="spellStart"/>
-            <w:proofErr w:type="gramStart"/>
             <w:r>
               <w:rPr>
                 <w:rFonts w:ascii="Helvetica" w:hAnsi="Helvetica"/>
@@ -9879,17 +9908,7 @@
                 <w:sz w:val="22"/>
                 <w:szCs w:val="22"/>
               </w:rPr>
-              <w:t>(</w:t>
-            </w:r>
-            <w:proofErr w:type="gramEnd"/>
-            <w:r>
-              <w:rPr>
-                <w:rFonts w:ascii="Helvetica" w:hAnsi="Helvetica"/>
-                <w:color w:val="000000"/>
-                <w:sz w:val="22"/>
-                <w:szCs w:val="22"/>
-              </w:rPr>
-              <w:t xml:space="preserve">Richiesta* testa, </w:t>
+              <w:t xml:space="preserve">(Richiesta* testa, </w:t>
             </w:r>
             <w:proofErr w:type="spellStart"/>
             <w:r>
@@ -10327,7 +10346,6 @@
               <w:t xml:space="preserve"> </w:t>
             </w:r>
             <w:proofErr w:type="spellStart"/>
-            <w:proofErr w:type="gramStart"/>
             <w:r>
               <w:rPr>
                 <w:rFonts w:ascii="Helvetica" w:hAnsi="Helvetica"/>
@@ -10345,17 +10363,7 @@
                 <w:sz w:val="22"/>
                 <w:szCs w:val="22"/>
               </w:rPr>
-              <w:t>(</w:t>
-            </w:r>
-            <w:proofErr w:type="gramEnd"/>
-            <w:r>
-              <w:rPr>
-                <w:rFonts w:ascii="Helvetica" w:hAnsi="Helvetica"/>
-                <w:color w:val="000000"/>
-                <w:sz w:val="22"/>
-                <w:szCs w:val="22"/>
-              </w:rPr>
-              <w:t>Richiesta* testa)</w:t>
+              <w:t>(Richiesta* testa)</w:t>
             </w:r>
           </w:p>
         </w:tc>
@@ -10656,7 +10664,21 @@
         <w:rPr>
           <w:rFonts w:ascii="Helvetica" w:hAnsi="Helvetica"/>
         </w:rPr>
-        <w:t xml:space="preserve"> Queue (Max-Heap) — Modulo Richieste</w:t>
+        <w:t xml:space="preserve"> Queue (Max-</w:t>
+      </w:r>
+      <w:proofErr w:type="spellStart"/>
+      <w:r>
+        <w:rPr>
+          <w:rFonts w:ascii="Helvetica" w:hAnsi="Helvetica"/>
+        </w:rPr>
+        <w:t>Heap</w:t>
+      </w:r>
+      <w:proofErr w:type="spellEnd"/>
+      <w:r>
+        <w:rPr>
+          <w:rFonts w:ascii="Helvetica" w:hAnsi="Helvetica"/>
+        </w:rPr>
+        <w:t>) — Modulo Richieste</w:t>
       </w:r>
     </w:p>
     <w:p>
@@ -10864,7 +10886,6 @@
               <w:t xml:space="preserve">void </w:t>
             </w:r>
             <w:proofErr w:type="spellStart"/>
-            <w:proofErr w:type="gramStart"/>
             <w:r>
               <w:rPr>
                 <w:rFonts w:ascii="Helvetica" w:hAnsi="Helvetica"/>
@@ -10887,7 +10908,6 @@
               <w:t>(</w:t>
             </w:r>
             <w:proofErr w:type="spellStart"/>
-            <w:proofErr w:type="gramEnd"/>
             <w:r>
               <w:rPr>
                 <w:rFonts w:ascii="Helvetica" w:hAnsi="Helvetica"/>
@@ -10929,10 +10949,9 @@
                 <w:szCs w:val="22"/>
                 <w:lang w:val="en-GB"/>
               </w:rPr>
-              <w:t xml:space="preserve">) int </w:t>
+              <w:t xml:space="preserve">) </w:t>
             </w:r>
             <w:proofErr w:type="spellStart"/>
-            <w:proofErr w:type="gramStart"/>
             <w:r>
               <w:rPr>
                 <w:rFonts w:ascii="Helvetica" w:hAnsi="Helvetica"/>
@@ -10941,6 +10960,28 @@
                 <w:szCs w:val="22"/>
                 <w:lang w:val="en-GB"/>
               </w:rPr>
+              <w:t>int</w:t>
+            </w:r>
+            <w:proofErr w:type="spellEnd"/>
+            <w:r>
+              <w:rPr>
+                <w:rFonts w:ascii="Helvetica" w:hAnsi="Helvetica"/>
+                <w:color w:val="000000"/>
+                <w:sz w:val="22"/>
+                <w:szCs w:val="22"/>
+                <w:lang w:val="en-GB"/>
+              </w:rPr>
+              <w:t xml:space="preserve"> </w:t>
+            </w:r>
+            <w:proofErr w:type="spellStart"/>
+            <w:r>
+              <w:rPr>
+                <w:rFonts w:ascii="Helvetica" w:hAnsi="Helvetica"/>
+                <w:color w:val="000000"/>
+                <w:sz w:val="22"/>
+                <w:szCs w:val="22"/>
+                <w:lang w:val="en-GB"/>
+              </w:rPr>
               <w:t>emptyPQ</w:t>
             </w:r>
             <w:proofErr w:type="spellEnd"/>
@@ -10955,7 +10996,6 @@
               <w:t>(</w:t>
             </w:r>
             <w:proofErr w:type="spellStart"/>
-            <w:proofErr w:type="gramEnd"/>
             <w:r>
               <w:rPr>
                 <w:rFonts w:ascii="Helvetica" w:hAnsi="Helvetica"/>
@@ -11019,10 +11059,9 @@
                 <w:szCs w:val="22"/>
                 <w:lang w:val="en-GB"/>
               </w:rPr>
-              <w:t xml:space="preserve">) int </w:t>
+              <w:t xml:space="preserve">) </w:t>
             </w:r>
             <w:proofErr w:type="spellStart"/>
-            <w:proofErr w:type="gramStart"/>
             <w:r>
               <w:rPr>
                 <w:rFonts w:ascii="Helvetica" w:hAnsi="Helvetica"/>
@@ -11031,6 +11070,28 @@
                 <w:szCs w:val="22"/>
                 <w:lang w:val="en-GB"/>
               </w:rPr>
+              <w:t>int</w:t>
+            </w:r>
+            <w:proofErr w:type="spellEnd"/>
+            <w:r>
+              <w:rPr>
+                <w:rFonts w:ascii="Helvetica" w:hAnsi="Helvetica"/>
+                <w:color w:val="000000"/>
+                <w:sz w:val="22"/>
+                <w:szCs w:val="22"/>
+                <w:lang w:val="en-GB"/>
+              </w:rPr>
+              <w:t xml:space="preserve"> </w:t>
+            </w:r>
+            <w:proofErr w:type="spellStart"/>
+            <w:r>
+              <w:rPr>
+                <w:rFonts w:ascii="Helvetica" w:hAnsi="Helvetica"/>
+                <w:color w:val="000000"/>
+                <w:sz w:val="22"/>
+                <w:szCs w:val="22"/>
+                <w:lang w:val="en-GB"/>
+              </w:rPr>
               <w:t>fullPQ</w:t>
             </w:r>
             <w:proofErr w:type="spellEnd"/>
@@ -11045,7 +11106,6 @@
               <w:t>(</w:t>
             </w:r>
             <w:proofErr w:type="spellStart"/>
-            <w:proofErr w:type="gramEnd"/>
             <w:r>
               <w:rPr>
                 <w:rFonts w:ascii="Helvetica" w:hAnsi="Helvetica"/>
@@ -11299,7 +11359,27 @@
                 <w:sz w:val="22"/>
                 <w:szCs w:val="22"/>
               </w:rPr>
-              <w:t xml:space="preserve">-&gt;size = 0. </w:t>
+              <w:t>-&gt;</w:t>
+            </w:r>
+            <w:proofErr w:type="spellStart"/>
+            <w:r>
+              <w:rPr>
+                <w:rFonts w:ascii="Helvetica" w:hAnsi="Helvetica"/>
+                <w:color w:val="000000"/>
+                <w:sz w:val="22"/>
+                <w:szCs w:val="22"/>
+              </w:rPr>
+              <w:t>size</w:t>
+            </w:r>
+            <w:proofErr w:type="spellEnd"/>
+            <w:r>
+              <w:rPr>
+                <w:rFonts w:ascii="Helvetica" w:hAnsi="Helvetica"/>
+                <w:color w:val="000000"/>
+                <w:sz w:val="22"/>
+                <w:szCs w:val="22"/>
+              </w:rPr>
+              <w:t xml:space="preserve"> = 0. </w:t>
             </w:r>
             <w:proofErr w:type="spellStart"/>
             <w:r>
@@ -11700,7 +11780,6 @@
               <w:t xml:space="preserve"> </w:t>
             </w:r>
             <w:proofErr w:type="spellStart"/>
-            <w:proofErr w:type="gramStart"/>
             <w:r>
               <w:rPr>
                 <w:rFonts w:ascii="Helvetica" w:hAnsi="Helvetica"/>
@@ -11721,7 +11800,6 @@
               <w:t>(</w:t>
             </w:r>
             <w:proofErr w:type="spellStart"/>
-            <w:proofErr w:type="gramEnd"/>
             <w:r>
               <w:rPr>
                 <w:rFonts w:ascii="Helvetica" w:hAnsi="Helvetica"/>
@@ -11847,9 +11925,9 @@
                 <w:szCs w:val="22"/>
                 <w:lang w:val="en-GB"/>
               </w:rPr>
-              <w:t xml:space="preserve"> ≠ NULL; r ≠ NULL</w:t>
-            </w:r>
-            <w:proofErr w:type="gramStart"/>
+              <w:t xml:space="preserve"> ≠ NULL; r ≠ NULL; !</w:t>
+            </w:r>
+            <w:proofErr w:type="spellStart"/>
             <w:r>
               <w:rPr>
                 <w:rFonts w:ascii="Helvetica" w:hAnsi="Helvetica"/>
@@ -11858,21 +11936,9 @@
                 <w:szCs w:val="22"/>
                 <w:lang w:val="en-GB"/>
               </w:rPr>
-              <w:t>; !</w:t>
-            </w:r>
-            <w:proofErr w:type="spellStart"/>
-            <w:r>
-              <w:rPr>
-                <w:rFonts w:ascii="Helvetica" w:hAnsi="Helvetica"/>
-                <w:color w:val="000000"/>
-                <w:sz w:val="22"/>
-                <w:szCs w:val="22"/>
-                <w:lang w:val="en-GB"/>
-              </w:rPr>
               <w:t>fullPQ</w:t>
             </w:r>
             <w:proofErr w:type="spellEnd"/>
-            <w:proofErr w:type="gramEnd"/>
             <w:r>
               <w:rPr>
                 <w:rFonts w:ascii="Helvetica" w:hAnsi="Helvetica"/>
@@ -12082,7 +12148,27 @@
                 <w:sz w:val="22"/>
                 <w:szCs w:val="22"/>
               </w:rPr>
-              <w:t>-&gt;size incrementa di 1; la posizione dei puntatori nell'array heap può cambiare</w:t>
+              <w:t>-&gt;</w:t>
+            </w:r>
+            <w:proofErr w:type="spellStart"/>
+            <w:r>
+              <w:rPr>
+                <w:rFonts w:ascii="Helvetica" w:hAnsi="Helvetica"/>
+                <w:color w:val="000000"/>
+                <w:sz w:val="22"/>
+                <w:szCs w:val="22"/>
+              </w:rPr>
+              <w:t>size</w:t>
+            </w:r>
+            <w:proofErr w:type="spellEnd"/>
+            <w:r>
+              <w:rPr>
+                <w:rFonts w:ascii="Helvetica" w:hAnsi="Helvetica"/>
+                <w:color w:val="000000"/>
+                <w:sz w:val="22"/>
+                <w:szCs w:val="22"/>
+              </w:rPr>
+              <w:t xml:space="preserve"> incrementa di 1; la posizione dei puntatori nell'array heap può cambiare</w:t>
             </w:r>
           </w:p>
         </w:tc>
@@ -12267,7 +12353,6 @@
               <w:t xml:space="preserve">Richiesta* </w:t>
             </w:r>
             <w:proofErr w:type="spellStart"/>
-            <w:proofErr w:type="gramStart"/>
             <w:r>
               <w:rPr>
                 <w:rFonts w:ascii="Helvetica" w:hAnsi="Helvetica"/>
@@ -12288,7 +12373,6 @@
               <w:t>(</w:t>
             </w:r>
             <w:proofErr w:type="spellStart"/>
-            <w:proofErr w:type="gramEnd"/>
             <w:r>
               <w:rPr>
                 <w:rFonts w:ascii="Helvetica" w:hAnsi="Helvetica"/>
@@ -12411,17 +12495,7 @@
                 <w:sz w:val="22"/>
                 <w:szCs w:val="22"/>
               </w:rPr>
-              <w:t xml:space="preserve"> ≠ NULL</w:t>
-            </w:r>
-            <w:proofErr w:type="gramStart"/>
-            <w:r>
-              <w:rPr>
-                <w:rFonts w:ascii="Helvetica" w:hAnsi="Helvetica"/>
-                <w:color w:val="000000"/>
-                <w:sz w:val="22"/>
-                <w:szCs w:val="22"/>
-              </w:rPr>
-              <w:t>; !</w:t>
+              <w:t xml:space="preserve"> ≠ NULL; !</w:t>
             </w:r>
             <w:proofErr w:type="spellStart"/>
             <w:r>
@@ -12434,7 +12508,6 @@
               <w:t>emptyPQ</w:t>
             </w:r>
             <w:proofErr w:type="spellEnd"/>
-            <w:proofErr w:type="gramEnd"/>
             <w:r>
               <w:rPr>
                 <w:rFonts w:ascii="Helvetica" w:hAnsi="Helvetica"/>
@@ -12596,7 +12669,27 @@
                 <w:sz w:val="22"/>
                 <w:szCs w:val="22"/>
               </w:rPr>
-              <w:t>-&gt;size decrementa di 1. Restituisce NULL se coda vuota.</w:t>
+              <w:t>-&gt;</w:t>
+            </w:r>
+            <w:proofErr w:type="spellStart"/>
+            <w:r>
+              <w:rPr>
+                <w:rFonts w:ascii="Helvetica" w:hAnsi="Helvetica"/>
+                <w:color w:val="000000"/>
+                <w:sz w:val="22"/>
+                <w:szCs w:val="22"/>
+              </w:rPr>
+              <w:t>size</w:t>
+            </w:r>
+            <w:proofErr w:type="spellEnd"/>
+            <w:r>
+              <w:rPr>
+                <w:rFonts w:ascii="Helvetica" w:hAnsi="Helvetica"/>
+                <w:color w:val="000000"/>
+                <w:sz w:val="22"/>
+                <w:szCs w:val="22"/>
+              </w:rPr>
+              <w:t xml:space="preserve"> decrementa di 1. Restituisce NULL se coda vuota.</w:t>
             </w:r>
           </w:p>
         </w:tc>
@@ -12681,7 +12774,27 @@
                 <w:sz w:val="22"/>
                 <w:szCs w:val="22"/>
               </w:rPr>
-              <w:t>-&gt;size decrementa; i puntatori nell'array heap sono riorganizzati</w:t>
+              <w:t>-&gt;</w:t>
+            </w:r>
+            <w:proofErr w:type="spellStart"/>
+            <w:r>
+              <w:rPr>
+                <w:rFonts w:ascii="Helvetica" w:hAnsi="Helvetica"/>
+                <w:color w:val="000000"/>
+                <w:sz w:val="22"/>
+                <w:szCs w:val="22"/>
+              </w:rPr>
+              <w:t>size</w:t>
+            </w:r>
+            <w:proofErr w:type="spellEnd"/>
+            <w:r>
+              <w:rPr>
+                <w:rFonts w:ascii="Helvetica" w:hAnsi="Helvetica"/>
+                <w:color w:val="000000"/>
+                <w:sz w:val="22"/>
+                <w:szCs w:val="22"/>
+              </w:rPr>
+              <w:t xml:space="preserve"> decrementa; i puntatori nell'array heap sono riorganizzati</w:t>
             </w:r>
           </w:p>
         </w:tc>
@@ -12916,7 +13029,6 @@
               <w:t xml:space="preserve"> </w:t>
             </w:r>
             <w:proofErr w:type="spellStart"/>
-            <w:proofErr w:type="gramStart"/>
             <w:r>
               <w:rPr>
                 <w:rFonts w:ascii="Helvetica" w:hAnsi="Helvetica"/>
@@ -12937,7 +13049,6 @@
               <w:t>(</w:t>
             </w:r>
             <w:proofErr w:type="spellStart"/>
-            <w:proofErr w:type="gramEnd"/>
             <w:r>
               <w:rPr>
                 <w:rFonts w:ascii="Helvetica" w:hAnsi="Helvetica"/>
@@ -12978,7 +13089,6 @@
               <w:t xml:space="preserve"> </w:t>
             </w:r>
             <w:proofErr w:type="spellStart"/>
-            <w:proofErr w:type="gramStart"/>
             <w:r>
               <w:rPr>
                 <w:rFonts w:ascii="Helvetica" w:hAnsi="Helvetica"/>
@@ -12999,7 +13109,6 @@
               <w:t>(</w:t>
             </w:r>
             <w:proofErr w:type="spellStart"/>
-            <w:proofErr w:type="gramEnd"/>
             <w:r>
               <w:rPr>
                 <w:rFonts w:ascii="Helvetica" w:hAnsi="Helvetica"/>
@@ -13536,7 +13645,6 @@
               <w:t xml:space="preserve"> </w:t>
             </w:r>
             <w:proofErr w:type="spellStart"/>
-            <w:proofErr w:type="gramStart"/>
             <w:r>
               <w:rPr>
                 <w:rFonts w:ascii="Helvetica" w:hAnsi="Helvetica"/>
@@ -13557,7 +13665,6 @@
               <w:t>(</w:t>
             </w:r>
             <w:proofErr w:type="spellStart"/>
-            <w:proofErr w:type="gramEnd"/>
             <w:r>
               <w:rPr>
                 <w:rFonts w:ascii="Helvetica" w:hAnsi="Helvetica"/>
@@ -14093,7 +14200,6 @@
               <w:t xml:space="preserve"> </w:t>
             </w:r>
             <w:proofErr w:type="spellStart"/>
-            <w:proofErr w:type="gramStart"/>
             <w:r>
               <w:rPr>
                 <w:rFonts w:ascii="Helvetica" w:hAnsi="Helvetica"/>
@@ -14114,7 +14220,6 @@
               <w:t>(</w:t>
             </w:r>
             <w:proofErr w:type="spellStart"/>
-            <w:proofErr w:type="gramEnd"/>
             <w:r>
               <w:rPr>
                 <w:rFonts w:ascii="Helvetica" w:hAnsi="Helvetica"/>
@@ -14591,7 +14696,6 @@
               <w:t xml:space="preserve"> </w:t>
             </w:r>
             <w:proofErr w:type="spellStart"/>
-            <w:proofErr w:type="gramStart"/>
             <w:r>
               <w:rPr>
                 <w:rFonts w:ascii="Helvetica" w:hAnsi="Helvetica"/>
@@ -14609,17 +14713,27 @@
                 <w:sz w:val="22"/>
                 <w:szCs w:val="22"/>
               </w:rPr>
-              <w:t>(</w:t>
-            </w:r>
-            <w:proofErr w:type="gramEnd"/>
-            <w:r>
-              <w:rPr>
-                <w:rFonts w:ascii="Helvetica" w:hAnsi="Helvetica"/>
-                <w:color w:val="000000"/>
-                <w:sz w:val="22"/>
-                <w:szCs w:val="22"/>
-              </w:rPr>
-              <w:t>Schedule root, Data target)</w:t>
+              <w:t xml:space="preserve">(Schedule </w:t>
+            </w:r>
+            <w:proofErr w:type="spellStart"/>
+            <w:r>
+              <w:rPr>
+                <w:rFonts w:ascii="Helvetica" w:hAnsi="Helvetica"/>
+                <w:color w:val="000000"/>
+                <w:sz w:val="22"/>
+                <w:szCs w:val="22"/>
+              </w:rPr>
+              <w:t>root</w:t>
+            </w:r>
+            <w:proofErr w:type="spellEnd"/>
+            <w:r>
+              <w:rPr>
+                <w:rFonts w:ascii="Helvetica" w:hAnsi="Helvetica"/>
+                <w:color w:val="000000"/>
+                <w:sz w:val="22"/>
+                <w:szCs w:val="22"/>
+              </w:rPr>
+              <w:t>, Data target)</w:t>
             </w:r>
           </w:p>
         </w:tc>
@@ -15068,7 +15182,6 @@
               <w:t xml:space="preserve">Schedule </w:t>
             </w:r>
             <w:proofErr w:type="spellStart"/>
-            <w:proofErr w:type="gramStart"/>
             <w:r>
               <w:rPr>
                 <w:rFonts w:ascii="Helvetica" w:hAnsi="Helvetica"/>
@@ -15086,17 +15199,7 @@
                 <w:sz w:val="22"/>
                 <w:szCs w:val="22"/>
               </w:rPr>
-              <w:t>(</w:t>
-            </w:r>
-            <w:proofErr w:type="gramEnd"/>
-            <w:r>
-              <w:rPr>
-                <w:rFonts w:ascii="Helvetica" w:hAnsi="Helvetica"/>
-                <w:color w:val="000000"/>
-                <w:sz w:val="22"/>
-                <w:szCs w:val="22"/>
-              </w:rPr>
-              <w:t xml:space="preserve">Schedule root, Richiesta </w:t>
+              <w:t xml:space="preserve">(Schedule </w:t>
             </w:r>
             <w:proofErr w:type="spellStart"/>
             <w:r>
@@ -15106,6 +15209,26 @@
                 <w:sz w:val="22"/>
                 <w:szCs w:val="22"/>
               </w:rPr>
+              <w:t>root</w:t>
+            </w:r>
+            <w:proofErr w:type="spellEnd"/>
+            <w:r>
+              <w:rPr>
+                <w:rFonts w:ascii="Helvetica" w:hAnsi="Helvetica"/>
+                <w:color w:val="000000"/>
+                <w:sz w:val="22"/>
+                <w:szCs w:val="22"/>
+              </w:rPr>
+              <w:t xml:space="preserve">, Richiesta </w:t>
+            </w:r>
+            <w:proofErr w:type="spellStart"/>
+            <w:r>
+              <w:rPr>
+                <w:rFonts w:ascii="Helvetica" w:hAnsi="Helvetica"/>
+                <w:color w:val="000000"/>
+                <w:sz w:val="22"/>
+                <w:szCs w:val="22"/>
+              </w:rPr>
               <w:t>req</w:t>
             </w:r>
             <w:proofErr w:type="spellEnd"/>
@@ -15116,7 +15239,27 @@
                 <w:sz w:val="22"/>
                 <w:szCs w:val="22"/>
               </w:rPr>
-              <w:t xml:space="preserve">, Tecnico* tec, Data </w:t>
+              <w:t xml:space="preserve">, Tecnico* </w:t>
+            </w:r>
+            <w:proofErr w:type="spellStart"/>
+            <w:r>
+              <w:rPr>
+                <w:rFonts w:ascii="Helvetica" w:hAnsi="Helvetica"/>
+                <w:color w:val="000000"/>
+                <w:sz w:val="22"/>
+                <w:szCs w:val="22"/>
+              </w:rPr>
+              <w:t>tec</w:t>
+            </w:r>
+            <w:proofErr w:type="spellEnd"/>
+            <w:r>
+              <w:rPr>
+                <w:rFonts w:ascii="Helvetica" w:hAnsi="Helvetica"/>
+                <w:color w:val="000000"/>
+                <w:sz w:val="22"/>
+                <w:szCs w:val="22"/>
+              </w:rPr>
+              <w:t xml:space="preserve">, Data </w:t>
             </w:r>
             <w:proofErr w:type="spellStart"/>
             <w:r>
@@ -15244,7 +15387,6 @@
               <w:t xml:space="preserve">; </w:t>
             </w:r>
             <w:proofErr w:type="spellStart"/>
-            <w:proofErr w:type="gramStart"/>
             <w:r>
               <w:rPr>
                 <w:rFonts w:ascii="Helvetica" w:hAnsi="Helvetica"/>
@@ -15264,15 +15406,25 @@
               </w:rPr>
               <w:t>(</w:t>
             </w:r>
-            <w:proofErr w:type="gramEnd"/>
-            <w:r>
-              <w:rPr>
-                <w:rFonts w:ascii="Helvetica" w:hAnsi="Helvetica"/>
-                <w:color w:val="000000"/>
-                <w:sz w:val="22"/>
-                <w:szCs w:val="22"/>
-              </w:rPr>
-              <w:t>root, data) = 0</w:t>
+            <w:proofErr w:type="spellStart"/>
+            <w:r>
+              <w:rPr>
+                <w:rFonts w:ascii="Helvetica" w:hAnsi="Helvetica"/>
+                <w:color w:val="000000"/>
+                <w:sz w:val="22"/>
+                <w:szCs w:val="22"/>
+              </w:rPr>
+              <w:t>root</w:t>
+            </w:r>
+            <w:proofErr w:type="spellEnd"/>
+            <w:r>
+              <w:rPr>
+                <w:rFonts w:ascii="Helvetica" w:hAnsi="Helvetica"/>
+                <w:color w:val="000000"/>
+                <w:sz w:val="22"/>
+                <w:szCs w:val="22"/>
+              </w:rPr>
+              <w:t>, data) = 0</w:t>
             </w:r>
           </w:p>
         </w:tc>
@@ -15445,7 +15597,6 @@
               <w:t>Alloca memoria per il nuovo nodo (</w:t>
             </w:r>
             <w:proofErr w:type="spellStart"/>
-            <w:proofErr w:type="gramStart"/>
             <w:r>
               <w:rPr>
                 <w:rFonts w:ascii="Helvetica" w:hAnsi="Helvetica"/>
@@ -15466,7 +15617,6 @@
               <w:t>(</w:t>
             </w:r>
             <w:proofErr w:type="spellStart"/>
-            <w:proofErr w:type="gramEnd"/>
             <w:r>
               <w:rPr>
                 <w:rFonts w:ascii="Helvetica" w:hAnsi="Helvetica"/>
@@ -15691,7 +15841,6 @@
               <w:t xml:space="preserve">void </w:t>
             </w:r>
             <w:proofErr w:type="spellStart"/>
-            <w:proofErr w:type="gramStart"/>
             <w:r>
               <w:rPr>
                 <w:rFonts w:ascii="Helvetica" w:hAnsi="Helvetica"/>
@@ -15711,18 +15860,7 @@
                 <w:szCs w:val="22"/>
                 <w:lang w:val="en-GB"/>
               </w:rPr>
-              <w:t>(</w:t>
-            </w:r>
-            <w:proofErr w:type="gramEnd"/>
-            <w:r>
-              <w:rPr>
-                <w:rFonts w:ascii="Helvetica" w:hAnsi="Helvetica"/>
-                <w:color w:val="000000"/>
-                <w:sz w:val="22"/>
-                <w:szCs w:val="22"/>
-                <w:lang w:val="en-GB"/>
-              </w:rPr>
-              <w:t>Schedule root, FILE* out)</w:t>
+              <w:t>(Schedule root, FILE* out)</w:t>
             </w:r>
           </w:p>
         </w:tc>
@@ -15816,7 +15954,27 @@
                 <w:sz w:val="22"/>
                 <w:szCs w:val="22"/>
               </w:rPr>
-              <w:t xml:space="preserve"> CONCLUSA hanno tec ≠ NULL</w:t>
+              <w:t xml:space="preserve"> CONCLUSA hanno </w:t>
+            </w:r>
+            <w:proofErr w:type="spellStart"/>
+            <w:r>
+              <w:rPr>
+                <w:rFonts w:ascii="Helvetica" w:hAnsi="Helvetica"/>
+                <w:color w:val="000000"/>
+                <w:sz w:val="22"/>
+                <w:szCs w:val="22"/>
+              </w:rPr>
+              <w:t>tec</w:t>
+            </w:r>
+            <w:proofErr w:type="spellEnd"/>
+            <w:r>
+              <w:rPr>
+                <w:rFonts w:ascii="Helvetica" w:hAnsi="Helvetica"/>
+                <w:color w:val="000000"/>
+                <w:sz w:val="22"/>
+                <w:szCs w:val="22"/>
+              </w:rPr>
+              <w:t xml:space="preserve"> ≠ NULL</w:t>
             </w:r>
           </w:p>
         </w:tc>
@@ -16211,7 +16369,6 @@
               <w:t xml:space="preserve"> </w:t>
             </w:r>
             <w:proofErr w:type="spellStart"/>
-            <w:proofErr w:type="gramStart"/>
             <w:r>
               <w:rPr>
                 <w:rFonts w:ascii="Helvetica" w:hAnsi="Helvetica"/>
@@ -16229,17 +16386,27 @@
                 <w:sz w:val="22"/>
                 <w:szCs w:val="22"/>
               </w:rPr>
-              <w:t>(</w:t>
-            </w:r>
-            <w:proofErr w:type="gramEnd"/>
-            <w:r>
-              <w:rPr>
-                <w:rFonts w:ascii="Helvetica" w:hAnsi="Helvetica"/>
-                <w:color w:val="000000"/>
-                <w:sz w:val="22"/>
-                <w:szCs w:val="22"/>
-              </w:rPr>
-              <w:t>Schedule root)</w:t>
+              <w:t xml:space="preserve">(Schedule </w:t>
+            </w:r>
+            <w:proofErr w:type="spellStart"/>
+            <w:r>
+              <w:rPr>
+                <w:rFonts w:ascii="Helvetica" w:hAnsi="Helvetica"/>
+                <w:color w:val="000000"/>
+                <w:sz w:val="22"/>
+                <w:szCs w:val="22"/>
+              </w:rPr>
+              <w:t>root</w:t>
+            </w:r>
+            <w:proofErr w:type="spellEnd"/>
+            <w:r>
+              <w:rPr>
+                <w:rFonts w:ascii="Helvetica" w:hAnsi="Helvetica"/>
+                <w:color w:val="000000"/>
+                <w:sz w:val="22"/>
+                <w:szCs w:val="22"/>
+              </w:rPr>
+              <w:t>)</w:t>
             </w:r>
           </w:p>
         </w:tc>
@@ -19135,7 +19302,6 @@
                 <w:rFonts w:ascii="Helvetica" w:hAnsi="Helvetica"/>
               </w:rPr>
             </w:pPr>
-            <w:proofErr w:type="gramStart"/>
             <w:r>
               <w:rPr>
                 <w:rFonts w:ascii="Helvetica" w:hAnsi="Helvetica"/>
@@ -19145,7 +19311,6 @@
               </w:rPr>
               <w:t>Storico interventi conclusi</w:t>
             </w:r>
-            <w:proofErr w:type="gramEnd"/>
           </w:p>
         </w:tc>
         <w:tc>
@@ -19491,21 +19656,7 @@
         <w:rPr>
           <w:rFonts w:ascii="Helvetica" w:hAnsi="Helvetica"/>
         </w:rPr>
-        <w:t xml:space="preserve">I test sono progettati per coprire sia i percorsi attesi (happy </w:t>
-      </w:r>
-      <w:proofErr w:type="spellStart"/>
-      <w:r>
-        <w:rPr>
-          <w:rFonts w:ascii="Helvetica" w:hAnsi="Helvetica"/>
-        </w:rPr>
-        <w:t>path</w:t>
-      </w:r>
-      <w:proofErr w:type="spellEnd"/>
-      <w:r>
-        <w:rPr>
-          <w:rFonts w:ascii="Helvetica" w:hAnsi="Helvetica"/>
-        </w:rPr>
-        <w:t>) sia i casi limite: lista vuota, codice inesistente, transizione di stato invalida, conflitto di pianificazione, lista tecnici vuota. L'approccio black-box confronta l'output del programma con un oracolo predefinito, garantendo la riproducibilità automatica su qualsiasi piattaforma.</w:t>
+        <w:t>I test sono progettati per coprire sia i percorsi attesi sia i casi limite: lista vuota, codice inesistente, transizione di stato invalida, conflitto di pianificazione, lista tecnici vuota. L'approccio black-box confronta l'output del programma con un oracolo predefinito, garantendo la riproducibilità automatica su qualsiasi piattaforma.</w:t>
       </w:r>
     </w:p>
     <w:p>
@@ -19534,6 +19685,7 @@
       <w:r>
         <w:rPr>
           <w:rFonts w:ascii="Helvetica" w:hAnsi="Helvetica"/>
+          <w:i/>
         </w:rPr>
         <w:t>confrontaFile</w:t>
       </w:r>
@@ -20079,25 +20231,7 @@
                   <w:sz w:val="22"/>
                   <w:szCs w:val="22"/>
                 </w:rPr>
-                <w:t>[link GitHub pu</w:t>
-              </w:r>
-              <w:r>
-                <w:rPr>
-                  <w:rStyle w:val="Collegamentoipertestuale"/>
-                  <w:rFonts w:ascii="Helvetica" w:hAnsi="Helvetica"/>
-                  <w:sz w:val="22"/>
-                  <w:szCs w:val="22"/>
-                </w:rPr>
-                <w:t>b</w:t>
-              </w:r>
-              <w:r>
-                <w:rPr>
-                  <w:rStyle w:val="Collegamentoipertestuale"/>
-                  <w:rFonts w:ascii="Helvetica" w:hAnsi="Helvetica"/>
-                  <w:sz w:val="22"/>
-                  <w:szCs w:val="22"/>
-                </w:rPr>
-                <w:t>blico]</w:t>
+                <w:t>[link GitHub pubblico]</w:t>
               </w:r>
             </w:hyperlink>
           </w:p>
@@ -20172,8 +20306,10 @@
                 <w:sz w:val="22"/>
                 <w:szCs w:val="22"/>
               </w:rPr>
-              <w:t>29 maggio 2025</w:t>
-            </w:r>
+              <w:t>29 maggio 2026</w:t>
+            </w:r>
+            <w:bookmarkStart w:id="0" w:name="_GoBack"/>
+            <w:bookmarkEnd w:id="0"/>
           </w:p>
         </w:tc>
       </w:tr>
@@ -20261,7 +20397,7 @@
 </file>
 
 <file path=word/endnotes.xml><?xml version="1.0" encoding="utf-8"?>
-<w:endnotes xmlns:wpc="http://schemas.microsoft.com/office/word/2010/wordprocessingCanvas" xmlns:cx="http://schemas.microsoft.com/office/drawing/2014/chartex" xmlns:cx1="http://schemas.microsoft.com/office/drawing/2015/9/8/chartex" xmlns:cx2="http://schemas.microsoft.com/office/drawing/2015/10/21/chartex" xmlns:cx3="http://schemas.microsoft.com/office/drawing/2016/5/9/chartex" xmlns:cx4="http://schemas.microsoft.com/office/drawing/2016/5/10/chartex" xmlns:cx5="http://schemas.microsoft.com/office/drawing/2016/5/11/chartex" xmlns:cx6="http://schemas.microsoft.com/office/drawing/2016/5/12/chartex" xmlns:cx7="http://schemas.microsoft.com/office/drawing/2016/5/13/chartex" xmlns:cx8="http://schemas.microsoft.com/office/drawing/2016/5/14/chartex" xmlns:mc="http://schemas.openxmlformats.org/markup-compatibility/2006" xmlns:aink="http://schemas.microsoft.com/office/drawing/2016/ink" xmlns:am3d="http://schemas.microsoft.com/office/drawing/2017/model3d" xmlns:o="urn:schemas-microsoft-com:office:office" xmlns:oel="http://schemas.microsoft.com/office/2019/extlst" xmlns:r="http://schemas.openxmlformats.org/officeDocument/2006/relationships" xmlns:m="http://schemas.openxmlformats.org/officeDocument/2006/math" xmlns:v="urn:schemas-microsoft-com:vml" xmlns:wp14="http://schemas.microsoft.com/office/word/2010/wordprocessingDrawing" xmlns:wp="http://schemas.openxmlformats.org/drawingml/2006/wordprocessingDrawing" xmlns:w10="urn:schemas-microsoft-com:office:word" xmlns:w="http://schemas.openxmlformats.org/wordprocessingml/2006/main" xmlns:w14="http://schemas.microsoft.com/office/word/2010/wordml" xmlns:w15="http://schemas.microsoft.com/office/word/2012/wordml" xmlns:w16cex="http://schemas.microsoft.com/office/word/2018/wordml/cex" xmlns:w16cid="http://schemas.microsoft.com/office/word/2016/wordml/cid" xmlns:w16="http://schemas.microsoft.com/office/word/2018/wordml" xmlns:w16du="http://schemas.microsoft.com/office/word/2023/wordml/word16du" xmlns:w16sdtdh="http://schemas.microsoft.com/office/word/2020/wordml/sdtdatahash" xmlns:w16sdtfl="http://schemas.microsoft.com/office/word/2024/wordml/sdtformatlock" xmlns:w16se="http://schemas.microsoft.com/office/word/2015/wordml/symex" xmlns:wpg="http://schemas.microsoft.com/office/word/2010/wordprocessingGroup" xmlns:wpi="http://schemas.microsoft.com/office/word/2010/wordprocessingInk" xmlns:wne="http://schemas.microsoft.com/office/word/2006/wordml" xmlns:wps="http://schemas.microsoft.com/office/word/2010/wordprocessingShape" mc:Ignorable="w14 w15 w16se w16cid w16 w16cex w16sdtdh w16sdtfl w16du wp14">
+<w:endnotes xmlns:wpc="http://schemas.microsoft.com/office/word/2010/wordprocessingCanvas" xmlns:cx="http://schemas.microsoft.com/office/drawing/2014/chartex" xmlns:mc="http://schemas.openxmlformats.org/markup-compatibility/2006" xmlns:o="urn:schemas-microsoft-com:office:office" xmlns:r="http://schemas.openxmlformats.org/officeDocument/2006/relationships" xmlns:m="http://schemas.openxmlformats.org/officeDocument/2006/math" xmlns:v="urn:schemas-microsoft-com:vml" xmlns:wp14="http://schemas.microsoft.com/office/word/2010/wordprocessingDrawing" xmlns:wp="http://schemas.openxmlformats.org/drawingml/2006/wordprocessingDrawing" xmlns:w10="urn:schemas-microsoft-com:office:word" xmlns:w="http://schemas.openxmlformats.org/wordprocessingml/2006/main" xmlns:w14="http://schemas.microsoft.com/office/word/2010/wordml" xmlns:w15="http://schemas.microsoft.com/office/word/2012/wordml" xmlns:w16se="http://schemas.microsoft.com/office/word/2015/wordml/symex" xmlns:wpg="http://schemas.microsoft.com/office/word/2010/wordprocessingGroup" xmlns:wpi="http://schemas.microsoft.com/office/word/2010/wordprocessingInk" xmlns:wne="http://schemas.microsoft.com/office/word/2006/wordml" xmlns:wps="http://schemas.microsoft.com/office/word/2010/wordprocessingShape" mc:Ignorable="w14 w15 w16se wp14">
   <w:endnote w:type="separator" w:id="-1">
     <w:p>
       <w:r>
@@ -20280,7 +20416,7 @@
 </file>
 
 <file path=word/footer1.xml><?xml version="1.0" encoding="utf-8"?>
-<w:ftr xmlns:wpc="http://schemas.microsoft.com/office/word/2010/wordprocessingCanvas" xmlns:cx="http://schemas.microsoft.com/office/drawing/2014/chartex" xmlns:cx1="http://schemas.microsoft.com/office/drawing/2015/9/8/chartex" xmlns:cx2="http://schemas.microsoft.com/office/drawing/2015/10/21/chartex" xmlns:cx3="http://schemas.microsoft.com/office/drawing/2016/5/9/chartex" xmlns:cx4="http://schemas.microsoft.com/office/drawing/2016/5/10/chartex" xmlns:cx5="http://schemas.microsoft.com/office/drawing/2016/5/11/chartex" xmlns:cx6="http://schemas.microsoft.com/office/drawing/2016/5/12/chartex" xmlns:cx7="http://schemas.microsoft.com/office/drawing/2016/5/13/chartex" xmlns:cx8="http://schemas.microsoft.com/office/drawing/2016/5/14/chartex" xmlns:mc="http://schemas.openxmlformats.org/markup-compatibility/2006" xmlns:aink="http://schemas.microsoft.com/office/drawing/2016/ink" xmlns:am3d="http://schemas.microsoft.com/office/drawing/2017/model3d" xmlns:o="urn:schemas-microsoft-com:office:office" xmlns:oel="http://schemas.microsoft.com/office/2019/extlst" xmlns:r="http://schemas.openxmlformats.org/officeDocument/2006/relationships" xmlns:m="http://schemas.openxmlformats.org/officeDocument/2006/math" xmlns:v="urn:schemas-microsoft-com:vml" xmlns:wp14="http://schemas.microsoft.com/office/word/2010/wordprocessingDrawing" xmlns:wp="http://schemas.openxmlformats.org/drawingml/2006/wordprocessingDrawing" xmlns:w10="urn:schemas-microsoft-com:office:word" xmlns:w="http://schemas.openxmlformats.org/wordprocessingml/2006/main" xmlns:w14="http://schemas.microsoft.com/office/word/2010/wordml" xmlns:w15="http://schemas.microsoft.com/office/word/2012/wordml" xmlns:w16cex="http://schemas.microsoft.com/office/word/2018/wordml/cex" xmlns:w16cid="http://schemas.microsoft.com/office/word/2016/wordml/cid" xmlns:w16="http://schemas.microsoft.com/office/word/2018/wordml" xmlns:w16du="http://schemas.microsoft.com/office/word/2023/wordml/word16du" xmlns:w16sdtdh="http://schemas.microsoft.com/office/word/2020/wordml/sdtdatahash" xmlns:w16sdtfl="http://schemas.microsoft.com/office/word/2024/wordml/sdtformatlock" xmlns:w16se="http://schemas.microsoft.com/office/word/2015/wordml/symex" xmlns:wpg="http://schemas.microsoft.com/office/word/2010/wordprocessingGroup" xmlns:wpi="http://schemas.microsoft.com/office/word/2010/wordprocessingInk" xmlns:wne="http://schemas.microsoft.com/office/word/2006/wordml" xmlns:wps="http://schemas.microsoft.com/office/word/2010/wordprocessingShape" mc:Ignorable="w14 w15 w16se w16cid w16 w16cex w16sdtdh w16sdtfl w16du wp14">
+<w:ftr xmlns:wpc="http://schemas.microsoft.com/office/word/2010/wordprocessingCanvas" xmlns:cx="http://schemas.microsoft.com/office/drawing/2014/chartex" xmlns:mc="http://schemas.openxmlformats.org/markup-compatibility/2006" xmlns:o="urn:schemas-microsoft-com:office:office" xmlns:r="http://schemas.openxmlformats.org/officeDocument/2006/relationships" xmlns:m="http://schemas.openxmlformats.org/officeDocument/2006/math" xmlns:v="urn:schemas-microsoft-com:vml" xmlns:wp14="http://schemas.microsoft.com/office/word/2010/wordprocessingDrawing" xmlns:wp="http://schemas.openxmlformats.org/drawingml/2006/wordprocessingDrawing" xmlns:w10="urn:schemas-microsoft-com:office:word" xmlns:w="http://schemas.openxmlformats.org/wordprocessingml/2006/main" xmlns:w14="http://schemas.microsoft.com/office/word/2010/wordml" xmlns:w15="http://schemas.microsoft.com/office/word/2012/wordml" xmlns:w16se="http://schemas.microsoft.com/office/word/2015/wordml/symex" xmlns:wpg="http://schemas.microsoft.com/office/word/2010/wordprocessingGroup" xmlns:wpi="http://schemas.microsoft.com/office/word/2010/wordprocessingInk" xmlns:wne="http://schemas.microsoft.com/office/word/2006/wordml" xmlns:wps="http://schemas.microsoft.com/office/word/2010/wordprocessingShape" mc:Ignorable="w14 w15 w16se wp14">
   <w:p>
     <w:pPr>
       <w:jc w:val="center"/>
@@ -20291,25 +20427,7 @@
         <w:sz w:val="18"/>
         <w:szCs w:val="18"/>
       </w:rPr>
-      <w:t xml:space="preserve">Sistema di Gestione Manutenzione </w:t>
-    </w:r>
-    <w:proofErr w:type="gramStart"/>
-    <w:r>
-      <w:rPr>
-        <w:color w:val="888888"/>
-        <w:sz w:val="18"/>
-        <w:szCs w:val="18"/>
-      </w:rPr>
-      <w:t>Condominio  —</w:t>
-    </w:r>
-    <w:proofErr w:type="gramEnd"/>
-    <w:r>
-      <w:rPr>
-        <w:color w:val="888888"/>
-        <w:sz w:val="18"/>
-        <w:szCs w:val="18"/>
-      </w:rPr>
-      <w:t xml:space="preserve">  </w:t>
+      <w:t xml:space="preserve">Sistema di Gestione Manutenzione Condominio  —  </w:t>
     </w:r>
     <w:r>
       <w:rPr>
@@ -20342,7 +20460,7 @@
         <w:sz w:val="18"/>
         <w:szCs w:val="18"/>
       </w:rPr>
-      <w:t>1</w:t>
+      <w:t>16</w:t>
     </w:r>
     <w:r>
       <w:rPr>
@@ -20357,7 +20475,7 @@
 </file>
 
 <file path=word/footnotes.xml><?xml version="1.0" encoding="utf-8"?>
-<w:footnotes xmlns:wpc="http://schemas.microsoft.com/office/word/2010/wordprocessingCanvas" xmlns:cx="http://schemas.microsoft.com/office/drawing/2014/chartex" xmlns:cx1="http://schemas.microsoft.com/office/drawing/2015/9/8/chartex" xmlns:cx2="http://schemas.microsoft.com/office/drawing/2015/10/21/chartex" xmlns:cx3="http://schemas.microsoft.com/office/drawing/2016/5/9/chartex" xmlns:cx4="http://schemas.microsoft.com/office/drawing/2016/5/10/chartex" xmlns:cx5="http://schemas.microsoft.com/office/drawing/2016/5/11/chartex" xmlns:cx6="http://schemas.microsoft.com/office/drawing/2016/5/12/chartex" xmlns:cx7="http://schemas.microsoft.com/office/drawing/2016/5/13/chartex" xmlns:cx8="http://schemas.microsoft.com/office/drawing/2016/5/14/chartex" xmlns:mc="http://schemas.openxmlformats.org/markup-compatibility/2006" xmlns:aink="http://schemas.microsoft.com/office/drawing/2016/ink" xmlns:am3d="http://schemas.microsoft.com/office/drawing/2017/model3d" xmlns:o="urn:schemas-microsoft-com:office:office" xmlns:oel="http://schemas.microsoft.com/office/2019/extlst" xmlns:r="http://schemas.openxmlformats.org/officeDocument/2006/relationships" xmlns:m="http://schemas.openxmlformats.org/officeDocument/2006/math" xmlns:v="urn:schemas-microsoft-com:vml" xmlns:wp14="http://schemas.microsoft.com/office/word/2010/wordprocessingDrawing" xmlns:wp="http://schemas.openxmlformats.org/drawingml/2006/wordprocessingDrawing" xmlns:w10="urn:schemas-microsoft-com:office:word" xmlns:w="http://schemas.openxmlformats.org/wordprocessingml/2006/main" xmlns:w14="http://schemas.microsoft.com/office/word/2010/wordml" xmlns:w15="http://schemas.microsoft.com/office/word/2012/wordml" xmlns:w16cex="http://schemas.microsoft.com/office/word/2018/wordml/cex" xmlns:w16cid="http://schemas.microsoft.com/office/word/2016/wordml/cid" xmlns:w16="http://schemas.microsoft.com/office/word/2018/wordml" xmlns:w16du="http://schemas.microsoft.com/office/word/2023/wordml/word16du" xmlns:w16sdtdh="http://schemas.microsoft.com/office/word/2020/wordml/sdtdatahash" xmlns:w16sdtfl="http://schemas.microsoft.com/office/word/2024/wordml/sdtformatlock" xmlns:w16se="http://schemas.microsoft.com/office/word/2015/wordml/symex" xmlns:wpg="http://schemas.microsoft.com/office/word/2010/wordprocessingGroup" xmlns:wpi="http://schemas.microsoft.com/office/word/2010/wordprocessingInk" xmlns:wne="http://schemas.microsoft.com/office/word/2006/wordml" xmlns:wps="http://schemas.microsoft.com/office/word/2010/wordprocessingShape" mc:Ignorable="w14 w15 w16se w16cid w16 w16cex w16sdtdh w16sdtfl w16du wp14">
+<w:footnotes xmlns:wpc="http://schemas.microsoft.com/office/word/2010/wordprocessingCanvas" xmlns:cx="http://schemas.microsoft.com/office/drawing/2014/chartex" xmlns:mc="http://schemas.openxmlformats.org/markup-compatibility/2006" xmlns:o="urn:schemas-microsoft-com:office:office" xmlns:r="http://schemas.openxmlformats.org/officeDocument/2006/relationships" xmlns:m="http://schemas.openxmlformats.org/officeDocument/2006/math" xmlns:v="urn:schemas-microsoft-com:vml" xmlns:wp14="http://schemas.microsoft.com/office/word/2010/wordprocessingDrawing" xmlns:wp="http://schemas.openxmlformats.org/drawingml/2006/wordprocessingDrawing" xmlns:w10="urn:schemas-microsoft-com:office:word" xmlns:w="http://schemas.openxmlformats.org/wordprocessingml/2006/main" xmlns:w14="http://schemas.microsoft.com/office/word/2010/wordml" xmlns:w15="http://schemas.microsoft.com/office/word/2012/wordml" xmlns:w16se="http://schemas.microsoft.com/office/word/2015/wordml/symex" xmlns:wpg="http://schemas.microsoft.com/office/word/2010/wordprocessingGroup" xmlns:wpi="http://schemas.microsoft.com/office/word/2010/wordprocessingInk" xmlns:wne="http://schemas.microsoft.com/office/word/2006/wordml" xmlns:wps="http://schemas.microsoft.com/office/word/2010/wordprocessingShape" mc:Ignorable="w14 w15 w16se wp14">
   <w:footnote w:type="separator" w:id="-1">
     <w:p>
       <w:r>
@@ -20376,7 +20494,7 @@
 </file>
 
 <file path=word/numbering.xml><?xml version="1.0" encoding="utf-8"?>
-<w:numbering xmlns:wpc="http://schemas.microsoft.com/office/word/2010/wordprocessingCanvas" xmlns:cx="http://schemas.microsoft.com/office/drawing/2014/chartex" xmlns:cx1="http://schemas.microsoft.com/office/drawing/2015/9/8/chartex" xmlns:cx2="http://schemas.microsoft.com/office/drawing/2015/10/21/chartex" xmlns:cx3="http://schemas.microsoft.com/office/drawing/2016/5/9/chartex" xmlns:cx4="http://schemas.microsoft.com/office/drawing/2016/5/10/chartex" xmlns:cx5="http://schemas.microsoft.com/office/drawing/2016/5/11/chartex" xmlns:cx6="http://schemas.microsoft.com/office/drawing/2016/5/12/chartex" xmlns:cx7="http://schemas.microsoft.com/office/drawing/2016/5/13/chartex" xmlns:cx8="http://schemas.microsoft.com/office/drawing/2016/5/14/chartex" xmlns:mc="http://schemas.openxmlformats.org/markup-compatibility/2006" xmlns:aink="http://schemas.microsoft.com/office/drawing/2016/ink" xmlns:am3d="http://schemas.microsoft.com/office/drawing/2017/model3d" xmlns:o="urn:schemas-microsoft-com:office:office" xmlns:oel="http://schemas.microsoft.com/office/2019/extlst" xmlns:r="http://schemas.openxmlformats.org/officeDocument/2006/relationships" xmlns:m="http://schemas.openxmlformats.org/officeDocument/2006/math" xmlns:v="urn:schemas-microsoft-com:vml" xmlns:wp14="http://schemas.microsoft.com/office/word/2010/wordprocessingDrawing" xmlns:wp="http://schemas.openxmlformats.org/drawingml/2006/wordprocessingDrawing" xmlns:w10="urn:schemas-microsoft-com:office:word" xmlns:w="http://schemas.openxmlformats.org/wordprocessingml/2006/main" xmlns:w14="http://schemas.microsoft.com/office/word/2010/wordml" xmlns:w15="http://schemas.microsoft.com/office/word/2012/wordml" xmlns:w16cex="http://schemas.microsoft.com/office/word/2018/wordml/cex" xmlns:w16cid="http://schemas.microsoft.com/office/word/2016/wordml/cid" xmlns:w16="http://schemas.microsoft.com/office/word/2018/wordml" xmlns:w16du="http://schemas.microsoft.com/office/word/2023/wordml/word16du" xmlns:w16sdtdh="http://schemas.microsoft.com/office/word/2020/wordml/sdtdatahash" xmlns:w16sdtfl="http://schemas.microsoft.com/office/word/2024/wordml/sdtformatlock" xmlns:w16se="http://schemas.microsoft.com/office/word/2015/wordml/symex" xmlns:wpg="http://schemas.microsoft.com/office/word/2010/wordprocessingGroup" xmlns:wpi="http://schemas.microsoft.com/office/word/2010/wordprocessingInk" xmlns:wne="http://schemas.microsoft.com/office/word/2006/wordml" xmlns:wps="http://schemas.microsoft.com/office/word/2010/wordprocessingShape" mc:Ignorable="w14 w15 w16se w16cid w16 w16cex w16sdtdh w16sdtfl w16du wp14">
+<w:numbering xmlns:wpc="http://schemas.microsoft.com/office/word/2010/wordprocessingCanvas" xmlns:cx="http://schemas.microsoft.com/office/drawing/2014/chartex" xmlns:mc="http://schemas.openxmlformats.org/markup-compatibility/2006" xmlns:o="urn:schemas-microsoft-com:office:office" xmlns:r="http://schemas.openxmlformats.org/officeDocument/2006/relationships" xmlns:m="http://schemas.openxmlformats.org/officeDocument/2006/math" xmlns:v="urn:schemas-microsoft-com:vml" xmlns:wp14="http://schemas.microsoft.com/office/word/2010/wordprocessingDrawing" xmlns:wp="http://schemas.openxmlformats.org/drawingml/2006/wordprocessingDrawing" xmlns:w10="urn:schemas-microsoft-com:office:word" xmlns:w="http://schemas.openxmlformats.org/wordprocessingml/2006/main" xmlns:w14="http://schemas.microsoft.com/office/word/2010/wordml" xmlns:w15="http://schemas.microsoft.com/office/word/2012/wordml" xmlns:w16se="http://schemas.microsoft.com/office/word/2015/wordml/symex" xmlns:wpg="http://schemas.microsoft.com/office/word/2010/wordprocessingGroup" xmlns:wpi="http://schemas.microsoft.com/office/word/2010/wordprocessingInk" xmlns:wne="http://schemas.microsoft.com/office/word/2006/wordml" xmlns:wps="http://schemas.microsoft.com/office/word/2010/wordprocessingShape" mc:Ignorable="w14 w15 w16se wp14">
   <w:abstractNum w:abstractNumId="0" w15:restartNumberingAfterBreak="0">
     <w:nsid w:val="75947AC2"/>
     <w:multiLevelType w:val="hybridMultilevel"/>
@@ -20521,13 +20639,13 @@
       </w:pPr>
     </w:lvl>
   </w:abstractNum>
-  <w:num w:numId="1" w16cid:durableId="107747512">
+  <w:num w:numId="1">
     <w:abstractNumId w:val="1"/>
     <w:lvlOverride w:ilvl="0">
       <w:startOverride w:val="1"/>
     </w:lvlOverride>
   </w:num>
-  <w:num w:numId="2" w16cid:durableId="1713074512">
+  <w:num w:numId="2">
     <w:abstractNumId w:val="0"/>
     <w:lvlOverride w:ilvl="0">
       <w:startOverride w:val="1"/>
@@ -20537,7 +20655,7 @@
 </file>
 
 <file path=word/styles.xml><?xml version="1.0" encoding="utf-8"?>
-<w:styles xmlns:mc="http://schemas.openxmlformats.org/markup-compatibility/2006" xmlns:r="http://schemas.openxmlformats.org/officeDocument/2006/relationships" xmlns:w="http://schemas.openxmlformats.org/wordprocessingml/2006/main" xmlns:w14="http://schemas.microsoft.com/office/word/2010/wordml" xmlns:w15="http://schemas.microsoft.com/office/word/2012/wordml" xmlns:w16cex="http://schemas.microsoft.com/office/word/2018/wordml/cex" xmlns:w16cid="http://schemas.microsoft.com/office/word/2016/wordml/cid" xmlns:w16="http://schemas.microsoft.com/office/word/2018/wordml" xmlns:w16du="http://schemas.microsoft.com/office/word/2023/wordml/word16du" xmlns:w16sdtdh="http://schemas.microsoft.com/office/word/2020/wordml/sdtdatahash" xmlns:w16sdtfl="http://schemas.microsoft.com/office/word/2024/wordml/sdtformatlock" xmlns:w16se="http://schemas.microsoft.com/office/word/2015/wordml/symex" mc:Ignorable="w14 w15 w16se w16cid w16 w16cex w16sdtdh w16sdtfl w16du">
+<w:styles xmlns:mc="http://schemas.openxmlformats.org/markup-compatibility/2006" xmlns:r="http://schemas.openxmlformats.org/officeDocument/2006/relationships" xmlns:w="http://schemas.openxmlformats.org/wordprocessingml/2006/main" xmlns:w14="http://schemas.microsoft.com/office/word/2010/wordml" xmlns:w15="http://schemas.microsoft.com/office/word/2012/wordml" xmlns:w16se="http://schemas.microsoft.com/office/word/2015/wordml/symex" mc:Ignorable="w14 w15 w16se">
   <w:docDefaults>
     <w:rPrDefault>
       <w:rPr>
@@ -20549,7 +20667,7 @@
     </w:rPrDefault>
     <w:pPrDefault/>
   </w:docDefaults>
-  <w:latentStyles w:defLockedState="0" w:defUIPriority="99" w:defSemiHidden="0" w:defUnhideWhenUsed="0" w:defQFormat="0" w:count="376">
+  <w:latentStyles w:defLockedState="0" w:defUIPriority="99" w:defSemiHidden="0" w:defUnhideWhenUsed="0" w:defQFormat="0" w:count="371">
     <w:lsdException w:name="Normal" w:uiPriority="0" w:qFormat="1"/>
     <w:lsdException w:name="heading 1" w:uiPriority="9" w:qFormat="1"/>
     <w:lsdException w:name="heading 2" w:semiHidden="1" w:uiPriority="9" w:unhideWhenUsed="1" w:qFormat="1"/>
@@ -20921,11 +21039,6 @@
     <w:lsdException w:name="List Table 5 Dark Accent 6" w:uiPriority="50"/>
     <w:lsdException w:name="List Table 6 Colorful Accent 6" w:uiPriority="51"/>
     <w:lsdException w:name="List Table 7 Colorful Accent 6" w:uiPriority="52"/>
-    <w:lsdException w:name="Mention" w:semiHidden="1" w:unhideWhenUsed="1"/>
-    <w:lsdException w:name="Smart Hyperlink" w:semiHidden="1" w:unhideWhenUsed="1"/>
-    <w:lsdException w:name="Hashtag" w:semiHidden="1" w:unhideWhenUsed="1"/>
-    <w:lsdException w:name="Unresolved Mention" w:semiHidden="1" w:unhideWhenUsed="1"/>
-    <w:lsdException w:name="Smart Link" w:semiHidden="1" w:unhideWhenUsed="1"/>
   </w:latentStyles>
   <w:style w:type="paragraph" w:default="1" w:styleId="Normale">
     <w:name w:val="Normal"/>
@@ -21184,7 +21297,7 @@
     <w:uiPriority w:val="99"/>
     <w:rsid w:val="00C8221E"/>
   </w:style>
-  <w:style w:type="character" w:styleId="Menzionenonrisolta">
+  <w:style w:type="character" w:customStyle="1" w:styleId="UnresolvedMention">
     <w:name w:val="Unresolved Mention"/>
     <w:basedOn w:val="Carpredefinitoparagrafo"/>
     <w:uiPriority w:val="99"/>
@@ -21216,10 +21329,10 @@
   <a:themeElements>
     <a:clrScheme name="Office">
       <a:dk1>
-        <a:sysClr val="windowText" lastClr="C6C6C6"/>
+        <a:sysClr val="windowText" lastClr="000000"/>
       </a:dk1>
       <a:lt1>
-        <a:sysClr val="window" lastClr="000000"/>
+        <a:sysClr val="window" lastClr="FFFFFF"/>
       </a:lt1>
       <a:dk2>
         <a:srgbClr val="0E2841"/>

--- a/Report.docx
+++ b/Report.docx
@@ -111,12 +111,12 @@
       <w:tblPr>
         <w:tblW w:w="9360" w:type="dxa"/>
         <w:tblBorders>
-          <w:top w:val="single" w:sz="4" w:space="0" w:color="auto"/>
-          <w:left w:val="single" w:sz="4" w:space="0" w:color="auto"/>
-          <w:bottom w:val="single" w:sz="4" w:space="0" w:color="auto"/>
-          <w:right w:val="single" w:sz="4" w:space="0" w:color="auto"/>
-          <w:insideH w:val="single" w:sz="4" w:space="0" w:color="auto"/>
-          <w:insideV w:val="single" w:sz="4" w:space="0" w:color="auto"/>
+          <w:top w:val="single" w:color="auto" w:sz="4" w:space="0"/>
+          <w:left w:val="single" w:color="auto" w:sz="4" w:space="0"/>
+          <w:bottom w:val="single" w:color="auto" w:sz="4" w:space="0"/>
+          <w:right w:val="single" w:color="auto" w:sz="4" w:space="0"/>
+          <w:insideH w:val="single" w:color="auto" w:sz="4" w:space="0"/>
+          <w:insideV w:val="single" w:color="auto" w:sz="4" w:space="0"/>
         </w:tblBorders>
         <w:tblCellMar>
           <w:left w:w="10" w:type="dxa"/>
@@ -137,10 +137,10 @@
           <w:tcPr>
             <w:tcW w:w="3120" w:type="dxa"/>
             <w:tcBorders>
-              <w:top w:val="single" w:sz="1" w:space="0" w:color="CCCCCC"/>
-              <w:left w:val="single" w:sz="1" w:space="0" w:color="CCCCCC"/>
-              <w:bottom w:val="single" w:sz="1" w:space="0" w:color="CCCCCC"/>
-              <w:right w:val="single" w:sz="1" w:space="0" w:color="CCCCCC"/>
+              <w:top w:val="single" w:color="CCCCCC" w:sz="1" w:space="0"/>
+              <w:left w:val="single" w:color="CCCCCC" w:sz="1" w:space="0"/>
+              <w:bottom w:val="single" w:color="CCCCCC" w:sz="1" w:space="0"/>
+              <w:right w:val="single" w:color="CCCCCC" w:sz="1" w:space="0"/>
             </w:tcBorders>
             <w:shd w:val="clear" w:color="auto" w:fill="2E75B6"/>
             <w:tcMar>
@@ -175,10 +175,10 @@
           <w:tcPr>
             <w:tcW w:w="3120" w:type="dxa"/>
             <w:tcBorders>
-              <w:top w:val="single" w:sz="1" w:space="0" w:color="CCCCCC"/>
-              <w:left w:val="single" w:sz="1" w:space="0" w:color="CCCCCC"/>
-              <w:bottom w:val="single" w:sz="1" w:space="0" w:color="CCCCCC"/>
-              <w:right w:val="single" w:sz="1" w:space="0" w:color="CCCCCC"/>
+              <w:top w:val="single" w:color="CCCCCC" w:sz="1" w:space="0"/>
+              <w:left w:val="single" w:color="CCCCCC" w:sz="1" w:space="0"/>
+              <w:bottom w:val="single" w:color="CCCCCC" w:sz="1" w:space="0"/>
+              <w:right w:val="single" w:color="CCCCCC" w:sz="1" w:space="0"/>
             </w:tcBorders>
             <w:shd w:val="clear" w:color="auto" w:fill="2E75B6"/>
             <w:tcMar>
@@ -213,10 +213,10 @@
           <w:tcPr>
             <w:tcW w:w="3120" w:type="dxa"/>
             <w:tcBorders>
-              <w:top w:val="single" w:sz="1" w:space="0" w:color="CCCCCC"/>
-              <w:left w:val="single" w:sz="1" w:space="0" w:color="CCCCCC"/>
-              <w:bottom w:val="single" w:sz="1" w:space="0" w:color="CCCCCC"/>
-              <w:right w:val="single" w:sz="1" w:space="0" w:color="CCCCCC"/>
+              <w:top w:val="single" w:color="CCCCCC" w:sz="1" w:space="0"/>
+              <w:left w:val="single" w:color="CCCCCC" w:sz="1" w:space="0"/>
+              <w:bottom w:val="single" w:color="CCCCCC" w:sz="1" w:space="0"/>
+              <w:right w:val="single" w:color="CCCCCC" w:sz="1" w:space="0"/>
             </w:tcBorders>
             <w:shd w:val="clear" w:color="auto" w:fill="2E75B6"/>
             <w:tcMar>
@@ -253,10 +253,10 @@
           <w:tcPr>
             <w:tcW w:w="3120" w:type="dxa"/>
             <w:tcBorders>
-              <w:top w:val="single" w:sz="1" w:space="0" w:color="CCCCCC"/>
-              <w:left w:val="single" w:sz="1" w:space="0" w:color="CCCCCC"/>
-              <w:bottom w:val="single" w:sz="1" w:space="0" w:color="CCCCCC"/>
-              <w:right w:val="single" w:sz="1" w:space="0" w:color="CCCCCC"/>
+              <w:top w:val="single" w:color="CCCCCC" w:sz="1" w:space="0"/>
+              <w:left w:val="single" w:color="CCCCCC" w:sz="1" w:space="0"/>
+              <w:bottom w:val="single" w:color="CCCCCC" w:sz="1" w:space="0"/>
+              <w:right w:val="single" w:color="CCCCCC" w:sz="1" w:space="0"/>
             </w:tcBorders>
             <w:shd w:val="clear" w:color="auto" w:fill="FFFFFF"/>
             <w:tcMar>
@@ -300,10 +300,10 @@
           <w:tcPr>
             <w:tcW w:w="3120" w:type="dxa"/>
             <w:tcBorders>
-              <w:top w:val="single" w:sz="1" w:space="0" w:color="CCCCCC"/>
-              <w:left w:val="single" w:sz="1" w:space="0" w:color="CCCCCC"/>
-              <w:bottom w:val="single" w:sz="1" w:space="0" w:color="CCCCCC"/>
-              <w:right w:val="single" w:sz="1" w:space="0" w:color="CCCCCC"/>
+              <w:top w:val="single" w:color="CCCCCC" w:sz="1" w:space="0"/>
+              <w:left w:val="single" w:color="CCCCCC" w:sz="1" w:space="0"/>
+              <w:bottom w:val="single" w:color="CCCCCC" w:sz="1" w:space="0"/>
+              <w:right w:val="single" w:color="CCCCCC" w:sz="1" w:space="0"/>
             </w:tcBorders>
             <w:shd w:val="clear" w:color="auto" w:fill="FFFFFF"/>
             <w:tcMar>
@@ -336,10 +336,10 @@
           <w:tcPr>
             <w:tcW w:w="3120" w:type="dxa"/>
             <w:tcBorders>
-              <w:top w:val="single" w:sz="1" w:space="0" w:color="CCCCCC"/>
-              <w:left w:val="single" w:sz="1" w:space="0" w:color="CCCCCC"/>
-              <w:bottom w:val="single" w:sz="1" w:space="0" w:color="CCCCCC"/>
-              <w:right w:val="single" w:sz="1" w:space="0" w:color="CCCCCC"/>
+              <w:top w:val="single" w:color="CCCCCC" w:sz="1" w:space="0"/>
+              <w:left w:val="single" w:color="CCCCCC" w:sz="1" w:space="0"/>
+              <w:bottom w:val="single" w:color="CCCCCC" w:sz="1" w:space="0"/>
+              <w:right w:val="single" w:color="CCCCCC" w:sz="1" w:space="0"/>
             </w:tcBorders>
             <w:shd w:val="clear" w:color="auto" w:fill="FFFFFF"/>
             <w:tcMar>
@@ -394,10 +394,10 @@
           <w:tcPr>
             <w:tcW w:w="3120" w:type="dxa"/>
             <w:tcBorders>
-              <w:top w:val="single" w:sz="1" w:space="0" w:color="CCCCCC"/>
-              <w:left w:val="single" w:sz="1" w:space="0" w:color="CCCCCC"/>
-              <w:bottom w:val="single" w:sz="1" w:space="0" w:color="CCCCCC"/>
-              <w:right w:val="single" w:sz="1" w:space="0" w:color="CCCCCC"/>
+              <w:top w:val="single" w:color="CCCCCC" w:sz="1" w:space="0"/>
+              <w:left w:val="single" w:color="CCCCCC" w:sz="1" w:space="0"/>
+              <w:bottom w:val="single" w:color="CCCCCC" w:sz="1" w:space="0"/>
+              <w:right w:val="single" w:color="CCCCCC" w:sz="1" w:space="0"/>
             </w:tcBorders>
             <w:shd w:val="clear" w:color="auto" w:fill="FFFFFF"/>
             <w:tcMar>
@@ -430,10 +430,10 @@
           <w:tcPr>
             <w:tcW w:w="3120" w:type="dxa"/>
             <w:tcBorders>
-              <w:top w:val="single" w:sz="1" w:space="0" w:color="CCCCCC"/>
-              <w:left w:val="single" w:sz="1" w:space="0" w:color="CCCCCC"/>
-              <w:bottom w:val="single" w:sz="1" w:space="0" w:color="CCCCCC"/>
-              <w:right w:val="single" w:sz="1" w:space="0" w:color="CCCCCC"/>
+              <w:top w:val="single" w:color="CCCCCC" w:sz="1" w:space="0"/>
+              <w:left w:val="single" w:color="CCCCCC" w:sz="1" w:space="0"/>
+              <w:bottom w:val="single" w:color="CCCCCC" w:sz="1" w:space="0"/>
+              <w:right w:val="single" w:color="CCCCCC" w:sz="1" w:space="0"/>
             </w:tcBorders>
             <w:shd w:val="clear" w:color="auto" w:fill="FFFFFF"/>
             <w:tcMar>
@@ -466,10 +466,10 @@
           <w:tcPr>
             <w:tcW w:w="3120" w:type="dxa"/>
             <w:tcBorders>
-              <w:top w:val="single" w:sz="1" w:space="0" w:color="CCCCCC"/>
-              <w:left w:val="single" w:sz="1" w:space="0" w:color="CCCCCC"/>
-              <w:bottom w:val="single" w:sz="1" w:space="0" w:color="CCCCCC"/>
-              <w:right w:val="single" w:sz="1" w:space="0" w:color="CCCCCC"/>
+              <w:top w:val="single" w:color="CCCCCC" w:sz="1" w:space="0"/>
+              <w:left w:val="single" w:color="CCCCCC" w:sz="1" w:space="0"/>
+              <w:bottom w:val="single" w:color="CCCCCC" w:sz="1" w:space="0"/>
+              <w:right w:val="single" w:color="CCCCCC" w:sz="1" w:space="0"/>
             </w:tcBorders>
             <w:shd w:val="clear" w:color="auto" w:fill="FFFFFF"/>
             <w:tcMar>
@@ -504,10 +504,10 @@
           <w:tcPr>
             <w:tcW w:w="3120" w:type="dxa"/>
             <w:tcBorders>
-              <w:top w:val="single" w:sz="1" w:space="0" w:color="CCCCCC"/>
-              <w:left w:val="single" w:sz="1" w:space="0" w:color="CCCCCC"/>
-              <w:bottom w:val="single" w:sz="1" w:space="0" w:color="CCCCCC"/>
-              <w:right w:val="single" w:sz="1" w:space="0" w:color="CCCCCC"/>
+              <w:top w:val="single" w:color="CCCCCC" w:sz="1" w:space="0"/>
+              <w:left w:val="single" w:color="CCCCCC" w:sz="1" w:space="0"/>
+              <w:bottom w:val="single" w:color="CCCCCC" w:sz="1" w:space="0"/>
+              <w:right w:val="single" w:color="CCCCCC" w:sz="1" w:space="0"/>
             </w:tcBorders>
             <w:shd w:val="clear" w:color="auto" w:fill="FFFFFF"/>
             <w:tcMar>
@@ -540,10 +540,10 @@
           <w:tcPr>
             <w:tcW w:w="3120" w:type="dxa"/>
             <w:tcBorders>
-              <w:top w:val="single" w:sz="1" w:space="0" w:color="CCCCCC"/>
-              <w:left w:val="single" w:sz="1" w:space="0" w:color="CCCCCC"/>
-              <w:bottom w:val="single" w:sz="1" w:space="0" w:color="CCCCCC"/>
-              <w:right w:val="single" w:sz="1" w:space="0" w:color="CCCCCC"/>
+              <w:top w:val="single" w:color="CCCCCC" w:sz="1" w:space="0"/>
+              <w:left w:val="single" w:color="CCCCCC" w:sz="1" w:space="0"/>
+              <w:bottom w:val="single" w:color="CCCCCC" w:sz="1" w:space="0"/>
+              <w:right w:val="single" w:color="CCCCCC" w:sz="1" w:space="0"/>
             </w:tcBorders>
             <w:shd w:val="clear" w:color="auto" w:fill="FFFFFF"/>
             <w:tcMar>
@@ -576,10 +576,10 @@
           <w:tcPr>
             <w:tcW w:w="3120" w:type="dxa"/>
             <w:tcBorders>
-              <w:top w:val="single" w:sz="1" w:space="0" w:color="CCCCCC"/>
-              <w:left w:val="single" w:sz="1" w:space="0" w:color="CCCCCC"/>
-              <w:bottom w:val="single" w:sz="1" w:space="0" w:color="CCCCCC"/>
-              <w:right w:val="single" w:sz="1" w:space="0" w:color="CCCCCC"/>
+              <w:top w:val="single" w:color="CCCCCC" w:sz="1" w:space="0"/>
+              <w:left w:val="single" w:color="CCCCCC" w:sz="1" w:space="0"/>
+              <w:bottom w:val="single" w:color="CCCCCC" w:sz="1" w:space="0"/>
+              <w:right w:val="single" w:color="CCCCCC" w:sz="1" w:space="0"/>
             </w:tcBorders>
             <w:shd w:val="clear" w:color="auto" w:fill="FFFFFF"/>
             <w:tcMar>
@@ -821,7 +821,7 @@
     <w:p>
       <w:pPr>
         <w:pBdr>
-          <w:left w:val="single" w:sz="6" w:space="2" w:color="2E75B6"/>
+          <w:left w:val="single" w:color="2E75B6" w:sz="6" w:space="2"/>
         </w:pBdr>
         <w:shd w:val="clear" w:color="auto" w:fill="F0F0F0"/>
         <w:spacing w:line="276" w:lineRule="auto"/>
@@ -832,7 +832,7 @@
       </w:pPr>
       <w:r>
         <w:rPr>
-          <w:rFonts w:ascii="Helvetica" w:eastAsia="Courier New" w:hAnsi="Helvetica" w:cs="Courier New"/>
+          <w:rFonts w:ascii="Helvetica" w:hAnsi="Helvetica" w:eastAsia="Courier New" w:cs="Courier New"/>
           <w:sz w:val="20"/>
           <w:szCs w:val="20"/>
         </w:rPr>
@@ -842,7 +842,7 @@
     <w:p>
       <w:pPr>
         <w:pBdr>
-          <w:left w:val="single" w:sz="6" w:space="2" w:color="2E75B6"/>
+          <w:left w:val="single" w:color="2E75B6" w:sz="6" w:space="2"/>
         </w:pBdr>
         <w:shd w:val="clear" w:color="auto" w:fill="F0F0F0"/>
         <w:spacing w:line="276" w:lineRule="auto"/>
@@ -853,7 +853,7 @@
       </w:pPr>
       <w:r>
         <w:rPr>
-          <w:rFonts w:ascii="Helvetica" w:eastAsia="Courier New" w:hAnsi="Helvetica" w:cs="Courier New"/>
+          <w:rFonts w:ascii="Helvetica" w:hAnsi="Helvetica" w:eastAsia="Courier New" w:cs="Courier New"/>
           <w:sz w:val="20"/>
           <w:szCs w:val="20"/>
         </w:rPr>
@@ -863,7 +863,7 @@
     <w:p>
       <w:pPr>
         <w:pBdr>
-          <w:left w:val="single" w:sz="6" w:space="2" w:color="2E75B6"/>
+          <w:left w:val="single" w:color="2E75B6" w:sz="6" w:space="2"/>
         </w:pBdr>
         <w:shd w:val="clear" w:color="auto" w:fill="F0F0F0"/>
         <w:spacing w:line="276" w:lineRule="auto"/>
@@ -875,7 +875,7 @@
       <w:proofErr w:type="spellStart"/>
       <w:r>
         <w:rPr>
-          <w:rFonts w:ascii="Helvetica" w:eastAsia="Courier New" w:hAnsi="Helvetica" w:cs="Courier New"/>
+          <w:rFonts w:ascii="Helvetica" w:hAnsi="Helvetica" w:eastAsia="Courier New" w:cs="Courier New"/>
           <w:sz w:val="20"/>
           <w:szCs w:val="20"/>
         </w:rPr>
@@ -884,7 +884,7 @@
       <w:proofErr w:type="spellEnd"/>
       <w:r>
         <w:rPr>
-          <w:rFonts w:ascii="Helvetica" w:eastAsia="Courier New" w:hAnsi="Helvetica" w:cs="Courier New"/>
+          <w:rFonts w:ascii="Helvetica" w:hAnsi="Helvetica" w:eastAsia="Courier New" w:cs="Courier New"/>
           <w:sz w:val="20"/>
           <w:szCs w:val="20"/>
         </w:rPr>
@@ -893,7 +893,7 @@
       <w:proofErr w:type="spellStart"/>
       <w:r>
         <w:rPr>
-          <w:rFonts w:ascii="Helvetica" w:eastAsia="Courier New" w:hAnsi="Helvetica" w:cs="Courier New"/>
+          <w:rFonts w:ascii="Helvetica" w:hAnsi="Helvetica" w:eastAsia="Courier New" w:cs="Courier New"/>
           <w:sz w:val="20"/>
           <w:szCs w:val="20"/>
         </w:rPr>
@@ -902,7 +902,7 @@
       <w:proofErr w:type="spellEnd"/>
       <w:r>
         <w:rPr>
-          <w:rFonts w:ascii="Helvetica" w:eastAsia="Courier New" w:hAnsi="Helvetica" w:cs="Courier New"/>
+          <w:rFonts w:ascii="Helvetica" w:hAnsi="Helvetica" w:eastAsia="Courier New" w:cs="Courier New"/>
           <w:sz w:val="20"/>
           <w:szCs w:val="20"/>
         </w:rPr>
@@ -1163,75 +1163,57 @@
     </w:p>
     <w:p>
       <w:pPr>
-        <w:pBdr>
-          <w:left w:val="single" w:sz="6" w:space="2" w:color="2E75B6"/>
-        </w:pBdr>
-        <w:shd w:val="clear" w:color="auto" w:fill="F0F0F0"/>
-        <w:spacing w:line="276" w:lineRule="auto"/>
-        <w:ind w:left="360"/>
-        <w:rPr>
-          <w:rFonts w:ascii="Helvetica" w:hAnsi="Helvetica"/>
-        </w:rPr>
-      </w:pPr>
-      <w:proofErr w:type="gramStart"/>
-      <w:r>
-        <w:rPr>
-          <w:rFonts w:ascii="Helvetica" w:eastAsia="Courier New" w:hAnsi="Helvetica" w:cs="Courier New"/>
+        <w:pStyle w:val="Normale"/>
+        <w:suppressLineNumbers w:val="0"/>
+        <w:bidi w:val="0"/>
+        <w:spacing w:before="0" w:beforeAutospacing="off" w:after="160" w:afterAutospacing="off" w:line="276" w:lineRule="auto"/>
+        <w:ind w:left="0" w:right="0"/>
+        <w:jc w:val="left"/>
+        <w:rPr>
+          <w:rFonts w:ascii="Helvetica" w:hAnsi="Helvetica" w:eastAsia="Courier New" w:cs="Courier New"/>
           <w:sz w:val="20"/>
           <w:szCs w:val="20"/>
         </w:rPr>
-        <w:t>./</w:t>
-      </w:r>
-      <w:proofErr w:type="gramEnd"/>
-      <w:r>
-        <w:rPr>
-          <w:rFonts w:ascii="Helvetica" w:eastAsia="Courier New" w:hAnsi="Helvetica" w:cs="Courier New"/>
+      </w:pPr>
+      <w:r>
+        <w:rPr>
+          <w:rFonts w:ascii="Helvetica" w:hAnsi="Helvetica" w:eastAsia="Courier New" w:cs="Courier New"/>
           <w:sz w:val="20"/>
           <w:szCs w:val="20"/>
         </w:rPr>
-        <w:t>test TC1 TC1_input.txt TC1_oracle.txt TC1_output.txt</w:t>
+        <w:t>make test</w:t>
       </w:r>
     </w:p>
     <w:p>
       <w:pPr>
-        <w:pBdr>
-          <w:left w:val="single" w:sz="6" w:space="2" w:color="2E75B6"/>
-        </w:pBdr>
-        <w:shd w:val="clear" w:color="auto" w:fill="F0F0F0"/>
-        <w:spacing w:line="276" w:lineRule="auto"/>
-        <w:ind w:left="360"/>
-        <w:rPr>
-          <w:rFonts w:ascii="Helvetica" w:hAnsi="Helvetica"/>
-          <w:lang w:val="en-GB"/>
-        </w:rPr>
+        <w:pStyle w:val="Normale"/>
+        <w:bidi w:val="0"/>
+        <w:spacing w:before="0" w:beforeAutospacing="off" w:after="160" w:afterAutospacing="off" w:line="276" w:lineRule="auto"/>
+        <w:ind w:left="0" w:right="0"/>
+        <w:jc w:val="left"/>
       </w:pPr>
-      <w:proofErr w:type="gramStart"/>
-      <w:r>
-        <w:rPr>
-          <w:rFonts w:ascii="Helvetica" w:eastAsia="Courier New" w:hAnsi="Helvetica" w:cs="Courier New"/>
+      <w:r>
+        <w:rPr>
+          <w:rFonts w:ascii="Helvetica" w:hAnsi="Helvetica" w:eastAsia="Courier New" w:cs="Courier New"/>
           <w:sz w:val="20"/>
           <w:szCs w:val="20"/>
-          <w:lang w:val="en-GB"/>
-        </w:rPr>
-        <w:t>./</w:t>
-      </w:r>
-      <w:proofErr w:type="gramEnd"/>
-      <w:r>
-        <w:rPr>
-          <w:rFonts w:ascii="Helvetica" w:eastAsia="Courier New" w:hAnsi="Helvetica" w:cs="Courier New"/>
-          <w:sz w:val="20"/>
-          <w:szCs w:val="20"/>
-          <w:lang w:val="en-GB"/>
-        </w:rPr>
-        <w:t>test --suite test_suite.txt result.txt</w:t>
+          <w:lang w:val="en-US"/>
+        </w:rPr>
+        <w:t>./tests/esegui_test TC1 tests/TC1_input.txt tests/TC1_oracle.txt tests/TC1_output.txt</w:t>
       </w:r>
     </w:p>
     <w:p>
       <w:pPr>
-        <w:spacing w:after="160" w:line="276" w:lineRule="auto"/>
-        <w:rPr>
-          <w:rFonts w:ascii="Helvetica" w:hAnsi="Helvetica"/>
-          <w:lang w:val="en-GB"/>
+        <w:pStyle w:val="Normale"/>
+        <w:bidi w:val="0"/>
+        <w:spacing w:before="0" w:beforeAutospacing="off" w:after="160" w:afterAutospacing="off" w:line="276" w:lineRule="auto"/>
+        <w:ind w:left="0" w:right="0"/>
+        <w:jc w:val="left"/>
+        <w:rPr>
+          <w:rFonts w:ascii="Helvetica" w:hAnsi="Helvetica" w:eastAsia="Courier New" w:cs="Courier New"/>
+          <w:sz w:val="20"/>
+          <w:szCs w:val="20"/>
+          <w:lang w:val="en-US"/>
         </w:rPr>
       </w:pPr>
     </w:p>
@@ -1461,12 +1443,12 @@
       <w:tblPr>
         <w:tblW w:w="9000" w:type="dxa"/>
         <w:tblBorders>
-          <w:top w:val="single" w:sz="4" w:space="0" w:color="auto"/>
-          <w:left w:val="single" w:sz="4" w:space="0" w:color="auto"/>
-          <w:bottom w:val="single" w:sz="4" w:space="0" w:color="auto"/>
-          <w:right w:val="single" w:sz="4" w:space="0" w:color="auto"/>
-          <w:insideH w:val="single" w:sz="4" w:space="0" w:color="auto"/>
-          <w:insideV w:val="single" w:sz="4" w:space="0" w:color="auto"/>
+          <w:top w:val="single" w:color="auto" w:sz="4" w:space="0"/>
+          <w:left w:val="single" w:color="auto" w:sz="4" w:space="0"/>
+          <w:bottom w:val="single" w:color="auto" w:sz="4" w:space="0"/>
+          <w:right w:val="single" w:color="auto" w:sz="4" w:space="0"/>
+          <w:insideH w:val="single" w:color="auto" w:sz="4" w:space="0"/>
+          <w:insideV w:val="single" w:color="auto" w:sz="4" w:space="0"/>
         </w:tblBorders>
         <w:tblCellMar>
           <w:left w:w="10" w:type="dxa"/>
@@ -1487,10 +1469,10 @@
           <w:tcPr>
             <w:tcW w:w="3000" w:type="dxa"/>
             <w:tcBorders>
-              <w:top w:val="single" w:sz="1" w:space="0" w:color="CCCCCC"/>
-              <w:left w:val="single" w:sz="1" w:space="0" w:color="CCCCCC"/>
-              <w:bottom w:val="single" w:sz="1" w:space="0" w:color="CCCCCC"/>
-              <w:right w:val="single" w:sz="1" w:space="0" w:color="CCCCCC"/>
+              <w:top w:val="single" w:color="CCCCCC" w:sz="1" w:space="0"/>
+              <w:left w:val="single" w:color="CCCCCC" w:sz="1" w:space="0"/>
+              <w:bottom w:val="single" w:color="CCCCCC" w:sz="1" w:space="0"/>
+              <w:right w:val="single" w:color="CCCCCC" w:sz="1" w:space="0"/>
             </w:tcBorders>
             <w:shd w:val="clear" w:color="auto" w:fill="2E75B6"/>
             <w:tcMar>
@@ -1525,10 +1507,10 @@
           <w:tcPr>
             <w:tcW w:w="3000" w:type="dxa"/>
             <w:tcBorders>
-              <w:top w:val="single" w:sz="1" w:space="0" w:color="CCCCCC"/>
-              <w:left w:val="single" w:sz="1" w:space="0" w:color="CCCCCC"/>
-              <w:bottom w:val="single" w:sz="1" w:space="0" w:color="CCCCCC"/>
-              <w:right w:val="single" w:sz="1" w:space="0" w:color="CCCCCC"/>
+              <w:top w:val="single" w:color="CCCCCC" w:sz="1" w:space="0"/>
+              <w:left w:val="single" w:color="CCCCCC" w:sz="1" w:space="0"/>
+              <w:bottom w:val="single" w:color="CCCCCC" w:sz="1" w:space="0"/>
+              <w:right w:val="single" w:color="CCCCCC" w:sz="1" w:space="0"/>
             </w:tcBorders>
             <w:shd w:val="clear" w:color="auto" w:fill="2E75B6"/>
             <w:tcMar>
@@ -1563,10 +1545,10 @@
           <w:tcPr>
             <w:tcW w:w="3000" w:type="dxa"/>
             <w:tcBorders>
-              <w:top w:val="single" w:sz="1" w:space="0" w:color="CCCCCC"/>
-              <w:left w:val="single" w:sz="1" w:space="0" w:color="CCCCCC"/>
-              <w:bottom w:val="single" w:sz="1" w:space="0" w:color="CCCCCC"/>
-              <w:right w:val="single" w:sz="1" w:space="0" w:color="CCCCCC"/>
+              <w:top w:val="single" w:color="CCCCCC" w:sz="1" w:space="0"/>
+              <w:left w:val="single" w:color="CCCCCC" w:sz="1" w:space="0"/>
+              <w:bottom w:val="single" w:color="CCCCCC" w:sz="1" w:space="0"/>
+              <w:right w:val="single" w:color="CCCCCC" w:sz="1" w:space="0"/>
             </w:tcBorders>
             <w:shd w:val="clear" w:color="auto" w:fill="2E75B6"/>
             <w:tcMar>
@@ -1603,10 +1585,10 @@
           <w:tcPr>
             <w:tcW w:w="3000" w:type="dxa"/>
             <w:tcBorders>
-              <w:top w:val="single" w:sz="1" w:space="0" w:color="CCCCCC"/>
-              <w:left w:val="single" w:sz="1" w:space="0" w:color="CCCCCC"/>
-              <w:bottom w:val="single" w:sz="1" w:space="0" w:color="CCCCCC"/>
-              <w:right w:val="single" w:sz="1" w:space="0" w:color="CCCCCC"/>
+              <w:top w:val="single" w:color="CCCCCC" w:sz="1" w:space="0"/>
+              <w:left w:val="single" w:color="CCCCCC" w:sz="1" w:space="0"/>
+              <w:bottom w:val="single" w:color="CCCCCC" w:sz="1" w:space="0"/>
+              <w:right w:val="single" w:color="CCCCCC" w:sz="1" w:space="0"/>
             </w:tcBorders>
             <w:shd w:val="clear" w:color="auto" w:fill="FFFFFF"/>
             <w:tcMar>
@@ -1639,10 +1621,10 @@
           <w:tcPr>
             <w:tcW w:w="3000" w:type="dxa"/>
             <w:tcBorders>
-              <w:top w:val="single" w:sz="1" w:space="0" w:color="CCCCCC"/>
-              <w:left w:val="single" w:sz="1" w:space="0" w:color="CCCCCC"/>
-              <w:bottom w:val="single" w:sz="1" w:space="0" w:color="CCCCCC"/>
-              <w:right w:val="single" w:sz="1" w:space="0" w:color="CCCCCC"/>
+              <w:top w:val="single" w:color="CCCCCC" w:sz="1" w:space="0"/>
+              <w:left w:val="single" w:color="CCCCCC" w:sz="1" w:space="0"/>
+              <w:bottom w:val="single" w:color="CCCCCC" w:sz="1" w:space="0"/>
+              <w:right w:val="single" w:color="CCCCCC" w:sz="1" w:space="0"/>
             </w:tcBorders>
             <w:shd w:val="clear" w:color="auto" w:fill="FFFFFF"/>
             <w:tcMar>
@@ -1675,10 +1657,10 @@
           <w:tcPr>
             <w:tcW w:w="3000" w:type="dxa"/>
             <w:tcBorders>
-              <w:top w:val="single" w:sz="1" w:space="0" w:color="CCCCCC"/>
-              <w:left w:val="single" w:sz="1" w:space="0" w:color="CCCCCC"/>
-              <w:bottom w:val="single" w:sz="1" w:space="0" w:color="CCCCCC"/>
-              <w:right w:val="single" w:sz="1" w:space="0" w:color="CCCCCC"/>
+              <w:top w:val="single" w:color="CCCCCC" w:sz="1" w:space="0"/>
+              <w:left w:val="single" w:color="CCCCCC" w:sz="1" w:space="0"/>
+              <w:bottom w:val="single" w:color="CCCCCC" w:sz="1" w:space="0"/>
+              <w:right w:val="single" w:color="CCCCCC" w:sz="1" w:space="0"/>
             </w:tcBorders>
             <w:shd w:val="clear" w:color="auto" w:fill="FFFFFF"/>
             <w:tcMar>
@@ -1724,10 +1706,10 @@
           <w:tcPr>
             <w:tcW w:w="3000" w:type="dxa"/>
             <w:tcBorders>
-              <w:top w:val="single" w:sz="1" w:space="0" w:color="CCCCCC"/>
-              <w:left w:val="single" w:sz="1" w:space="0" w:color="CCCCCC"/>
-              <w:bottom w:val="single" w:sz="1" w:space="0" w:color="CCCCCC"/>
-              <w:right w:val="single" w:sz="1" w:space="0" w:color="CCCCCC"/>
+              <w:top w:val="single" w:color="CCCCCC" w:sz="1" w:space="0"/>
+              <w:left w:val="single" w:color="CCCCCC" w:sz="1" w:space="0"/>
+              <w:bottom w:val="single" w:color="CCCCCC" w:sz="1" w:space="0"/>
+              <w:right w:val="single" w:color="CCCCCC" w:sz="1" w:space="0"/>
             </w:tcBorders>
             <w:shd w:val="clear" w:color="auto" w:fill="FFFFFF"/>
             <w:tcMar>
@@ -1760,10 +1742,10 @@
           <w:tcPr>
             <w:tcW w:w="3000" w:type="dxa"/>
             <w:tcBorders>
-              <w:top w:val="single" w:sz="1" w:space="0" w:color="CCCCCC"/>
-              <w:left w:val="single" w:sz="1" w:space="0" w:color="CCCCCC"/>
-              <w:bottom w:val="single" w:sz="1" w:space="0" w:color="CCCCCC"/>
-              <w:right w:val="single" w:sz="1" w:space="0" w:color="CCCCCC"/>
+              <w:top w:val="single" w:color="CCCCCC" w:sz="1" w:space="0"/>
+              <w:left w:val="single" w:color="CCCCCC" w:sz="1" w:space="0"/>
+              <w:bottom w:val="single" w:color="CCCCCC" w:sz="1" w:space="0"/>
+              <w:right w:val="single" w:color="CCCCCC" w:sz="1" w:space="0"/>
             </w:tcBorders>
             <w:shd w:val="clear" w:color="auto" w:fill="FFFFFF"/>
             <w:tcMar>
@@ -1796,10 +1778,10 @@
           <w:tcPr>
             <w:tcW w:w="3000" w:type="dxa"/>
             <w:tcBorders>
-              <w:top w:val="single" w:sz="1" w:space="0" w:color="CCCCCC"/>
-              <w:left w:val="single" w:sz="1" w:space="0" w:color="CCCCCC"/>
-              <w:bottom w:val="single" w:sz="1" w:space="0" w:color="CCCCCC"/>
-              <w:right w:val="single" w:sz="1" w:space="0" w:color="CCCCCC"/>
+              <w:top w:val="single" w:color="CCCCCC" w:sz="1" w:space="0"/>
+              <w:left w:val="single" w:color="CCCCCC" w:sz="1" w:space="0"/>
+              <w:bottom w:val="single" w:color="CCCCCC" w:sz="1" w:space="0"/>
+              <w:right w:val="single" w:color="CCCCCC" w:sz="1" w:space="0"/>
             </w:tcBorders>
             <w:shd w:val="clear" w:color="auto" w:fill="FFFFFF"/>
             <w:tcMar>
@@ -1834,10 +1816,10 @@
           <w:tcPr>
             <w:tcW w:w="3000" w:type="dxa"/>
             <w:tcBorders>
-              <w:top w:val="single" w:sz="1" w:space="0" w:color="CCCCCC"/>
-              <w:left w:val="single" w:sz="1" w:space="0" w:color="CCCCCC"/>
-              <w:bottom w:val="single" w:sz="1" w:space="0" w:color="CCCCCC"/>
-              <w:right w:val="single" w:sz="1" w:space="0" w:color="CCCCCC"/>
+              <w:top w:val="single" w:color="CCCCCC" w:sz="1" w:space="0"/>
+              <w:left w:val="single" w:color="CCCCCC" w:sz="1" w:space="0"/>
+              <w:bottom w:val="single" w:color="CCCCCC" w:sz="1" w:space="0"/>
+              <w:right w:val="single" w:color="CCCCCC" w:sz="1" w:space="0"/>
             </w:tcBorders>
             <w:shd w:val="clear" w:color="auto" w:fill="FFFFFF"/>
             <w:tcMar>
@@ -1870,10 +1852,10 @@
           <w:tcPr>
             <w:tcW w:w="3000" w:type="dxa"/>
             <w:tcBorders>
-              <w:top w:val="single" w:sz="1" w:space="0" w:color="CCCCCC"/>
-              <w:left w:val="single" w:sz="1" w:space="0" w:color="CCCCCC"/>
-              <w:bottom w:val="single" w:sz="1" w:space="0" w:color="CCCCCC"/>
-              <w:right w:val="single" w:sz="1" w:space="0" w:color="CCCCCC"/>
+              <w:top w:val="single" w:color="CCCCCC" w:sz="1" w:space="0"/>
+              <w:left w:val="single" w:color="CCCCCC" w:sz="1" w:space="0"/>
+              <w:bottom w:val="single" w:color="CCCCCC" w:sz="1" w:space="0"/>
+              <w:right w:val="single" w:color="CCCCCC" w:sz="1" w:space="0"/>
             </w:tcBorders>
             <w:shd w:val="clear" w:color="auto" w:fill="FFFFFF"/>
             <w:tcMar>
@@ -1906,10 +1888,10 @@
           <w:tcPr>
             <w:tcW w:w="3000" w:type="dxa"/>
             <w:tcBorders>
-              <w:top w:val="single" w:sz="1" w:space="0" w:color="CCCCCC"/>
-              <w:left w:val="single" w:sz="1" w:space="0" w:color="CCCCCC"/>
-              <w:bottom w:val="single" w:sz="1" w:space="0" w:color="CCCCCC"/>
-              <w:right w:val="single" w:sz="1" w:space="0" w:color="CCCCCC"/>
+              <w:top w:val="single" w:color="CCCCCC" w:sz="1" w:space="0"/>
+              <w:left w:val="single" w:color="CCCCCC" w:sz="1" w:space="0"/>
+              <w:bottom w:val="single" w:color="CCCCCC" w:sz="1" w:space="0"/>
+              <w:right w:val="single" w:color="CCCCCC" w:sz="1" w:space="0"/>
             </w:tcBorders>
             <w:shd w:val="clear" w:color="auto" w:fill="FFFFFF"/>
             <w:tcMar>
@@ -1944,10 +1926,10 @@
           <w:tcPr>
             <w:tcW w:w="3000" w:type="dxa"/>
             <w:tcBorders>
-              <w:top w:val="single" w:sz="1" w:space="0" w:color="CCCCCC"/>
-              <w:left w:val="single" w:sz="1" w:space="0" w:color="CCCCCC"/>
-              <w:bottom w:val="single" w:sz="1" w:space="0" w:color="CCCCCC"/>
-              <w:right w:val="single" w:sz="1" w:space="0" w:color="CCCCCC"/>
+              <w:top w:val="single" w:color="CCCCCC" w:sz="1" w:space="0"/>
+              <w:left w:val="single" w:color="CCCCCC" w:sz="1" w:space="0"/>
+              <w:bottom w:val="single" w:color="CCCCCC" w:sz="1" w:space="0"/>
+              <w:right w:val="single" w:color="CCCCCC" w:sz="1" w:space="0"/>
             </w:tcBorders>
             <w:shd w:val="clear" w:color="auto" w:fill="FFFFFF"/>
             <w:tcMar>
@@ -1980,10 +1962,10 @@
           <w:tcPr>
             <w:tcW w:w="3000" w:type="dxa"/>
             <w:tcBorders>
-              <w:top w:val="single" w:sz="1" w:space="0" w:color="CCCCCC"/>
-              <w:left w:val="single" w:sz="1" w:space="0" w:color="CCCCCC"/>
-              <w:bottom w:val="single" w:sz="1" w:space="0" w:color="CCCCCC"/>
-              <w:right w:val="single" w:sz="1" w:space="0" w:color="CCCCCC"/>
+              <w:top w:val="single" w:color="CCCCCC" w:sz="1" w:space="0"/>
+              <w:left w:val="single" w:color="CCCCCC" w:sz="1" w:space="0"/>
+              <w:bottom w:val="single" w:color="CCCCCC" w:sz="1" w:space="0"/>
+              <w:right w:val="single" w:color="CCCCCC" w:sz="1" w:space="0"/>
             </w:tcBorders>
             <w:shd w:val="clear" w:color="auto" w:fill="FFFFFF"/>
             <w:tcMar>
@@ -2027,10 +2009,10 @@
           <w:tcPr>
             <w:tcW w:w="3000" w:type="dxa"/>
             <w:tcBorders>
-              <w:top w:val="single" w:sz="1" w:space="0" w:color="CCCCCC"/>
-              <w:left w:val="single" w:sz="1" w:space="0" w:color="CCCCCC"/>
-              <w:bottom w:val="single" w:sz="1" w:space="0" w:color="CCCCCC"/>
-              <w:right w:val="single" w:sz="1" w:space="0" w:color="CCCCCC"/>
+              <w:top w:val="single" w:color="CCCCCC" w:sz="1" w:space="0"/>
+              <w:left w:val="single" w:color="CCCCCC" w:sz="1" w:space="0"/>
+              <w:bottom w:val="single" w:color="CCCCCC" w:sz="1" w:space="0"/>
+              <w:right w:val="single" w:color="CCCCCC" w:sz="1" w:space="0"/>
             </w:tcBorders>
             <w:shd w:val="clear" w:color="auto" w:fill="FFFFFF"/>
             <w:tcMar>
@@ -2336,12 +2318,12 @@
       <w:tblPr>
         <w:tblW w:w="9000" w:type="dxa"/>
         <w:tblBorders>
-          <w:top w:val="single" w:sz="4" w:space="0" w:color="auto"/>
-          <w:left w:val="single" w:sz="4" w:space="0" w:color="auto"/>
-          <w:bottom w:val="single" w:sz="4" w:space="0" w:color="auto"/>
-          <w:right w:val="single" w:sz="4" w:space="0" w:color="auto"/>
-          <w:insideH w:val="single" w:sz="4" w:space="0" w:color="auto"/>
-          <w:insideV w:val="single" w:sz="4" w:space="0" w:color="auto"/>
+          <w:top w:val="single" w:color="auto" w:sz="4" w:space="0"/>
+          <w:left w:val="single" w:color="auto" w:sz="4" w:space="0"/>
+          <w:bottom w:val="single" w:color="auto" w:sz="4" w:space="0"/>
+          <w:right w:val="single" w:color="auto" w:sz="4" w:space="0"/>
+          <w:insideH w:val="single" w:color="auto" w:sz="4" w:space="0"/>
+          <w:insideV w:val="single" w:color="auto" w:sz="4" w:space="0"/>
         </w:tblBorders>
         <w:tblCellMar>
           <w:left w:w="10" w:type="dxa"/>
@@ -2362,10 +2344,10 @@
           <w:tcPr>
             <w:tcW w:w="3000" w:type="dxa"/>
             <w:tcBorders>
-              <w:top w:val="single" w:sz="1" w:space="0" w:color="CCCCCC"/>
-              <w:left w:val="single" w:sz="1" w:space="0" w:color="CCCCCC"/>
-              <w:bottom w:val="single" w:sz="1" w:space="0" w:color="CCCCCC"/>
-              <w:right w:val="single" w:sz="1" w:space="0" w:color="CCCCCC"/>
+              <w:top w:val="single" w:color="CCCCCC" w:sz="1" w:space="0"/>
+              <w:left w:val="single" w:color="CCCCCC" w:sz="1" w:space="0"/>
+              <w:bottom w:val="single" w:color="CCCCCC" w:sz="1" w:space="0"/>
+              <w:right w:val="single" w:color="CCCCCC" w:sz="1" w:space="0"/>
             </w:tcBorders>
             <w:shd w:val="clear" w:color="auto" w:fill="2E75B6"/>
             <w:tcMar>
@@ -2400,10 +2382,10 @@
           <w:tcPr>
             <w:tcW w:w="3000" w:type="dxa"/>
             <w:tcBorders>
-              <w:top w:val="single" w:sz="1" w:space="0" w:color="CCCCCC"/>
-              <w:left w:val="single" w:sz="1" w:space="0" w:color="CCCCCC"/>
-              <w:bottom w:val="single" w:sz="1" w:space="0" w:color="CCCCCC"/>
-              <w:right w:val="single" w:sz="1" w:space="0" w:color="CCCCCC"/>
+              <w:top w:val="single" w:color="CCCCCC" w:sz="1" w:space="0"/>
+              <w:left w:val="single" w:color="CCCCCC" w:sz="1" w:space="0"/>
+              <w:bottom w:val="single" w:color="CCCCCC" w:sz="1" w:space="0"/>
+              <w:right w:val="single" w:color="CCCCCC" w:sz="1" w:space="0"/>
             </w:tcBorders>
             <w:shd w:val="clear" w:color="auto" w:fill="2E75B6"/>
             <w:tcMar>
@@ -2438,10 +2420,10 @@
           <w:tcPr>
             <w:tcW w:w="3000" w:type="dxa"/>
             <w:tcBorders>
-              <w:top w:val="single" w:sz="1" w:space="0" w:color="CCCCCC"/>
-              <w:left w:val="single" w:sz="1" w:space="0" w:color="CCCCCC"/>
-              <w:bottom w:val="single" w:sz="1" w:space="0" w:color="CCCCCC"/>
-              <w:right w:val="single" w:sz="1" w:space="0" w:color="CCCCCC"/>
+              <w:top w:val="single" w:color="CCCCCC" w:sz="1" w:space="0"/>
+              <w:left w:val="single" w:color="CCCCCC" w:sz="1" w:space="0"/>
+              <w:bottom w:val="single" w:color="CCCCCC" w:sz="1" w:space="0"/>
+              <w:right w:val="single" w:color="CCCCCC" w:sz="1" w:space="0"/>
             </w:tcBorders>
             <w:shd w:val="clear" w:color="auto" w:fill="2E75B6"/>
             <w:tcMar>
@@ -2478,10 +2460,10 @@
           <w:tcPr>
             <w:tcW w:w="3000" w:type="dxa"/>
             <w:tcBorders>
-              <w:top w:val="single" w:sz="1" w:space="0" w:color="CCCCCC"/>
-              <w:left w:val="single" w:sz="1" w:space="0" w:color="CCCCCC"/>
-              <w:bottom w:val="single" w:sz="1" w:space="0" w:color="CCCCCC"/>
-              <w:right w:val="single" w:sz="1" w:space="0" w:color="CCCCCC"/>
+              <w:top w:val="single" w:color="CCCCCC" w:sz="1" w:space="0"/>
+              <w:left w:val="single" w:color="CCCCCC" w:sz="1" w:space="0"/>
+              <w:bottom w:val="single" w:color="CCCCCC" w:sz="1" w:space="0"/>
+              <w:right w:val="single" w:color="CCCCCC" w:sz="1" w:space="0"/>
             </w:tcBorders>
             <w:shd w:val="clear" w:color="auto" w:fill="FFFFFF"/>
             <w:tcMar>
@@ -2525,10 +2507,10 @@
           <w:tcPr>
             <w:tcW w:w="3000" w:type="dxa"/>
             <w:tcBorders>
-              <w:top w:val="single" w:sz="1" w:space="0" w:color="CCCCCC"/>
-              <w:left w:val="single" w:sz="1" w:space="0" w:color="CCCCCC"/>
-              <w:bottom w:val="single" w:sz="1" w:space="0" w:color="CCCCCC"/>
-              <w:right w:val="single" w:sz="1" w:space="0" w:color="CCCCCC"/>
+              <w:top w:val="single" w:color="CCCCCC" w:sz="1" w:space="0"/>
+              <w:left w:val="single" w:color="CCCCCC" w:sz="1" w:space="0"/>
+              <w:bottom w:val="single" w:color="CCCCCC" w:sz="1" w:space="0"/>
+              <w:right w:val="single" w:color="CCCCCC" w:sz="1" w:space="0"/>
             </w:tcBorders>
             <w:shd w:val="clear" w:color="auto" w:fill="FFFFFF"/>
             <w:tcMar>
@@ -2572,10 +2554,10 @@
           <w:tcPr>
             <w:tcW w:w="3000" w:type="dxa"/>
             <w:tcBorders>
-              <w:top w:val="single" w:sz="1" w:space="0" w:color="CCCCCC"/>
-              <w:left w:val="single" w:sz="1" w:space="0" w:color="CCCCCC"/>
-              <w:bottom w:val="single" w:sz="1" w:space="0" w:color="CCCCCC"/>
-              <w:right w:val="single" w:sz="1" w:space="0" w:color="CCCCCC"/>
+              <w:top w:val="single" w:color="CCCCCC" w:sz="1" w:space="0"/>
+              <w:left w:val="single" w:color="CCCCCC" w:sz="1" w:space="0"/>
+              <w:bottom w:val="single" w:color="CCCCCC" w:sz="1" w:space="0"/>
+              <w:right w:val="single" w:color="CCCCCC" w:sz="1" w:space="0"/>
             </w:tcBorders>
             <w:shd w:val="clear" w:color="auto" w:fill="FFFFFF"/>
             <w:tcMar>
@@ -2610,10 +2592,10 @@
           <w:tcPr>
             <w:tcW w:w="3000" w:type="dxa"/>
             <w:tcBorders>
-              <w:top w:val="single" w:sz="1" w:space="0" w:color="CCCCCC"/>
-              <w:left w:val="single" w:sz="1" w:space="0" w:color="CCCCCC"/>
-              <w:bottom w:val="single" w:sz="1" w:space="0" w:color="CCCCCC"/>
-              <w:right w:val="single" w:sz="1" w:space="0" w:color="CCCCCC"/>
+              <w:top w:val="single" w:color="CCCCCC" w:sz="1" w:space="0"/>
+              <w:left w:val="single" w:color="CCCCCC" w:sz="1" w:space="0"/>
+              <w:bottom w:val="single" w:color="CCCCCC" w:sz="1" w:space="0"/>
+              <w:right w:val="single" w:color="CCCCCC" w:sz="1" w:space="0"/>
             </w:tcBorders>
             <w:shd w:val="clear" w:color="auto" w:fill="FFFFFF"/>
             <w:tcMar>
@@ -2657,10 +2639,10 @@
           <w:tcPr>
             <w:tcW w:w="3000" w:type="dxa"/>
             <w:tcBorders>
-              <w:top w:val="single" w:sz="1" w:space="0" w:color="CCCCCC"/>
-              <w:left w:val="single" w:sz="1" w:space="0" w:color="CCCCCC"/>
-              <w:bottom w:val="single" w:sz="1" w:space="0" w:color="CCCCCC"/>
-              <w:right w:val="single" w:sz="1" w:space="0" w:color="CCCCCC"/>
+              <w:top w:val="single" w:color="CCCCCC" w:sz="1" w:space="0"/>
+              <w:left w:val="single" w:color="CCCCCC" w:sz="1" w:space="0"/>
+              <w:bottom w:val="single" w:color="CCCCCC" w:sz="1" w:space="0"/>
+              <w:right w:val="single" w:color="CCCCCC" w:sz="1" w:space="0"/>
             </w:tcBorders>
             <w:shd w:val="clear" w:color="auto" w:fill="FFFFFF"/>
             <w:tcMar>
@@ -2704,10 +2686,10 @@
           <w:tcPr>
             <w:tcW w:w="3000" w:type="dxa"/>
             <w:tcBorders>
-              <w:top w:val="single" w:sz="1" w:space="0" w:color="CCCCCC"/>
-              <w:left w:val="single" w:sz="1" w:space="0" w:color="CCCCCC"/>
-              <w:bottom w:val="single" w:sz="1" w:space="0" w:color="CCCCCC"/>
-              <w:right w:val="single" w:sz="1" w:space="0" w:color="CCCCCC"/>
+              <w:top w:val="single" w:color="CCCCCC" w:sz="1" w:space="0"/>
+              <w:left w:val="single" w:color="CCCCCC" w:sz="1" w:space="0"/>
+              <w:bottom w:val="single" w:color="CCCCCC" w:sz="1" w:space="0"/>
+              <w:right w:val="single" w:color="CCCCCC" w:sz="1" w:space="0"/>
             </w:tcBorders>
             <w:shd w:val="clear" w:color="auto" w:fill="FFFFFF"/>
             <w:tcMar>
@@ -2742,10 +2724,10 @@
           <w:tcPr>
             <w:tcW w:w="3000" w:type="dxa"/>
             <w:tcBorders>
-              <w:top w:val="single" w:sz="1" w:space="0" w:color="CCCCCC"/>
-              <w:left w:val="single" w:sz="1" w:space="0" w:color="CCCCCC"/>
-              <w:bottom w:val="single" w:sz="1" w:space="0" w:color="CCCCCC"/>
-              <w:right w:val="single" w:sz="1" w:space="0" w:color="CCCCCC"/>
+              <w:top w:val="single" w:color="CCCCCC" w:sz="1" w:space="0"/>
+              <w:left w:val="single" w:color="CCCCCC" w:sz="1" w:space="0"/>
+              <w:bottom w:val="single" w:color="CCCCCC" w:sz="1" w:space="0"/>
+              <w:right w:val="single" w:color="CCCCCC" w:sz="1" w:space="0"/>
             </w:tcBorders>
             <w:shd w:val="clear" w:color="auto" w:fill="FFFFFF"/>
             <w:tcMar>
@@ -2789,10 +2771,10 @@
           <w:tcPr>
             <w:tcW w:w="3000" w:type="dxa"/>
             <w:tcBorders>
-              <w:top w:val="single" w:sz="1" w:space="0" w:color="CCCCCC"/>
-              <w:left w:val="single" w:sz="1" w:space="0" w:color="CCCCCC"/>
-              <w:bottom w:val="single" w:sz="1" w:space="0" w:color="CCCCCC"/>
-              <w:right w:val="single" w:sz="1" w:space="0" w:color="CCCCCC"/>
+              <w:top w:val="single" w:color="CCCCCC" w:sz="1" w:space="0"/>
+              <w:left w:val="single" w:color="CCCCCC" w:sz="1" w:space="0"/>
+              <w:bottom w:val="single" w:color="CCCCCC" w:sz="1" w:space="0"/>
+              <w:right w:val="single" w:color="CCCCCC" w:sz="1" w:space="0"/>
             </w:tcBorders>
             <w:shd w:val="clear" w:color="auto" w:fill="FFFFFF"/>
             <w:tcMar>
@@ -2825,10 +2807,10 @@
           <w:tcPr>
             <w:tcW w:w="3000" w:type="dxa"/>
             <w:tcBorders>
-              <w:top w:val="single" w:sz="1" w:space="0" w:color="CCCCCC"/>
-              <w:left w:val="single" w:sz="1" w:space="0" w:color="CCCCCC"/>
-              <w:bottom w:val="single" w:sz="1" w:space="0" w:color="CCCCCC"/>
-              <w:right w:val="single" w:sz="1" w:space="0" w:color="CCCCCC"/>
+              <w:top w:val="single" w:color="CCCCCC" w:sz="1" w:space="0"/>
+              <w:left w:val="single" w:color="CCCCCC" w:sz="1" w:space="0"/>
+              <w:bottom w:val="single" w:color="CCCCCC" w:sz="1" w:space="0"/>
+              <w:right w:val="single" w:color="CCCCCC" w:sz="1" w:space="0"/>
             </w:tcBorders>
             <w:shd w:val="clear" w:color="auto" w:fill="FFFFFF"/>
             <w:tcMar>
@@ -2863,10 +2845,10 @@
           <w:tcPr>
             <w:tcW w:w="3000" w:type="dxa"/>
             <w:tcBorders>
-              <w:top w:val="single" w:sz="1" w:space="0" w:color="CCCCCC"/>
-              <w:left w:val="single" w:sz="1" w:space="0" w:color="CCCCCC"/>
-              <w:bottom w:val="single" w:sz="1" w:space="0" w:color="CCCCCC"/>
-              <w:right w:val="single" w:sz="1" w:space="0" w:color="CCCCCC"/>
+              <w:top w:val="single" w:color="CCCCCC" w:sz="1" w:space="0"/>
+              <w:left w:val="single" w:color="CCCCCC" w:sz="1" w:space="0"/>
+              <w:bottom w:val="single" w:color="CCCCCC" w:sz="1" w:space="0"/>
+              <w:right w:val="single" w:color="CCCCCC" w:sz="1" w:space="0"/>
             </w:tcBorders>
             <w:shd w:val="clear" w:color="auto" w:fill="FFFFFF"/>
             <w:tcMar>
@@ -2899,10 +2881,10 @@
           <w:tcPr>
             <w:tcW w:w="3000" w:type="dxa"/>
             <w:tcBorders>
-              <w:top w:val="single" w:sz="1" w:space="0" w:color="CCCCCC"/>
-              <w:left w:val="single" w:sz="1" w:space="0" w:color="CCCCCC"/>
-              <w:bottom w:val="single" w:sz="1" w:space="0" w:color="CCCCCC"/>
-              <w:right w:val="single" w:sz="1" w:space="0" w:color="CCCCCC"/>
+              <w:top w:val="single" w:color="CCCCCC" w:sz="1" w:space="0"/>
+              <w:left w:val="single" w:color="CCCCCC" w:sz="1" w:space="0"/>
+              <w:bottom w:val="single" w:color="CCCCCC" w:sz="1" w:space="0"/>
+              <w:right w:val="single" w:color="CCCCCC" w:sz="1" w:space="0"/>
             </w:tcBorders>
             <w:shd w:val="clear" w:color="auto" w:fill="FFFFFF"/>
             <w:tcMar>
@@ -2935,10 +2917,10 @@
           <w:tcPr>
             <w:tcW w:w="3000" w:type="dxa"/>
             <w:tcBorders>
-              <w:top w:val="single" w:sz="1" w:space="0" w:color="CCCCCC"/>
-              <w:left w:val="single" w:sz="1" w:space="0" w:color="CCCCCC"/>
-              <w:bottom w:val="single" w:sz="1" w:space="0" w:color="CCCCCC"/>
-              <w:right w:val="single" w:sz="1" w:space="0" w:color="CCCCCC"/>
+              <w:top w:val="single" w:color="CCCCCC" w:sz="1" w:space="0"/>
+              <w:left w:val="single" w:color="CCCCCC" w:sz="1" w:space="0"/>
+              <w:bottom w:val="single" w:color="CCCCCC" w:sz="1" w:space="0"/>
+              <w:right w:val="single" w:color="CCCCCC" w:sz="1" w:space="0"/>
             </w:tcBorders>
             <w:shd w:val="clear" w:color="auto" w:fill="FFFFFF"/>
             <w:tcMar>
@@ -3253,12 +3235,12 @@
       <w:tblPr>
         <w:tblW w:w="8700" w:type="dxa"/>
         <w:tblBorders>
-          <w:top w:val="single" w:sz="4" w:space="0" w:color="auto"/>
-          <w:left w:val="single" w:sz="4" w:space="0" w:color="auto"/>
-          <w:bottom w:val="single" w:sz="4" w:space="0" w:color="auto"/>
-          <w:right w:val="single" w:sz="4" w:space="0" w:color="auto"/>
-          <w:insideH w:val="single" w:sz="4" w:space="0" w:color="auto"/>
-          <w:insideV w:val="single" w:sz="4" w:space="0" w:color="auto"/>
+          <w:top w:val="single" w:color="auto" w:sz="4" w:space="0"/>
+          <w:left w:val="single" w:color="auto" w:sz="4" w:space="0"/>
+          <w:bottom w:val="single" w:color="auto" w:sz="4" w:space="0"/>
+          <w:right w:val="single" w:color="auto" w:sz="4" w:space="0"/>
+          <w:insideH w:val="single" w:color="auto" w:sz="4" w:space="0"/>
+          <w:insideV w:val="single" w:color="auto" w:sz="4" w:space="0"/>
         </w:tblBorders>
         <w:tblCellMar>
           <w:left w:w="10" w:type="dxa"/>
@@ -3279,10 +3261,10 @@
           <w:tcPr>
             <w:tcW w:w="3300" w:type="dxa"/>
             <w:tcBorders>
-              <w:top w:val="single" w:sz="1" w:space="0" w:color="CCCCCC"/>
-              <w:left w:val="single" w:sz="1" w:space="0" w:color="CCCCCC"/>
-              <w:bottom w:val="single" w:sz="1" w:space="0" w:color="CCCCCC"/>
-              <w:right w:val="single" w:sz="1" w:space="0" w:color="CCCCCC"/>
+              <w:top w:val="single" w:color="CCCCCC" w:sz="1" w:space="0"/>
+              <w:left w:val="single" w:color="CCCCCC" w:sz="1" w:space="0"/>
+              <w:bottom w:val="single" w:color="CCCCCC" w:sz="1" w:space="0"/>
+              <w:right w:val="single" w:color="CCCCCC" w:sz="1" w:space="0"/>
             </w:tcBorders>
             <w:shd w:val="clear" w:color="auto" w:fill="2E75B6"/>
             <w:tcMar>
@@ -3317,10 +3299,10 @@
           <w:tcPr>
             <w:tcW w:w="2700" w:type="dxa"/>
             <w:tcBorders>
-              <w:top w:val="single" w:sz="1" w:space="0" w:color="CCCCCC"/>
-              <w:left w:val="single" w:sz="1" w:space="0" w:color="CCCCCC"/>
-              <w:bottom w:val="single" w:sz="1" w:space="0" w:color="CCCCCC"/>
-              <w:right w:val="single" w:sz="1" w:space="0" w:color="CCCCCC"/>
+              <w:top w:val="single" w:color="CCCCCC" w:sz="1" w:space="0"/>
+              <w:left w:val="single" w:color="CCCCCC" w:sz="1" w:space="0"/>
+              <w:bottom w:val="single" w:color="CCCCCC" w:sz="1" w:space="0"/>
+              <w:right w:val="single" w:color="CCCCCC" w:sz="1" w:space="0"/>
             </w:tcBorders>
             <w:shd w:val="clear" w:color="auto" w:fill="2E75B6"/>
             <w:tcMar>
@@ -3355,10 +3337,10 @@
           <w:tcPr>
             <w:tcW w:w="2700" w:type="dxa"/>
             <w:tcBorders>
-              <w:top w:val="single" w:sz="1" w:space="0" w:color="CCCCCC"/>
-              <w:left w:val="single" w:sz="1" w:space="0" w:color="CCCCCC"/>
-              <w:bottom w:val="single" w:sz="1" w:space="0" w:color="CCCCCC"/>
-              <w:right w:val="single" w:sz="1" w:space="0" w:color="CCCCCC"/>
+              <w:top w:val="single" w:color="CCCCCC" w:sz="1" w:space="0"/>
+              <w:left w:val="single" w:color="CCCCCC" w:sz="1" w:space="0"/>
+              <w:bottom w:val="single" w:color="CCCCCC" w:sz="1" w:space="0"/>
+              <w:right w:val="single" w:color="CCCCCC" w:sz="1" w:space="0"/>
             </w:tcBorders>
             <w:shd w:val="clear" w:color="auto" w:fill="2E75B6"/>
             <w:tcMar>
@@ -3395,10 +3377,10 @@
           <w:tcPr>
             <w:tcW w:w="3300" w:type="dxa"/>
             <w:tcBorders>
-              <w:top w:val="single" w:sz="1" w:space="0" w:color="CCCCCC"/>
-              <w:left w:val="single" w:sz="1" w:space="0" w:color="CCCCCC"/>
-              <w:bottom w:val="single" w:sz="1" w:space="0" w:color="CCCCCC"/>
-              <w:right w:val="single" w:sz="1" w:space="0" w:color="CCCCCC"/>
+              <w:top w:val="single" w:color="CCCCCC" w:sz="1" w:space="0"/>
+              <w:left w:val="single" w:color="CCCCCC" w:sz="1" w:space="0"/>
+              <w:bottom w:val="single" w:color="CCCCCC" w:sz="1" w:space="0"/>
+              <w:right w:val="single" w:color="CCCCCC" w:sz="1" w:space="0"/>
             </w:tcBorders>
             <w:shd w:val="clear" w:color="auto" w:fill="FFFFFF"/>
             <w:tcMar>
@@ -3442,10 +3424,10 @@
           <w:tcPr>
             <w:tcW w:w="2700" w:type="dxa"/>
             <w:tcBorders>
-              <w:top w:val="single" w:sz="1" w:space="0" w:color="CCCCCC"/>
-              <w:left w:val="single" w:sz="1" w:space="0" w:color="CCCCCC"/>
-              <w:bottom w:val="single" w:sz="1" w:space="0" w:color="CCCCCC"/>
-              <w:right w:val="single" w:sz="1" w:space="0" w:color="CCCCCC"/>
+              <w:top w:val="single" w:color="CCCCCC" w:sz="1" w:space="0"/>
+              <w:left w:val="single" w:color="CCCCCC" w:sz="1" w:space="0"/>
+              <w:bottom w:val="single" w:color="CCCCCC" w:sz="1" w:space="0"/>
+              <w:right w:val="single" w:color="CCCCCC" w:sz="1" w:space="0"/>
             </w:tcBorders>
             <w:shd w:val="clear" w:color="auto" w:fill="FFFFFF"/>
             <w:tcMar>
@@ -3480,10 +3462,10 @@
           <w:tcPr>
             <w:tcW w:w="2700" w:type="dxa"/>
             <w:tcBorders>
-              <w:top w:val="single" w:sz="1" w:space="0" w:color="CCCCCC"/>
-              <w:left w:val="single" w:sz="1" w:space="0" w:color="CCCCCC"/>
-              <w:bottom w:val="single" w:sz="1" w:space="0" w:color="CCCCCC"/>
-              <w:right w:val="single" w:sz="1" w:space="0" w:color="CCCCCC"/>
+              <w:top w:val="single" w:color="CCCCCC" w:sz="1" w:space="0"/>
+              <w:left w:val="single" w:color="CCCCCC" w:sz="1" w:space="0"/>
+              <w:bottom w:val="single" w:color="CCCCCC" w:sz="1" w:space="0"/>
+              <w:right w:val="single" w:color="CCCCCC" w:sz="1" w:space="0"/>
             </w:tcBorders>
             <w:shd w:val="clear" w:color="auto" w:fill="FFFFFF"/>
             <w:tcMar>
@@ -3518,10 +3500,10 @@
           <w:tcPr>
             <w:tcW w:w="3300" w:type="dxa"/>
             <w:tcBorders>
-              <w:top w:val="single" w:sz="1" w:space="0" w:color="CCCCCC"/>
-              <w:left w:val="single" w:sz="1" w:space="0" w:color="CCCCCC"/>
-              <w:bottom w:val="single" w:sz="1" w:space="0" w:color="CCCCCC"/>
-              <w:right w:val="single" w:sz="1" w:space="0" w:color="CCCCCC"/>
+              <w:top w:val="single" w:color="CCCCCC" w:sz="1" w:space="0"/>
+              <w:left w:val="single" w:color="CCCCCC" w:sz="1" w:space="0"/>
+              <w:bottom w:val="single" w:color="CCCCCC" w:sz="1" w:space="0"/>
+              <w:right w:val="single" w:color="CCCCCC" w:sz="1" w:space="0"/>
             </w:tcBorders>
             <w:shd w:val="clear" w:color="auto" w:fill="FFFFFF"/>
             <w:tcMar>
@@ -3565,10 +3547,10 @@
           <w:tcPr>
             <w:tcW w:w="2700" w:type="dxa"/>
             <w:tcBorders>
-              <w:top w:val="single" w:sz="1" w:space="0" w:color="CCCCCC"/>
-              <w:left w:val="single" w:sz="1" w:space="0" w:color="CCCCCC"/>
-              <w:bottom w:val="single" w:sz="1" w:space="0" w:color="CCCCCC"/>
-              <w:right w:val="single" w:sz="1" w:space="0" w:color="CCCCCC"/>
+              <w:top w:val="single" w:color="CCCCCC" w:sz="1" w:space="0"/>
+              <w:left w:val="single" w:color="CCCCCC" w:sz="1" w:space="0"/>
+              <w:bottom w:val="single" w:color="CCCCCC" w:sz="1" w:space="0"/>
+              <w:right w:val="single" w:color="CCCCCC" w:sz="1" w:space="0"/>
             </w:tcBorders>
             <w:shd w:val="clear" w:color="auto" w:fill="FFFFFF"/>
             <w:tcMar>
@@ -3603,10 +3585,10 @@
           <w:tcPr>
             <w:tcW w:w="2700" w:type="dxa"/>
             <w:tcBorders>
-              <w:top w:val="single" w:sz="1" w:space="0" w:color="CCCCCC"/>
-              <w:left w:val="single" w:sz="1" w:space="0" w:color="CCCCCC"/>
-              <w:bottom w:val="single" w:sz="1" w:space="0" w:color="CCCCCC"/>
-              <w:right w:val="single" w:sz="1" w:space="0" w:color="CCCCCC"/>
+              <w:top w:val="single" w:color="CCCCCC" w:sz="1" w:space="0"/>
+              <w:left w:val="single" w:color="CCCCCC" w:sz="1" w:space="0"/>
+              <w:bottom w:val="single" w:color="CCCCCC" w:sz="1" w:space="0"/>
+              <w:right w:val="single" w:color="CCCCCC" w:sz="1" w:space="0"/>
             </w:tcBorders>
             <w:shd w:val="clear" w:color="auto" w:fill="FFFFFF"/>
             <w:tcMar>
@@ -3641,10 +3623,10 @@
           <w:tcPr>
             <w:tcW w:w="3300" w:type="dxa"/>
             <w:tcBorders>
-              <w:top w:val="single" w:sz="1" w:space="0" w:color="CCCCCC"/>
-              <w:left w:val="single" w:sz="1" w:space="0" w:color="CCCCCC"/>
-              <w:bottom w:val="single" w:sz="1" w:space="0" w:color="CCCCCC"/>
-              <w:right w:val="single" w:sz="1" w:space="0" w:color="CCCCCC"/>
+              <w:top w:val="single" w:color="CCCCCC" w:sz="1" w:space="0"/>
+              <w:left w:val="single" w:color="CCCCCC" w:sz="1" w:space="0"/>
+              <w:bottom w:val="single" w:color="CCCCCC" w:sz="1" w:space="0"/>
+              <w:right w:val="single" w:color="CCCCCC" w:sz="1" w:space="0"/>
             </w:tcBorders>
             <w:shd w:val="clear" w:color="auto" w:fill="FFFFFF"/>
             <w:tcMar>
@@ -3699,10 +3681,10 @@
           <w:tcPr>
             <w:tcW w:w="2700" w:type="dxa"/>
             <w:tcBorders>
-              <w:top w:val="single" w:sz="1" w:space="0" w:color="CCCCCC"/>
-              <w:left w:val="single" w:sz="1" w:space="0" w:color="CCCCCC"/>
-              <w:bottom w:val="single" w:sz="1" w:space="0" w:color="CCCCCC"/>
-              <w:right w:val="single" w:sz="1" w:space="0" w:color="CCCCCC"/>
+              <w:top w:val="single" w:color="CCCCCC" w:sz="1" w:space="0"/>
+              <w:left w:val="single" w:color="CCCCCC" w:sz="1" w:space="0"/>
+              <w:bottom w:val="single" w:color="CCCCCC" w:sz="1" w:space="0"/>
+              <w:right w:val="single" w:color="CCCCCC" w:sz="1" w:space="0"/>
             </w:tcBorders>
             <w:shd w:val="clear" w:color="auto" w:fill="FFFFFF"/>
             <w:tcMar>
@@ -3735,10 +3717,10 @@
           <w:tcPr>
             <w:tcW w:w="2700" w:type="dxa"/>
             <w:tcBorders>
-              <w:top w:val="single" w:sz="1" w:space="0" w:color="CCCCCC"/>
-              <w:left w:val="single" w:sz="1" w:space="0" w:color="CCCCCC"/>
-              <w:bottom w:val="single" w:sz="1" w:space="0" w:color="CCCCCC"/>
-              <w:right w:val="single" w:sz="1" w:space="0" w:color="CCCCCC"/>
+              <w:top w:val="single" w:color="CCCCCC" w:sz="1" w:space="0"/>
+              <w:left w:val="single" w:color="CCCCCC" w:sz="1" w:space="0"/>
+              <w:bottom w:val="single" w:color="CCCCCC" w:sz="1" w:space="0"/>
+              <w:right w:val="single" w:color="CCCCCC" w:sz="1" w:space="0"/>
             </w:tcBorders>
             <w:shd w:val="clear" w:color="auto" w:fill="FFFFFF"/>
             <w:tcMar>
@@ -3773,10 +3755,10 @@
           <w:tcPr>
             <w:tcW w:w="3300" w:type="dxa"/>
             <w:tcBorders>
-              <w:top w:val="single" w:sz="1" w:space="0" w:color="CCCCCC"/>
-              <w:left w:val="single" w:sz="1" w:space="0" w:color="CCCCCC"/>
-              <w:bottom w:val="single" w:sz="1" w:space="0" w:color="CCCCCC"/>
-              <w:right w:val="single" w:sz="1" w:space="0" w:color="CCCCCC"/>
+              <w:top w:val="single" w:color="CCCCCC" w:sz="1" w:space="0"/>
+              <w:left w:val="single" w:color="CCCCCC" w:sz="1" w:space="0"/>
+              <w:bottom w:val="single" w:color="CCCCCC" w:sz="1" w:space="0"/>
+              <w:right w:val="single" w:color="CCCCCC" w:sz="1" w:space="0"/>
             </w:tcBorders>
             <w:shd w:val="clear" w:color="auto" w:fill="FFFFFF"/>
             <w:tcMar>
@@ -3820,10 +3802,10 @@
           <w:tcPr>
             <w:tcW w:w="2700" w:type="dxa"/>
             <w:tcBorders>
-              <w:top w:val="single" w:sz="1" w:space="0" w:color="CCCCCC"/>
-              <w:left w:val="single" w:sz="1" w:space="0" w:color="CCCCCC"/>
-              <w:bottom w:val="single" w:sz="1" w:space="0" w:color="CCCCCC"/>
-              <w:right w:val="single" w:sz="1" w:space="0" w:color="CCCCCC"/>
+              <w:top w:val="single" w:color="CCCCCC" w:sz="1" w:space="0"/>
+              <w:left w:val="single" w:color="CCCCCC" w:sz="1" w:space="0"/>
+              <w:bottom w:val="single" w:color="CCCCCC" w:sz="1" w:space="0"/>
+              <w:right w:val="single" w:color="CCCCCC" w:sz="1" w:space="0"/>
             </w:tcBorders>
             <w:shd w:val="clear" w:color="auto" w:fill="FFFFFF"/>
             <w:tcMar>
@@ -3856,10 +3838,10 @@
           <w:tcPr>
             <w:tcW w:w="2700" w:type="dxa"/>
             <w:tcBorders>
-              <w:top w:val="single" w:sz="1" w:space="0" w:color="CCCCCC"/>
-              <w:left w:val="single" w:sz="1" w:space="0" w:color="CCCCCC"/>
-              <w:bottom w:val="single" w:sz="1" w:space="0" w:color="CCCCCC"/>
-              <w:right w:val="single" w:sz="1" w:space="0" w:color="CCCCCC"/>
+              <w:top w:val="single" w:color="CCCCCC" w:sz="1" w:space="0"/>
+              <w:left w:val="single" w:color="CCCCCC" w:sz="1" w:space="0"/>
+              <w:bottom w:val="single" w:color="CCCCCC" w:sz="1" w:space="0"/>
+              <w:right w:val="single" w:color="CCCCCC" w:sz="1" w:space="0"/>
             </w:tcBorders>
             <w:shd w:val="clear" w:color="auto" w:fill="FFFFFF"/>
             <w:tcMar>
@@ -3894,10 +3876,10 @@
           <w:tcPr>
             <w:tcW w:w="3300" w:type="dxa"/>
             <w:tcBorders>
-              <w:top w:val="single" w:sz="1" w:space="0" w:color="CCCCCC"/>
-              <w:left w:val="single" w:sz="1" w:space="0" w:color="CCCCCC"/>
-              <w:bottom w:val="single" w:sz="1" w:space="0" w:color="CCCCCC"/>
-              <w:right w:val="single" w:sz="1" w:space="0" w:color="CCCCCC"/>
+              <w:top w:val="single" w:color="CCCCCC" w:sz="1" w:space="0"/>
+              <w:left w:val="single" w:color="CCCCCC" w:sz="1" w:space="0"/>
+              <w:bottom w:val="single" w:color="CCCCCC" w:sz="1" w:space="0"/>
+              <w:right w:val="single" w:color="CCCCCC" w:sz="1" w:space="0"/>
             </w:tcBorders>
             <w:shd w:val="clear" w:color="auto" w:fill="FFFFFF"/>
             <w:tcMar>
@@ -3931,10 +3913,10 @@
           <w:tcPr>
             <w:tcW w:w="2700" w:type="dxa"/>
             <w:tcBorders>
-              <w:top w:val="single" w:sz="1" w:space="0" w:color="CCCCCC"/>
-              <w:left w:val="single" w:sz="1" w:space="0" w:color="CCCCCC"/>
-              <w:bottom w:val="single" w:sz="1" w:space="0" w:color="CCCCCC"/>
-              <w:right w:val="single" w:sz="1" w:space="0" w:color="CCCCCC"/>
+              <w:top w:val="single" w:color="CCCCCC" w:sz="1" w:space="0"/>
+              <w:left w:val="single" w:color="CCCCCC" w:sz="1" w:space="0"/>
+              <w:bottom w:val="single" w:color="CCCCCC" w:sz="1" w:space="0"/>
+              <w:right w:val="single" w:color="CCCCCC" w:sz="1" w:space="0"/>
             </w:tcBorders>
             <w:shd w:val="clear" w:color="auto" w:fill="FFFFFF"/>
             <w:tcMar>
@@ -3967,10 +3949,10 @@
           <w:tcPr>
             <w:tcW w:w="2700" w:type="dxa"/>
             <w:tcBorders>
-              <w:top w:val="single" w:sz="1" w:space="0" w:color="CCCCCC"/>
-              <w:left w:val="single" w:sz="1" w:space="0" w:color="CCCCCC"/>
-              <w:bottom w:val="single" w:sz="1" w:space="0" w:color="CCCCCC"/>
-              <w:right w:val="single" w:sz="1" w:space="0" w:color="CCCCCC"/>
+              <w:top w:val="single" w:color="CCCCCC" w:sz="1" w:space="0"/>
+              <w:left w:val="single" w:color="CCCCCC" w:sz="1" w:space="0"/>
+              <w:bottom w:val="single" w:color="CCCCCC" w:sz="1" w:space="0"/>
+              <w:right w:val="single" w:color="CCCCCC" w:sz="1" w:space="0"/>
             </w:tcBorders>
             <w:shd w:val="clear" w:color="auto" w:fill="FFFFFF"/>
             <w:tcMar>
@@ -4712,12 +4694,12 @@
       <w:tblPr>
         <w:tblW w:w="9000" w:type="dxa"/>
         <w:tblBorders>
-          <w:top w:val="single" w:sz="4" w:space="0" w:color="auto"/>
-          <w:left w:val="single" w:sz="4" w:space="0" w:color="auto"/>
-          <w:bottom w:val="single" w:sz="4" w:space="0" w:color="auto"/>
-          <w:right w:val="single" w:sz="4" w:space="0" w:color="auto"/>
-          <w:insideH w:val="single" w:sz="4" w:space="0" w:color="auto"/>
-          <w:insideV w:val="single" w:sz="4" w:space="0" w:color="auto"/>
+          <w:top w:val="single" w:color="auto" w:sz="4" w:space="0"/>
+          <w:left w:val="single" w:color="auto" w:sz="4" w:space="0"/>
+          <w:bottom w:val="single" w:color="auto" w:sz="4" w:space="0"/>
+          <w:right w:val="single" w:color="auto" w:sz="4" w:space="0"/>
+          <w:insideH w:val="single" w:color="auto" w:sz="4" w:space="0"/>
+          <w:insideV w:val="single" w:color="auto" w:sz="4" w:space="0"/>
         </w:tblBorders>
         <w:tblCellMar>
           <w:left w:w="10" w:type="dxa"/>
@@ -4738,10 +4720,10 @@
           <w:tcPr>
             <w:tcW w:w="2000" w:type="dxa"/>
             <w:tcBorders>
-              <w:top w:val="single" w:sz="1" w:space="0" w:color="CCCCCC"/>
-              <w:left w:val="single" w:sz="1" w:space="0" w:color="CCCCCC"/>
-              <w:bottom w:val="single" w:sz="1" w:space="0" w:color="CCCCCC"/>
-              <w:right w:val="single" w:sz="1" w:space="0" w:color="CCCCCC"/>
+              <w:top w:val="single" w:color="CCCCCC" w:sz="1" w:space="0"/>
+              <w:left w:val="single" w:color="CCCCCC" w:sz="1" w:space="0"/>
+              <w:bottom w:val="single" w:color="CCCCCC" w:sz="1" w:space="0"/>
+              <w:right w:val="single" w:color="CCCCCC" w:sz="1" w:space="0"/>
             </w:tcBorders>
             <w:shd w:val="clear" w:color="auto" w:fill="2E75B6"/>
             <w:tcMar>
@@ -4776,10 +4758,10 @@
           <w:tcPr>
             <w:tcW w:w="2000" w:type="dxa"/>
             <w:tcBorders>
-              <w:top w:val="single" w:sz="1" w:space="0" w:color="CCCCCC"/>
-              <w:left w:val="single" w:sz="1" w:space="0" w:color="CCCCCC"/>
-              <w:bottom w:val="single" w:sz="1" w:space="0" w:color="CCCCCC"/>
-              <w:right w:val="single" w:sz="1" w:space="0" w:color="CCCCCC"/>
+              <w:top w:val="single" w:color="CCCCCC" w:sz="1" w:space="0"/>
+              <w:left w:val="single" w:color="CCCCCC" w:sz="1" w:space="0"/>
+              <w:bottom w:val="single" w:color="CCCCCC" w:sz="1" w:space="0"/>
+              <w:right w:val="single" w:color="CCCCCC" w:sz="1" w:space="0"/>
             </w:tcBorders>
             <w:shd w:val="clear" w:color="auto" w:fill="2E75B6"/>
             <w:tcMar>
@@ -4814,10 +4796,10 @@
           <w:tcPr>
             <w:tcW w:w="5000" w:type="dxa"/>
             <w:tcBorders>
-              <w:top w:val="single" w:sz="1" w:space="0" w:color="CCCCCC"/>
-              <w:left w:val="single" w:sz="1" w:space="0" w:color="CCCCCC"/>
-              <w:bottom w:val="single" w:sz="1" w:space="0" w:color="CCCCCC"/>
-              <w:right w:val="single" w:sz="1" w:space="0" w:color="CCCCCC"/>
+              <w:top w:val="single" w:color="CCCCCC" w:sz="1" w:space="0"/>
+              <w:left w:val="single" w:color="CCCCCC" w:sz="1" w:space="0"/>
+              <w:bottom w:val="single" w:color="CCCCCC" w:sz="1" w:space="0"/>
+              <w:right w:val="single" w:color="CCCCCC" w:sz="1" w:space="0"/>
             </w:tcBorders>
             <w:shd w:val="clear" w:color="auto" w:fill="2E75B6"/>
             <w:tcMar>
@@ -4854,10 +4836,10 @@
           <w:tcPr>
             <w:tcW w:w="2000" w:type="dxa"/>
             <w:tcBorders>
-              <w:top w:val="single" w:sz="1" w:space="0" w:color="CCCCCC"/>
-              <w:left w:val="single" w:sz="1" w:space="0" w:color="CCCCCC"/>
-              <w:bottom w:val="single" w:sz="1" w:space="0" w:color="CCCCCC"/>
-              <w:right w:val="single" w:sz="1" w:space="0" w:color="CCCCCC"/>
+              <w:top w:val="single" w:color="CCCCCC" w:sz="1" w:space="0"/>
+              <w:left w:val="single" w:color="CCCCCC" w:sz="1" w:space="0"/>
+              <w:bottom w:val="single" w:color="CCCCCC" w:sz="1" w:space="0"/>
+              <w:right w:val="single" w:color="CCCCCC" w:sz="1" w:space="0"/>
             </w:tcBorders>
             <w:shd w:val="clear" w:color="auto" w:fill="FFFFFF"/>
             <w:tcMar>
@@ -4890,10 +4872,10 @@
           <w:tcPr>
             <w:tcW w:w="2000" w:type="dxa"/>
             <w:tcBorders>
-              <w:top w:val="single" w:sz="1" w:space="0" w:color="CCCCCC"/>
-              <w:left w:val="single" w:sz="1" w:space="0" w:color="CCCCCC"/>
-              <w:bottom w:val="single" w:sz="1" w:space="0" w:color="CCCCCC"/>
-              <w:right w:val="single" w:sz="1" w:space="0" w:color="CCCCCC"/>
+              <w:top w:val="single" w:color="CCCCCC" w:sz="1" w:space="0"/>
+              <w:left w:val="single" w:color="CCCCCC" w:sz="1" w:space="0"/>
+              <w:bottom w:val="single" w:color="CCCCCC" w:sz="1" w:space="0"/>
+              <w:right w:val="single" w:color="CCCCCC" w:sz="1" w:space="0"/>
             </w:tcBorders>
             <w:shd w:val="clear" w:color="auto" w:fill="FFFFFF"/>
             <w:tcMar>
@@ -4928,10 +4910,10 @@
           <w:tcPr>
             <w:tcW w:w="5000" w:type="dxa"/>
             <w:tcBorders>
-              <w:top w:val="single" w:sz="1" w:space="0" w:color="CCCCCC"/>
-              <w:left w:val="single" w:sz="1" w:space="0" w:color="CCCCCC"/>
-              <w:bottom w:val="single" w:sz="1" w:space="0" w:color="CCCCCC"/>
-              <w:right w:val="single" w:sz="1" w:space="0" w:color="CCCCCC"/>
+              <w:top w:val="single" w:color="CCCCCC" w:sz="1" w:space="0"/>
+              <w:left w:val="single" w:color="CCCCCC" w:sz="1" w:space="0"/>
+              <w:bottom w:val="single" w:color="CCCCCC" w:sz="1" w:space="0"/>
+              <w:right w:val="single" w:color="CCCCCC" w:sz="1" w:space="0"/>
             </w:tcBorders>
             <w:shd w:val="clear" w:color="auto" w:fill="FFFFFF"/>
             <w:tcMar>
@@ -4986,10 +4968,10 @@
           <w:tcPr>
             <w:tcW w:w="2000" w:type="dxa"/>
             <w:tcBorders>
-              <w:top w:val="single" w:sz="1" w:space="0" w:color="CCCCCC"/>
-              <w:left w:val="single" w:sz="1" w:space="0" w:color="CCCCCC"/>
-              <w:bottom w:val="single" w:sz="1" w:space="0" w:color="CCCCCC"/>
-              <w:right w:val="single" w:sz="1" w:space="0" w:color="CCCCCC"/>
+              <w:top w:val="single" w:color="CCCCCC" w:sz="1" w:space="0"/>
+              <w:left w:val="single" w:color="CCCCCC" w:sz="1" w:space="0"/>
+              <w:bottom w:val="single" w:color="CCCCCC" w:sz="1" w:space="0"/>
+              <w:right w:val="single" w:color="CCCCCC" w:sz="1" w:space="0"/>
             </w:tcBorders>
             <w:shd w:val="clear" w:color="auto" w:fill="FFFFFF"/>
             <w:tcMar>
@@ -5022,10 +5004,10 @@
           <w:tcPr>
             <w:tcW w:w="2000" w:type="dxa"/>
             <w:tcBorders>
-              <w:top w:val="single" w:sz="1" w:space="0" w:color="CCCCCC"/>
-              <w:left w:val="single" w:sz="1" w:space="0" w:color="CCCCCC"/>
-              <w:bottom w:val="single" w:sz="1" w:space="0" w:color="CCCCCC"/>
-              <w:right w:val="single" w:sz="1" w:space="0" w:color="CCCCCC"/>
+              <w:top w:val="single" w:color="CCCCCC" w:sz="1" w:space="0"/>
+              <w:left w:val="single" w:color="CCCCCC" w:sz="1" w:space="0"/>
+              <w:bottom w:val="single" w:color="CCCCCC" w:sz="1" w:space="0"/>
+              <w:right w:val="single" w:color="CCCCCC" w:sz="1" w:space="0"/>
             </w:tcBorders>
             <w:shd w:val="clear" w:color="auto" w:fill="FFFFFF"/>
             <w:tcMar>
@@ -5069,10 +5051,10 @@
           <w:tcPr>
             <w:tcW w:w="5000" w:type="dxa"/>
             <w:tcBorders>
-              <w:top w:val="single" w:sz="1" w:space="0" w:color="CCCCCC"/>
-              <w:left w:val="single" w:sz="1" w:space="0" w:color="CCCCCC"/>
-              <w:bottom w:val="single" w:sz="1" w:space="0" w:color="CCCCCC"/>
-              <w:right w:val="single" w:sz="1" w:space="0" w:color="CCCCCC"/>
+              <w:top w:val="single" w:color="CCCCCC" w:sz="1" w:space="0"/>
+              <w:left w:val="single" w:color="CCCCCC" w:sz="1" w:space="0"/>
+              <w:bottom w:val="single" w:color="CCCCCC" w:sz="1" w:space="0"/>
+              <w:right w:val="single" w:color="CCCCCC" w:sz="1" w:space="0"/>
             </w:tcBorders>
             <w:shd w:val="clear" w:color="auto" w:fill="FFFFFF"/>
             <w:tcMar>
@@ -5107,10 +5089,10 @@
           <w:tcPr>
             <w:tcW w:w="2000" w:type="dxa"/>
             <w:tcBorders>
-              <w:top w:val="single" w:sz="1" w:space="0" w:color="CCCCCC"/>
-              <w:left w:val="single" w:sz="1" w:space="0" w:color="CCCCCC"/>
-              <w:bottom w:val="single" w:sz="1" w:space="0" w:color="CCCCCC"/>
-              <w:right w:val="single" w:sz="1" w:space="0" w:color="CCCCCC"/>
+              <w:top w:val="single" w:color="CCCCCC" w:sz="1" w:space="0"/>
+              <w:left w:val="single" w:color="CCCCCC" w:sz="1" w:space="0"/>
+              <w:bottom w:val="single" w:color="CCCCCC" w:sz="1" w:space="0"/>
+              <w:right w:val="single" w:color="CCCCCC" w:sz="1" w:space="0"/>
             </w:tcBorders>
             <w:shd w:val="clear" w:color="auto" w:fill="FFFFFF"/>
             <w:tcMar>
@@ -5143,10 +5125,10 @@
           <w:tcPr>
             <w:tcW w:w="2000" w:type="dxa"/>
             <w:tcBorders>
-              <w:top w:val="single" w:sz="1" w:space="0" w:color="CCCCCC"/>
-              <w:left w:val="single" w:sz="1" w:space="0" w:color="CCCCCC"/>
-              <w:bottom w:val="single" w:sz="1" w:space="0" w:color="CCCCCC"/>
-              <w:right w:val="single" w:sz="1" w:space="0" w:color="CCCCCC"/>
+              <w:top w:val="single" w:color="CCCCCC" w:sz="1" w:space="0"/>
+              <w:left w:val="single" w:color="CCCCCC" w:sz="1" w:space="0"/>
+              <w:bottom w:val="single" w:color="CCCCCC" w:sz="1" w:space="0"/>
+              <w:right w:val="single" w:color="CCCCCC" w:sz="1" w:space="0"/>
             </w:tcBorders>
             <w:shd w:val="clear" w:color="auto" w:fill="FFFFFF"/>
             <w:tcMar>
@@ -5179,10 +5161,10 @@
           <w:tcPr>
             <w:tcW w:w="5000" w:type="dxa"/>
             <w:tcBorders>
-              <w:top w:val="single" w:sz="1" w:space="0" w:color="CCCCCC"/>
-              <w:left w:val="single" w:sz="1" w:space="0" w:color="CCCCCC"/>
-              <w:bottom w:val="single" w:sz="1" w:space="0" w:color="CCCCCC"/>
-              <w:right w:val="single" w:sz="1" w:space="0" w:color="CCCCCC"/>
+              <w:top w:val="single" w:color="CCCCCC" w:sz="1" w:space="0"/>
+              <w:left w:val="single" w:color="CCCCCC" w:sz="1" w:space="0"/>
+              <w:bottom w:val="single" w:color="CCCCCC" w:sz="1" w:space="0"/>
+              <w:right w:val="single" w:color="CCCCCC" w:sz="1" w:space="0"/>
             </w:tcBorders>
             <w:shd w:val="clear" w:color="auto" w:fill="FFFFFF"/>
             <w:tcMar>
@@ -5228,10 +5210,10 @@
           <w:tcPr>
             <w:tcW w:w="2000" w:type="dxa"/>
             <w:tcBorders>
-              <w:top w:val="single" w:sz="1" w:space="0" w:color="CCCCCC"/>
-              <w:left w:val="single" w:sz="1" w:space="0" w:color="CCCCCC"/>
-              <w:bottom w:val="single" w:sz="1" w:space="0" w:color="CCCCCC"/>
-              <w:right w:val="single" w:sz="1" w:space="0" w:color="CCCCCC"/>
+              <w:top w:val="single" w:color="CCCCCC" w:sz="1" w:space="0"/>
+              <w:left w:val="single" w:color="CCCCCC" w:sz="1" w:space="0"/>
+              <w:bottom w:val="single" w:color="CCCCCC" w:sz="1" w:space="0"/>
+              <w:right w:val="single" w:color="CCCCCC" w:sz="1" w:space="0"/>
             </w:tcBorders>
             <w:shd w:val="clear" w:color="auto" w:fill="FFFFFF"/>
             <w:tcMar>
@@ -5264,10 +5246,10 @@
           <w:tcPr>
             <w:tcW w:w="2000" w:type="dxa"/>
             <w:tcBorders>
-              <w:top w:val="single" w:sz="1" w:space="0" w:color="CCCCCC"/>
-              <w:left w:val="single" w:sz="1" w:space="0" w:color="CCCCCC"/>
-              <w:bottom w:val="single" w:sz="1" w:space="0" w:color="CCCCCC"/>
-              <w:right w:val="single" w:sz="1" w:space="0" w:color="CCCCCC"/>
+              <w:top w:val="single" w:color="CCCCCC" w:sz="1" w:space="0"/>
+              <w:left w:val="single" w:color="CCCCCC" w:sz="1" w:space="0"/>
+              <w:bottom w:val="single" w:color="CCCCCC" w:sz="1" w:space="0"/>
+              <w:right w:val="single" w:color="CCCCCC" w:sz="1" w:space="0"/>
             </w:tcBorders>
             <w:shd w:val="clear" w:color="auto" w:fill="FFFFFF"/>
             <w:tcMar>
@@ -5311,10 +5293,10 @@
           <w:tcPr>
             <w:tcW w:w="5000" w:type="dxa"/>
             <w:tcBorders>
-              <w:top w:val="single" w:sz="1" w:space="0" w:color="CCCCCC"/>
-              <w:left w:val="single" w:sz="1" w:space="0" w:color="CCCCCC"/>
-              <w:bottom w:val="single" w:sz="1" w:space="0" w:color="CCCCCC"/>
-              <w:right w:val="single" w:sz="1" w:space="0" w:color="CCCCCC"/>
+              <w:top w:val="single" w:color="CCCCCC" w:sz="1" w:space="0"/>
+              <w:left w:val="single" w:color="CCCCCC" w:sz="1" w:space="0"/>
+              <w:bottom w:val="single" w:color="CCCCCC" w:sz="1" w:space="0"/>
+              <w:right w:val="single" w:color="CCCCCC" w:sz="1" w:space="0"/>
             </w:tcBorders>
             <w:shd w:val="clear" w:color="auto" w:fill="FFFFFF"/>
             <w:tcMar>
@@ -5349,10 +5331,10 @@
           <w:tcPr>
             <w:tcW w:w="2000" w:type="dxa"/>
             <w:tcBorders>
-              <w:top w:val="single" w:sz="1" w:space="0" w:color="CCCCCC"/>
-              <w:left w:val="single" w:sz="1" w:space="0" w:color="CCCCCC"/>
-              <w:bottom w:val="single" w:sz="1" w:space="0" w:color="CCCCCC"/>
-              <w:right w:val="single" w:sz="1" w:space="0" w:color="CCCCCC"/>
+              <w:top w:val="single" w:color="CCCCCC" w:sz="1" w:space="0"/>
+              <w:left w:val="single" w:color="CCCCCC" w:sz="1" w:space="0"/>
+              <w:bottom w:val="single" w:color="CCCCCC" w:sz="1" w:space="0"/>
+              <w:right w:val="single" w:color="CCCCCC" w:sz="1" w:space="0"/>
             </w:tcBorders>
             <w:shd w:val="clear" w:color="auto" w:fill="FFFFFF"/>
             <w:tcMar>
@@ -5385,10 +5367,10 @@
           <w:tcPr>
             <w:tcW w:w="2000" w:type="dxa"/>
             <w:tcBorders>
-              <w:top w:val="single" w:sz="1" w:space="0" w:color="CCCCCC"/>
-              <w:left w:val="single" w:sz="1" w:space="0" w:color="CCCCCC"/>
-              <w:bottom w:val="single" w:sz="1" w:space="0" w:color="CCCCCC"/>
-              <w:right w:val="single" w:sz="1" w:space="0" w:color="CCCCCC"/>
+              <w:top w:val="single" w:color="CCCCCC" w:sz="1" w:space="0"/>
+              <w:left w:val="single" w:color="CCCCCC" w:sz="1" w:space="0"/>
+              <w:bottom w:val="single" w:color="CCCCCC" w:sz="1" w:space="0"/>
+              <w:right w:val="single" w:color="CCCCCC" w:sz="1" w:space="0"/>
             </w:tcBorders>
             <w:shd w:val="clear" w:color="auto" w:fill="FFFFFF"/>
             <w:tcMar>
@@ -5432,10 +5414,10 @@
           <w:tcPr>
             <w:tcW w:w="5000" w:type="dxa"/>
             <w:tcBorders>
-              <w:top w:val="single" w:sz="1" w:space="0" w:color="CCCCCC"/>
-              <w:left w:val="single" w:sz="1" w:space="0" w:color="CCCCCC"/>
-              <w:bottom w:val="single" w:sz="1" w:space="0" w:color="CCCCCC"/>
-              <w:right w:val="single" w:sz="1" w:space="0" w:color="CCCCCC"/>
+              <w:top w:val="single" w:color="CCCCCC" w:sz="1" w:space="0"/>
+              <w:left w:val="single" w:color="CCCCCC" w:sz="1" w:space="0"/>
+              <w:bottom w:val="single" w:color="CCCCCC" w:sz="1" w:space="0"/>
+              <w:right w:val="single" w:color="CCCCCC" w:sz="1" w:space="0"/>
             </w:tcBorders>
             <w:shd w:val="clear" w:color="auto" w:fill="FFFFFF"/>
             <w:tcMar>
@@ -5470,10 +5452,10 @@
           <w:tcPr>
             <w:tcW w:w="2000" w:type="dxa"/>
             <w:tcBorders>
-              <w:top w:val="single" w:sz="1" w:space="0" w:color="CCCCCC"/>
-              <w:left w:val="single" w:sz="1" w:space="0" w:color="CCCCCC"/>
-              <w:bottom w:val="single" w:sz="1" w:space="0" w:color="CCCCCC"/>
-              <w:right w:val="single" w:sz="1" w:space="0" w:color="CCCCCC"/>
+              <w:top w:val="single" w:color="CCCCCC" w:sz="1" w:space="0"/>
+              <w:left w:val="single" w:color="CCCCCC" w:sz="1" w:space="0"/>
+              <w:bottom w:val="single" w:color="CCCCCC" w:sz="1" w:space="0"/>
+              <w:right w:val="single" w:color="CCCCCC" w:sz="1" w:space="0"/>
             </w:tcBorders>
             <w:shd w:val="clear" w:color="auto" w:fill="FFFFFF"/>
             <w:tcMar>
@@ -5508,10 +5490,10 @@
           <w:tcPr>
             <w:tcW w:w="2000" w:type="dxa"/>
             <w:tcBorders>
-              <w:top w:val="single" w:sz="1" w:space="0" w:color="CCCCCC"/>
-              <w:left w:val="single" w:sz="1" w:space="0" w:color="CCCCCC"/>
-              <w:bottom w:val="single" w:sz="1" w:space="0" w:color="CCCCCC"/>
-              <w:right w:val="single" w:sz="1" w:space="0" w:color="CCCCCC"/>
+              <w:top w:val="single" w:color="CCCCCC" w:sz="1" w:space="0"/>
+              <w:left w:val="single" w:color="CCCCCC" w:sz="1" w:space="0"/>
+              <w:bottom w:val="single" w:color="CCCCCC" w:sz="1" w:space="0"/>
+              <w:right w:val="single" w:color="CCCCCC" w:sz="1" w:space="0"/>
             </w:tcBorders>
             <w:shd w:val="clear" w:color="auto" w:fill="FFFFFF"/>
             <w:tcMar>
@@ -5555,10 +5537,10 @@
           <w:tcPr>
             <w:tcW w:w="5000" w:type="dxa"/>
             <w:tcBorders>
-              <w:top w:val="single" w:sz="1" w:space="0" w:color="CCCCCC"/>
-              <w:left w:val="single" w:sz="1" w:space="0" w:color="CCCCCC"/>
-              <w:bottom w:val="single" w:sz="1" w:space="0" w:color="CCCCCC"/>
-              <w:right w:val="single" w:sz="1" w:space="0" w:color="CCCCCC"/>
+              <w:top w:val="single" w:color="CCCCCC" w:sz="1" w:space="0"/>
+              <w:left w:val="single" w:color="CCCCCC" w:sz="1" w:space="0"/>
+              <w:bottom w:val="single" w:color="CCCCCC" w:sz="1" w:space="0"/>
+              <w:right w:val="single" w:color="CCCCCC" w:sz="1" w:space="0"/>
             </w:tcBorders>
             <w:shd w:val="clear" w:color="auto" w:fill="FFFFFF"/>
             <w:tcMar>
@@ -5593,10 +5575,10 @@
           <w:tcPr>
             <w:tcW w:w="2000" w:type="dxa"/>
             <w:tcBorders>
-              <w:top w:val="single" w:sz="1" w:space="0" w:color="CCCCCC"/>
-              <w:left w:val="single" w:sz="1" w:space="0" w:color="CCCCCC"/>
-              <w:bottom w:val="single" w:sz="1" w:space="0" w:color="CCCCCC"/>
-              <w:right w:val="single" w:sz="1" w:space="0" w:color="CCCCCC"/>
+              <w:top w:val="single" w:color="CCCCCC" w:sz="1" w:space="0"/>
+              <w:left w:val="single" w:color="CCCCCC" w:sz="1" w:space="0"/>
+              <w:bottom w:val="single" w:color="CCCCCC" w:sz="1" w:space="0"/>
+              <w:right w:val="single" w:color="CCCCCC" w:sz="1" w:space="0"/>
             </w:tcBorders>
             <w:shd w:val="clear" w:color="auto" w:fill="FFFFFF"/>
             <w:tcMar>
@@ -5629,10 +5611,10 @@
           <w:tcPr>
             <w:tcW w:w="2000" w:type="dxa"/>
             <w:tcBorders>
-              <w:top w:val="single" w:sz="1" w:space="0" w:color="CCCCCC"/>
-              <w:left w:val="single" w:sz="1" w:space="0" w:color="CCCCCC"/>
-              <w:bottom w:val="single" w:sz="1" w:space="0" w:color="CCCCCC"/>
-              <w:right w:val="single" w:sz="1" w:space="0" w:color="CCCCCC"/>
+              <w:top w:val="single" w:color="CCCCCC" w:sz="1" w:space="0"/>
+              <w:left w:val="single" w:color="CCCCCC" w:sz="1" w:space="0"/>
+              <w:bottom w:val="single" w:color="CCCCCC" w:sz="1" w:space="0"/>
+              <w:right w:val="single" w:color="CCCCCC" w:sz="1" w:space="0"/>
             </w:tcBorders>
             <w:shd w:val="clear" w:color="auto" w:fill="FFFFFF"/>
             <w:tcMar>
@@ -5676,10 +5658,10 @@
           <w:tcPr>
             <w:tcW w:w="5000" w:type="dxa"/>
             <w:tcBorders>
-              <w:top w:val="single" w:sz="1" w:space="0" w:color="CCCCCC"/>
-              <w:left w:val="single" w:sz="1" w:space="0" w:color="CCCCCC"/>
-              <w:bottom w:val="single" w:sz="1" w:space="0" w:color="CCCCCC"/>
-              <w:right w:val="single" w:sz="1" w:space="0" w:color="CCCCCC"/>
+              <w:top w:val="single" w:color="CCCCCC" w:sz="1" w:space="0"/>
+              <w:left w:val="single" w:color="CCCCCC" w:sz="1" w:space="0"/>
+              <w:bottom w:val="single" w:color="CCCCCC" w:sz="1" w:space="0"/>
+              <w:right w:val="single" w:color="CCCCCC" w:sz="1" w:space="0"/>
             </w:tcBorders>
             <w:shd w:val="clear" w:color="auto" w:fill="FFFFFF"/>
             <w:tcMar>
@@ -5714,10 +5696,10 @@
           <w:tcPr>
             <w:tcW w:w="2000" w:type="dxa"/>
             <w:tcBorders>
-              <w:top w:val="single" w:sz="1" w:space="0" w:color="CCCCCC"/>
-              <w:left w:val="single" w:sz="1" w:space="0" w:color="CCCCCC"/>
-              <w:bottom w:val="single" w:sz="1" w:space="0" w:color="CCCCCC"/>
-              <w:right w:val="single" w:sz="1" w:space="0" w:color="CCCCCC"/>
+              <w:top w:val="single" w:color="CCCCCC" w:sz="1" w:space="0"/>
+              <w:left w:val="single" w:color="CCCCCC" w:sz="1" w:space="0"/>
+              <w:bottom w:val="single" w:color="CCCCCC" w:sz="1" w:space="0"/>
+              <w:right w:val="single" w:color="CCCCCC" w:sz="1" w:space="0"/>
             </w:tcBorders>
             <w:shd w:val="clear" w:color="auto" w:fill="FFFFFF"/>
             <w:tcMar>
@@ -5751,10 +5733,10 @@
           <w:tcPr>
             <w:tcW w:w="2000" w:type="dxa"/>
             <w:tcBorders>
-              <w:top w:val="single" w:sz="1" w:space="0" w:color="CCCCCC"/>
-              <w:left w:val="single" w:sz="1" w:space="0" w:color="CCCCCC"/>
-              <w:bottom w:val="single" w:sz="1" w:space="0" w:color="CCCCCC"/>
-              <w:right w:val="single" w:sz="1" w:space="0" w:color="CCCCCC"/>
+              <w:top w:val="single" w:color="CCCCCC" w:sz="1" w:space="0"/>
+              <w:left w:val="single" w:color="CCCCCC" w:sz="1" w:space="0"/>
+              <w:bottom w:val="single" w:color="CCCCCC" w:sz="1" w:space="0"/>
+              <w:right w:val="single" w:color="CCCCCC" w:sz="1" w:space="0"/>
             </w:tcBorders>
             <w:shd w:val="clear" w:color="auto" w:fill="FFFFFF"/>
             <w:tcMar>
@@ -5789,10 +5771,10 @@
           <w:tcPr>
             <w:tcW w:w="5000" w:type="dxa"/>
             <w:tcBorders>
-              <w:top w:val="single" w:sz="1" w:space="0" w:color="CCCCCC"/>
-              <w:left w:val="single" w:sz="1" w:space="0" w:color="CCCCCC"/>
-              <w:bottom w:val="single" w:sz="1" w:space="0" w:color="CCCCCC"/>
-              <w:right w:val="single" w:sz="1" w:space="0" w:color="CCCCCC"/>
+              <w:top w:val="single" w:color="CCCCCC" w:sz="1" w:space="0"/>
+              <w:left w:val="single" w:color="CCCCCC" w:sz="1" w:space="0"/>
+              <w:bottom w:val="single" w:color="CCCCCC" w:sz="1" w:space="0"/>
+              <w:right w:val="single" w:color="CCCCCC" w:sz="1" w:space="0"/>
             </w:tcBorders>
             <w:shd w:val="clear" w:color="auto" w:fill="FFFFFF"/>
             <w:tcMar>
@@ -5847,10 +5829,10 @@
           <w:tcPr>
             <w:tcW w:w="2000" w:type="dxa"/>
             <w:tcBorders>
-              <w:top w:val="single" w:sz="1" w:space="0" w:color="CCCCCC"/>
-              <w:left w:val="single" w:sz="1" w:space="0" w:color="CCCCCC"/>
-              <w:bottom w:val="single" w:sz="1" w:space="0" w:color="CCCCCC"/>
-              <w:right w:val="single" w:sz="1" w:space="0" w:color="CCCCCC"/>
+              <w:top w:val="single" w:color="CCCCCC" w:sz="1" w:space="0"/>
+              <w:left w:val="single" w:color="CCCCCC" w:sz="1" w:space="0"/>
+              <w:bottom w:val="single" w:color="CCCCCC" w:sz="1" w:space="0"/>
+              <w:right w:val="single" w:color="CCCCCC" w:sz="1" w:space="0"/>
             </w:tcBorders>
             <w:shd w:val="clear" w:color="auto" w:fill="FFFFFF"/>
             <w:tcMar>
@@ -5883,10 +5865,10 @@
           <w:tcPr>
             <w:tcW w:w="2000" w:type="dxa"/>
             <w:tcBorders>
-              <w:top w:val="single" w:sz="1" w:space="0" w:color="CCCCCC"/>
-              <w:left w:val="single" w:sz="1" w:space="0" w:color="CCCCCC"/>
-              <w:bottom w:val="single" w:sz="1" w:space="0" w:color="CCCCCC"/>
-              <w:right w:val="single" w:sz="1" w:space="0" w:color="CCCCCC"/>
+              <w:top w:val="single" w:color="CCCCCC" w:sz="1" w:space="0"/>
+              <w:left w:val="single" w:color="CCCCCC" w:sz="1" w:space="0"/>
+              <w:bottom w:val="single" w:color="CCCCCC" w:sz="1" w:space="0"/>
+              <w:right w:val="single" w:color="CCCCCC" w:sz="1" w:space="0"/>
             </w:tcBorders>
             <w:shd w:val="clear" w:color="auto" w:fill="FFFFFF"/>
             <w:tcMar>
@@ -5921,10 +5903,10 @@
           <w:tcPr>
             <w:tcW w:w="5000" w:type="dxa"/>
             <w:tcBorders>
-              <w:top w:val="single" w:sz="1" w:space="0" w:color="CCCCCC"/>
-              <w:left w:val="single" w:sz="1" w:space="0" w:color="CCCCCC"/>
-              <w:bottom w:val="single" w:sz="1" w:space="0" w:color="CCCCCC"/>
-              <w:right w:val="single" w:sz="1" w:space="0" w:color="CCCCCC"/>
+              <w:top w:val="single" w:color="CCCCCC" w:sz="1" w:space="0"/>
+              <w:left w:val="single" w:color="CCCCCC" w:sz="1" w:space="0"/>
+              <w:bottom w:val="single" w:color="CCCCCC" w:sz="1" w:space="0"/>
+              <w:right w:val="single" w:color="CCCCCC" w:sz="1" w:space="0"/>
             </w:tcBorders>
             <w:shd w:val="clear" w:color="auto" w:fill="FFFFFF"/>
             <w:tcMar>
@@ -5970,10 +5952,10 @@
           <w:tcPr>
             <w:tcW w:w="2000" w:type="dxa"/>
             <w:tcBorders>
-              <w:top w:val="single" w:sz="1" w:space="0" w:color="CCCCCC"/>
-              <w:left w:val="single" w:sz="1" w:space="0" w:color="CCCCCC"/>
-              <w:bottom w:val="single" w:sz="1" w:space="0" w:color="CCCCCC"/>
-              <w:right w:val="single" w:sz="1" w:space="0" w:color="CCCCCC"/>
+              <w:top w:val="single" w:color="CCCCCC" w:sz="1" w:space="0"/>
+              <w:left w:val="single" w:color="CCCCCC" w:sz="1" w:space="0"/>
+              <w:bottom w:val="single" w:color="CCCCCC" w:sz="1" w:space="0"/>
+              <w:right w:val="single" w:color="CCCCCC" w:sz="1" w:space="0"/>
             </w:tcBorders>
             <w:shd w:val="clear" w:color="auto" w:fill="FFFFFF"/>
             <w:tcMar>
@@ -6008,10 +5990,10 @@
           <w:tcPr>
             <w:tcW w:w="2000" w:type="dxa"/>
             <w:tcBorders>
-              <w:top w:val="single" w:sz="1" w:space="0" w:color="CCCCCC"/>
-              <w:left w:val="single" w:sz="1" w:space="0" w:color="CCCCCC"/>
-              <w:bottom w:val="single" w:sz="1" w:space="0" w:color="CCCCCC"/>
-              <w:right w:val="single" w:sz="1" w:space="0" w:color="CCCCCC"/>
+              <w:top w:val="single" w:color="CCCCCC" w:sz="1" w:space="0"/>
+              <w:left w:val="single" w:color="CCCCCC" w:sz="1" w:space="0"/>
+              <w:bottom w:val="single" w:color="CCCCCC" w:sz="1" w:space="0"/>
+              <w:right w:val="single" w:color="CCCCCC" w:sz="1" w:space="0"/>
             </w:tcBorders>
             <w:shd w:val="clear" w:color="auto" w:fill="FFFFFF"/>
             <w:tcMar>
@@ -6044,10 +6026,10 @@
           <w:tcPr>
             <w:tcW w:w="5000" w:type="dxa"/>
             <w:tcBorders>
-              <w:top w:val="single" w:sz="1" w:space="0" w:color="CCCCCC"/>
-              <w:left w:val="single" w:sz="1" w:space="0" w:color="CCCCCC"/>
-              <w:bottom w:val="single" w:sz="1" w:space="0" w:color="CCCCCC"/>
-              <w:right w:val="single" w:sz="1" w:space="0" w:color="CCCCCC"/>
+              <w:top w:val="single" w:color="CCCCCC" w:sz="1" w:space="0"/>
+              <w:left w:val="single" w:color="CCCCCC" w:sz="1" w:space="0"/>
+              <w:bottom w:val="single" w:color="CCCCCC" w:sz="1" w:space="0"/>
+              <w:right w:val="single" w:color="CCCCCC" w:sz="1" w:space="0"/>
             </w:tcBorders>
             <w:shd w:val="clear" w:color="auto" w:fill="FFFFFF"/>
             <w:tcMar>
@@ -6107,12 +6089,12 @@
       <w:tblPr>
         <w:tblW w:w="9000" w:type="dxa"/>
         <w:tblBorders>
-          <w:top w:val="single" w:sz="4" w:space="0" w:color="auto"/>
-          <w:left w:val="single" w:sz="4" w:space="0" w:color="auto"/>
-          <w:bottom w:val="single" w:sz="4" w:space="0" w:color="auto"/>
-          <w:right w:val="single" w:sz="4" w:space="0" w:color="auto"/>
-          <w:insideH w:val="single" w:sz="4" w:space="0" w:color="auto"/>
-          <w:insideV w:val="single" w:sz="4" w:space="0" w:color="auto"/>
+          <w:top w:val="single" w:color="auto" w:sz="4" w:space="0"/>
+          <w:left w:val="single" w:color="auto" w:sz="4" w:space="0"/>
+          <w:bottom w:val="single" w:color="auto" w:sz="4" w:space="0"/>
+          <w:right w:val="single" w:color="auto" w:sz="4" w:space="0"/>
+          <w:insideH w:val="single" w:color="auto" w:sz="4" w:space="0"/>
+          <w:insideV w:val="single" w:color="auto" w:sz="4" w:space="0"/>
         </w:tblBorders>
         <w:tblCellMar>
           <w:left w:w="10" w:type="dxa"/>
@@ -6133,10 +6115,10 @@
           <w:tcPr>
             <w:tcW w:w="2200" w:type="dxa"/>
             <w:tcBorders>
-              <w:top w:val="single" w:sz="1" w:space="0" w:color="CCCCCC"/>
-              <w:left w:val="single" w:sz="1" w:space="0" w:color="CCCCCC"/>
-              <w:bottom w:val="single" w:sz="1" w:space="0" w:color="CCCCCC"/>
-              <w:right w:val="single" w:sz="1" w:space="0" w:color="CCCCCC"/>
+              <w:top w:val="single" w:color="CCCCCC" w:sz="1" w:space="0"/>
+              <w:left w:val="single" w:color="CCCCCC" w:sz="1" w:space="0"/>
+              <w:bottom w:val="single" w:color="CCCCCC" w:sz="1" w:space="0"/>
+              <w:right w:val="single" w:color="CCCCCC" w:sz="1" w:space="0"/>
             </w:tcBorders>
             <w:shd w:val="clear" w:color="auto" w:fill="2E75B6"/>
             <w:tcMar>
@@ -6171,10 +6153,10 @@
           <w:tcPr>
             <w:tcW w:w="2000" w:type="dxa"/>
             <w:tcBorders>
-              <w:top w:val="single" w:sz="1" w:space="0" w:color="CCCCCC"/>
-              <w:left w:val="single" w:sz="1" w:space="0" w:color="CCCCCC"/>
-              <w:bottom w:val="single" w:sz="1" w:space="0" w:color="CCCCCC"/>
-              <w:right w:val="single" w:sz="1" w:space="0" w:color="CCCCCC"/>
+              <w:top w:val="single" w:color="CCCCCC" w:sz="1" w:space="0"/>
+              <w:left w:val="single" w:color="CCCCCC" w:sz="1" w:space="0"/>
+              <w:bottom w:val="single" w:color="CCCCCC" w:sz="1" w:space="0"/>
+              <w:right w:val="single" w:color="CCCCCC" w:sz="1" w:space="0"/>
             </w:tcBorders>
             <w:shd w:val="clear" w:color="auto" w:fill="2E75B6"/>
             <w:tcMar>
@@ -6209,10 +6191,10 @@
           <w:tcPr>
             <w:tcW w:w="4800" w:type="dxa"/>
             <w:tcBorders>
-              <w:top w:val="single" w:sz="1" w:space="0" w:color="CCCCCC"/>
-              <w:left w:val="single" w:sz="1" w:space="0" w:color="CCCCCC"/>
-              <w:bottom w:val="single" w:sz="1" w:space="0" w:color="CCCCCC"/>
-              <w:right w:val="single" w:sz="1" w:space="0" w:color="CCCCCC"/>
+              <w:top w:val="single" w:color="CCCCCC" w:sz="1" w:space="0"/>
+              <w:left w:val="single" w:color="CCCCCC" w:sz="1" w:space="0"/>
+              <w:bottom w:val="single" w:color="CCCCCC" w:sz="1" w:space="0"/>
+              <w:right w:val="single" w:color="CCCCCC" w:sz="1" w:space="0"/>
             </w:tcBorders>
             <w:shd w:val="clear" w:color="auto" w:fill="2E75B6"/>
             <w:tcMar>
@@ -6249,10 +6231,10 @@
           <w:tcPr>
             <w:tcW w:w="2200" w:type="dxa"/>
             <w:tcBorders>
-              <w:top w:val="single" w:sz="1" w:space="0" w:color="CCCCCC"/>
-              <w:left w:val="single" w:sz="1" w:space="0" w:color="CCCCCC"/>
-              <w:bottom w:val="single" w:sz="1" w:space="0" w:color="CCCCCC"/>
-              <w:right w:val="single" w:sz="1" w:space="0" w:color="CCCCCC"/>
+              <w:top w:val="single" w:color="CCCCCC" w:sz="1" w:space="0"/>
+              <w:left w:val="single" w:color="CCCCCC" w:sz="1" w:space="0"/>
+              <w:bottom w:val="single" w:color="CCCCCC" w:sz="1" w:space="0"/>
+              <w:right w:val="single" w:color="CCCCCC" w:sz="1" w:space="0"/>
             </w:tcBorders>
             <w:shd w:val="clear" w:color="auto" w:fill="FFFFFF"/>
             <w:tcMar>
@@ -6287,10 +6269,10 @@
           <w:tcPr>
             <w:tcW w:w="2000" w:type="dxa"/>
             <w:tcBorders>
-              <w:top w:val="single" w:sz="1" w:space="0" w:color="CCCCCC"/>
-              <w:left w:val="single" w:sz="1" w:space="0" w:color="CCCCCC"/>
-              <w:bottom w:val="single" w:sz="1" w:space="0" w:color="CCCCCC"/>
-              <w:right w:val="single" w:sz="1" w:space="0" w:color="CCCCCC"/>
+              <w:top w:val="single" w:color="CCCCCC" w:sz="1" w:space="0"/>
+              <w:left w:val="single" w:color="CCCCCC" w:sz="1" w:space="0"/>
+              <w:bottom w:val="single" w:color="CCCCCC" w:sz="1" w:space="0"/>
+              <w:right w:val="single" w:color="CCCCCC" w:sz="1" w:space="0"/>
             </w:tcBorders>
             <w:shd w:val="clear" w:color="auto" w:fill="FFFFFF"/>
             <w:tcMar>
@@ -6334,10 +6316,10 @@
           <w:tcPr>
             <w:tcW w:w="4800" w:type="dxa"/>
             <w:tcBorders>
-              <w:top w:val="single" w:sz="1" w:space="0" w:color="CCCCCC"/>
-              <w:left w:val="single" w:sz="1" w:space="0" w:color="CCCCCC"/>
-              <w:bottom w:val="single" w:sz="1" w:space="0" w:color="CCCCCC"/>
-              <w:right w:val="single" w:sz="1" w:space="0" w:color="CCCCCC"/>
+              <w:top w:val="single" w:color="CCCCCC" w:sz="1" w:space="0"/>
+              <w:left w:val="single" w:color="CCCCCC" w:sz="1" w:space="0"/>
+              <w:bottom w:val="single" w:color="CCCCCC" w:sz="1" w:space="0"/>
+              <w:right w:val="single" w:color="CCCCCC" w:sz="1" w:space="0"/>
             </w:tcBorders>
             <w:shd w:val="clear" w:color="auto" w:fill="FFFFFF"/>
             <w:tcMar>
@@ -6372,10 +6354,10 @@
           <w:tcPr>
             <w:tcW w:w="2200" w:type="dxa"/>
             <w:tcBorders>
-              <w:top w:val="single" w:sz="1" w:space="0" w:color="CCCCCC"/>
-              <w:left w:val="single" w:sz="1" w:space="0" w:color="CCCCCC"/>
-              <w:bottom w:val="single" w:sz="1" w:space="0" w:color="CCCCCC"/>
-              <w:right w:val="single" w:sz="1" w:space="0" w:color="CCCCCC"/>
+              <w:top w:val="single" w:color="CCCCCC" w:sz="1" w:space="0"/>
+              <w:left w:val="single" w:color="CCCCCC" w:sz="1" w:space="0"/>
+              <w:bottom w:val="single" w:color="CCCCCC" w:sz="1" w:space="0"/>
+              <w:right w:val="single" w:color="CCCCCC" w:sz="1" w:space="0"/>
             </w:tcBorders>
             <w:shd w:val="clear" w:color="auto" w:fill="FFFFFF"/>
             <w:tcMar>
@@ -6408,10 +6390,10 @@
           <w:tcPr>
             <w:tcW w:w="2000" w:type="dxa"/>
             <w:tcBorders>
-              <w:top w:val="single" w:sz="1" w:space="0" w:color="CCCCCC"/>
-              <w:left w:val="single" w:sz="1" w:space="0" w:color="CCCCCC"/>
-              <w:bottom w:val="single" w:sz="1" w:space="0" w:color="CCCCCC"/>
-              <w:right w:val="single" w:sz="1" w:space="0" w:color="CCCCCC"/>
+              <w:top w:val="single" w:color="CCCCCC" w:sz="1" w:space="0"/>
+              <w:left w:val="single" w:color="CCCCCC" w:sz="1" w:space="0"/>
+              <w:bottom w:val="single" w:color="CCCCCC" w:sz="1" w:space="0"/>
+              <w:right w:val="single" w:color="CCCCCC" w:sz="1" w:space="0"/>
             </w:tcBorders>
             <w:shd w:val="clear" w:color="auto" w:fill="FFFFFF"/>
             <w:tcMar>
@@ -6455,10 +6437,10 @@
           <w:tcPr>
             <w:tcW w:w="4800" w:type="dxa"/>
             <w:tcBorders>
-              <w:top w:val="single" w:sz="1" w:space="0" w:color="CCCCCC"/>
-              <w:left w:val="single" w:sz="1" w:space="0" w:color="CCCCCC"/>
-              <w:bottom w:val="single" w:sz="1" w:space="0" w:color="CCCCCC"/>
-              <w:right w:val="single" w:sz="1" w:space="0" w:color="CCCCCC"/>
+              <w:top w:val="single" w:color="CCCCCC" w:sz="1" w:space="0"/>
+              <w:left w:val="single" w:color="CCCCCC" w:sz="1" w:space="0"/>
+              <w:bottom w:val="single" w:color="CCCCCC" w:sz="1" w:space="0"/>
+              <w:right w:val="single" w:color="CCCCCC" w:sz="1" w:space="0"/>
             </w:tcBorders>
             <w:shd w:val="clear" w:color="auto" w:fill="FFFFFF"/>
             <w:tcMar>
@@ -6493,10 +6475,10 @@
           <w:tcPr>
             <w:tcW w:w="2200" w:type="dxa"/>
             <w:tcBorders>
-              <w:top w:val="single" w:sz="1" w:space="0" w:color="CCCCCC"/>
-              <w:left w:val="single" w:sz="1" w:space="0" w:color="CCCCCC"/>
-              <w:bottom w:val="single" w:sz="1" w:space="0" w:color="CCCCCC"/>
-              <w:right w:val="single" w:sz="1" w:space="0" w:color="CCCCCC"/>
+              <w:top w:val="single" w:color="CCCCCC" w:sz="1" w:space="0"/>
+              <w:left w:val="single" w:color="CCCCCC" w:sz="1" w:space="0"/>
+              <w:bottom w:val="single" w:color="CCCCCC" w:sz="1" w:space="0"/>
+              <w:right w:val="single" w:color="CCCCCC" w:sz="1" w:space="0"/>
             </w:tcBorders>
             <w:shd w:val="clear" w:color="auto" w:fill="FFFFFF"/>
             <w:tcMar>
@@ -6529,10 +6511,10 @@
           <w:tcPr>
             <w:tcW w:w="2000" w:type="dxa"/>
             <w:tcBorders>
-              <w:top w:val="single" w:sz="1" w:space="0" w:color="CCCCCC"/>
-              <w:left w:val="single" w:sz="1" w:space="0" w:color="CCCCCC"/>
-              <w:bottom w:val="single" w:sz="1" w:space="0" w:color="CCCCCC"/>
-              <w:right w:val="single" w:sz="1" w:space="0" w:color="CCCCCC"/>
+              <w:top w:val="single" w:color="CCCCCC" w:sz="1" w:space="0"/>
+              <w:left w:val="single" w:color="CCCCCC" w:sz="1" w:space="0"/>
+              <w:bottom w:val="single" w:color="CCCCCC" w:sz="1" w:space="0"/>
+              <w:right w:val="single" w:color="CCCCCC" w:sz="1" w:space="0"/>
             </w:tcBorders>
             <w:shd w:val="clear" w:color="auto" w:fill="FFFFFF"/>
             <w:tcMar>
@@ -6565,10 +6547,10 @@
           <w:tcPr>
             <w:tcW w:w="4800" w:type="dxa"/>
             <w:tcBorders>
-              <w:top w:val="single" w:sz="1" w:space="0" w:color="CCCCCC"/>
-              <w:left w:val="single" w:sz="1" w:space="0" w:color="CCCCCC"/>
-              <w:bottom w:val="single" w:sz="1" w:space="0" w:color="CCCCCC"/>
-              <w:right w:val="single" w:sz="1" w:space="0" w:color="CCCCCC"/>
+              <w:top w:val="single" w:color="CCCCCC" w:sz="1" w:space="0"/>
+              <w:left w:val="single" w:color="CCCCCC" w:sz="1" w:space="0"/>
+              <w:bottom w:val="single" w:color="CCCCCC" w:sz="1" w:space="0"/>
+              <w:right w:val="single" w:color="CCCCCC" w:sz="1" w:space="0"/>
             </w:tcBorders>
             <w:shd w:val="clear" w:color="auto" w:fill="FFFFFF"/>
             <w:tcMar>
@@ -6614,10 +6596,10 @@
           <w:tcPr>
             <w:tcW w:w="2200" w:type="dxa"/>
             <w:tcBorders>
-              <w:top w:val="single" w:sz="1" w:space="0" w:color="CCCCCC"/>
-              <w:left w:val="single" w:sz="1" w:space="0" w:color="CCCCCC"/>
-              <w:bottom w:val="single" w:sz="1" w:space="0" w:color="CCCCCC"/>
-              <w:right w:val="single" w:sz="1" w:space="0" w:color="CCCCCC"/>
+              <w:top w:val="single" w:color="CCCCCC" w:sz="1" w:space="0"/>
+              <w:left w:val="single" w:color="CCCCCC" w:sz="1" w:space="0"/>
+              <w:bottom w:val="single" w:color="CCCCCC" w:sz="1" w:space="0"/>
+              <w:right w:val="single" w:color="CCCCCC" w:sz="1" w:space="0"/>
             </w:tcBorders>
             <w:shd w:val="clear" w:color="auto" w:fill="FFFFFF"/>
             <w:tcMar>
@@ -6650,10 +6632,10 @@
           <w:tcPr>
             <w:tcW w:w="2000" w:type="dxa"/>
             <w:tcBorders>
-              <w:top w:val="single" w:sz="1" w:space="0" w:color="CCCCCC"/>
-              <w:left w:val="single" w:sz="1" w:space="0" w:color="CCCCCC"/>
-              <w:bottom w:val="single" w:sz="1" w:space="0" w:color="CCCCCC"/>
-              <w:right w:val="single" w:sz="1" w:space="0" w:color="CCCCCC"/>
+              <w:top w:val="single" w:color="CCCCCC" w:sz="1" w:space="0"/>
+              <w:left w:val="single" w:color="CCCCCC" w:sz="1" w:space="0"/>
+              <w:bottom w:val="single" w:color="CCCCCC" w:sz="1" w:space="0"/>
+              <w:right w:val="single" w:color="CCCCCC" w:sz="1" w:space="0"/>
             </w:tcBorders>
             <w:shd w:val="clear" w:color="auto" w:fill="FFFFFF"/>
             <w:tcMar>
@@ -6688,10 +6670,10 @@
           <w:tcPr>
             <w:tcW w:w="4800" w:type="dxa"/>
             <w:tcBorders>
-              <w:top w:val="single" w:sz="1" w:space="0" w:color="CCCCCC"/>
-              <w:left w:val="single" w:sz="1" w:space="0" w:color="CCCCCC"/>
-              <w:bottom w:val="single" w:sz="1" w:space="0" w:color="CCCCCC"/>
-              <w:right w:val="single" w:sz="1" w:space="0" w:color="CCCCCC"/>
+              <w:top w:val="single" w:color="CCCCCC" w:sz="1" w:space="0"/>
+              <w:left w:val="single" w:color="CCCCCC" w:sz="1" w:space="0"/>
+              <w:bottom w:val="single" w:color="CCCCCC" w:sz="1" w:space="0"/>
+              <w:right w:val="single" w:color="CCCCCC" w:sz="1" w:space="0"/>
             </w:tcBorders>
             <w:shd w:val="clear" w:color="auto" w:fill="FFFFFF"/>
             <w:tcMar>
@@ -6751,12 +6733,12 @@
       <w:tblPr>
         <w:tblW w:w="9000" w:type="dxa"/>
         <w:tblBorders>
-          <w:top w:val="single" w:sz="4" w:space="0" w:color="auto"/>
-          <w:left w:val="single" w:sz="4" w:space="0" w:color="auto"/>
-          <w:bottom w:val="single" w:sz="4" w:space="0" w:color="auto"/>
-          <w:right w:val="single" w:sz="4" w:space="0" w:color="auto"/>
-          <w:insideH w:val="single" w:sz="4" w:space="0" w:color="auto"/>
-          <w:insideV w:val="single" w:sz="4" w:space="0" w:color="auto"/>
+          <w:top w:val="single" w:color="auto" w:sz="4" w:space="0"/>
+          <w:left w:val="single" w:color="auto" w:sz="4" w:space="0"/>
+          <w:bottom w:val="single" w:color="auto" w:sz="4" w:space="0"/>
+          <w:right w:val="single" w:color="auto" w:sz="4" w:space="0"/>
+          <w:insideH w:val="single" w:color="auto" w:sz="4" w:space="0"/>
+          <w:insideV w:val="single" w:color="auto" w:sz="4" w:space="0"/>
         </w:tblBorders>
         <w:tblCellMar>
           <w:left w:w="10" w:type="dxa"/>
@@ -6777,10 +6759,10 @@
           <w:tcPr>
             <w:tcW w:w="2000" w:type="dxa"/>
             <w:tcBorders>
-              <w:top w:val="single" w:sz="1" w:space="0" w:color="CCCCCC"/>
-              <w:left w:val="single" w:sz="1" w:space="0" w:color="CCCCCC"/>
-              <w:bottom w:val="single" w:sz="1" w:space="0" w:color="CCCCCC"/>
-              <w:right w:val="single" w:sz="1" w:space="0" w:color="CCCCCC"/>
+              <w:top w:val="single" w:color="CCCCCC" w:sz="1" w:space="0"/>
+              <w:left w:val="single" w:color="CCCCCC" w:sz="1" w:space="0"/>
+              <w:bottom w:val="single" w:color="CCCCCC" w:sz="1" w:space="0"/>
+              <w:right w:val="single" w:color="CCCCCC" w:sz="1" w:space="0"/>
             </w:tcBorders>
             <w:shd w:val="clear" w:color="auto" w:fill="2E75B6"/>
             <w:tcMar>
@@ -6815,10 +6797,10 @@
           <w:tcPr>
             <w:tcW w:w="1500" w:type="dxa"/>
             <w:tcBorders>
-              <w:top w:val="single" w:sz="1" w:space="0" w:color="CCCCCC"/>
-              <w:left w:val="single" w:sz="1" w:space="0" w:color="CCCCCC"/>
-              <w:bottom w:val="single" w:sz="1" w:space="0" w:color="CCCCCC"/>
-              <w:right w:val="single" w:sz="1" w:space="0" w:color="CCCCCC"/>
+              <w:top w:val="single" w:color="CCCCCC" w:sz="1" w:space="0"/>
+              <w:left w:val="single" w:color="CCCCCC" w:sz="1" w:space="0"/>
+              <w:bottom w:val="single" w:color="CCCCCC" w:sz="1" w:space="0"/>
+              <w:right w:val="single" w:color="CCCCCC" w:sz="1" w:space="0"/>
             </w:tcBorders>
             <w:shd w:val="clear" w:color="auto" w:fill="2E75B6"/>
             <w:tcMar>
@@ -6853,10 +6835,10 @@
           <w:tcPr>
             <w:tcW w:w="5500" w:type="dxa"/>
             <w:tcBorders>
-              <w:top w:val="single" w:sz="1" w:space="0" w:color="CCCCCC"/>
-              <w:left w:val="single" w:sz="1" w:space="0" w:color="CCCCCC"/>
-              <w:bottom w:val="single" w:sz="1" w:space="0" w:color="CCCCCC"/>
-              <w:right w:val="single" w:sz="1" w:space="0" w:color="CCCCCC"/>
+              <w:top w:val="single" w:color="CCCCCC" w:sz="1" w:space="0"/>
+              <w:left w:val="single" w:color="CCCCCC" w:sz="1" w:space="0"/>
+              <w:bottom w:val="single" w:color="CCCCCC" w:sz="1" w:space="0"/>
+              <w:right w:val="single" w:color="CCCCCC" w:sz="1" w:space="0"/>
             </w:tcBorders>
             <w:shd w:val="clear" w:color="auto" w:fill="2E75B6"/>
             <w:tcMar>
@@ -6893,10 +6875,10 @@
           <w:tcPr>
             <w:tcW w:w="2000" w:type="dxa"/>
             <w:tcBorders>
-              <w:top w:val="single" w:sz="1" w:space="0" w:color="CCCCCC"/>
-              <w:left w:val="single" w:sz="1" w:space="0" w:color="CCCCCC"/>
-              <w:bottom w:val="single" w:sz="1" w:space="0" w:color="CCCCCC"/>
-              <w:right w:val="single" w:sz="1" w:space="0" w:color="CCCCCC"/>
+              <w:top w:val="single" w:color="CCCCCC" w:sz="1" w:space="0"/>
+              <w:left w:val="single" w:color="CCCCCC" w:sz="1" w:space="0"/>
+              <w:bottom w:val="single" w:color="CCCCCC" w:sz="1" w:space="0"/>
+              <w:right w:val="single" w:color="CCCCCC" w:sz="1" w:space="0"/>
             </w:tcBorders>
             <w:shd w:val="clear" w:color="auto" w:fill="FFFFFF"/>
             <w:tcMar>
@@ -6929,10 +6911,10 @@
           <w:tcPr>
             <w:tcW w:w="1500" w:type="dxa"/>
             <w:tcBorders>
-              <w:top w:val="single" w:sz="1" w:space="0" w:color="CCCCCC"/>
-              <w:left w:val="single" w:sz="1" w:space="0" w:color="CCCCCC"/>
-              <w:bottom w:val="single" w:sz="1" w:space="0" w:color="CCCCCC"/>
-              <w:right w:val="single" w:sz="1" w:space="0" w:color="CCCCCC"/>
+              <w:top w:val="single" w:color="CCCCCC" w:sz="1" w:space="0"/>
+              <w:left w:val="single" w:color="CCCCCC" w:sz="1" w:space="0"/>
+              <w:bottom w:val="single" w:color="CCCCCC" w:sz="1" w:space="0"/>
+              <w:right w:val="single" w:color="CCCCCC" w:sz="1" w:space="0"/>
             </w:tcBorders>
             <w:shd w:val="clear" w:color="auto" w:fill="FFFFFF"/>
             <w:tcMar>
@@ -6967,10 +6949,10 @@
           <w:tcPr>
             <w:tcW w:w="5500" w:type="dxa"/>
             <w:tcBorders>
-              <w:top w:val="single" w:sz="1" w:space="0" w:color="CCCCCC"/>
-              <w:left w:val="single" w:sz="1" w:space="0" w:color="CCCCCC"/>
-              <w:bottom w:val="single" w:sz="1" w:space="0" w:color="CCCCCC"/>
-              <w:right w:val="single" w:sz="1" w:space="0" w:color="CCCCCC"/>
+              <w:top w:val="single" w:color="CCCCCC" w:sz="1" w:space="0"/>
+              <w:left w:val="single" w:color="CCCCCC" w:sz="1" w:space="0"/>
+              <w:bottom w:val="single" w:color="CCCCCC" w:sz="1" w:space="0"/>
+              <w:right w:val="single" w:color="CCCCCC" w:sz="1" w:space="0"/>
             </w:tcBorders>
             <w:shd w:val="clear" w:color="auto" w:fill="FFFFFF"/>
             <w:tcMar>
@@ -7005,10 +6987,10 @@
           <w:tcPr>
             <w:tcW w:w="2000" w:type="dxa"/>
             <w:tcBorders>
-              <w:top w:val="single" w:sz="1" w:space="0" w:color="CCCCCC"/>
-              <w:left w:val="single" w:sz="1" w:space="0" w:color="CCCCCC"/>
-              <w:bottom w:val="single" w:sz="1" w:space="0" w:color="CCCCCC"/>
-              <w:right w:val="single" w:sz="1" w:space="0" w:color="CCCCCC"/>
+              <w:top w:val="single" w:color="CCCCCC" w:sz="1" w:space="0"/>
+              <w:left w:val="single" w:color="CCCCCC" w:sz="1" w:space="0"/>
+              <w:bottom w:val="single" w:color="CCCCCC" w:sz="1" w:space="0"/>
+              <w:right w:val="single" w:color="CCCCCC" w:sz="1" w:space="0"/>
             </w:tcBorders>
             <w:shd w:val="clear" w:color="auto" w:fill="FFFFFF"/>
             <w:tcMar>
@@ -7041,10 +7023,10 @@
           <w:tcPr>
             <w:tcW w:w="1500" w:type="dxa"/>
             <w:tcBorders>
-              <w:top w:val="single" w:sz="1" w:space="0" w:color="CCCCCC"/>
-              <w:left w:val="single" w:sz="1" w:space="0" w:color="CCCCCC"/>
-              <w:bottom w:val="single" w:sz="1" w:space="0" w:color="CCCCCC"/>
-              <w:right w:val="single" w:sz="1" w:space="0" w:color="CCCCCC"/>
+              <w:top w:val="single" w:color="CCCCCC" w:sz="1" w:space="0"/>
+              <w:left w:val="single" w:color="CCCCCC" w:sz="1" w:space="0"/>
+              <w:bottom w:val="single" w:color="CCCCCC" w:sz="1" w:space="0"/>
+              <w:right w:val="single" w:color="CCCCCC" w:sz="1" w:space="0"/>
             </w:tcBorders>
             <w:shd w:val="clear" w:color="auto" w:fill="FFFFFF"/>
             <w:tcMar>
@@ -7079,10 +7061,10 @@
           <w:tcPr>
             <w:tcW w:w="5500" w:type="dxa"/>
             <w:tcBorders>
-              <w:top w:val="single" w:sz="1" w:space="0" w:color="CCCCCC"/>
-              <w:left w:val="single" w:sz="1" w:space="0" w:color="CCCCCC"/>
-              <w:bottom w:val="single" w:sz="1" w:space="0" w:color="CCCCCC"/>
-              <w:right w:val="single" w:sz="1" w:space="0" w:color="CCCCCC"/>
+              <w:top w:val="single" w:color="CCCCCC" w:sz="1" w:space="0"/>
+              <w:left w:val="single" w:color="CCCCCC" w:sz="1" w:space="0"/>
+              <w:bottom w:val="single" w:color="CCCCCC" w:sz="1" w:space="0"/>
+              <w:right w:val="single" w:color="CCCCCC" w:sz="1" w:space="0"/>
             </w:tcBorders>
             <w:shd w:val="clear" w:color="auto" w:fill="FFFFFF"/>
             <w:tcMar>
@@ -7117,10 +7099,10 @@
           <w:tcPr>
             <w:tcW w:w="2000" w:type="dxa"/>
             <w:tcBorders>
-              <w:top w:val="single" w:sz="1" w:space="0" w:color="CCCCCC"/>
-              <w:left w:val="single" w:sz="1" w:space="0" w:color="CCCCCC"/>
-              <w:bottom w:val="single" w:sz="1" w:space="0" w:color="CCCCCC"/>
-              <w:right w:val="single" w:sz="1" w:space="0" w:color="CCCCCC"/>
+              <w:top w:val="single" w:color="CCCCCC" w:sz="1" w:space="0"/>
+              <w:left w:val="single" w:color="CCCCCC" w:sz="1" w:space="0"/>
+              <w:bottom w:val="single" w:color="CCCCCC" w:sz="1" w:space="0"/>
+              <w:right w:val="single" w:color="CCCCCC" w:sz="1" w:space="0"/>
             </w:tcBorders>
             <w:shd w:val="clear" w:color="auto" w:fill="FFFFFF"/>
             <w:tcMar>
@@ -7153,10 +7135,10 @@
           <w:tcPr>
             <w:tcW w:w="1500" w:type="dxa"/>
             <w:tcBorders>
-              <w:top w:val="single" w:sz="1" w:space="0" w:color="CCCCCC"/>
-              <w:left w:val="single" w:sz="1" w:space="0" w:color="CCCCCC"/>
-              <w:bottom w:val="single" w:sz="1" w:space="0" w:color="CCCCCC"/>
-              <w:right w:val="single" w:sz="1" w:space="0" w:color="CCCCCC"/>
+              <w:top w:val="single" w:color="CCCCCC" w:sz="1" w:space="0"/>
+              <w:left w:val="single" w:color="CCCCCC" w:sz="1" w:space="0"/>
+              <w:bottom w:val="single" w:color="CCCCCC" w:sz="1" w:space="0"/>
+              <w:right w:val="single" w:color="CCCCCC" w:sz="1" w:space="0"/>
             </w:tcBorders>
             <w:shd w:val="clear" w:color="auto" w:fill="FFFFFF"/>
             <w:tcMar>
@@ -7191,10 +7173,10 @@
           <w:tcPr>
             <w:tcW w:w="5500" w:type="dxa"/>
             <w:tcBorders>
-              <w:top w:val="single" w:sz="1" w:space="0" w:color="CCCCCC"/>
-              <w:left w:val="single" w:sz="1" w:space="0" w:color="CCCCCC"/>
-              <w:bottom w:val="single" w:sz="1" w:space="0" w:color="CCCCCC"/>
-              <w:right w:val="single" w:sz="1" w:space="0" w:color="CCCCCC"/>
+              <w:top w:val="single" w:color="CCCCCC" w:sz="1" w:space="0"/>
+              <w:left w:val="single" w:color="CCCCCC" w:sz="1" w:space="0"/>
+              <w:bottom w:val="single" w:color="CCCCCC" w:sz="1" w:space="0"/>
+              <w:right w:val="single" w:color="CCCCCC" w:sz="1" w:space="0"/>
             </w:tcBorders>
             <w:shd w:val="clear" w:color="auto" w:fill="FFFFFF"/>
             <w:tcMar>
@@ -7229,10 +7211,10 @@
           <w:tcPr>
             <w:tcW w:w="2000" w:type="dxa"/>
             <w:tcBorders>
-              <w:top w:val="single" w:sz="1" w:space="0" w:color="CCCCCC"/>
-              <w:left w:val="single" w:sz="1" w:space="0" w:color="CCCCCC"/>
-              <w:bottom w:val="single" w:sz="1" w:space="0" w:color="CCCCCC"/>
-              <w:right w:val="single" w:sz="1" w:space="0" w:color="CCCCCC"/>
+              <w:top w:val="single" w:color="CCCCCC" w:sz="1" w:space="0"/>
+              <w:left w:val="single" w:color="CCCCCC" w:sz="1" w:space="0"/>
+              <w:bottom w:val="single" w:color="CCCCCC" w:sz="1" w:space="0"/>
+              <w:right w:val="single" w:color="CCCCCC" w:sz="1" w:space="0"/>
             </w:tcBorders>
             <w:shd w:val="clear" w:color="auto" w:fill="FFFFFF"/>
             <w:tcMar>
@@ -7267,10 +7249,10 @@
           <w:tcPr>
             <w:tcW w:w="1500" w:type="dxa"/>
             <w:tcBorders>
-              <w:top w:val="single" w:sz="1" w:space="0" w:color="CCCCCC"/>
-              <w:left w:val="single" w:sz="1" w:space="0" w:color="CCCCCC"/>
-              <w:bottom w:val="single" w:sz="1" w:space="0" w:color="CCCCCC"/>
-              <w:right w:val="single" w:sz="1" w:space="0" w:color="CCCCCC"/>
+              <w:top w:val="single" w:color="CCCCCC" w:sz="1" w:space="0"/>
+              <w:left w:val="single" w:color="CCCCCC" w:sz="1" w:space="0"/>
+              <w:bottom w:val="single" w:color="CCCCCC" w:sz="1" w:space="0"/>
+              <w:right w:val="single" w:color="CCCCCC" w:sz="1" w:space="0"/>
             </w:tcBorders>
             <w:shd w:val="clear" w:color="auto" w:fill="FFFFFF"/>
             <w:tcMar>
@@ -7305,10 +7287,10 @@
           <w:tcPr>
             <w:tcW w:w="5500" w:type="dxa"/>
             <w:tcBorders>
-              <w:top w:val="single" w:sz="1" w:space="0" w:color="CCCCCC"/>
-              <w:left w:val="single" w:sz="1" w:space="0" w:color="CCCCCC"/>
-              <w:bottom w:val="single" w:sz="1" w:space="0" w:color="CCCCCC"/>
-              <w:right w:val="single" w:sz="1" w:space="0" w:color="CCCCCC"/>
+              <w:top w:val="single" w:color="CCCCCC" w:sz="1" w:space="0"/>
+              <w:left w:val="single" w:color="CCCCCC" w:sz="1" w:space="0"/>
+              <w:bottom w:val="single" w:color="CCCCCC" w:sz="1" w:space="0"/>
+              <w:right w:val="single" w:color="CCCCCC" w:sz="1" w:space="0"/>
             </w:tcBorders>
             <w:shd w:val="clear" w:color="auto" w:fill="FFFFFF"/>
             <w:tcMar>
@@ -7343,10 +7325,10 @@
           <w:tcPr>
             <w:tcW w:w="2000" w:type="dxa"/>
             <w:tcBorders>
-              <w:top w:val="single" w:sz="1" w:space="0" w:color="CCCCCC"/>
-              <w:left w:val="single" w:sz="1" w:space="0" w:color="CCCCCC"/>
-              <w:bottom w:val="single" w:sz="1" w:space="0" w:color="CCCCCC"/>
-              <w:right w:val="single" w:sz="1" w:space="0" w:color="CCCCCC"/>
+              <w:top w:val="single" w:color="CCCCCC" w:sz="1" w:space="0"/>
+              <w:left w:val="single" w:color="CCCCCC" w:sz="1" w:space="0"/>
+              <w:bottom w:val="single" w:color="CCCCCC" w:sz="1" w:space="0"/>
+              <w:right w:val="single" w:color="CCCCCC" w:sz="1" w:space="0"/>
             </w:tcBorders>
             <w:shd w:val="clear" w:color="auto" w:fill="FFFFFF"/>
             <w:tcMar>
@@ -7381,10 +7363,10 @@
           <w:tcPr>
             <w:tcW w:w="1500" w:type="dxa"/>
             <w:tcBorders>
-              <w:top w:val="single" w:sz="1" w:space="0" w:color="CCCCCC"/>
-              <w:left w:val="single" w:sz="1" w:space="0" w:color="CCCCCC"/>
-              <w:bottom w:val="single" w:sz="1" w:space="0" w:color="CCCCCC"/>
-              <w:right w:val="single" w:sz="1" w:space="0" w:color="CCCCCC"/>
+              <w:top w:val="single" w:color="CCCCCC" w:sz="1" w:space="0"/>
+              <w:left w:val="single" w:color="CCCCCC" w:sz="1" w:space="0"/>
+              <w:bottom w:val="single" w:color="CCCCCC" w:sz="1" w:space="0"/>
+              <w:right w:val="single" w:color="CCCCCC" w:sz="1" w:space="0"/>
             </w:tcBorders>
             <w:shd w:val="clear" w:color="auto" w:fill="FFFFFF"/>
             <w:tcMar>
@@ -7419,10 +7401,10 @@
           <w:tcPr>
             <w:tcW w:w="5500" w:type="dxa"/>
             <w:tcBorders>
-              <w:top w:val="single" w:sz="1" w:space="0" w:color="CCCCCC"/>
-              <w:left w:val="single" w:sz="1" w:space="0" w:color="CCCCCC"/>
-              <w:bottom w:val="single" w:sz="1" w:space="0" w:color="CCCCCC"/>
-              <w:right w:val="single" w:sz="1" w:space="0" w:color="CCCCCC"/>
+              <w:top w:val="single" w:color="CCCCCC" w:sz="1" w:space="0"/>
+              <w:left w:val="single" w:color="CCCCCC" w:sz="1" w:space="0"/>
+              <w:bottom w:val="single" w:color="CCCCCC" w:sz="1" w:space="0"/>
+              <w:right w:val="single" w:color="CCCCCC" w:sz="1" w:space="0"/>
             </w:tcBorders>
             <w:shd w:val="clear" w:color="auto" w:fill="FFFFFF"/>
             <w:tcMar>
@@ -7550,7 +7532,7 @@
       <w:proofErr w:type="gramStart"/>
       <w:r>
         <w:rPr>
-          <w:rFonts w:ascii="Helvetica" w:eastAsia="Courier New" w:hAnsi="Helvetica" w:cs="Courier New"/>
+          <w:rFonts w:ascii="Helvetica" w:hAnsi="Helvetica" w:eastAsia="Courier New" w:cs="Courier New"/>
           <w:b/>
           <w:bCs/>
           <w:color w:val="1F4E79"/>
@@ -7573,7 +7555,7 @@
       <w:proofErr w:type="gramEnd"/>
       <w:r>
         <w:rPr>
-          <w:rFonts w:ascii="Helvetica" w:eastAsia="Courier New" w:hAnsi="Helvetica" w:cs="Courier New"/>
+          <w:rFonts w:ascii="Helvetica" w:hAnsi="Helvetica" w:eastAsia="Courier New" w:cs="Courier New"/>
           <w:b/>
           <w:bCs/>
           <w:color w:val="1F4E79"/>
@@ -7595,7 +7577,7 @@
       </w:r>
       <w:r>
         <w:rPr>
-          <w:rFonts w:ascii="Helvetica" w:eastAsia="Courier New" w:hAnsi="Helvetica" w:cs="Courier New"/>
+          <w:rFonts w:ascii="Helvetica" w:hAnsi="Helvetica" w:eastAsia="Courier New" w:cs="Courier New"/>
           <w:b/>
           <w:bCs/>
           <w:color w:val="1F4E79"/>
@@ -7617,7 +7599,7 @@
       </w:r>
       <w:r>
         <w:rPr>
-          <w:rFonts w:ascii="Helvetica" w:eastAsia="Courier New" w:hAnsi="Helvetica" w:cs="Courier New"/>
+          <w:rFonts w:ascii="Helvetica" w:hAnsi="Helvetica" w:eastAsia="Courier New" w:cs="Courier New"/>
           <w:b/>
           <w:bCs/>
           <w:color w:val="1F4E79"/>
@@ -7994,12 +7976,12 @@
       <w:tblPr>
         <w:tblW w:w="9000" w:type="dxa"/>
         <w:tblBorders>
-          <w:top w:val="single" w:sz="4" w:space="0" w:color="auto"/>
-          <w:left w:val="single" w:sz="4" w:space="0" w:color="auto"/>
-          <w:bottom w:val="single" w:sz="4" w:space="0" w:color="auto"/>
-          <w:right w:val="single" w:sz="4" w:space="0" w:color="auto"/>
-          <w:insideH w:val="single" w:sz="4" w:space="0" w:color="auto"/>
-          <w:insideV w:val="single" w:sz="4" w:space="0" w:color="auto"/>
+          <w:top w:val="single" w:color="auto" w:sz="4" w:space="0"/>
+          <w:left w:val="single" w:color="auto" w:sz="4" w:space="0"/>
+          <w:bottom w:val="single" w:color="auto" w:sz="4" w:space="0"/>
+          <w:right w:val="single" w:color="auto" w:sz="4" w:space="0"/>
+          <w:insideH w:val="single" w:color="auto" w:sz="4" w:space="0"/>
+          <w:insideV w:val="single" w:color="auto" w:sz="4" w:space="0"/>
         </w:tblBorders>
         <w:tblCellMar>
           <w:left w:w="10" w:type="dxa"/>
@@ -8019,10 +8001,10 @@
           <w:tcPr>
             <w:tcW w:w="2000" w:type="dxa"/>
             <w:tcBorders>
-              <w:top w:val="single" w:sz="1" w:space="0" w:color="CCCCCC"/>
-              <w:left w:val="single" w:sz="1" w:space="0" w:color="CCCCCC"/>
-              <w:bottom w:val="single" w:sz="1" w:space="0" w:color="CCCCCC"/>
-              <w:right w:val="single" w:sz="1" w:space="0" w:color="CCCCCC"/>
+              <w:top w:val="single" w:color="CCCCCC" w:sz="1" w:space="0"/>
+              <w:left w:val="single" w:color="CCCCCC" w:sz="1" w:space="0"/>
+              <w:bottom w:val="single" w:color="CCCCCC" w:sz="1" w:space="0"/>
+              <w:right w:val="single" w:color="CCCCCC" w:sz="1" w:space="0"/>
             </w:tcBorders>
             <w:shd w:val="clear" w:color="auto" w:fill="2E75B6"/>
             <w:tcMar>
@@ -8046,10 +8028,10 @@
           <w:tcPr>
             <w:tcW w:w="7000" w:type="dxa"/>
             <w:tcBorders>
-              <w:top w:val="single" w:sz="1" w:space="0" w:color="CCCCCC"/>
-              <w:left w:val="single" w:sz="1" w:space="0" w:color="CCCCCC"/>
-              <w:bottom w:val="single" w:sz="1" w:space="0" w:color="CCCCCC"/>
-              <w:right w:val="single" w:sz="1" w:space="0" w:color="CCCCCC"/>
+              <w:top w:val="single" w:color="CCCCCC" w:sz="1" w:space="0"/>
+              <w:left w:val="single" w:color="CCCCCC" w:sz="1" w:space="0"/>
+              <w:bottom w:val="single" w:color="CCCCCC" w:sz="1" w:space="0"/>
+              <w:right w:val="single" w:color="CCCCCC" w:sz="1" w:space="0"/>
             </w:tcBorders>
             <w:shd w:val="clear" w:color="auto" w:fill="2E75B6"/>
             <w:tcMar>
@@ -8075,10 +8057,10 @@
           <w:tcPr>
             <w:tcW w:w="2000" w:type="dxa"/>
             <w:tcBorders>
-              <w:top w:val="single" w:sz="1" w:space="0" w:color="CCCCCC"/>
-              <w:left w:val="single" w:sz="1" w:space="0" w:color="CCCCCC"/>
-              <w:bottom w:val="single" w:sz="1" w:space="0" w:color="CCCCCC"/>
-              <w:right w:val="single" w:sz="1" w:space="0" w:color="CCCCCC"/>
+              <w:top w:val="single" w:color="CCCCCC" w:sz="1" w:space="0"/>
+              <w:left w:val="single" w:color="CCCCCC" w:sz="1" w:space="0"/>
+              <w:bottom w:val="single" w:color="CCCCCC" w:sz="1" w:space="0"/>
+              <w:right w:val="single" w:color="CCCCCC" w:sz="1" w:space="0"/>
             </w:tcBorders>
             <w:shd w:val="clear" w:color="auto" w:fill="FFFFFF"/>
             <w:tcMar>
@@ -8111,10 +8093,10 @@
           <w:tcPr>
             <w:tcW w:w="7000" w:type="dxa"/>
             <w:tcBorders>
-              <w:top w:val="single" w:sz="1" w:space="0" w:color="CCCCCC"/>
-              <w:left w:val="single" w:sz="1" w:space="0" w:color="CCCCCC"/>
-              <w:bottom w:val="single" w:sz="1" w:space="0" w:color="CCCCCC"/>
-              <w:right w:val="single" w:sz="1" w:space="0" w:color="CCCCCC"/>
+              <w:top w:val="single" w:color="CCCCCC" w:sz="1" w:space="0"/>
+              <w:left w:val="single" w:color="CCCCCC" w:sz="1" w:space="0"/>
+              <w:bottom w:val="single" w:color="CCCCCC" w:sz="1" w:space="0"/>
+              <w:right w:val="single" w:color="CCCCCC" w:sz="1" w:space="0"/>
             </w:tcBorders>
             <w:shd w:val="clear" w:color="auto" w:fill="FFFFFF"/>
             <w:tcMar>
@@ -8329,10 +8311,10 @@
           <w:tcPr>
             <w:tcW w:w="2000" w:type="dxa"/>
             <w:tcBorders>
-              <w:top w:val="single" w:sz="1" w:space="0" w:color="CCCCCC"/>
-              <w:left w:val="single" w:sz="1" w:space="0" w:color="CCCCCC"/>
-              <w:bottom w:val="single" w:sz="1" w:space="0" w:color="CCCCCC"/>
-              <w:right w:val="single" w:sz="1" w:space="0" w:color="CCCCCC"/>
+              <w:top w:val="single" w:color="CCCCCC" w:sz="1" w:space="0"/>
+              <w:left w:val="single" w:color="CCCCCC" w:sz="1" w:space="0"/>
+              <w:bottom w:val="single" w:color="CCCCCC" w:sz="1" w:space="0"/>
+              <w:right w:val="single" w:color="CCCCCC" w:sz="1" w:space="0"/>
             </w:tcBorders>
             <w:shd w:val="clear" w:color="auto" w:fill="FFFFFF"/>
             <w:tcMar>
@@ -8365,10 +8347,10 @@
           <w:tcPr>
             <w:tcW w:w="7000" w:type="dxa"/>
             <w:tcBorders>
-              <w:top w:val="single" w:sz="1" w:space="0" w:color="CCCCCC"/>
-              <w:left w:val="single" w:sz="1" w:space="0" w:color="CCCCCC"/>
-              <w:bottom w:val="single" w:sz="1" w:space="0" w:color="CCCCCC"/>
-              <w:right w:val="single" w:sz="1" w:space="0" w:color="CCCCCC"/>
+              <w:top w:val="single" w:color="CCCCCC" w:sz="1" w:space="0"/>
+              <w:left w:val="single" w:color="CCCCCC" w:sz="1" w:space="0"/>
+              <w:bottom w:val="single" w:color="CCCCCC" w:sz="1" w:space="0"/>
+              <w:right w:val="single" w:color="CCCCCC" w:sz="1" w:space="0"/>
             </w:tcBorders>
             <w:shd w:val="clear" w:color="auto" w:fill="FFFFFF"/>
             <w:tcMar>
@@ -8421,10 +8403,10 @@
           <w:tcPr>
             <w:tcW w:w="2000" w:type="dxa"/>
             <w:tcBorders>
-              <w:top w:val="single" w:sz="1" w:space="0" w:color="CCCCCC"/>
-              <w:left w:val="single" w:sz="1" w:space="0" w:color="CCCCCC"/>
-              <w:bottom w:val="single" w:sz="1" w:space="0" w:color="CCCCCC"/>
-              <w:right w:val="single" w:sz="1" w:space="0" w:color="CCCCCC"/>
+              <w:top w:val="single" w:color="CCCCCC" w:sz="1" w:space="0"/>
+              <w:left w:val="single" w:color="CCCCCC" w:sz="1" w:space="0"/>
+              <w:bottom w:val="single" w:color="CCCCCC" w:sz="1" w:space="0"/>
+              <w:right w:val="single" w:color="CCCCCC" w:sz="1" w:space="0"/>
             </w:tcBorders>
             <w:shd w:val="clear" w:color="auto" w:fill="FFFFFF"/>
             <w:tcMar>
@@ -8457,10 +8439,10 @@
           <w:tcPr>
             <w:tcW w:w="7000" w:type="dxa"/>
             <w:tcBorders>
-              <w:top w:val="single" w:sz="1" w:space="0" w:color="CCCCCC"/>
-              <w:left w:val="single" w:sz="1" w:space="0" w:color="CCCCCC"/>
-              <w:bottom w:val="single" w:sz="1" w:space="0" w:color="CCCCCC"/>
-              <w:right w:val="single" w:sz="1" w:space="0" w:color="CCCCCC"/>
+              <w:top w:val="single" w:color="CCCCCC" w:sz="1" w:space="0"/>
+              <w:left w:val="single" w:color="CCCCCC" w:sz="1" w:space="0"/>
+              <w:bottom w:val="single" w:color="CCCCCC" w:sz="1" w:space="0"/>
+              <w:right w:val="single" w:color="CCCCCC" w:sz="1" w:space="0"/>
             </w:tcBorders>
             <w:shd w:val="clear" w:color="auto" w:fill="FFFFFF"/>
             <w:tcMar>
@@ -8555,10 +8537,10 @@
           <w:tcPr>
             <w:tcW w:w="2000" w:type="dxa"/>
             <w:tcBorders>
-              <w:top w:val="single" w:sz="1" w:space="0" w:color="CCCCCC"/>
-              <w:left w:val="single" w:sz="1" w:space="0" w:color="CCCCCC"/>
-              <w:bottom w:val="single" w:sz="1" w:space="0" w:color="CCCCCC"/>
-              <w:right w:val="single" w:sz="1" w:space="0" w:color="CCCCCC"/>
+              <w:top w:val="single" w:color="CCCCCC" w:sz="1" w:space="0"/>
+              <w:left w:val="single" w:color="CCCCCC" w:sz="1" w:space="0"/>
+              <w:bottom w:val="single" w:color="CCCCCC" w:sz="1" w:space="0"/>
+              <w:right w:val="single" w:color="CCCCCC" w:sz="1" w:space="0"/>
             </w:tcBorders>
             <w:shd w:val="clear" w:color="auto" w:fill="FFFFFF"/>
             <w:tcMar>
@@ -8591,10 +8573,10 @@
           <w:tcPr>
             <w:tcW w:w="7000" w:type="dxa"/>
             <w:tcBorders>
-              <w:top w:val="single" w:sz="1" w:space="0" w:color="CCCCCC"/>
-              <w:left w:val="single" w:sz="1" w:space="0" w:color="CCCCCC"/>
-              <w:bottom w:val="single" w:sz="1" w:space="0" w:color="CCCCCC"/>
-              <w:right w:val="single" w:sz="1" w:space="0" w:color="CCCCCC"/>
+              <w:top w:val="single" w:color="CCCCCC" w:sz="1" w:space="0"/>
+              <w:left w:val="single" w:color="CCCCCC" w:sz="1" w:space="0"/>
+              <w:bottom w:val="single" w:color="CCCCCC" w:sz="1" w:space="0"/>
+              <w:right w:val="single" w:color="CCCCCC" w:sz="1" w:space="0"/>
             </w:tcBorders>
             <w:shd w:val="clear" w:color="auto" w:fill="FFFFFF"/>
             <w:tcMar>
@@ -8696,12 +8678,12 @@
       <w:tblPr>
         <w:tblW w:w="9000" w:type="dxa"/>
         <w:tblBorders>
-          <w:top w:val="single" w:sz="4" w:space="0" w:color="auto"/>
-          <w:left w:val="single" w:sz="4" w:space="0" w:color="auto"/>
-          <w:bottom w:val="single" w:sz="4" w:space="0" w:color="auto"/>
-          <w:right w:val="single" w:sz="4" w:space="0" w:color="auto"/>
-          <w:insideH w:val="single" w:sz="4" w:space="0" w:color="auto"/>
-          <w:insideV w:val="single" w:sz="4" w:space="0" w:color="auto"/>
+          <w:top w:val="single" w:color="auto" w:sz="4" w:space="0"/>
+          <w:left w:val="single" w:color="auto" w:sz="4" w:space="0"/>
+          <w:bottom w:val="single" w:color="auto" w:sz="4" w:space="0"/>
+          <w:right w:val="single" w:color="auto" w:sz="4" w:space="0"/>
+          <w:insideH w:val="single" w:color="auto" w:sz="4" w:space="0"/>
+          <w:insideV w:val="single" w:color="auto" w:sz="4" w:space="0"/>
         </w:tblBorders>
         <w:tblCellMar>
           <w:left w:w="10" w:type="dxa"/>
@@ -8721,10 +8703,10 @@
           <w:tcPr>
             <w:tcW w:w="2000" w:type="dxa"/>
             <w:tcBorders>
-              <w:top w:val="single" w:sz="1" w:space="0" w:color="CCCCCC"/>
-              <w:left w:val="single" w:sz="1" w:space="0" w:color="CCCCCC"/>
-              <w:bottom w:val="single" w:sz="1" w:space="0" w:color="CCCCCC"/>
-              <w:right w:val="single" w:sz="1" w:space="0" w:color="CCCCCC"/>
+              <w:top w:val="single" w:color="CCCCCC" w:sz="1" w:space="0"/>
+              <w:left w:val="single" w:color="CCCCCC" w:sz="1" w:space="0"/>
+              <w:bottom w:val="single" w:color="CCCCCC" w:sz="1" w:space="0"/>
+              <w:right w:val="single" w:color="CCCCCC" w:sz="1" w:space="0"/>
             </w:tcBorders>
             <w:shd w:val="clear" w:color="auto" w:fill="2E75B6"/>
             <w:tcMar>
@@ -8748,10 +8730,10 @@
           <w:tcPr>
             <w:tcW w:w="7000" w:type="dxa"/>
             <w:tcBorders>
-              <w:top w:val="single" w:sz="1" w:space="0" w:color="CCCCCC"/>
-              <w:left w:val="single" w:sz="1" w:space="0" w:color="CCCCCC"/>
-              <w:bottom w:val="single" w:sz="1" w:space="0" w:color="CCCCCC"/>
-              <w:right w:val="single" w:sz="1" w:space="0" w:color="CCCCCC"/>
+              <w:top w:val="single" w:color="CCCCCC" w:sz="1" w:space="0"/>
+              <w:left w:val="single" w:color="CCCCCC" w:sz="1" w:space="0"/>
+              <w:bottom w:val="single" w:color="CCCCCC" w:sz="1" w:space="0"/>
+              <w:right w:val="single" w:color="CCCCCC" w:sz="1" w:space="0"/>
             </w:tcBorders>
             <w:shd w:val="clear" w:color="auto" w:fill="2E75B6"/>
             <w:tcMar>
@@ -8777,10 +8759,10 @@
           <w:tcPr>
             <w:tcW w:w="2000" w:type="dxa"/>
             <w:tcBorders>
-              <w:top w:val="single" w:sz="1" w:space="0" w:color="CCCCCC"/>
-              <w:left w:val="single" w:sz="1" w:space="0" w:color="CCCCCC"/>
-              <w:bottom w:val="single" w:sz="1" w:space="0" w:color="CCCCCC"/>
-              <w:right w:val="single" w:sz="1" w:space="0" w:color="CCCCCC"/>
+              <w:top w:val="single" w:color="CCCCCC" w:sz="1" w:space="0"/>
+              <w:left w:val="single" w:color="CCCCCC" w:sz="1" w:space="0"/>
+              <w:bottom w:val="single" w:color="CCCCCC" w:sz="1" w:space="0"/>
+              <w:right w:val="single" w:color="CCCCCC" w:sz="1" w:space="0"/>
             </w:tcBorders>
             <w:shd w:val="clear" w:color="auto" w:fill="FFFFFF"/>
             <w:tcMar>
@@ -8813,10 +8795,10 @@
           <w:tcPr>
             <w:tcW w:w="7000" w:type="dxa"/>
             <w:tcBorders>
-              <w:top w:val="single" w:sz="1" w:space="0" w:color="CCCCCC"/>
-              <w:left w:val="single" w:sz="1" w:space="0" w:color="CCCCCC"/>
-              <w:bottom w:val="single" w:sz="1" w:space="0" w:color="CCCCCC"/>
-              <w:right w:val="single" w:sz="1" w:space="0" w:color="CCCCCC"/>
+              <w:top w:val="single" w:color="CCCCCC" w:sz="1" w:space="0"/>
+              <w:left w:val="single" w:color="CCCCCC" w:sz="1" w:space="0"/>
+              <w:bottom w:val="single" w:color="CCCCCC" w:sz="1" w:space="0"/>
+              <w:right w:val="single" w:color="CCCCCC" w:sz="1" w:space="0"/>
             </w:tcBorders>
             <w:shd w:val="clear" w:color="auto" w:fill="FFFFFF"/>
             <w:tcMar>
@@ -8882,10 +8864,10 @@
           <w:tcPr>
             <w:tcW w:w="2000" w:type="dxa"/>
             <w:tcBorders>
-              <w:top w:val="single" w:sz="1" w:space="0" w:color="CCCCCC"/>
-              <w:left w:val="single" w:sz="1" w:space="0" w:color="CCCCCC"/>
-              <w:bottom w:val="single" w:sz="1" w:space="0" w:color="CCCCCC"/>
-              <w:right w:val="single" w:sz="1" w:space="0" w:color="CCCCCC"/>
+              <w:top w:val="single" w:color="CCCCCC" w:sz="1" w:space="0"/>
+              <w:left w:val="single" w:color="CCCCCC" w:sz="1" w:space="0"/>
+              <w:bottom w:val="single" w:color="CCCCCC" w:sz="1" w:space="0"/>
+              <w:right w:val="single" w:color="CCCCCC" w:sz="1" w:space="0"/>
             </w:tcBorders>
             <w:shd w:val="clear" w:color="auto" w:fill="FFFFFF"/>
             <w:tcMar>
@@ -8918,10 +8900,10 @@
           <w:tcPr>
             <w:tcW w:w="7000" w:type="dxa"/>
             <w:tcBorders>
-              <w:top w:val="single" w:sz="1" w:space="0" w:color="CCCCCC"/>
-              <w:left w:val="single" w:sz="1" w:space="0" w:color="CCCCCC"/>
-              <w:bottom w:val="single" w:sz="1" w:space="0" w:color="CCCCCC"/>
-              <w:right w:val="single" w:sz="1" w:space="0" w:color="CCCCCC"/>
+              <w:top w:val="single" w:color="CCCCCC" w:sz="1" w:space="0"/>
+              <w:left w:val="single" w:color="CCCCCC" w:sz="1" w:space="0"/>
+              <w:bottom w:val="single" w:color="CCCCCC" w:sz="1" w:space="0"/>
+              <w:right w:val="single" w:color="CCCCCC" w:sz="1" w:space="0"/>
             </w:tcBorders>
             <w:shd w:val="clear" w:color="auto" w:fill="FFFFFF"/>
             <w:tcMar>
@@ -8956,10 +8938,10 @@
           <w:tcPr>
             <w:tcW w:w="2000" w:type="dxa"/>
             <w:tcBorders>
-              <w:top w:val="single" w:sz="1" w:space="0" w:color="CCCCCC"/>
-              <w:left w:val="single" w:sz="1" w:space="0" w:color="CCCCCC"/>
-              <w:bottom w:val="single" w:sz="1" w:space="0" w:color="CCCCCC"/>
-              <w:right w:val="single" w:sz="1" w:space="0" w:color="CCCCCC"/>
+              <w:top w:val="single" w:color="CCCCCC" w:sz="1" w:space="0"/>
+              <w:left w:val="single" w:color="CCCCCC" w:sz="1" w:space="0"/>
+              <w:bottom w:val="single" w:color="CCCCCC" w:sz="1" w:space="0"/>
+              <w:right w:val="single" w:color="CCCCCC" w:sz="1" w:space="0"/>
             </w:tcBorders>
             <w:shd w:val="clear" w:color="auto" w:fill="FFFFFF"/>
             <w:tcMar>
@@ -8992,10 +8974,10 @@
           <w:tcPr>
             <w:tcW w:w="7000" w:type="dxa"/>
             <w:tcBorders>
-              <w:top w:val="single" w:sz="1" w:space="0" w:color="CCCCCC"/>
-              <w:left w:val="single" w:sz="1" w:space="0" w:color="CCCCCC"/>
-              <w:bottom w:val="single" w:sz="1" w:space="0" w:color="CCCCCC"/>
-              <w:right w:val="single" w:sz="1" w:space="0" w:color="CCCCCC"/>
+              <w:top w:val="single" w:color="CCCCCC" w:sz="1" w:space="0"/>
+              <w:left w:val="single" w:color="CCCCCC" w:sz="1" w:space="0"/>
+              <w:bottom w:val="single" w:color="CCCCCC" w:sz="1" w:space="0"/>
+              <w:right w:val="single" w:color="CCCCCC" w:sz="1" w:space="0"/>
             </w:tcBorders>
             <w:shd w:val="clear" w:color="auto" w:fill="FFFFFF"/>
             <w:tcMar>
@@ -9030,10 +9012,10 @@
           <w:tcPr>
             <w:tcW w:w="2000" w:type="dxa"/>
             <w:tcBorders>
-              <w:top w:val="single" w:sz="1" w:space="0" w:color="CCCCCC"/>
-              <w:left w:val="single" w:sz="1" w:space="0" w:color="CCCCCC"/>
-              <w:bottom w:val="single" w:sz="1" w:space="0" w:color="CCCCCC"/>
-              <w:right w:val="single" w:sz="1" w:space="0" w:color="CCCCCC"/>
+              <w:top w:val="single" w:color="CCCCCC" w:sz="1" w:space="0"/>
+              <w:left w:val="single" w:color="CCCCCC" w:sz="1" w:space="0"/>
+              <w:bottom w:val="single" w:color="CCCCCC" w:sz="1" w:space="0"/>
+              <w:right w:val="single" w:color="CCCCCC" w:sz="1" w:space="0"/>
             </w:tcBorders>
             <w:shd w:val="clear" w:color="auto" w:fill="FFFFFF"/>
             <w:tcMar>
@@ -9066,10 +9048,10 @@
           <w:tcPr>
             <w:tcW w:w="7000" w:type="dxa"/>
             <w:tcBorders>
-              <w:top w:val="single" w:sz="1" w:space="0" w:color="CCCCCC"/>
-              <w:left w:val="single" w:sz="1" w:space="0" w:color="CCCCCC"/>
-              <w:bottom w:val="single" w:sz="1" w:space="0" w:color="CCCCCC"/>
-              <w:right w:val="single" w:sz="1" w:space="0" w:color="CCCCCC"/>
+              <w:top w:val="single" w:color="CCCCCC" w:sz="1" w:space="0"/>
+              <w:left w:val="single" w:color="CCCCCC" w:sz="1" w:space="0"/>
+              <w:bottom w:val="single" w:color="CCCCCC" w:sz="1" w:space="0"/>
+              <w:right w:val="single" w:color="CCCCCC" w:sz="1" w:space="0"/>
             </w:tcBorders>
             <w:shd w:val="clear" w:color="auto" w:fill="FFFFFF"/>
             <w:tcMar>
@@ -9147,12 +9129,12 @@
       <w:tblPr>
         <w:tblW w:w="9000" w:type="dxa"/>
         <w:tblBorders>
-          <w:top w:val="single" w:sz="4" w:space="0" w:color="auto"/>
-          <w:left w:val="single" w:sz="4" w:space="0" w:color="auto"/>
-          <w:bottom w:val="single" w:sz="4" w:space="0" w:color="auto"/>
-          <w:right w:val="single" w:sz="4" w:space="0" w:color="auto"/>
-          <w:insideH w:val="single" w:sz="4" w:space="0" w:color="auto"/>
-          <w:insideV w:val="single" w:sz="4" w:space="0" w:color="auto"/>
+          <w:top w:val="single" w:color="auto" w:sz="4" w:space="0"/>
+          <w:left w:val="single" w:color="auto" w:sz="4" w:space="0"/>
+          <w:bottom w:val="single" w:color="auto" w:sz="4" w:space="0"/>
+          <w:right w:val="single" w:color="auto" w:sz="4" w:space="0"/>
+          <w:insideH w:val="single" w:color="auto" w:sz="4" w:space="0"/>
+          <w:insideV w:val="single" w:color="auto" w:sz="4" w:space="0"/>
         </w:tblBorders>
         <w:tblCellMar>
           <w:left w:w="10" w:type="dxa"/>
@@ -9172,10 +9154,10 @@
           <w:tcPr>
             <w:tcW w:w="2000" w:type="dxa"/>
             <w:tcBorders>
-              <w:top w:val="single" w:sz="1" w:space="0" w:color="CCCCCC"/>
-              <w:left w:val="single" w:sz="1" w:space="0" w:color="CCCCCC"/>
-              <w:bottom w:val="single" w:sz="1" w:space="0" w:color="CCCCCC"/>
-              <w:right w:val="single" w:sz="1" w:space="0" w:color="CCCCCC"/>
+              <w:top w:val="single" w:color="CCCCCC" w:sz="1" w:space="0"/>
+              <w:left w:val="single" w:color="CCCCCC" w:sz="1" w:space="0"/>
+              <w:bottom w:val="single" w:color="CCCCCC" w:sz="1" w:space="0"/>
+              <w:right w:val="single" w:color="CCCCCC" w:sz="1" w:space="0"/>
             </w:tcBorders>
             <w:shd w:val="clear" w:color="auto" w:fill="2E75B6"/>
             <w:tcMar>
@@ -9199,10 +9181,10 @@
           <w:tcPr>
             <w:tcW w:w="7000" w:type="dxa"/>
             <w:tcBorders>
-              <w:top w:val="single" w:sz="1" w:space="0" w:color="CCCCCC"/>
-              <w:left w:val="single" w:sz="1" w:space="0" w:color="CCCCCC"/>
-              <w:bottom w:val="single" w:sz="1" w:space="0" w:color="CCCCCC"/>
-              <w:right w:val="single" w:sz="1" w:space="0" w:color="CCCCCC"/>
+              <w:top w:val="single" w:color="CCCCCC" w:sz="1" w:space="0"/>
+              <w:left w:val="single" w:color="CCCCCC" w:sz="1" w:space="0"/>
+              <w:bottom w:val="single" w:color="CCCCCC" w:sz="1" w:space="0"/>
+              <w:right w:val="single" w:color="CCCCCC" w:sz="1" w:space="0"/>
             </w:tcBorders>
             <w:shd w:val="clear" w:color="auto" w:fill="2E75B6"/>
             <w:tcMar>
@@ -9228,10 +9210,10 @@
           <w:tcPr>
             <w:tcW w:w="2000" w:type="dxa"/>
             <w:tcBorders>
-              <w:top w:val="single" w:sz="1" w:space="0" w:color="CCCCCC"/>
-              <w:left w:val="single" w:sz="1" w:space="0" w:color="CCCCCC"/>
-              <w:bottom w:val="single" w:sz="1" w:space="0" w:color="CCCCCC"/>
-              <w:right w:val="single" w:sz="1" w:space="0" w:color="CCCCCC"/>
+              <w:top w:val="single" w:color="CCCCCC" w:sz="1" w:space="0"/>
+              <w:left w:val="single" w:color="CCCCCC" w:sz="1" w:space="0"/>
+              <w:bottom w:val="single" w:color="CCCCCC" w:sz="1" w:space="0"/>
+              <w:right w:val="single" w:color="CCCCCC" w:sz="1" w:space="0"/>
             </w:tcBorders>
             <w:shd w:val="clear" w:color="auto" w:fill="FFFFFF"/>
             <w:tcMar>
@@ -9264,10 +9246,10 @@
           <w:tcPr>
             <w:tcW w:w="7000" w:type="dxa"/>
             <w:tcBorders>
-              <w:top w:val="single" w:sz="1" w:space="0" w:color="CCCCCC"/>
-              <w:left w:val="single" w:sz="1" w:space="0" w:color="CCCCCC"/>
-              <w:bottom w:val="single" w:sz="1" w:space="0" w:color="CCCCCC"/>
-              <w:right w:val="single" w:sz="1" w:space="0" w:color="CCCCCC"/>
+              <w:top w:val="single" w:color="CCCCCC" w:sz="1" w:space="0"/>
+              <w:left w:val="single" w:color="CCCCCC" w:sz="1" w:space="0"/>
+              <w:bottom w:val="single" w:color="CCCCCC" w:sz="1" w:space="0"/>
+              <w:right w:val="single" w:color="CCCCCC" w:sz="1" w:space="0"/>
             </w:tcBorders>
             <w:shd w:val="clear" w:color="auto" w:fill="FFFFFF"/>
             <w:tcMar>
@@ -9473,10 +9455,10 @@
           <w:tcPr>
             <w:tcW w:w="2000" w:type="dxa"/>
             <w:tcBorders>
-              <w:top w:val="single" w:sz="1" w:space="0" w:color="CCCCCC"/>
-              <w:left w:val="single" w:sz="1" w:space="0" w:color="CCCCCC"/>
-              <w:bottom w:val="single" w:sz="1" w:space="0" w:color="CCCCCC"/>
-              <w:right w:val="single" w:sz="1" w:space="0" w:color="CCCCCC"/>
+              <w:top w:val="single" w:color="CCCCCC" w:sz="1" w:space="0"/>
+              <w:left w:val="single" w:color="CCCCCC" w:sz="1" w:space="0"/>
+              <w:bottom w:val="single" w:color="CCCCCC" w:sz="1" w:space="0"/>
+              <w:right w:val="single" w:color="CCCCCC" w:sz="1" w:space="0"/>
             </w:tcBorders>
             <w:shd w:val="clear" w:color="auto" w:fill="FFFFFF"/>
             <w:tcMar>
@@ -9509,10 +9491,10 @@
           <w:tcPr>
             <w:tcW w:w="7000" w:type="dxa"/>
             <w:tcBorders>
-              <w:top w:val="single" w:sz="1" w:space="0" w:color="CCCCCC"/>
-              <w:left w:val="single" w:sz="1" w:space="0" w:color="CCCCCC"/>
-              <w:bottom w:val="single" w:sz="1" w:space="0" w:color="CCCCCC"/>
-              <w:right w:val="single" w:sz="1" w:space="0" w:color="CCCCCC"/>
+              <w:top w:val="single" w:color="CCCCCC" w:sz="1" w:space="0"/>
+              <w:left w:val="single" w:color="CCCCCC" w:sz="1" w:space="0"/>
+              <w:bottom w:val="single" w:color="CCCCCC" w:sz="1" w:space="0"/>
+              <w:right w:val="single" w:color="CCCCCC" w:sz="1" w:space="0"/>
             </w:tcBorders>
             <w:shd w:val="clear" w:color="auto" w:fill="FFFFFF"/>
             <w:tcMar>
@@ -9547,10 +9529,10 @@
           <w:tcPr>
             <w:tcW w:w="2000" w:type="dxa"/>
             <w:tcBorders>
-              <w:top w:val="single" w:sz="1" w:space="0" w:color="CCCCCC"/>
-              <w:left w:val="single" w:sz="1" w:space="0" w:color="CCCCCC"/>
-              <w:bottom w:val="single" w:sz="1" w:space="0" w:color="CCCCCC"/>
-              <w:right w:val="single" w:sz="1" w:space="0" w:color="CCCCCC"/>
+              <w:top w:val="single" w:color="CCCCCC" w:sz="1" w:space="0"/>
+              <w:left w:val="single" w:color="CCCCCC" w:sz="1" w:space="0"/>
+              <w:bottom w:val="single" w:color="CCCCCC" w:sz="1" w:space="0"/>
+              <w:right w:val="single" w:color="CCCCCC" w:sz="1" w:space="0"/>
             </w:tcBorders>
             <w:shd w:val="clear" w:color="auto" w:fill="FFFFFF"/>
             <w:tcMar>
@@ -9583,10 +9565,10 @@
           <w:tcPr>
             <w:tcW w:w="7000" w:type="dxa"/>
             <w:tcBorders>
-              <w:top w:val="single" w:sz="1" w:space="0" w:color="CCCCCC"/>
-              <w:left w:val="single" w:sz="1" w:space="0" w:color="CCCCCC"/>
-              <w:bottom w:val="single" w:sz="1" w:space="0" w:color="CCCCCC"/>
-              <w:right w:val="single" w:sz="1" w:space="0" w:color="CCCCCC"/>
+              <w:top w:val="single" w:color="CCCCCC" w:sz="1" w:space="0"/>
+              <w:left w:val="single" w:color="CCCCCC" w:sz="1" w:space="0"/>
+              <w:bottom w:val="single" w:color="CCCCCC" w:sz="1" w:space="0"/>
+              <w:right w:val="single" w:color="CCCCCC" w:sz="1" w:space="0"/>
             </w:tcBorders>
             <w:shd w:val="clear" w:color="auto" w:fill="FFFFFF"/>
             <w:tcMar>
@@ -9641,10 +9623,10 @@
           <w:tcPr>
             <w:tcW w:w="2000" w:type="dxa"/>
             <w:tcBorders>
-              <w:top w:val="single" w:sz="1" w:space="0" w:color="CCCCCC"/>
-              <w:left w:val="single" w:sz="1" w:space="0" w:color="CCCCCC"/>
-              <w:bottom w:val="single" w:sz="1" w:space="0" w:color="CCCCCC"/>
-              <w:right w:val="single" w:sz="1" w:space="0" w:color="CCCCCC"/>
+              <w:top w:val="single" w:color="CCCCCC" w:sz="1" w:space="0"/>
+              <w:left w:val="single" w:color="CCCCCC" w:sz="1" w:space="0"/>
+              <w:bottom w:val="single" w:color="CCCCCC" w:sz="1" w:space="0"/>
+              <w:right w:val="single" w:color="CCCCCC" w:sz="1" w:space="0"/>
             </w:tcBorders>
             <w:shd w:val="clear" w:color="auto" w:fill="FFFFFF"/>
             <w:tcMar>
@@ -9678,10 +9660,10 @@
           <w:tcPr>
             <w:tcW w:w="7000" w:type="dxa"/>
             <w:tcBorders>
-              <w:top w:val="single" w:sz="1" w:space="0" w:color="CCCCCC"/>
-              <w:left w:val="single" w:sz="1" w:space="0" w:color="CCCCCC"/>
-              <w:bottom w:val="single" w:sz="1" w:space="0" w:color="CCCCCC"/>
-              <w:right w:val="single" w:sz="1" w:space="0" w:color="CCCCCC"/>
+              <w:top w:val="single" w:color="CCCCCC" w:sz="1" w:space="0"/>
+              <w:left w:val="single" w:color="CCCCCC" w:sz="1" w:space="0"/>
+              <w:bottom w:val="single" w:color="CCCCCC" w:sz="1" w:space="0"/>
+              <w:right w:val="single" w:color="CCCCCC" w:sz="1" w:space="0"/>
             </w:tcBorders>
             <w:shd w:val="clear" w:color="auto" w:fill="FFFFFF"/>
             <w:tcMar>
@@ -9743,12 +9725,12 @@
       <w:tblPr>
         <w:tblW w:w="9000" w:type="dxa"/>
         <w:tblBorders>
-          <w:top w:val="single" w:sz="4" w:space="0" w:color="auto"/>
-          <w:left w:val="single" w:sz="4" w:space="0" w:color="auto"/>
-          <w:bottom w:val="single" w:sz="4" w:space="0" w:color="auto"/>
-          <w:right w:val="single" w:sz="4" w:space="0" w:color="auto"/>
-          <w:insideH w:val="single" w:sz="4" w:space="0" w:color="auto"/>
-          <w:insideV w:val="single" w:sz="4" w:space="0" w:color="auto"/>
+          <w:top w:val="single" w:color="auto" w:sz="4" w:space="0"/>
+          <w:left w:val="single" w:color="auto" w:sz="4" w:space="0"/>
+          <w:bottom w:val="single" w:color="auto" w:sz="4" w:space="0"/>
+          <w:right w:val="single" w:color="auto" w:sz="4" w:space="0"/>
+          <w:insideH w:val="single" w:color="auto" w:sz="4" w:space="0"/>
+          <w:insideV w:val="single" w:color="auto" w:sz="4" w:space="0"/>
         </w:tblBorders>
         <w:tblCellMar>
           <w:left w:w="10" w:type="dxa"/>
@@ -9768,10 +9750,10 @@
           <w:tcPr>
             <w:tcW w:w="2000" w:type="dxa"/>
             <w:tcBorders>
-              <w:top w:val="single" w:sz="1" w:space="0" w:color="CCCCCC"/>
-              <w:left w:val="single" w:sz="1" w:space="0" w:color="CCCCCC"/>
-              <w:bottom w:val="single" w:sz="1" w:space="0" w:color="CCCCCC"/>
-              <w:right w:val="single" w:sz="1" w:space="0" w:color="CCCCCC"/>
+              <w:top w:val="single" w:color="CCCCCC" w:sz="1" w:space="0"/>
+              <w:left w:val="single" w:color="CCCCCC" w:sz="1" w:space="0"/>
+              <w:bottom w:val="single" w:color="CCCCCC" w:sz="1" w:space="0"/>
+              <w:right w:val="single" w:color="CCCCCC" w:sz="1" w:space="0"/>
             </w:tcBorders>
             <w:shd w:val="clear" w:color="auto" w:fill="2E75B6"/>
             <w:tcMar>
@@ -9795,10 +9777,10 @@
           <w:tcPr>
             <w:tcW w:w="7000" w:type="dxa"/>
             <w:tcBorders>
-              <w:top w:val="single" w:sz="1" w:space="0" w:color="CCCCCC"/>
-              <w:left w:val="single" w:sz="1" w:space="0" w:color="CCCCCC"/>
-              <w:bottom w:val="single" w:sz="1" w:space="0" w:color="CCCCCC"/>
-              <w:right w:val="single" w:sz="1" w:space="0" w:color="CCCCCC"/>
+              <w:top w:val="single" w:color="CCCCCC" w:sz="1" w:space="0"/>
+              <w:left w:val="single" w:color="CCCCCC" w:sz="1" w:space="0"/>
+              <w:bottom w:val="single" w:color="CCCCCC" w:sz="1" w:space="0"/>
+              <w:right w:val="single" w:color="CCCCCC" w:sz="1" w:space="0"/>
             </w:tcBorders>
             <w:shd w:val="clear" w:color="auto" w:fill="2E75B6"/>
             <w:tcMar>
@@ -9824,10 +9806,10 @@
           <w:tcPr>
             <w:tcW w:w="2000" w:type="dxa"/>
             <w:tcBorders>
-              <w:top w:val="single" w:sz="1" w:space="0" w:color="CCCCCC"/>
-              <w:left w:val="single" w:sz="1" w:space="0" w:color="CCCCCC"/>
-              <w:bottom w:val="single" w:sz="1" w:space="0" w:color="CCCCCC"/>
-              <w:right w:val="single" w:sz="1" w:space="0" w:color="CCCCCC"/>
+              <w:top w:val="single" w:color="CCCCCC" w:sz="1" w:space="0"/>
+              <w:left w:val="single" w:color="CCCCCC" w:sz="1" w:space="0"/>
+              <w:bottom w:val="single" w:color="CCCCCC" w:sz="1" w:space="0"/>
+              <w:right w:val="single" w:color="CCCCCC" w:sz="1" w:space="0"/>
             </w:tcBorders>
             <w:shd w:val="clear" w:color="auto" w:fill="FFFFFF"/>
             <w:tcMar>
@@ -9860,10 +9842,10 @@
           <w:tcPr>
             <w:tcW w:w="7000" w:type="dxa"/>
             <w:tcBorders>
-              <w:top w:val="single" w:sz="1" w:space="0" w:color="CCCCCC"/>
-              <w:left w:val="single" w:sz="1" w:space="0" w:color="CCCCCC"/>
-              <w:bottom w:val="single" w:sz="1" w:space="0" w:color="CCCCCC"/>
-              <w:right w:val="single" w:sz="1" w:space="0" w:color="CCCCCC"/>
+              <w:top w:val="single" w:color="CCCCCC" w:sz="1" w:space="0"/>
+              <w:left w:val="single" w:color="CCCCCC" w:sz="1" w:space="0"/>
+              <w:bottom w:val="single" w:color="CCCCCC" w:sz="1" w:space="0"/>
+              <w:right w:val="single" w:color="CCCCCC" w:sz="1" w:space="0"/>
             </w:tcBorders>
             <w:shd w:val="clear" w:color="auto" w:fill="FFFFFF"/>
             <w:tcMar>
@@ -9938,10 +9920,10 @@
           <w:tcPr>
             <w:tcW w:w="2000" w:type="dxa"/>
             <w:tcBorders>
-              <w:top w:val="single" w:sz="1" w:space="0" w:color="CCCCCC"/>
-              <w:left w:val="single" w:sz="1" w:space="0" w:color="CCCCCC"/>
-              <w:bottom w:val="single" w:sz="1" w:space="0" w:color="CCCCCC"/>
-              <w:right w:val="single" w:sz="1" w:space="0" w:color="CCCCCC"/>
+              <w:top w:val="single" w:color="CCCCCC" w:sz="1" w:space="0"/>
+              <w:left w:val="single" w:color="CCCCCC" w:sz="1" w:space="0"/>
+              <w:bottom w:val="single" w:color="CCCCCC" w:sz="1" w:space="0"/>
+              <w:right w:val="single" w:color="CCCCCC" w:sz="1" w:space="0"/>
             </w:tcBorders>
             <w:shd w:val="clear" w:color="auto" w:fill="FFFFFF"/>
             <w:tcMar>
@@ -9974,10 +9956,10 @@
           <w:tcPr>
             <w:tcW w:w="7000" w:type="dxa"/>
             <w:tcBorders>
-              <w:top w:val="single" w:sz="1" w:space="0" w:color="CCCCCC"/>
-              <w:left w:val="single" w:sz="1" w:space="0" w:color="CCCCCC"/>
-              <w:bottom w:val="single" w:sz="1" w:space="0" w:color="CCCCCC"/>
-              <w:right w:val="single" w:sz="1" w:space="0" w:color="CCCCCC"/>
+              <w:top w:val="single" w:color="CCCCCC" w:sz="1" w:space="0"/>
+              <w:left w:val="single" w:color="CCCCCC" w:sz="1" w:space="0"/>
+              <w:bottom w:val="single" w:color="CCCCCC" w:sz="1" w:space="0"/>
+              <w:right w:val="single" w:color="CCCCCC" w:sz="1" w:space="0"/>
             </w:tcBorders>
             <w:shd w:val="clear" w:color="auto" w:fill="FFFFFF"/>
             <w:tcMar>
@@ -10012,10 +9994,10 @@
           <w:tcPr>
             <w:tcW w:w="2000" w:type="dxa"/>
             <w:tcBorders>
-              <w:top w:val="single" w:sz="1" w:space="0" w:color="CCCCCC"/>
-              <w:left w:val="single" w:sz="1" w:space="0" w:color="CCCCCC"/>
-              <w:bottom w:val="single" w:sz="1" w:space="0" w:color="CCCCCC"/>
-              <w:right w:val="single" w:sz="1" w:space="0" w:color="CCCCCC"/>
+              <w:top w:val="single" w:color="CCCCCC" w:sz="1" w:space="0"/>
+              <w:left w:val="single" w:color="CCCCCC" w:sz="1" w:space="0"/>
+              <w:bottom w:val="single" w:color="CCCCCC" w:sz="1" w:space="0"/>
+              <w:right w:val="single" w:color="CCCCCC" w:sz="1" w:space="0"/>
             </w:tcBorders>
             <w:shd w:val="clear" w:color="auto" w:fill="FFFFFF"/>
             <w:tcMar>
@@ -10048,10 +10030,10 @@
           <w:tcPr>
             <w:tcW w:w="7000" w:type="dxa"/>
             <w:tcBorders>
-              <w:top w:val="single" w:sz="1" w:space="0" w:color="CCCCCC"/>
-              <w:left w:val="single" w:sz="1" w:space="0" w:color="CCCCCC"/>
-              <w:bottom w:val="single" w:sz="1" w:space="0" w:color="CCCCCC"/>
-              <w:right w:val="single" w:sz="1" w:space="0" w:color="CCCCCC"/>
+              <w:top w:val="single" w:color="CCCCCC" w:sz="1" w:space="0"/>
+              <w:left w:val="single" w:color="CCCCCC" w:sz="1" w:space="0"/>
+              <w:bottom w:val="single" w:color="CCCCCC" w:sz="1" w:space="0"/>
+              <w:right w:val="single" w:color="CCCCCC" w:sz="1" w:space="0"/>
             </w:tcBorders>
             <w:shd w:val="clear" w:color="auto" w:fill="FFFFFF"/>
             <w:tcMar>
@@ -10086,10 +10068,10 @@
           <w:tcPr>
             <w:tcW w:w="2000" w:type="dxa"/>
             <w:tcBorders>
-              <w:top w:val="single" w:sz="1" w:space="0" w:color="CCCCCC"/>
-              <w:left w:val="single" w:sz="1" w:space="0" w:color="CCCCCC"/>
-              <w:bottom w:val="single" w:sz="1" w:space="0" w:color="CCCCCC"/>
-              <w:right w:val="single" w:sz="1" w:space="0" w:color="CCCCCC"/>
+              <w:top w:val="single" w:color="CCCCCC" w:sz="1" w:space="0"/>
+              <w:left w:val="single" w:color="CCCCCC" w:sz="1" w:space="0"/>
+              <w:bottom w:val="single" w:color="CCCCCC" w:sz="1" w:space="0"/>
+              <w:right w:val="single" w:color="CCCCCC" w:sz="1" w:space="0"/>
             </w:tcBorders>
             <w:shd w:val="clear" w:color="auto" w:fill="FFFFFF"/>
             <w:tcMar>
@@ -10122,10 +10104,10 @@
           <w:tcPr>
             <w:tcW w:w="7000" w:type="dxa"/>
             <w:tcBorders>
-              <w:top w:val="single" w:sz="1" w:space="0" w:color="CCCCCC"/>
-              <w:left w:val="single" w:sz="1" w:space="0" w:color="CCCCCC"/>
-              <w:bottom w:val="single" w:sz="1" w:space="0" w:color="CCCCCC"/>
-              <w:right w:val="single" w:sz="1" w:space="0" w:color="CCCCCC"/>
+              <w:top w:val="single" w:color="CCCCCC" w:sz="1" w:space="0"/>
+              <w:left w:val="single" w:color="CCCCCC" w:sz="1" w:space="0"/>
+              <w:bottom w:val="single" w:color="CCCCCC" w:sz="1" w:space="0"/>
+              <w:right w:val="single" w:color="CCCCCC" w:sz="1" w:space="0"/>
             </w:tcBorders>
             <w:shd w:val="clear" w:color="auto" w:fill="FFFFFF"/>
             <w:tcMar>
@@ -10187,12 +10169,12 @@
       <w:tblPr>
         <w:tblW w:w="9000" w:type="dxa"/>
         <w:tblBorders>
-          <w:top w:val="single" w:sz="4" w:space="0" w:color="auto"/>
-          <w:left w:val="single" w:sz="4" w:space="0" w:color="auto"/>
-          <w:bottom w:val="single" w:sz="4" w:space="0" w:color="auto"/>
-          <w:right w:val="single" w:sz="4" w:space="0" w:color="auto"/>
-          <w:insideH w:val="single" w:sz="4" w:space="0" w:color="auto"/>
-          <w:insideV w:val="single" w:sz="4" w:space="0" w:color="auto"/>
+          <w:top w:val="single" w:color="auto" w:sz="4" w:space="0"/>
+          <w:left w:val="single" w:color="auto" w:sz="4" w:space="0"/>
+          <w:bottom w:val="single" w:color="auto" w:sz="4" w:space="0"/>
+          <w:right w:val="single" w:color="auto" w:sz="4" w:space="0"/>
+          <w:insideH w:val="single" w:color="auto" w:sz="4" w:space="0"/>
+          <w:insideV w:val="single" w:color="auto" w:sz="4" w:space="0"/>
         </w:tblBorders>
         <w:tblCellMar>
           <w:left w:w="10" w:type="dxa"/>
@@ -10212,10 +10194,10 @@
           <w:tcPr>
             <w:tcW w:w="2000" w:type="dxa"/>
             <w:tcBorders>
-              <w:top w:val="single" w:sz="1" w:space="0" w:color="CCCCCC"/>
-              <w:left w:val="single" w:sz="1" w:space="0" w:color="CCCCCC"/>
-              <w:bottom w:val="single" w:sz="1" w:space="0" w:color="CCCCCC"/>
-              <w:right w:val="single" w:sz="1" w:space="0" w:color="CCCCCC"/>
+              <w:top w:val="single" w:color="CCCCCC" w:sz="1" w:space="0"/>
+              <w:left w:val="single" w:color="CCCCCC" w:sz="1" w:space="0"/>
+              <w:bottom w:val="single" w:color="CCCCCC" w:sz="1" w:space="0"/>
+              <w:right w:val="single" w:color="CCCCCC" w:sz="1" w:space="0"/>
             </w:tcBorders>
             <w:shd w:val="clear" w:color="auto" w:fill="2E75B6"/>
             <w:tcMar>
@@ -10239,10 +10221,10 @@
           <w:tcPr>
             <w:tcW w:w="7000" w:type="dxa"/>
             <w:tcBorders>
-              <w:top w:val="single" w:sz="1" w:space="0" w:color="CCCCCC"/>
-              <w:left w:val="single" w:sz="1" w:space="0" w:color="CCCCCC"/>
-              <w:bottom w:val="single" w:sz="1" w:space="0" w:color="CCCCCC"/>
-              <w:right w:val="single" w:sz="1" w:space="0" w:color="CCCCCC"/>
+              <w:top w:val="single" w:color="CCCCCC" w:sz="1" w:space="0"/>
+              <w:left w:val="single" w:color="CCCCCC" w:sz="1" w:space="0"/>
+              <w:bottom w:val="single" w:color="CCCCCC" w:sz="1" w:space="0"/>
+              <w:right w:val="single" w:color="CCCCCC" w:sz="1" w:space="0"/>
             </w:tcBorders>
             <w:shd w:val="clear" w:color="auto" w:fill="2E75B6"/>
             <w:tcMar>
@@ -10268,10 +10250,10 @@
           <w:tcPr>
             <w:tcW w:w="2000" w:type="dxa"/>
             <w:tcBorders>
-              <w:top w:val="single" w:sz="1" w:space="0" w:color="CCCCCC"/>
-              <w:left w:val="single" w:sz="1" w:space="0" w:color="CCCCCC"/>
-              <w:bottom w:val="single" w:sz="1" w:space="0" w:color="CCCCCC"/>
-              <w:right w:val="single" w:sz="1" w:space="0" w:color="CCCCCC"/>
+              <w:top w:val="single" w:color="CCCCCC" w:sz="1" w:space="0"/>
+              <w:left w:val="single" w:color="CCCCCC" w:sz="1" w:space="0"/>
+              <w:bottom w:val="single" w:color="CCCCCC" w:sz="1" w:space="0"/>
+              <w:right w:val="single" w:color="CCCCCC" w:sz="1" w:space="0"/>
             </w:tcBorders>
             <w:shd w:val="clear" w:color="auto" w:fill="FFFFFF"/>
             <w:tcMar>
@@ -10304,10 +10286,10 @@
           <w:tcPr>
             <w:tcW w:w="7000" w:type="dxa"/>
             <w:tcBorders>
-              <w:top w:val="single" w:sz="1" w:space="0" w:color="CCCCCC"/>
-              <w:left w:val="single" w:sz="1" w:space="0" w:color="CCCCCC"/>
-              <w:bottom w:val="single" w:sz="1" w:space="0" w:color="CCCCCC"/>
-              <w:right w:val="single" w:sz="1" w:space="0" w:color="CCCCCC"/>
+              <w:top w:val="single" w:color="CCCCCC" w:sz="1" w:space="0"/>
+              <w:left w:val="single" w:color="CCCCCC" w:sz="1" w:space="0"/>
+              <w:bottom w:val="single" w:color="CCCCCC" w:sz="1" w:space="0"/>
+              <w:right w:val="single" w:color="CCCCCC" w:sz="1" w:space="0"/>
             </w:tcBorders>
             <w:shd w:val="clear" w:color="auto" w:fill="FFFFFF"/>
             <w:tcMar>
@@ -10373,10 +10355,10 @@
           <w:tcPr>
             <w:tcW w:w="2000" w:type="dxa"/>
             <w:tcBorders>
-              <w:top w:val="single" w:sz="1" w:space="0" w:color="CCCCCC"/>
-              <w:left w:val="single" w:sz="1" w:space="0" w:color="CCCCCC"/>
-              <w:bottom w:val="single" w:sz="1" w:space="0" w:color="CCCCCC"/>
-              <w:right w:val="single" w:sz="1" w:space="0" w:color="CCCCCC"/>
+              <w:top w:val="single" w:color="CCCCCC" w:sz="1" w:space="0"/>
+              <w:left w:val="single" w:color="CCCCCC" w:sz="1" w:space="0"/>
+              <w:bottom w:val="single" w:color="CCCCCC" w:sz="1" w:space="0"/>
+              <w:right w:val="single" w:color="CCCCCC" w:sz="1" w:space="0"/>
             </w:tcBorders>
             <w:shd w:val="clear" w:color="auto" w:fill="FFFFFF"/>
             <w:tcMar>
@@ -10409,10 +10391,10 @@
           <w:tcPr>
             <w:tcW w:w="7000" w:type="dxa"/>
             <w:tcBorders>
-              <w:top w:val="single" w:sz="1" w:space="0" w:color="CCCCCC"/>
-              <w:left w:val="single" w:sz="1" w:space="0" w:color="CCCCCC"/>
-              <w:bottom w:val="single" w:sz="1" w:space="0" w:color="CCCCCC"/>
-              <w:right w:val="single" w:sz="1" w:space="0" w:color="CCCCCC"/>
+              <w:top w:val="single" w:color="CCCCCC" w:sz="1" w:space="0"/>
+              <w:left w:val="single" w:color="CCCCCC" w:sz="1" w:space="0"/>
+              <w:bottom w:val="single" w:color="CCCCCC" w:sz="1" w:space="0"/>
+              <w:right w:val="single" w:color="CCCCCC" w:sz="1" w:space="0"/>
             </w:tcBorders>
             <w:shd w:val="clear" w:color="auto" w:fill="FFFFFF"/>
             <w:tcMar>
@@ -10447,10 +10429,10 @@
           <w:tcPr>
             <w:tcW w:w="2000" w:type="dxa"/>
             <w:tcBorders>
-              <w:top w:val="single" w:sz="1" w:space="0" w:color="CCCCCC"/>
-              <w:left w:val="single" w:sz="1" w:space="0" w:color="CCCCCC"/>
-              <w:bottom w:val="single" w:sz="1" w:space="0" w:color="CCCCCC"/>
-              <w:right w:val="single" w:sz="1" w:space="0" w:color="CCCCCC"/>
+              <w:top w:val="single" w:color="CCCCCC" w:sz="1" w:space="0"/>
+              <w:left w:val="single" w:color="CCCCCC" w:sz="1" w:space="0"/>
+              <w:bottom w:val="single" w:color="CCCCCC" w:sz="1" w:space="0"/>
+              <w:right w:val="single" w:color="CCCCCC" w:sz="1" w:space="0"/>
             </w:tcBorders>
             <w:shd w:val="clear" w:color="auto" w:fill="FFFFFF"/>
             <w:tcMar>
@@ -10483,10 +10465,10 @@
           <w:tcPr>
             <w:tcW w:w="7000" w:type="dxa"/>
             <w:tcBorders>
-              <w:top w:val="single" w:sz="1" w:space="0" w:color="CCCCCC"/>
-              <w:left w:val="single" w:sz="1" w:space="0" w:color="CCCCCC"/>
-              <w:bottom w:val="single" w:sz="1" w:space="0" w:color="CCCCCC"/>
-              <w:right w:val="single" w:sz="1" w:space="0" w:color="CCCCCC"/>
+              <w:top w:val="single" w:color="CCCCCC" w:sz="1" w:space="0"/>
+              <w:left w:val="single" w:color="CCCCCC" w:sz="1" w:space="0"/>
+              <w:bottom w:val="single" w:color="CCCCCC" w:sz="1" w:space="0"/>
+              <w:right w:val="single" w:color="CCCCCC" w:sz="1" w:space="0"/>
             </w:tcBorders>
             <w:shd w:val="clear" w:color="auto" w:fill="FFFFFF"/>
             <w:tcMar>
@@ -10541,10 +10523,10 @@
           <w:tcPr>
             <w:tcW w:w="2000" w:type="dxa"/>
             <w:tcBorders>
-              <w:top w:val="single" w:sz="1" w:space="0" w:color="CCCCCC"/>
-              <w:left w:val="single" w:sz="1" w:space="0" w:color="CCCCCC"/>
-              <w:bottom w:val="single" w:sz="1" w:space="0" w:color="CCCCCC"/>
-              <w:right w:val="single" w:sz="1" w:space="0" w:color="CCCCCC"/>
+              <w:top w:val="single" w:color="CCCCCC" w:sz="1" w:space="0"/>
+              <w:left w:val="single" w:color="CCCCCC" w:sz="1" w:space="0"/>
+              <w:bottom w:val="single" w:color="CCCCCC" w:sz="1" w:space="0"/>
+              <w:right w:val="single" w:color="CCCCCC" w:sz="1" w:space="0"/>
             </w:tcBorders>
             <w:shd w:val="clear" w:color="auto" w:fill="FFFFFF"/>
             <w:tcMar>
@@ -10577,10 +10559,10 @@
           <w:tcPr>
             <w:tcW w:w="7000" w:type="dxa"/>
             <w:tcBorders>
-              <w:top w:val="single" w:sz="1" w:space="0" w:color="CCCCCC"/>
-              <w:left w:val="single" w:sz="1" w:space="0" w:color="CCCCCC"/>
-              <w:bottom w:val="single" w:sz="1" w:space="0" w:color="CCCCCC"/>
-              <w:right w:val="single" w:sz="1" w:space="0" w:color="CCCCCC"/>
+              <w:top w:val="single" w:color="CCCCCC" w:sz="1" w:space="0"/>
+              <w:left w:val="single" w:color="CCCCCC" w:sz="1" w:space="0"/>
+              <w:bottom w:val="single" w:color="CCCCCC" w:sz="1" w:space="0"/>
+              <w:right w:val="single" w:color="CCCCCC" w:sz="1" w:space="0"/>
             </w:tcBorders>
             <w:shd w:val="clear" w:color="auto" w:fill="FFFFFF"/>
             <w:tcMar>
@@ -10736,12 +10718,12 @@
       <w:tblPr>
         <w:tblW w:w="9000" w:type="dxa"/>
         <w:tblBorders>
-          <w:top w:val="single" w:sz="4" w:space="0" w:color="auto"/>
-          <w:left w:val="single" w:sz="4" w:space="0" w:color="auto"/>
-          <w:bottom w:val="single" w:sz="4" w:space="0" w:color="auto"/>
-          <w:right w:val="single" w:sz="4" w:space="0" w:color="auto"/>
-          <w:insideH w:val="single" w:sz="4" w:space="0" w:color="auto"/>
-          <w:insideV w:val="single" w:sz="4" w:space="0" w:color="auto"/>
+          <w:top w:val="single" w:color="auto" w:sz="4" w:space="0"/>
+          <w:left w:val="single" w:color="auto" w:sz="4" w:space="0"/>
+          <w:bottom w:val="single" w:color="auto" w:sz="4" w:space="0"/>
+          <w:right w:val="single" w:color="auto" w:sz="4" w:space="0"/>
+          <w:insideH w:val="single" w:color="auto" w:sz="4" w:space="0"/>
+          <w:insideV w:val="single" w:color="auto" w:sz="4" w:space="0"/>
         </w:tblBorders>
         <w:tblCellMar>
           <w:left w:w="10" w:type="dxa"/>
@@ -10761,10 +10743,10 @@
           <w:tcPr>
             <w:tcW w:w="2000" w:type="dxa"/>
             <w:tcBorders>
-              <w:top w:val="single" w:sz="1" w:space="0" w:color="CCCCCC"/>
-              <w:left w:val="single" w:sz="1" w:space="0" w:color="CCCCCC"/>
-              <w:bottom w:val="single" w:sz="1" w:space="0" w:color="CCCCCC"/>
-              <w:right w:val="single" w:sz="1" w:space="0" w:color="CCCCCC"/>
+              <w:top w:val="single" w:color="CCCCCC" w:sz="1" w:space="0"/>
+              <w:left w:val="single" w:color="CCCCCC" w:sz="1" w:space="0"/>
+              <w:bottom w:val="single" w:color="CCCCCC" w:sz="1" w:space="0"/>
+              <w:right w:val="single" w:color="CCCCCC" w:sz="1" w:space="0"/>
             </w:tcBorders>
             <w:shd w:val="clear" w:color="auto" w:fill="2E75B6"/>
             <w:tcMar>
@@ -10788,10 +10770,10 @@
           <w:tcPr>
             <w:tcW w:w="7000" w:type="dxa"/>
             <w:tcBorders>
-              <w:top w:val="single" w:sz="1" w:space="0" w:color="CCCCCC"/>
-              <w:left w:val="single" w:sz="1" w:space="0" w:color="CCCCCC"/>
-              <w:bottom w:val="single" w:sz="1" w:space="0" w:color="CCCCCC"/>
-              <w:right w:val="single" w:sz="1" w:space="0" w:color="CCCCCC"/>
+              <w:top w:val="single" w:color="CCCCCC" w:sz="1" w:space="0"/>
+              <w:left w:val="single" w:color="CCCCCC" w:sz="1" w:space="0"/>
+              <w:bottom w:val="single" w:color="CCCCCC" w:sz="1" w:space="0"/>
+              <w:right w:val="single" w:color="CCCCCC" w:sz="1" w:space="0"/>
             </w:tcBorders>
             <w:shd w:val="clear" w:color="auto" w:fill="2E75B6"/>
             <w:tcMar>
@@ -10817,10 +10799,10 @@
           <w:tcPr>
             <w:tcW w:w="2000" w:type="dxa"/>
             <w:tcBorders>
-              <w:top w:val="single" w:sz="1" w:space="0" w:color="CCCCCC"/>
-              <w:left w:val="single" w:sz="1" w:space="0" w:color="CCCCCC"/>
-              <w:bottom w:val="single" w:sz="1" w:space="0" w:color="CCCCCC"/>
-              <w:right w:val="single" w:sz="1" w:space="0" w:color="CCCCCC"/>
+              <w:top w:val="single" w:color="CCCCCC" w:sz="1" w:space="0"/>
+              <w:left w:val="single" w:color="CCCCCC" w:sz="1" w:space="0"/>
+              <w:bottom w:val="single" w:color="CCCCCC" w:sz="1" w:space="0"/>
+              <w:right w:val="single" w:color="CCCCCC" w:sz="1" w:space="0"/>
             </w:tcBorders>
             <w:shd w:val="clear" w:color="auto" w:fill="FFFFFF"/>
             <w:tcMar>
@@ -10853,10 +10835,10 @@
           <w:tcPr>
             <w:tcW w:w="7000" w:type="dxa"/>
             <w:tcBorders>
-              <w:top w:val="single" w:sz="1" w:space="0" w:color="CCCCCC"/>
-              <w:left w:val="single" w:sz="1" w:space="0" w:color="CCCCCC"/>
-              <w:bottom w:val="single" w:sz="1" w:space="0" w:color="CCCCCC"/>
-              <w:right w:val="single" w:sz="1" w:space="0" w:color="CCCCCC"/>
+              <w:top w:val="single" w:color="CCCCCC" w:sz="1" w:space="0"/>
+              <w:left w:val="single" w:color="CCCCCC" w:sz="1" w:space="0"/>
+              <w:bottom w:val="single" w:color="CCCCCC" w:sz="1" w:space="0"/>
+              <w:right w:val="single" w:color="CCCCCC" w:sz="1" w:space="0"/>
             </w:tcBorders>
             <w:shd w:val="clear" w:color="auto" w:fill="FFFFFF"/>
             <w:tcMar>
@@ -11179,10 +11161,10 @@
           <w:tcPr>
             <w:tcW w:w="2000" w:type="dxa"/>
             <w:tcBorders>
-              <w:top w:val="single" w:sz="1" w:space="0" w:color="CCCCCC"/>
-              <w:left w:val="single" w:sz="1" w:space="0" w:color="CCCCCC"/>
-              <w:bottom w:val="single" w:sz="1" w:space="0" w:color="CCCCCC"/>
-              <w:right w:val="single" w:sz="1" w:space="0" w:color="CCCCCC"/>
+              <w:top w:val="single" w:color="CCCCCC" w:sz="1" w:space="0"/>
+              <w:left w:val="single" w:color="CCCCCC" w:sz="1" w:space="0"/>
+              <w:bottom w:val="single" w:color="CCCCCC" w:sz="1" w:space="0"/>
+              <w:right w:val="single" w:color="CCCCCC" w:sz="1" w:space="0"/>
             </w:tcBorders>
             <w:shd w:val="clear" w:color="auto" w:fill="FFFFFF"/>
             <w:tcMar>
@@ -11215,10 +11197,10 @@
           <w:tcPr>
             <w:tcW w:w="7000" w:type="dxa"/>
             <w:tcBorders>
-              <w:top w:val="single" w:sz="1" w:space="0" w:color="CCCCCC"/>
-              <w:left w:val="single" w:sz="1" w:space="0" w:color="CCCCCC"/>
-              <w:bottom w:val="single" w:sz="1" w:space="0" w:color="CCCCCC"/>
-              <w:right w:val="single" w:sz="1" w:space="0" w:color="CCCCCC"/>
+              <w:top w:val="single" w:color="CCCCCC" w:sz="1" w:space="0"/>
+              <w:left w:val="single" w:color="CCCCCC" w:sz="1" w:space="0"/>
+              <w:bottom w:val="single" w:color="CCCCCC" w:sz="1" w:space="0"/>
+              <w:right w:val="single" w:color="CCCCCC" w:sz="1" w:space="0"/>
             </w:tcBorders>
             <w:shd w:val="clear" w:color="auto" w:fill="FFFFFF"/>
             <w:tcMar>
@@ -11264,10 +11246,10 @@
           <w:tcPr>
             <w:tcW w:w="2000" w:type="dxa"/>
             <w:tcBorders>
-              <w:top w:val="single" w:sz="1" w:space="0" w:color="CCCCCC"/>
-              <w:left w:val="single" w:sz="1" w:space="0" w:color="CCCCCC"/>
-              <w:bottom w:val="single" w:sz="1" w:space="0" w:color="CCCCCC"/>
-              <w:right w:val="single" w:sz="1" w:space="0" w:color="CCCCCC"/>
+              <w:top w:val="single" w:color="CCCCCC" w:sz="1" w:space="0"/>
+              <w:left w:val="single" w:color="CCCCCC" w:sz="1" w:space="0"/>
+              <w:bottom w:val="single" w:color="CCCCCC" w:sz="1" w:space="0"/>
+              <w:right w:val="single" w:color="CCCCCC" w:sz="1" w:space="0"/>
             </w:tcBorders>
             <w:shd w:val="clear" w:color="auto" w:fill="FFFFFF"/>
             <w:tcMar>
@@ -11300,10 +11282,10 @@
           <w:tcPr>
             <w:tcW w:w="7000" w:type="dxa"/>
             <w:tcBorders>
-              <w:top w:val="single" w:sz="1" w:space="0" w:color="CCCCCC"/>
-              <w:left w:val="single" w:sz="1" w:space="0" w:color="CCCCCC"/>
-              <w:bottom w:val="single" w:sz="1" w:space="0" w:color="CCCCCC"/>
-              <w:right w:val="single" w:sz="1" w:space="0" w:color="CCCCCC"/>
+              <w:top w:val="single" w:color="CCCCCC" w:sz="1" w:space="0"/>
+              <w:left w:val="single" w:color="CCCCCC" w:sz="1" w:space="0"/>
+              <w:bottom w:val="single" w:color="CCCCCC" w:sz="1" w:space="0"/>
+              <w:right w:val="single" w:color="CCCCCC" w:sz="1" w:space="0"/>
             </w:tcBorders>
             <w:shd w:val="clear" w:color="auto" w:fill="FFFFFF"/>
             <w:tcMar>
@@ -11449,10 +11431,10 @@
           <w:tcPr>
             <w:tcW w:w="2000" w:type="dxa"/>
             <w:tcBorders>
-              <w:top w:val="single" w:sz="1" w:space="0" w:color="CCCCCC"/>
-              <w:left w:val="single" w:sz="1" w:space="0" w:color="CCCCCC"/>
-              <w:bottom w:val="single" w:sz="1" w:space="0" w:color="CCCCCC"/>
-              <w:right w:val="single" w:sz="1" w:space="0" w:color="CCCCCC"/>
+              <w:top w:val="single" w:color="CCCCCC" w:sz="1" w:space="0"/>
+              <w:left w:val="single" w:color="CCCCCC" w:sz="1" w:space="0"/>
+              <w:bottom w:val="single" w:color="CCCCCC" w:sz="1" w:space="0"/>
+              <w:right w:val="single" w:color="CCCCCC" w:sz="1" w:space="0"/>
             </w:tcBorders>
             <w:shd w:val="clear" w:color="auto" w:fill="FFFFFF"/>
             <w:tcMar>
@@ -11485,10 +11467,10 @@
           <w:tcPr>
             <w:tcW w:w="7000" w:type="dxa"/>
             <w:tcBorders>
-              <w:top w:val="single" w:sz="1" w:space="0" w:color="CCCCCC"/>
-              <w:left w:val="single" w:sz="1" w:space="0" w:color="CCCCCC"/>
-              <w:bottom w:val="single" w:sz="1" w:space="0" w:color="CCCCCC"/>
-              <w:right w:val="single" w:sz="1" w:space="0" w:color="CCCCCC"/>
+              <w:top w:val="single" w:color="CCCCCC" w:sz="1" w:space="0"/>
+              <w:left w:val="single" w:color="CCCCCC" w:sz="1" w:space="0"/>
+              <w:bottom w:val="single" w:color="CCCCCC" w:sz="1" w:space="0"/>
+              <w:right w:val="single" w:color="CCCCCC" w:sz="1" w:space="0"/>
             </w:tcBorders>
             <w:shd w:val="clear" w:color="auto" w:fill="FFFFFF"/>
             <w:tcMar>
@@ -11621,12 +11603,12 @@
       <w:tblPr>
         <w:tblW w:w="9000" w:type="dxa"/>
         <w:tblBorders>
-          <w:top w:val="single" w:sz="4" w:space="0" w:color="auto"/>
-          <w:left w:val="single" w:sz="4" w:space="0" w:color="auto"/>
-          <w:bottom w:val="single" w:sz="4" w:space="0" w:color="auto"/>
-          <w:right w:val="single" w:sz="4" w:space="0" w:color="auto"/>
-          <w:insideH w:val="single" w:sz="4" w:space="0" w:color="auto"/>
-          <w:insideV w:val="single" w:sz="4" w:space="0" w:color="auto"/>
+          <w:top w:val="single" w:color="auto" w:sz="4" w:space="0"/>
+          <w:left w:val="single" w:color="auto" w:sz="4" w:space="0"/>
+          <w:bottom w:val="single" w:color="auto" w:sz="4" w:space="0"/>
+          <w:right w:val="single" w:color="auto" w:sz="4" w:space="0"/>
+          <w:insideH w:val="single" w:color="auto" w:sz="4" w:space="0"/>
+          <w:insideV w:val="single" w:color="auto" w:sz="4" w:space="0"/>
         </w:tblBorders>
         <w:tblCellMar>
           <w:left w:w="10" w:type="dxa"/>
@@ -11646,10 +11628,10 @@
           <w:tcPr>
             <w:tcW w:w="2000" w:type="dxa"/>
             <w:tcBorders>
-              <w:top w:val="single" w:sz="1" w:space="0" w:color="CCCCCC"/>
-              <w:left w:val="single" w:sz="1" w:space="0" w:color="CCCCCC"/>
-              <w:bottom w:val="single" w:sz="1" w:space="0" w:color="CCCCCC"/>
-              <w:right w:val="single" w:sz="1" w:space="0" w:color="CCCCCC"/>
+              <w:top w:val="single" w:color="CCCCCC" w:sz="1" w:space="0"/>
+              <w:left w:val="single" w:color="CCCCCC" w:sz="1" w:space="0"/>
+              <w:bottom w:val="single" w:color="CCCCCC" w:sz="1" w:space="0"/>
+              <w:right w:val="single" w:color="CCCCCC" w:sz="1" w:space="0"/>
             </w:tcBorders>
             <w:shd w:val="clear" w:color="auto" w:fill="2E75B6"/>
             <w:tcMar>
@@ -11673,10 +11655,10 @@
           <w:tcPr>
             <w:tcW w:w="7000" w:type="dxa"/>
             <w:tcBorders>
-              <w:top w:val="single" w:sz="1" w:space="0" w:color="CCCCCC"/>
-              <w:left w:val="single" w:sz="1" w:space="0" w:color="CCCCCC"/>
-              <w:bottom w:val="single" w:sz="1" w:space="0" w:color="CCCCCC"/>
-              <w:right w:val="single" w:sz="1" w:space="0" w:color="CCCCCC"/>
+              <w:top w:val="single" w:color="CCCCCC" w:sz="1" w:space="0"/>
+              <w:left w:val="single" w:color="CCCCCC" w:sz="1" w:space="0"/>
+              <w:bottom w:val="single" w:color="CCCCCC" w:sz="1" w:space="0"/>
+              <w:right w:val="single" w:color="CCCCCC" w:sz="1" w:space="0"/>
             </w:tcBorders>
             <w:shd w:val="clear" w:color="auto" w:fill="2E75B6"/>
             <w:tcMar>
@@ -11702,10 +11684,10 @@
           <w:tcPr>
             <w:tcW w:w="2000" w:type="dxa"/>
             <w:tcBorders>
-              <w:top w:val="single" w:sz="1" w:space="0" w:color="CCCCCC"/>
-              <w:left w:val="single" w:sz="1" w:space="0" w:color="CCCCCC"/>
-              <w:bottom w:val="single" w:sz="1" w:space="0" w:color="CCCCCC"/>
-              <w:right w:val="single" w:sz="1" w:space="0" w:color="CCCCCC"/>
+              <w:top w:val="single" w:color="CCCCCC" w:sz="1" w:space="0"/>
+              <w:left w:val="single" w:color="CCCCCC" w:sz="1" w:space="0"/>
+              <w:bottom w:val="single" w:color="CCCCCC" w:sz="1" w:space="0"/>
+              <w:right w:val="single" w:color="CCCCCC" w:sz="1" w:space="0"/>
             </w:tcBorders>
             <w:shd w:val="clear" w:color="auto" w:fill="FFFFFF"/>
             <w:tcMar>
@@ -11738,10 +11720,10 @@
           <w:tcPr>
             <w:tcW w:w="7000" w:type="dxa"/>
             <w:tcBorders>
-              <w:top w:val="single" w:sz="1" w:space="0" w:color="CCCCCC"/>
-              <w:left w:val="single" w:sz="1" w:space="0" w:color="CCCCCC"/>
-              <w:bottom w:val="single" w:sz="1" w:space="0" w:color="CCCCCC"/>
-              <w:right w:val="single" w:sz="1" w:space="0" w:color="CCCCCC"/>
+              <w:top w:val="single" w:color="CCCCCC" w:sz="1" w:space="0"/>
+              <w:left w:val="single" w:color="CCCCCC" w:sz="1" w:space="0"/>
+              <w:bottom w:val="single" w:color="CCCCCC" w:sz="1" w:space="0"/>
+              <w:right w:val="single" w:color="CCCCCC" w:sz="1" w:space="0"/>
             </w:tcBorders>
             <w:shd w:val="clear" w:color="auto" w:fill="FFFFFF"/>
             <w:tcMar>
@@ -11847,10 +11829,10 @@
           <w:tcPr>
             <w:tcW w:w="2000" w:type="dxa"/>
             <w:tcBorders>
-              <w:top w:val="single" w:sz="1" w:space="0" w:color="CCCCCC"/>
-              <w:left w:val="single" w:sz="1" w:space="0" w:color="CCCCCC"/>
-              <w:bottom w:val="single" w:sz="1" w:space="0" w:color="CCCCCC"/>
-              <w:right w:val="single" w:sz="1" w:space="0" w:color="CCCCCC"/>
+              <w:top w:val="single" w:color="CCCCCC" w:sz="1" w:space="0"/>
+              <w:left w:val="single" w:color="CCCCCC" w:sz="1" w:space="0"/>
+              <w:bottom w:val="single" w:color="CCCCCC" w:sz="1" w:space="0"/>
+              <w:right w:val="single" w:color="CCCCCC" w:sz="1" w:space="0"/>
             </w:tcBorders>
             <w:shd w:val="clear" w:color="auto" w:fill="FFFFFF"/>
             <w:tcMar>
@@ -11883,10 +11865,10 @@
           <w:tcPr>
             <w:tcW w:w="7000" w:type="dxa"/>
             <w:tcBorders>
-              <w:top w:val="single" w:sz="1" w:space="0" w:color="CCCCCC"/>
-              <w:left w:val="single" w:sz="1" w:space="0" w:color="CCCCCC"/>
-              <w:bottom w:val="single" w:sz="1" w:space="0" w:color="CCCCCC"/>
-              <w:right w:val="single" w:sz="1" w:space="0" w:color="CCCCCC"/>
+              <w:top w:val="single" w:color="CCCCCC" w:sz="1" w:space="0"/>
+              <w:left w:val="single" w:color="CCCCCC" w:sz="1" w:space="0"/>
+              <w:bottom w:val="single" w:color="CCCCCC" w:sz="1" w:space="0"/>
+              <w:right w:val="single" w:color="CCCCCC" w:sz="1" w:space="0"/>
             </w:tcBorders>
             <w:shd w:val="clear" w:color="auto" w:fill="FFFFFF"/>
             <w:tcMar>
@@ -11979,10 +11961,10 @@
           <w:tcPr>
             <w:tcW w:w="2000" w:type="dxa"/>
             <w:tcBorders>
-              <w:top w:val="single" w:sz="1" w:space="0" w:color="CCCCCC"/>
-              <w:left w:val="single" w:sz="1" w:space="0" w:color="CCCCCC"/>
-              <w:bottom w:val="single" w:sz="1" w:space="0" w:color="CCCCCC"/>
-              <w:right w:val="single" w:sz="1" w:space="0" w:color="CCCCCC"/>
+              <w:top w:val="single" w:color="CCCCCC" w:sz="1" w:space="0"/>
+              <w:left w:val="single" w:color="CCCCCC" w:sz="1" w:space="0"/>
+              <w:bottom w:val="single" w:color="CCCCCC" w:sz="1" w:space="0"/>
+              <w:right w:val="single" w:color="CCCCCC" w:sz="1" w:space="0"/>
             </w:tcBorders>
             <w:shd w:val="clear" w:color="auto" w:fill="FFFFFF"/>
             <w:tcMar>
@@ -12015,10 +11997,10 @@
           <w:tcPr>
             <w:tcW w:w="7000" w:type="dxa"/>
             <w:tcBorders>
-              <w:top w:val="single" w:sz="1" w:space="0" w:color="CCCCCC"/>
-              <w:left w:val="single" w:sz="1" w:space="0" w:color="CCCCCC"/>
-              <w:bottom w:val="single" w:sz="1" w:space="0" w:color="CCCCCC"/>
-              <w:right w:val="single" w:sz="1" w:space="0" w:color="CCCCCC"/>
+              <w:top w:val="single" w:color="CCCCCC" w:sz="1" w:space="0"/>
+              <w:left w:val="single" w:color="CCCCCC" w:sz="1" w:space="0"/>
+              <w:bottom w:val="single" w:color="CCCCCC" w:sz="1" w:space="0"/>
+              <w:right w:val="single" w:color="CCCCCC" w:sz="1" w:space="0"/>
             </w:tcBorders>
             <w:shd w:val="clear" w:color="auto" w:fill="FFFFFF"/>
             <w:tcMar>
@@ -12073,10 +12055,10 @@
           <w:tcPr>
             <w:tcW w:w="2000" w:type="dxa"/>
             <w:tcBorders>
-              <w:top w:val="single" w:sz="1" w:space="0" w:color="CCCCCC"/>
-              <w:left w:val="single" w:sz="1" w:space="0" w:color="CCCCCC"/>
-              <w:bottom w:val="single" w:sz="1" w:space="0" w:color="CCCCCC"/>
-              <w:right w:val="single" w:sz="1" w:space="0" w:color="CCCCCC"/>
+              <w:top w:val="single" w:color="CCCCCC" w:sz="1" w:space="0"/>
+              <w:left w:val="single" w:color="CCCCCC" w:sz="1" w:space="0"/>
+              <w:bottom w:val="single" w:color="CCCCCC" w:sz="1" w:space="0"/>
+              <w:right w:val="single" w:color="CCCCCC" w:sz="1" w:space="0"/>
             </w:tcBorders>
             <w:shd w:val="clear" w:color="auto" w:fill="FFFFFF"/>
             <w:tcMar>
@@ -12109,10 +12091,10 @@
           <w:tcPr>
             <w:tcW w:w="7000" w:type="dxa"/>
             <w:tcBorders>
-              <w:top w:val="single" w:sz="1" w:space="0" w:color="CCCCCC"/>
-              <w:left w:val="single" w:sz="1" w:space="0" w:color="CCCCCC"/>
-              <w:bottom w:val="single" w:sz="1" w:space="0" w:color="CCCCCC"/>
-              <w:right w:val="single" w:sz="1" w:space="0" w:color="CCCCCC"/>
+              <w:top w:val="single" w:color="CCCCCC" w:sz="1" w:space="0"/>
+              <w:left w:val="single" w:color="CCCCCC" w:sz="1" w:space="0"/>
+              <w:bottom w:val="single" w:color="CCCCCC" w:sz="1" w:space="0"/>
+              <w:right w:val="single" w:color="CCCCCC" w:sz="1" w:space="0"/>
             </w:tcBorders>
             <w:shd w:val="clear" w:color="auto" w:fill="FFFFFF"/>
             <w:tcMar>
@@ -12205,12 +12187,12 @@
       <w:tblPr>
         <w:tblW w:w="9000" w:type="dxa"/>
         <w:tblBorders>
-          <w:top w:val="single" w:sz="4" w:space="0" w:color="auto"/>
-          <w:left w:val="single" w:sz="4" w:space="0" w:color="auto"/>
-          <w:bottom w:val="single" w:sz="4" w:space="0" w:color="auto"/>
-          <w:right w:val="single" w:sz="4" w:space="0" w:color="auto"/>
-          <w:insideH w:val="single" w:sz="4" w:space="0" w:color="auto"/>
-          <w:insideV w:val="single" w:sz="4" w:space="0" w:color="auto"/>
+          <w:top w:val="single" w:color="auto" w:sz="4" w:space="0"/>
+          <w:left w:val="single" w:color="auto" w:sz="4" w:space="0"/>
+          <w:bottom w:val="single" w:color="auto" w:sz="4" w:space="0"/>
+          <w:right w:val="single" w:color="auto" w:sz="4" w:space="0"/>
+          <w:insideH w:val="single" w:color="auto" w:sz="4" w:space="0"/>
+          <w:insideV w:val="single" w:color="auto" w:sz="4" w:space="0"/>
         </w:tblBorders>
         <w:tblCellMar>
           <w:left w:w="10" w:type="dxa"/>
@@ -12230,10 +12212,10 @@
           <w:tcPr>
             <w:tcW w:w="2000" w:type="dxa"/>
             <w:tcBorders>
-              <w:top w:val="single" w:sz="1" w:space="0" w:color="CCCCCC"/>
-              <w:left w:val="single" w:sz="1" w:space="0" w:color="CCCCCC"/>
-              <w:bottom w:val="single" w:sz="1" w:space="0" w:color="CCCCCC"/>
-              <w:right w:val="single" w:sz="1" w:space="0" w:color="CCCCCC"/>
+              <w:top w:val="single" w:color="CCCCCC" w:sz="1" w:space="0"/>
+              <w:left w:val="single" w:color="CCCCCC" w:sz="1" w:space="0"/>
+              <w:bottom w:val="single" w:color="CCCCCC" w:sz="1" w:space="0"/>
+              <w:right w:val="single" w:color="CCCCCC" w:sz="1" w:space="0"/>
             </w:tcBorders>
             <w:shd w:val="clear" w:color="auto" w:fill="2E75B6"/>
             <w:tcMar>
@@ -12257,10 +12239,10 @@
           <w:tcPr>
             <w:tcW w:w="7000" w:type="dxa"/>
             <w:tcBorders>
-              <w:top w:val="single" w:sz="1" w:space="0" w:color="CCCCCC"/>
-              <w:left w:val="single" w:sz="1" w:space="0" w:color="CCCCCC"/>
-              <w:bottom w:val="single" w:sz="1" w:space="0" w:color="CCCCCC"/>
-              <w:right w:val="single" w:sz="1" w:space="0" w:color="CCCCCC"/>
+              <w:top w:val="single" w:color="CCCCCC" w:sz="1" w:space="0"/>
+              <w:left w:val="single" w:color="CCCCCC" w:sz="1" w:space="0"/>
+              <w:bottom w:val="single" w:color="CCCCCC" w:sz="1" w:space="0"/>
+              <w:right w:val="single" w:color="CCCCCC" w:sz="1" w:space="0"/>
             </w:tcBorders>
             <w:shd w:val="clear" w:color="auto" w:fill="2E75B6"/>
             <w:tcMar>
@@ -12286,10 +12268,10 @@
           <w:tcPr>
             <w:tcW w:w="2000" w:type="dxa"/>
             <w:tcBorders>
-              <w:top w:val="single" w:sz="1" w:space="0" w:color="CCCCCC"/>
-              <w:left w:val="single" w:sz="1" w:space="0" w:color="CCCCCC"/>
-              <w:bottom w:val="single" w:sz="1" w:space="0" w:color="CCCCCC"/>
-              <w:right w:val="single" w:sz="1" w:space="0" w:color="CCCCCC"/>
+              <w:top w:val="single" w:color="CCCCCC" w:sz="1" w:space="0"/>
+              <w:left w:val="single" w:color="CCCCCC" w:sz="1" w:space="0"/>
+              <w:bottom w:val="single" w:color="CCCCCC" w:sz="1" w:space="0"/>
+              <w:right w:val="single" w:color="CCCCCC" w:sz="1" w:space="0"/>
             </w:tcBorders>
             <w:shd w:val="clear" w:color="auto" w:fill="FFFFFF"/>
             <w:tcMar>
@@ -12322,10 +12304,10 @@
           <w:tcPr>
             <w:tcW w:w="7000" w:type="dxa"/>
             <w:tcBorders>
-              <w:top w:val="single" w:sz="1" w:space="0" w:color="CCCCCC"/>
-              <w:left w:val="single" w:sz="1" w:space="0" w:color="CCCCCC"/>
-              <w:bottom w:val="single" w:sz="1" w:space="0" w:color="CCCCCC"/>
-              <w:right w:val="single" w:sz="1" w:space="0" w:color="CCCCCC"/>
+              <w:top w:val="single" w:color="CCCCCC" w:sz="1" w:space="0"/>
+              <w:left w:val="single" w:color="CCCCCC" w:sz="1" w:space="0"/>
+              <w:bottom w:val="single" w:color="CCCCCC" w:sz="1" w:space="0"/>
+              <w:right w:val="single" w:color="CCCCCC" w:sz="1" w:space="0"/>
             </w:tcBorders>
             <w:shd w:val="clear" w:color="auto" w:fill="FFFFFF"/>
             <w:tcMar>
@@ -12420,10 +12402,10 @@
           <w:tcPr>
             <w:tcW w:w="2000" w:type="dxa"/>
             <w:tcBorders>
-              <w:top w:val="single" w:sz="1" w:space="0" w:color="CCCCCC"/>
-              <w:left w:val="single" w:sz="1" w:space="0" w:color="CCCCCC"/>
-              <w:bottom w:val="single" w:sz="1" w:space="0" w:color="CCCCCC"/>
-              <w:right w:val="single" w:sz="1" w:space="0" w:color="CCCCCC"/>
+              <w:top w:val="single" w:color="CCCCCC" w:sz="1" w:space="0"/>
+              <w:left w:val="single" w:color="CCCCCC" w:sz="1" w:space="0"/>
+              <w:bottom w:val="single" w:color="CCCCCC" w:sz="1" w:space="0"/>
+              <w:right w:val="single" w:color="CCCCCC" w:sz="1" w:space="0"/>
             </w:tcBorders>
             <w:shd w:val="clear" w:color="auto" w:fill="FFFFFF"/>
             <w:tcMar>
@@ -12456,10 +12438,10 @@
           <w:tcPr>
             <w:tcW w:w="7000" w:type="dxa"/>
             <w:tcBorders>
-              <w:top w:val="single" w:sz="1" w:space="0" w:color="CCCCCC"/>
-              <w:left w:val="single" w:sz="1" w:space="0" w:color="CCCCCC"/>
-              <w:bottom w:val="single" w:sz="1" w:space="0" w:color="CCCCCC"/>
-              <w:right w:val="single" w:sz="1" w:space="0" w:color="CCCCCC"/>
+              <w:top w:val="single" w:color="CCCCCC" w:sz="1" w:space="0"/>
+              <w:left w:val="single" w:color="CCCCCC" w:sz="1" w:space="0"/>
+              <w:bottom w:val="single" w:color="CCCCCC" w:sz="1" w:space="0"/>
+              <w:right w:val="single" w:color="CCCCCC" w:sz="1" w:space="0"/>
             </w:tcBorders>
             <w:shd w:val="clear" w:color="auto" w:fill="FFFFFF"/>
             <w:tcMar>
@@ -12545,10 +12527,10 @@
           <w:tcPr>
             <w:tcW w:w="2000" w:type="dxa"/>
             <w:tcBorders>
-              <w:top w:val="single" w:sz="1" w:space="0" w:color="CCCCCC"/>
-              <w:left w:val="single" w:sz="1" w:space="0" w:color="CCCCCC"/>
-              <w:bottom w:val="single" w:sz="1" w:space="0" w:color="CCCCCC"/>
-              <w:right w:val="single" w:sz="1" w:space="0" w:color="CCCCCC"/>
+              <w:top w:val="single" w:color="CCCCCC" w:sz="1" w:space="0"/>
+              <w:left w:val="single" w:color="CCCCCC" w:sz="1" w:space="0"/>
+              <w:bottom w:val="single" w:color="CCCCCC" w:sz="1" w:space="0"/>
+              <w:right w:val="single" w:color="CCCCCC" w:sz="1" w:space="0"/>
             </w:tcBorders>
             <w:shd w:val="clear" w:color="auto" w:fill="FFFFFF"/>
             <w:tcMar>
@@ -12581,10 +12563,10 @@
           <w:tcPr>
             <w:tcW w:w="7000" w:type="dxa"/>
             <w:tcBorders>
-              <w:top w:val="single" w:sz="1" w:space="0" w:color="CCCCCC"/>
-              <w:left w:val="single" w:sz="1" w:space="0" w:color="CCCCCC"/>
-              <w:bottom w:val="single" w:sz="1" w:space="0" w:color="CCCCCC"/>
-              <w:right w:val="single" w:sz="1" w:space="0" w:color="CCCCCC"/>
+              <w:top w:val="single" w:color="CCCCCC" w:sz="1" w:space="0"/>
+              <w:left w:val="single" w:color="CCCCCC" w:sz="1" w:space="0"/>
+              <w:bottom w:val="single" w:color="CCCCCC" w:sz="1" w:space="0"/>
+              <w:right w:val="single" w:color="CCCCCC" w:sz="1" w:space="0"/>
             </w:tcBorders>
             <w:shd w:val="clear" w:color="auto" w:fill="FFFFFF"/>
             <w:tcMar>
@@ -12699,10 +12681,10 @@
           <w:tcPr>
             <w:tcW w:w="2000" w:type="dxa"/>
             <w:tcBorders>
-              <w:top w:val="single" w:sz="1" w:space="0" w:color="CCCCCC"/>
-              <w:left w:val="single" w:sz="1" w:space="0" w:color="CCCCCC"/>
-              <w:bottom w:val="single" w:sz="1" w:space="0" w:color="CCCCCC"/>
-              <w:right w:val="single" w:sz="1" w:space="0" w:color="CCCCCC"/>
+              <w:top w:val="single" w:color="CCCCCC" w:sz="1" w:space="0"/>
+              <w:left w:val="single" w:color="CCCCCC" w:sz="1" w:space="0"/>
+              <w:bottom w:val="single" w:color="CCCCCC" w:sz="1" w:space="0"/>
+              <w:right w:val="single" w:color="CCCCCC" w:sz="1" w:space="0"/>
             </w:tcBorders>
             <w:shd w:val="clear" w:color="auto" w:fill="FFFFFF"/>
             <w:tcMar>
@@ -12735,10 +12717,10 @@
           <w:tcPr>
             <w:tcW w:w="7000" w:type="dxa"/>
             <w:tcBorders>
-              <w:top w:val="single" w:sz="1" w:space="0" w:color="CCCCCC"/>
-              <w:left w:val="single" w:sz="1" w:space="0" w:color="CCCCCC"/>
-              <w:bottom w:val="single" w:sz="1" w:space="0" w:color="CCCCCC"/>
-              <w:right w:val="single" w:sz="1" w:space="0" w:color="CCCCCC"/>
+              <w:top w:val="single" w:color="CCCCCC" w:sz="1" w:space="0"/>
+              <w:left w:val="single" w:color="CCCCCC" w:sz="1" w:space="0"/>
+              <w:bottom w:val="single" w:color="CCCCCC" w:sz="1" w:space="0"/>
+              <w:right w:val="single" w:color="CCCCCC" w:sz="1" w:space="0"/>
             </w:tcBorders>
             <w:shd w:val="clear" w:color="auto" w:fill="FFFFFF"/>
             <w:tcMar>
@@ -12870,12 +12852,12 @@
       <w:tblPr>
         <w:tblW w:w="9000" w:type="dxa"/>
         <w:tblBorders>
-          <w:top w:val="single" w:sz="4" w:space="0" w:color="auto"/>
-          <w:left w:val="single" w:sz="4" w:space="0" w:color="auto"/>
-          <w:bottom w:val="single" w:sz="4" w:space="0" w:color="auto"/>
-          <w:right w:val="single" w:sz="4" w:space="0" w:color="auto"/>
-          <w:insideH w:val="single" w:sz="4" w:space="0" w:color="auto"/>
-          <w:insideV w:val="single" w:sz="4" w:space="0" w:color="auto"/>
+          <w:top w:val="single" w:color="auto" w:sz="4" w:space="0"/>
+          <w:left w:val="single" w:color="auto" w:sz="4" w:space="0"/>
+          <w:bottom w:val="single" w:color="auto" w:sz="4" w:space="0"/>
+          <w:right w:val="single" w:color="auto" w:sz="4" w:space="0"/>
+          <w:insideH w:val="single" w:color="auto" w:sz="4" w:space="0"/>
+          <w:insideV w:val="single" w:color="auto" w:sz="4" w:space="0"/>
         </w:tblBorders>
         <w:tblCellMar>
           <w:left w:w="10" w:type="dxa"/>
@@ -12895,10 +12877,10 @@
           <w:tcPr>
             <w:tcW w:w="2000" w:type="dxa"/>
             <w:tcBorders>
-              <w:top w:val="single" w:sz="1" w:space="0" w:color="CCCCCC"/>
-              <w:left w:val="single" w:sz="1" w:space="0" w:color="CCCCCC"/>
-              <w:bottom w:val="single" w:sz="1" w:space="0" w:color="CCCCCC"/>
-              <w:right w:val="single" w:sz="1" w:space="0" w:color="CCCCCC"/>
+              <w:top w:val="single" w:color="CCCCCC" w:sz="1" w:space="0"/>
+              <w:left w:val="single" w:color="CCCCCC" w:sz="1" w:space="0"/>
+              <w:bottom w:val="single" w:color="CCCCCC" w:sz="1" w:space="0"/>
+              <w:right w:val="single" w:color="CCCCCC" w:sz="1" w:space="0"/>
             </w:tcBorders>
             <w:shd w:val="clear" w:color="auto" w:fill="2E75B6"/>
             <w:tcMar>
@@ -12922,10 +12904,10 @@
           <w:tcPr>
             <w:tcW w:w="7000" w:type="dxa"/>
             <w:tcBorders>
-              <w:top w:val="single" w:sz="1" w:space="0" w:color="CCCCCC"/>
-              <w:left w:val="single" w:sz="1" w:space="0" w:color="CCCCCC"/>
-              <w:bottom w:val="single" w:sz="1" w:space="0" w:color="CCCCCC"/>
-              <w:right w:val="single" w:sz="1" w:space="0" w:color="CCCCCC"/>
+              <w:top w:val="single" w:color="CCCCCC" w:sz="1" w:space="0"/>
+              <w:left w:val="single" w:color="CCCCCC" w:sz="1" w:space="0"/>
+              <w:bottom w:val="single" w:color="CCCCCC" w:sz="1" w:space="0"/>
+              <w:right w:val="single" w:color="CCCCCC" w:sz="1" w:space="0"/>
             </w:tcBorders>
             <w:shd w:val="clear" w:color="auto" w:fill="2E75B6"/>
             <w:tcMar>
@@ -12951,10 +12933,10 @@
           <w:tcPr>
             <w:tcW w:w="2000" w:type="dxa"/>
             <w:tcBorders>
-              <w:top w:val="single" w:sz="1" w:space="0" w:color="CCCCCC"/>
-              <w:left w:val="single" w:sz="1" w:space="0" w:color="CCCCCC"/>
-              <w:bottom w:val="single" w:sz="1" w:space="0" w:color="CCCCCC"/>
-              <w:right w:val="single" w:sz="1" w:space="0" w:color="CCCCCC"/>
+              <w:top w:val="single" w:color="CCCCCC" w:sz="1" w:space="0"/>
+              <w:left w:val="single" w:color="CCCCCC" w:sz="1" w:space="0"/>
+              <w:bottom w:val="single" w:color="CCCCCC" w:sz="1" w:space="0"/>
+              <w:right w:val="single" w:color="CCCCCC" w:sz="1" w:space="0"/>
             </w:tcBorders>
             <w:shd w:val="clear" w:color="auto" w:fill="FFFFFF"/>
             <w:tcMar>
@@ -12987,10 +12969,10 @@
           <w:tcPr>
             <w:tcW w:w="7000" w:type="dxa"/>
             <w:tcBorders>
-              <w:top w:val="single" w:sz="1" w:space="0" w:color="CCCCCC"/>
-              <w:left w:val="single" w:sz="1" w:space="0" w:color="CCCCCC"/>
-              <w:bottom w:val="single" w:sz="1" w:space="0" w:color="CCCCCC"/>
-              <w:right w:val="single" w:sz="1" w:space="0" w:color="CCCCCC"/>
+              <w:top w:val="single" w:color="CCCCCC" w:sz="1" w:space="0"/>
+              <w:left w:val="single" w:color="CCCCCC" w:sz="1" w:space="0"/>
+              <w:bottom w:val="single" w:color="CCCCCC" w:sz="1" w:space="0"/>
+              <w:right w:val="single" w:color="CCCCCC" w:sz="1" w:space="0"/>
             </w:tcBorders>
             <w:shd w:val="clear" w:color="auto" w:fill="FFFFFF"/>
             <w:tcMar>
@@ -13136,10 +13118,10 @@
           <w:tcPr>
             <w:tcW w:w="2000" w:type="dxa"/>
             <w:tcBorders>
-              <w:top w:val="single" w:sz="1" w:space="0" w:color="CCCCCC"/>
-              <w:left w:val="single" w:sz="1" w:space="0" w:color="CCCCCC"/>
-              <w:bottom w:val="single" w:sz="1" w:space="0" w:color="CCCCCC"/>
-              <w:right w:val="single" w:sz="1" w:space="0" w:color="CCCCCC"/>
+              <w:top w:val="single" w:color="CCCCCC" w:sz="1" w:space="0"/>
+              <w:left w:val="single" w:color="CCCCCC" w:sz="1" w:space="0"/>
+              <w:bottom w:val="single" w:color="CCCCCC" w:sz="1" w:space="0"/>
+              <w:right w:val="single" w:color="CCCCCC" w:sz="1" w:space="0"/>
             </w:tcBorders>
             <w:shd w:val="clear" w:color="auto" w:fill="FFFFFF"/>
             <w:tcMar>
@@ -13172,10 +13154,10 @@
           <w:tcPr>
             <w:tcW w:w="7000" w:type="dxa"/>
             <w:tcBorders>
-              <w:top w:val="single" w:sz="1" w:space="0" w:color="CCCCCC"/>
-              <w:left w:val="single" w:sz="1" w:space="0" w:color="CCCCCC"/>
-              <w:bottom w:val="single" w:sz="1" w:space="0" w:color="CCCCCC"/>
-              <w:right w:val="single" w:sz="1" w:space="0" w:color="CCCCCC"/>
+              <w:top w:val="single" w:color="CCCCCC" w:sz="1" w:space="0"/>
+              <w:left w:val="single" w:color="CCCCCC" w:sz="1" w:space="0"/>
+              <w:bottom w:val="single" w:color="CCCCCC" w:sz="1" w:space="0"/>
+              <w:right w:val="single" w:color="CCCCCC" w:sz="1" w:space="0"/>
             </w:tcBorders>
             <w:shd w:val="clear" w:color="auto" w:fill="FFFFFF"/>
             <w:tcMar>
@@ -13241,10 +13223,10 @@
           <w:tcPr>
             <w:tcW w:w="2000" w:type="dxa"/>
             <w:tcBorders>
-              <w:top w:val="single" w:sz="1" w:space="0" w:color="CCCCCC"/>
-              <w:left w:val="single" w:sz="1" w:space="0" w:color="CCCCCC"/>
-              <w:bottom w:val="single" w:sz="1" w:space="0" w:color="CCCCCC"/>
-              <w:right w:val="single" w:sz="1" w:space="0" w:color="CCCCCC"/>
+              <w:top w:val="single" w:color="CCCCCC" w:sz="1" w:space="0"/>
+              <w:left w:val="single" w:color="CCCCCC" w:sz="1" w:space="0"/>
+              <w:bottom w:val="single" w:color="CCCCCC" w:sz="1" w:space="0"/>
+              <w:right w:val="single" w:color="CCCCCC" w:sz="1" w:space="0"/>
             </w:tcBorders>
             <w:shd w:val="clear" w:color="auto" w:fill="FFFFFF"/>
             <w:tcMar>
@@ -13277,10 +13259,10 @@
           <w:tcPr>
             <w:tcW w:w="7000" w:type="dxa"/>
             <w:tcBorders>
-              <w:top w:val="single" w:sz="1" w:space="0" w:color="CCCCCC"/>
-              <w:left w:val="single" w:sz="1" w:space="0" w:color="CCCCCC"/>
-              <w:bottom w:val="single" w:sz="1" w:space="0" w:color="CCCCCC"/>
-              <w:right w:val="single" w:sz="1" w:space="0" w:color="CCCCCC"/>
+              <w:top w:val="single" w:color="CCCCCC" w:sz="1" w:space="0"/>
+              <w:left w:val="single" w:color="CCCCCC" w:sz="1" w:space="0"/>
+              <w:bottom w:val="single" w:color="CCCCCC" w:sz="1" w:space="0"/>
+              <w:right w:val="single" w:color="CCCCCC" w:sz="1" w:space="0"/>
             </w:tcBorders>
             <w:shd w:val="clear" w:color="auto" w:fill="FFFFFF"/>
             <w:tcMar>
@@ -13355,10 +13337,10 @@
           <w:tcPr>
             <w:tcW w:w="2000" w:type="dxa"/>
             <w:tcBorders>
-              <w:top w:val="single" w:sz="1" w:space="0" w:color="CCCCCC"/>
-              <w:left w:val="single" w:sz="1" w:space="0" w:color="CCCCCC"/>
-              <w:bottom w:val="single" w:sz="1" w:space="0" w:color="CCCCCC"/>
-              <w:right w:val="single" w:sz="1" w:space="0" w:color="CCCCCC"/>
+              <w:top w:val="single" w:color="CCCCCC" w:sz="1" w:space="0"/>
+              <w:left w:val="single" w:color="CCCCCC" w:sz="1" w:space="0"/>
+              <w:bottom w:val="single" w:color="CCCCCC" w:sz="1" w:space="0"/>
+              <w:right w:val="single" w:color="CCCCCC" w:sz="1" w:space="0"/>
             </w:tcBorders>
             <w:shd w:val="clear" w:color="auto" w:fill="FFFFFF"/>
             <w:tcMar>
@@ -13391,10 +13373,10 @@
           <w:tcPr>
             <w:tcW w:w="7000" w:type="dxa"/>
             <w:tcBorders>
-              <w:top w:val="single" w:sz="1" w:space="0" w:color="CCCCCC"/>
-              <w:left w:val="single" w:sz="1" w:space="0" w:color="CCCCCC"/>
-              <w:bottom w:val="single" w:sz="1" w:space="0" w:color="CCCCCC"/>
-              <w:right w:val="single" w:sz="1" w:space="0" w:color="CCCCCC"/>
+              <w:top w:val="single" w:color="CCCCCC" w:sz="1" w:space="0"/>
+              <w:left w:val="single" w:color="CCCCCC" w:sz="1" w:space="0"/>
+              <w:bottom w:val="single" w:color="CCCCCC" w:sz="1" w:space="0"/>
+              <w:right w:val="single" w:color="CCCCCC" w:sz="1" w:space="0"/>
             </w:tcBorders>
             <w:shd w:val="clear" w:color="auto" w:fill="FFFFFF"/>
             <w:tcMar>
@@ -13486,12 +13468,12 @@
       <w:tblPr>
         <w:tblW w:w="9000" w:type="dxa"/>
         <w:tblBorders>
-          <w:top w:val="single" w:sz="4" w:space="0" w:color="auto"/>
-          <w:left w:val="single" w:sz="4" w:space="0" w:color="auto"/>
-          <w:bottom w:val="single" w:sz="4" w:space="0" w:color="auto"/>
-          <w:right w:val="single" w:sz="4" w:space="0" w:color="auto"/>
-          <w:insideH w:val="single" w:sz="4" w:space="0" w:color="auto"/>
-          <w:insideV w:val="single" w:sz="4" w:space="0" w:color="auto"/>
+          <w:top w:val="single" w:color="auto" w:sz="4" w:space="0"/>
+          <w:left w:val="single" w:color="auto" w:sz="4" w:space="0"/>
+          <w:bottom w:val="single" w:color="auto" w:sz="4" w:space="0"/>
+          <w:right w:val="single" w:color="auto" w:sz="4" w:space="0"/>
+          <w:insideH w:val="single" w:color="auto" w:sz="4" w:space="0"/>
+          <w:insideV w:val="single" w:color="auto" w:sz="4" w:space="0"/>
         </w:tblBorders>
         <w:tblCellMar>
           <w:left w:w="10" w:type="dxa"/>
@@ -13511,10 +13493,10 @@
           <w:tcPr>
             <w:tcW w:w="2000" w:type="dxa"/>
             <w:tcBorders>
-              <w:top w:val="single" w:sz="1" w:space="0" w:color="CCCCCC"/>
-              <w:left w:val="single" w:sz="1" w:space="0" w:color="CCCCCC"/>
-              <w:bottom w:val="single" w:sz="1" w:space="0" w:color="CCCCCC"/>
-              <w:right w:val="single" w:sz="1" w:space="0" w:color="CCCCCC"/>
+              <w:top w:val="single" w:color="CCCCCC" w:sz="1" w:space="0"/>
+              <w:left w:val="single" w:color="CCCCCC" w:sz="1" w:space="0"/>
+              <w:bottom w:val="single" w:color="CCCCCC" w:sz="1" w:space="0"/>
+              <w:right w:val="single" w:color="CCCCCC" w:sz="1" w:space="0"/>
             </w:tcBorders>
             <w:shd w:val="clear" w:color="auto" w:fill="2E75B6"/>
             <w:tcMar>
@@ -13538,10 +13520,10 @@
           <w:tcPr>
             <w:tcW w:w="7000" w:type="dxa"/>
             <w:tcBorders>
-              <w:top w:val="single" w:sz="1" w:space="0" w:color="CCCCCC"/>
-              <w:left w:val="single" w:sz="1" w:space="0" w:color="CCCCCC"/>
-              <w:bottom w:val="single" w:sz="1" w:space="0" w:color="CCCCCC"/>
-              <w:right w:val="single" w:sz="1" w:space="0" w:color="CCCCCC"/>
+              <w:top w:val="single" w:color="CCCCCC" w:sz="1" w:space="0"/>
+              <w:left w:val="single" w:color="CCCCCC" w:sz="1" w:space="0"/>
+              <w:bottom w:val="single" w:color="CCCCCC" w:sz="1" w:space="0"/>
+              <w:right w:val="single" w:color="CCCCCC" w:sz="1" w:space="0"/>
             </w:tcBorders>
             <w:shd w:val="clear" w:color="auto" w:fill="2E75B6"/>
             <w:tcMar>
@@ -13567,10 +13549,10 @@
           <w:tcPr>
             <w:tcW w:w="2000" w:type="dxa"/>
             <w:tcBorders>
-              <w:top w:val="single" w:sz="1" w:space="0" w:color="CCCCCC"/>
-              <w:left w:val="single" w:sz="1" w:space="0" w:color="CCCCCC"/>
-              <w:bottom w:val="single" w:sz="1" w:space="0" w:color="CCCCCC"/>
-              <w:right w:val="single" w:sz="1" w:space="0" w:color="CCCCCC"/>
+              <w:top w:val="single" w:color="CCCCCC" w:sz="1" w:space="0"/>
+              <w:left w:val="single" w:color="CCCCCC" w:sz="1" w:space="0"/>
+              <w:bottom w:val="single" w:color="CCCCCC" w:sz="1" w:space="0"/>
+              <w:right w:val="single" w:color="CCCCCC" w:sz="1" w:space="0"/>
             </w:tcBorders>
             <w:shd w:val="clear" w:color="auto" w:fill="FFFFFF"/>
             <w:tcMar>
@@ -13603,10 +13585,10 @@
           <w:tcPr>
             <w:tcW w:w="7000" w:type="dxa"/>
             <w:tcBorders>
-              <w:top w:val="single" w:sz="1" w:space="0" w:color="CCCCCC"/>
-              <w:left w:val="single" w:sz="1" w:space="0" w:color="CCCCCC"/>
-              <w:bottom w:val="single" w:sz="1" w:space="0" w:color="CCCCCC"/>
-              <w:right w:val="single" w:sz="1" w:space="0" w:color="CCCCCC"/>
+              <w:top w:val="single" w:color="CCCCCC" w:sz="1" w:space="0"/>
+              <w:left w:val="single" w:color="CCCCCC" w:sz="1" w:space="0"/>
+              <w:bottom w:val="single" w:color="CCCCCC" w:sz="1" w:space="0"/>
+              <w:right w:val="single" w:color="CCCCCC" w:sz="1" w:space="0"/>
             </w:tcBorders>
             <w:shd w:val="clear" w:color="auto" w:fill="FFFFFF"/>
             <w:tcMar>
@@ -13712,10 +13694,10 @@
           <w:tcPr>
             <w:tcW w:w="2000" w:type="dxa"/>
             <w:tcBorders>
-              <w:top w:val="single" w:sz="1" w:space="0" w:color="CCCCCC"/>
-              <w:left w:val="single" w:sz="1" w:space="0" w:color="CCCCCC"/>
-              <w:bottom w:val="single" w:sz="1" w:space="0" w:color="CCCCCC"/>
-              <w:right w:val="single" w:sz="1" w:space="0" w:color="CCCCCC"/>
+              <w:top w:val="single" w:color="CCCCCC" w:sz="1" w:space="0"/>
+              <w:left w:val="single" w:color="CCCCCC" w:sz="1" w:space="0"/>
+              <w:bottom w:val="single" w:color="CCCCCC" w:sz="1" w:space="0"/>
+              <w:right w:val="single" w:color="CCCCCC" w:sz="1" w:space="0"/>
             </w:tcBorders>
             <w:shd w:val="clear" w:color="auto" w:fill="FFFFFF"/>
             <w:tcMar>
@@ -13748,10 +13730,10 @@
           <w:tcPr>
             <w:tcW w:w="7000" w:type="dxa"/>
             <w:tcBorders>
-              <w:top w:val="single" w:sz="1" w:space="0" w:color="CCCCCC"/>
-              <w:left w:val="single" w:sz="1" w:space="0" w:color="CCCCCC"/>
-              <w:bottom w:val="single" w:sz="1" w:space="0" w:color="CCCCCC"/>
-              <w:right w:val="single" w:sz="1" w:space="0" w:color="CCCCCC"/>
+              <w:top w:val="single" w:color="CCCCCC" w:sz="1" w:space="0"/>
+              <w:left w:val="single" w:color="CCCCCC" w:sz="1" w:space="0"/>
+              <w:bottom w:val="single" w:color="CCCCCC" w:sz="1" w:space="0"/>
+              <w:right w:val="single" w:color="CCCCCC" w:sz="1" w:space="0"/>
             </w:tcBorders>
             <w:shd w:val="clear" w:color="auto" w:fill="FFFFFF"/>
             <w:tcMar>
@@ -13786,10 +13768,10 @@
           <w:tcPr>
             <w:tcW w:w="2000" w:type="dxa"/>
             <w:tcBorders>
-              <w:top w:val="single" w:sz="1" w:space="0" w:color="CCCCCC"/>
-              <w:left w:val="single" w:sz="1" w:space="0" w:color="CCCCCC"/>
-              <w:bottom w:val="single" w:sz="1" w:space="0" w:color="CCCCCC"/>
-              <w:right w:val="single" w:sz="1" w:space="0" w:color="CCCCCC"/>
+              <w:top w:val="single" w:color="CCCCCC" w:sz="1" w:space="0"/>
+              <w:left w:val="single" w:color="CCCCCC" w:sz="1" w:space="0"/>
+              <w:bottom w:val="single" w:color="CCCCCC" w:sz="1" w:space="0"/>
+              <w:right w:val="single" w:color="CCCCCC" w:sz="1" w:space="0"/>
             </w:tcBorders>
             <w:shd w:val="clear" w:color="auto" w:fill="FFFFFF"/>
             <w:tcMar>
@@ -13822,10 +13804,10 @@
           <w:tcPr>
             <w:tcW w:w="7000" w:type="dxa"/>
             <w:tcBorders>
-              <w:top w:val="single" w:sz="1" w:space="0" w:color="CCCCCC"/>
-              <w:left w:val="single" w:sz="1" w:space="0" w:color="CCCCCC"/>
-              <w:bottom w:val="single" w:sz="1" w:space="0" w:color="CCCCCC"/>
-              <w:right w:val="single" w:sz="1" w:space="0" w:color="CCCCCC"/>
+              <w:top w:val="single" w:color="CCCCCC" w:sz="1" w:space="0"/>
+              <w:left w:val="single" w:color="CCCCCC" w:sz="1" w:space="0"/>
+              <w:bottom w:val="single" w:color="CCCCCC" w:sz="1" w:space="0"/>
+              <w:right w:val="single" w:color="CCCCCC" w:sz="1" w:space="0"/>
             </w:tcBorders>
             <w:shd w:val="clear" w:color="auto" w:fill="FFFFFF"/>
             <w:tcMar>
@@ -13940,10 +13922,10 @@
           <w:tcPr>
             <w:tcW w:w="2000" w:type="dxa"/>
             <w:tcBorders>
-              <w:top w:val="single" w:sz="1" w:space="0" w:color="CCCCCC"/>
-              <w:left w:val="single" w:sz="1" w:space="0" w:color="CCCCCC"/>
-              <w:bottom w:val="single" w:sz="1" w:space="0" w:color="CCCCCC"/>
-              <w:right w:val="single" w:sz="1" w:space="0" w:color="CCCCCC"/>
+              <w:top w:val="single" w:color="CCCCCC" w:sz="1" w:space="0"/>
+              <w:left w:val="single" w:color="CCCCCC" w:sz="1" w:space="0"/>
+              <w:bottom w:val="single" w:color="CCCCCC" w:sz="1" w:space="0"/>
+              <w:right w:val="single" w:color="CCCCCC" w:sz="1" w:space="0"/>
             </w:tcBorders>
             <w:shd w:val="clear" w:color="auto" w:fill="FFFFFF"/>
             <w:tcMar>
@@ -13976,10 +13958,10 @@
           <w:tcPr>
             <w:tcW w:w="7000" w:type="dxa"/>
             <w:tcBorders>
-              <w:top w:val="single" w:sz="1" w:space="0" w:color="CCCCCC"/>
-              <w:left w:val="single" w:sz="1" w:space="0" w:color="CCCCCC"/>
-              <w:bottom w:val="single" w:sz="1" w:space="0" w:color="CCCCCC"/>
-              <w:right w:val="single" w:sz="1" w:space="0" w:color="CCCCCC"/>
+              <w:top w:val="single" w:color="CCCCCC" w:sz="1" w:space="0"/>
+              <w:left w:val="single" w:color="CCCCCC" w:sz="1" w:space="0"/>
+              <w:bottom w:val="single" w:color="CCCCCC" w:sz="1" w:space="0"/>
+              <w:right w:val="single" w:color="CCCCCC" w:sz="1" w:space="0"/>
             </w:tcBorders>
             <w:shd w:val="clear" w:color="auto" w:fill="FFFFFF"/>
             <w:tcMar>
@@ -14041,12 +14023,12 @@
       <w:tblPr>
         <w:tblW w:w="9000" w:type="dxa"/>
         <w:tblBorders>
-          <w:top w:val="single" w:sz="4" w:space="0" w:color="auto"/>
-          <w:left w:val="single" w:sz="4" w:space="0" w:color="auto"/>
-          <w:bottom w:val="single" w:sz="4" w:space="0" w:color="auto"/>
-          <w:right w:val="single" w:sz="4" w:space="0" w:color="auto"/>
-          <w:insideH w:val="single" w:sz="4" w:space="0" w:color="auto"/>
-          <w:insideV w:val="single" w:sz="4" w:space="0" w:color="auto"/>
+          <w:top w:val="single" w:color="auto" w:sz="4" w:space="0"/>
+          <w:left w:val="single" w:color="auto" w:sz="4" w:space="0"/>
+          <w:bottom w:val="single" w:color="auto" w:sz="4" w:space="0"/>
+          <w:right w:val="single" w:color="auto" w:sz="4" w:space="0"/>
+          <w:insideH w:val="single" w:color="auto" w:sz="4" w:space="0"/>
+          <w:insideV w:val="single" w:color="auto" w:sz="4" w:space="0"/>
         </w:tblBorders>
         <w:tblCellMar>
           <w:left w:w="10" w:type="dxa"/>
@@ -14066,10 +14048,10 @@
           <w:tcPr>
             <w:tcW w:w="2000" w:type="dxa"/>
             <w:tcBorders>
-              <w:top w:val="single" w:sz="1" w:space="0" w:color="CCCCCC"/>
-              <w:left w:val="single" w:sz="1" w:space="0" w:color="CCCCCC"/>
-              <w:bottom w:val="single" w:sz="1" w:space="0" w:color="CCCCCC"/>
-              <w:right w:val="single" w:sz="1" w:space="0" w:color="CCCCCC"/>
+              <w:top w:val="single" w:color="CCCCCC" w:sz="1" w:space="0"/>
+              <w:left w:val="single" w:color="CCCCCC" w:sz="1" w:space="0"/>
+              <w:bottom w:val="single" w:color="CCCCCC" w:sz="1" w:space="0"/>
+              <w:right w:val="single" w:color="CCCCCC" w:sz="1" w:space="0"/>
             </w:tcBorders>
             <w:shd w:val="clear" w:color="auto" w:fill="2E75B6"/>
             <w:tcMar>
@@ -14093,10 +14075,10 @@
           <w:tcPr>
             <w:tcW w:w="7000" w:type="dxa"/>
             <w:tcBorders>
-              <w:top w:val="single" w:sz="1" w:space="0" w:color="CCCCCC"/>
-              <w:left w:val="single" w:sz="1" w:space="0" w:color="CCCCCC"/>
-              <w:bottom w:val="single" w:sz="1" w:space="0" w:color="CCCCCC"/>
-              <w:right w:val="single" w:sz="1" w:space="0" w:color="CCCCCC"/>
+              <w:top w:val="single" w:color="CCCCCC" w:sz="1" w:space="0"/>
+              <w:left w:val="single" w:color="CCCCCC" w:sz="1" w:space="0"/>
+              <w:bottom w:val="single" w:color="CCCCCC" w:sz="1" w:space="0"/>
+              <w:right w:val="single" w:color="CCCCCC" w:sz="1" w:space="0"/>
             </w:tcBorders>
             <w:shd w:val="clear" w:color="auto" w:fill="2E75B6"/>
             <w:tcMar>
@@ -14122,10 +14104,10 @@
           <w:tcPr>
             <w:tcW w:w="2000" w:type="dxa"/>
             <w:tcBorders>
-              <w:top w:val="single" w:sz="1" w:space="0" w:color="CCCCCC"/>
-              <w:left w:val="single" w:sz="1" w:space="0" w:color="CCCCCC"/>
-              <w:bottom w:val="single" w:sz="1" w:space="0" w:color="CCCCCC"/>
-              <w:right w:val="single" w:sz="1" w:space="0" w:color="CCCCCC"/>
+              <w:top w:val="single" w:color="CCCCCC" w:sz="1" w:space="0"/>
+              <w:left w:val="single" w:color="CCCCCC" w:sz="1" w:space="0"/>
+              <w:bottom w:val="single" w:color="CCCCCC" w:sz="1" w:space="0"/>
+              <w:right w:val="single" w:color="CCCCCC" w:sz="1" w:space="0"/>
             </w:tcBorders>
             <w:shd w:val="clear" w:color="auto" w:fill="FFFFFF"/>
             <w:tcMar>
@@ -14158,10 +14140,10 @@
           <w:tcPr>
             <w:tcW w:w="7000" w:type="dxa"/>
             <w:tcBorders>
-              <w:top w:val="single" w:sz="1" w:space="0" w:color="CCCCCC"/>
-              <w:left w:val="single" w:sz="1" w:space="0" w:color="CCCCCC"/>
-              <w:bottom w:val="single" w:sz="1" w:space="0" w:color="CCCCCC"/>
-              <w:right w:val="single" w:sz="1" w:space="0" w:color="CCCCCC"/>
+              <w:top w:val="single" w:color="CCCCCC" w:sz="1" w:space="0"/>
+              <w:left w:val="single" w:color="CCCCCC" w:sz="1" w:space="0"/>
+              <w:bottom w:val="single" w:color="CCCCCC" w:sz="1" w:space="0"/>
+              <w:right w:val="single" w:color="CCCCCC" w:sz="1" w:space="0"/>
             </w:tcBorders>
             <w:shd w:val="clear" w:color="auto" w:fill="FFFFFF"/>
             <w:tcMar>
@@ -14247,10 +14229,10 @@
           <w:tcPr>
             <w:tcW w:w="2000" w:type="dxa"/>
             <w:tcBorders>
-              <w:top w:val="single" w:sz="1" w:space="0" w:color="CCCCCC"/>
-              <w:left w:val="single" w:sz="1" w:space="0" w:color="CCCCCC"/>
-              <w:bottom w:val="single" w:sz="1" w:space="0" w:color="CCCCCC"/>
-              <w:right w:val="single" w:sz="1" w:space="0" w:color="CCCCCC"/>
+              <w:top w:val="single" w:color="CCCCCC" w:sz="1" w:space="0"/>
+              <w:left w:val="single" w:color="CCCCCC" w:sz="1" w:space="0"/>
+              <w:bottom w:val="single" w:color="CCCCCC" w:sz="1" w:space="0"/>
+              <w:right w:val="single" w:color="CCCCCC" w:sz="1" w:space="0"/>
             </w:tcBorders>
             <w:shd w:val="clear" w:color="auto" w:fill="FFFFFF"/>
             <w:tcMar>
@@ -14283,10 +14265,10 @@
           <w:tcPr>
             <w:tcW w:w="7000" w:type="dxa"/>
             <w:tcBorders>
-              <w:top w:val="single" w:sz="1" w:space="0" w:color="CCCCCC"/>
-              <w:left w:val="single" w:sz="1" w:space="0" w:color="CCCCCC"/>
-              <w:bottom w:val="single" w:sz="1" w:space="0" w:color="CCCCCC"/>
-              <w:right w:val="single" w:sz="1" w:space="0" w:color="CCCCCC"/>
+              <w:top w:val="single" w:color="CCCCCC" w:sz="1" w:space="0"/>
+              <w:left w:val="single" w:color="CCCCCC" w:sz="1" w:space="0"/>
+              <w:bottom w:val="single" w:color="CCCCCC" w:sz="1" w:space="0"/>
+              <w:right w:val="single" w:color="CCCCCC" w:sz="1" w:space="0"/>
             </w:tcBorders>
             <w:shd w:val="clear" w:color="auto" w:fill="FFFFFF"/>
             <w:tcMar>
@@ -14321,10 +14303,10 @@
           <w:tcPr>
             <w:tcW w:w="2000" w:type="dxa"/>
             <w:tcBorders>
-              <w:top w:val="single" w:sz="1" w:space="0" w:color="CCCCCC"/>
-              <w:left w:val="single" w:sz="1" w:space="0" w:color="CCCCCC"/>
-              <w:bottom w:val="single" w:sz="1" w:space="0" w:color="CCCCCC"/>
-              <w:right w:val="single" w:sz="1" w:space="0" w:color="CCCCCC"/>
+              <w:top w:val="single" w:color="CCCCCC" w:sz="1" w:space="0"/>
+              <w:left w:val="single" w:color="CCCCCC" w:sz="1" w:space="0"/>
+              <w:bottom w:val="single" w:color="CCCCCC" w:sz="1" w:space="0"/>
+              <w:right w:val="single" w:color="CCCCCC" w:sz="1" w:space="0"/>
             </w:tcBorders>
             <w:shd w:val="clear" w:color="auto" w:fill="FFFFFF"/>
             <w:tcMar>
@@ -14357,10 +14339,10 @@
           <w:tcPr>
             <w:tcW w:w="7000" w:type="dxa"/>
             <w:tcBorders>
-              <w:top w:val="single" w:sz="1" w:space="0" w:color="CCCCCC"/>
-              <w:left w:val="single" w:sz="1" w:space="0" w:color="CCCCCC"/>
-              <w:bottom w:val="single" w:sz="1" w:space="0" w:color="CCCCCC"/>
-              <w:right w:val="single" w:sz="1" w:space="0" w:color="CCCCCC"/>
+              <w:top w:val="single" w:color="CCCCCC" w:sz="1" w:space="0"/>
+              <w:left w:val="single" w:color="CCCCCC" w:sz="1" w:space="0"/>
+              <w:bottom w:val="single" w:color="CCCCCC" w:sz="1" w:space="0"/>
+              <w:right w:val="single" w:color="CCCCCC" w:sz="1" w:space="0"/>
             </w:tcBorders>
             <w:shd w:val="clear" w:color="auto" w:fill="FFFFFF"/>
             <w:tcMar>
@@ -14395,10 +14377,10 @@
           <w:tcPr>
             <w:tcW w:w="2000" w:type="dxa"/>
             <w:tcBorders>
-              <w:top w:val="single" w:sz="1" w:space="0" w:color="CCCCCC"/>
-              <w:left w:val="single" w:sz="1" w:space="0" w:color="CCCCCC"/>
-              <w:bottom w:val="single" w:sz="1" w:space="0" w:color="CCCCCC"/>
-              <w:right w:val="single" w:sz="1" w:space="0" w:color="CCCCCC"/>
+              <w:top w:val="single" w:color="CCCCCC" w:sz="1" w:space="0"/>
+              <w:left w:val="single" w:color="CCCCCC" w:sz="1" w:space="0"/>
+              <w:bottom w:val="single" w:color="CCCCCC" w:sz="1" w:space="0"/>
+              <w:right w:val="single" w:color="CCCCCC" w:sz="1" w:space="0"/>
             </w:tcBorders>
             <w:shd w:val="clear" w:color="auto" w:fill="FFFFFF"/>
             <w:tcMar>
@@ -14431,10 +14413,10 @@
           <w:tcPr>
             <w:tcW w:w="7000" w:type="dxa"/>
             <w:tcBorders>
-              <w:top w:val="single" w:sz="1" w:space="0" w:color="CCCCCC"/>
-              <w:left w:val="single" w:sz="1" w:space="0" w:color="CCCCCC"/>
-              <w:bottom w:val="single" w:sz="1" w:space="0" w:color="CCCCCC"/>
-              <w:right w:val="single" w:sz="1" w:space="0" w:color="CCCCCC"/>
+              <w:top w:val="single" w:color="CCCCCC" w:sz="1" w:space="0"/>
+              <w:left w:val="single" w:color="CCCCCC" w:sz="1" w:space="0"/>
+              <w:bottom w:val="single" w:color="CCCCCC" w:sz="1" w:space="0"/>
+              <w:right w:val="single" w:color="CCCCCC" w:sz="1" w:space="0"/>
             </w:tcBorders>
             <w:shd w:val="clear" w:color="auto" w:fill="FFFFFF"/>
             <w:tcMar>
@@ -14537,12 +14519,12 @@
       <w:tblPr>
         <w:tblW w:w="9000" w:type="dxa"/>
         <w:tblBorders>
-          <w:top w:val="single" w:sz="4" w:space="0" w:color="auto"/>
-          <w:left w:val="single" w:sz="4" w:space="0" w:color="auto"/>
-          <w:bottom w:val="single" w:sz="4" w:space="0" w:color="auto"/>
-          <w:right w:val="single" w:sz="4" w:space="0" w:color="auto"/>
-          <w:insideH w:val="single" w:sz="4" w:space="0" w:color="auto"/>
-          <w:insideV w:val="single" w:sz="4" w:space="0" w:color="auto"/>
+          <w:top w:val="single" w:color="auto" w:sz="4" w:space="0"/>
+          <w:left w:val="single" w:color="auto" w:sz="4" w:space="0"/>
+          <w:bottom w:val="single" w:color="auto" w:sz="4" w:space="0"/>
+          <w:right w:val="single" w:color="auto" w:sz="4" w:space="0"/>
+          <w:insideH w:val="single" w:color="auto" w:sz="4" w:space="0"/>
+          <w:insideV w:val="single" w:color="auto" w:sz="4" w:space="0"/>
         </w:tblBorders>
         <w:tblCellMar>
           <w:left w:w="10" w:type="dxa"/>
@@ -14562,10 +14544,10 @@
           <w:tcPr>
             <w:tcW w:w="2000" w:type="dxa"/>
             <w:tcBorders>
-              <w:top w:val="single" w:sz="1" w:space="0" w:color="CCCCCC"/>
-              <w:left w:val="single" w:sz="1" w:space="0" w:color="CCCCCC"/>
-              <w:bottom w:val="single" w:sz="1" w:space="0" w:color="CCCCCC"/>
-              <w:right w:val="single" w:sz="1" w:space="0" w:color="CCCCCC"/>
+              <w:top w:val="single" w:color="CCCCCC" w:sz="1" w:space="0"/>
+              <w:left w:val="single" w:color="CCCCCC" w:sz="1" w:space="0"/>
+              <w:bottom w:val="single" w:color="CCCCCC" w:sz="1" w:space="0"/>
+              <w:right w:val="single" w:color="CCCCCC" w:sz="1" w:space="0"/>
             </w:tcBorders>
             <w:shd w:val="clear" w:color="auto" w:fill="2E75B6"/>
             <w:tcMar>
@@ -14589,10 +14571,10 @@
           <w:tcPr>
             <w:tcW w:w="7000" w:type="dxa"/>
             <w:tcBorders>
-              <w:top w:val="single" w:sz="1" w:space="0" w:color="CCCCCC"/>
-              <w:left w:val="single" w:sz="1" w:space="0" w:color="CCCCCC"/>
-              <w:bottom w:val="single" w:sz="1" w:space="0" w:color="CCCCCC"/>
-              <w:right w:val="single" w:sz="1" w:space="0" w:color="CCCCCC"/>
+              <w:top w:val="single" w:color="CCCCCC" w:sz="1" w:space="0"/>
+              <w:left w:val="single" w:color="CCCCCC" w:sz="1" w:space="0"/>
+              <w:bottom w:val="single" w:color="CCCCCC" w:sz="1" w:space="0"/>
+              <w:right w:val="single" w:color="CCCCCC" w:sz="1" w:space="0"/>
             </w:tcBorders>
             <w:shd w:val="clear" w:color="auto" w:fill="2E75B6"/>
             <w:tcMar>
@@ -14618,10 +14600,10 @@
           <w:tcPr>
             <w:tcW w:w="2000" w:type="dxa"/>
             <w:tcBorders>
-              <w:top w:val="single" w:sz="1" w:space="0" w:color="CCCCCC"/>
-              <w:left w:val="single" w:sz="1" w:space="0" w:color="CCCCCC"/>
-              <w:bottom w:val="single" w:sz="1" w:space="0" w:color="CCCCCC"/>
-              <w:right w:val="single" w:sz="1" w:space="0" w:color="CCCCCC"/>
+              <w:top w:val="single" w:color="CCCCCC" w:sz="1" w:space="0"/>
+              <w:left w:val="single" w:color="CCCCCC" w:sz="1" w:space="0"/>
+              <w:bottom w:val="single" w:color="CCCCCC" w:sz="1" w:space="0"/>
+              <w:right w:val="single" w:color="CCCCCC" w:sz="1" w:space="0"/>
             </w:tcBorders>
             <w:shd w:val="clear" w:color="auto" w:fill="FFFFFF"/>
             <w:tcMar>
@@ -14654,10 +14636,10 @@
           <w:tcPr>
             <w:tcW w:w="7000" w:type="dxa"/>
             <w:tcBorders>
-              <w:top w:val="single" w:sz="1" w:space="0" w:color="CCCCCC"/>
-              <w:left w:val="single" w:sz="1" w:space="0" w:color="CCCCCC"/>
-              <w:bottom w:val="single" w:sz="1" w:space="0" w:color="CCCCCC"/>
-              <w:right w:val="single" w:sz="1" w:space="0" w:color="CCCCCC"/>
+              <w:top w:val="single" w:color="CCCCCC" w:sz="1" w:space="0"/>
+              <w:left w:val="single" w:color="CCCCCC" w:sz="1" w:space="0"/>
+              <w:bottom w:val="single" w:color="CCCCCC" w:sz="1" w:space="0"/>
+              <w:right w:val="single" w:color="CCCCCC" w:sz="1" w:space="0"/>
             </w:tcBorders>
             <w:shd w:val="clear" w:color="auto" w:fill="FFFFFF"/>
             <w:tcMar>
@@ -14743,10 +14725,10 @@
           <w:tcPr>
             <w:tcW w:w="2000" w:type="dxa"/>
             <w:tcBorders>
-              <w:top w:val="single" w:sz="1" w:space="0" w:color="CCCCCC"/>
-              <w:left w:val="single" w:sz="1" w:space="0" w:color="CCCCCC"/>
-              <w:bottom w:val="single" w:sz="1" w:space="0" w:color="CCCCCC"/>
-              <w:right w:val="single" w:sz="1" w:space="0" w:color="CCCCCC"/>
+              <w:top w:val="single" w:color="CCCCCC" w:sz="1" w:space="0"/>
+              <w:left w:val="single" w:color="CCCCCC" w:sz="1" w:space="0"/>
+              <w:bottom w:val="single" w:color="CCCCCC" w:sz="1" w:space="0"/>
+              <w:right w:val="single" w:color="CCCCCC" w:sz="1" w:space="0"/>
             </w:tcBorders>
             <w:shd w:val="clear" w:color="auto" w:fill="FFFFFF"/>
             <w:tcMar>
@@ -14779,10 +14761,10 @@
           <w:tcPr>
             <w:tcW w:w="7000" w:type="dxa"/>
             <w:tcBorders>
-              <w:top w:val="single" w:sz="1" w:space="0" w:color="CCCCCC"/>
-              <w:left w:val="single" w:sz="1" w:space="0" w:color="CCCCCC"/>
-              <w:bottom w:val="single" w:sz="1" w:space="0" w:color="CCCCCC"/>
-              <w:right w:val="single" w:sz="1" w:space="0" w:color="CCCCCC"/>
+              <w:top w:val="single" w:color="CCCCCC" w:sz="1" w:space="0"/>
+              <w:left w:val="single" w:color="CCCCCC" w:sz="1" w:space="0"/>
+              <w:bottom w:val="single" w:color="CCCCCC" w:sz="1" w:space="0"/>
+              <w:right w:val="single" w:color="CCCCCC" w:sz="1" w:space="0"/>
             </w:tcBorders>
             <w:shd w:val="clear" w:color="auto" w:fill="FFFFFF"/>
             <w:tcMar>
@@ -14839,10 +14821,10 @@
           <w:tcPr>
             <w:tcW w:w="2000" w:type="dxa"/>
             <w:tcBorders>
-              <w:top w:val="single" w:sz="1" w:space="0" w:color="CCCCCC"/>
-              <w:left w:val="single" w:sz="1" w:space="0" w:color="CCCCCC"/>
-              <w:bottom w:val="single" w:sz="1" w:space="0" w:color="CCCCCC"/>
-              <w:right w:val="single" w:sz="1" w:space="0" w:color="CCCCCC"/>
+              <w:top w:val="single" w:color="CCCCCC" w:sz="1" w:space="0"/>
+              <w:left w:val="single" w:color="CCCCCC" w:sz="1" w:space="0"/>
+              <w:bottom w:val="single" w:color="CCCCCC" w:sz="1" w:space="0"/>
+              <w:right w:val="single" w:color="CCCCCC" w:sz="1" w:space="0"/>
             </w:tcBorders>
             <w:shd w:val="clear" w:color="auto" w:fill="FFFFFF"/>
             <w:tcMar>
@@ -14875,10 +14857,10 @@
           <w:tcPr>
             <w:tcW w:w="7000" w:type="dxa"/>
             <w:tcBorders>
-              <w:top w:val="single" w:sz="1" w:space="0" w:color="CCCCCC"/>
-              <w:left w:val="single" w:sz="1" w:space="0" w:color="CCCCCC"/>
-              <w:bottom w:val="single" w:sz="1" w:space="0" w:color="CCCCCC"/>
-              <w:right w:val="single" w:sz="1" w:space="0" w:color="CCCCCC"/>
+              <w:top w:val="single" w:color="CCCCCC" w:sz="1" w:space="0"/>
+              <w:left w:val="single" w:color="CCCCCC" w:sz="1" w:space="0"/>
+              <w:bottom w:val="single" w:color="CCCCCC" w:sz="1" w:space="0"/>
+              <w:right w:val="single" w:color="CCCCCC" w:sz="1" w:space="0"/>
             </w:tcBorders>
             <w:shd w:val="clear" w:color="auto" w:fill="FFFFFF"/>
             <w:tcMar>
@@ -14933,10 +14915,10 @@
           <w:tcPr>
             <w:tcW w:w="2000" w:type="dxa"/>
             <w:tcBorders>
-              <w:top w:val="single" w:sz="1" w:space="0" w:color="CCCCCC"/>
-              <w:left w:val="single" w:sz="1" w:space="0" w:color="CCCCCC"/>
-              <w:bottom w:val="single" w:sz="1" w:space="0" w:color="CCCCCC"/>
-              <w:right w:val="single" w:sz="1" w:space="0" w:color="CCCCCC"/>
+              <w:top w:val="single" w:color="CCCCCC" w:sz="1" w:space="0"/>
+              <w:left w:val="single" w:color="CCCCCC" w:sz="1" w:space="0"/>
+              <w:bottom w:val="single" w:color="CCCCCC" w:sz="1" w:space="0"/>
+              <w:right w:val="single" w:color="CCCCCC" w:sz="1" w:space="0"/>
             </w:tcBorders>
             <w:shd w:val="clear" w:color="auto" w:fill="FFFFFF"/>
             <w:tcMar>
@@ -14969,10 +14951,10 @@
           <w:tcPr>
             <w:tcW w:w="7000" w:type="dxa"/>
             <w:tcBorders>
-              <w:top w:val="single" w:sz="1" w:space="0" w:color="CCCCCC"/>
-              <w:left w:val="single" w:sz="1" w:space="0" w:color="CCCCCC"/>
-              <w:bottom w:val="single" w:sz="1" w:space="0" w:color="CCCCCC"/>
-              <w:right w:val="single" w:sz="1" w:space="0" w:color="CCCCCC"/>
+              <w:top w:val="single" w:color="CCCCCC" w:sz="1" w:space="0"/>
+              <w:left w:val="single" w:color="CCCCCC" w:sz="1" w:space="0"/>
+              <w:bottom w:val="single" w:color="CCCCCC" w:sz="1" w:space="0"/>
+              <w:right w:val="single" w:color="CCCCCC" w:sz="1" w:space="0"/>
             </w:tcBorders>
             <w:shd w:val="clear" w:color="auto" w:fill="FFFFFF"/>
             <w:tcMar>
@@ -15034,12 +15016,12 @@
       <w:tblPr>
         <w:tblW w:w="9000" w:type="dxa"/>
         <w:tblBorders>
-          <w:top w:val="single" w:sz="4" w:space="0" w:color="auto"/>
-          <w:left w:val="single" w:sz="4" w:space="0" w:color="auto"/>
-          <w:bottom w:val="single" w:sz="4" w:space="0" w:color="auto"/>
-          <w:right w:val="single" w:sz="4" w:space="0" w:color="auto"/>
-          <w:insideH w:val="single" w:sz="4" w:space="0" w:color="auto"/>
-          <w:insideV w:val="single" w:sz="4" w:space="0" w:color="auto"/>
+          <w:top w:val="single" w:color="auto" w:sz="4" w:space="0"/>
+          <w:left w:val="single" w:color="auto" w:sz="4" w:space="0"/>
+          <w:bottom w:val="single" w:color="auto" w:sz="4" w:space="0"/>
+          <w:right w:val="single" w:color="auto" w:sz="4" w:space="0"/>
+          <w:insideH w:val="single" w:color="auto" w:sz="4" w:space="0"/>
+          <w:insideV w:val="single" w:color="auto" w:sz="4" w:space="0"/>
         </w:tblBorders>
         <w:tblCellMar>
           <w:left w:w="10" w:type="dxa"/>
@@ -15059,10 +15041,10 @@
           <w:tcPr>
             <w:tcW w:w="2000" w:type="dxa"/>
             <w:tcBorders>
-              <w:top w:val="single" w:sz="1" w:space="0" w:color="CCCCCC"/>
-              <w:left w:val="single" w:sz="1" w:space="0" w:color="CCCCCC"/>
-              <w:bottom w:val="single" w:sz="1" w:space="0" w:color="CCCCCC"/>
-              <w:right w:val="single" w:sz="1" w:space="0" w:color="CCCCCC"/>
+              <w:top w:val="single" w:color="CCCCCC" w:sz="1" w:space="0"/>
+              <w:left w:val="single" w:color="CCCCCC" w:sz="1" w:space="0"/>
+              <w:bottom w:val="single" w:color="CCCCCC" w:sz="1" w:space="0"/>
+              <w:right w:val="single" w:color="CCCCCC" w:sz="1" w:space="0"/>
             </w:tcBorders>
             <w:shd w:val="clear" w:color="auto" w:fill="2E75B6"/>
             <w:tcMar>
@@ -15086,10 +15068,10 @@
           <w:tcPr>
             <w:tcW w:w="7000" w:type="dxa"/>
             <w:tcBorders>
-              <w:top w:val="single" w:sz="1" w:space="0" w:color="CCCCCC"/>
-              <w:left w:val="single" w:sz="1" w:space="0" w:color="CCCCCC"/>
-              <w:bottom w:val="single" w:sz="1" w:space="0" w:color="CCCCCC"/>
-              <w:right w:val="single" w:sz="1" w:space="0" w:color="CCCCCC"/>
+              <w:top w:val="single" w:color="CCCCCC" w:sz="1" w:space="0"/>
+              <w:left w:val="single" w:color="CCCCCC" w:sz="1" w:space="0"/>
+              <w:bottom w:val="single" w:color="CCCCCC" w:sz="1" w:space="0"/>
+              <w:right w:val="single" w:color="CCCCCC" w:sz="1" w:space="0"/>
             </w:tcBorders>
             <w:shd w:val="clear" w:color="auto" w:fill="2E75B6"/>
             <w:tcMar>
@@ -15115,10 +15097,10 @@
           <w:tcPr>
             <w:tcW w:w="2000" w:type="dxa"/>
             <w:tcBorders>
-              <w:top w:val="single" w:sz="1" w:space="0" w:color="CCCCCC"/>
-              <w:left w:val="single" w:sz="1" w:space="0" w:color="CCCCCC"/>
-              <w:bottom w:val="single" w:sz="1" w:space="0" w:color="CCCCCC"/>
-              <w:right w:val="single" w:sz="1" w:space="0" w:color="CCCCCC"/>
+              <w:top w:val="single" w:color="CCCCCC" w:sz="1" w:space="0"/>
+              <w:left w:val="single" w:color="CCCCCC" w:sz="1" w:space="0"/>
+              <w:bottom w:val="single" w:color="CCCCCC" w:sz="1" w:space="0"/>
+              <w:right w:val="single" w:color="CCCCCC" w:sz="1" w:space="0"/>
             </w:tcBorders>
             <w:shd w:val="clear" w:color="auto" w:fill="FFFFFF"/>
             <w:tcMar>
@@ -15151,10 +15133,10 @@
           <w:tcPr>
             <w:tcW w:w="7000" w:type="dxa"/>
             <w:tcBorders>
-              <w:top w:val="single" w:sz="1" w:space="0" w:color="CCCCCC"/>
-              <w:left w:val="single" w:sz="1" w:space="0" w:color="CCCCCC"/>
-              <w:bottom w:val="single" w:sz="1" w:space="0" w:color="CCCCCC"/>
-              <w:right w:val="single" w:sz="1" w:space="0" w:color="CCCCCC"/>
+              <w:top w:val="single" w:color="CCCCCC" w:sz="1" w:space="0"/>
+              <w:left w:val="single" w:color="CCCCCC" w:sz="1" w:space="0"/>
+              <w:bottom w:val="single" w:color="CCCCCC" w:sz="1" w:space="0"/>
+              <w:right w:val="single" w:color="CCCCCC" w:sz="1" w:space="0"/>
             </w:tcBorders>
             <w:shd w:val="clear" w:color="auto" w:fill="FFFFFF"/>
             <w:tcMar>
@@ -15289,10 +15271,10 @@
           <w:tcPr>
             <w:tcW w:w="2000" w:type="dxa"/>
             <w:tcBorders>
-              <w:top w:val="single" w:sz="1" w:space="0" w:color="CCCCCC"/>
-              <w:left w:val="single" w:sz="1" w:space="0" w:color="CCCCCC"/>
-              <w:bottom w:val="single" w:sz="1" w:space="0" w:color="CCCCCC"/>
-              <w:right w:val="single" w:sz="1" w:space="0" w:color="CCCCCC"/>
+              <w:top w:val="single" w:color="CCCCCC" w:sz="1" w:space="0"/>
+              <w:left w:val="single" w:color="CCCCCC" w:sz="1" w:space="0"/>
+              <w:bottom w:val="single" w:color="CCCCCC" w:sz="1" w:space="0"/>
+              <w:right w:val="single" w:color="CCCCCC" w:sz="1" w:space="0"/>
             </w:tcBorders>
             <w:shd w:val="clear" w:color="auto" w:fill="FFFFFF"/>
             <w:tcMar>
@@ -15325,10 +15307,10 @@
           <w:tcPr>
             <w:tcW w:w="7000" w:type="dxa"/>
             <w:tcBorders>
-              <w:top w:val="single" w:sz="1" w:space="0" w:color="CCCCCC"/>
-              <w:left w:val="single" w:sz="1" w:space="0" w:color="CCCCCC"/>
-              <w:bottom w:val="single" w:sz="1" w:space="0" w:color="CCCCCC"/>
-              <w:right w:val="single" w:sz="1" w:space="0" w:color="CCCCCC"/>
+              <w:top w:val="single" w:color="CCCCCC" w:sz="1" w:space="0"/>
+              <w:left w:val="single" w:color="CCCCCC" w:sz="1" w:space="0"/>
+              <w:bottom w:val="single" w:color="CCCCCC" w:sz="1" w:space="0"/>
+              <w:right w:val="single" w:color="CCCCCC" w:sz="1" w:space="0"/>
             </w:tcBorders>
             <w:shd w:val="clear" w:color="auto" w:fill="FFFFFF"/>
             <w:tcMar>
@@ -15434,10 +15416,10 @@
           <w:tcPr>
             <w:tcW w:w="2000" w:type="dxa"/>
             <w:tcBorders>
-              <w:top w:val="single" w:sz="1" w:space="0" w:color="CCCCCC"/>
-              <w:left w:val="single" w:sz="1" w:space="0" w:color="CCCCCC"/>
-              <w:bottom w:val="single" w:sz="1" w:space="0" w:color="CCCCCC"/>
-              <w:right w:val="single" w:sz="1" w:space="0" w:color="CCCCCC"/>
+              <w:top w:val="single" w:color="CCCCCC" w:sz="1" w:space="0"/>
+              <w:left w:val="single" w:color="CCCCCC" w:sz="1" w:space="0"/>
+              <w:bottom w:val="single" w:color="CCCCCC" w:sz="1" w:space="0"/>
+              <w:right w:val="single" w:color="CCCCCC" w:sz="1" w:space="0"/>
             </w:tcBorders>
             <w:shd w:val="clear" w:color="auto" w:fill="FFFFFF"/>
             <w:tcMar>
@@ -15470,10 +15452,10 @@
           <w:tcPr>
             <w:tcW w:w="7000" w:type="dxa"/>
             <w:tcBorders>
-              <w:top w:val="single" w:sz="1" w:space="0" w:color="CCCCCC"/>
-              <w:left w:val="single" w:sz="1" w:space="0" w:color="CCCCCC"/>
-              <w:bottom w:val="single" w:sz="1" w:space="0" w:color="CCCCCC"/>
-              <w:right w:val="single" w:sz="1" w:space="0" w:color="CCCCCC"/>
+              <w:top w:val="single" w:color="CCCCCC" w:sz="1" w:space="0"/>
+              <w:left w:val="single" w:color="CCCCCC" w:sz="1" w:space="0"/>
+              <w:bottom w:val="single" w:color="CCCCCC" w:sz="1" w:space="0"/>
+              <w:right w:val="single" w:color="CCCCCC" w:sz="1" w:space="0"/>
             </w:tcBorders>
             <w:shd w:val="clear" w:color="auto" w:fill="FFFFFF"/>
             <w:tcMar>
@@ -15530,10 +15512,10 @@
           <w:tcPr>
             <w:tcW w:w="2000" w:type="dxa"/>
             <w:tcBorders>
-              <w:top w:val="single" w:sz="1" w:space="0" w:color="CCCCCC"/>
-              <w:left w:val="single" w:sz="1" w:space="0" w:color="CCCCCC"/>
-              <w:bottom w:val="single" w:sz="1" w:space="0" w:color="CCCCCC"/>
-              <w:right w:val="single" w:sz="1" w:space="0" w:color="CCCCCC"/>
+              <w:top w:val="single" w:color="CCCCCC" w:sz="1" w:space="0"/>
+              <w:left w:val="single" w:color="CCCCCC" w:sz="1" w:space="0"/>
+              <w:bottom w:val="single" w:color="CCCCCC" w:sz="1" w:space="0"/>
+              <w:right w:val="single" w:color="CCCCCC" w:sz="1" w:space="0"/>
             </w:tcBorders>
             <w:shd w:val="clear" w:color="auto" w:fill="FFFFFF"/>
             <w:tcMar>
@@ -15566,10 +15548,10 @@
           <w:tcPr>
             <w:tcW w:w="7000" w:type="dxa"/>
             <w:tcBorders>
-              <w:top w:val="single" w:sz="1" w:space="0" w:color="CCCCCC"/>
-              <w:left w:val="single" w:sz="1" w:space="0" w:color="CCCCCC"/>
-              <w:bottom w:val="single" w:sz="1" w:space="0" w:color="CCCCCC"/>
-              <w:right w:val="single" w:sz="1" w:space="0" w:color="CCCCCC"/>
+              <w:top w:val="single" w:color="CCCCCC" w:sz="1" w:space="0"/>
+              <w:left w:val="single" w:color="CCCCCC" w:sz="1" w:space="0"/>
+              <w:bottom w:val="single" w:color="CCCCCC" w:sz="1" w:space="0"/>
+              <w:right w:val="single" w:color="CCCCCC" w:sz="1" w:space="0"/>
             </w:tcBorders>
             <w:shd w:val="clear" w:color="auto" w:fill="FFFFFF"/>
             <w:tcMar>
@@ -15691,12 +15673,12 @@
       <w:tblPr>
         <w:tblW w:w="9000" w:type="dxa"/>
         <w:tblBorders>
-          <w:top w:val="single" w:sz="4" w:space="0" w:color="auto"/>
-          <w:left w:val="single" w:sz="4" w:space="0" w:color="auto"/>
-          <w:bottom w:val="single" w:sz="4" w:space="0" w:color="auto"/>
-          <w:right w:val="single" w:sz="4" w:space="0" w:color="auto"/>
-          <w:insideH w:val="single" w:sz="4" w:space="0" w:color="auto"/>
-          <w:insideV w:val="single" w:sz="4" w:space="0" w:color="auto"/>
+          <w:top w:val="single" w:color="auto" w:sz="4" w:space="0"/>
+          <w:left w:val="single" w:color="auto" w:sz="4" w:space="0"/>
+          <w:bottom w:val="single" w:color="auto" w:sz="4" w:space="0"/>
+          <w:right w:val="single" w:color="auto" w:sz="4" w:space="0"/>
+          <w:insideH w:val="single" w:color="auto" w:sz="4" w:space="0"/>
+          <w:insideV w:val="single" w:color="auto" w:sz="4" w:space="0"/>
         </w:tblBorders>
         <w:tblCellMar>
           <w:left w:w="10" w:type="dxa"/>
@@ -15716,10 +15698,10 @@
           <w:tcPr>
             <w:tcW w:w="2000" w:type="dxa"/>
             <w:tcBorders>
-              <w:top w:val="single" w:sz="1" w:space="0" w:color="CCCCCC"/>
-              <w:left w:val="single" w:sz="1" w:space="0" w:color="CCCCCC"/>
-              <w:bottom w:val="single" w:sz="1" w:space="0" w:color="CCCCCC"/>
-              <w:right w:val="single" w:sz="1" w:space="0" w:color="CCCCCC"/>
+              <w:top w:val="single" w:color="CCCCCC" w:sz="1" w:space="0"/>
+              <w:left w:val="single" w:color="CCCCCC" w:sz="1" w:space="0"/>
+              <w:bottom w:val="single" w:color="CCCCCC" w:sz="1" w:space="0"/>
+              <w:right w:val="single" w:color="CCCCCC" w:sz="1" w:space="0"/>
             </w:tcBorders>
             <w:shd w:val="clear" w:color="auto" w:fill="2E75B6"/>
             <w:tcMar>
@@ -15743,10 +15725,10 @@
           <w:tcPr>
             <w:tcW w:w="7000" w:type="dxa"/>
             <w:tcBorders>
-              <w:top w:val="single" w:sz="1" w:space="0" w:color="CCCCCC"/>
-              <w:left w:val="single" w:sz="1" w:space="0" w:color="CCCCCC"/>
-              <w:bottom w:val="single" w:sz="1" w:space="0" w:color="CCCCCC"/>
-              <w:right w:val="single" w:sz="1" w:space="0" w:color="CCCCCC"/>
+              <w:top w:val="single" w:color="CCCCCC" w:sz="1" w:space="0"/>
+              <w:left w:val="single" w:color="CCCCCC" w:sz="1" w:space="0"/>
+              <w:bottom w:val="single" w:color="CCCCCC" w:sz="1" w:space="0"/>
+              <w:right w:val="single" w:color="CCCCCC" w:sz="1" w:space="0"/>
             </w:tcBorders>
             <w:shd w:val="clear" w:color="auto" w:fill="2E75B6"/>
             <w:tcMar>
@@ -15772,10 +15754,10 @@
           <w:tcPr>
             <w:tcW w:w="2000" w:type="dxa"/>
             <w:tcBorders>
-              <w:top w:val="single" w:sz="1" w:space="0" w:color="CCCCCC"/>
-              <w:left w:val="single" w:sz="1" w:space="0" w:color="CCCCCC"/>
-              <w:bottom w:val="single" w:sz="1" w:space="0" w:color="CCCCCC"/>
-              <w:right w:val="single" w:sz="1" w:space="0" w:color="CCCCCC"/>
+              <w:top w:val="single" w:color="CCCCCC" w:sz="1" w:space="0"/>
+              <w:left w:val="single" w:color="CCCCCC" w:sz="1" w:space="0"/>
+              <w:bottom w:val="single" w:color="CCCCCC" w:sz="1" w:space="0"/>
+              <w:right w:val="single" w:color="CCCCCC" w:sz="1" w:space="0"/>
             </w:tcBorders>
             <w:shd w:val="clear" w:color="auto" w:fill="FFFFFF"/>
             <w:tcMar>
@@ -15808,10 +15790,10 @@
           <w:tcPr>
             <w:tcW w:w="7000" w:type="dxa"/>
             <w:tcBorders>
-              <w:top w:val="single" w:sz="1" w:space="0" w:color="CCCCCC"/>
-              <w:left w:val="single" w:sz="1" w:space="0" w:color="CCCCCC"/>
-              <w:bottom w:val="single" w:sz="1" w:space="0" w:color="CCCCCC"/>
-              <w:right w:val="single" w:sz="1" w:space="0" w:color="CCCCCC"/>
+              <w:top w:val="single" w:color="CCCCCC" w:sz="1" w:space="0"/>
+              <w:left w:val="single" w:color="CCCCCC" w:sz="1" w:space="0"/>
+              <w:bottom w:val="single" w:color="CCCCCC" w:sz="1" w:space="0"/>
+              <w:right w:val="single" w:color="CCCCCC" w:sz="1" w:space="0"/>
             </w:tcBorders>
             <w:shd w:val="clear" w:color="auto" w:fill="FFFFFF"/>
             <w:tcMar>
@@ -15870,10 +15852,10 @@
           <w:tcPr>
             <w:tcW w:w="2000" w:type="dxa"/>
             <w:tcBorders>
-              <w:top w:val="single" w:sz="1" w:space="0" w:color="CCCCCC"/>
-              <w:left w:val="single" w:sz="1" w:space="0" w:color="CCCCCC"/>
-              <w:bottom w:val="single" w:sz="1" w:space="0" w:color="CCCCCC"/>
-              <w:right w:val="single" w:sz="1" w:space="0" w:color="CCCCCC"/>
+              <w:top w:val="single" w:color="CCCCCC" w:sz="1" w:space="0"/>
+              <w:left w:val="single" w:color="CCCCCC" w:sz="1" w:space="0"/>
+              <w:bottom w:val="single" w:color="CCCCCC" w:sz="1" w:space="0"/>
+              <w:right w:val="single" w:color="CCCCCC" w:sz="1" w:space="0"/>
             </w:tcBorders>
             <w:shd w:val="clear" w:color="auto" w:fill="FFFFFF"/>
             <w:tcMar>
@@ -15906,10 +15888,10 @@
           <w:tcPr>
             <w:tcW w:w="7000" w:type="dxa"/>
             <w:tcBorders>
-              <w:top w:val="single" w:sz="1" w:space="0" w:color="CCCCCC"/>
-              <w:left w:val="single" w:sz="1" w:space="0" w:color="CCCCCC"/>
-              <w:bottom w:val="single" w:sz="1" w:space="0" w:color="CCCCCC"/>
-              <w:right w:val="single" w:sz="1" w:space="0" w:color="CCCCCC"/>
+              <w:top w:val="single" w:color="CCCCCC" w:sz="1" w:space="0"/>
+              <w:left w:val="single" w:color="CCCCCC" w:sz="1" w:space="0"/>
+              <w:bottom w:val="single" w:color="CCCCCC" w:sz="1" w:space="0"/>
+              <w:right w:val="single" w:color="CCCCCC" w:sz="1" w:space="0"/>
             </w:tcBorders>
             <w:shd w:val="clear" w:color="auto" w:fill="FFFFFF"/>
             <w:tcMar>
@@ -15984,10 +15966,10 @@
           <w:tcPr>
             <w:tcW w:w="2000" w:type="dxa"/>
             <w:tcBorders>
-              <w:top w:val="single" w:sz="1" w:space="0" w:color="CCCCCC"/>
-              <w:left w:val="single" w:sz="1" w:space="0" w:color="CCCCCC"/>
-              <w:bottom w:val="single" w:sz="1" w:space="0" w:color="CCCCCC"/>
-              <w:right w:val="single" w:sz="1" w:space="0" w:color="CCCCCC"/>
+              <w:top w:val="single" w:color="CCCCCC" w:sz="1" w:space="0"/>
+              <w:left w:val="single" w:color="CCCCCC" w:sz="1" w:space="0"/>
+              <w:bottom w:val="single" w:color="CCCCCC" w:sz="1" w:space="0"/>
+              <w:right w:val="single" w:color="CCCCCC" w:sz="1" w:space="0"/>
             </w:tcBorders>
             <w:shd w:val="clear" w:color="auto" w:fill="FFFFFF"/>
             <w:tcMar>
@@ -16020,10 +16002,10 @@
           <w:tcPr>
             <w:tcW w:w="7000" w:type="dxa"/>
             <w:tcBorders>
-              <w:top w:val="single" w:sz="1" w:space="0" w:color="CCCCCC"/>
-              <w:left w:val="single" w:sz="1" w:space="0" w:color="CCCCCC"/>
-              <w:bottom w:val="single" w:sz="1" w:space="0" w:color="CCCCCC"/>
-              <w:right w:val="single" w:sz="1" w:space="0" w:color="CCCCCC"/>
+              <w:top w:val="single" w:color="CCCCCC" w:sz="1" w:space="0"/>
+              <w:left w:val="single" w:color="CCCCCC" w:sz="1" w:space="0"/>
+              <w:bottom w:val="single" w:color="CCCCCC" w:sz="1" w:space="0"/>
+              <w:right w:val="single" w:color="CCCCCC" w:sz="1" w:space="0"/>
             </w:tcBorders>
             <w:shd w:val="clear" w:color="auto" w:fill="FFFFFF"/>
             <w:tcMar>
@@ -16098,10 +16080,10 @@
           <w:tcPr>
             <w:tcW w:w="2000" w:type="dxa"/>
             <w:tcBorders>
-              <w:top w:val="single" w:sz="1" w:space="0" w:color="CCCCCC"/>
-              <w:left w:val="single" w:sz="1" w:space="0" w:color="CCCCCC"/>
-              <w:bottom w:val="single" w:sz="1" w:space="0" w:color="CCCCCC"/>
-              <w:right w:val="single" w:sz="1" w:space="0" w:color="CCCCCC"/>
+              <w:top w:val="single" w:color="CCCCCC" w:sz="1" w:space="0"/>
+              <w:left w:val="single" w:color="CCCCCC" w:sz="1" w:space="0"/>
+              <w:bottom w:val="single" w:color="CCCCCC" w:sz="1" w:space="0"/>
+              <w:right w:val="single" w:color="CCCCCC" w:sz="1" w:space="0"/>
             </w:tcBorders>
             <w:shd w:val="clear" w:color="auto" w:fill="FFFFFF"/>
             <w:tcMar>
@@ -16134,10 +16116,10 @@
           <w:tcPr>
             <w:tcW w:w="7000" w:type="dxa"/>
             <w:tcBorders>
-              <w:top w:val="single" w:sz="1" w:space="0" w:color="CCCCCC"/>
-              <w:left w:val="single" w:sz="1" w:space="0" w:color="CCCCCC"/>
-              <w:bottom w:val="single" w:sz="1" w:space="0" w:color="CCCCCC"/>
-              <w:right w:val="single" w:sz="1" w:space="0" w:color="CCCCCC"/>
+              <w:top w:val="single" w:color="CCCCCC" w:sz="1" w:space="0"/>
+              <w:left w:val="single" w:color="CCCCCC" w:sz="1" w:space="0"/>
+              <w:bottom w:val="single" w:color="CCCCCC" w:sz="1" w:space="0"/>
+              <w:right w:val="single" w:color="CCCCCC" w:sz="1" w:space="0"/>
             </w:tcBorders>
             <w:shd w:val="clear" w:color="auto" w:fill="FFFFFF"/>
             <w:tcMar>
@@ -16210,12 +16192,12 @@
       <w:tblPr>
         <w:tblW w:w="9000" w:type="dxa"/>
         <w:tblBorders>
-          <w:top w:val="single" w:sz="4" w:space="0" w:color="auto"/>
-          <w:left w:val="single" w:sz="4" w:space="0" w:color="auto"/>
-          <w:bottom w:val="single" w:sz="4" w:space="0" w:color="auto"/>
-          <w:right w:val="single" w:sz="4" w:space="0" w:color="auto"/>
-          <w:insideH w:val="single" w:sz="4" w:space="0" w:color="auto"/>
-          <w:insideV w:val="single" w:sz="4" w:space="0" w:color="auto"/>
+          <w:top w:val="single" w:color="auto" w:sz="4" w:space="0"/>
+          <w:left w:val="single" w:color="auto" w:sz="4" w:space="0"/>
+          <w:bottom w:val="single" w:color="auto" w:sz="4" w:space="0"/>
+          <w:right w:val="single" w:color="auto" w:sz="4" w:space="0"/>
+          <w:insideH w:val="single" w:color="auto" w:sz="4" w:space="0"/>
+          <w:insideV w:val="single" w:color="auto" w:sz="4" w:space="0"/>
         </w:tblBorders>
         <w:tblCellMar>
           <w:left w:w="10" w:type="dxa"/>
@@ -16235,10 +16217,10 @@
           <w:tcPr>
             <w:tcW w:w="2000" w:type="dxa"/>
             <w:tcBorders>
-              <w:top w:val="single" w:sz="1" w:space="0" w:color="CCCCCC"/>
-              <w:left w:val="single" w:sz="1" w:space="0" w:color="CCCCCC"/>
-              <w:bottom w:val="single" w:sz="1" w:space="0" w:color="CCCCCC"/>
-              <w:right w:val="single" w:sz="1" w:space="0" w:color="CCCCCC"/>
+              <w:top w:val="single" w:color="CCCCCC" w:sz="1" w:space="0"/>
+              <w:left w:val="single" w:color="CCCCCC" w:sz="1" w:space="0"/>
+              <w:bottom w:val="single" w:color="CCCCCC" w:sz="1" w:space="0"/>
+              <w:right w:val="single" w:color="CCCCCC" w:sz="1" w:space="0"/>
             </w:tcBorders>
             <w:shd w:val="clear" w:color="auto" w:fill="2E75B6"/>
             <w:tcMar>
@@ -16262,10 +16244,10 @@
           <w:tcPr>
             <w:tcW w:w="7000" w:type="dxa"/>
             <w:tcBorders>
-              <w:top w:val="single" w:sz="1" w:space="0" w:color="CCCCCC"/>
-              <w:left w:val="single" w:sz="1" w:space="0" w:color="CCCCCC"/>
-              <w:bottom w:val="single" w:sz="1" w:space="0" w:color="CCCCCC"/>
-              <w:right w:val="single" w:sz="1" w:space="0" w:color="CCCCCC"/>
+              <w:top w:val="single" w:color="CCCCCC" w:sz="1" w:space="0"/>
+              <w:left w:val="single" w:color="CCCCCC" w:sz="1" w:space="0"/>
+              <w:bottom w:val="single" w:color="CCCCCC" w:sz="1" w:space="0"/>
+              <w:right w:val="single" w:color="CCCCCC" w:sz="1" w:space="0"/>
             </w:tcBorders>
             <w:shd w:val="clear" w:color="auto" w:fill="2E75B6"/>
             <w:tcMar>
@@ -16291,10 +16273,10 @@
           <w:tcPr>
             <w:tcW w:w="2000" w:type="dxa"/>
             <w:tcBorders>
-              <w:top w:val="single" w:sz="1" w:space="0" w:color="CCCCCC"/>
-              <w:left w:val="single" w:sz="1" w:space="0" w:color="CCCCCC"/>
-              <w:bottom w:val="single" w:sz="1" w:space="0" w:color="CCCCCC"/>
-              <w:right w:val="single" w:sz="1" w:space="0" w:color="CCCCCC"/>
+              <w:top w:val="single" w:color="CCCCCC" w:sz="1" w:space="0"/>
+              <w:left w:val="single" w:color="CCCCCC" w:sz="1" w:space="0"/>
+              <w:bottom w:val="single" w:color="CCCCCC" w:sz="1" w:space="0"/>
+              <w:right w:val="single" w:color="CCCCCC" w:sz="1" w:space="0"/>
             </w:tcBorders>
             <w:shd w:val="clear" w:color="auto" w:fill="FFFFFF"/>
             <w:tcMar>
@@ -16327,10 +16309,10 @@
           <w:tcPr>
             <w:tcW w:w="7000" w:type="dxa"/>
             <w:tcBorders>
-              <w:top w:val="single" w:sz="1" w:space="0" w:color="CCCCCC"/>
-              <w:left w:val="single" w:sz="1" w:space="0" w:color="CCCCCC"/>
-              <w:bottom w:val="single" w:sz="1" w:space="0" w:color="CCCCCC"/>
-              <w:right w:val="single" w:sz="1" w:space="0" w:color="CCCCCC"/>
+              <w:top w:val="single" w:color="CCCCCC" w:sz="1" w:space="0"/>
+              <w:left w:val="single" w:color="CCCCCC" w:sz="1" w:space="0"/>
+              <w:bottom w:val="single" w:color="CCCCCC" w:sz="1" w:space="0"/>
+              <w:right w:val="single" w:color="CCCCCC" w:sz="1" w:space="0"/>
             </w:tcBorders>
             <w:shd w:val="clear" w:color="auto" w:fill="FFFFFF"/>
             <w:tcMar>
@@ -16416,10 +16398,10 @@
           <w:tcPr>
             <w:tcW w:w="2000" w:type="dxa"/>
             <w:tcBorders>
-              <w:top w:val="single" w:sz="1" w:space="0" w:color="CCCCCC"/>
-              <w:left w:val="single" w:sz="1" w:space="0" w:color="CCCCCC"/>
-              <w:bottom w:val="single" w:sz="1" w:space="0" w:color="CCCCCC"/>
-              <w:right w:val="single" w:sz="1" w:space="0" w:color="CCCCCC"/>
+              <w:top w:val="single" w:color="CCCCCC" w:sz="1" w:space="0"/>
+              <w:left w:val="single" w:color="CCCCCC" w:sz="1" w:space="0"/>
+              <w:bottom w:val="single" w:color="CCCCCC" w:sz="1" w:space="0"/>
+              <w:right w:val="single" w:color="CCCCCC" w:sz="1" w:space="0"/>
             </w:tcBorders>
             <w:shd w:val="clear" w:color="auto" w:fill="FFFFFF"/>
             <w:tcMar>
@@ -16452,10 +16434,10 @@
           <w:tcPr>
             <w:tcW w:w="7000" w:type="dxa"/>
             <w:tcBorders>
-              <w:top w:val="single" w:sz="1" w:space="0" w:color="CCCCCC"/>
-              <w:left w:val="single" w:sz="1" w:space="0" w:color="CCCCCC"/>
-              <w:bottom w:val="single" w:sz="1" w:space="0" w:color="CCCCCC"/>
-              <w:right w:val="single" w:sz="1" w:space="0" w:color="CCCCCC"/>
+              <w:top w:val="single" w:color="CCCCCC" w:sz="1" w:space="0"/>
+              <w:left w:val="single" w:color="CCCCCC" w:sz="1" w:space="0"/>
+              <w:bottom w:val="single" w:color="CCCCCC" w:sz="1" w:space="0"/>
+              <w:right w:val="single" w:color="CCCCCC" w:sz="1" w:space="0"/>
             </w:tcBorders>
             <w:shd w:val="clear" w:color="auto" w:fill="FFFFFF"/>
             <w:tcMar>
@@ -16490,10 +16472,10 @@
           <w:tcPr>
             <w:tcW w:w="2000" w:type="dxa"/>
             <w:tcBorders>
-              <w:top w:val="single" w:sz="1" w:space="0" w:color="CCCCCC"/>
-              <w:left w:val="single" w:sz="1" w:space="0" w:color="CCCCCC"/>
-              <w:bottom w:val="single" w:sz="1" w:space="0" w:color="CCCCCC"/>
-              <w:right w:val="single" w:sz="1" w:space="0" w:color="CCCCCC"/>
+              <w:top w:val="single" w:color="CCCCCC" w:sz="1" w:space="0"/>
+              <w:left w:val="single" w:color="CCCCCC" w:sz="1" w:space="0"/>
+              <w:bottom w:val="single" w:color="CCCCCC" w:sz="1" w:space="0"/>
+              <w:right w:val="single" w:color="CCCCCC" w:sz="1" w:space="0"/>
             </w:tcBorders>
             <w:shd w:val="clear" w:color="auto" w:fill="FFFFFF"/>
             <w:tcMar>
@@ -16526,10 +16508,10 @@
           <w:tcPr>
             <w:tcW w:w="7000" w:type="dxa"/>
             <w:tcBorders>
-              <w:top w:val="single" w:sz="1" w:space="0" w:color="CCCCCC"/>
-              <w:left w:val="single" w:sz="1" w:space="0" w:color="CCCCCC"/>
-              <w:bottom w:val="single" w:sz="1" w:space="0" w:color="CCCCCC"/>
-              <w:right w:val="single" w:sz="1" w:space="0" w:color="CCCCCC"/>
+              <w:top w:val="single" w:color="CCCCCC" w:sz="1" w:space="0"/>
+              <w:left w:val="single" w:color="CCCCCC" w:sz="1" w:space="0"/>
+              <w:bottom w:val="single" w:color="CCCCCC" w:sz="1" w:space="0"/>
+              <w:right w:val="single" w:color="CCCCCC" w:sz="1" w:space="0"/>
             </w:tcBorders>
             <w:shd w:val="clear" w:color="auto" w:fill="FFFFFF"/>
             <w:tcMar>
@@ -16584,10 +16566,10 @@
           <w:tcPr>
             <w:tcW w:w="2000" w:type="dxa"/>
             <w:tcBorders>
-              <w:top w:val="single" w:sz="1" w:space="0" w:color="CCCCCC"/>
-              <w:left w:val="single" w:sz="1" w:space="0" w:color="CCCCCC"/>
-              <w:bottom w:val="single" w:sz="1" w:space="0" w:color="CCCCCC"/>
-              <w:right w:val="single" w:sz="1" w:space="0" w:color="CCCCCC"/>
+              <w:top w:val="single" w:color="CCCCCC" w:sz="1" w:space="0"/>
+              <w:left w:val="single" w:color="CCCCCC" w:sz="1" w:space="0"/>
+              <w:bottom w:val="single" w:color="CCCCCC" w:sz="1" w:space="0"/>
+              <w:right w:val="single" w:color="CCCCCC" w:sz="1" w:space="0"/>
             </w:tcBorders>
             <w:shd w:val="clear" w:color="auto" w:fill="FFFFFF"/>
             <w:tcMar>
@@ -16620,10 +16602,10 @@
           <w:tcPr>
             <w:tcW w:w="7000" w:type="dxa"/>
             <w:tcBorders>
-              <w:top w:val="single" w:sz="1" w:space="0" w:color="CCCCCC"/>
-              <w:left w:val="single" w:sz="1" w:space="0" w:color="CCCCCC"/>
-              <w:bottom w:val="single" w:sz="1" w:space="0" w:color="CCCCCC"/>
-              <w:right w:val="single" w:sz="1" w:space="0" w:color="CCCCCC"/>
+              <w:top w:val="single" w:color="CCCCCC" w:sz="1" w:space="0"/>
+              <w:left w:val="single" w:color="CCCCCC" w:sz="1" w:space="0"/>
+              <w:bottom w:val="single" w:color="CCCCCC" w:sz="1" w:space="0"/>
+              <w:right w:val="single" w:color="CCCCCC" w:sz="1" w:space="0"/>
             </w:tcBorders>
             <w:shd w:val="clear" w:color="auto" w:fill="FFFFFF"/>
             <w:tcMar>
@@ -16745,12 +16727,12 @@
       <w:tblPr>
         <w:tblW w:w="9000" w:type="dxa"/>
         <w:tblBorders>
-          <w:top w:val="single" w:sz="4" w:space="0" w:color="auto"/>
-          <w:left w:val="single" w:sz="4" w:space="0" w:color="auto"/>
-          <w:bottom w:val="single" w:sz="4" w:space="0" w:color="auto"/>
-          <w:right w:val="single" w:sz="4" w:space="0" w:color="auto"/>
-          <w:insideH w:val="single" w:sz="4" w:space="0" w:color="auto"/>
-          <w:insideV w:val="single" w:sz="4" w:space="0" w:color="auto"/>
+          <w:top w:val="single" w:color="auto" w:sz="4" w:space="0"/>
+          <w:left w:val="single" w:color="auto" w:sz="4" w:space="0"/>
+          <w:bottom w:val="single" w:color="auto" w:sz="4" w:space="0"/>
+          <w:right w:val="single" w:color="auto" w:sz="4" w:space="0"/>
+          <w:insideH w:val="single" w:color="auto" w:sz="4" w:space="0"/>
+          <w:insideV w:val="single" w:color="auto" w:sz="4" w:space="0"/>
         </w:tblBorders>
         <w:tblCellMar>
           <w:left w:w="10" w:type="dxa"/>
@@ -16772,10 +16754,10 @@
           <w:tcPr>
             <w:tcW w:w="600" w:type="dxa"/>
             <w:tcBorders>
-              <w:top w:val="single" w:sz="1" w:space="0" w:color="CCCCCC"/>
-              <w:left w:val="single" w:sz="1" w:space="0" w:color="CCCCCC"/>
-              <w:bottom w:val="single" w:sz="1" w:space="0" w:color="CCCCCC"/>
-              <w:right w:val="single" w:sz="1" w:space="0" w:color="CCCCCC"/>
+              <w:top w:val="single" w:color="CCCCCC" w:sz="1" w:space="0"/>
+              <w:left w:val="single" w:color="CCCCCC" w:sz="1" w:space="0"/>
+              <w:bottom w:val="single" w:color="CCCCCC" w:sz="1" w:space="0"/>
+              <w:right w:val="single" w:color="CCCCCC" w:sz="1" w:space="0"/>
             </w:tcBorders>
             <w:shd w:val="clear" w:color="auto" w:fill="2E75B6"/>
             <w:tcMar>
@@ -16810,10 +16792,10 @@
           <w:tcPr>
             <w:tcW w:w="2000" w:type="dxa"/>
             <w:tcBorders>
-              <w:top w:val="single" w:sz="1" w:space="0" w:color="CCCCCC"/>
-              <w:left w:val="single" w:sz="1" w:space="0" w:color="CCCCCC"/>
-              <w:bottom w:val="single" w:sz="1" w:space="0" w:color="CCCCCC"/>
-              <w:right w:val="single" w:sz="1" w:space="0" w:color="CCCCCC"/>
+              <w:top w:val="single" w:color="CCCCCC" w:sz="1" w:space="0"/>
+              <w:left w:val="single" w:color="CCCCCC" w:sz="1" w:space="0"/>
+              <w:bottom w:val="single" w:color="CCCCCC" w:sz="1" w:space="0"/>
+              <w:right w:val="single" w:color="CCCCCC" w:sz="1" w:space="0"/>
             </w:tcBorders>
             <w:shd w:val="clear" w:color="auto" w:fill="2E75B6"/>
             <w:tcMar>
@@ -16848,10 +16830,10 @@
           <w:tcPr>
             <w:tcW w:w="3300" w:type="dxa"/>
             <w:tcBorders>
-              <w:top w:val="single" w:sz="1" w:space="0" w:color="CCCCCC"/>
-              <w:left w:val="single" w:sz="1" w:space="0" w:color="CCCCCC"/>
-              <w:bottom w:val="single" w:sz="1" w:space="0" w:color="CCCCCC"/>
-              <w:right w:val="single" w:sz="1" w:space="0" w:color="CCCCCC"/>
+              <w:top w:val="single" w:color="CCCCCC" w:sz="1" w:space="0"/>
+              <w:left w:val="single" w:color="CCCCCC" w:sz="1" w:space="0"/>
+              <w:bottom w:val="single" w:color="CCCCCC" w:sz="1" w:space="0"/>
+              <w:right w:val="single" w:color="CCCCCC" w:sz="1" w:space="0"/>
             </w:tcBorders>
             <w:shd w:val="clear" w:color="auto" w:fill="2E75B6"/>
             <w:tcMar>
@@ -16886,10 +16868,10 @@
           <w:tcPr>
             <w:tcW w:w="3100" w:type="dxa"/>
             <w:tcBorders>
-              <w:top w:val="single" w:sz="1" w:space="0" w:color="CCCCCC"/>
-              <w:left w:val="single" w:sz="1" w:space="0" w:color="CCCCCC"/>
-              <w:bottom w:val="single" w:sz="1" w:space="0" w:color="CCCCCC"/>
-              <w:right w:val="single" w:sz="1" w:space="0" w:color="CCCCCC"/>
+              <w:top w:val="single" w:color="CCCCCC" w:sz="1" w:space="0"/>
+              <w:left w:val="single" w:color="CCCCCC" w:sz="1" w:space="0"/>
+              <w:bottom w:val="single" w:color="CCCCCC" w:sz="1" w:space="0"/>
+              <w:right w:val="single" w:color="CCCCCC" w:sz="1" w:space="0"/>
             </w:tcBorders>
             <w:shd w:val="clear" w:color="auto" w:fill="2E75B6"/>
             <w:tcMar>
@@ -16926,10 +16908,10 @@
           <w:tcPr>
             <w:tcW w:w="600" w:type="dxa"/>
             <w:tcBorders>
-              <w:top w:val="single" w:sz="1" w:space="0" w:color="CCCCCC"/>
-              <w:left w:val="single" w:sz="1" w:space="0" w:color="CCCCCC"/>
-              <w:bottom w:val="single" w:sz="1" w:space="0" w:color="CCCCCC"/>
-              <w:right w:val="single" w:sz="1" w:space="0" w:color="CCCCCC"/>
+              <w:top w:val="single" w:color="CCCCCC" w:sz="1" w:space="0"/>
+              <w:left w:val="single" w:color="CCCCCC" w:sz="1" w:space="0"/>
+              <w:bottom w:val="single" w:color="CCCCCC" w:sz="1" w:space="0"/>
+              <w:right w:val="single" w:color="CCCCCC" w:sz="1" w:space="0"/>
             </w:tcBorders>
             <w:shd w:val="clear" w:color="auto" w:fill="FFFFFF"/>
             <w:tcMar>
@@ -16962,10 +16944,10 @@
           <w:tcPr>
             <w:tcW w:w="2000" w:type="dxa"/>
             <w:tcBorders>
-              <w:top w:val="single" w:sz="1" w:space="0" w:color="CCCCCC"/>
-              <w:left w:val="single" w:sz="1" w:space="0" w:color="CCCCCC"/>
-              <w:bottom w:val="single" w:sz="1" w:space="0" w:color="CCCCCC"/>
-              <w:right w:val="single" w:sz="1" w:space="0" w:color="CCCCCC"/>
+              <w:top w:val="single" w:color="CCCCCC" w:sz="1" w:space="0"/>
+              <w:left w:val="single" w:color="CCCCCC" w:sz="1" w:space="0"/>
+              <w:bottom w:val="single" w:color="CCCCCC" w:sz="1" w:space="0"/>
+              <w:right w:val="single" w:color="CCCCCC" w:sz="1" w:space="0"/>
             </w:tcBorders>
             <w:shd w:val="clear" w:color="auto" w:fill="FFFFFF"/>
             <w:tcMar>
@@ -16998,10 +16980,10 @@
           <w:tcPr>
             <w:tcW w:w="3300" w:type="dxa"/>
             <w:tcBorders>
-              <w:top w:val="single" w:sz="1" w:space="0" w:color="CCCCCC"/>
-              <w:left w:val="single" w:sz="1" w:space="0" w:color="CCCCCC"/>
-              <w:bottom w:val="single" w:sz="1" w:space="0" w:color="CCCCCC"/>
-              <w:right w:val="single" w:sz="1" w:space="0" w:color="CCCCCC"/>
+              <w:top w:val="single" w:color="CCCCCC" w:sz="1" w:space="0"/>
+              <w:left w:val="single" w:color="CCCCCC" w:sz="1" w:space="0"/>
+              <w:bottom w:val="single" w:color="CCCCCC" w:sz="1" w:space="0"/>
+              <w:right w:val="single" w:color="CCCCCC" w:sz="1" w:space="0"/>
             </w:tcBorders>
             <w:shd w:val="clear" w:color="auto" w:fill="FFFFFF"/>
             <w:tcMar>
@@ -17074,10 +17056,10 @@
           <w:tcPr>
             <w:tcW w:w="3100" w:type="dxa"/>
             <w:tcBorders>
-              <w:top w:val="single" w:sz="1" w:space="0" w:color="CCCCCC"/>
-              <w:left w:val="single" w:sz="1" w:space="0" w:color="CCCCCC"/>
-              <w:bottom w:val="single" w:sz="1" w:space="0" w:color="CCCCCC"/>
-              <w:right w:val="single" w:sz="1" w:space="0" w:color="CCCCCC"/>
+              <w:top w:val="single" w:color="CCCCCC" w:sz="1" w:space="0"/>
+              <w:left w:val="single" w:color="CCCCCC" w:sz="1" w:space="0"/>
+              <w:bottom w:val="single" w:color="CCCCCC" w:sz="1" w:space="0"/>
+              <w:right w:val="single" w:color="CCCCCC" w:sz="1" w:space="0"/>
             </w:tcBorders>
             <w:shd w:val="clear" w:color="auto" w:fill="FFFFFF"/>
             <w:tcMar>
@@ -17112,10 +17094,10 @@
           <w:tcPr>
             <w:tcW w:w="600" w:type="dxa"/>
             <w:tcBorders>
-              <w:top w:val="single" w:sz="1" w:space="0" w:color="CCCCCC"/>
-              <w:left w:val="single" w:sz="1" w:space="0" w:color="CCCCCC"/>
-              <w:bottom w:val="single" w:sz="1" w:space="0" w:color="CCCCCC"/>
-              <w:right w:val="single" w:sz="1" w:space="0" w:color="CCCCCC"/>
+              <w:top w:val="single" w:color="CCCCCC" w:sz="1" w:space="0"/>
+              <w:left w:val="single" w:color="CCCCCC" w:sz="1" w:space="0"/>
+              <w:bottom w:val="single" w:color="CCCCCC" w:sz="1" w:space="0"/>
+              <w:right w:val="single" w:color="CCCCCC" w:sz="1" w:space="0"/>
             </w:tcBorders>
             <w:shd w:val="clear" w:color="auto" w:fill="FFFFFF"/>
             <w:tcMar>
@@ -17148,10 +17130,10 @@
           <w:tcPr>
             <w:tcW w:w="2000" w:type="dxa"/>
             <w:tcBorders>
-              <w:top w:val="single" w:sz="1" w:space="0" w:color="CCCCCC"/>
-              <w:left w:val="single" w:sz="1" w:space="0" w:color="CCCCCC"/>
-              <w:bottom w:val="single" w:sz="1" w:space="0" w:color="CCCCCC"/>
-              <w:right w:val="single" w:sz="1" w:space="0" w:color="CCCCCC"/>
+              <w:top w:val="single" w:color="CCCCCC" w:sz="1" w:space="0"/>
+              <w:left w:val="single" w:color="CCCCCC" w:sz="1" w:space="0"/>
+              <w:bottom w:val="single" w:color="CCCCCC" w:sz="1" w:space="0"/>
+              <w:right w:val="single" w:color="CCCCCC" w:sz="1" w:space="0"/>
             </w:tcBorders>
             <w:shd w:val="clear" w:color="auto" w:fill="FFFFFF"/>
             <w:tcMar>
@@ -17184,10 +17166,10 @@
           <w:tcPr>
             <w:tcW w:w="3300" w:type="dxa"/>
             <w:tcBorders>
-              <w:top w:val="single" w:sz="1" w:space="0" w:color="CCCCCC"/>
-              <w:left w:val="single" w:sz="1" w:space="0" w:color="CCCCCC"/>
-              <w:bottom w:val="single" w:sz="1" w:space="0" w:color="CCCCCC"/>
-              <w:right w:val="single" w:sz="1" w:space="0" w:color="CCCCCC"/>
+              <w:top w:val="single" w:color="CCCCCC" w:sz="1" w:space="0"/>
+              <w:left w:val="single" w:color="CCCCCC" w:sz="1" w:space="0"/>
+              <w:bottom w:val="single" w:color="CCCCCC" w:sz="1" w:space="0"/>
+              <w:right w:val="single" w:color="CCCCCC" w:sz="1" w:space="0"/>
             </w:tcBorders>
             <w:shd w:val="clear" w:color="auto" w:fill="FFFFFF"/>
             <w:tcMar>
@@ -17257,10 +17239,10 @@
           <w:tcPr>
             <w:tcW w:w="3100" w:type="dxa"/>
             <w:tcBorders>
-              <w:top w:val="single" w:sz="1" w:space="0" w:color="CCCCCC"/>
-              <w:left w:val="single" w:sz="1" w:space="0" w:color="CCCCCC"/>
-              <w:bottom w:val="single" w:sz="1" w:space="0" w:color="CCCCCC"/>
-              <w:right w:val="single" w:sz="1" w:space="0" w:color="CCCCCC"/>
+              <w:top w:val="single" w:color="CCCCCC" w:sz="1" w:space="0"/>
+              <w:left w:val="single" w:color="CCCCCC" w:sz="1" w:space="0"/>
+              <w:bottom w:val="single" w:color="CCCCCC" w:sz="1" w:space="0"/>
+              <w:right w:val="single" w:color="CCCCCC" w:sz="1" w:space="0"/>
             </w:tcBorders>
             <w:shd w:val="clear" w:color="auto" w:fill="FFFFFF"/>
             <w:tcMar>
@@ -17295,10 +17277,10 @@
           <w:tcPr>
             <w:tcW w:w="600" w:type="dxa"/>
             <w:tcBorders>
-              <w:top w:val="single" w:sz="1" w:space="0" w:color="CCCCCC"/>
-              <w:left w:val="single" w:sz="1" w:space="0" w:color="CCCCCC"/>
-              <w:bottom w:val="single" w:sz="1" w:space="0" w:color="CCCCCC"/>
-              <w:right w:val="single" w:sz="1" w:space="0" w:color="CCCCCC"/>
+              <w:top w:val="single" w:color="CCCCCC" w:sz="1" w:space="0"/>
+              <w:left w:val="single" w:color="CCCCCC" w:sz="1" w:space="0"/>
+              <w:bottom w:val="single" w:color="CCCCCC" w:sz="1" w:space="0"/>
+              <w:right w:val="single" w:color="CCCCCC" w:sz="1" w:space="0"/>
             </w:tcBorders>
             <w:shd w:val="clear" w:color="auto" w:fill="FFFFFF"/>
             <w:tcMar>
@@ -17331,10 +17313,10 @@
           <w:tcPr>
             <w:tcW w:w="2000" w:type="dxa"/>
             <w:tcBorders>
-              <w:top w:val="single" w:sz="1" w:space="0" w:color="CCCCCC"/>
-              <w:left w:val="single" w:sz="1" w:space="0" w:color="CCCCCC"/>
-              <w:bottom w:val="single" w:sz="1" w:space="0" w:color="CCCCCC"/>
-              <w:right w:val="single" w:sz="1" w:space="0" w:color="CCCCCC"/>
+              <w:top w:val="single" w:color="CCCCCC" w:sz="1" w:space="0"/>
+              <w:left w:val="single" w:color="CCCCCC" w:sz="1" w:space="0"/>
+              <w:bottom w:val="single" w:color="CCCCCC" w:sz="1" w:space="0"/>
+              <w:right w:val="single" w:color="CCCCCC" w:sz="1" w:space="0"/>
             </w:tcBorders>
             <w:shd w:val="clear" w:color="auto" w:fill="FFFFFF"/>
             <w:tcMar>
@@ -17367,10 +17349,10 @@
           <w:tcPr>
             <w:tcW w:w="3300" w:type="dxa"/>
             <w:tcBorders>
-              <w:top w:val="single" w:sz="1" w:space="0" w:color="CCCCCC"/>
-              <w:left w:val="single" w:sz="1" w:space="0" w:color="CCCCCC"/>
-              <w:bottom w:val="single" w:sz="1" w:space="0" w:color="CCCCCC"/>
-              <w:right w:val="single" w:sz="1" w:space="0" w:color="CCCCCC"/>
+              <w:top w:val="single" w:color="CCCCCC" w:sz="1" w:space="0"/>
+              <w:left w:val="single" w:color="CCCCCC" w:sz="1" w:space="0"/>
+              <w:bottom w:val="single" w:color="CCCCCC" w:sz="1" w:space="0"/>
+              <w:right w:val="single" w:color="CCCCCC" w:sz="1" w:space="0"/>
             </w:tcBorders>
             <w:shd w:val="clear" w:color="auto" w:fill="FFFFFF"/>
             <w:tcMar>
@@ -17440,10 +17422,10 @@
           <w:tcPr>
             <w:tcW w:w="3100" w:type="dxa"/>
             <w:tcBorders>
-              <w:top w:val="single" w:sz="1" w:space="0" w:color="CCCCCC"/>
-              <w:left w:val="single" w:sz="1" w:space="0" w:color="CCCCCC"/>
-              <w:bottom w:val="single" w:sz="1" w:space="0" w:color="CCCCCC"/>
-              <w:right w:val="single" w:sz="1" w:space="0" w:color="CCCCCC"/>
+              <w:top w:val="single" w:color="CCCCCC" w:sz="1" w:space="0"/>
+              <w:left w:val="single" w:color="CCCCCC" w:sz="1" w:space="0"/>
+              <w:bottom w:val="single" w:color="CCCCCC" w:sz="1" w:space="0"/>
+              <w:right w:val="single" w:color="CCCCCC" w:sz="1" w:space="0"/>
             </w:tcBorders>
             <w:shd w:val="clear" w:color="auto" w:fill="FFFFFF"/>
             <w:tcMar>
@@ -17478,10 +17460,10 @@
           <w:tcPr>
             <w:tcW w:w="600" w:type="dxa"/>
             <w:tcBorders>
-              <w:top w:val="single" w:sz="1" w:space="0" w:color="CCCCCC"/>
-              <w:left w:val="single" w:sz="1" w:space="0" w:color="CCCCCC"/>
-              <w:bottom w:val="single" w:sz="1" w:space="0" w:color="CCCCCC"/>
-              <w:right w:val="single" w:sz="1" w:space="0" w:color="CCCCCC"/>
+              <w:top w:val="single" w:color="CCCCCC" w:sz="1" w:space="0"/>
+              <w:left w:val="single" w:color="CCCCCC" w:sz="1" w:space="0"/>
+              <w:bottom w:val="single" w:color="CCCCCC" w:sz="1" w:space="0"/>
+              <w:right w:val="single" w:color="CCCCCC" w:sz="1" w:space="0"/>
             </w:tcBorders>
             <w:shd w:val="clear" w:color="auto" w:fill="FFFFFF"/>
             <w:tcMar>
@@ -17514,10 +17496,10 @@
           <w:tcPr>
             <w:tcW w:w="2000" w:type="dxa"/>
             <w:tcBorders>
-              <w:top w:val="single" w:sz="1" w:space="0" w:color="CCCCCC"/>
-              <w:left w:val="single" w:sz="1" w:space="0" w:color="CCCCCC"/>
-              <w:bottom w:val="single" w:sz="1" w:space="0" w:color="CCCCCC"/>
-              <w:right w:val="single" w:sz="1" w:space="0" w:color="CCCCCC"/>
+              <w:top w:val="single" w:color="CCCCCC" w:sz="1" w:space="0"/>
+              <w:left w:val="single" w:color="CCCCCC" w:sz="1" w:space="0"/>
+              <w:bottom w:val="single" w:color="CCCCCC" w:sz="1" w:space="0"/>
+              <w:right w:val="single" w:color="CCCCCC" w:sz="1" w:space="0"/>
             </w:tcBorders>
             <w:shd w:val="clear" w:color="auto" w:fill="FFFFFF"/>
             <w:tcMar>
@@ -17550,10 +17532,10 @@
           <w:tcPr>
             <w:tcW w:w="3300" w:type="dxa"/>
             <w:tcBorders>
-              <w:top w:val="single" w:sz="1" w:space="0" w:color="CCCCCC"/>
-              <w:left w:val="single" w:sz="1" w:space="0" w:color="CCCCCC"/>
-              <w:bottom w:val="single" w:sz="1" w:space="0" w:color="CCCCCC"/>
-              <w:right w:val="single" w:sz="1" w:space="0" w:color="CCCCCC"/>
+              <w:top w:val="single" w:color="CCCCCC" w:sz="1" w:space="0"/>
+              <w:left w:val="single" w:color="CCCCCC" w:sz="1" w:space="0"/>
+              <w:bottom w:val="single" w:color="CCCCCC" w:sz="1" w:space="0"/>
+              <w:right w:val="single" w:color="CCCCCC" w:sz="1" w:space="0"/>
             </w:tcBorders>
             <w:shd w:val="clear" w:color="auto" w:fill="FFFFFF"/>
             <w:tcMar>
@@ -17606,10 +17588,10 @@
           <w:tcPr>
             <w:tcW w:w="3100" w:type="dxa"/>
             <w:tcBorders>
-              <w:top w:val="single" w:sz="1" w:space="0" w:color="CCCCCC"/>
-              <w:left w:val="single" w:sz="1" w:space="0" w:color="CCCCCC"/>
-              <w:bottom w:val="single" w:sz="1" w:space="0" w:color="CCCCCC"/>
-              <w:right w:val="single" w:sz="1" w:space="0" w:color="CCCCCC"/>
+              <w:top w:val="single" w:color="CCCCCC" w:sz="1" w:space="0"/>
+              <w:left w:val="single" w:color="CCCCCC" w:sz="1" w:space="0"/>
+              <w:bottom w:val="single" w:color="CCCCCC" w:sz="1" w:space="0"/>
+              <w:right w:val="single" w:color="CCCCCC" w:sz="1" w:space="0"/>
             </w:tcBorders>
             <w:shd w:val="clear" w:color="auto" w:fill="FFFFFF"/>
             <w:tcMar>
@@ -17644,10 +17626,10 @@
           <w:tcPr>
             <w:tcW w:w="600" w:type="dxa"/>
             <w:tcBorders>
-              <w:top w:val="single" w:sz="1" w:space="0" w:color="CCCCCC"/>
-              <w:left w:val="single" w:sz="1" w:space="0" w:color="CCCCCC"/>
-              <w:bottom w:val="single" w:sz="1" w:space="0" w:color="CCCCCC"/>
-              <w:right w:val="single" w:sz="1" w:space="0" w:color="CCCCCC"/>
+              <w:top w:val="single" w:color="CCCCCC" w:sz="1" w:space="0"/>
+              <w:left w:val="single" w:color="CCCCCC" w:sz="1" w:space="0"/>
+              <w:bottom w:val="single" w:color="CCCCCC" w:sz="1" w:space="0"/>
+              <w:right w:val="single" w:color="CCCCCC" w:sz="1" w:space="0"/>
             </w:tcBorders>
             <w:shd w:val="clear" w:color="auto" w:fill="FFFFFF"/>
             <w:tcMar>
@@ -17680,10 +17662,10 @@
           <w:tcPr>
             <w:tcW w:w="2000" w:type="dxa"/>
             <w:tcBorders>
-              <w:top w:val="single" w:sz="1" w:space="0" w:color="CCCCCC"/>
-              <w:left w:val="single" w:sz="1" w:space="0" w:color="CCCCCC"/>
-              <w:bottom w:val="single" w:sz="1" w:space="0" w:color="CCCCCC"/>
-              <w:right w:val="single" w:sz="1" w:space="0" w:color="CCCCCC"/>
+              <w:top w:val="single" w:color="CCCCCC" w:sz="1" w:space="0"/>
+              <w:left w:val="single" w:color="CCCCCC" w:sz="1" w:space="0"/>
+              <w:bottom w:val="single" w:color="CCCCCC" w:sz="1" w:space="0"/>
+              <w:right w:val="single" w:color="CCCCCC" w:sz="1" w:space="0"/>
             </w:tcBorders>
             <w:shd w:val="clear" w:color="auto" w:fill="FFFFFF"/>
             <w:tcMar>
@@ -17716,10 +17698,10 @@
           <w:tcPr>
             <w:tcW w:w="3300" w:type="dxa"/>
             <w:tcBorders>
-              <w:top w:val="single" w:sz="1" w:space="0" w:color="CCCCCC"/>
-              <w:left w:val="single" w:sz="1" w:space="0" w:color="CCCCCC"/>
-              <w:bottom w:val="single" w:sz="1" w:space="0" w:color="CCCCCC"/>
-              <w:right w:val="single" w:sz="1" w:space="0" w:color="CCCCCC"/>
+              <w:top w:val="single" w:color="CCCCCC" w:sz="1" w:space="0"/>
+              <w:left w:val="single" w:color="CCCCCC" w:sz="1" w:space="0"/>
+              <w:bottom w:val="single" w:color="CCCCCC" w:sz="1" w:space="0"/>
+              <w:right w:val="single" w:color="CCCCCC" w:sz="1" w:space="0"/>
             </w:tcBorders>
             <w:shd w:val="clear" w:color="auto" w:fill="FFFFFF"/>
             <w:tcMar>
@@ -17772,10 +17754,10 @@
           <w:tcPr>
             <w:tcW w:w="3100" w:type="dxa"/>
             <w:tcBorders>
-              <w:top w:val="single" w:sz="1" w:space="0" w:color="CCCCCC"/>
-              <w:left w:val="single" w:sz="1" w:space="0" w:color="CCCCCC"/>
-              <w:bottom w:val="single" w:sz="1" w:space="0" w:color="CCCCCC"/>
-              <w:right w:val="single" w:sz="1" w:space="0" w:color="CCCCCC"/>
+              <w:top w:val="single" w:color="CCCCCC" w:sz="1" w:space="0"/>
+              <w:left w:val="single" w:color="CCCCCC" w:sz="1" w:space="0"/>
+              <w:bottom w:val="single" w:color="CCCCCC" w:sz="1" w:space="0"/>
+              <w:right w:val="single" w:color="CCCCCC" w:sz="1" w:space="0"/>
             </w:tcBorders>
             <w:shd w:val="clear" w:color="auto" w:fill="FFFFFF"/>
             <w:tcMar>
@@ -17841,12 +17823,12 @@
       <w:tblPr>
         <w:tblW w:w="9000" w:type="dxa"/>
         <w:tblBorders>
-          <w:top w:val="single" w:sz="4" w:space="0" w:color="auto"/>
-          <w:left w:val="single" w:sz="4" w:space="0" w:color="auto"/>
-          <w:bottom w:val="single" w:sz="4" w:space="0" w:color="auto"/>
-          <w:right w:val="single" w:sz="4" w:space="0" w:color="auto"/>
-          <w:insideH w:val="single" w:sz="4" w:space="0" w:color="auto"/>
-          <w:insideV w:val="single" w:sz="4" w:space="0" w:color="auto"/>
+          <w:top w:val="single" w:color="auto" w:sz="4" w:space="0"/>
+          <w:left w:val="single" w:color="auto" w:sz="4" w:space="0"/>
+          <w:bottom w:val="single" w:color="auto" w:sz="4" w:space="0"/>
+          <w:right w:val="single" w:color="auto" w:sz="4" w:space="0"/>
+          <w:insideH w:val="single" w:color="auto" w:sz="4" w:space="0"/>
+          <w:insideV w:val="single" w:color="auto" w:sz="4" w:space="0"/>
         </w:tblBorders>
         <w:tblCellMar>
           <w:left w:w="10" w:type="dxa"/>
@@ -17868,10 +17850,10 @@
           <w:tcPr>
             <w:tcW w:w="600" w:type="dxa"/>
             <w:tcBorders>
-              <w:top w:val="single" w:sz="1" w:space="0" w:color="CCCCCC"/>
-              <w:left w:val="single" w:sz="1" w:space="0" w:color="CCCCCC"/>
-              <w:bottom w:val="single" w:sz="1" w:space="0" w:color="CCCCCC"/>
-              <w:right w:val="single" w:sz="1" w:space="0" w:color="CCCCCC"/>
+              <w:top w:val="single" w:color="CCCCCC" w:sz="1" w:space="0"/>
+              <w:left w:val="single" w:color="CCCCCC" w:sz="1" w:space="0"/>
+              <w:bottom w:val="single" w:color="CCCCCC" w:sz="1" w:space="0"/>
+              <w:right w:val="single" w:color="CCCCCC" w:sz="1" w:space="0"/>
             </w:tcBorders>
             <w:shd w:val="clear" w:color="auto" w:fill="2E75B6"/>
             <w:tcMar>
@@ -17906,10 +17888,10 @@
           <w:tcPr>
             <w:tcW w:w="2000" w:type="dxa"/>
             <w:tcBorders>
-              <w:top w:val="single" w:sz="1" w:space="0" w:color="CCCCCC"/>
-              <w:left w:val="single" w:sz="1" w:space="0" w:color="CCCCCC"/>
-              <w:bottom w:val="single" w:sz="1" w:space="0" w:color="CCCCCC"/>
-              <w:right w:val="single" w:sz="1" w:space="0" w:color="CCCCCC"/>
+              <w:top w:val="single" w:color="CCCCCC" w:sz="1" w:space="0"/>
+              <w:left w:val="single" w:color="CCCCCC" w:sz="1" w:space="0"/>
+              <w:bottom w:val="single" w:color="CCCCCC" w:sz="1" w:space="0"/>
+              <w:right w:val="single" w:color="CCCCCC" w:sz="1" w:space="0"/>
             </w:tcBorders>
             <w:shd w:val="clear" w:color="auto" w:fill="2E75B6"/>
             <w:tcMar>
@@ -17944,10 +17926,10 @@
           <w:tcPr>
             <w:tcW w:w="3300" w:type="dxa"/>
             <w:tcBorders>
-              <w:top w:val="single" w:sz="1" w:space="0" w:color="CCCCCC"/>
-              <w:left w:val="single" w:sz="1" w:space="0" w:color="CCCCCC"/>
-              <w:bottom w:val="single" w:sz="1" w:space="0" w:color="CCCCCC"/>
-              <w:right w:val="single" w:sz="1" w:space="0" w:color="CCCCCC"/>
+              <w:top w:val="single" w:color="CCCCCC" w:sz="1" w:space="0"/>
+              <w:left w:val="single" w:color="CCCCCC" w:sz="1" w:space="0"/>
+              <w:bottom w:val="single" w:color="CCCCCC" w:sz="1" w:space="0"/>
+              <w:right w:val="single" w:color="CCCCCC" w:sz="1" w:space="0"/>
             </w:tcBorders>
             <w:shd w:val="clear" w:color="auto" w:fill="2E75B6"/>
             <w:tcMar>
@@ -17982,10 +17964,10 @@
           <w:tcPr>
             <w:tcW w:w="3100" w:type="dxa"/>
             <w:tcBorders>
-              <w:top w:val="single" w:sz="1" w:space="0" w:color="CCCCCC"/>
-              <w:left w:val="single" w:sz="1" w:space="0" w:color="CCCCCC"/>
-              <w:bottom w:val="single" w:sz="1" w:space="0" w:color="CCCCCC"/>
-              <w:right w:val="single" w:sz="1" w:space="0" w:color="CCCCCC"/>
+              <w:top w:val="single" w:color="CCCCCC" w:sz="1" w:space="0"/>
+              <w:left w:val="single" w:color="CCCCCC" w:sz="1" w:space="0"/>
+              <w:bottom w:val="single" w:color="CCCCCC" w:sz="1" w:space="0"/>
+              <w:right w:val="single" w:color="CCCCCC" w:sz="1" w:space="0"/>
             </w:tcBorders>
             <w:shd w:val="clear" w:color="auto" w:fill="2E75B6"/>
             <w:tcMar>
@@ -18022,10 +18004,10 @@
           <w:tcPr>
             <w:tcW w:w="600" w:type="dxa"/>
             <w:tcBorders>
-              <w:top w:val="single" w:sz="1" w:space="0" w:color="CCCCCC"/>
-              <w:left w:val="single" w:sz="1" w:space="0" w:color="CCCCCC"/>
-              <w:bottom w:val="single" w:sz="1" w:space="0" w:color="CCCCCC"/>
-              <w:right w:val="single" w:sz="1" w:space="0" w:color="CCCCCC"/>
+              <w:top w:val="single" w:color="CCCCCC" w:sz="1" w:space="0"/>
+              <w:left w:val="single" w:color="CCCCCC" w:sz="1" w:space="0"/>
+              <w:bottom w:val="single" w:color="CCCCCC" w:sz="1" w:space="0"/>
+              <w:right w:val="single" w:color="CCCCCC" w:sz="1" w:space="0"/>
             </w:tcBorders>
             <w:shd w:val="clear" w:color="auto" w:fill="FFFFFF"/>
             <w:tcMar>
@@ -18058,10 +18040,10 @@
           <w:tcPr>
             <w:tcW w:w="2000" w:type="dxa"/>
             <w:tcBorders>
-              <w:top w:val="single" w:sz="1" w:space="0" w:color="CCCCCC"/>
-              <w:left w:val="single" w:sz="1" w:space="0" w:color="CCCCCC"/>
-              <w:bottom w:val="single" w:sz="1" w:space="0" w:color="CCCCCC"/>
-              <w:right w:val="single" w:sz="1" w:space="0" w:color="CCCCCC"/>
+              <w:top w:val="single" w:color="CCCCCC" w:sz="1" w:space="0"/>
+              <w:left w:val="single" w:color="CCCCCC" w:sz="1" w:space="0"/>
+              <w:bottom w:val="single" w:color="CCCCCC" w:sz="1" w:space="0"/>
+              <w:right w:val="single" w:color="CCCCCC" w:sz="1" w:space="0"/>
             </w:tcBorders>
             <w:shd w:val="clear" w:color="auto" w:fill="FFFFFF"/>
             <w:tcMar>
@@ -18094,10 +18076,10 @@
           <w:tcPr>
             <w:tcW w:w="3300" w:type="dxa"/>
             <w:tcBorders>
-              <w:top w:val="single" w:sz="1" w:space="0" w:color="CCCCCC"/>
-              <w:left w:val="single" w:sz="1" w:space="0" w:color="CCCCCC"/>
-              <w:bottom w:val="single" w:sz="1" w:space="0" w:color="CCCCCC"/>
-              <w:right w:val="single" w:sz="1" w:space="0" w:color="CCCCCC"/>
+              <w:top w:val="single" w:color="CCCCCC" w:sz="1" w:space="0"/>
+              <w:left w:val="single" w:color="CCCCCC" w:sz="1" w:space="0"/>
+              <w:bottom w:val="single" w:color="CCCCCC" w:sz="1" w:space="0"/>
+              <w:right w:val="single" w:color="CCCCCC" w:sz="1" w:space="0"/>
             </w:tcBorders>
             <w:shd w:val="clear" w:color="auto" w:fill="FFFFFF"/>
             <w:tcMar>
@@ -18150,10 +18132,10 @@
           <w:tcPr>
             <w:tcW w:w="3100" w:type="dxa"/>
             <w:tcBorders>
-              <w:top w:val="single" w:sz="1" w:space="0" w:color="CCCCCC"/>
-              <w:left w:val="single" w:sz="1" w:space="0" w:color="CCCCCC"/>
-              <w:bottom w:val="single" w:sz="1" w:space="0" w:color="CCCCCC"/>
-              <w:right w:val="single" w:sz="1" w:space="0" w:color="CCCCCC"/>
+              <w:top w:val="single" w:color="CCCCCC" w:sz="1" w:space="0"/>
+              <w:left w:val="single" w:color="CCCCCC" w:sz="1" w:space="0"/>
+              <w:bottom w:val="single" w:color="CCCCCC" w:sz="1" w:space="0"/>
+              <w:right w:val="single" w:color="CCCCCC" w:sz="1" w:space="0"/>
             </w:tcBorders>
             <w:shd w:val="clear" w:color="auto" w:fill="FFFFFF"/>
             <w:tcMar>
@@ -18188,10 +18170,10 @@
           <w:tcPr>
             <w:tcW w:w="600" w:type="dxa"/>
             <w:tcBorders>
-              <w:top w:val="single" w:sz="1" w:space="0" w:color="CCCCCC"/>
-              <w:left w:val="single" w:sz="1" w:space="0" w:color="CCCCCC"/>
-              <w:bottom w:val="single" w:sz="1" w:space="0" w:color="CCCCCC"/>
-              <w:right w:val="single" w:sz="1" w:space="0" w:color="CCCCCC"/>
+              <w:top w:val="single" w:color="CCCCCC" w:sz="1" w:space="0"/>
+              <w:left w:val="single" w:color="CCCCCC" w:sz="1" w:space="0"/>
+              <w:bottom w:val="single" w:color="CCCCCC" w:sz="1" w:space="0"/>
+              <w:right w:val="single" w:color="CCCCCC" w:sz="1" w:space="0"/>
             </w:tcBorders>
             <w:shd w:val="clear" w:color="auto" w:fill="FFFFFF"/>
             <w:tcMar>
@@ -18224,10 +18206,10 @@
           <w:tcPr>
             <w:tcW w:w="2000" w:type="dxa"/>
             <w:tcBorders>
-              <w:top w:val="single" w:sz="1" w:space="0" w:color="CCCCCC"/>
-              <w:left w:val="single" w:sz="1" w:space="0" w:color="CCCCCC"/>
-              <w:bottom w:val="single" w:sz="1" w:space="0" w:color="CCCCCC"/>
-              <w:right w:val="single" w:sz="1" w:space="0" w:color="CCCCCC"/>
+              <w:top w:val="single" w:color="CCCCCC" w:sz="1" w:space="0"/>
+              <w:left w:val="single" w:color="CCCCCC" w:sz="1" w:space="0"/>
+              <w:bottom w:val="single" w:color="CCCCCC" w:sz="1" w:space="0"/>
+              <w:right w:val="single" w:color="CCCCCC" w:sz="1" w:space="0"/>
             </w:tcBorders>
             <w:shd w:val="clear" w:color="auto" w:fill="FFFFFF"/>
             <w:tcMar>
@@ -18260,10 +18242,10 @@
           <w:tcPr>
             <w:tcW w:w="3300" w:type="dxa"/>
             <w:tcBorders>
-              <w:top w:val="single" w:sz="1" w:space="0" w:color="CCCCCC"/>
-              <w:left w:val="single" w:sz="1" w:space="0" w:color="CCCCCC"/>
-              <w:bottom w:val="single" w:sz="1" w:space="0" w:color="CCCCCC"/>
-              <w:right w:val="single" w:sz="1" w:space="0" w:color="CCCCCC"/>
+              <w:top w:val="single" w:color="CCCCCC" w:sz="1" w:space="0"/>
+              <w:left w:val="single" w:color="CCCCCC" w:sz="1" w:space="0"/>
+              <w:bottom w:val="single" w:color="CCCCCC" w:sz="1" w:space="0"/>
+              <w:right w:val="single" w:color="CCCCCC" w:sz="1" w:space="0"/>
             </w:tcBorders>
             <w:shd w:val="clear" w:color="auto" w:fill="FFFFFF"/>
             <w:tcMar>
@@ -18316,10 +18298,10 @@
           <w:tcPr>
             <w:tcW w:w="3100" w:type="dxa"/>
             <w:tcBorders>
-              <w:top w:val="single" w:sz="1" w:space="0" w:color="CCCCCC"/>
-              <w:left w:val="single" w:sz="1" w:space="0" w:color="CCCCCC"/>
-              <w:bottom w:val="single" w:sz="1" w:space="0" w:color="CCCCCC"/>
-              <w:right w:val="single" w:sz="1" w:space="0" w:color="CCCCCC"/>
+              <w:top w:val="single" w:color="CCCCCC" w:sz="1" w:space="0"/>
+              <w:left w:val="single" w:color="CCCCCC" w:sz="1" w:space="0"/>
+              <w:bottom w:val="single" w:color="CCCCCC" w:sz="1" w:space="0"/>
+              <w:right w:val="single" w:color="CCCCCC" w:sz="1" w:space="0"/>
             </w:tcBorders>
             <w:shd w:val="clear" w:color="auto" w:fill="FFFFFF"/>
             <w:tcMar>
@@ -18354,10 +18336,10 @@
           <w:tcPr>
             <w:tcW w:w="600" w:type="dxa"/>
             <w:tcBorders>
-              <w:top w:val="single" w:sz="1" w:space="0" w:color="CCCCCC"/>
-              <w:left w:val="single" w:sz="1" w:space="0" w:color="CCCCCC"/>
-              <w:bottom w:val="single" w:sz="1" w:space="0" w:color="CCCCCC"/>
-              <w:right w:val="single" w:sz="1" w:space="0" w:color="CCCCCC"/>
+              <w:top w:val="single" w:color="CCCCCC" w:sz="1" w:space="0"/>
+              <w:left w:val="single" w:color="CCCCCC" w:sz="1" w:space="0"/>
+              <w:bottom w:val="single" w:color="CCCCCC" w:sz="1" w:space="0"/>
+              <w:right w:val="single" w:color="CCCCCC" w:sz="1" w:space="0"/>
             </w:tcBorders>
             <w:shd w:val="clear" w:color="auto" w:fill="FFFFFF"/>
             <w:tcMar>
@@ -18391,10 +18373,10 @@
           <w:tcPr>
             <w:tcW w:w="2000" w:type="dxa"/>
             <w:tcBorders>
-              <w:top w:val="single" w:sz="1" w:space="0" w:color="CCCCCC"/>
-              <w:left w:val="single" w:sz="1" w:space="0" w:color="CCCCCC"/>
-              <w:bottom w:val="single" w:sz="1" w:space="0" w:color="CCCCCC"/>
-              <w:right w:val="single" w:sz="1" w:space="0" w:color="CCCCCC"/>
+              <w:top w:val="single" w:color="CCCCCC" w:sz="1" w:space="0"/>
+              <w:left w:val="single" w:color="CCCCCC" w:sz="1" w:space="0"/>
+              <w:bottom w:val="single" w:color="CCCCCC" w:sz="1" w:space="0"/>
+              <w:right w:val="single" w:color="CCCCCC" w:sz="1" w:space="0"/>
             </w:tcBorders>
             <w:shd w:val="clear" w:color="auto" w:fill="FFFFFF"/>
             <w:tcMar>
@@ -18447,10 +18429,10 @@
           <w:tcPr>
             <w:tcW w:w="3300" w:type="dxa"/>
             <w:tcBorders>
-              <w:top w:val="single" w:sz="1" w:space="0" w:color="CCCCCC"/>
-              <w:left w:val="single" w:sz="1" w:space="0" w:color="CCCCCC"/>
-              <w:bottom w:val="single" w:sz="1" w:space="0" w:color="CCCCCC"/>
-              <w:right w:val="single" w:sz="1" w:space="0" w:color="CCCCCC"/>
+              <w:top w:val="single" w:color="CCCCCC" w:sz="1" w:space="0"/>
+              <w:left w:val="single" w:color="CCCCCC" w:sz="1" w:space="0"/>
+              <w:bottom w:val="single" w:color="CCCCCC" w:sz="1" w:space="0"/>
+              <w:right w:val="single" w:color="CCCCCC" w:sz="1" w:space="0"/>
             </w:tcBorders>
             <w:shd w:val="clear" w:color="auto" w:fill="FFFFFF"/>
             <w:tcMar>
@@ -18483,10 +18465,10 @@
           <w:tcPr>
             <w:tcW w:w="3100" w:type="dxa"/>
             <w:tcBorders>
-              <w:top w:val="single" w:sz="1" w:space="0" w:color="CCCCCC"/>
-              <w:left w:val="single" w:sz="1" w:space="0" w:color="CCCCCC"/>
-              <w:bottom w:val="single" w:sz="1" w:space="0" w:color="CCCCCC"/>
-              <w:right w:val="single" w:sz="1" w:space="0" w:color="CCCCCC"/>
+              <w:top w:val="single" w:color="CCCCCC" w:sz="1" w:space="0"/>
+              <w:left w:val="single" w:color="CCCCCC" w:sz="1" w:space="0"/>
+              <w:bottom w:val="single" w:color="CCCCCC" w:sz="1" w:space="0"/>
+              <w:right w:val="single" w:color="CCCCCC" w:sz="1" w:space="0"/>
             </w:tcBorders>
             <w:shd w:val="clear" w:color="auto" w:fill="FFFFFF"/>
             <w:tcMar>
@@ -18521,10 +18503,10 @@
           <w:tcPr>
             <w:tcW w:w="600" w:type="dxa"/>
             <w:tcBorders>
-              <w:top w:val="single" w:sz="1" w:space="0" w:color="CCCCCC"/>
-              <w:left w:val="single" w:sz="1" w:space="0" w:color="CCCCCC"/>
-              <w:bottom w:val="single" w:sz="1" w:space="0" w:color="CCCCCC"/>
-              <w:right w:val="single" w:sz="1" w:space="0" w:color="CCCCCC"/>
+              <w:top w:val="single" w:color="CCCCCC" w:sz="1" w:space="0"/>
+              <w:left w:val="single" w:color="CCCCCC" w:sz="1" w:space="0"/>
+              <w:bottom w:val="single" w:color="CCCCCC" w:sz="1" w:space="0"/>
+              <w:right w:val="single" w:color="CCCCCC" w:sz="1" w:space="0"/>
             </w:tcBorders>
             <w:shd w:val="clear" w:color="auto" w:fill="FFFFFF"/>
             <w:tcMar>
@@ -18557,10 +18539,10 @@
           <w:tcPr>
             <w:tcW w:w="2000" w:type="dxa"/>
             <w:tcBorders>
-              <w:top w:val="single" w:sz="1" w:space="0" w:color="CCCCCC"/>
-              <w:left w:val="single" w:sz="1" w:space="0" w:color="CCCCCC"/>
-              <w:bottom w:val="single" w:sz="1" w:space="0" w:color="CCCCCC"/>
-              <w:right w:val="single" w:sz="1" w:space="0" w:color="CCCCCC"/>
+              <w:top w:val="single" w:color="CCCCCC" w:sz="1" w:space="0"/>
+              <w:left w:val="single" w:color="CCCCCC" w:sz="1" w:space="0"/>
+              <w:bottom w:val="single" w:color="CCCCCC" w:sz="1" w:space="0"/>
+              <w:right w:val="single" w:color="CCCCCC" w:sz="1" w:space="0"/>
             </w:tcBorders>
             <w:shd w:val="clear" w:color="auto" w:fill="FFFFFF"/>
             <w:tcMar>
@@ -18593,10 +18575,10 @@
           <w:tcPr>
             <w:tcW w:w="3300" w:type="dxa"/>
             <w:tcBorders>
-              <w:top w:val="single" w:sz="1" w:space="0" w:color="CCCCCC"/>
-              <w:left w:val="single" w:sz="1" w:space="0" w:color="CCCCCC"/>
-              <w:bottom w:val="single" w:sz="1" w:space="0" w:color="CCCCCC"/>
-              <w:right w:val="single" w:sz="1" w:space="0" w:color="CCCCCC"/>
+              <w:top w:val="single" w:color="CCCCCC" w:sz="1" w:space="0"/>
+              <w:left w:val="single" w:color="CCCCCC" w:sz="1" w:space="0"/>
+              <w:bottom w:val="single" w:color="CCCCCC" w:sz="1" w:space="0"/>
+              <w:right w:val="single" w:color="CCCCCC" w:sz="1" w:space="0"/>
             </w:tcBorders>
             <w:shd w:val="clear" w:color="auto" w:fill="FFFFFF"/>
             <w:tcMar>
@@ -18629,10 +18611,10 @@
           <w:tcPr>
             <w:tcW w:w="3100" w:type="dxa"/>
             <w:tcBorders>
-              <w:top w:val="single" w:sz="1" w:space="0" w:color="CCCCCC"/>
-              <w:left w:val="single" w:sz="1" w:space="0" w:color="CCCCCC"/>
-              <w:bottom w:val="single" w:sz="1" w:space="0" w:color="CCCCCC"/>
-              <w:right w:val="single" w:sz="1" w:space="0" w:color="CCCCCC"/>
+              <w:top w:val="single" w:color="CCCCCC" w:sz="1" w:space="0"/>
+              <w:left w:val="single" w:color="CCCCCC" w:sz="1" w:space="0"/>
+              <w:bottom w:val="single" w:color="CCCCCC" w:sz="1" w:space="0"/>
+              <w:right w:val="single" w:color="CCCCCC" w:sz="1" w:space="0"/>
             </w:tcBorders>
             <w:shd w:val="clear" w:color="auto" w:fill="FFFFFF"/>
             <w:tcMar>
@@ -18698,12 +18680,12 @@
       <w:tblPr>
         <w:tblW w:w="9000" w:type="dxa"/>
         <w:tblBorders>
-          <w:top w:val="single" w:sz="4" w:space="0" w:color="auto"/>
-          <w:left w:val="single" w:sz="4" w:space="0" w:color="auto"/>
-          <w:bottom w:val="single" w:sz="4" w:space="0" w:color="auto"/>
-          <w:right w:val="single" w:sz="4" w:space="0" w:color="auto"/>
-          <w:insideH w:val="single" w:sz="4" w:space="0" w:color="auto"/>
-          <w:insideV w:val="single" w:sz="4" w:space="0" w:color="auto"/>
+          <w:top w:val="single" w:color="auto" w:sz="4" w:space="0"/>
+          <w:left w:val="single" w:color="auto" w:sz="4" w:space="0"/>
+          <w:bottom w:val="single" w:color="auto" w:sz="4" w:space="0"/>
+          <w:right w:val="single" w:color="auto" w:sz="4" w:space="0"/>
+          <w:insideH w:val="single" w:color="auto" w:sz="4" w:space="0"/>
+          <w:insideV w:val="single" w:color="auto" w:sz="4" w:space="0"/>
         </w:tblBorders>
         <w:tblCellMar>
           <w:left w:w="10" w:type="dxa"/>
@@ -18725,10 +18707,10 @@
           <w:tcPr>
             <w:tcW w:w="600" w:type="dxa"/>
             <w:tcBorders>
-              <w:top w:val="single" w:sz="1" w:space="0" w:color="CCCCCC"/>
-              <w:left w:val="single" w:sz="1" w:space="0" w:color="CCCCCC"/>
-              <w:bottom w:val="single" w:sz="1" w:space="0" w:color="CCCCCC"/>
-              <w:right w:val="single" w:sz="1" w:space="0" w:color="CCCCCC"/>
+              <w:top w:val="single" w:color="CCCCCC" w:sz="1" w:space="0"/>
+              <w:left w:val="single" w:color="CCCCCC" w:sz="1" w:space="0"/>
+              <w:bottom w:val="single" w:color="CCCCCC" w:sz="1" w:space="0"/>
+              <w:right w:val="single" w:color="CCCCCC" w:sz="1" w:space="0"/>
             </w:tcBorders>
             <w:shd w:val="clear" w:color="auto" w:fill="2E75B6"/>
             <w:tcMar>
@@ -18763,10 +18745,10 @@
           <w:tcPr>
             <w:tcW w:w="2000" w:type="dxa"/>
             <w:tcBorders>
-              <w:top w:val="single" w:sz="1" w:space="0" w:color="CCCCCC"/>
-              <w:left w:val="single" w:sz="1" w:space="0" w:color="CCCCCC"/>
-              <w:bottom w:val="single" w:sz="1" w:space="0" w:color="CCCCCC"/>
-              <w:right w:val="single" w:sz="1" w:space="0" w:color="CCCCCC"/>
+              <w:top w:val="single" w:color="CCCCCC" w:sz="1" w:space="0"/>
+              <w:left w:val="single" w:color="CCCCCC" w:sz="1" w:space="0"/>
+              <w:bottom w:val="single" w:color="CCCCCC" w:sz="1" w:space="0"/>
+              <w:right w:val="single" w:color="CCCCCC" w:sz="1" w:space="0"/>
             </w:tcBorders>
             <w:shd w:val="clear" w:color="auto" w:fill="2E75B6"/>
             <w:tcMar>
@@ -18801,10 +18783,10 @@
           <w:tcPr>
             <w:tcW w:w="3300" w:type="dxa"/>
             <w:tcBorders>
-              <w:top w:val="single" w:sz="1" w:space="0" w:color="CCCCCC"/>
-              <w:left w:val="single" w:sz="1" w:space="0" w:color="CCCCCC"/>
-              <w:bottom w:val="single" w:sz="1" w:space="0" w:color="CCCCCC"/>
-              <w:right w:val="single" w:sz="1" w:space="0" w:color="CCCCCC"/>
+              <w:top w:val="single" w:color="CCCCCC" w:sz="1" w:space="0"/>
+              <w:left w:val="single" w:color="CCCCCC" w:sz="1" w:space="0"/>
+              <w:bottom w:val="single" w:color="CCCCCC" w:sz="1" w:space="0"/>
+              <w:right w:val="single" w:color="CCCCCC" w:sz="1" w:space="0"/>
             </w:tcBorders>
             <w:shd w:val="clear" w:color="auto" w:fill="2E75B6"/>
             <w:tcMar>
@@ -18839,10 +18821,10 @@
           <w:tcPr>
             <w:tcW w:w="3100" w:type="dxa"/>
             <w:tcBorders>
-              <w:top w:val="single" w:sz="1" w:space="0" w:color="CCCCCC"/>
-              <w:left w:val="single" w:sz="1" w:space="0" w:color="CCCCCC"/>
-              <w:bottom w:val="single" w:sz="1" w:space="0" w:color="CCCCCC"/>
-              <w:right w:val="single" w:sz="1" w:space="0" w:color="CCCCCC"/>
+              <w:top w:val="single" w:color="CCCCCC" w:sz="1" w:space="0"/>
+              <w:left w:val="single" w:color="CCCCCC" w:sz="1" w:space="0"/>
+              <w:bottom w:val="single" w:color="CCCCCC" w:sz="1" w:space="0"/>
+              <w:right w:val="single" w:color="CCCCCC" w:sz="1" w:space="0"/>
             </w:tcBorders>
             <w:shd w:val="clear" w:color="auto" w:fill="2E75B6"/>
             <w:tcMar>
@@ -18879,10 +18861,10 @@
           <w:tcPr>
             <w:tcW w:w="600" w:type="dxa"/>
             <w:tcBorders>
-              <w:top w:val="single" w:sz="1" w:space="0" w:color="CCCCCC"/>
-              <w:left w:val="single" w:sz="1" w:space="0" w:color="CCCCCC"/>
-              <w:bottom w:val="single" w:sz="1" w:space="0" w:color="CCCCCC"/>
-              <w:right w:val="single" w:sz="1" w:space="0" w:color="CCCCCC"/>
+              <w:top w:val="single" w:color="CCCCCC" w:sz="1" w:space="0"/>
+              <w:left w:val="single" w:color="CCCCCC" w:sz="1" w:space="0"/>
+              <w:bottom w:val="single" w:color="CCCCCC" w:sz="1" w:space="0"/>
+              <w:right w:val="single" w:color="CCCCCC" w:sz="1" w:space="0"/>
             </w:tcBorders>
             <w:shd w:val="clear" w:color="auto" w:fill="FFFFFF"/>
             <w:tcMar>
@@ -18915,10 +18897,10 @@
           <w:tcPr>
             <w:tcW w:w="2000" w:type="dxa"/>
             <w:tcBorders>
-              <w:top w:val="single" w:sz="1" w:space="0" w:color="CCCCCC"/>
-              <w:left w:val="single" w:sz="1" w:space="0" w:color="CCCCCC"/>
-              <w:bottom w:val="single" w:sz="1" w:space="0" w:color="CCCCCC"/>
-              <w:right w:val="single" w:sz="1" w:space="0" w:color="CCCCCC"/>
+              <w:top w:val="single" w:color="CCCCCC" w:sz="1" w:space="0"/>
+              <w:left w:val="single" w:color="CCCCCC" w:sz="1" w:space="0"/>
+              <w:bottom w:val="single" w:color="CCCCCC" w:sz="1" w:space="0"/>
+              <w:right w:val="single" w:color="CCCCCC" w:sz="1" w:space="0"/>
             </w:tcBorders>
             <w:shd w:val="clear" w:color="auto" w:fill="FFFFFF"/>
             <w:tcMar>
@@ -18951,10 +18933,10 @@
           <w:tcPr>
             <w:tcW w:w="3300" w:type="dxa"/>
             <w:tcBorders>
-              <w:top w:val="single" w:sz="1" w:space="0" w:color="CCCCCC"/>
-              <w:left w:val="single" w:sz="1" w:space="0" w:color="CCCCCC"/>
-              <w:bottom w:val="single" w:sz="1" w:space="0" w:color="CCCCCC"/>
-              <w:right w:val="single" w:sz="1" w:space="0" w:color="CCCCCC"/>
+              <w:top w:val="single" w:color="CCCCCC" w:sz="1" w:space="0"/>
+              <w:left w:val="single" w:color="CCCCCC" w:sz="1" w:space="0"/>
+              <w:bottom w:val="single" w:color="CCCCCC" w:sz="1" w:space="0"/>
+              <w:right w:val="single" w:color="CCCCCC" w:sz="1" w:space="0"/>
             </w:tcBorders>
             <w:shd w:val="clear" w:color="auto" w:fill="FFFFFF"/>
             <w:tcMar>
@@ -19007,10 +18989,10 @@
           <w:tcPr>
             <w:tcW w:w="3100" w:type="dxa"/>
             <w:tcBorders>
-              <w:top w:val="single" w:sz="1" w:space="0" w:color="CCCCCC"/>
-              <w:left w:val="single" w:sz="1" w:space="0" w:color="CCCCCC"/>
-              <w:bottom w:val="single" w:sz="1" w:space="0" w:color="CCCCCC"/>
-              <w:right w:val="single" w:sz="1" w:space="0" w:color="CCCCCC"/>
+              <w:top w:val="single" w:color="CCCCCC" w:sz="1" w:space="0"/>
+              <w:left w:val="single" w:color="CCCCCC" w:sz="1" w:space="0"/>
+              <w:bottom w:val="single" w:color="CCCCCC" w:sz="1" w:space="0"/>
+              <w:right w:val="single" w:color="CCCCCC" w:sz="1" w:space="0"/>
             </w:tcBorders>
             <w:shd w:val="clear" w:color="auto" w:fill="FFFFFF"/>
             <w:tcMar>
@@ -19062,10 +19044,10 @@
           <w:tcPr>
             <w:tcW w:w="600" w:type="dxa"/>
             <w:tcBorders>
-              <w:top w:val="single" w:sz="1" w:space="0" w:color="CCCCCC"/>
-              <w:left w:val="single" w:sz="1" w:space="0" w:color="CCCCCC"/>
-              <w:bottom w:val="single" w:sz="1" w:space="0" w:color="CCCCCC"/>
-              <w:right w:val="single" w:sz="1" w:space="0" w:color="CCCCCC"/>
+              <w:top w:val="single" w:color="CCCCCC" w:sz="1" w:space="0"/>
+              <w:left w:val="single" w:color="CCCCCC" w:sz="1" w:space="0"/>
+              <w:bottom w:val="single" w:color="CCCCCC" w:sz="1" w:space="0"/>
+              <w:right w:val="single" w:color="CCCCCC" w:sz="1" w:space="0"/>
             </w:tcBorders>
             <w:shd w:val="clear" w:color="auto" w:fill="FFFFFF"/>
             <w:tcMar>
@@ -19098,10 +19080,10 @@
           <w:tcPr>
             <w:tcW w:w="2000" w:type="dxa"/>
             <w:tcBorders>
-              <w:top w:val="single" w:sz="1" w:space="0" w:color="CCCCCC"/>
-              <w:left w:val="single" w:sz="1" w:space="0" w:color="CCCCCC"/>
-              <w:bottom w:val="single" w:sz="1" w:space="0" w:color="CCCCCC"/>
-              <w:right w:val="single" w:sz="1" w:space="0" w:color="CCCCCC"/>
+              <w:top w:val="single" w:color="CCCCCC" w:sz="1" w:space="0"/>
+              <w:left w:val="single" w:color="CCCCCC" w:sz="1" w:space="0"/>
+              <w:bottom w:val="single" w:color="CCCCCC" w:sz="1" w:space="0"/>
+              <w:right w:val="single" w:color="CCCCCC" w:sz="1" w:space="0"/>
             </w:tcBorders>
             <w:shd w:val="clear" w:color="auto" w:fill="FFFFFF"/>
             <w:tcMar>
@@ -19134,10 +19116,10 @@
           <w:tcPr>
             <w:tcW w:w="3300" w:type="dxa"/>
             <w:tcBorders>
-              <w:top w:val="single" w:sz="1" w:space="0" w:color="CCCCCC"/>
-              <w:left w:val="single" w:sz="1" w:space="0" w:color="CCCCCC"/>
-              <w:bottom w:val="single" w:sz="1" w:space="0" w:color="CCCCCC"/>
-              <w:right w:val="single" w:sz="1" w:space="0" w:color="CCCCCC"/>
+              <w:top w:val="single" w:color="CCCCCC" w:sz="1" w:space="0"/>
+              <w:left w:val="single" w:color="CCCCCC" w:sz="1" w:space="0"/>
+              <w:bottom w:val="single" w:color="CCCCCC" w:sz="1" w:space="0"/>
+              <w:right w:val="single" w:color="CCCCCC" w:sz="1" w:space="0"/>
             </w:tcBorders>
             <w:shd w:val="clear" w:color="auto" w:fill="FFFFFF"/>
             <w:tcMar>
@@ -19190,10 +19172,10 @@
           <w:tcPr>
             <w:tcW w:w="3100" w:type="dxa"/>
             <w:tcBorders>
-              <w:top w:val="single" w:sz="1" w:space="0" w:color="CCCCCC"/>
-              <w:left w:val="single" w:sz="1" w:space="0" w:color="CCCCCC"/>
-              <w:bottom w:val="single" w:sz="1" w:space="0" w:color="CCCCCC"/>
-              <w:right w:val="single" w:sz="1" w:space="0" w:color="CCCCCC"/>
+              <w:top w:val="single" w:color="CCCCCC" w:sz="1" w:space="0"/>
+              <w:left w:val="single" w:color="CCCCCC" w:sz="1" w:space="0"/>
+              <w:bottom w:val="single" w:color="CCCCCC" w:sz="1" w:space="0"/>
+              <w:right w:val="single" w:color="CCCCCC" w:sz="1" w:space="0"/>
             </w:tcBorders>
             <w:shd w:val="clear" w:color="auto" w:fill="FFFFFF"/>
             <w:tcMar>
@@ -19245,10 +19227,10 @@
           <w:tcPr>
             <w:tcW w:w="600" w:type="dxa"/>
             <w:tcBorders>
-              <w:top w:val="single" w:sz="1" w:space="0" w:color="CCCCCC"/>
-              <w:left w:val="single" w:sz="1" w:space="0" w:color="CCCCCC"/>
-              <w:bottom w:val="single" w:sz="1" w:space="0" w:color="CCCCCC"/>
-              <w:right w:val="single" w:sz="1" w:space="0" w:color="CCCCCC"/>
+              <w:top w:val="single" w:color="CCCCCC" w:sz="1" w:space="0"/>
+              <w:left w:val="single" w:color="CCCCCC" w:sz="1" w:space="0"/>
+              <w:bottom w:val="single" w:color="CCCCCC" w:sz="1" w:space="0"/>
+              <w:right w:val="single" w:color="CCCCCC" w:sz="1" w:space="0"/>
             </w:tcBorders>
             <w:shd w:val="clear" w:color="auto" w:fill="FFFFFF"/>
             <w:tcMar>
@@ -19281,10 +19263,10 @@
           <w:tcPr>
             <w:tcW w:w="2000" w:type="dxa"/>
             <w:tcBorders>
-              <w:top w:val="single" w:sz="1" w:space="0" w:color="CCCCCC"/>
-              <w:left w:val="single" w:sz="1" w:space="0" w:color="CCCCCC"/>
-              <w:bottom w:val="single" w:sz="1" w:space="0" w:color="CCCCCC"/>
-              <w:right w:val="single" w:sz="1" w:space="0" w:color="CCCCCC"/>
+              <w:top w:val="single" w:color="CCCCCC" w:sz="1" w:space="0"/>
+              <w:left w:val="single" w:color="CCCCCC" w:sz="1" w:space="0"/>
+              <w:bottom w:val="single" w:color="CCCCCC" w:sz="1" w:space="0"/>
+              <w:right w:val="single" w:color="CCCCCC" w:sz="1" w:space="0"/>
             </w:tcBorders>
             <w:shd w:val="clear" w:color="auto" w:fill="FFFFFF"/>
             <w:tcMar>
@@ -19317,10 +19299,10 @@
           <w:tcPr>
             <w:tcW w:w="3300" w:type="dxa"/>
             <w:tcBorders>
-              <w:top w:val="single" w:sz="1" w:space="0" w:color="CCCCCC"/>
-              <w:left w:val="single" w:sz="1" w:space="0" w:color="CCCCCC"/>
-              <w:bottom w:val="single" w:sz="1" w:space="0" w:color="CCCCCC"/>
-              <w:right w:val="single" w:sz="1" w:space="0" w:color="CCCCCC"/>
+              <w:top w:val="single" w:color="CCCCCC" w:sz="1" w:space="0"/>
+              <w:left w:val="single" w:color="CCCCCC" w:sz="1" w:space="0"/>
+              <w:bottom w:val="single" w:color="CCCCCC" w:sz="1" w:space="0"/>
+              <w:right w:val="single" w:color="CCCCCC" w:sz="1" w:space="0"/>
             </w:tcBorders>
             <w:shd w:val="clear" w:color="auto" w:fill="FFFFFF"/>
             <w:tcMar>
@@ -19393,10 +19375,10 @@
           <w:tcPr>
             <w:tcW w:w="3100" w:type="dxa"/>
             <w:tcBorders>
-              <w:top w:val="single" w:sz="1" w:space="0" w:color="CCCCCC"/>
-              <w:left w:val="single" w:sz="1" w:space="0" w:color="CCCCCC"/>
-              <w:bottom w:val="single" w:sz="1" w:space="0" w:color="CCCCCC"/>
-              <w:right w:val="single" w:sz="1" w:space="0" w:color="CCCCCC"/>
+              <w:top w:val="single" w:color="CCCCCC" w:sz="1" w:space="0"/>
+              <w:left w:val="single" w:color="CCCCCC" w:sz="1" w:space="0"/>
+              <w:bottom w:val="single" w:color="CCCCCC" w:sz="1" w:space="0"/>
+              <w:right w:val="single" w:color="CCCCCC" w:sz="1" w:space="0"/>
             </w:tcBorders>
             <w:shd w:val="clear" w:color="auto" w:fill="FFFFFF"/>
             <w:tcMar>
@@ -19431,10 +19413,10 @@
           <w:tcPr>
             <w:tcW w:w="600" w:type="dxa"/>
             <w:tcBorders>
-              <w:top w:val="single" w:sz="1" w:space="0" w:color="CCCCCC"/>
-              <w:left w:val="single" w:sz="1" w:space="0" w:color="CCCCCC"/>
-              <w:bottom w:val="single" w:sz="1" w:space="0" w:color="CCCCCC"/>
-              <w:right w:val="single" w:sz="1" w:space="0" w:color="CCCCCC"/>
+              <w:top w:val="single" w:color="CCCCCC" w:sz="1" w:space="0"/>
+              <w:left w:val="single" w:color="CCCCCC" w:sz="1" w:space="0"/>
+              <w:bottom w:val="single" w:color="CCCCCC" w:sz="1" w:space="0"/>
+              <w:right w:val="single" w:color="CCCCCC" w:sz="1" w:space="0"/>
             </w:tcBorders>
             <w:shd w:val="clear" w:color="auto" w:fill="FFFFFF"/>
             <w:tcMar>
@@ -19467,10 +19449,10 @@
           <w:tcPr>
             <w:tcW w:w="2000" w:type="dxa"/>
             <w:tcBorders>
-              <w:top w:val="single" w:sz="1" w:space="0" w:color="CCCCCC"/>
-              <w:left w:val="single" w:sz="1" w:space="0" w:color="CCCCCC"/>
-              <w:bottom w:val="single" w:sz="1" w:space="0" w:color="CCCCCC"/>
-              <w:right w:val="single" w:sz="1" w:space="0" w:color="CCCCCC"/>
+              <w:top w:val="single" w:color="CCCCCC" w:sz="1" w:space="0"/>
+              <w:left w:val="single" w:color="CCCCCC" w:sz="1" w:space="0"/>
+              <w:bottom w:val="single" w:color="CCCCCC" w:sz="1" w:space="0"/>
+              <w:right w:val="single" w:color="CCCCCC" w:sz="1" w:space="0"/>
             </w:tcBorders>
             <w:shd w:val="clear" w:color="auto" w:fill="FFFFFF"/>
             <w:tcMar>
@@ -19503,10 +19485,10 @@
           <w:tcPr>
             <w:tcW w:w="3300" w:type="dxa"/>
             <w:tcBorders>
-              <w:top w:val="single" w:sz="1" w:space="0" w:color="CCCCCC"/>
-              <w:left w:val="single" w:sz="1" w:space="0" w:color="CCCCCC"/>
-              <w:bottom w:val="single" w:sz="1" w:space="0" w:color="CCCCCC"/>
-              <w:right w:val="single" w:sz="1" w:space="0" w:color="CCCCCC"/>
+              <w:top w:val="single" w:color="CCCCCC" w:sz="1" w:space="0"/>
+              <w:left w:val="single" w:color="CCCCCC" w:sz="1" w:space="0"/>
+              <w:bottom w:val="single" w:color="CCCCCC" w:sz="1" w:space="0"/>
+              <w:right w:val="single" w:color="CCCCCC" w:sz="1" w:space="0"/>
             </w:tcBorders>
             <w:shd w:val="clear" w:color="auto" w:fill="FFFFFF"/>
             <w:tcMar>
@@ -19579,10 +19561,10 @@
           <w:tcPr>
             <w:tcW w:w="3100" w:type="dxa"/>
             <w:tcBorders>
-              <w:top w:val="single" w:sz="1" w:space="0" w:color="CCCCCC"/>
-              <w:left w:val="single" w:sz="1" w:space="0" w:color="CCCCCC"/>
-              <w:bottom w:val="single" w:sz="1" w:space="0" w:color="CCCCCC"/>
-              <w:right w:val="single" w:sz="1" w:space="0" w:color="CCCCCC"/>
+              <w:top w:val="single" w:color="CCCCCC" w:sz="1" w:space="0"/>
+              <w:left w:val="single" w:color="CCCCCC" w:sz="1" w:space="0"/>
+              <w:bottom w:val="single" w:color="CCCCCC" w:sz="1" w:space="0"/>
+              <w:right w:val="single" w:color="CCCCCC" w:sz="1" w:space="0"/>
             </w:tcBorders>
             <w:shd w:val="clear" w:color="auto" w:fill="FFFFFF"/>
             <w:tcMar>
@@ -19745,12 +19727,12 @@
       <w:tblPr>
         <w:tblW w:w="9000" w:type="dxa"/>
         <w:tblBorders>
-          <w:top w:val="single" w:sz="4" w:space="0" w:color="auto"/>
-          <w:left w:val="single" w:sz="4" w:space="0" w:color="auto"/>
-          <w:bottom w:val="single" w:sz="4" w:space="0" w:color="auto"/>
-          <w:right w:val="single" w:sz="4" w:space="0" w:color="auto"/>
-          <w:insideH w:val="single" w:sz="4" w:space="0" w:color="auto"/>
-          <w:insideV w:val="single" w:sz="4" w:space="0" w:color="auto"/>
+          <w:top w:val="single" w:color="auto" w:sz="4" w:space="0"/>
+          <w:left w:val="single" w:color="auto" w:sz="4" w:space="0"/>
+          <w:bottom w:val="single" w:color="auto" w:sz="4" w:space="0"/>
+          <w:right w:val="single" w:color="auto" w:sz="4" w:space="0"/>
+          <w:insideH w:val="single" w:color="auto" w:sz="4" w:space="0"/>
+          <w:insideV w:val="single" w:color="auto" w:sz="4" w:space="0"/>
         </w:tblBorders>
         <w:tblCellMar>
           <w:left w:w="10" w:type="dxa"/>
@@ -19770,10 +19752,10 @@
           <w:tcPr>
             <w:tcW w:w="3000" w:type="dxa"/>
             <w:tcBorders>
-              <w:top w:val="single" w:sz="1" w:space="0" w:color="CCCCCC"/>
-              <w:left w:val="single" w:sz="1" w:space="0" w:color="CCCCCC"/>
-              <w:bottom w:val="single" w:sz="1" w:space="0" w:color="CCCCCC"/>
-              <w:right w:val="single" w:sz="1" w:space="0" w:color="CCCCCC"/>
+              <w:top w:val="single" w:color="CCCCCC" w:sz="1" w:space="0"/>
+              <w:left w:val="single" w:color="CCCCCC" w:sz="1" w:space="0"/>
+              <w:bottom w:val="single" w:color="CCCCCC" w:sz="1" w:space="0"/>
+              <w:right w:val="single" w:color="CCCCCC" w:sz="1" w:space="0"/>
             </w:tcBorders>
             <w:shd w:val="clear" w:color="auto" w:fill="2E75B6"/>
             <w:tcMar>
@@ -19808,10 +19790,10 @@
           <w:tcPr>
             <w:tcW w:w="6000" w:type="dxa"/>
             <w:tcBorders>
-              <w:top w:val="single" w:sz="1" w:space="0" w:color="CCCCCC"/>
-              <w:left w:val="single" w:sz="1" w:space="0" w:color="CCCCCC"/>
-              <w:bottom w:val="single" w:sz="1" w:space="0" w:color="CCCCCC"/>
-              <w:right w:val="single" w:sz="1" w:space="0" w:color="CCCCCC"/>
+              <w:top w:val="single" w:color="CCCCCC" w:sz="1" w:space="0"/>
+              <w:left w:val="single" w:color="CCCCCC" w:sz="1" w:space="0"/>
+              <w:bottom w:val="single" w:color="CCCCCC" w:sz="1" w:space="0"/>
+              <w:right w:val="single" w:color="CCCCCC" w:sz="1" w:space="0"/>
             </w:tcBorders>
             <w:shd w:val="clear" w:color="auto" w:fill="2E75B6"/>
             <w:tcMar>
@@ -19848,10 +19830,10 @@
           <w:tcPr>
             <w:tcW w:w="3000" w:type="dxa"/>
             <w:tcBorders>
-              <w:top w:val="single" w:sz="1" w:space="0" w:color="CCCCCC"/>
-              <w:left w:val="single" w:sz="1" w:space="0" w:color="CCCCCC"/>
-              <w:bottom w:val="single" w:sz="1" w:space="0" w:color="CCCCCC"/>
-              <w:right w:val="single" w:sz="1" w:space="0" w:color="CCCCCC"/>
+              <w:top w:val="single" w:color="CCCCCC" w:sz="1" w:space="0"/>
+              <w:left w:val="single" w:color="CCCCCC" w:sz="1" w:space="0"/>
+              <w:bottom w:val="single" w:color="CCCCCC" w:sz="1" w:space="0"/>
+              <w:right w:val="single" w:color="CCCCCC" w:sz="1" w:space="0"/>
             </w:tcBorders>
             <w:shd w:val="clear" w:color="auto" w:fill="FFFFFF"/>
             <w:tcMar>
@@ -19884,10 +19866,10 @@
           <w:tcPr>
             <w:tcW w:w="6000" w:type="dxa"/>
             <w:tcBorders>
-              <w:top w:val="single" w:sz="1" w:space="0" w:color="CCCCCC"/>
-              <w:left w:val="single" w:sz="1" w:space="0" w:color="CCCCCC"/>
-              <w:bottom w:val="single" w:sz="1" w:space="0" w:color="CCCCCC"/>
-              <w:right w:val="single" w:sz="1" w:space="0" w:color="CCCCCC"/>
+              <w:top w:val="single" w:color="CCCCCC" w:sz="1" w:space="0"/>
+              <w:left w:val="single" w:color="CCCCCC" w:sz="1" w:space="0"/>
+              <w:bottom w:val="single" w:color="CCCCCC" w:sz="1" w:space="0"/>
+              <w:right w:val="single" w:color="CCCCCC" w:sz="1" w:space="0"/>
             </w:tcBorders>
             <w:shd w:val="clear" w:color="auto" w:fill="FFFFFF"/>
             <w:tcMar>
@@ -19922,10 +19904,10 @@
           <w:tcPr>
             <w:tcW w:w="3000" w:type="dxa"/>
             <w:tcBorders>
-              <w:top w:val="single" w:sz="1" w:space="0" w:color="CCCCCC"/>
-              <w:left w:val="single" w:sz="1" w:space="0" w:color="CCCCCC"/>
-              <w:bottom w:val="single" w:sz="1" w:space="0" w:color="CCCCCC"/>
-              <w:right w:val="single" w:sz="1" w:space="0" w:color="CCCCCC"/>
+              <w:top w:val="single" w:color="CCCCCC" w:sz="1" w:space="0"/>
+              <w:left w:val="single" w:color="CCCCCC" w:sz="1" w:space="0"/>
+              <w:bottom w:val="single" w:color="CCCCCC" w:sz="1" w:space="0"/>
+              <w:right w:val="single" w:color="CCCCCC" w:sz="1" w:space="0"/>
             </w:tcBorders>
             <w:shd w:val="clear" w:color="auto" w:fill="FFFFFF"/>
             <w:tcMar>
@@ -19958,10 +19940,10 @@
           <w:tcPr>
             <w:tcW w:w="6000" w:type="dxa"/>
             <w:tcBorders>
-              <w:top w:val="single" w:sz="1" w:space="0" w:color="CCCCCC"/>
-              <w:left w:val="single" w:sz="1" w:space="0" w:color="CCCCCC"/>
-              <w:bottom w:val="single" w:sz="1" w:space="0" w:color="CCCCCC"/>
-              <w:right w:val="single" w:sz="1" w:space="0" w:color="CCCCCC"/>
+              <w:top w:val="single" w:color="CCCCCC" w:sz="1" w:space="0"/>
+              <w:left w:val="single" w:color="CCCCCC" w:sz="1" w:space="0"/>
+              <w:bottom w:val="single" w:color="CCCCCC" w:sz="1" w:space="0"/>
+              <w:right w:val="single" w:color="CCCCCC" w:sz="1" w:space="0"/>
             </w:tcBorders>
             <w:shd w:val="clear" w:color="auto" w:fill="FFFFFF"/>
             <w:tcMar>
@@ -20016,10 +19998,10 @@
           <w:tcPr>
             <w:tcW w:w="3000" w:type="dxa"/>
             <w:tcBorders>
-              <w:top w:val="single" w:sz="1" w:space="0" w:color="CCCCCC"/>
-              <w:left w:val="single" w:sz="1" w:space="0" w:color="CCCCCC"/>
-              <w:bottom w:val="single" w:sz="1" w:space="0" w:color="CCCCCC"/>
-              <w:right w:val="single" w:sz="1" w:space="0" w:color="CCCCCC"/>
+              <w:top w:val="single" w:color="CCCCCC" w:sz="1" w:space="0"/>
+              <w:left w:val="single" w:color="CCCCCC" w:sz="1" w:space="0"/>
+              <w:bottom w:val="single" w:color="CCCCCC" w:sz="1" w:space="0"/>
+              <w:right w:val="single" w:color="CCCCCC" w:sz="1" w:space="0"/>
             </w:tcBorders>
             <w:shd w:val="clear" w:color="auto" w:fill="FFFFFF"/>
             <w:tcMar>
@@ -20052,10 +20034,10 @@
           <w:tcPr>
             <w:tcW w:w="6000" w:type="dxa"/>
             <w:tcBorders>
-              <w:top w:val="single" w:sz="1" w:space="0" w:color="CCCCCC"/>
-              <w:left w:val="single" w:sz="1" w:space="0" w:color="CCCCCC"/>
-              <w:bottom w:val="single" w:sz="1" w:space="0" w:color="CCCCCC"/>
-              <w:right w:val="single" w:sz="1" w:space="0" w:color="CCCCCC"/>
+              <w:top w:val="single" w:color="CCCCCC" w:sz="1" w:space="0"/>
+              <w:left w:val="single" w:color="CCCCCC" w:sz="1" w:space="0"/>
+              <w:bottom w:val="single" w:color="CCCCCC" w:sz="1" w:space="0"/>
+              <w:right w:val="single" w:color="CCCCCC" w:sz="1" w:space="0"/>
             </w:tcBorders>
             <w:shd w:val="clear" w:color="auto" w:fill="FFFFFF"/>
             <w:tcMar>
@@ -20090,10 +20072,10 @@
           <w:tcPr>
             <w:tcW w:w="3000" w:type="dxa"/>
             <w:tcBorders>
-              <w:top w:val="single" w:sz="1" w:space="0" w:color="CCCCCC"/>
-              <w:left w:val="single" w:sz="1" w:space="0" w:color="CCCCCC"/>
-              <w:bottom w:val="single" w:sz="1" w:space="0" w:color="CCCCCC"/>
-              <w:right w:val="single" w:sz="1" w:space="0" w:color="CCCCCC"/>
+              <w:top w:val="single" w:color="CCCCCC" w:sz="1" w:space="0"/>
+              <w:left w:val="single" w:color="CCCCCC" w:sz="1" w:space="0"/>
+              <w:bottom w:val="single" w:color="CCCCCC" w:sz="1" w:space="0"/>
+              <w:right w:val="single" w:color="CCCCCC" w:sz="1" w:space="0"/>
             </w:tcBorders>
             <w:shd w:val="clear" w:color="auto" w:fill="FFFFFF"/>
             <w:tcMar>
@@ -20126,10 +20108,10 @@
           <w:tcPr>
             <w:tcW w:w="6000" w:type="dxa"/>
             <w:tcBorders>
-              <w:top w:val="single" w:sz="1" w:space="0" w:color="CCCCCC"/>
-              <w:left w:val="single" w:sz="1" w:space="0" w:color="CCCCCC"/>
-              <w:bottom w:val="single" w:sz="1" w:space="0" w:color="CCCCCC"/>
-              <w:right w:val="single" w:sz="1" w:space="0" w:color="CCCCCC"/>
+              <w:top w:val="single" w:color="CCCCCC" w:sz="1" w:space="0"/>
+              <w:left w:val="single" w:color="CCCCCC" w:sz="1" w:space="0"/>
+              <w:bottom w:val="single" w:color="CCCCCC" w:sz="1" w:space="0"/>
+              <w:right w:val="single" w:color="CCCCCC" w:sz="1" w:space="0"/>
             </w:tcBorders>
             <w:shd w:val="clear" w:color="auto" w:fill="FFFFFF"/>
             <w:tcMar>
@@ -20166,10 +20148,10 @@
           <w:tcPr>
             <w:tcW w:w="3000" w:type="dxa"/>
             <w:tcBorders>
-              <w:top w:val="single" w:sz="1" w:space="0" w:color="CCCCCC"/>
-              <w:left w:val="single" w:sz="1" w:space="0" w:color="CCCCCC"/>
-              <w:bottom w:val="single" w:sz="1" w:space="0" w:color="CCCCCC"/>
-              <w:right w:val="single" w:sz="1" w:space="0" w:color="CCCCCC"/>
+              <w:top w:val="single" w:color="CCCCCC" w:sz="1" w:space="0"/>
+              <w:left w:val="single" w:color="CCCCCC" w:sz="1" w:space="0"/>
+              <w:bottom w:val="single" w:color="CCCCCC" w:sz="1" w:space="0"/>
+              <w:right w:val="single" w:color="CCCCCC" w:sz="1" w:space="0"/>
             </w:tcBorders>
             <w:shd w:val="clear" w:color="auto" w:fill="FFFFFF"/>
             <w:tcMar>
@@ -20202,28 +20184,28 @@
           <w:tcPr>
             <w:tcW w:w="6000" w:type="dxa"/>
             <w:tcBorders>
-              <w:top w:val="single" w:sz="1" w:space="0" w:color="CCCCCC"/>
-              <w:left w:val="single" w:sz="1" w:space="0" w:color="CCCCCC"/>
-              <w:bottom w:val="single" w:sz="1" w:space="0" w:color="CCCCCC"/>
-              <w:right w:val="single" w:sz="1" w:space="0" w:color="CCCCCC"/>
-            </w:tcBorders>
-            <w:shd w:val="clear" w:color="auto" w:fill="FFFFFF"/>
-            <w:tcMar>
-              <w:top w:w="80" w:type="dxa"/>
-              <w:left w:w="120" w:type="dxa"/>
-              <w:bottom w:w="80" w:type="dxa"/>
-              <w:right w:w="120" w:type="dxa"/>
-            </w:tcMar>
-            <w:vAlign w:val="center"/>
-          </w:tcPr>
-          <w:p>
-            <w:pPr>
-              <w:spacing w:line="276" w:lineRule="auto"/>
-              <w:rPr>
-                <w:rFonts w:ascii="Helvetica" w:hAnsi="Helvetica"/>
-              </w:rPr>
-            </w:pPr>
-            <w:hyperlink r:id="rId7" w:history="1">
+              <w:top w:val="single" w:color="CCCCCC" w:sz="1" w:space="0"/>
+              <w:left w:val="single" w:color="CCCCCC" w:sz="1" w:space="0"/>
+              <w:bottom w:val="single" w:color="CCCCCC" w:sz="1" w:space="0"/>
+              <w:right w:val="single" w:color="CCCCCC" w:sz="1" w:space="0"/>
+            </w:tcBorders>
+            <w:shd w:val="clear" w:color="auto" w:fill="FFFFFF"/>
+            <w:tcMar>
+              <w:top w:w="80" w:type="dxa"/>
+              <w:left w:w="120" w:type="dxa"/>
+              <w:bottom w:w="80" w:type="dxa"/>
+              <w:right w:w="120" w:type="dxa"/>
+            </w:tcMar>
+            <w:vAlign w:val="center"/>
+          </w:tcPr>
+          <w:p>
+            <w:pPr>
+              <w:spacing w:line="276" w:lineRule="auto"/>
+              <w:rPr>
+                <w:rFonts w:ascii="Helvetica" w:hAnsi="Helvetica"/>
+              </w:rPr>
+            </w:pPr>
+            <w:hyperlink w:history="1" r:id="rId7">
               <w:r>
                 <w:rPr>
                   <w:rStyle w:val="Collegamentoipertestuale"/>
@@ -20242,10 +20224,10 @@
           <w:tcPr>
             <w:tcW w:w="3000" w:type="dxa"/>
             <w:tcBorders>
-              <w:top w:val="single" w:sz="1" w:space="0" w:color="CCCCCC"/>
-              <w:left w:val="single" w:sz="1" w:space="0" w:color="CCCCCC"/>
-              <w:bottom w:val="single" w:sz="1" w:space="0" w:color="CCCCCC"/>
-              <w:right w:val="single" w:sz="1" w:space="0" w:color="CCCCCC"/>
+              <w:top w:val="single" w:color="CCCCCC" w:sz="1" w:space="0"/>
+              <w:left w:val="single" w:color="CCCCCC" w:sz="1" w:space="0"/>
+              <w:bottom w:val="single" w:color="CCCCCC" w:sz="1" w:space="0"/>
+              <w:right w:val="single" w:color="CCCCCC" w:sz="1" w:space="0"/>
             </w:tcBorders>
             <w:shd w:val="clear" w:color="auto" w:fill="FFFFFF"/>
             <w:tcMar>
@@ -20278,10 +20260,10 @@
           <w:tcPr>
             <w:tcW w:w="6000" w:type="dxa"/>
             <w:tcBorders>
-              <w:top w:val="single" w:sz="1" w:space="0" w:color="CCCCCC"/>
-              <w:left w:val="single" w:sz="1" w:space="0" w:color="CCCCCC"/>
-              <w:bottom w:val="single" w:sz="1" w:space="0" w:color="CCCCCC"/>
-              <w:right w:val="single" w:sz="1" w:space="0" w:color="CCCCCC"/>
+              <w:top w:val="single" w:color="CCCCCC" w:sz="1" w:space="0"/>
+              <w:left w:val="single" w:color="CCCCCC" w:sz="1" w:space="0"/>
+              <w:bottom w:val="single" w:color="CCCCCC" w:sz="1" w:space="0"/>
+              <w:right w:val="single" w:color="CCCCCC" w:sz="1" w:space="0"/>
             </w:tcBorders>
             <w:shd w:val="clear" w:color="auto" w:fill="FFFFFF"/>
             <w:tcMar>
@@ -20308,7 +20290,7 @@
               </w:rPr>
               <w:t>29 maggio 2026</w:t>
             </w:r>
-            <w:bookmarkStart w:id="0" w:name="_GoBack"/>
+            <w:bookmarkStart w:name="_GoBack" w:id="0"/>
             <w:bookmarkEnd w:id="0"/>
           </w:p>
         </w:tc>
@@ -20387,7 +20369,7 @@
     </w:p>
     <w:sectPr>
       <w:footerReference w:type="default" r:id="rId8"/>
-      <w:pgSz w:w="11906" w:h="16838"/>
+      <w:pgSz w:w="11906" w:h="16838" w:orient="portrait"/>
       <w:pgMar w:top="1418" w:right="1134" w:bottom="1418" w:left="1134" w:header="708" w:footer="708" w:gutter="0"/>
       <w:cols w:space="720"/>
       <w:docGrid w:linePitch="360"/>
@@ -20659,7 +20641,7 @@
   <w:docDefaults>
     <w:rPrDefault>
       <w:rPr>
-        <w:rFonts w:ascii="Arial" w:eastAsia="Arial" w:hAnsi="Arial" w:cs="Arial"/>
+        <w:rFonts w:ascii="Arial" w:hAnsi="Arial" w:eastAsia="Arial" w:cs="Arial"/>
         <w:sz w:val="24"/>
         <w:szCs w:val="24"/>
         <w:lang w:val="it-IT" w:eastAsia="it-IT" w:bidi="ar-SA"/>
@@ -20670,14 +20652,14 @@
   <w:latentStyles w:defLockedState="0" w:defUIPriority="99" w:defSemiHidden="0" w:defUnhideWhenUsed="0" w:defQFormat="0" w:count="371">
     <w:lsdException w:name="Normal" w:uiPriority="0" w:qFormat="1"/>
     <w:lsdException w:name="heading 1" w:uiPriority="9" w:qFormat="1"/>
-    <w:lsdException w:name="heading 2" w:semiHidden="1" w:uiPriority="9" w:unhideWhenUsed="1" w:qFormat="1"/>
-    <w:lsdException w:name="heading 3" w:semiHidden="1" w:uiPriority="9" w:unhideWhenUsed="1" w:qFormat="1"/>
-    <w:lsdException w:name="heading 4" w:semiHidden="1" w:uiPriority="9" w:unhideWhenUsed="1" w:qFormat="1"/>
-    <w:lsdException w:name="heading 5" w:semiHidden="1" w:uiPriority="9" w:unhideWhenUsed="1" w:qFormat="1"/>
-    <w:lsdException w:name="heading 6" w:semiHidden="1" w:uiPriority="9" w:unhideWhenUsed="1" w:qFormat="1"/>
-    <w:lsdException w:name="heading 7" w:semiHidden="1" w:uiPriority="9" w:unhideWhenUsed="1" w:qFormat="1"/>
-    <w:lsdException w:name="heading 8" w:semiHidden="1" w:uiPriority="9" w:unhideWhenUsed="1" w:qFormat="1"/>
-    <w:lsdException w:name="heading 9" w:semiHidden="1" w:uiPriority="9" w:unhideWhenUsed="1" w:qFormat="1"/>
+    <w:lsdException w:name="heading 2" w:uiPriority="9" w:semiHidden="1" w:unhideWhenUsed="1" w:qFormat="1"/>
+    <w:lsdException w:name="heading 3" w:uiPriority="9" w:semiHidden="1" w:unhideWhenUsed="1" w:qFormat="1"/>
+    <w:lsdException w:name="heading 4" w:uiPriority="9" w:semiHidden="1" w:unhideWhenUsed="1" w:qFormat="1"/>
+    <w:lsdException w:name="heading 5" w:uiPriority="9" w:semiHidden="1" w:unhideWhenUsed="1" w:qFormat="1"/>
+    <w:lsdException w:name="heading 6" w:uiPriority="9" w:semiHidden="1" w:unhideWhenUsed="1" w:qFormat="1"/>
+    <w:lsdException w:name="heading 7" w:uiPriority="9" w:semiHidden="1" w:unhideWhenUsed="1" w:qFormat="1"/>
+    <w:lsdException w:name="heading 8" w:uiPriority="9" w:semiHidden="1" w:unhideWhenUsed="1" w:qFormat="1"/>
+    <w:lsdException w:name="heading 9" w:uiPriority="9" w:semiHidden="1" w:unhideWhenUsed="1" w:qFormat="1"/>
     <w:lsdException w:name="index 1" w:semiHidden="1" w:unhideWhenUsed="1"/>
     <w:lsdException w:name="index 2" w:semiHidden="1" w:unhideWhenUsed="1"/>
     <w:lsdException w:name="index 3" w:semiHidden="1" w:unhideWhenUsed="1"/>
@@ -20687,22 +20669,22 @@
     <w:lsdException w:name="index 7" w:semiHidden="1" w:unhideWhenUsed="1"/>
     <w:lsdException w:name="index 8" w:semiHidden="1" w:unhideWhenUsed="1"/>
     <w:lsdException w:name="index 9" w:semiHidden="1" w:unhideWhenUsed="1"/>
-    <w:lsdException w:name="toc 1" w:semiHidden="1" w:uiPriority="39" w:unhideWhenUsed="1"/>
-    <w:lsdException w:name="toc 2" w:semiHidden="1" w:uiPriority="39" w:unhideWhenUsed="1"/>
-    <w:lsdException w:name="toc 3" w:semiHidden="1" w:uiPriority="39" w:unhideWhenUsed="1"/>
-    <w:lsdException w:name="toc 4" w:semiHidden="1" w:uiPriority="39" w:unhideWhenUsed="1"/>
-    <w:lsdException w:name="toc 5" w:semiHidden="1" w:uiPriority="39" w:unhideWhenUsed="1"/>
-    <w:lsdException w:name="toc 6" w:semiHidden="1" w:uiPriority="39" w:unhideWhenUsed="1"/>
-    <w:lsdException w:name="toc 7" w:semiHidden="1" w:uiPriority="39" w:unhideWhenUsed="1"/>
-    <w:lsdException w:name="toc 8" w:semiHidden="1" w:uiPriority="39" w:unhideWhenUsed="1"/>
-    <w:lsdException w:name="toc 9" w:semiHidden="1" w:uiPriority="39" w:unhideWhenUsed="1"/>
+    <w:lsdException w:name="toc 1" w:uiPriority="39" w:semiHidden="1" w:unhideWhenUsed="1"/>
+    <w:lsdException w:name="toc 2" w:uiPriority="39" w:semiHidden="1" w:unhideWhenUsed="1"/>
+    <w:lsdException w:name="toc 3" w:uiPriority="39" w:semiHidden="1" w:unhideWhenUsed="1"/>
+    <w:lsdException w:name="toc 4" w:uiPriority="39" w:semiHidden="1" w:unhideWhenUsed="1"/>
+    <w:lsdException w:name="toc 5" w:uiPriority="39" w:semiHidden="1" w:unhideWhenUsed="1"/>
+    <w:lsdException w:name="toc 6" w:uiPriority="39" w:semiHidden="1" w:unhideWhenUsed="1"/>
+    <w:lsdException w:name="toc 7" w:uiPriority="39" w:semiHidden="1" w:unhideWhenUsed="1"/>
+    <w:lsdException w:name="toc 8" w:uiPriority="39" w:semiHidden="1" w:unhideWhenUsed="1"/>
+    <w:lsdException w:name="toc 9" w:uiPriority="39" w:semiHidden="1" w:unhideWhenUsed="1"/>
     <w:lsdException w:name="Normal Indent" w:semiHidden="1" w:unhideWhenUsed="1"/>
     <w:lsdException w:name="footnote text" w:semiHidden="1" w:unhideWhenUsed="1"/>
     <w:lsdException w:name="annotation text" w:semiHidden="1" w:unhideWhenUsed="1"/>
     <w:lsdException w:name="header" w:semiHidden="1" w:unhideWhenUsed="1"/>
     <w:lsdException w:name="footer" w:semiHidden="1" w:unhideWhenUsed="1"/>
     <w:lsdException w:name="index heading" w:semiHidden="1" w:unhideWhenUsed="1"/>
-    <w:lsdException w:name="caption" w:semiHidden="1" w:uiPriority="35" w:unhideWhenUsed="1" w:qFormat="1"/>
+    <w:lsdException w:name="caption" w:uiPriority="35" w:semiHidden="1" w:unhideWhenUsed="1" w:qFormat="1"/>
     <w:lsdException w:name="table of figures" w:semiHidden="1" w:unhideWhenUsed="1"/>
     <w:lsdException w:name="envelope address" w:semiHidden="1" w:unhideWhenUsed="1"/>
     <w:lsdException w:name="envelope return" w:semiHidden="1" w:unhideWhenUsed="1"/>
@@ -20733,7 +20715,7 @@
     <w:lsdException w:name="Title" w:uiPriority="10" w:qFormat="1"/>
     <w:lsdException w:name="Closing" w:semiHidden="1" w:unhideWhenUsed="1"/>
     <w:lsdException w:name="Signature" w:semiHidden="1" w:unhideWhenUsed="1"/>
-    <w:lsdException w:name="Default Paragraph Font" w:semiHidden="1" w:uiPriority="1" w:unhideWhenUsed="1"/>
+    <w:lsdException w:name="Default Paragraph Font" w:uiPriority="1" w:semiHidden="1" w:unhideWhenUsed="1"/>
     <w:lsdException w:name="Body Text" w:semiHidden="1" w:unhideWhenUsed="1"/>
     <w:lsdException w:name="Body Text Indent" w:semiHidden="1" w:unhideWhenUsed="1"/>
     <w:lsdException w:name="List Continue" w:semiHidden="1" w:unhideWhenUsed="1"/>
@@ -20933,8 +20915,8 @@
     <w:lsdException w:name="Subtle Reference" w:uiPriority="31" w:qFormat="1"/>
     <w:lsdException w:name="Intense Reference" w:uiPriority="32" w:qFormat="1"/>
     <w:lsdException w:name="Book Title" w:uiPriority="33" w:qFormat="1"/>
-    <w:lsdException w:name="Bibliography" w:semiHidden="1" w:uiPriority="37" w:unhideWhenUsed="1"/>
-    <w:lsdException w:name="TOC Heading" w:semiHidden="1" w:uiPriority="39" w:unhideWhenUsed="1" w:qFormat="1"/>
+    <w:lsdException w:name="Bibliography" w:uiPriority="37" w:semiHidden="1" w:unhideWhenUsed="1"/>
+    <w:lsdException w:name="TOC Heading" w:uiPriority="39" w:semiHidden="1" w:unhideWhenUsed="1" w:qFormat="1"/>
     <w:lsdException w:name="Plain Table 1" w:uiPriority="41"/>
     <w:lsdException w:name="Plain Table 2" w:uiPriority="42"/>
     <w:lsdException w:name="Plain Table 3" w:uiPriority="43"/>
@@ -21040,7 +21022,7 @@
     <w:lsdException w:name="List Table 6 Colorful Accent 6" w:uiPriority="51"/>
     <w:lsdException w:name="List Table 7 Colorful Accent 6" w:uiPriority="52"/>
   </w:latentStyles>
-  <w:style w:type="paragraph" w:default="1" w:styleId="Normale">
+  <w:style w:type="paragraph" w:styleId="Normale" w:default="1">
     <w:name w:val="Normal"/>
     <w:qFormat/>
   </w:style>
@@ -21050,7 +21032,7 @@
     <w:qFormat/>
     <w:pPr>
       <w:pBdr>
-        <w:bottom w:val="single" w:sz="4" w:space="1" w:color="2E75B6"/>
+        <w:bottom w:val="single" w:color="2E75B6" w:sz="4" w:space="1"/>
       </w:pBdr>
       <w:spacing w:before="360" w:after="180"/>
       <w:outlineLvl w:val="0"/>
@@ -21136,13 +21118,13 @@
       <w:color w:val="1F4D78"/>
     </w:rPr>
   </w:style>
-  <w:style w:type="character" w:default="1" w:styleId="Carpredefinitoparagrafo">
+  <w:style w:type="character" w:styleId="Carpredefinitoparagrafo" w:default="1">
     <w:name w:val="Default Paragraph Font"/>
     <w:uiPriority w:val="1"/>
     <w:semiHidden/>
     <w:unhideWhenUsed/>
   </w:style>
-  <w:style w:type="table" w:default="1" w:styleId="Tabellanormale">
+  <w:style w:type="table" w:styleId="Tabellanormale" w:default="1">
     <w:name w:val="Normal Table"/>
     <w:uiPriority w:val="99"/>
     <w:semiHidden/>
@@ -21157,7 +21139,7 @@
       </w:tblCellMar>
     </w:tblPr>
   </w:style>
-  <w:style w:type="numbering" w:default="1" w:styleId="Nessunelenco">
+  <w:style w:type="numbering" w:styleId="Nessunelenco" w:default="1">
     <w:name w:val="No List"/>
     <w:uiPriority w:val="99"/>
     <w:semiHidden/>
@@ -21172,7 +21154,7 @@
       <w:szCs w:val="56"/>
     </w:rPr>
   </w:style>
-  <w:style w:type="paragraph" w:customStyle="1" w:styleId="Enfasigrassetto1">
+  <w:style w:type="paragraph" w:styleId="Enfasigrassetto1" w:customStyle="1">
     <w:name w:val="Enfasi (grassetto)1"/>
     <w:qFormat/>
     <w:rPr>
@@ -21213,7 +21195,7 @@
       <w:szCs w:val="20"/>
     </w:rPr>
   </w:style>
-  <w:style w:type="character" w:customStyle="1" w:styleId="TestonotaapidipaginaCarattere">
+  <w:style w:type="character" w:styleId="TestonotaapidipaginaCarattere" w:customStyle="1">
     <w:name w:val="Testo nota a piè di pagina Carattere"/>
     <w:link w:val="Testonotaapidipagina"/>
     <w:uiPriority w:val="99"/>
@@ -21244,7 +21226,7 @@
       <w:szCs w:val="20"/>
     </w:rPr>
   </w:style>
-  <w:style w:type="character" w:customStyle="1" w:styleId="TestonotadichiusuraCarattere">
+  <w:style w:type="character" w:styleId="TestonotadichiusuraCarattere" w:customStyle="1">
     <w:name w:val="Testo nota di chiusura Carattere"/>
     <w:link w:val="Testonotadichiusura"/>
     <w:uiPriority w:val="99"/>
@@ -21269,7 +21251,7 @@
       </w:tabs>
     </w:pPr>
   </w:style>
-  <w:style w:type="character" w:customStyle="1" w:styleId="IntestazioneCarattere">
+  <w:style w:type="character" w:styleId="IntestazioneCarattere" w:customStyle="1">
     <w:name w:val="Intestazione Carattere"/>
     <w:basedOn w:val="Carpredefinitoparagrafo"/>
     <w:link w:val="Intestazione"/>
@@ -21290,14 +21272,14 @@
       </w:tabs>
     </w:pPr>
   </w:style>
-  <w:style w:type="character" w:customStyle="1" w:styleId="PidipaginaCarattere">
+  <w:style w:type="character" w:styleId="PidipaginaCarattere" w:customStyle="1">
     <w:name w:val="Piè di pagina Carattere"/>
     <w:basedOn w:val="Carpredefinitoparagrafo"/>
     <w:link w:val="Pidipagina"/>
     <w:uiPriority w:val="99"/>
     <w:rsid w:val="00C8221E"/>
   </w:style>
-  <w:style w:type="character" w:customStyle="1" w:styleId="UnresolvedMention">
+  <w:style w:type="character" w:styleId="UnresolvedMention" w:customStyle="1">
     <w:name w:val="Unresolved Mention"/>
     <w:basedOn w:val="Carpredefinitoparagrafo"/>
     <w:uiPriority w:val="99"/>
@@ -21325,7 +21307,7 @@
 </file>
 
 <file path=word/theme/theme1.xml><?xml version="1.0" encoding="utf-8"?>
-<a:theme xmlns:a="http://schemas.openxmlformats.org/drawingml/2006/main" name="Tema di Office">
+<a:theme xmlns:a="http://schemas.openxmlformats.org/drawingml/2006/main" xmlns:thm15="http://schemas.microsoft.com/office/thememl/2012/main" name="Tema di Office">
   <a:themeElements>
     <a:clrScheme name="Office">
       <a:dk1>

--- a/Report.docx
+++ b/Report.docx
@@ -13,45 +13,11 @@
         <w:jc w:val="center"/>
         <w:rPr>
           <w:rFonts w:ascii="Helvetica" w:hAnsi="Helvetica"/>
-        </w:rPr>
-      </w:pPr>
-      <w:r>
-        <w:rPr>
-          <w:rFonts w:ascii="Helvetica" w:hAnsi="Helvetica"/>
           <w:b/>
           <w:bCs/>
           <w:color w:val="1F4E79"/>
           <w:sz w:val="52"/>
           <w:szCs w:val="52"/>
-        </w:rPr>
-        <w:t>Sistema di Gestione degli Interventi</w:t>
-      </w:r>
-    </w:p>
-    <w:p>
-      <w:pPr>
-        <w:spacing w:line="276" w:lineRule="auto"/>
-        <w:jc w:val="center"/>
-        <w:rPr>
-          <w:rFonts w:ascii="Helvetica" w:hAnsi="Helvetica"/>
-        </w:rPr>
-      </w:pPr>
-      <w:r>
-        <w:rPr>
-          <w:rFonts w:ascii="Helvetica" w:hAnsi="Helvetica"/>
-          <w:b/>
-          <w:bCs/>
-          <w:color w:val="1F4E79"/>
-          <w:sz w:val="52"/>
-          <w:szCs w:val="52"/>
-        </w:rPr>
-        <w:t>di Manutenzione in un Condominio</w:t>
-      </w:r>
-    </w:p>
-    <w:p>
-      <w:pPr>
-        <w:spacing w:after="160" w:line="276" w:lineRule="auto"/>
-        <w:rPr>
-          <w:rFonts w:ascii="Helvetica" w:hAnsi="Helvetica"/>
         </w:rPr>
       </w:pPr>
     </w:p>
@@ -61,17 +27,13 @@
         <w:jc w:val="center"/>
         <w:rPr>
           <w:rFonts w:ascii="Helvetica" w:hAnsi="Helvetica"/>
+          <w:b/>
+          <w:bCs/>
+          <w:color w:val="1F4E79"/>
+          <w:sz w:val="52"/>
+          <w:szCs w:val="52"/>
         </w:rPr>
       </w:pPr>
-      <w:r>
-        <w:rPr>
-          <w:rFonts w:ascii="Helvetica" w:hAnsi="Helvetica"/>
-          <w:color w:val="555555"/>
-          <w:sz w:val="26"/>
-          <w:szCs w:val="26"/>
-        </w:rPr>
-        <w:t>Progetto di Programmazione e Strutture Dati — A.A. 2025/2026</w:t>
-      </w:r>
     </w:p>
     <w:p>
       <w:pPr>
@@ -79,6 +41,100 @@
         <w:jc w:val="center"/>
         <w:rPr>
           <w:rFonts w:ascii="Helvetica" w:hAnsi="Helvetica"/>
+          <w:b/>
+          <w:bCs/>
+          <w:color w:val="1F4E79"/>
+          <w:sz w:val="52"/>
+          <w:szCs w:val="52"/>
+        </w:rPr>
+      </w:pPr>
+    </w:p>
+    <w:p>
+      <w:pPr>
+        <w:spacing w:line="276" w:lineRule="auto"/>
+        <w:jc w:val="center"/>
+        <w:rPr>
+          <w:rFonts w:ascii="Helvetica" w:hAnsi="Helvetica"/>
+          <w:b/>
+          <w:bCs/>
+          <w:color w:val="1F4E79"/>
+          <w:sz w:val="52"/>
+          <w:szCs w:val="52"/>
+        </w:rPr>
+      </w:pPr>
+    </w:p>
+    <w:p>
+      <w:pPr>
+        <w:spacing w:line="276" w:lineRule="auto"/>
+        <w:jc w:val="center"/>
+        <w:rPr>
+          <w:rFonts w:ascii="Helvetica" w:hAnsi="Helvetica"/>
+        </w:rPr>
+      </w:pPr>
+      <w:r>
+        <w:rPr>
+          <w:rFonts w:ascii="Helvetica" w:hAnsi="Helvetica"/>
+          <w:b/>
+          <w:bCs/>
+          <w:color w:val="1F4E79"/>
+          <w:sz w:val="52"/>
+          <w:szCs w:val="52"/>
+        </w:rPr>
+        <w:t>Sistema di Gestione degli Interventi</w:t>
+      </w:r>
+    </w:p>
+    <w:p>
+      <w:pPr>
+        <w:spacing w:line="276" w:lineRule="auto"/>
+        <w:jc w:val="center"/>
+        <w:rPr>
+          <w:rFonts w:ascii="Helvetica" w:hAnsi="Helvetica"/>
+        </w:rPr>
+      </w:pPr>
+      <w:r>
+        <w:rPr>
+          <w:rFonts w:ascii="Helvetica" w:hAnsi="Helvetica"/>
+          <w:b/>
+          <w:bCs/>
+          <w:color w:val="1F4E79"/>
+          <w:sz w:val="52"/>
+          <w:szCs w:val="52"/>
+        </w:rPr>
+        <w:t>di Manutenzione in un Condominio</w:t>
+      </w:r>
+    </w:p>
+    <w:p>
+      <w:pPr>
+        <w:spacing w:after="160" w:line="276" w:lineRule="auto"/>
+        <w:rPr>
+          <w:rFonts w:ascii="Helvetica" w:hAnsi="Helvetica"/>
+        </w:rPr>
+      </w:pPr>
+    </w:p>
+    <w:p>
+      <w:pPr>
+        <w:spacing w:line="276" w:lineRule="auto"/>
+        <w:jc w:val="center"/>
+        <w:rPr>
+          <w:rFonts w:ascii="Helvetica" w:hAnsi="Helvetica"/>
+        </w:rPr>
+      </w:pPr>
+      <w:r>
+        <w:rPr>
+          <w:rFonts w:ascii="Helvetica" w:hAnsi="Helvetica"/>
+          <w:color w:val="555555"/>
+          <w:sz w:val="26"/>
+          <w:szCs w:val="26"/>
+        </w:rPr>
+        <w:t>Progetto di Programmazione e Strutture Dati — A.A. 2025/2026</w:t>
+      </w:r>
+    </w:p>
+    <w:p>
+      <w:pPr>
+        <w:spacing w:line="276" w:lineRule="auto"/>
+        <w:jc w:val="center"/>
+        <w:rPr>
+          <w:rFonts w:ascii="Helvetica" w:hAnsi="Helvetica"/>
         </w:rPr>
       </w:pPr>
       <w:r>
@@ -107,16 +163,121 @@
         </w:rPr>
       </w:pPr>
     </w:p>
+    <w:p>
+      <w:pPr>
+        <w:spacing w:after="160" w:line="276" w:lineRule="auto"/>
+        <w:rPr>
+          <w:rFonts w:ascii="Helvetica" w:hAnsi="Helvetica"/>
+        </w:rPr>
+      </w:pPr>
+    </w:p>
+    <w:p>
+      <w:pPr>
+        <w:spacing w:after="160" w:line="276" w:lineRule="auto"/>
+        <w:rPr>
+          <w:rFonts w:ascii="Helvetica" w:hAnsi="Helvetica"/>
+        </w:rPr>
+      </w:pPr>
+    </w:p>
+    <w:p>
+      <w:pPr>
+        <w:spacing w:after="160" w:line="276" w:lineRule="auto"/>
+        <w:rPr>
+          <w:rFonts w:ascii="Helvetica" w:hAnsi="Helvetica"/>
+        </w:rPr>
+      </w:pPr>
+    </w:p>
+    <w:p>
+      <w:pPr>
+        <w:spacing w:after="160" w:line="276" w:lineRule="auto"/>
+        <w:rPr>
+          <w:rFonts w:ascii="Helvetica" w:hAnsi="Helvetica"/>
+        </w:rPr>
+      </w:pPr>
+    </w:p>
+    <w:p>
+      <w:pPr>
+        <w:spacing w:after="160" w:line="276" w:lineRule="auto"/>
+        <w:rPr>
+          <w:rFonts w:ascii="Helvetica" w:hAnsi="Helvetica"/>
+        </w:rPr>
+      </w:pPr>
+    </w:p>
+    <w:p>
+      <w:pPr>
+        <w:spacing w:after="160" w:line="276" w:lineRule="auto"/>
+        <w:rPr>
+          <w:rFonts w:ascii="Helvetica" w:hAnsi="Helvetica"/>
+        </w:rPr>
+      </w:pPr>
+    </w:p>
+    <w:p>
+      <w:pPr>
+        <w:spacing w:after="160" w:line="276" w:lineRule="auto"/>
+        <w:rPr>
+          <w:rFonts w:ascii="Helvetica" w:hAnsi="Helvetica"/>
+        </w:rPr>
+      </w:pPr>
+    </w:p>
+    <w:p>
+      <w:pPr>
+        <w:spacing w:after="160" w:line="276" w:lineRule="auto"/>
+        <w:rPr>
+          <w:rFonts w:ascii="Helvetica" w:hAnsi="Helvetica"/>
+        </w:rPr>
+      </w:pPr>
+    </w:p>
+    <w:p>
+      <w:pPr>
+        <w:spacing w:after="160" w:line="276" w:lineRule="auto"/>
+        <w:rPr>
+          <w:rFonts w:ascii="Helvetica" w:hAnsi="Helvetica"/>
+        </w:rPr>
+      </w:pPr>
+    </w:p>
+    <w:p>
+      <w:pPr>
+        <w:spacing w:after="160" w:line="276" w:lineRule="auto"/>
+        <w:rPr>
+          <w:rFonts w:ascii="Helvetica" w:hAnsi="Helvetica"/>
+        </w:rPr>
+      </w:pPr>
+    </w:p>
+    <w:p>
+      <w:pPr>
+        <w:spacing w:after="160" w:line="276" w:lineRule="auto"/>
+        <w:rPr>
+          <w:rFonts w:ascii="Helvetica" w:hAnsi="Helvetica"/>
+        </w:rPr>
+      </w:pPr>
+    </w:p>
+    <w:p>
+      <w:pPr>
+        <w:spacing w:after="160" w:line="276" w:lineRule="auto"/>
+        <w:rPr>
+          <w:rFonts w:ascii="Helvetica" w:hAnsi="Helvetica"/>
+        </w:rPr>
+      </w:pPr>
+    </w:p>
+    <w:p>
+      <w:pPr>
+        <w:pStyle w:val="Titolo1"/>
+        <w:jc w:val="center"/>
+      </w:pPr>
+      <w:r>
+        <w:t>Autori del progetto</w:t>
+      </w:r>
+    </w:p>
     <w:tbl>
       <w:tblPr>
         <w:tblW w:w="9360" w:type="dxa"/>
         <w:tblBorders>
-          <w:top w:val="single" w:color="auto" w:sz="4" w:space="0"/>
-          <w:left w:val="single" w:color="auto" w:sz="4" w:space="0"/>
-          <w:bottom w:val="single" w:color="auto" w:sz="4" w:space="0"/>
-          <w:right w:val="single" w:color="auto" w:sz="4" w:space="0"/>
-          <w:insideH w:val="single" w:color="auto" w:sz="4" w:space="0"/>
-          <w:insideV w:val="single" w:color="auto" w:sz="4" w:space="0"/>
+          <w:top w:val="single" w:sz="4" w:space="0" w:color="auto"/>
+          <w:left w:val="single" w:sz="4" w:space="0" w:color="auto"/>
+          <w:bottom w:val="single" w:sz="4" w:space="0" w:color="auto"/>
+          <w:right w:val="single" w:sz="4" w:space="0" w:color="auto"/>
+          <w:insideH w:val="single" w:sz="4" w:space="0" w:color="auto"/>
+          <w:insideV w:val="single" w:sz="4" w:space="0" w:color="auto"/>
         </w:tblBorders>
         <w:tblCellMar>
           <w:left w:w="10" w:type="dxa"/>
@@ -137,10 +298,10 @@
           <w:tcPr>
             <w:tcW w:w="3120" w:type="dxa"/>
             <w:tcBorders>
-              <w:top w:val="single" w:color="CCCCCC" w:sz="1" w:space="0"/>
-              <w:left w:val="single" w:color="CCCCCC" w:sz="1" w:space="0"/>
-              <w:bottom w:val="single" w:color="CCCCCC" w:sz="1" w:space="0"/>
-              <w:right w:val="single" w:color="CCCCCC" w:sz="1" w:space="0"/>
+              <w:top w:val="single" w:sz="1" w:space="0" w:color="CCCCCC"/>
+              <w:left w:val="single" w:sz="1" w:space="0" w:color="CCCCCC"/>
+              <w:bottom w:val="single" w:sz="1" w:space="0" w:color="CCCCCC"/>
+              <w:right w:val="single" w:sz="1" w:space="0" w:color="CCCCCC"/>
             </w:tcBorders>
             <w:shd w:val="clear" w:color="auto" w:fill="2E75B6"/>
             <w:tcMar>
@@ -175,10 +336,10 @@
           <w:tcPr>
             <w:tcW w:w="3120" w:type="dxa"/>
             <w:tcBorders>
-              <w:top w:val="single" w:color="CCCCCC" w:sz="1" w:space="0"/>
-              <w:left w:val="single" w:color="CCCCCC" w:sz="1" w:space="0"/>
-              <w:bottom w:val="single" w:color="CCCCCC" w:sz="1" w:space="0"/>
-              <w:right w:val="single" w:color="CCCCCC" w:sz="1" w:space="0"/>
+              <w:top w:val="single" w:sz="1" w:space="0" w:color="CCCCCC"/>
+              <w:left w:val="single" w:sz="1" w:space="0" w:color="CCCCCC"/>
+              <w:bottom w:val="single" w:sz="1" w:space="0" w:color="CCCCCC"/>
+              <w:right w:val="single" w:sz="1" w:space="0" w:color="CCCCCC"/>
             </w:tcBorders>
             <w:shd w:val="clear" w:color="auto" w:fill="2E75B6"/>
             <w:tcMar>
@@ -213,10 +374,10 @@
           <w:tcPr>
             <w:tcW w:w="3120" w:type="dxa"/>
             <w:tcBorders>
-              <w:top w:val="single" w:color="CCCCCC" w:sz="1" w:space="0"/>
-              <w:left w:val="single" w:color="CCCCCC" w:sz="1" w:space="0"/>
-              <w:bottom w:val="single" w:color="CCCCCC" w:sz="1" w:space="0"/>
-              <w:right w:val="single" w:color="CCCCCC" w:sz="1" w:space="0"/>
+              <w:top w:val="single" w:sz="1" w:space="0" w:color="CCCCCC"/>
+              <w:left w:val="single" w:sz="1" w:space="0" w:color="CCCCCC"/>
+              <w:bottom w:val="single" w:sz="1" w:space="0" w:color="CCCCCC"/>
+              <w:right w:val="single" w:sz="1" w:space="0" w:color="CCCCCC"/>
             </w:tcBorders>
             <w:shd w:val="clear" w:color="auto" w:fill="2E75B6"/>
             <w:tcMar>
@@ -253,10 +414,10 @@
           <w:tcPr>
             <w:tcW w:w="3120" w:type="dxa"/>
             <w:tcBorders>
-              <w:top w:val="single" w:color="CCCCCC" w:sz="1" w:space="0"/>
-              <w:left w:val="single" w:color="CCCCCC" w:sz="1" w:space="0"/>
-              <w:bottom w:val="single" w:color="CCCCCC" w:sz="1" w:space="0"/>
-              <w:right w:val="single" w:color="CCCCCC" w:sz="1" w:space="0"/>
+              <w:top w:val="single" w:sz="1" w:space="0" w:color="CCCCCC"/>
+              <w:left w:val="single" w:sz="1" w:space="0" w:color="CCCCCC"/>
+              <w:bottom w:val="single" w:sz="1" w:space="0" w:color="CCCCCC"/>
+              <w:right w:val="single" w:sz="1" w:space="0" w:color="CCCCCC"/>
             </w:tcBorders>
             <w:shd w:val="clear" w:color="auto" w:fill="FFFFFF"/>
             <w:tcMar>
@@ -300,10 +461,10 @@
           <w:tcPr>
             <w:tcW w:w="3120" w:type="dxa"/>
             <w:tcBorders>
-              <w:top w:val="single" w:color="CCCCCC" w:sz="1" w:space="0"/>
-              <w:left w:val="single" w:color="CCCCCC" w:sz="1" w:space="0"/>
-              <w:bottom w:val="single" w:color="CCCCCC" w:sz="1" w:space="0"/>
-              <w:right w:val="single" w:color="CCCCCC" w:sz="1" w:space="0"/>
+              <w:top w:val="single" w:sz="1" w:space="0" w:color="CCCCCC"/>
+              <w:left w:val="single" w:sz="1" w:space="0" w:color="CCCCCC"/>
+              <w:bottom w:val="single" w:sz="1" w:space="0" w:color="CCCCCC"/>
+              <w:right w:val="single" w:sz="1" w:space="0" w:color="CCCCCC"/>
             </w:tcBorders>
             <w:shd w:val="clear" w:color="auto" w:fill="FFFFFF"/>
             <w:tcMar>
@@ -336,10 +497,10 @@
           <w:tcPr>
             <w:tcW w:w="3120" w:type="dxa"/>
             <w:tcBorders>
-              <w:top w:val="single" w:color="CCCCCC" w:sz="1" w:space="0"/>
-              <w:left w:val="single" w:color="CCCCCC" w:sz="1" w:space="0"/>
-              <w:bottom w:val="single" w:color="CCCCCC" w:sz="1" w:space="0"/>
-              <w:right w:val="single" w:color="CCCCCC" w:sz="1" w:space="0"/>
+              <w:top w:val="single" w:sz="1" w:space="0" w:color="CCCCCC"/>
+              <w:left w:val="single" w:sz="1" w:space="0" w:color="CCCCCC"/>
+              <w:bottom w:val="single" w:sz="1" w:space="0" w:color="CCCCCC"/>
+              <w:right w:val="single" w:sz="1" w:space="0" w:color="CCCCCC"/>
             </w:tcBorders>
             <w:shd w:val="clear" w:color="auto" w:fill="FFFFFF"/>
             <w:tcMar>
@@ -394,10 +555,10 @@
           <w:tcPr>
             <w:tcW w:w="3120" w:type="dxa"/>
             <w:tcBorders>
-              <w:top w:val="single" w:color="CCCCCC" w:sz="1" w:space="0"/>
-              <w:left w:val="single" w:color="CCCCCC" w:sz="1" w:space="0"/>
-              <w:bottom w:val="single" w:color="CCCCCC" w:sz="1" w:space="0"/>
-              <w:right w:val="single" w:color="CCCCCC" w:sz="1" w:space="0"/>
+              <w:top w:val="single" w:sz="1" w:space="0" w:color="CCCCCC"/>
+              <w:left w:val="single" w:sz="1" w:space="0" w:color="CCCCCC"/>
+              <w:bottom w:val="single" w:sz="1" w:space="0" w:color="CCCCCC"/>
+              <w:right w:val="single" w:sz="1" w:space="0" w:color="CCCCCC"/>
             </w:tcBorders>
             <w:shd w:val="clear" w:color="auto" w:fill="FFFFFF"/>
             <w:tcMar>
@@ -430,10 +591,10 @@
           <w:tcPr>
             <w:tcW w:w="3120" w:type="dxa"/>
             <w:tcBorders>
-              <w:top w:val="single" w:color="CCCCCC" w:sz="1" w:space="0"/>
-              <w:left w:val="single" w:color="CCCCCC" w:sz="1" w:space="0"/>
-              <w:bottom w:val="single" w:color="CCCCCC" w:sz="1" w:space="0"/>
-              <w:right w:val="single" w:color="CCCCCC" w:sz="1" w:space="0"/>
+              <w:top w:val="single" w:sz="1" w:space="0" w:color="CCCCCC"/>
+              <w:left w:val="single" w:sz="1" w:space="0" w:color="CCCCCC"/>
+              <w:bottom w:val="single" w:sz="1" w:space="0" w:color="CCCCCC"/>
+              <w:right w:val="single" w:sz="1" w:space="0" w:color="CCCCCC"/>
             </w:tcBorders>
             <w:shd w:val="clear" w:color="auto" w:fill="FFFFFF"/>
             <w:tcMar>
@@ -466,10 +627,10 @@
           <w:tcPr>
             <w:tcW w:w="3120" w:type="dxa"/>
             <w:tcBorders>
-              <w:top w:val="single" w:color="CCCCCC" w:sz="1" w:space="0"/>
-              <w:left w:val="single" w:color="CCCCCC" w:sz="1" w:space="0"/>
-              <w:bottom w:val="single" w:color="CCCCCC" w:sz="1" w:space="0"/>
-              <w:right w:val="single" w:color="CCCCCC" w:sz="1" w:space="0"/>
+              <w:top w:val="single" w:sz="1" w:space="0" w:color="CCCCCC"/>
+              <w:left w:val="single" w:sz="1" w:space="0" w:color="CCCCCC"/>
+              <w:bottom w:val="single" w:sz="1" w:space="0" w:color="CCCCCC"/>
+              <w:right w:val="single" w:sz="1" w:space="0" w:color="CCCCCC"/>
             </w:tcBorders>
             <w:shd w:val="clear" w:color="auto" w:fill="FFFFFF"/>
             <w:tcMar>
@@ -504,10 +665,10 @@
           <w:tcPr>
             <w:tcW w:w="3120" w:type="dxa"/>
             <w:tcBorders>
-              <w:top w:val="single" w:color="CCCCCC" w:sz="1" w:space="0"/>
-              <w:left w:val="single" w:color="CCCCCC" w:sz="1" w:space="0"/>
-              <w:bottom w:val="single" w:color="CCCCCC" w:sz="1" w:space="0"/>
-              <w:right w:val="single" w:color="CCCCCC" w:sz="1" w:space="0"/>
+              <w:top w:val="single" w:sz="1" w:space="0" w:color="CCCCCC"/>
+              <w:left w:val="single" w:sz="1" w:space="0" w:color="CCCCCC"/>
+              <w:bottom w:val="single" w:sz="1" w:space="0" w:color="CCCCCC"/>
+              <w:right w:val="single" w:sz="1" w:space="0" w:color="CCCCCC"/>
             </w:tcBorders>
             <w:shd w:val="clear" w:color="auto" w:fill="FFFFFF"/>
             <w:tcMar>
@@ -540,10 +701,10 @@
           <w:tcPr>
             <w:tcW w:w="3120" w:type="dxa"/>
             <w:tcBorders>
-              <w:top w:val="single" w:color="CCCCCC" w:sz="1" w:space="0"/>
-              <w:left w:val="single" w:color="CCCCCC" w:sz="1" w:space="0"/>
-              <w:bottom w:val="single" w:color="CCCCCC" w:sz="1" w:space="0"/>
-              <w:right w:val="single" w:color="CCCCCC" w:sz="1" w:space="0"/>
+              <w:top w:val="single" w:sz="1" w:space="0" w:color="CCCCCC"/>
+              <w:left w:val="single" w:sz="1" w:space="0" w:color="CCCCCC"/>
+              <w:bottom w:val="single" w:sz="1" w:space="0" w:color="CCCCCC"/>
+              <w:right w:val="single" w:sz="1" w:space="0" w:color="CCCCCC"/>
             </w:tcBorders>
             <w:shd w:val="clear" w:color="auto" w:fill="FFFFFF"/>
             <w:tcMar>
@@ -576,10 +737,10 @@
           <w:tcPr>
             <w:tcW w:w="3120" w:type="dxa"/>
             <w:tcBorders>
-              <w:top w:val="single" w:color="CCCCCC" w:sz="1" w:space="0"/>
-              <w:left w:val="single" w:color="CCCCCC" w:sz="1" w:space="0"/>
-              <w:bottom w:val="single" w:color="CCCCCC" w:sz="1" w:space="0"/>
-              <w:right w:val="single" w:color="CCCCCC" w:sz="1" w:space="0"/>
+              <w:top w:val="single" w:sz="1" w:space="0" w:color="CCCCCC"/>
+              <w:left w:val="single" w:sz="1" w:space="0" w:color="CCCCCC"/>
+              <w:bottom w:val="single" w:sz="1" w:space="0" w:color="CCCCCC"/>
+              <w:right w:val="single" w:sz="1" w:space="0" w:color="CCCCCC"/>
             </w:tcBorders>
             <w:shd w:val="clear" w:color="auto" w:fill="FFFFFF"/>
             <w:tcMar>
@@ -605,6 +766,663 @@
                 <w:szCs w:val="22"/>
               </w:rPr>
               <w:t>Schedule &amp; BST</w:t>
+            </w:r>
+          </w:p>
+        </w:tc>
+      </w:tr>
+    </w:tbl>
+    <w:p>
+      <w:pPr>
+        <w:rPr>
+          <w:rFonts w:ascii="Helvetica" w:hAnsi="Helvetica"/>
+        </w:rPr>
+      </w:pPr>
+    </w:p>
+    <w:p>
+      <w:pPr>
+        <w:rPr>
+          <w:rFonts w:ascii="Helvetica" w:hAnsi="Helvetica"/>
+        </w:rPr>
+      </w:pPr>
+    </w:p>
+    <w:p>
+      <w:pPr>
+        <w:rPr>
+          <w:rFonts w:ascii="Helvetica" w:hAnsi="Helvetica"/>
+        </w:rPr>
+      </w:pPr>
+    </w:p>
+    <w:p>
+      <w:pPr>
+        <w:pStyle w:val="Titolo1"/>
+        <w:jc w:val="center"/>
+      </w:pPr>
+      <w:r>
+        <w:t>Descrizione</w:t>
+      </w:r>
+    </w:p>
+    <w:p>
+      <w:r>
+        <w:t>Il progetto si occupa di gestire degli interventi di manutenzione all’interno di un condominio mediante la gestione delle richieste e dei tecnici addetti.  A seconda della disponibilità o meno di un tecnico adatto ad una determinata richiesta viene pianificato un intervento. Nel corso del tempo è possibile aggiornare lo stato di una richiesta e di un intervento. Inoltre è possibile monitorare il carico di lavoro di ciascun tecnico, ricercare e visualizzare le richieste e gli interventi mediante dei filtri, e visualizzare lo storico degli interventi.</w:t>
+      </w:r>
+    </w:p>
+    <w:p/>
+    <w:p/>
+    <w:p/>
+    <w:p/>
+    <w:p>
+      <w:pPr>
+        <w:pStyle w:val="Titolo1"/>
+        <w:spacing w:line="276" w:lineRule="auto"/>
+        <w:jc w:val="center"/>
+        <w:rPr>
+          <w:rFonts w:ascii="Helvetica" w:hAnsi="Helvetica"/>
+        </w:rPr>
+      </w:pPr>
+      <w:r>
+        <w:rPr>
+          <w:rFonts w:ascii="Helvetica" w:hAnsi="Helvetica"/>
+        </w:rPr>
+        <w:t>Informazioni di sistema</w:t>
+      </w:r>
+    </w:p>
+    <w:tbl>
+      <w:tblPr>
+        <w:tblW w:w="9000" w:type="dxa"/>
+        <w:jc w:val="center"/>
+        <w:tblBorders>
+          <w:top w:val="single" w:sz="4" w:space="0" w:color="auto"/>
+          <w:left w:val="single" w:sz="4" w:space="0" w:color="auto"/>
+          <w:bottom w:val="single" w:sz="4" w:space="0" w:color="auto"/>
+          <w:right w:val="single" w:sz="4" w:space="0" w:color="auto"/>
+          <w:insideH w:val="single" w:sz="4" w:space="0" w:color="auto"/>
+          <w:insideV w:val="single" w:sz="4" w:space="0" w:color="auto"/>
+        </w:tblBorders>
+        <w:tblCellMar>
+          <w:left w:w="10" w:type="dxa"/>
+          <w:right w:w="10" w:type="dxa"/>
+        </w:tblCellMar>
+        <w:tblLook w:val="0000" w:firstRow="0" w:lastRow="0" w:firstColumn="0" w:lastColumn="0" w:noHBand="0" w:noVBand="0"/>
+      </w:tblPr>
+      <w:tblGrid>
+        <w:gridCol w:w="3000"/>
+        <w:gridCol w:w="6000"/>
+      </w:tblGrid>
+      <w:tr>
+        <w:trPr>
+          <w:jc w:val="center"/>
+        </w:trPr>
+        <w:tc>
+          <w:tcPr>
+            <w:tcW w:w="3000" w:type="dxa"/>
+            <w:tcBorders>
+              <w:top w:val="single" w:sz="1" w:space="0" w:color="CCCCCC"/>
+              <w:left w:val="single" w:sz="1" w:space="0" w:color="CCCCCC"/>
+              <w:bottom w:val="single" w:sz="1" w:space="0" w:color="CCCCCC"/>
+              <w:right w:val="single" w:sz="1" w:space="0" w:color="CCCCCC"/>
+            </w:tcBorders>
+            <w:shd w:val="clear" w:color="auto" w:fill="DAE9F7" w:themeFill="text2" w:themeFillTint="1A"/>
+            <w:tcMar>
+              <w:top w:w="80" w:type="dxa"/>
+              <w:left w:w="120" w:type="dxa"/>
+              <w:bottom w:w="80" w:type="dxa"/>
+              <w:right w:w="120" w:type="dxa"/>
+            </w:tcMar>
+            <w:vAlign w:val="center"/>
+          </w:tcPr>
+          <w:p>
+            <w:pPr>
+              <w:spacing w:line="276" w:lineRule="auto"/>
+              <w:rPr>
+                <w:rFonts w:ascii="Helvetica" w:hAnsi="Helvetica"/>
+              </w:rPr>
+            </w:pPr>
+            <w:r>
+              <w:rPr>
+                <w:rFonts w:ascii="Helvetica" w:hAnsi="Helvetica"/>
+                <w:color w:val="000000"/>
+                <w:sz w:val="22"/>
+                <w:szCs w:val="22"/>
+              </w:rPr>
+              <w:t>Sistema operativo</w:t>
+            </w:r>
+          </w:p>
+        </w:tc>
+        <w:tc>
+          <w:tcPr>
+            <w:tcW w:w="6000" w:type="dxa"/>
+            <w:tcBorders>
+              <w:top w:val="single" w:sz="1" w:space="0" w:color="CCCCCC"/>
+              <w:left w:val="single" w:sz="1" w:space="0" w:color="CCCCCC"/>
+              <w:bottom w:val="single" w:sz="1" w:space="0" w:color="CCCCCC"/>
+              <w:right w:val="single" w:sz="1" w:space="0" w:color="CCCCCC"/>
+            </w:tcBorders>
+            <w:shd w:val="clear" w:color="auto" w:fill="FFFFFF"/>
+            <w:tcMar>
+              <w:top w:w="80" w:type="dxa"/>
+              <w:left w:w="120" w:type="dxa"/>
+              <w:bottom w:w="80" w:type="dxa"/>
+              <w:right w:w="120" w:type="dxa"/>
+            </w:tcMar>
+            <w:vAlign w:val="center"/>
+          </w:tcPr>
+          <w:p>
+            <w:pPr>
+              <w:spacing w:line="276" w:lineRule="auto"/>
+              <w:rPr>
+                <w:rFonts w:ascii="Helvetica" w:hAnsi="Helvetica"/>
+              </w:rPr>
+            </w:pPr>
+            <w:r>
+              <w:rPr>
+                <w:rFonts w:ascii="Helvetica" w:hAnsi="Helvetica"/>
+                <w:color w:val="000000"/>
+                <w:sz w:val="22"/>
+                <w:szCs w:val="22"/>
+              </w:rPr>
+              <w:t>Linux (</w:t>
+            </w:r>
+            <w:proofErr w:type="spellStart"/>
+            <w:r>
+              <w:rPr>
+                <w:rFonts w:ascii="Helvetica" w:hAnsi="Helvetica"/>
+                <w:color w:val="000000"/>
+                <w:sz w:val="22"/>
+                <w:szCs w:val="22"/>
+              </w:rPr>
+              <w:t>Ubuntu</w:t>
+            </w:r>
+            <w:proofErr w:type="spellEnd"/>
+            <w:r>
+              <w:rPr>
+                <w:rFonts w:ascii="Helvetica" w:hAnsi="Helvetica"/>
+                <w:color w:val="000000"/>
+                <w:sz w:val="22"/>
+                <w:szCs w:val="22"/>
+              </w:rPr>
+              <w:t xml:space="preserve"> 22.04 LTS)</w:t>
+            </w:r>
+          </w:p>
+        </w:tc>
+      </w:tr>
+      <w:tr>
+        <w:trPr>
+          <w:jc w:val="center"/>
+        </w:trPr>
+        <w:tc>
+          <w:tcPr>
+            <w:tcW w:w="3000" w:type="dxa"/>
+            <w:tcBorders>
+              <w:top w:val="single" w:sz="1" w:space="0" w:color="CCCCCC"/>
+              <w:left w:val="single" w:sz="1" w:space="0" w:color="CCCCCC"/>
+              <w:bottom w:val="single" w:sz="1" w:space="0" w:color="CCCCCC"/>
+              <w:right w:val="single" w:sz="1" w:space="0" w:color="CCCCCC"/>
+            </w:tcBorders>
+            <w:shd w:val="clear" w:color="auto" w:fill="DAE9F7" w:themeFill="text2" w:themeFillTint="1A"/>
+            <w:tcMar>
+              <w:top w:w="80" w:type="dxa"/>
+              <w:left w:w="120" w:type="dxa"/>
+              <w:bottom w:w="80" w:type="dxa"/>
+              <w:right w:w="120" w:type="dxa"/>
+            </w:tcMar>
+            <w:vAlign w:val="center"/>
+          </w:tcPr>
+          <w:p>
+            <w:pPr>
+              <w:spacing w:line="276" w:lineRule="auto"/>
+              <w:rPr>
+                <w:rFonts w:ascii="Helvetica" w:hAnsi="Helvetica"/>
+              </w:rPr>
+            </w:pPr>
+            <w:r>
+              <w:rPr>
+                <w:rFonts w:ascii="Helvetica" w:hAnsi="Helvetica"/>
+                <w:color w:val="000000"/>
+                <w:sz w:val="22"/>
+                <w:szCs w:val="22"/>
+              </w:rPr>
+              <w:t>Standard C</w:t>
+            </w:r>
+          </w:p>
+        </w:tc>
+        <w:tc>
+          <w:tcPr>
+            <w:tcW w:w="6000" w:type="dxa"/>
+            <w:tcBorders>
+              <w:top w:val="single" w:sz="1" w:space="0" w:color="CCCCCC"/>
+              <w:left w:val="single" w:sz="1" w:space="0" w:color="CCCCCC"/>
+              <w:bottom w:val="single" w:sz="1" w:space="0" w:color="CCCCCC"/>
+              <w:right w:val="single" w:sz="1" w:space="0" w:color="CCCCCC"/>
+            </w:tcBorders>
+            <w:shd w:val="clear" w:color="auto" w:fill="FFFFFF"/>
+            <w:tcMar>
+              <w:top w:w="80" w:type="dxa"/>
+              <w:left w:w="120" w:type="dxa"/>
+              <w:bottom w:w="80" w:type="dxa"/>
+              <w:right w:w="120" w:type="dxa"/>
+            </w:tcMar>
+            <w:vAlign w:val="center"/>
+          </w:tcPr>
+          <w:p>
+            <w:pPr>
+              <w:spacing w:line="276" w:lineRule="auto"/>
+              <w:rPr>
+                <w:rFonts w:ascii="Helvetica" w:hAnsi="Helvetica"/>
+              </w:rPr>
+            </w:pPr>
+            <w:r>
+              <w:rPr>
+                <w:rFonts w:ascii="Helvetica" w:hAnsi="Helvetica"/>
+                <w:color w:val="000000"/>
+                <w:sz w:val="22"/>
+                <w:szCs w:val="22"/>
+              </w:rPr>
+              <w:t>C99 (-</w:t>
+            </w:r>
+            <w:proofErr w:type="spellStart"/>
+            <w:r>
+              <w:rPr>
+                <w:rFonts w:ascii="Helvetica" w:hAnsi="Helvetica"/>
+                <w:color w:val="000000"/>
+                <w:sz w:val="22"/>
+                <w:szCs w:val="22"/>
+              </w:rPr>
+              <w:t>std</w:t>
+            </w:r>
+            <w:proofErr w:type="spellEnd"/>
+            <w:r>
+              <w:rPr>
+                <w:rFonts w:ascii="Helvetica" w:hAnsi="Helvetica"/>
+                <w:color w:val="000000"/>
+                <w:sz w:val="22"/>
+                <w:szCs w:val="22"/>
+              </w:rPr>
+              <w:t>=c99)</w:t>
+            </w:r>
+          </w:p>
+        </w:tc>
+      </w:tr>
+      <w:tr>
+        <w:trPr>
+          <w:jc w:val="center"/>
+        </w:trPr>
+        <w:tc>
+          <w:tcPr>
+            <w:tcW w:w="3000" w:type="dxa"/>
+            <w:tcBorders>
+              <w:top w:val="single" w:sz="1" w:space="0" w:color="CCCCCC"/>
+              <w:left w:val="single" w:sz="1" w:space="0" w:color="CCCCCC"/>
+              <w:bottom w:val="single" w:sz="1" w:space="0" w:color="CCCCCC"/>
+              <w:right w:val="single" w:sz="1" w:space="0" w:color="CCCCCC"/>
+            </w:tcBorders>
+            <w:shd w:val="clear" w:color="auto" w:fill="DAE9F7" w:themeFill="text2" w:themeFillTint="1A"/>
+            <w:tcMar>
+              <w:top w:w="80" w:type="dxa"/>
+              <w:left w:w="120" w:type="dxa"/>
+              <w:bottom w:w="80" w:type="dxa"/>
+              <w:right w:w="120" w:type="dxa"/>
+            </w:tcMar>
+            <w:vAlign w:val="center"/>
+          </w:tcPr>
+          <w:p>
+            <w:pPr>
+              <w:spacing w:line="276" w:lineRule="auto"/>
+              <w:rPr>
+                <w:rFonts w:ascii="Helvetica" w:hAnsi="Helvetica"/>
+              </w:rPr>
+            </w:pPr>
+            <w:r>
+              <w:rPr>
+                <w:rFonts w:ascii="Helvetica" w:hAnsi="Helvetica"/>
+                <w:color w:val="000000"/>
+                <w:sz w:val="22"/>
+                <w:szCs w:val="22"/>
+              </w:rPr>
+              <w:t>Compilatore</w:t>
+            </w:r>
+          </w:p>
+        </w:tc>
+        <w:tc>
+          <w:tcPr>
+            <w:tcW w:w="6000" w:type="dxa"/>
+            <w:tcBorders>
+              <w:top w:val="single" w:sz="1" w:space="0" w:color="CCCCCC"/>
+              <w:left w:val="single" w:sz="1" w:space="0" w:color="CCCCCC"/>
+              <w:bottom w:val="single" w:sz="1" w:space="0" w:color="CCCCCC"/>
+              <w:right w:val="single" w:sz="1" w:space="0" w:color="CCCCCC"/>
+            </w:tcBorders>
+            <w:shd w:val="clear" w:color="auto" w:fill="FFFFFF"/>
+            <w:tcMar>
+              <w:top w:w="80" w:type="dxa"/>
+              <w:left w:w="120" w:type="dxa"/>
+              <w:bottom w:w="80" w:type="dxa"/>
+              <w:right w:w="120" w:type="dxa"/>
+            </w:tcMar>
+            <w:vAlign w:val="center"/>
+          </w:tcPr>
+          <w:p>
+            <w:pPr>
+              <w:spacing w:line="276" w:lineRule="auto"/>
+              <w:rPr>
+                <w:rFonts w:ascii="Helvetica" w:hAnsi="Helvetica"/>
+              </w:rPr>
+            </w:pPr>
+            <w:r>
+              <w:rPr>
+                <w:rFonts w:ascii="Helvetica" w:hAnsi="Helvetica"/>
+                <w:color w:val="000000"/>
+                <w:sz w:val="22"/>
+                <w:szCs w:val="22"/>
+              </w:rPr>
+              <w:t>GCC</w:t>
+            </w:r>
+          </w:p>
+        </w:tc>
+      </w:tr>
+      <w:tr>
+        <w:trPr>
+          <w:jc w:val="center"/>
+        </w:trPr>
+        <w:tc>
+          <w:tcPr>
+            <w:tcW w:w="3000" w:type="dxa"/>
+            <w:tcBorders>
+              <w:top w:val="single" w:sz="1" w:space="0" w:color="CCCCCC"/>
+              <w:left w:val="single" w:sz="1" w:space="0" w:color="CCCCCC"/>
+              <w:bottom w:val="single" w:sz="1" w:space="0" w:color="CCCCCC"/>
+              <w:right w:val="single" w:sz="1" w:space="0" w:color="CCCCCC"/>
+            </w:tcBorders>
+            <w:shd w:val="clear" w:color="auto" w:fill="DAE9F7" w:themeFill="text2" w:themeFillTint="1A"/>
+            <w:tcMar>
+              <w:top w:w="80" w:type="dxa"/>
+              <w:left w:w="120" w:type="dxa"/>
+              <w:bottom w:w="80" w:type="dxa"/>
+              <w:right w:w="120" w:type="dxa"/>
+            </w:tcMar>
+            <w:vAlign w:val="center"/>
+          </w:tcPr>
+          <w:p>
+            <w:pPr>
+              <w:spacing w:line="276" w:lineRule="auto"/>
+              <w:rPr>
+                <w:rFonts w:ascii="Helvetica" w:hAnsi="Helvetica"/>
+              </w:rPr>
+            </w:pPr>
+            <w:proofErr w:type="spellStart"/>
+            <w:r>
+              <w:rPr>
+                <w:rFonts w:ascii="Helvetica" w:hAnsi="Helvetica"/>
+                <w:color w:val="000000"/>
+                <w:sz w:val="22"/>
+                <w:szCs w:val="22"/>
+              </w:rPr>
+              <w:t>Build</w:t>
+            </w:r>
+            <w:proofErr w:type="spellEnd"/>
+            <w:r>
+              <w:rPr>
+                <w:rFonts w:ascii="Helvetica" w:hAnsi="Helvetica"/>
+                <w:color w:val="000000"/>
+                <w:sz w:val="22"/>
+                <w:szCs w:val="22"/>
+              </w:rPr>
+              <w:t xml:space="preserve"> </w:t>
+            </w:r>
+            <w:proofErr w:type="spellStart"/>
+            <w:r>
+              <w:rPr>
+                <w:rFonts w:ascii="Helvetica" w:hAnsi="Helvetica"/>
+                <w:color w:val="000000"/>
+                <w:sz w:val="22"/>
+                <w:szCs w:val="22"/>
+              </w:rPr>
+              <w:t>system</w:t>
+            </w:r>
+            <w:proofErr w:type="spellEnd"/>
+          </w:p>
+        </w:tc>
+        <w:tc>
+          <w:tcPr>
+            <w:tcW w:w="6000" w:type="dxa"/>
+            <w:tcBorders>
+              <w:top w:val="single" w:sz="1" w:space="0" w:color="CCCCCC"/>
+              <w:left w:val="single" w:sz="1" w:space="0" w:color="CCCCCC"/>
+              <w:bottom w:val="single" w:sz="1" w:space="0" w:color="CCCCCC"/>
+              <w:right w:val="single" w:sz="1" w:space="0" w:color="CCCCCC"/>
+            </w:tcBorders>
+            <w:shd w:val="clear" w:color="auto" w:fill="FFFFFF"/>
+            <w:tcMar>
+              <w:top w:w="80" w:type="dxa"/>
+              <w:left w:w="120" w:type="dxa"/>
+              <w:bottom w:w="80" w:type="dxa"/>
+              <w:right w:w="120" w:type="dxa"/>
+            </w:tcMar>
+            <w:vAlign w:val="center"/>
+          </w:tcPr>
+          <w:p>
+            <w:pPr>
+              <w:spacing w:line="276" w:lineRule="auto"/>
+              <w:rPr>
+                <w:rFonts w:ascii="Helvetica" w:hAnsi="Helvetica"/>
+              </w:rPr>
+            </w:pPr>
+            <w:proofErr w:type="spellStart"/>
+            <w:r>
+              <w:rPr>
+                <w:rFonts w:ascii="Helvetica" w:hAnsi="Helvetica"/>
+                <w:color w:val="000000"/>
+                <w:sz w:val="22"/>
+                <w:szCs w:val="22"/>
+              </w:rPr>
+              <w:t>Makefile</w:t>
+            </w:r>
+            <w:proofErr w:type="spellEnd"/>
+          </w:p>
+        </w:tc>
+      </w:tr>
+      <w:tr>
+        <w:trPr>
+          <w:jc w:val="center"/>
+        </w:trPr>
+        <w:tc>
+          <w:tcPr>
+            <w:tcW w:w="3000" w:type="dxa"/>
+            <w:tcBorders>
+              <w:top w:val="single" w:sz="1" w:space="0" w:color="CCCCCC"/>
+              <w:left w:val="single" w:sz="1" w:space="0" w:color="CCCCCC"/>
+              <w:bottom w:val="single" w:sz="1" w:space="0" w:color="CCCCCC"/>
+              <w:right w:val="single" w:sz="1" w:space="0" w:color="CCCCCC"/>
+            </w:tcBorders>
+            <w:shd w:val="clear" w:color="auto" w:fill="DAE9F7" w:themeFill="text2" w:themeFillTint="1A"/>
+            <w:tcMar>
+              <w:top w:w="80" w:type="dxa"/>
+              <w:left w:w="120" w:type="dxa"/>
+              <w:bottom w:w="80" w:type="dxa"/>
+              <w:right w:w="120" w:type="dxa"/>
+            </w:tcMar>
+            <w:vAlign w:val="center"/>
+          </w:tcPr>
+          <w:p>
+            <w:pPr>
+              <w:spacing w:line="276" w:lineRule="auto"/>
+              <w:rPr>
+                <w:rFonts w:ascii="Helvetica" w:hAnsi="Helvetica"/>
+              </w:rPr>
+            </w:pPr>
+            <w:proofErr w:type="spellStart"/>
+            <w:r>
+              <w:rPr>
+                <w:rFonts w:ascii="Helvetica" w:hAnsi="Helvetica"/>
+                <w:color w:val="000000"/>
+                <w:sz w:val="22"/>
+                <w:szCs w:val="22"/>
+              </w:rPr>
+              <w:t>Repository</w:t>
+            </w:r>
+            <w:proofErr w:type="spellEnd"/>
+          </w:p>
+        </w:tc>
+        <w:tc>
+          <w:tcPr>
+            <w:tcW w:w="6000" w:type="dxa"/>
+            <w:tcBorders>
+              <w:top w:val="single" w:sz="1" w:space="0" w:color="CCCCCC"/>
+              <w:left w:val="single" w:sz="1" w:space="0" w:color="CCCCCC"/>
+              <w:bottom w:val="single" w:sz="1" w:space="0" w:color="CCCCCC"/>
+              <w:right w:val="single" w:sz="1" w:space="0" w:color="CCCCCC"/>
+            </w:tcBorders>
+            <w:shd w:val="clear" w:color="auto" w:fill="FFFFFF"/>
+            <w:tcMar>
+              <w:top w:w="80" w:type="dxa"/>
+              <w:left w:w="120" w:type="dxa"/>
+              <w:bottom w:w="80" w:type="dxa"/>
+              <w:right w:w="120" w:type="dxa"/>
+            </w:tcMar>
+            <w:vAlign w:val="center"/>
+          </w:tcPr>
+          <w:p>
+            <w:pPr>
+              <w:spacing w:line="276" w:lineRule="auto"/>
+              <w:rPr>
+                <w:rFonts w:ascii="Helvetica" w:hAnsi="Helvetica"/>
+              </w:rPr>
+            </w:pPr>
+            <w:hyperlink r:id="rId7" w:history="1">
+              <w:r>
+                <w:rPr>
+                  <w:rStyle w:val="Collegamentoipertestuale"/>
+                  <w:rFonts w:ascii="Helvetica" w:hAnsi="Helvetica"/>
+                  <w:sz w:val="22"/>
+                  <w:szCs w:val="22"/>
+                </w:rPr>
+                <w:t xml:space="preserve">[link </w:t>
+              </w:r>
+              <w:proofErr w:type="spellStart"/>
+              <w:r>
+                <w:rPr>
+                  <w:rStyle w:val="Collegamentoipertestuale"/>
+                  <w:rFonts w:ascii="Helvetica" w:hAnsi="Helvetica"/>
+                  <w:sz w:val="22"/>
+                  <w:szCs w:val="22"/>
+                </w:rPr>
+                <w:t>GitH</w:t>
+              </w:r>
+              <w:r>
+                <w:rPr>
+                  <w:rStyle w:val="Collegamentoipertestuale"/>
+                  <w:rFonts w:ascii="Helvetica" w:hAnsi="Helvetica"/>
+                  <w:sz w:val="22"/>
+                  <w:szCs w:val="22"/>
+                </w:rPr>
+                <w:t>u</w:t>
+              </w:r>
+              <w:r>
+                <w:rPr>
+                  <w:rStyle w:val="Collegamentoipertestuale"/>
+                  <w:rFonts w:ascii="Helvetica" w:hAnsi="Helvetica"/>
+                  <w:sz w:val="22"/>
+                  <w:szCs w:val="22"/>
+                </w:rPr>
+                <w:t>b</w:t>
+              </w:r>
+              <w:proofErr w:type="spellEnd"/>
+              <w:r>
+                <w:rPr>
+                  <w:rStyle w:val="Collegamentoipertestuale"/>
+                  <w:rFonts w:ascii="Helvetica" w:hAnsi="Helvetica"/>
+                  <w:sz w:val="22"/>
+                  <w:szCs w:val="22"/>
+                </w:rPr>
+                <w:t xml:space="preserve"> pubblico]</w:t>
+              </w:r>
+            </w:hyperlink>
+          </w:p>
+        </w:tc>
+      </w:tr>
+      <w:tr>
+        <w:trPr>
+          <w:jc w:val="center"/>
+        </w:trPr>
+        <w:tc>
+          <w:tcPr>
+            <w:tcW w:w="3000" w:type="dxa"/>
+            <w:tcBorders>
+              <w:top w:val="single" w:sz="1" w:space="0" w:color="CCCCCC"/>
+              <w:left w:val="single" w:sz="1" w:space="0" w:color="CCCCCC"/>
+              <w:bottom w:val="single" w:sz="1" w:space="0" w:color="CCCCCC"/>
+              <w:right w:val="single" w:sz="1" w:space="0" w:color="CCCCCC"/>
+            </w:tcBorders>
+            <w:shd w:val="clear" w:color="auto" w:fill="DAE9F7" w:themeFill="text2" w:themeFillTint="1A"/>
+            <w:tcMar>
+              <w:top w:w="80" w:type="dxa"/>
+              <w:left w:w="120" w:type="dxa"/>
+              <w:bottom w:w="80" w:type="dxa"/>
+              <w:right w:w="120" w:type="dxa"/>
+            </w:tcMar>
+            <w:vAlign w:val="center"/>
+          </w:tcPr>
+          <w:p>
+            <w:pPr>
+              <w:spacing w:line="276" w:lineRule="auto"/>
+              <w:rPr>
+                <w:rFonts w:ascii="Helvetica" w:hAnsi="Helvetica"/>
+              </w:rPr>
+            </w:pPr>
+            <w:proofErr w:type="spellStart"/>
+            <w:r>
+              <w:rPr>
+                <w:rFonts w:ascii="Helvetica" w:hAnsi="Helvetica"/>
+                <w:color w:val="000000"/>
+                <w:sz w:val="22"/>
+                <w:szCs w:val="22"/>
+              </w:rPr>
+              <w:t>Deadline</w:t>
+            </w:r>
+            <w:proofErr w:type="spellEnd"/>
+            <w:r>
+              <w:rPr>
+                <w:rFonts w:ascii="Helvetica" w:hAnsi="Helvetica"/>
+                <w:color w:val="000000"/>
+                <w:sz w:val="22"/>
+                <w:szCs w:val="22"/>
+              </w:rPr>
+              <w:t xml:space="preserve"> consegna</w:t>
+            </w:r>
+          </w:p>
+        </w:tc>
+        <w:tc>
+          <w:tcPr>
+            <w:tcW w:w="6000" w:type="dxa"/>
+            <w:tcBorders>
+              <w:top w:val="single" w:sz="1" w:space="0" w:color="CCCCCC"/>
+              <w:left w:val="single" w:sz="1" w:space="0" w:color="CCCCCC"/>
+              <w:bottom w:val="single" w:sz="1" w:space="0" w:color="CCCCCC"/>
+              <w:right w:val="single" w:sz="1" w:space="0" w:color="CCCCCC"/>
+            </w:tcBorders>
+            <w:shd w:val="clear" w:color="auto" w:fill="FFFFFF"/>
+            <w:tcMar>
+              <w:top w:w="80" w:type="dxa"/>
+              <w:left w:w="120" w:type="dxa"/>
+              <w:bottom w:w="80" w:type="dxa"/>
+              <w:right w:w="120" w:type="dxa"/>
+            </w:tcMar>
+            <w:vAlign w:val="center"/>
+          </w:tcPr>
+          <w:p>
+            <w:pPr>
+              <w:spacing w:line="276" w:lineRule="auto"/>
+              <w:rPr>
+                <w:rFonts w:ascii="Helvetica" w:hAnsi="Helvetica"/>
+              </w:rPr>
+            </w:pPr>
+            <w:r>
+              <w:rPr>
+                <w:rFonts w:ascii="Helvetica" w:hAnsi="Helvetica"/>
+                <w:color w:val="000000"/>
+                <w:sz w:val="22"/>
+                <w:szCs w:val="22"/>
+              </w:rPr>
+              <w:t>29 maggio 2026</w:t>
             </w:r>
           </w:p>
         </w:tc>
@@ -621,51 +1439,74 @@
     <w:p>
       <w:pPr>
         <w:spacing w:line="276" w:lineRule="auto"/>
+        <w:jc w:val="both"/>
+        <w:rPr>
+          <w:rFonts w:ascii="Helvetica" w:hAnsi="Helvetica"/>
+        </w:rPr>
+      </w:pPr>
+      <w:r>
+        <w:rPr>
+          <w:rFonts w:ascii="Helvetica" w:hAnsi="Helvetica"/>
+        </w:rPr>
+        <w:t xml:space="preserve">Il progetto è compilato e testato su Linux. Il </w:t>
+      </w:r>
+      <w:proofErr w:type="spellStart"/>
+      <w:r>
+        <w:rPr>
+          <w:rFonts w:ascii="Helvetica" w:hAnsi="Helvetica"/>
+        </w:rPr>
+        <w:t>Makefile</w:t>
+      </w:r>
+      <w:proofErr w:type="spellEnd"/>
+      <w:r>
+        <w:rPr>
+          <w:rFonts w:ascii="Helvetica" w:hAnsi="Helvetica"/>
+        </w:rPr>
+        <w:t xml:space="preserve"> è configurato per compilare separatamente il programma principale (</w:t>
+      </w:r>
+      <w:proofErr w:type="spellStart"/>
+      <w:r>
+        <w:rPr>
+          <w:rFonts w:ascii="Helvetica" w:hAnsi="Helvetica"/>
+        </w:rPr>
+        <w:t>main</w:t>
+      </w:r>
+      <w:proofErr w:type="spellEnd"/>
+      <w:r>
+        <w:rPr>
+          <w:rFonts w:ascii="Helvetica" w:hAnsi="Helvetica"/>
+        </w:rPr>
+        <w:t>) e il programma di test (test). Non sono richieste librerie esterne oltre</w:t>
+      </w:r>
+      <w:r>
+        <w:rPr>
+          <w:rFonts w:ascii="Helvetica" w:hAnsi="Helvetica"/>
+        </w:rPr>
+        <w:t xml:space="preserve"> alla libreria standard C (</w:t>
+      </w:r>
+      <w:proofErr w:type="spellStart"/>
+      <w:r>
+        <w:rPr>
+          <w:rFonts w:ascii="Helvetica" w:hAnsi="Helvetica"/>
+        </w:rPr>
+        <w:t>libc</w:t>
+      </w:r>
+      <w:proofErr w:type="spellEnd"/>
+      <w:r>
+        <w:rPr>
+          <w:rFonts w:ascii="Helvetica" w:hAnsi="Helvetica"/>
+        </w:rPr>
+        <w:t>).</w:t>
+      </w:r>
+    </w:p>
+    <w:p>
+      <w:pPr>
+        <w:spacing w:line="276" w:lineRule="auto"/>
         <w:jc w:val="center"/>
         <w:rPr>
           <w:rFonts w:ascii="Helvetica" w:hAnsi="Helvetica"/>
         </w:rPr>
       </w:pPr>
-      <w:proofErr w:type="spellStart"/>
-      <w:r>
-        <w:rPr>
-          <w:rFonts w:ascii="Helvetica" w:hAnsi="Helvetica"/>
-          <w:color w:val="777777"/>
-          <w:sz w:val="22"/>
-          <w:szCs w:val="22"/>
-        </w:rPr>
-        <w:t>Deadline</w:t>
-      </w:r>
-      <w:proofErr w:type="spellEnd"/>
-      <w:r>
-        <w:rPr>
-          <w:rFonts w:ascii="Helvetica" w:hAnsi="Helvetica"/>
-          <w:color w:val="777777"/>
-          <w:sz w:val="22"/>
-          <w:szCs w:val="22"/>
-        </w:rPr>
-        <w:t>: 29 maggio 2026</w:t>
-      </w:r>
-      <w:r>
-        <w:rPr>
-          <w:rFonts w:ascii="Helvetica" w:hAnsi="Helvetica"/>
-          <w:color w:val="777777"/>
-          <w:sz w:val="22"/>
-          <w:szCs w:val="22"/>
-        </w:rPr>
-        <w:t xml:space="preserve">   •   Piattaforma: Linux / </w:t>
-      </w:r>
-      <w:proofErr w:type="spellStart"/>
-      <w:r>
-        <w:rPr>
-          <w:rFonts w:ascii="Helvetica" w:hAnsi="Helvetica"/>
-          <w:color w:val="777777"/>
-          <w:sz w:val="22"/>
-          <w:szCs w:val="22"/>
-        </w:rPr>
-        <w:t>Makefile</w:t>
-      </w:r>
-      <w:proofErr w:type="spellEnd"/>
     </w:p>
     <w:p>
       <w:pPr>
@@ -821,7 +1662,7 @@
     <w:p>
       <w:pPr>
         <w:pBdr>
-          <w:left w:val="single" w:color="2E75B6" w:sz="6" w:space="2"/>
+          <w:left w:val="single" w:sz="6" w:space="2" w:color="2E75B6"/>
         </w:pBdr>
         <w:shd w:val="clear" w:color="auto" w:fill="F0F0F0"/>
         <w:spacing w:line="276" w:lineRule="auto"/>
@@ -832,7 +1673,7 @@
       </w:pPr>
       <w:r>
         <w:rPr>
-          <w:rFonts w:ascii="Helvetica" w:hAnsi="Helvetica" w:eastAsia="Courier New" w:cs="Courier New"/>
+          <w:rFonts w:ascii="Helvetica" w:eastAsia="Courier New" w:hAnsi="Helvetica" w:cs="Courier New"/>
           <w:sz w:val="20"/>
           <w:szCs w:val="20"/>
         </w:rPr>
@@ -842,7 +1683,7 @@
     <w:p>
       <w:pPr>
         <w:pBdr>
-          <w:left w:val="single" w:color="2E75B6" w:sz="6" w:space="2"/>
+          <w:left w:val="single" w:sz="6" w:space="2" w:color="2E75B6"/>
         </w:pBdr>
         <w:shd w:val="clear" w:color="auto" w:fill="F0F0F0"/>
         <w:spacing w:line="276" w:lineRule="auto"/>
@@ -853,7 +1694,7 @@
       </w:pPr>
       <w:r>
         <w:rPr>
-          <w:rFonts w:ascii="Helvetica" w:hAnsi="Helvetica" w:eastAsia="Courier New" w:cs="Courier New"/>
+          <w:rFonts w:ascii="Helvetica" w:eastAsia="Courier New" w:hAnsi="Helvetica" w:cs="Courier New"/>
           <w:sz w:val="20"/>
           <w:szCs w:val="20"/>
         </w:rPr>
@@ -863,7 +1704,7 @@
     <w:p>
       <w:pPr>
         <w:pBdr>
-          <w:left w:val="single" w:color="2E75B6" w:sz="6" w:space="2"/>
+          <w:left w:val="single" w:sz="6" w:space="2" w:color="2E75B6"/>
         </w:pBdr>
         <w:shd w:val="clear" w:color="auto" w:fill="F0F0F0"/>
         <w:spacing w:line="276" w:lineRule="auto"/>
@@ -875,7 +1716,7 @@
       <w:proofErr w:type="spellStart"/>
       <w:r>
         <w:rPr>
-          <w:rFonts w:ascii="Helvetica" w:hAnsi="Helvetica" w:eastAsia="Courier New" w:cs="Courier New"/>
+          <w:rFonts w:ascii="Helvetica" w:eastAsia="Courier New" w:hAnsi="Helvetica" w:cs="Courier New"/>
           <w:sz w:val="20"/>
           <w:szCs w:val="20"/>
         </w:rPr>
@@ -884,7 +1725,7 @@
       <w:proofErr w:type="spellEnd"/>
       <w:r>
         <w:rPr>
-          <w:rFonts w:ascii="Helvetica" w:hAnsi="Helvetica" w:eastAsia="Courier New" w:cs="Courier New"/>
+          <w:rFonts w:ascii="Helvetica" w:eastAsia="Courier New" w:hAnsi="Helvetica" w:cs="Courier New"/>
           <w:sz w:val="20"/>
           <w:szCs w:val="20"/>
         </w:rPr>
@@ -893,7 +1734,7 @@
       <w:proofErr w:type="spellStart"/>
       <w:r>
         <w:rPr>
-          <w:rFonts w:ascii="Helvetica" w:hAnsi="Helvetica" w:eastAsia="Courier New" w:cs="Courier New"/>
+          <w:rFonts w:ascii="Helvetica" w:eastAsia="Courier New" w:hAnsi="Helvetica" w:cs="Courier New"/>
           <w:sz w:val="20"/>
           <w:szCs w:val="20"/>
         </w:rPr>
@@ -902,7 +1743,7 @@
       <w:proofErr w:type="spellEnd"/>
       <w:r>
         <w:rPr>
-          <w:rFonts w:ascii="Helvetica" w:hAnsi="Helvetica" w:eastAsia="Courier New" w:cs="Courier New"/>
+          <w:rFonts w:ascii="Helvetica" w:eastAsia="Courier New" w:hAnsi="Helvetica" w:cs="Courier New"/>
           <w:sz w:val="20"/>
           <w:szCs w:val="20"/>
         </w:rPr>
@@ -1163,54 +2004,77 @@
     </w:p>
     <w:p>
       <w:pPr>
-        <w:pStyle w:val="Normale"/>
-        <w:suppressLineNumbers w:val="0"/>
-        <w:bidi w:val="0"/>
-        <w:spacing w:before="0" w:beforeAutospacing="off" w:after="160" w:afterAutospacing="off" w:line="276" w:lineRule="auto"/>
-        <w:ind w:left="0" w:right="0"/>
-        <w:jc w:val="left"/>
-        <w:rPr>
-          <w:rFonts w:ascii="Helvetica" w:hAnsi="Helvetica" w:eastAsia="Courier New" w:cs="Courier New"/>
+        <w:spacing w:after="160" w:line="276" w:lineRule="auto"/>
+        <w:rPr>
+          <w:rFonts w:ascii="Helvetica" w:eastAsia="Courier New" w:hAnsi="Helvetica" w:cs="Courier New"/>
           <w:sz w:val="20"/>
           <w:szCs w:val="20"/>
+          <w:lang w:val="en-US"/>
         </w:rPr>
       </w:pPr>
       <w:r>
         <w:rPr>
-          <w:rFonts w:ascii="Helvetica" w:hAnsi="Helvetica" w:eastAsia="Courier New" w:cs="Courier New"/>
+          <w:rFonts w:ascii="Helvetica" w:eastAsia="Courier New" w:hAnsi="Helvetica" w:cs="Courier New"/>
           <w:sz w:val="20"/>
           <w:szCs w:val="20"/>
+          <w:lang w:val="en-US"/>
         </w:rPr>
         <w:t>make test</w:t>
       </w:r>
     </w:p>
     <w:p>
       <w:pPr>
-        <w:pStyle w:val="Normale"/>
-        <w:bidi w:val="0"/>
-        <w:spacing w:before="0" w:beforeAutospacing="off" w:after="160" w:afterAutospacing="off" w:line="276" w:lineRule="auto"/>
-        <w:ind w:left="0" w:right="0"/>
-        <w:jc w:val="left"/>
+        <w:spacing w:after="160" w:line="276" w:lineRule="auto"/>
+        <w:rPr>
+          <w:lang w:val="en-US"/>
+        </w:rPr>
       </w:pPr>
-      <w:r>
-        <w:rPr>
-          <w:rFonts w:ascii="Helvetica" w:hAnsi="Helvetica" w:eastAsia="Courier New" w:cs="Courier New"/>
+      <w:proofErr w:type="gramStart"/>
+      <w:r>
+        <w:rPr>
+          <w:rFonts w:ascii="Helvetica" w:eastAsia="Courier New" w:hAnsi="Helvetica" w:cs="Courier New"/>
           <w:sz w:val="20"/>
           <w:szCs w:val="20"/>
           <w:lang w:val="en-US"/>
         </w:rPr>
-        <w:t>./tests/esegui_test TC1 tests/TC1_input.txt tests/TC1_oracle.txt tests/TC1_output.txt</w:t>
+        <w:t>./</w:t>
+      </w:r>
+      <w:proofErr w:type="gramEnd"/>
+      <w:r>
+        <w:rPr>
+          <w:rFonts w:ascii="Helvetica" w:eastAsia="Courier New" w:hAnsi="Helvetica" w:cs="Courier New"/>
+          <w:sz w:val="20"/>
+          <w:szCs w:val="20"/>
+          <w:lang w:val="en-US"/>
+        </w:rPr>
+        <w:t>tests/</w:t>
+      </w:r>
+      <w:proofErr w:type="spellStart"/>
+      <w:r>
+        <w:rPr>
+          <w:rFonts w:ascii="Helvetica" w:eastAsia="Courier New" w:hAnsi="Helvetica" w:cs="Courier New"/>
+          <w:sz w:val="20"/>
+          <w:szCs w:val="20"/>
+          <w:lang w:val="en-US"/>
+        </w:rPr>
+        <w:t>esegui_test</w:t>
+      </w:r>
+      <w:proofErr w:type="spellEnd"/>
+      <w:r>
+        <w:rPr>
+          <w:rFonts w:ascii="Helvetica" w:eastAsia="Courier New" w:hAnsi="Helvetica" w:cs="Courier New"/>
+          <w:sz w:val="20"/>
+          <w:szCs w:val="20"/>
+          <w:lang w:val="en-US"/>
+        </w:rPr>
+        <w:t xml:space="preserve"> TC1 tests/TC1_input.txt tests/TC1_oracle.txt tests/TC1_output.txt</w:t>
       </w:r>
     </w:p>
     <w:p>
       <w:pPr>
-        <w:pStyle w:val="Normale"/>
-        <w:bidi w:val="0"/>
-        <w:spacing w:before="0" w:beforeAutospacing="off" w:after="160" w:afterAutospacing="off" w:line="276" w:lineRule="auto"/>
-        <w:ind w:left="0" w:right="0"/>
-        <w:jc w:val="left"/>
-        <w:rPr>
-          <w:rFonts w:ascii="Helvetica" w:hAnsi="Helvetica" w:eastAsia="Courier New" w:cs="Courier New"/>
+        <w:spacing w:after="160" w:line="276" w:lineRule="auto"/>
+        <w:rPr>
+          <w:rFonts w:ascii="Helvetica" w:eastAsia="Courier New" w:hAnsi="Helvetica" w:cs="Courier New"/>
           <w:sz w:val="20"/>
           <w:szCs w:val="20"/>
           <w:lang w:val="en-US"/>
@@ -1443,12 +2307,12 @@
       <w:tblPr>
         <w:tblW w:w="9000" w:type="dxa"/>
         <w:tblBorders>
-          <w:top w:val="single" w:color="auto" w:sz="4" w:space="0"/>
-          <w:left w:val="single" w:color="auto" w:sz="4" w:space="0"/>
-          <w:bottom w:val="single" w:color="auto" w:sz="4" w:space="0"/>
-          <w:right w:val="single" w:color="auto" w:sz="4" w:space="0"/>
-          <w:insideH w:val="single" w:color="auto" w:sz="4" w:space="0"/>
-          <w:insideV w:val="single" w:color="auto" w:sz="4" w:space="0"/>
+          <w:top w:val="single" w:sz="4" w:space="0" w:color="auto"/>
+          <w:left w:val="single" w:sz="4" w:space="0" w:color="auto"/>
+          <w:bottom w:val="single" w:sz="4" w:space="0" w:color="auto"/>
+          <w:right w:val="single" w:sz="4" w:space="0" w:color="auto"/>
+          <w:insideH w:val="single" w:sz="4" w:space="0" w:color="auto"/>
+          <w:insideV w:val="single" w:sz="4" w:space="0" w:color="auto"/>
         </w:tblBorders>
         <w:tblCellMar>
           <w:left w:w="10" w:type="dxa"/>
@@ -1469,10 +2333,10 @@
           <w:tcPr>
             <w:tcW w:w="3000" w:type="dxa"/>
             <w:tcBorders>
-              <w:top w:val="single" w:color="CCCCCC" w:sz="1" w:space="0"/>
-              <w:left w:val="single" w:color="CCCCCC" w:sz="1" w:space="0"/>
-              <w:bottom w:val="single" w:color="CCCCCC" w:sz="1" w:space="0"/>
-              <w:right w:val="single" w:color="CCCCCC" w:sz="1" w:space="0"/>
+              <w:top w:val="single" w:sz="1" w:space="0" w:color="CCCCCC"/>
+              <w:left w:val="single" w:sz="1" w:space="0" w:color="CCCCCC"/>
+              <w:bottom w:val="single" w:sz="1" w:space="0" w:color="CCCCCC"/>
+              <w:right w:val="single" w:sz="1" w:space="0" w:color="CCCCCC"/>
             </w:tcBorders>
             <w:shd w:val="clear" w:color="auto" w:fill="2E75B6"/>
             <w:tcMar>
@@ -1507,10 +2371,10 @@
           <w:tcPr>
             <w:tcW w:w="3000" w:type="dxa"/>
             <w:tcBorders>
-              <w:top w:val="single" w:color="CCCCCC" w:sz="1" w:space="0"/>
-              <w:left w:val="single" w:color="CCCCCC" w:sz="1" w:space="0"/>
-              <w:bottom w:val="single" w:color="CCCCCC" w:sz="1" w:space="0"/>
-              <w:right w:val="single" w:color="CCCCCC" w:sz="1" w:space="0"/>
+              <w:top w:val="single" w:sz="1" w:space="0" w:color="CCCCCC"/>
+              <w:left w:val="single" w:sz="1" w:space="0" w:color="CCCCCC"/>
+              <w:bottom w:val="single" w:sz="1" w:space="0" w:color="CCCCCC"/>
+              <w:right w:val="single" w:sz="1" w:space="0" w:color="CCCCCC"/>
             </w:tcBorders>
             <w:shd w:val="clear" w:color="auto" w:fill="2E75B6"/>
             <w:tcMar>
@@ -1545,10 +2409,10 @@
           <w:tcPr>
             <w:tcW w:w="3000" w:type="dxa"/>
             <w:tcBorders>
-              <w:top w:val="single" w:color="CCCCCC" w:sz="1" w:space="0"/>
-              <w:left w:val="single" w:color="CCCCCC" w:sz="1" w:space="0"/>
-              <w:bottom w:val="single" w:color="CCCCCC" w:sz="1" w:space="0"/>
-              <w:right w:val="single" w:color="CCCCCC" w:sz="1" w:space="0"/>
+              <w:top w:val="single" w:sz="1" w:space="0" w:color="CCCCCC"/>
+              <w:left w:val="single" w:sz="1" w:space="0" w:color="CCCCCC"/>
+              <w:bottom w:val="single" w:sz="1" w:space="0" w:color="CCCCCC"/>
+              <w:right w:val="single" w:sz="1" w:space="0" w:color="CCCCCC"/>
             </w:tcBorders>
             <w:shd w:val="clear" w:color="auto" w:fill="2E75B6"/>
             <w:tcMar>
@@ -1585,10 +2449,10 @@
           <w:tcPr>
             <w:tcW w:w="3000" w:type="dxa"/>
             <w:tcBorders>
-              <w:top w:val="single" w:color="CCCCCC" w:sz="1" w:space="0"/>
-              <w:left w:val="single" w:color="CCCCCC" w:sz="1" w:space="0"/>
-              <w:bottom w:val="single" w:color="CCCCCC" w:sz="1" w:space="0"/>
-              <w:right w:val="single" w:color="CCCCCC" w:sz="1" w:space="0"/>
+              <w:top w:val="single" w:sz="1" w:space="0" w:color="CCCCCC"/>
+              <w:left w:val="single" w:sz="1" w:space="0" w:color="CCCCCC"/>
+              <w:bottom w:val="single" w:sz="1" w:space="0" w:color="CCCCCC"/>
+              <w:right w:val="single" w:sz="1" w:space="0" w:color="CCCCCC"/>
             </w:tcBorders>
             <w:shd w:val="clear" w:color="auto" w:fill="FFFFFF"/>
             <w:tcMar>
@@ -1621,10 +2485,10 @@
           <w:tcPr>
             <w:tcW w:w="3000" w:type="dxa"/>
             <w:tcBorders>
-              <w:top w:val="single" w:color="CCCCCC" w:sz="1" w:space="0"/>
-              <w:left w:val="single" w:color="CCCCCC" w:sz="1" w:space="0"/>
-              <w:bottom w:val="single" w:color="CCCCCC" w:sz="1" w:space="0"/>
-              <w:right w:val="single" w:color="CCCCCC" w:sz="1" w:space="0"/>
+              <w:top w:val="single" w:sz="1" w:space="0" w:color="CCCCCC"/>
+              <w:left w:val="single" w:sz="1" w:space="0" w:color="CCCCCC"/>
+              <w:bottom w:val="single" w:sz="1" w:space="0" w:color="CCCCCC"/>
+              <w:right w:val="single" w:sz="1" w:space="0" w:color="CCCCCC"/>
             </w:tcBorders>
             <w:shd w:val="clear" w:color="auto" w:fill="FFFFFF"/>
             <w:tcMar>
@@ -1657,10 +2521,10 @@
           <w:tcPr>
             <w:tcW w:w="3000" w:type="dxa"/>
             <w:tcBorders>
-              <w:top w:val="single" w:color="CCCCCC" w:sz="1" w:space="0"/>
-              <w:left w:val="single" w:color="CCCCCC" w:sz="1" w:space="0"/>
-              <w:bottom w:val="single" w:color="CCCCCC" w:sz="1" w:space="0"/>
-              <w:right w:val="single" w:color="CCCCCC" w:sz="1" w:space="0"/>
+              <w:top w:val="single" w:sz="1" w:space="0" w:color="CCCCCC"/>
+              <w:left w:val="single" w:sz="1" w:space="0" w:color="CCCCCC"/>
+              <w:bottom w:val="single" w:sz="1" w:space="0" w:color="CCCCCC"/>
+              <w:right w:val="single" w:sz="1" w:space="0" w:color="CCCCCC"/>
             </w:tcBorders>
             <w:shd w:val="clear" w:color="auto" w:fill="FFFFFF"/>
             <w:tcMar>
@@ -1706,10 +2570,10 @@
           <w:tcPr>
             <w:tcW w:w="3000" w:type="dxa"/>
             <w:tcBorders>
-              <w:top w:val="single" w:color="CCCCCC" w:sz="1" w:space="0"/>
-              <w:left w:val="single" w:color="CCCCCC" w:sz="1" w:space="0"/>
-              <w:bottom w:val="single" w:color="CCCCCC" w:sz="1" w:space="0"/>
-              <w:right w:val="single" w:color="CCCCCC" w:sz="1" w:space="0"/>
+              <w:top w:val="single" w:sz="1" w:space="0" w:color="CCCCCC"/>
+              <w:left w:val="single" w:sz="1" w:space="0" w:color="CCCCCC"/>
+              <w:bottom w:val="single" w:sz="1" w:space="0" w:color="CCCCCC"/>
+              <w:right w:val="single" w:sz="1" w:space="0" w:color="CCCCCC"/>
             </w:tcBorders>
             <w:shd w:val="clear" w:color="auto" w:fill="FFFFFF"/>
             <w:tcMar>
@@ -1742,10 +2606,10 @@
           <w:tcPr>
             <w:tcW w:w="3000" w:type="dxa"/>
             <w:tcBorders>
-              <w:top w:val="single" w:color="CCCCCC" w:sz="1" w:space="0"/>
-              <w:left w:val="single" w:color="CCCCCC" w:sz="1" w:space="0"/>
-              <w:bottom w:val="single" w:color="CCCCCC" w:sz="1" w:space="0"/>
-              <w:right w:val="single" w:color="CCCCCC" w:sz="1" w:space="0"/>
+              <w:top w:val="single" w:sz="1" w:space="0" w:color="CCCCCC"/>
+              <w:left w:val="single" w:sz="1" w:space="0" w:color="CCCCCC"/>
+              <w:bottom w:val="single" w:sz="1" w:space="0" w:color="CCCCCC"/>
+              <w:right w:val="single" w:sz="1" w:space="0" w:color="CCCCCC"/>
             </w:tcBorders>
             <w:shd w:val="clear" w:color="auto" w:fill="FFFFFF"/>
             <w:tcMar>
@@ -1778,10 +2642,10 @@
           <w:tcPr>
             <w:tcW w:w="3000" w:type="dxa"/>
             <w:tcBorders>
-              <w:top w:val="single" w:color="CCCCCC" w:sz="1" w:space="0"/>
-              <w:left w:val="single" w:color="CCCCCC" w:sz="1" w:space="0"/>
-              <w:bottom w:val="single" w:color="CCCCCC" w:sz="1" w:space="0"/>
-              <w:right w:val="single" w:color="CCCCCC" w:sz="1" w:space="0"/>
+              <w:top w:val="single" w:sz="1" w:space="0" w:color="CCCCCC"/>
+              <w:left w:val="single" w:sz="1" w:space="0" w:color="CCCCCC"/>
+              <w:bottom w:val="single" w:sz="1" w:space="0" w:color="CCCCCC"/>
+              <w:right w:val="single" w:sz="1" w:space="0" w:color="CCCCCC"/>
             </w:tcBorders>
             <w:shd w:val="clear" w:color="auto" w:fill="FFFFFF"/>
             <w:tcMar>
@@ -1816,10 +2680,10 @@
           <w:tcPr>
             <w:tcW w:w="3000" w:type="dxa"/>
             <w:tcBorders>
-              <w:top w:val="single" w:color="CCCCCC" w:sz="1" w:space="0"/>
-              <w:left w:val="single" w:color="CCCCCC" w:sz="1" w:space="0"/>
-              <w:bottom w:val="single" w:color="CCCCCC" w:sz="1" w:space="0"/>
-              <w:right w:val="single" w:color="CCCCCC" w:sz="1" w:space="0"/>
+              <w:top w:val="single" w:sz="1" w:space="0" w:color="CCCCCC"/>
+              <w:left w:val="single" w:sz="1" w:space="0" w:color="CCCCCC"/>
+              <w:bottom w:val="single" w:sz="1" w:space="0" w:color="CCCCCC"/>
+              <w:right w:val="single" w:sz="1" w:space="0" w:color="CCCCCC"/>
             </w:tcBorders>
             <w:shd w:val="clear" w:color="auto" w:fill="FFFFFF"/>
             <w:tcMar>
@@ -1852,10 +2716,10 @@
           <w:tcPr>
             <w:tcW w:w="3000" w:type="dxa"/>
             <w:tcBorders>
-              <w:top w:val="single" w:color="CCCCCC" w:sz="1" w:space="0"/>
-              <w:left w:val="single" w:color="CCCCCC" w:sz="1" w:space="0"/>
-              <w:bottom w:val="single" w:color="CCCCCC" w:sz="1" w:space="0"/>
-              <w:right w:val="single" w:color="CCCCCC" w:sz="1" w:space="0"/>
+              <w:top w:val="single" w:sz="1" w:space="0" w:color="CCCCCC"/>
+              <w:left w:val="single" w:sz="1" w:space="0" w:color="CCCCCC"/>
+              <w:bottom w:val="single" w:sz="1" w:space="0" w:color="CCCCCC"/>
+              <w:right w:val="single" w:sz="1" w:space="0" w:color="CCCCCC"/>
             </w:tcBorders>
             <w:shd w:val="clear" w:color="auto" w:fill="FFFFFF"/>
             <w:tcMar>
@@ -1888,10 +2752,10 @@
           <w:tcPr>
             <w:tcW w:w="3000" w:type="dxa"/>
             <w:tcBorders>
-              <w:top w:val="single" w:color="CCCCCC" w:sz="1" w:space="0"/>
-              <w:left w:val="single" w:color="CCCCCC" w:sz="1" w:space="0"/>
-              <w:bottom w:val="single" w:color="CCCCCC" w:sz="1" w:space="0"/>
-              <w:right w:val="single" w:color="CCCCCC" w:sz="1" w:space="0"/>
+              <w:top w:val="single" w:sz="1" w:space="0" w:color="CCCCCC"/>
+              <w:left w:val="single" w:sz="1" w:space="0" w:color="CCCCCC"/>
+              <w:bottom w:val="single" w:sz="1" w:space="0" w:color="CCCCCC"/>
+              <w:right w:val="single" w:sz="1" w:space="0" w:color="CCCCCC"/>
             </w:tcBorders>
             <w:shd w:val="clear" w:color="auto" w:fill="FFFFFF"/>
             <w:tcMar>
@@ -1926,10 +2790,10 @@
           <w:tcPr>
             <w:tcW w:w="3000" w:type="dxa"/>
             <w:tcBorders>
-              <w:top w:val="single" w:color="CCCCCC" w:sz="1" w:space="0"/>
-              <w:left w:val="single" w:color="CCCCCC" w:sz="1" w:space="0"/>
-              <w:bottom w:val="single" w:color="CCCCCC" w:sz="1" w:space="0"/>
-              <w:right w:val="single" w:color="CCCCCC" w:sz="1" w:space="0"/>
+              <w:top w:val="single" w:sz="1" w:space="0" w:color="CCCCCC"/>
+              <w:left w:val="single" w:sz="1" w:space="0" w:color="CCCCCC"/>
+              <w:bottom w:val="single" w:sz="1" w:space="0" w:color="CCCCCC"/>
+              <w:right w:val="single" w:sz="1" w:space="0" w:color="CCCCCC"/>
             </w:tcBorders>
             <w:shd w:val="clear" w:color="auto" w:fill="FFFFFF"/>
             <w:tcMar>
@@ -1962,10 +2826,10 @@
           <w:tcPr>
             <w:tcW w:w="3000" w:type="dxa"/>
             <w:tcBorders>
-              <w:top w:val="single" w:color="CCCCCC" w:sz="1" w:space="0"/>
-              <w:left w:val="single" w:color="CCCCCC" w:sz="1" w:space="0"/>
-              <w:bottom w:val="single" w:color="CCCCCC" w:sz="1" w:space="0"/>
-              <w:right w:val="single" w:color="CCCCCC" w:sz="1" w:space="0"/>
+              <w:top w:val="single" w:sz="1" w:space="0" w:color="CCCCCC"/>
+              <w:left w:val="single" w:sz="1" w:space="0" w:color="CCCCCC"/>
+              <w:bottom w:val="single" w:sz="1" w:space="0" w:color="CCCCCC"/>
+              <w:right w:val="single" w:sz="1" w:space="0" w:color="CCCCCC"/>
             </w:tcBorders>
             <w:shd w:val="clear" w:color="auto" w:fill="FFFFFF"/>
             <w:tcMar>
@@ -2009,10 +2873,10 @@
           <w:tcPr>
             <w:tcW w:w="3000" w:type="dxa"/>
             <w:tcBorders>
-              <w:top w:val="single" w:color="CCCCCC" w:sz="1" w:space="0"/>
-              <w:left w:val="single" w:color="CCCCCC" w:sz="1" w:space="0"/>
-              <w:bottom w:val="single" w:color="CCCCCC" w:sz="1" w:space="0"/>
-              <w:right w:val="single" w:color="CCCCCC" w:sz="1" w:space="0"/>
+              <w:top w:val="single" w:sz="1" w:space="0" w:color="CCCCCC"/>
+              <w:left w:val="single" w:sz="1" w:space="0" w:color="CCCCCC"/>
+              <w:bottom w:val="single" w:sz="1" w:space="0" w:color="CCCCCC"/>
+              <w:right w:val="single" w:sz="1" w:space="0" w:color="CCCCCC"/>
             </w:tcBorders>
             <w:shd w:val="clear" w:color="auto" w:fill="FFFFFF"/>
             <w:tcMar>
@@ -2318,12 +3182,12 @@
       <w:tblPr>
         <w:tblW w:w="9000" w:type="dxa"/>
         <w:tblBorders>
-          <w:top w:val="single" w:color="auto" w:sz="4" w:space="0"/>
-          <w:left w:val="single" w:color="auto" w:sz="4" w:space="0"/>
-          <w:bottom w:val="single" w:color="auto" w:sz="4" w:space="0"/>
-          <w:right w:val="single" w:color="auto" w:sz="4" w:space="0"/>
-          <w:insideH w:val="single" w:color="auto" w:sz="4" w:space="0"/>
-          <w:insideV w:val="single" w:color="auto" w:sz="4" w:space="0"/>
+          <w:top w:val="single" w:sz="4" w:space="0" w:color="auto"/>
+          <w:left w:val="single" w:sz="4" w:space="0" w:color="auto"/>
+          <w:bottom w:val="single" w:sz="4" w:space="0" w:color="auto"/>
+          <w:right w:val="single" w:sz="4" w:space="0" w:color="auto"/>
+          <w:insideH w:val="single" w:sz="4" w:space="0" w:color="auto"/>
+          <w:insideV w:val="single" w:sz="4" w:space="0" w:color="auto"/>
         </w:tblBorders>
         <w:tblCellMar>
           <w:left w:w="10" w:type="dxa"/>
@@ -2344,10 +3208,10 @@
           <w:tcPr>
             <w:tcW w:w="3000" w:type="dxa"/>
             <w:tcBorders>
-              <w:top w:val="single" w:color="CCCCCC" w:sz="1" w:space="0"/>
-              <w:left w:val="single" w:color="CCCCCC" w:sz="1" w:space="0"/>
-              <w:bottom w:val="single" w:color="CCCCCC" w:sz="1" w:space="0"/>
-              <w:right w:val="single" w:color="CCCCCC" w:sz="1" w:space="0"/>
+              <w:top w:val="single" w:sz="1" w:space="0" w:color="CCCCCC"/>
+              <w:left w:val="single" w:sz="1" w:space="0" w:color="CCCCCC"/>
+              <w:bottom w:val="single" w:sz="1" w:space="0" w:color="CCCCCC"/>
+              <w:right w:val="single" w:sz="1" w:space="0" w:color="CCCCCC"/>
             </w:tcBorders>
             <w:shd w:val="clear" w:color="auto" w:fill="2E75B6"/>
             <w:tcMar>
@@ -2382,10 +3246,10 @@
           <w:tcPr>
             <w:tcW w:w="3000" w:type="dxa"/>
             <w:tcBorders>
-              <w:top w:val="single" w:color="CCCCCC" w:sz="1" w:space="0"/>
-              <w:left w:val="single" w:color="CCCCCC" w:sz="1" w:space="0"/>
-              <w:bottom w:val="single" w:color="CCCCCC" w:sz="1" w:space="0"/>
-              <w:right w:val="single" w:color="CCCCCC" w:sz="1" w:space="0"/>
+              <w:top w:val="single" w:sz="1" w:space="0" w:color="CCCCCC"/>
+              <w:left w:val="single" w:sz="1" w:space="0" w:color="CCCCCC"/>
+              <w:bottom w:val="single" w:sz="1" w:space="0" w:color="CCCCCC"/>
+              <w:right w:val="single" w:sz="1" w:space="0" w:color="CCCCCC"/>
             </w:tcBorders>
             <w:shd w:val="clear" w:color="auto" w:fill="2E75B6"/>
             <w:tcMar>
@@ -2420,10 +3284,10 @@
           <w:tcPr>
             <w:tcW w:w="3000" w:type="dxa"/>
             <w:tcBorders>
-              <w:top w:val="single" w:color="CCCCCC" w:sz="1" w:space="0"/>
-              <w:left w:val="single" w:color="CCCCCC" w:sz="1" w:space="0"/>
-              <w:bottom w:val="single" w:color="CCCCCC" w:sz="1" w:space="0"/>
-              <w:right w:val="single" w:color="CCCCCC" w:sz="1" w:space="0"/>
+              <w:top w:val="single" w:sz="1" w:space="0" w:color="CCCCCC"/>
+              <w:left w:val="single" w:sz="1" w:space="0" w:color="CCCCCC"/>
+              <w:bottom w:val="single" w:sz="1" w:space="0" w:color="CCCCCC"/>
+              <w:right w:val="single" w:sz="1" w:space="0" w:color="CCCCCC"/>
             </w:tcBorders>
             <w:shd w:val="clear" w:color="auto" w:fill="2E75B6"/>
             <w:tcMar>
@@ -2460,10 +3324,10 @@
           <w:tcPr>
             <w:tcW w:w="3000" w:type="dxa"/>
             <w:tcBorders>
-              <w:top w:val="single" w:color="CCCCCC" w:sz="1" w:space="0"/>
-              <w:left w:val="single" w:color="CCCCCC" w:sz="1" w:space="0"/>
-              <w:bottom w:val="single" w:color="CCCCCC" w:sz="1" w:space="0"/>
-              <w:right w:val="single" w:color="CCCCCC" w:sz="1" w:space="0"/>
+              <w:top w:val="single" w:sz="1" w:space="0" w:color="CCCCCC"/>
+              <w:left w:val="single" w:sz="1" w:space="0" w:color="CCCCCC"/>
+              <w:bottom w:val="single" w:sz="1" w:space="0" w:color="CCCCCC"/>
+              <w:right w:val="single" w:sz="1" w:space="0" w:color="CCCCCC"/>
             </w:tcBorders>
             <w:shd w:val="clear" w:color="auto" w:fill="FFFFFF"/>
             <w:tcMar>
@@ -2507,10 +3371,10 @@
           <w:tcPr>
             <w:tcW w:w="3000" w:type="dxa"/>
             <w:tcBorders>
-              <w:top w:val="single" w:color="CCCCCC" w:sz="1" w:space="0"/>
-              <w:left w:val="single" w:color="CCCCCC" w:sz="1" w:space="0"/>
-              <w:bottom w:val="single" w:color="CCCCCC" w:sz="1" w:space="0"/>
-              <w:right w:val="single" w:color="CCCCCC" w:sz="1" w:space="0"/>
+              <w:top w:val="single" w:sz="1" w:space="0" w:color="CCCCCC"/>
+              <w:left w:val="single" w:sz="1" w:space="0" w:color="CCCCCC"/>
+              <w:bottom w:val="single" w:sz="1" w:space="0" w:color="CCCCCC"/>
+              <w:right w:val="single" w:sz="1" w:space="0" w:color="CCCCCC"/>
             </w:tcBorders>
             <w:shd w:val="clear" w:color="auto" w:fill="FFFFFF"/>
             <w:tcMar>
@@ -2554,10 +3418,10 @@
           <w:tcPr>
             <w:tcW w:w="3000" w:type="dxa"/>
             <w:tcBorders>
-              <w:top w:val="single" w:color="CCCCCC" w:sz="1" w:space="0"/>
-              <w:left w:val="single" w:color="CCCCCC" w:sz="1" w:space="0"/>
-              <w:bottom w:val="single" w:color="CCCCCC" w:sz="1" w:space="0"/>
-              <w:right w:val="single" w:color="CCCCCC" w:sz="1" w:space="0"/>
+              <w:top w:val="single" w:sz="1" w:space="0" w:color="CCCCCC"/>
+              <w:left w:val="single" w:sz="1" w:space="0" w:color="CCCCCC"/>
+              <w:bottom w:val="single" w:sz="1" w:space="0" w:color="CCCCCC"/>
+              <w:right w:val="single" w:sz="1" w:space="0" w:color="CCCCCC"/>
             </w:tcBorders>
             <w:shd w:val="clear" w:color="auto" w:fill="FFFFFF"/>
             <w:tcMar>
@@ -2592,10 +3456,10 @@
           <w:tcPr>
             <w:tcW w:w="3000" w:type="dxa"/>
             <w:tcBorders>
-              <w:top w:val="single" w:color="CCCCCC" w:sz="1" w:space="0"/>
-              <w:left w:val="single" w:color="CCCCCC" w:sz="1" w:space="0"/>
-              <w:bottom w:val="single" w:color="CCCCCC" w:sz="1" w:space="0"/>
-              <w:right w:val="single" w:color="CCCCCC" w:sz="1" w:space="0"/>
+              <w:top w:val="single" w:sz="1" w:space="0" w:color="CCCCCC"/>
+              <w:left w:val="single" w:sz="1" w:space="0" w:color="CCCCCC"/>
+              <w:bottom w:val="single" w:sz="1" w:space="0" w:color="CCCCCC"/>
+              <w:right w:val="single" w:sz="1" w:space="0" w:color="CCCCCC"/>
             </w:tcBorders>
             <w:shd w:val="clear" w:color="auto" w:fill="FFFFFF"/>
             <w:tcMar>
@@ -2639,10 +3503,10 @@
           <w:tcPr>
             <w:tcW w:w="3000" w:type="dxa"/>
             <w:tcBorders>
-              <w:top w:val="single" w:color="CCCCCC" w:sz="1" w:space="0"/>
-              <w:left w:val="single" w:color="CCCCCC" w:sz="1" w:space="0"/>
-              <w:bottom w:val="single" w:color="CCCCCC" w:sz="1" w:space="0"/>
-              <w:right w:val="single" w:color="CCCCCC" w:sz="1" w:space="0"/>
+              <w:top w:val="single" w:sz="1" w:space="0" w:color="CCCCCC"/>
+              <w:left w:val="single" w:sz="1" w:space="0" w:color="CCCCCC"/>
+              <w:bottom w:val="single" w:sz="1" w:space="0" w:color="CCCCCC"/>
+              <w:right w:val="single" w:sz="1" w:space="0" w:color="CCCCCC"/>
             </w:tcBorders>
             <w:shd w:val="clear" w:color="auto" w:fill="FFFFFF"/>
             <w:tcMar>
@@ -2686,10 +3550,10 @@
           <w:tcPr>
             <w:tcW w:w="3000" w:type="dxa"/>
             <w:tcBorders>
-              <w:top w:val="single" w:color="CCCCCC" w:sz="1" w:space="0"/>
-              <w:left w:val="single" w:color="CCCCCC" w:sz="1" w:space="0"/>
-              <w:bottom w:val="single" w:color="CCCCCC" w:sz="1" w:space="0"/>
-              <w:right w:val="single" w:color="CCCCCC" w:sz="1" w:space="0"/>
+              <w:top w:val="single" w:sz="1" w:space="0" w:color="CCCCCC"/>
+              <w:left w:val="single" w:sz="1" w:space="0" w:color="CCCCCC"/>
+              <w:bottom w:val="single" w:sz="1" w:space="0" w:color="CCCCCC"/>
+              <w:right w:val="single" w:sz="1" w:space="0" w:color="CCCCCC"/>
             </w:tcBorders>
             <w:shd w:val="clear" w:color="auto" w:fill="FFFFFF"/>
             <w:tcMar>
@@ -2724,10 +3588,10 @@
           <w:tcPr>
             <w:tcW w:w="3000" w:type="dxa"/>
             <w:tcBorders>
-              <w:top w:val="single" w:color="CCCCCC" w:sz="1" w:space="0"/>
-              <w:left w:val="single" w:color="CCCCCC" w:sz="1" w:space="0"/>
-              <w:bottom w:val="single" w:color="CCCCCC" w:sz="1" w:space="0"/>
-              <w:right w:val="single" w:color="CCCCCC" w:sz="1" w:space="0"/>
+              <w:top w:val="single" w:sz="1" w:space="0" w:color="CCCCCC"/>
+              <w:left w:val="single" w:sz="1" w:space="0" w:color="CCCCCC"/>
+              <w:bottom w:val="single" w:sz="1" w:space="0" w:color="CCCCCC"/>
+              <w:right w:val="single" w:sz="1" w:space="0" w:color="CCCCCC"/>
             </w:tcBorders>
             <w:shd w:val="clear" w:color="auto" w:fill="FFFFFF"/>
             <w:tcMar>
@@ -2771,10 +3635,10 @@
           <w:tcPr>
             <w:tcW w:w="3000" w:type="dxa"/>
             <w:tcBorders>
-              <w:top w:val="single" w:color="CCCCCC" w:sz="1" w:space="0"/>
-              <w:left w:val="single" w:color="CCCCCC" w:sz="1" w:space="0"/>
-              <w:bottom w:val="single" w:color="CCCCCC" w:sz="1" w:space="0"/>
-              <w:right w:val="single" w:color="CCCCCC" w:sz="1" w:space="0"/>
+              <w:top w:val="single" w:sz="1" w:space="0" w:color="CCCCCC"/>
+              <w:left w:val="single" w:sz="1" w:space="0" w:color="CCCCCC"/>
+              <w:bottom w:val="single" w:sz="1" w:space="0" w:color="CCCCCC"/>
+              <w:right w:val="single" w:sz="1" w:space="0" w:color="CCCCCC"/>
             </w:tcBorders>
             <w:shd w:val="clear" w:color="auto" w:fill="FFFFFF"/>
             <w:tcMar>
@@ -2807,10 +3671,10 @@
           <w:tcPr>
             <w:tcW w:w="3000" w:type="dxa"/>
             <w:tcBorders>
-              <w:top w:val="single" w:color="CCCCCC" w:sz="1" w:space="0"/>
-              <w:left w:val="single" w:color="CCCCCC" w:sz="1" w:space="0"/>
-              <w:bottom w:val="single" w:color="CCCCCC" w:sz="1" w:space="0"/>
-              <w:right w:val="single" w:color="CCCCCC" w:sz="1" w:space="0"/>
+              <w:top w:val="single" w:sz="1" w:space="0" w:color="CCCCCC"/>
+              <w:left w:val="single" w:sz="1" w:space="0" w:color="CCCCCC"/>
+              <w:bottom w:val="single" w:sz="1" w:space="0" w:color="CCCCCC"/>
+              <w:right w:val="single" w:sz="1" w:space="0" w:color="CCCCCC"/>
             </w:tcBorders>
             <w:shd w:val="clear" w:color="auto" w:fill="FFFFFF"/>
             <w:tcMar>
@@ -2845,10 +3709,10 @@
           <w:tcPr>
             <w:tcW w:w="3000" w:type="dxa"/>
             <w:tcBorders>
-              <w:top w:val="single" w:color="CCCCCC" w:sz="1" w:space="0"/>
-              <w:left w:val="single" w:color="CCCCCC" w:sz="1" w:space="0"/>
-              <w:bottom w:val="single" w:color="CCCCCC" w:sz="1" w:space="0"/>
-              <w:right w:val="single" w:color="CCCCCC" w:sz="1" w:space="0"/>
+              <w:top w:val="single" w:sz="1" w:space="0" w:color="CCCCCC"/>
+              <w:left w:val="single" w:sz="1" w:space="0" w:color="CCCCCC"/>
+              <w:bottom w:val="single" w:sz="1" w:space="0" w:color="CCCCCC"/>
+              <w:right w:val="single" w:sz="1" w:space="0" w:color="CCCCCC"/>
             </w:tcBorders>
             <w:shd w:val="clear" w:color="auto" w:fill="FFFFFF"/>
             <w:tcMar>
@@ -2881,10 +3745,10 @@
           <w:tcPr>
             <w:tcW w:w="3000" w:type="dxa"/>
             <w:tcBorders>
-              <w:top w:val="single" w:color="CCCCCC" w:sz="1" w:space="0"/>
-              <w:left w:val="single" w:color="CCCCCC" w:sz="1" w:space="0"/>
-              <w:bottom w:val="single" w:color="CCCCCC" w:sz="1" w:space="0"/>
-              <w:right w:val="single" w:color="CCCCCC" w:sz="1" w:space="0"/>
+              <w:top w:val="single" w:sz="1" w:space="0" w:color="CCCCCC"/>
+              <w:left w:val="single" w:sz="1" w:space="0" w:color="CCCCCC"/>
+              <w:bottom w:val="single" w:sz="1" w:space="0" w:color="CCCCCC"/>
+              <w:right w:val="single" w:sz="1" w:space="0" w:color="CCCCCC"/>
             </w:tcBorders>
             <w:shd w:val="clear" w:color="auto" w:fill="FFFFFF"/>
             <w:tcMar>
@@ -2917,10 +3781,10 @@
           <w:tcPr>
             <w:tcW w:w="3000" w:type="dxa"/>
             <w:tcBorders>
-              <w:top w:val="single" w:color="CCCCCC" w:sz="1" w:space="0"/>
-              <w:left w:val="single" w:color="CCCCCC" w:sz="1" w:space="0"/>
-              <w:bottom w:val="single" w:color="CCCCCC" w:sz="1" w:space="0"/>
-              <w:right w:val="single" w:color="CCCCCC" w:sz="1" w:space="0"/>
+              <w:top w:val="single" w:sz="1" w:space="0" w:color="CCCCCC"/>
+              <w:left w:val="single" w:sz="1" w:space="0" w:color="CCCCCC"/>
+              <w:bottom w:val="single" w:sz="1" w:space="0" w:color="CCCCCC"/>
+              <w:right w:val="single" w:sz="1" w:space="0" w:color="CCCCCC"/>
             </w:tcBorders>
             <w:shd w:val="clear" w:color="auto" w:fill="FFFFFF"/>
             <w:tcMar>
@@ -3235,12 +4099,12 @@
       <w:tblPr>
         <w:tblW w:w="8700" w:type="dxa"/>
         <w:tblBorders>
-          <w:top w:val="single" w:color="auto" w:sz="4" w:space="0"/>
-          <w:left w:val="single" w:color="auto" w:sz="4" w:space="0"/>
-          <w:bottom w:val="single" w:color="auto" w:sz="4" w:space="0"/>
-          <w:right w:val="single" w:color="auto" w:sz="4" w:space="0"/>
-          <w:insideH w:val="single" w:color="auto" w:sz="4" w:space="0"/>
-          <w:insideV w:val="single" w:color="auto" w:sz="4" w:space="0"/>
+          <w:top w:val="single" w:sz="4" w:space="0" w:color="auto"/>
+          <w:left w:val="single" w:sz="4" w:space="0" w:color="auto"/>
+          <w:bottom w:val="single" w:sz="4" w:space="0" w:color="auto"/>
+          <w:right w:val="single" w:sz="4" w:space="0" w:color="auto"/>
+          <w:insideH w:val="single" w:sz="4" w:space="0" w:color="auto"/>
+          <w:insideV w:val="single" w:sz="4" w:space="0" w:color="auto"/>
         </w:tblBorders>
         <w:tblCellMar>
           <w:left w:w="10" w:type="dxa"/>
@@ -3261,10 +4125,10 @@
           <w:tcPr>
             <w:tcW w:w="3300" w:type="dxa"/>
             <w:tcBorders>
-              <w:top w:val="single" w:color="CCCCCC" w:sz="1" w:space="0"/>
-              <w:left w:val="single" w:color="CCCCCC" w:sz="1" w:space="0"/>
-              <w:bottom w:val="single" w:color="CCCCCC" w:sz="1" w:space="0"/>
-              <w:right w:val="single" w:color="CCCCCC" w:sz="1" w:space="0"/>
+              <w:top w:val="single" w:sz="1" w:space="0" w:color="CCCCCC"/>
+              <w:left w:val="single" w:sz="1" w:space="0" w:color="CCCCCC"/>
+              <w:bottom w:val="single" w:sz="1" w:space="0" w:color="CCCCCC"/>
+              <w:right w:val="single" w:sz="1" w:space="0" w:color="CCCCCC"/>
             </w:tcBorders>
             <w:shd w:val="clear" w:color="auto" w:fill="2E75B6"/>
             <w:tcMar>
@@ -3299,10 +4163,10 @@
           <w:tcPr>
             <w:tcW w:w="2700" w:type="dxa"/>
             <w:tcBorders>
-              <w:top w:val="single" w:color="CCCCCC" w:sz="1" w:space="0"/>
-              <w:left w:val="single" w:color="CCCCCC" w:sz="1" w:space="0"/>
-              <w:bottom w:val="single" w:color="CCCCCC" w:sz="1" w:space="0"/>
-              <w:right w:val="single" w:color="CCCCCC" w:sz="1" w:space="0"/>
+              <w:top w:val="single" w:sz="1" w:space="0" w:color="CCCCCC"/>
+              <w:left w:val="single" w:sz="1" w:space="0" w:color="CCCCCC"/>
+              <w:bottom w:val="single" w:sz="1" w:space="0" w:color="CCCCCC"/>
+              <w:right w:val="single" w:sz="1" w:space="0" w:color="CCCCCC"/>
             </w:tcBorders>
             <w:shd w:val="clear" w:color="auto" w:fill="2E75B6"/>
             <w:tcMar>
@@ -3337,10 +4201,10 @@
           <w:tcPr>
             <w:tcW w:w="2700" w:type="dxa"/>
             <w:tcBorders>
-              <w:top w:val="single" w:color="CCCCCC" w:sz="1" w:space="0"/>
-              <w:left w:val="single" w:color="CCCCCC" w:sz="1" w:space="0"/>
-              <w:bottom w:val="single" w:color="CCCCCC" w:sz="1" w:space="0"/>
-              <w:right w:val="single" w:color="CCCCCC" w:sz="1" w:space="0"/>
+              <w:top w:val="single" w:sz="1" w:space="0" w:color="CCCCCC"/>
+              <w:left w:val="single" w:sz="1" w:space="0" w:color="CCCCCC"/>
+              <w:bottom w:val="single" w:sz="1" w:space="0" w:color="CCCCCC"/>
+              <w:right w:val="single" w:sz="1" w:space="0" w:color="CCCCCC"/>
             </w:tcBorders>
             <w:shd w:val="clear" w:color="auto" w:fill="2E75B6"/>
             <w:tcMar>
@@ -3377,10 +4241,10 @@
           <w:tcPr>
             <w:tcW w:w="3300" w:type="dxa"/>
             <w:tcBorders>
-              <w:top w:val="single" w:color="CCCCCC" w:sz="1" w:space="0"/>
-              <w:left w:val="single" w:color="CCCCCC" w:sz="1" w:space="0"/>
-              <w:bottom w:val="single" w:color="CCCCCC" w:sz="1" w:space="0"/>
-              <w:right w:val="single" w:color="CCCCCC" w:sz="1" w:space="0"/>
+              <w:top w:val="single" w:sz="1" w:space="0" w:color="CCCCCC"/>
+              <w:left w:val="single" w:sz="1" w:space="0" w:color="CCCCCC"/>
+              <w:bottom w:val="single" w:sz="1" w:space="0" w:color="CCCCCC"/>
+              <w:right w:val="single" w:sz="1" w:space="0" w:color="CCCCCC"/>
             </w:tcBorders>
             <w:shd w:val="clear" w:color="auto" w:fill="FFFFFF"/>
             <w:tcMar>
@@ -3424,10 +4288,10 @@
           <w:tcPr>
             <w:tcW w:w="2700" w:type="dxa"/>
             <w:tcBorders>
-              <w:top w:val="single" w:color="CCCCCC" w:sz="1" w:space="0"/>
-              <w:left w:val="single" w:color="CCCCCC" w:sz="1" w:space="0"/>
-              <w:bottom w:val="single" w:color="CCCCCC" w:sz="1" w:space="0"/>
-              <w:right w:val="single" w:color="CCCCCC" w:sz="1" w:space="0"/>
+              <w:top w:val="single" w:sz="1" w:space="0" w:color="CCCCCC"/>
+              <w:left w:val="single" w:sz="1" w:space="0" w:color="CCCCCC"/>
+              <w:bottom w:val="single" w:sz="1" w:space="0" w:color="CCCCCC"/>
+              <w:right w:val="single" w:sz="1" w:space="0" w:color="CCCCCC"/>
             </w:tcBorders>
             <w:shd w:val="clear" w:color="auto" w:fill="FFFFFF"/>
             <w:tcMar>
@@ -3462,10 +4326,10 @@
           <w:tcPr>
             <w:tcW w:w="2700" w:type="dxa"/>
             <w:tcBorders>
-              <w:top w:val="single" w:color="CCCCCC" w:sz="1" w:space="0"/>
-              <w:left w:val="single" w:color="CCCCCC" w:sz="1" w:space="0"/>
-              <w:bottom w:val="single" w:color="CCCCCC" w:sz="1" w:space="0"/>
-              <w:right w:val="single" w:color="CCCCCC" w:sz="1" w:space="0"/>
+              <w:top w:val="single" w:sz="1" w:space="0" w:color="CCCCCC"/>
+              <w:left w:val="single" w:sz="1" w:space="0" w:color="CCCCCC"/>
+              <w:bottom w:val="single" w:sz="1" w:space="0" w:color="CCCCCC"/>
+              <w:right w:val="single" w:sz="1" w:space="0" w:color="CCCCCC"/>
             </w:tcBorders>
             <w:shd w:val="clear" w:color="auto" w:fill="FFFFFF"/>
             <w:tcMar>
@@ -3500,10 +4364,10 @@
           <w:tcPr>
             <w:tcW w:w="3300" w:type="dxa"/>
             <w:tcBorders>
-              <w:top w:val="single" w:color="CCCCCC" w:sz="1" w:space="0"/>
-              <w:left w:val="single" w:color="CCCCCC" w:sz="1" w:space="0"/>
-              <w:bottom w:val="single" w:color="CCCCCC" w:sz="1" w:space="0"/>
-              <w:right w:val="single" w:color="CCCCCC" w:sz="1" w:space="0"/>
+              <w:top w:val="single" w:sz="1" w:space="0" w:color="CCCCCC"/>
+              <w:left w:val="single" w:sz="1" w:space="0" w:color="CCCCCC"/>
+              <w:bottom w:val="single" w:sz="1" w:space="0" w:color="CCCCCC"/>
+              <w:right w:val="single" w:sz="1" w:space="0" w:color="CCCCCC"/>
             </w:tcBorders>
             <w:shd w:val="clear" w:color="auto" w:fill="FFFFFF"/>
             <w:tcMar>
@@ -3547,10 +4411,10 @@
           <w:tcPr>
             <w:tcW w:w="2700" w:type="dxa"/>
             <w:tcBorders>
-              <w:top w:val="single" w:color="CCCCCC" w:sz="1" w:space="0"/>
-              <w:left w:val="single" w:color="CCCCCC" w:sz="1" w:space="0"/>
-              <w:bottom w:val="single" w:color="CCCCCC" w:sz="1" w:space="0"/>
-              <w:right w:val="single" w:color="CCCCCC" w:sz="1" w:space="0"/>
+              <w:top w:val="single" w:sz="1" w:space="0" w:color="CCCCCC"/>
+              <w:left w:val="single" w:sz="1" w:space="0" w:color="CCCCCC"/>
+              <w:bottom w:val="single" w:sz="1" w:space="0" w:color="CCCCCC"/>
+              <w:right w:val="single" w:sz="1" w:space="0" w:color="CCCCCC"/>
             </w:tcBorders>
             <w:shd w:val="clear" w:color="auto" w:fill="FFFFFF"/>
             <w:tcMar>
@@ -3585,10 +4449,10 @@
           <w:tcPr>
             <w:tcW w:w="2700" w:type="dxa"/>
             <w:tcBorders>
-              <w:top w:val="single" w:color="CCCCCC" w:sz="1" w:space="0"/>
-              <w:left w:val="single" w:color="CCCCCC" w:sz="1" w:space="0"/>
-              <w:bottom w:val="single" w:color="CCCCCC" w:sz="1" w:space="0"/>
-              <w:right w:val="single" w:color="CCCCCC" w:sz="1" w:space="0"/>
+              <w:top w:val="single" w:sz="1" w:space="0" w:color="CCCCCC"/>
+              <w:left w:val="single" w:sz="1" w:space="0" w:color="CCCCCC"/>
+              <w:bottom w:val="single" w:sz="1" w:space="0" w:color="CCCCCC"/>
+              <w:right w:val="single" w:sz="1" w:space="0" w:color="CCCCCC"/>
             </w:tcBorders>
             <w:shd w:val="clear" w:color="auto" w:fill="FFFFFF"/>
             <w:tcMar>
@@ -3623,10 +4487,10 @@
           <w:tcPr>
             <w:tcW w:w="3300" w:type="dxa"/>
             <w:tcBorders>
-              <w:top w:val="single" w:color="CCCCCC" w:sz="1" w:space="0"/>
-              <w:left w:val="single" w:color="CCCCCC" w:sz="1" w:space="0"/>
-              <w:bottom w:val="single" w:color="CCCCCC" w:sz="1" w:space="0"/>
-              <w:right w:val="single" w:color="CCCCCC" w:sz="1" w:space="0"/>
+              <w:top w:val="single" w:sz="1" w:space="0" w:color="CCCCCC"/>
+              <w:left w:val="single" w:sz="1" w:space="0" w:color="CCCCCC"/>
+              <w:bottom w:val="single" w:sz="1" w:space="0" w:color="CCCCCC"/>
+              <w:right w:val="single" w:sz="1" w:space="0" w:color="CCCCCC"/>
             </w:tcBorders>
             <w:shd w:val="clear" w:color="auto" w:fill="FFFFFF"/>
             <w:tcMar>
@@ -3681,10 +4545,10 @@
           <w:tcPr>
             <w:tcW w:w="2700" w:type="dxa"/>
             <w:tcBorders>
-              <w:top w:val="single" w:color="CCCCCC" w:sz="1" w:space="0"/>
-              <w:left w:val="single" w:color="CCCCCC" w:sz="1" w:space="0"/>
-              <w:bottom w:val="single" w:color="CCCCCC" w:sz="1" w:space="0"/>
-              <w:right w:val="single" w:color="CCCCCC" w:sz="1" w:space="0"/>
+              <w:top w:val="single" w:sz="1" w:space="0" w:color="CCCCCC"/>
+              <w:left w:val="single" w:sz="1" w:space="0" w:color="CCCCCC"/>
+              <w:bottom w:val="single" w:sz="1" w:space="0" w:color="CCCCCC"/>
+              <w:right w:val="single" w:sz="1" w:space="0" w:color="CCCCCC"/>
             </w:tcBorders>
             <w:shd w:val="clear" w:color="auto" w:fill="FFFFFF"/>
             <w:tcMar>
@@ -3717,10 +4581,10 @@
           <w:tcPr>
             <w:tcW w:w="2700" w:type="dxa"/>
             <w:tcBorders>
-              <w:top w:val="single" w:color="CCCCCC" w:sz="1" w:space="0"/>
-              <w:left w:val="single" w:color="CCCCCC" w:sz="1" w:space="0"/>
-              <w:bottom w:val="single" w:color="CCCCCC" w:sz="1" w:space="0"/>
-              <w:right w:val="single" w:color="CCCCCC" w:sz="1" w:space="0"/>
+              <w:top w:val="single" w:sz="1" w:space="0" w:color="CCCCCC"/>
+              <w:left w:val="single" w:sz="1" w:space="0" w:color="CCCCCC"/>
+              <w:bottom w:val="single" w:sz="1" w:space="0" w:color="CCCCCC"/>
+              <w:right w:val="single" w:sz="1" w:space="0" w:color="CCCCCC"/>
             </w:tcBorders>
             <w:shd w:val="clear" w:color="auto" w:fill="FFFFFF"/>
             <w:tcMar>
@@ -3755,10 +4619,10 @@
           <w:tcPr>
             <w:tcW w:w="3300" w:type="dxa"/>
             <w:tcBorders>
-              <w:top w:val="single" w:color="CCCCCC" w:sz="1" w:space="0"/>
-              <w:left w:val="single" w:color="CCCCCC" w:sz="1" w:space="0"/>
-              <w:bottom w:val="single" w:color="CCCCCC" w:sz="1" w:space="0"/>
-              <w:right w:val="single" w:color="CCCCCC" w:sz="1" w:space="0"/>
+              <w:top w:val="single" w:sz="1" w:space="0" w:color="CCCCCC"/>
+              <w:left w:val="single" w:sz="1" w:space="0" w:color="CCCCCC"/>
+              <w:bottom w:val="single" w:sz="1" w:space="0" w:color="CCCCCC"/>
+              <w:right w:val="single" w:sz="1" w:space="0" w:color="CCCCCC"/>
             </w:tcBorders>
             <w:shd w:val="clear" w:color="auto" w:fill="FFFFFF"/>
             <w:tcMar>
@@ -3802,10 +4666,10 @@
           <w:tcPr>
             <w:tcW w:w="2700" w:type="dxa"/>
             <w:tcBorders>
-              <w:top w:val="single" w:color="CCCCCC" w:sz="1" w:space="0"/>
-              <w:left w:val="single" w:color="CCCCCC" w:sz="1" w:space="0"/>
-              <w:bottom w:val="single" w:color="CCCCCC" w:sz="1" w:space="0"/>
-              <w:right w:val="single" w:color="CCCCCC" w:sz="1" w:space="0"/>
+              <w:top w:val="single" w:sz="1" w:space="0" w:color="CCCCCC"/>
+              <w:left w:val="single" w:sz="1" w:space="0" w:color="CCCCCC"/>
+              <w:bottom w:val="single" w:sz="1" w:space="0" w:color="CCCCCC"/>
+              <w:right w:val="single" w:sz="1" w:space="0" w:color="CCCCCC"/>
             </w:tcBorders>
             <w:shd w:val="clear" w:color="auto" w:fill="FFFFFF"/>
             <w:tcMar>
@@ -3838,10 +4702,10 @@
           <w:tcPr>
             <w:tcW w:w="2700" w:type="dxa"/>
             <w:tcBorders>
-              <w:top w:val="single" w:color="CCCCCC" w:sz="1" w:space="0"/>
-              <w:left w:val="single" w:color="CCCCCC" w:sz="1" w:space="0"/>
-              <w:bottom w:val="single" w:color="CCCCCC" w:sz="1" w:space="0"/>
-              <w:right w:val="single" w:color="CCCCCC" w:sz="1" w:space="0"/>
+              <w:top w:val="single" w:sz="1" w:space="0" w:color="CCCCCC"/>
+              <w:left w:val="single" w:sz="1" w:space="0" w:color="CCCCCC"/>
+              <w:bottom w:val="single" w:sz="1" w:space="0" w:color="CCCCCC"/>
+              <w:right w:val="single" w:sz="1" w:space="0" w:color="CCCCCC"/>
             </w:tcBorders>
             <w:shd w:val="clear" w:color="auto" w:fill="FFFFFF"/>
             <w:tcMar>
@@ -3876,10 +4740,10 @@
           <w:tcPr>
             <w:tcW w:w="3300" w:type="dxa"/>
             <w:tcBorders>
-              <w:top w:val="single" w:color="CCCCCC" w:sz="1" w:space="0"/>
-              <w:left w:val="single" w:color="CCCCCC" w:sz="1" w:space="0"/>
-              <w:bottom w:val="single" w:color="CCCCCC" w:sz="1" w:space="0"/>
-              <w:right w:val="single" w:color="CCCCCC" w:sz="1" w:space="0"/>
+              <w:top w:val="single" w:sz="1" w:space="0" w:color="CCCCCC"/>
+              <w:left w:val="single" w:sz="1" w:space="0" w:color="CCCCCC"/>
+              <w:bottom w:val="single" w:sz="1" w:space="0" w:color="CCCCCC"/>
+              <w:right w:val="single" w:sz="1" w:space="0" w:color="CCCCCC"/>
             </w:tcBorders>
             <w:shd w:val="clear" w:color="auto" w:fill="FFFFFF"/>
             <w:tcMar>
@@ -3913,10 +4777,10 @@
           <w:tcPr>
             <w:tcW w:w="2700" w:type="dxa"/>
             <w:tcBorders>
-              <w:top w:val="single" w:color="CCCCCC" w:sz="1" w:space="0"/>
-              <w:left w:val="single" w:color="CCCCCC" w:sz="1" w:space="0"/>
-              <w:bottom w:val="single" w:color="CCCCCC" w:sz="1" w:space="0"/>
-              <w:right w:val="single" w:color="CCCCCC" w:sz="1" w:space="0"/>
+              <w:top w:val="single" w:sz="1" w:space="0" w:color="CCCCCC"/>
+              <w:left w:val="single" w:sz="1" w:space="0" w:color="CCCCCC"/>
+              <w:bottom w:val="single" w:sz="1" w:space="0" w:color="CCCCCC"/>
+              <w:right w:val="single" w:sz="1" w:space="0" w:color="CCCCCC"/>
             </w:tcBorders>
             <w:shd w:val="clear" w:color="auto" w:fill="FFFFFF"/>
             <w:tcMar>
@@ -3949,10 +4813,10 @@
           <w:tcPr>
             <w:tcW w:w="2700" w:type="dxa"/>
             <w:tcBorders>
-              <w:top w:val="single" w:color="CCCCCC" w:sz="1" w:space="0"/>
-              <w:left w:val="single" w:color="CCCCCC" w:sz="1" w:space="0"/>
-              <w:bottom w:val="single" w:color="CCCCCC" w:sz="1" w:space="0"/>
-              <w:right w:val="single" w:color="CCCCCC" w:sz="1" w:space="0"/>
+              <w:top w:val="single" w:sz="1" w:space="0" w:color="CCCCCC"/>
+              <w:left w:val="single" w:sz="1" w:space="0" w:color="CCCCCC"/>
+              <w:bottom w:val="single" w:sz="1" w:space="0" w:color="CCCCCC"/>
+              <w:right w:val="single" w:sz="1" w:space="0" w:color="CCCCCC"/>
             </w:tcBorders>
             <w:shd w:val="clear" w:color="auto" w:fill="FFFFFF"/>
             <w:tcMar>
@@ -4506,6 +5370,7 @@
         <w:rPr>
           <w:rFonts w:ascii="Helvetica" w:hAnsi="Helvetica"/>
           <w:b/>
+          <w:lang w:val="en-US"/>
         </w:rPr>
         <w:t>schedule.h</w:t>
       </w:r>
@@ -4514,6 +5379,7 @@
         <w:rPr>
           <w:rFonts w:ascii="Helvetica" w:hAnsi="Helvetica"/>
           <w:b/>
+          <w:lang w:val="en-US"/>
         </w:rPr>
         <w:t xml:space="preserve"> / </w:t>
       </w:r>
@@ -4522,6 +5388,7 @@
         <w:rPr>
           <w:rFonts w:ascii="Helvetica" w:hAnsi="Helvetica"/>
           <w:b/>
+          <w:lang w:val="en-US"/>
         </w:rPr>
         <w:t>schedule.c</w:t>
       </w:r>
@@ -4530,6 +5397,7 @@
         <w:rPr>
           <w:rFonts w:ascii="Helvetica" w:hAnsi="Helvetica"/>
           <w:b/>
+          <w:lang w:val="en-US"/>
         </w:rPr>
         <w:t xml:space="preserve"> </w:t>
       </w:r>
@@ -4694,12 +5562,12 @@
       <w:tblPr>
         <w:tblW w:w="9000" w:type="dxa"/>
         <w:tblBorders>
-          <w:top w:val="single" w:color="auto" w:sz="4" w:space="0"/>
-          <w:left w:val="single" w:color="auto" w:sz="4" w:space="0"/>
-          <w:bottom w:val="single" w:color="auto" w:sz="4" w:space="0"/>
-          <w:right w:val="single" w:color="auto" w:sz="4" w:space="0"/>
-          <w:insideH w:val="single" w:color="auto" w:sz="4" w:space="0"/>
-          <w:insideV w:val="single" w:color="auto" w:sz="4" w:space="0"/>
+          <w:top w:val="single" w:sz="4" w:space="0" w:color="auto"/>
+          <w:left w:val="single" w:sz="4" w:space="0" w:color="auto"/>
+          <w:bottom w:val="single" w:sz="4" w:space="0" w:color="auto"/>
+          <w:right w:val="single" w:sz="4" w:space="0" w:color="auto"/>
+          <w:insideH w:val="single" w:sz="4" w:space="0" w:color="auto"/>
+          <w:insideV w:val="single" w:sz="4" w:space="0" w:color="auto"/>
         </w:tblBorders>
         <w:tblCellMar>
           <w:left w:w="10" w:type="dxa"/>
@@ -4720,10 +5588,10 @@
           <w:tcPr>
             <w:tcW w:w="2000" w:type="dxa"/>
             <w:tcBorders>
-              <w:top w:val="single" w:color="CCCCCC" w:sz="1" w:space="0"/>
-              <w:left w:val="single" w:color="CCCCCC" w:sz="1" w:space="0"/>
-              <w:bottom w:val="single" w:color="CCCCCC" w:sz="1" w:space="0"/>
-              <w:right w:val="single" w:color="CCCCCC" w:sz="1" w:space="0"/>
+              <w:top w:val="single" w:sz="1" w:space="0" w:color="CCCCCC"/>
+              <w:left w:val="single" w:sz="1" w:space="0" w:color="CCCCCC"/>
+              <w:bottom w:val="single" w:sz="1" w:space="0" w:color="CCCCCC"/>
+              <w:right w:val="single" w:sz="1" w:space="0" w:color="CCCCCC"/>
             </w:tcBorders>
             <w:shd w:val="clear" w:color="auto" w:fill="2E75B6"/>
             <w:tcMar>
@@ -4758,10 +5626,10 @@
           <w:tcPr>
             <w:tcW w:w="2000" w:type="dxa"/>
             <w:tcBorders>
-              <w:top w:val="single" w:color="CCCCCC" w:sz="1" w:space="0"/>
-              <w:left w:val="single" w:color="CCCCCC" w:sz="1" w:space="0"/>
-              <w:bottom w:val="single" w:color="CCCCCC" w:sz="1" w:space="0"/>
-              <w:right w:val="single" w:color="CCCCCC" w:sz="1" w:space="0"/>
+              <w:top w:val="single" w:sz="1" w:space="0" w:color="CCCCCC"/>
+              <w:left w:val="single" w:sz="1" w:space="0" w:color="CCCCCC"/>
+              <w:bottom w:val="single" w:sz="1" w:space="0" w:color="CCCCCC"/>
+              <w:right w:val="single" w:sz="1" w:space="0" w:color="CCCCCC"/>
             </w:tcBorders>
             <w:shd w:val="clear" w:color="auto" w:fill="2E75B6"/>
             <w:tcMar>
@@ -4796,10 +5664,10 @@
           <w:tcPr>
             <w:tcW w:w="5000" w:type="dxa"/>
             <w:tcBorders>
-              <w:top w:val="single" w:color="CCCCCC" w:sz="1" w:space="0"/>
-              <w:left w:val="single" w:color="CCCCCC" w:sz="1" w:space="0"/>
-              <w:bottom w:val="single" w:color="CCCCCC" w:sz="1" w:space="0"/>
-              <w:right w:val="single" w:color="CCCCCC" w:sz="1" w:space="0"/>
+              <w:top w:val="single" w:sz="1" w:space="0" w:color="CCCCCC"/>
+              <w:left w:val="single" w:sz="1" w:space="0" w:color="CCCCCC"/>
+              <w:bottom w:val="single" w:sz="1" w:space="0" w:color="CCCCCC"/>
+              <w:right w:val="single" w:sz="1" w:space="0" w:color="CCCCCC"/>
             </w:tcBorders>
             <w:shd w:val="clear" w:color="auto" w:fill="2E75B6"/>
             <w:tcMar>
@@ -4836,10 +5704,10 @@
           <w:tcPr>
             <w:tcW w:w="2000" w:type="dxa"/>
             <w:tcBorders>
-              <w:top w:val="single" w:color="CCCCCC" w:sz="1" w:space="0"/>
-              <w:left w:val="single" w:color="CCCCCC" w:sz="1" w:space="0"/>
-              <w:bottom w:val="single" w:color="CCCCCC" w:sz="1" w:space="0"/>
-              <w:right w:val="single" w:color="CCCCCC" w:sz="1" w:space="0"/>
+              <w:top w:val="single" w:sz="1" w:space="0" w:color="CCCCCC"/>
+              <w:left w:val="single" w:sz="1" w:space="0" w:color="CCCCCC"/>
+              <w:bottom w:val="single" w:sz="1" w:space="0" w:color="CCCCCC"/>
+              <w:right w:val="single" w:sz="1" w:space="0" w:color="CCCCCC"/>
             </w:tcBorders>
             <w:shd w:val="clear" w:color="auto" w:fill="FFFFFF"/>
             <w:tcMar>
@@ -4872,10 +5740,10 @@
           <w:tcPr>
             <w:tcW w:w="2000" w:type="dxa"/>
             <w:tcBorders>
-              <w:top w:val="single" w:color="CCCCCC" w:sz="1" w:space="0"/>
-              <w:left w:val="single" w:color="CCCCCC" w:sz="1" w:space="0"/>
-              <w:bottom w:val="single" w:color="CCCCCC" w:sz="1" w:space="0"/>
-              <w:right w:val="single" w:color="CCCCCC" w:sz="1" w:space="0"/>
+              <w:top w:val="single" w:sz="1" w:space="0" w:color="CCCCCC"/>
+              <w:left w:val="single" w:sz="1" w:space="0" w:color="CCCCCC"/>
+              <w:bottom w:val="single" w:sz="1" w:space="0" w:color="CCCCCC"/>
+              <w:right w:val="single" w:sz="1" w:space="0" w:color="CCCCCC"/>
             </w:tcBorders>
             <w:shd w:val="clear" w:color="auto" w:fill="FFFFFF"/>
             <w:tcMar>
@@ -4910,10 +5778,10 @@
           <w:tcPr>
             <w:tcW w:w="5000" w:type="dxa"/>
             <w:tcBorders>
-              <w:top w:val="single" w:color="CCCCCC" w:sz="1" w:space="0"/>
-              <w:left w:val="single" w:color="CCCCCC" w:sz="1" w:space="0"/>
-              <w:bottom w:val="single" w:color="CCCCCC" w:sz="1" w:space="0"/>
-              <w:right w:val="single" w:color="CCCCCC" w:sz="1" w:space="0"/>
+              <w:top w:val="single" w:sz="1" w:space="0" w:color="CCCCCC"/>
+              <w:left w:val="single" w:sz="1" w:space="0" w:color="CCCCCC"/>
+              <w:bottom w:val="single" w:sz="1" w:space="0" w:color="CCCCCC"/>
+              <w:right w:val="single" w:sz="1" w:space="0" w:color="CCCCCC"/>
             </w:tcBorders>
             <w:shd w:val="clear" w:color="auto" w:fill="FFFFFF"/>
             <w:tcMar>
@@ -4968,10 +5836,10 @@
           <w:tcPr>
             <w:tcW w:w="2000" w:type="dxa"/>
             <w:tcBorders>
-              <w:top w:val="single" w:color="CCCCCC" w:sz="1" w:space="0"/>
-              <w:left w:val="single" w:color="CCCCCC" w:sz="1" w:space="0"/>
-              <w:bottom w:val="single" w:color="CCCCCC" w:sz="1" w:space="0"/>
-              <w:right w:val="single" w:color="CCCCCC" w:sz="1" w:space="0"/>
+              <w:top w:val="single" w:sz="1" w:space="0" w:color="CCCCCC"/>
+              <w:left w:val="single" w:sz="1" w:space="0" w:color="CCCCCC"/>
+              <w:bottom w:val="single" w:sz="1" w:space="0" w:color="CCCCCC"/>
+              <w:right w:val="single" w:sz="1" w:space="0" w:color="CCCCCC"/>
             </w:tcBorders>
             <w:shd w:val="clear" w:color="auto" w:fill="FFFFFF"/>
             <w:tcMar>
@@ -5004,10 +5872,10 @@
           <w:tcPr>
             <w:tcW w:w="2000" w:type="dxa"/>
             <w:tcBorders>
-              <w:top w:val="single" w:color="CCCCCC" w:sz="1" w:space="0"/>
-              <w:left w:val="single" w:color="CCCCCC" w:sz="1" w:space="0"/>
-              <w:bottom w:val="single" w:color="CCCCCC" w:sz="1" w:space="0"/>
-              <w:right w:val="single" w:color="CCCCCC" w:sz="1" w:space="0"/>
+              <w:top w:val="single" w:sz="1" w:space="0" w:color="CCCCCC"/>
+              <w:left w:val="single" w:sz="1" w:space="0" w:color="CCCCCC"/>
+              <w:bottom w:val="single" w:sz="1" w:space="0" w:color="CCCCCC"/>
+              <w:right w:val="single" w:sz="1" w:space="0" w:color="CCCCCC"/>
             </w:tcBorders>
             <w:shd w:val="clear" w:color="auto" w:fill="FFFFFF"/>
             <w:tcMar>
@@ -5051,10 +5919,10 @@
           <w:tcPr>
             <w:tcW w:w="5000" w:type="dxa"/>
             <w:tcBorders>
-              <w:top w:val="single" w:color="CCCCCC" w:sz="1" w:space="0"/>
-              <w:left w:val="single" w:color="CCCCCC" w:sz="1" w:space="0"/>
-              <w:bottom w:val="single" w:color="CCCCCC" w:sz="1" w:space="0"/>
-              <w:right w:val="single" w:color="CCCCCC" w:sz="1" w:space="0"/>
+              <w:top w:val="single" w:sz="1" w:space="0" w:color="CCCCCC"/>
+              <w:left w:val="single" w:sz="1" w:space="0" w:color="CCCCCC"/>
+              <w:bottom w:val="single" w:sz="1" w:space="0" w:color="CCCCCC"/>
+              <w:right w:val="single" w:sz="1" w:space="0" w:color="CCCCCC"/>
             </w:tcBorders>
             <w:shd w:val="clear" w:color="auto" w:fill="FFFFFF"/>
             <w:tcMar>
@@ -5089,10 +5957,10 @@
           <w:tcPr>
             <w:tcW w:w="2000" w:type="dxa"/>
             <w:tcBorders>
-              <w:top w:val="single" w:color="CCCCCC" w:sz="1" w:space="0"/>
-              <w:left w:val="single" w:color="CCCCCC" w:sz="1" w:space="0"/>
-              <w:bottom w:val="single" w:color="CCCCCC" w:sz="1" w:space="0"/>
-              <w:right w:val="single" w:color="CCCCCC" w:sz="1" w:space="0"/>
+              <w:top w:val="single" w:sz="1" w:space="0" w:color="CCCCCC"/>
+              <w:left w:val="single" w:sz="1" w:space="0" w:color="CCCCCC"/>
+              <w:bottom w:val="single" w:sz="1" w:space="0" w:color="CCCCCC"/>
+              <w:right w:val="single" w:sz="1" w:space="0" w:color="CCCCCC"/>
             </w:tcBorders>
             <w:shd w:val="clear" w:color="auto" w:fill="FFFFFF"/>
             <w:tcMar>
@@ -5125,10 +5993,10 @@
           <w:tcPr>
             <w:tcW w:w="2000" w:type="dxa"/>
             <w:tcBorders>
-              <w:top w:val="single" w:color="CCCCCC" w:sz="1" w:space="0"/>
-              <w:left w:val="single" w:color="CCCCCC" w:sz="1" w:space="0"/>
-              <w:bottom w:val="single" w:color="CCCCCC" w:sz="1" w:space="0"/>
-              <w:right w:val="single" w:color="CCCCCC" w:sz="1" w:space="0"/>
+              <w:top w:val="single" w:sz="1" w:space="0" w:color="CCCCCC"/>
+              <w:left w:val="single" w:sz="1" w:space="0" w:color="CCCCCC"/>
+              <w:bottom w:val="single" w:sz="1" w:space="0" w:color="CCCCCC"/>
+              <w:right w:val="single" w:sz="1" w:space="0" w:color="CCCCCC"/>
             </w:tcBorders>
             <w:shd w:val="clear" w:color="auto" w:fill="FFFFFF"/>
             <w:tcMar>
@@ -5161,10 +6029,10 @@
           <w:tcPr>
             <w:tcW w:w="5000" w:type="dxa"/>
             <w:tcBorders>
-              <w:top w:val="single" w:color="CCCCCC" w:sz="1" w:space="0"/>
-              <w:left w:val="single" w:color="CCCCCC" w:sz="1" w:space="0"/>
-              <w:bottom w:val="single" w:color="CCCCCC" w:sz="1" w:space="0"/>
-              <w:right w:val="single" w:color="CCCCCC" w:sz="1" w:space="0"/>
+              <w:top w:val="single" w:sz="1" w:space="0" w:color="CCCCCC"/>
+              <w:left w:val="single" w:sz="1" w:space="0" w:color="CCCCCC"/>
+              <w:bottom w:val="single" w:sz="1" w:space="0" w:color="CCCCCC"/>
+              <w:right w:val="single" w:sz="1" w:space="0" w:color="CCCCCC"/>
             </w:tcBorders>
             <w:shd w:val="clear" w:color="auto" w:fill="FFFFFF"/>
             <w:tcMar>
@@ -5210,10 +6078,10 @@
           <w:tcPr>
             <w:tcW w:w="2000" w:type="dxa"/>
             <w:tcBorders>
-              <w:top w:val="single" w:color="CCCCCC" w:sz="1" w:space="0"/>
-              <w:left w:val="single" w:color="CCCCCC" w:sz="1" w:space="0"/>
-              <w:bottom w:val="single" w:color="CCCCCC" w:sz="1" w:space="0"/>
-              <w:right w:val="single" w:color="CCCCCC" w:sz="1" w:space="0"/>
+              <w:top w:val="single" w:sz="1" w:space="0" w:color="CCCCCC"/>
+              <w:left w:val="single" w:sz="1" w:space="0" w:color="CCCCCC"/>
+              <w:bottom w:val="single" w:sz="1" w:space="0" w:color="CCCCCC"/>
+              <w:right w:val="single" w:sz="1" w:space="0" w:color="CCCCCC"/>
             </w:tcBorders>
             <w:shd w:val="clear" w:color="auto" w:fill="FFFFFF"/>
             <w:tcMar>
@@ -5246,10 +6114,10 @@
           <w:tcPr>
             <w:tcW w:w="2000" w:type="dxa"/>
             <w:tcBorders>
-              <w:top w:val="single" w:color="CCCCCC" w:sz="1" w:space="0"/>
-              <w:left w:val="single" w:color="CCCCCC" w:sz="1" w:space="0"/>
-              <w:bottom w:val="single" w:color="CCCCCC" w:sz="1" w:space="0"/>
-              <w:right w:val="single" w:color="CCCCCC" w:sz="1" w:space="0"/>
+              <w:top w:val="single" w:sz="1" w:space="0" w:color="CCCCCC"/>
+              <w:left w:val="single" w:sz="1" w:space="0" w:color="CCCCCC"/>
+              <w:bottom w:val="single" w:sz="1" w:space="0" w:color="CCCCCC"/>
+              <w:right w:val="single" w:sz="1" w:space="0" w:color="CCCCCC"/>
             </w:tcBorders>
             <w:shd w:val="clear" w:color="auto" w:fill="FFFFFF"/>
             <w:tcMar>
@@ -5293,10 +6161,10 @@
           <w:tcPr>
             <w:tcW w:w="5000" w:type="dxa"/>
             <w:tcBorders>
-              <w:top w:val="single" w:color="CCCCCC" w:sz="1" w:space="0"/>
-              <w:left w:val="single" w:color="CCCCCC" w:sz="1" w:space="0"/>
-              <w:bottom w:val="single" w:color="CCCCCC" w:sz="1" w:space="0"/>
-              <w:right w:val="single" w:color="CCCCCC" w:sz="1" w:space="0"/>
+              <w:top w:val="single" w:sz="1" w:space="0" w:color="CCCCCC"/>
+              <w:left w:val="single" w:sz="1" w:space="0" w:color="CCCCCC"/>
+              <w:bottom w:val="single" w:sz="1" w:space="0" w:color="CCCCCC"/>
+              <w:right w:val="single" w:sz="1" w:space="0" w:color="CCCCCC"/>
             </w:tcBorders>
             <w:shd w:val="clear" w:color="auto" w:fill="FFFFFF"/>
             <w:tcMar>
@@ -5331,10 +6199,10 @@
           <w:tcPr>
             <w:tcW w:w="2000" w:type="dxa"/>
             <w:tcBorders>
-              <w:top w:val="single" w:color="CCCCCC" w:sz="1" w:space="0"/>
-              <w:left w:val="single" w:color="CCCCCC" w:sz="1" w:space="0"/>
-              <w:bottom w:val="single" w:color="CCCCCC" w:sz="1" w:space="0"/>
-              <w:right w:val="single" w:color="CCCCCC" w:sz="1" w:space="0"/>
+              <w:top w:val="single" w:sz="1" w:space="0" w:color="CCCCCC"/>
+              <w:left w:val="single" w:sz="1" w:space="0" w:color="CCCCCC"/>
+              <w:bottom w:val="single" w:sz="1" w:space="0" w:color="CCCCCC"/>
+              <w:right w:val="single" w:sz="1" w:space="0" w:color="CCCCCC"/>
             </w:tcBorders>
             <w:shd w:val="clear" w:color="auto" w:fill="FFFFFF"/>
             <w:tcMar>
@@ -5367,10 +6235,10 @@
           <w:tcPr>
             <w:tcW w:w="2000" w:type="dxa"/>
             <w:tcBorders>
-              <w:top w:val="single" w:color="CCCCCC" w:sz="1" w:space="0"/>
-              <w:left w:val="single" w:color="CCCCCC" w:sz="1" w:space="0"/>
-              <w:bottom w:val="single" w:color="CCCCCC" w:sz="1" w:space="0"/>
-              <w:right w:val="single" w:color="CCCCCC" w:sz="1" w:space="0"/>
+              <w:top w:val="single" w:sz="1" w:space="0" w:color="CCCCCC"/>
+              <w:left w:val="single" w:sz="1" w:space="0" w:color="CCCCCC"/>
+              <w:bottom w:val="single" w:sz="1" w:space="0" w:color="CCCCCC"/>
+              <w:right w:val="single" w:sz="1" w:space="0" w:color="CCCCCC"/>
             </w:tcBorders>
             <w:shd w:val="clear" w:color="auto" w:fill="FFFFFF"/>
             <w:tcMar>
@@ -5414,10 +6282,10 @@
           <w:tcPr>
             <w:tcW w:w="5000" w:type="dxa"/>
             <w:tcBorders>
-              <w:top w:val="single" w:color="CCCCCC" w:sz="1" w:space="0"/>
-              <w:left w:val="single" w:color="CCCCCC" w:sz="1" w:space="0"/>
-              <w:bottom w:val="single" w:color="CCCCCC" w:sz="1" w:space="0"/>
-              <w:right w:val="single" w:color="CCCCCC" w:sz="1" w:space="0"/>
+              <w:top w:val="single" w:sz="1" w:space="0" w:color="CCCCCC"/>
+              <w:left w:val="single" w:sz="1" w:space="0" w:color="CCCCCC"/>
+              <w:bottom w:val="single" w:sz="1" w:space="0" w:color="CCCCCC"/>
+              <w:right w:val="single" w:sz="1" w:space="0" w:color="CCCCCC"/>
             </w:tcBorders>
             <w:shd w:val="clear" w:color="auto" w:fill="FFFFFF"/>
             <w:tcMar>
@@ -5452,10 +6320,10 @@
           <w:tcPr>
             <w:tcW w:w="2000" w:type="dxa"/>
             <w:tcBorders>
-              <w:top w:val="single" w:color="CCCCCC" w:sz="1" w:space="0"/>
-              <w:left w:val="single" w:color="CCCCCC" w:sz="1" w:space="0"/>
-              <w:bottom w:val="single" w:color="CCCCCC" w:sz="1" w:space="0"/>
-              <w:right w:val="single" w:color="CCCCCC" w:sz="1" w:space="0"/>
+              <w:top w:val="single" w:sz="1" w:space="0" w:color="CCCCCC"/>
+              <w:left w:val="single" w:sz="1" w:space="0" w:color="CCCCCC"/>
+              <w:bottom w:val="single" w:sz="1" w:space="0" w:color="CCCCCC"/>
+              <w:right w:val="single" w:sz="1" w:space="0" w:color="CCCCCC"/>
             </w:tcBorders>
             <w:shd w:val="clear" w:color="auto" w:fill="FFFFFF"/>
             <w:tcMar>
@@ -5490,10 +6358,10 @@
           <w:tcPr>
             <w:tcW w:w="2000" w:type="dxa"/>
             <w:tcBorders>
-              <w:top w:val="single" w:color="CCCCCC" w:sz="1" w:space="0"/>
-              <w:left w:val="single" w:color="CCCCCC" w:sz="1" w:space="0"/>
-              <w:bottom w:val="single" w:color="CCCCCC" w:sz="1" w:space="0"/>
-              <w:right w:val="single" w:color="CCCCCC" w:sz="1" w:space="0"/>
+              <w:top w:val="single" w:sz="1" w:space="0" w:color="CCCCCC"/>
+              <w:left w:val="single" w:sz="1" w:space="0" w:color="CCCCCC"/>
+              <w:bottom w:val="single" w:sz="1" w:space="0" w:color="CCCCCC"/>
+              <w:right w:val="single" w:sz="1" w:space="0" w:color="CCCCCC"/>
             </w:tcBorders>
             <w:shd w:val="clear" w:color="auto" w:fill="FFFFFF"/>
             <w:tcMar>
@@ -5537,10 +6405,10 @@
           <w:tcPr>
             <w:tcW w:w="5000" w:type="dxa"/>
             <w:tcBorders>
-              <w:top w:val="single" w:color="CCCCCC" w:sz="1" w:space="0"/>
-              <w:left w:val="single" w:color="CCCCCC" w:sz="1" w:space="0"/>
-              <w:bottom w:val="single" w:color="CCCCCC" w:sz="1" w:space="0"/>
-              <w:right w:val="single" w:color="CCCCCC" w:sz="1" w:space="0"/>
+              <w:top w:val="single" w:sz="1" w:space="0" w:color="CCCCCC"/>
+              <w:left w:val="single" w:sz="1" w:space="0" w:color="CCCCCC"/>
+              <w:bottom w:val="single" w:sz="1" w:space="0" w:color="CCCCCC"/>
+              <w:right w:val="single" w:sz="1" w:space="0" w:color="CCCCCC"/>
             </w:tcBorders>
             <w:shd w:val="clear" w:color="auto" w:fill="FFFFFF"/>
             <w:tcMar>
@@ -5575,10 +6443,10 @@
           <w:tcPr>
             <w:tcW w:w="2000" w:type="dxa"/>
             <w:tcBorders>
-              <w:top w:val="single" w:color="CCCCCC" w:sz="1" w:space="0"/>
-              <w:left w:val="single" w:color="CCCCCC" w:sz="1" w:space="0"/>
-              <w:bottom w:val="single" w:color="CCCCCC" w:sz="1" w:space="0"/>
-              <w:right w:val="single" w:color="CCCCCC" w:sz="1" w:space="0"/>
+              <w:top w:val="single" w:sz="1" w:space="0" w:color="CCCCCC"/>
+              <w:left w:val="single" w:sz="1" w:space="0" w:color="CCCCCC"/>
+              <w:bottom w:val="single" w:sz="1" w:space="0" w:color="CCCCCC"/>
+              <w:right w:val="single" w:sz="1" w:space="0" w:color="CCCCCC"/>
             </w:tcBorders>
             <w:shd w:val="clear" w:color="auto" w:fill="FFFFFF"/>
             <w:tcMar>
@@ -5611,10 +6479,10 @@
           <w:tcPr>
             <w:tcW w:w="2000" w:type="dxa"/>
             <w:tcBorders>
-              <w:top w:val="single" w:color="CCCCCC" w:sz="1" w:space="0"/>
-              <w:left w:val="single" w:color="CCCCCC" w:sz="1" w:space="0"/>
-              <w:bottom w:val="single" w:color="CCCCCC" w:sz="1" w:space="0"/>
-              <w:right w:val="single" w:color="CCCCCC" w:sz="1" w:space="0"/>
+              <w:top w:val="single" w:sz="1" w:space="0" w:color="CCCCCC"/>
+              <w:left w:val="single" w:sz="1" w:space="0" w:color="CCCCCC"/>
+              <w:bottom w:val="single" w:sz="1" w:space="0" w:color="CCCCCC"/>
+              <w:right w:val="single" w:sz="1" w:space="0" w:color="CCCCCC"/>
             </w:tcBorders>
             <w:shd w:val="clear" w:color="auto" w:fill="FFFFFF"/>
             <w:tcMar>
@@ -5658,10 +6526,10 @@
           <w:tcPr>
             <w:tcW w:w="5000" w:type="dxa"/>
             <w:tcBorders>
-              <w:top w:val="single" w:color="CCCCCC" w:sz="1" w:space="0"/>
-              <w:left w:val="single" w:color="CCCCCC" w:sz="1" w:space="0"/>
-              <w:bottom w:val="single" w:color="CCCCCC" w:sz="1" w:space="0"/>
-              <w:right w:val="single" w:color="CCCCCC" w:sz="1" w:space="0"/>
+              <w:top w:val="single" w:sz="1" w:space="0" w:color="CCCCCC"/>
+              <w:left w:val="single" w:sz="1" w:space="0" w:color="CCCCCC"/>
+              <w:bottom w:val="single" w:sz="1" w:space="0" w:color="CCCCCC"/>
+              <w:right w:val="single" w:sz="1" w:space="0" w:color="CCCCCC"/>
             </w:tcBorders>
             <w:shd w:val="clear" w:color="auto" w:fill="FFFFFF"/>
             <w:tcMar>
@@ -5696,10 +6564,10 @@
           <w:tcPr>
             <w:tcW w:w="2000" w:type="dxa"/>
             <w:tcBorders>
-              <w:top w:val="single" w:color="CCCCCC" w:sz="1" w:space="0"/>
-              <w:left w:val="single" w:color="CCCCCC" w:sz="1" w:space="0"/>
-              <w:bottom w:val="single" w:color="CCCCCC" w:sz="1" w:space="0"/>
-              <w:right w:val="single" w:color="CCCCCC" w:sz="1" w:space="0"/>
+              <w:top w:val="single" w:sz="1" w:space="0" w:color="CCCCCC"/>
+              <w:left w:val="single" w:sz="1" w:space="0" w:color="CCCCCC"/>
+              <w:bottom w:val="single" w:sz="1" w:space="0" w:color="CCCCCC"/>
+              <w:right w:val="single" w:sz="1" w:space="0" w:color="CCCCCC"/>
             </w:tcBorders>
             <w:shd w:val="clear" w:color="auto" w:fill="FFFFFF"/>
             <w:tcMar>
@@ -5733,10 +6601,10 @@
           <w:tcPr>
             <w:tcW w:w="2000" w:type="dxa"/>
             <w:tcBorders>
-              <w:top w:val="single" w:color="CCCCCC" w:sz="1" w:space="0"/>
-              <w:left w:val="single" w:color="CCCCCC" w:sz="1" w:space="0"/>
-              <w:bottom w:val="single" w:color="CCCCCC" w:sz="1" w:space="0"/>
-              <w:right w:val="single" w:color="CCCCCC" w:sz="1" w:space="0"/>
+              <w:top w:val="single" w:sz="1" w:space="0" w:color="CCCCCC"/>
+              <w:left w:val="single" w:sz="1" w:space="0" w:color="CCCCCC"/>
+              <w:bottom w:val="single" w:sz="1" w:space="0" w:color="CCCCCC"/>
+              <w:right w:val="single" w:sz="1" w:space="0" w:color="CCCCCC"/>
             </w:tcBorders>
             <w:shd w:val="clear" w:color="auto" w:fill="FFFFFF"/>
             <w:tcMar>
@@ -5771,10 +6639,10 @@
           <w:tcPr>
             <w:tcW w:w="5000" w:type="dxa"/>
             <w:tcBorders>
-              <w:top w:val="single" w:color="CCCCCC" w:sz="1" w:space="0"/>
-              <w:left w:val="single" w:color="CCCCCC" w:sz="1" w:space="0"/>
-              <w:bottom w:val="single" w:color="CCCCCC" w:sz="1" w:space="0"/>
-              <w:right w:val="single" w:color="CCCCCC" w:sz="1" w:space="0"/>
+              <w:top w:val="single" w:sz="1" w:space="0" w:color="CCCCCC"/>
+              <w:left w:val="single" w:sz="1" w:space="0" w:color="CCCCCC"/>
+              <w:bottom w:val="single" w:sz="1" w:space="0" w:color="CCCCCC"/>
+              <w:right w:val="single" w:sz="1" w:space="0" w:color="CCCCCC"/>
             </w:tcBorders>
             <w:shd w:val="clear" w:color="auto" w:fill="FFFFFF"/>
             <w:tcMar>
@@ -5829,10 +6697,10 @@
           <w:tcPr>
             <w:tcW w:w="2000" w:type="dxa"/>
             <w:tcBorders>
-              <w:top w:val="single" w:color="CCCCCC" w:sz="1" w:space="0"/>
-              <w:left w:val="single" w:color="CCCCCC" w:sz="1" w:space="0"/>
-              <w:bottom w:val="single" w:color="CCCCCC" w:sz="1" w:space="0"/>
-              <w:right w:val="single" w:color="CCCCCC" w:sz="1" w:space="0"/>
+              <w:top w:val="single" w:sz="1" w:space="0" w:color="CCCCCC"/>
+              <w:left w:val="single" w:sz="1" w:space="0" w:color="CCCCCC"/>
+              <w:bottom w:val="single" w:sz="1" w:space="0" w:color="CCCCCC"/>
+              <w:right w:val="single" w:sz="1" w:space="0" w:color="CCCCCC"/>
             </w:tcBorders>
             <w:shd w:val="clear" w:color="auto" w:fill="FFFFFF"/>
             <w:tcMar>
@@ -5865,10 +6733,10 @@
           <w:tcPr>
             <w:tcW w:w="2000" w:type="dxa"/>
             <w:tcBorders>
-              <w:top w:val="single" w:color="CCCCCC" w:sz="1" w:space="0"/>
-              <w:left w:val="single" w:color="CCCCCC" w:sz="1" w:space="0"/>
-              <w:bottom w:val="single" w:color="CCCCCC" w:sz="1" w:space="0"/>
-              <w:right w:val="single" w:color="CCCCCC" w:sz="1" w:space="0"/>
+              <w:top w:val="single" w:sz="1" w:space="0" w:color="CCCCCC"/>
+              <w:left w:val="single" w:sz="1" w:space="0" w:color="CCCCCC"/>
+              <w:bottom w:val="single" w:sz="1" w:space="0" w:color="CCCCCC"/>
+              <w:right w:val="single" w:sz="1" w:space="0" w:color="CCCCCC"/>
             </w:tcBorders>
             <w:shd w:val="clear" w:color="auto" w:fill="FFFFFF"/>
             <w:tcMar>
@@ -5903,10 +6771,10 @@
           <w:tcPr>
             <w:tcW w:w="5000" w:type="dxa"/>
             <w:tcBorders>
-              <w:top w:val="single" w:color="CCCCCC" w:sz="1" w:space="0"/>
-              <w:left w:val="single" w:color="CCCCCC" w:sz="1" w:space="0"/>
-              <w:bottom w:val="single" w:color="CCCCCC" w:sz="1" w:space="0"/>
-              <w:right w:val="single" w:color="CCCCCC" w:sz="1" w:space="0"/>
+              <w:top w:val="single" w:sz="1" w:space="0" w:color="CCCCCC"/>
+              <w:left w:val="single" w:sz="1" w:space="0" w:color="CCCCCC"/>
+              <w:bottom w:val="single" w:sz="1" w:space="0" w:color="CCCCCC"/>
+              <w:right w:val="single" w:sz="1" w:space="0" w:color="CCCCCC"/>
             </w:tcBorders>
             <w:shd w:val="clear" w:color="auto" w:fill="FFFFFF"/>
             <w:tcMar>
@@ -5952,10 +6820,10 @@
           <w:tcPr>
             <w:tcW w:w="2000" w:type="dxa"/>
             <w:tcBorders>
-              <w:top w:val="single" w:color="CCCCCC" w:sz="1" w:space="0"/>
-              <w:left w:val="single" w:color="CCCCCC" w:sz="1" w:space="0"/>
-              <w:bottom w:val="single" w:color="CCCCCC" w:sz="1" w:space="0"/>
-              <w:right w:val="single" w:color="CCCCCC" w:sz="1" w:space="0"/>
+              <w:top w:val="single" w:sz="1" w:space="0" w:color="CCCCCC"/>
+              <w:left w:val="single" w:sz="1" w:space="0" w:color="CCCCCC"/>
+              <w:bottom w:val="single" w:sz="1" w:space="0" w:color="CCCCCC"/>
+              <w:right w:val="single" w:sz="1" w:space="0" w:color="CCCCCC"/>
             </w:tcBorders>
             <w:shd w:val="clear" w:color="auto" w:fill="FFFFFF"/>
             <w:tcMar>
@@ -5990,10 +6858,10 @@
           <w:tcPr>
             <w:tcW w:w="2000" w:type="dxa"/>
             <w:tcBorders>
-              <w:top w:val="single" w:color="CCCCCC" w:sz="1" w:space="0"/>
-              <w:left w:val="single" w:color="CCCCCC" w:sz="1" w:space="0"/>
-              <w:bottom w:val="single" w:color="CCCCCC" w:sz="1" w:space="0"/>
-              <w:right w:val="single" w:color="CCCCCC" w:sz="1" w:space="0"/>
+              <w:top w:val="single" w:sz="1" w:space="0" w:color="CCCCCC"/>
+              <w:left w:val="single" w:sz="1" w:space="0" w:color="CCCCCC"/>
+              <w:bottom w:val="single" w:sz="1" w:space="0" w:color="CCCCCC"/>
+              <w:right w:val="single" w:sz="1" w:space="0" w:color="CCCCCC"/>
             </w:tcBorders>
             <w:shd w:val="clear" w:color="auto" w:fill="FFFFFF"/>
             <w:tcMar>
@@ -6026,10 +6894,10 @@
           <w:tcPr>
             <w:tcW w:w="5000" w:type="dxa"/>
             <w:tcBorders>
-              <w:top w:val="single" w:color="CCCCCC" w:sz="1" w:space="0"/>
-              <w:left w:val="single" w:color="CCCCCC" w:sz="1" w:space="0"/>
-              <w:bottom w:val="single" w:color="CCCCCC" w:sz="1" w:space="0"/>
-              <w:right w:val="single" w:color="CCCCCC" w:sz="1" w:space="0"/>
+              <w:top w:val="single" w:sz="1" w:space="0" w:color="CCCCCC"/>
+              <w:left w:val="single" w:sz="1" w:space="0" w:color="CCCCCC"/>
+              <w:bottom w:val="single" w:sz="1" w:space="0" w:color="CCCCCC"/>
+              <w:right w:val="single" w:sz="1" w:space="0" w:color="CCCCCC"/>
             </w:tcBorders>
             <w:shd w:val="clear" w:color="auto" w:fill="FFFFFF"/>
             <w:tcMar>
@@ -6089,12 +6957,12 @@
       <w:tblPr>
         <w:tblW w:w="9000" w:type="dxa"/>
         <w:tblBorders>
-          <w:top w:val="single" w:color="auto" w:sz="4" w:space="0"/>
-          <w:left w:val="single" w:color="auto" w:sz="4" w:space="0"/>
-          <w:bottom w:val="single" w:color="auto" w:sz="4" w:space="0"/>
-          <w:right w:val="single" w:color="auto" w:sz="4" w:space="0"/>
-          <w:insideH w:val="single" w:color="auto" w:sz="4" w:space="0"/>
-          <w:insideV w:val="single" w:color="auto" w:sz="4" w:space="0"/>
+          <w:top w:val="single" w:sz="4" w:space="0" w:color="auto"/>
+          <w:left w:val="single" w:sz="4" w:space="0" w:color="auto"/>
+          <w:bottom w:val="single" w:sz="4" w:space="0" w:color="auto"/>
+          <w:right w:val="single" w:sz="4" w:space="0" w:color="auto"/>
+          <w:insideH w:val="single" w:sz="4" w:space="0" w:color="auto"/>
+          <w:insideV w:val="single" w:sz="4" w:space="0" w:color="auto"/>
         </w:tblBorders>
         <w:tblCellMar>
           <w:left w:w="10" w:type="dxa"/>
@@ -6115,10 +6983,10 @@
           <w:tcPr>
             <w:tcW w:w="2200" w:type="dxa"/>
             <w:tcBorders>
-              <w:top w:val="single" w:color="CCCCCC" w:sz="1" w:space="0"/>
-              <w:left w:val="single" w:color="CCCCCC" w:sz="1" w:space="0"/>
-              <w:bottom w:val="single" w:color="CCCCCC" w:sz="1" w:space="0"/>
-              <w:right w:val="single" w:color="CCCCCC" w:sz="1" w:space="0"/>
+              <w:top w:val="single" w:sz="1" w:space="0" w:color="CCCCCC"/>
+              <w:left w:val="single" w:sz="1" w:space="0" w:color="CCCCCC"/>
+              <w:bottom w:val="single" w:sz="1" w:space="0" w:color="CCCCCC"/>
+              <w:right w:val="single" w:sz="1" w:space="0" w:color="CCCCCC"/>
             </w:tcBorders>
             <w:shd w:val="clear" w:color="auto" w:fill="2E75B6"/>
             <w:tcMar>
@@ -6153,10 +7021,10 @@
           <w:tcPr>
             <w:tcW w:w="2000" w:type="dxa"/>
             <w:tcBorders>
-              <w:top w:val="single" w:color="CCCCCC" w:sz="1" w:space="0"/>
-              <w:left w:val="single" w:color="CCCCCC" w:sz="1" w:space="0"/>
-              <w:bottom w:val="single" w:color="CCCCCC" w:sz="1" w:space="0"/>
-              <w:right w:val="single" w:color="CCCCCC" w:sz="1" w:space="0"/>
+              <w:top w:val="single" w:sz="1" w:space="0" w:color="CCCCCC"/>
+              <w:left w:val="single" w:sz="1" w:space="0" w:color="CCCCCC"/>
+              <w:bottom w:val="single" w:sz="1" w:space="0" w:color="CCCCCC"/>
+              <w:right w:val="single" w:sz="1" w:space="0" w:color="CCCCCC"/>
             </w:tcBorders>
             <w:shd w:val="clear" w:color="auto" w:fill="2E75B6"/>
             <w:tcMar>
@@ -6191,10 +7059,10 @@
           <w:tcPr>
             <w:tcW w:w="4800" w:type="dxa"/>
             <w:tcBorders>
-              <w:top w:val="single" w:color="CCCCCC" w:sz="1" w:space="0"/>
-              <w:left w:val="single" w:color="CCCCCC" w:sz="1" w:space="0"/>
-              <w:bottom w:val="single" w:color="CCCCCC" w:sz="1" w:space="0"/>
-              <w:right w:val="single" w:color="CCCCCC" w:sz="1" w:space="0"/>
+              <w:top w:val="single" w:sz="1" w:space="0" w:color="CCCCCC"/>
+              <w:left w:val="single" w:sz="1" w:space="0" w:color="CCCCCC"/>
+              <w:bottom w:val="single" w:sz="1" w:space="0" w:color="CCCCCC"/>
+              <w:right w:val="single" w:sz="1" w:space="0" w:color="CCCCCC"/>
             </w:tcBorders>
             <w:shd w:val="clear" w:color="auto" w:fill="2E75B6"/>
             <w:tcMar>
@@ -6231,10 +7099,10 @@
           <w:tcPr>
             <w:tcW w:w="2200" w:type="dxa"/>
             <w:tcBorders>
-              <w:top w:val="single" w:color="CCCCCC" w:sz="1" w:space="0"/>
-              <w:left w:val="single" w:color="CCCCCC" w:sz="1" w:space="0"/>
-              <w:bottom w:val="single" w:color="CCCCCC" w:sz="1" w:space="0"/>
-              <w:right w:val="single" w:color="CCCCCC" w:sz="1" w:space="0"/>
+              <w:top w:val="single" w:sz="1" w:space="0" w:color="CCCCCC"/>
+              <w:left w:val="single" w:sz="1" w:space="0" w:color="CCCCCC"/>
+              <w:bottom w:val="single" w:sz="1" w:space="0" w:color="CCCCCC"/>
+              <w:right w:val="single" w:sz="1" w:space="0" w:color="CCCCCC"/>
             </w:tcBorders>
             <w:shd w:val="clear" w:color="auto" w:fill="FFFFFF"/>
             <w:tcMar>
@@ -6269,10 +7137,10 @@
           <w:tcPr>
             <w:tcW w:w="2000" w:type="dxa"/>
             <w:tcBorders>
-              <w:top w:val="single" w:color="CCCCCC" w:sz="1" w:space="0"/>
-              <w:left w:val="single" w:color="CCCCCC" w:sz="1" w:space="0"/>
-              <w:bottom w:val="single" w:color="CCCCCC" w:sz="1" w:space="0"/>
-              <w:right w:val="single" w:color="CCCCCC" w:sz="1" w:space="0"/>
+              <w:top w:val="single" w:sz="1" w:space="0" w:color="CCCCCC"/>
+              <w:left w:val="single" w:sz="1" w:space="0" w:color="CCCCCC"/>
+              <w:bottom w:val="single" w:sz="1" w:space="0" w:color="CCCCCC"/>
+              <w:right w:val="single" w:sz="1" w:space="0" w:color="CCCCCC"/>
             </w:tcBorders>
             <w:shd w:val="clear" w:color="auto" w:fill="FFFFFF"/>
             <w:tcMar>
@@ -6316,10 +7184,10 @@
           <w:tcPr>
             <w:tcW w:w="4800" w:type="dxa"/>
             <w:tcBorders>
-              <w:top w:val="single" w:color="CCCCCC" w:sz="1" w:space="0"/>
-              <w:left w:val="single" w:color="CCCCCC" w:sz="1" w:space="0"/>
-              <w:bottom w:val="single" w:color="CCCCCC" w:sz="1" w:space="0"/>
-              <w:right w:val="single" w:color="CCCCCC" w:sz="1" w:space="0"/>
+              <w:top w:val="single" w:sz="1" w:space="0" w:color="CCCCCC"/>
+              <w:left w:val="single" w:sz="1" w:space="0" w:color="CCCCCC"/>
+              <w:bottom w:val="single" w:sz="1" w:space="0" w:color="CCCCCC"/>
+              <w:right w:val="single" w:sz="1" w:space="0" w:color="CCCCCC"/>
             </w:tcBorders>
             <w:shd w:val="clear" w:color="auto" w:fill="FFFFFF"/>
             <w:tcMar>
@@ -6354,10 +7222,10 @@
           <w:tcPr>
             <w:tcW w:w="2200" w:type="dxa"/>
             <w:tcBorders>
-              <w:top w:val="single" w:color="CCCCCC" w:sz="1" w:space="0"/>
-              <w:left w:val="single" w:color="CCCCCC" w:sz="1" w:space="0"/>
-              <w:bottom w:val="single" w:color="CCCCCC" w:sz="1" w:space="0"/>
-              <w:right w:val="single" w:color="CCCCCC" w:sz="1" w:space="0"/>
+              <w:top w:val="single" w:sz="1" w:space="0" w:color="CCCCCC"/>
+              <w:left w:val="single" w:sz="1" w:space="0" w:color="CCCCCC"/>
+              <w:bottom w:val="single" w:sz="1" w:space="0" w:color="CCCCCC"/>
+              <w:right w:val="single" w:sz="1" w:space="0" w:color="CCCCCC"/>
             </w:tcBorders>
             <w:shd w:val="clear" w:color="auto" w:fill="FFFFFF"/>
             <w:tcMar>
@@ -6390,10 +7258,10 @@
           <w:tcPr>
             <w:tcW w:w="2000" w:type="dxa"/>
             <w:tcBorders>
-              <w:top w:val="single" w:color="CCCCCC" w:sz="1" w:space="0"/>
-              <w:left w:val="single" w:color="CCCCCC" w:sz="1" w:space="0"/>
-              <w:bottom w:val="single" w:color="CCCCCC" w:sz="1" w:space="0"/>
-              <w:right w:val="single" w:color="CCCCCC" w:sz="1" w:space="0"/>
+              <w:top w:val="single" w:sz="1" w:space="0" w:color="CCCCCC"/>
+              <w:left w:val="single" w:sz="1" w:space="0" w:color="CCCCCC"/>
+              <w:bottom w:val="single" w:sz="1" w:space="0" w:color="CCCCCC"/>
+              <w:right w:val="single" w:sz="1" w:space="0" w:color="CCCCCC"/>
             </w:tcBorders>
             <w:shd w:val="clear" w:color="auto" w:fill="FFFFFF"/>
             <w:tcMar>
@@ -6437,10 +7305,10 @@
           <w:tcPr>
             <w:tcW w:w="4800" w:type="dxa"/>
             <w:tcBorders>
-              <w:top w:val="single" w:color="CCCCCC" w:sz="1" w:space="0"/>
-              <w:left w:val="single" w:color="CCCCCC" w:sz="1" w:space="0"/>
-              <w:bottom w:val="single" w:color="CCCCCC" w:sz="1" w:space="0"/>
-              <w:right w:val="single" w:color="CCCCCC" w:sz="1" w:space="0"/>
+              <w:top w:val="single" w:sz="1" w:space="0" w:color="CCCCCC"/>
+              <w:left w:val="single" w:sz="1" w:space="0" w:color="CCCCCC"/>
+              <w:bottom w:val="single" w:sz="1" w:space="0" w:color="CCCCCC"/>
+              <w:right w:val="single" w:sz="1" w:space="0" w:color="CCCCCC"/>
             </w:tcBorders>
             <w:shd w:val="clear" w:color="auto" w:fill="FFFFFF"/>
             <w:tcMar>
@@ -6475,10 +7343,10 @@
           <w:tcPr>
             <w:tcW w:w="2200" w:type="dxa"/>
             <w:tcBorders>
-              <w:top w:val="single" w:color="CCCCCC" w:sz="1" w:space="0"/>
-              <w:left w:val="single" w:color="CCCCCC" w:sz="1" w:space="0"/>
-              <w:bottom w:val="single" w:color="CCCCCC" w:sz="1" w:space="0"/>
-              <w:right w:val="single" w:color="CCCCCC" w:sz="1" w:space="0"/>
+              <w:top w:val="single" w:sz="1" w:space="0" w:color="CCCCCC"/>
+              <w:left w:val="single" w:sz="1" w:space="0" w:color="CCCCCC"/>
+              <w:bottom w:val="single" w:sz="1" w:space="0" w:color="CCCCCC"/>
+              <w:right w:val="single" w:sz="1" w:space="0" w:color="CCCCCC"/>
             </w:tcBorders>
             <w:shd w:val="clear" w:color="auto" w:fill="FFFFFF"/>
             <w:tcMar>
@@ -6511,10 +7379,10 @@
           <w:tcPr>
             <w:tcW w:w="2000" w:type="dxa"/>
             <w:tcBorders>
-              <w:top w:val="single" w:color="CCCCCC" w:sz="1" w:space="0"/>
-              <w:left w:val="single" w:color="CCCCCC" w:sz="1" w:space="0"/>
-              <w:bottom w:val="single" w:color="CCCCCC" w:sz="1" w:space="0"/>
-              <w:right w:val="single" w:color="CCCCCC" w:sz="1" w:space="0"/>
+              <w:top w:val="single" w:sz="1" w:space="0" w:color="CCCCCC"/>
+              <w:left w:val="single" w:sz="1" w:space="0" w:color="CCCCCC"/>
+              <w:bottom w:val="single" w:sz="1" w:space="0" w:color="CCCCCC"/>
+              <w:right w:val="single" w:sz="1" w:space="0" w:color="CCCCCC"/>
             </w:tcBorders>
             <w:shd w:val="clear" w:color="auto" w:fill="FFFFFF"/>
             <w:tcMar>
@@ -6547,10 +7415,10 @@
           <w:tcPr>
             <w:tcW w:w="4800" w:type="dxa"/>
             <w:tcBorders>
-              <w:top w:val="single" w:color="CCCCCC" w:sz="1" w:space="0"/>
-              <w:left w:val="single" w:color="CCCCCC" w:sz="1" w:space="0"/>
-              <w:bottom w:val="single" w:color="CCCCCC" w:sz="1" w:space="0"/>
-              <w:right w:val="single" w:color="CCCCCC" w:sz="1" w:space="0"/>
+              <w:top w:val="single" w:sz="1" w:space="0" w:color="CCCCCC"/>
+              <w:left w:val="single" w:sz="1" w:space="0" w:color="CCCCCC"/>
+              <w:bottom w:val="single" w:sz="1" w:space="0" w:color="CCCCCC"/>
+              <w:right w:val="single" w:sz="1" w:space="0" w:color="CCCCCC"/>
             </w:tcBorders>
             <w:shd w:val="clear" w:color="auto" w:fill="FFFFFF"/>
             <w:tcMar>
@@ -6596,10 +7464,10 @@
           <w:tcPr>
             <w:tcW w:w="2200" w:type="dxa"/>
             <w:tcBorders>
-              <w:top w:val="single" w:color="CCCCCC" w:sz="1" w:space="0"/>
-              <w:left w:val="single" w:color="CCCCCC" w:sz="1" w:space="0"/>
-              <w:bottom w:val="single" w:color="CCCCCC" w:sz="1" w:space="0"/>
-              <w:right w:val="single" w:color="CCCCCC" w:sz="1" w:space="0"/>
+              <w:top w:val="single" w:sz="1" w:space="0" w:color="CCCCCC"/>
+              <w:left w:val="single" w:sz="1" w:space="0" w:color="CCCCCC"/>
+              <w:bottom w:val="single" w:sz="1" w:space="0" w:color="CCCCCC"/>
+              <w:right w:val="single" w:sz="1" w:space="0" w:color="CCCCCC"/>
             </w:tcBorders>
             <w:shd w:val="clear" w:color="auto" w:fill="FFFFFF"/>
             <w:tcMar>
@@ -6632,10 +7500,10 @@
           <w:tcPr>
             <w:tcW w:w="2000" w:type="dxa"/>
             <w:tcBorders>
-              <w:top w:val="single" w:color="CCCCCC" w:sz="1" w:space="0"/>
-              <w:left w:val="single" w:color="CCCCCC" w:sz="1" w:space="0"/>
-              <w:bottom w:val="single" w:color="CCCCCC" w:sz="1" w:space="0"/>
-              <w:right w:val="single" w:color="CCCCCC" w:sz="1" w:space="0"/>
+              <w:top w:val="single" w:sz="1" w:space="0" w:color="CCCCCC"/>
+              <w:left w:val="single" w:sz="1" w:space="0" w:color="CCCCCC"/>
+              <w:bottom w:val="single" w:sz="1" w:space="0" w:color="CCCCCC"/>
+              <w:right w:val="single" w:sz="1" w:space="0" w:color="CCCCCC"/>
             </w:tcBorders>
             <w:shd w:val="clear" w:color="auto" w:fill="FFFFFF"/>
             <w:tcMar>
@@ -6670,10 +7538,10 @@
           <w:tcPr>
             <w:tcW w:w="4800" w:type="dxa"/>
             <w:tcBorders>
-              <w:top w:val="single" w:color="CCCCCC" w:sz="1" w:space="0"/>
-              <w:left w:val="single" w:color="CCCCCC" w:sz="1" w:space="0"/>
-              <w:bottom w:val="single" w:color="CCCCCC" w:sz="1" w:space="0"/>
-              <w:right w:val="single" w:color="CCCCCC" w:sz="1" w:space="0"/>
+              <w:top w:val="single" w:sz="1" w:space="0" w:color="CCCCCC"/>
+              <w:left w:val="single" w:sz="1" w:space="0" w:color="CCCCCC"/>
+              <w:bottom w:val="single" w:sz="1" w:space="0" w:color="CCCCCC"/>
+              <w:right w:val="single" w:sz="1" w:space="0" w:color="CCCCCC"/>
             </w:tcBorders>
             <w:shd w:val="clear" w:color="auto" w:fill="FFFFFF"/>
             <w:tcMar>
@@ -6733,12 +7601,12 @@
       <w:tblPr>
         <w:tblW w:w="9000" w:type="dxa"/>
         <w:tblBorders>
-          <w:top w:val="single" w:color="auto" w:sz="4" w:space="0"/>
-          <w:left w:val="single" w:color="auto" w:sz="4" w:space="0"/>
-          <w:bottom w:val="single" w:color="auto" w:sz="4" w:space="0"/>
-          <w:right w:val="single" w:color="auto" w:sz="4" w:space="0"/>
-          <w:insideH w:val="single" w:color="auto" w:sz="4" w:space="0"/>
-          <w:insideV w:val="single" w:color="auto" w:sz="4" w:space="0"/>
+          <w:top w:val="single" w:sz="4" w:space="0" w:color="auto"/>
+          <w:left w:val="single" w:sz="4" w:space="0" w:color="auto"/>
+          <w:bottom w:val="single" w:sz="4" w:space="0" w:color="auto"/>
+          <w:right w:val="single" w:sz="4" w:space="0" w:color="auto"/>
+          <w:insideH w:val="single" w:sz="4" w:space="0" w:color="auto"/>
+          <w:insideV w:val="single" w:sz="4" w:space="0" w:color="auto"/>
         </w:tblBorders>
         <w:tblCellMar>
           <w:left w:w="10" w:type="dxa"/>
@@ -6759,10 +7627,10 @@
           <w:tcPr>
             <w:tcW w:w="2000" w:type="dxa"/>
             <w:tcBorders>
-              <w:top w:val="single" w:color="CCCCCC" w:sz="1" w:space="0"/>
-              <w:left w:val="single" w:color="CCCCCC" w:sz="1" w:space="0"/>
-              <w:bottom w:val="single" w:color="CCCCCC" w:sz="1" w:space="0"/>
-              <w:right w:val="single" w:color="CCCCCC" w:sz="1" w:space="0"/>
+              <w:top w:val="single" w:sz="1" w:space="0" w:color="CCCCCC"/>
+              <w:left w:val="single" w:sz="1" w:space="0" w:color="CCCCCC"/>
+              <w:bottom w:val="single" w:sz="1" w:space="0" w:color="CCCCCC"/>
+              <w:right w:val="single" w:sz="1" w:space="0" w:color="CCCCCC"/>
             </w:tcBorders>
             <w:shd w:val="clear" w:color="auto" w:fill="2E75B6"/>
             <w:tcMar>
@@ -6797,10 +7665,10 @@
           <w:tcPr>
             <w:tcW w:w="1500" w:type="dxa"/>
             <w:tcBorders>
-              <w:top w:val="single" w:color="CCCCCC" w:sz="1" w:space="0"/>
-              <w:left w:val="single" w:color="CCCCCC" w:sz="1" w:space="0"/>
-              <w:bottom w:val="single" w:color="CCCCCC" w:sz="1" w:space="0"/>
-              <w:right w:val="single" w:color="CCCCCC" w:sz="1" w:space="0"/>
+              <w:top w:val="single" w:sz="1" w:space="0" w:color="CCCCCC"/>
+              <w:left w:val="single" w:sz="1" w:space="0" w:color="CCCCCC"/>
+              <w:bottom w:val="single" w:sz="1" w:space="0" w:color="CCCCCC"/>
+              <w:right w:val="single" w:sz="1" w:space="0" w:color="CCCCCC"/>
             </w:tcBorders>
             <w:shd w:val="clear" w:color="auto" w:fill="2E75B6"/>
             <w:tcMar>
@@ -6835,10 +7703,10 @@
           <w:tcPr>
             <w:tcW w:w="5500" w:type="dxa"/>
             <w:tcBorders>
-              <w:top w:val="single" w:color="CCCCCC" w:sz="1" w:space="0"/>
-              <w:left w:val="single" w:color="CCCCCC" w:sz="1" w:space="0"/>
-              <w:bottom w:val="single" w:color="CCCCCC" w:sz="1" w:space="0"/>
-              <w:right w:val="single" w:color="CCCCCC" w:sz="1" w:space="0"/>
+              <w:top w:val="single" w:sz="1" w:space="0" w:color="CCCCCC"/>
+              <w:left w:val="single" w:sz="1" w:space="0" w:color="CCCCCC"/>
+              <w:bottom w:val="single" w:sz="1" w:space="0" w:color="CCCCCC"/>
+              <w:right w:val="single" w:sz="1" w:space="0" w:color="CCCCCC"/>
             </w:tcBorders>
             <w:shd w:val="clear" w:color="auto" w:fill="2E75B6"/>
             <w:tcMar>
@@ -6875,10 +7743,10 @@
           <w:tcPr>
             <w:tcW w:w="2000" w:type="dxa"/>
             <w:tcBorders>
-              <w:top w:val="single" w:color="CCCCCC" w:sz="1" w:space="0"/>
-              <w:left w:val="single" w:color="CCCCCC" w:sz="1" w:space="0"/>
-              <w:bottom w:val="single" w:color="CCCCCC" w:sz="1" w:space="0"/>
-              <w:right w:val="single" w:color="CCCCCC" w:sz="1" w:space="0"/>
+              <w:top w:val="single" w:sz="1" w:space="0" w:color="CCCCCC"/>
+              <w:left w:val="single" w:sz="1" w:space="0" w:color="CCCCCC"/>
+              <w:bottom w:val="single" w:sz="1" w:space="0" w:color="CCCCCC"/>
+              <w:right w:val="single" w:sz="1" w:space="0" w:color="CCCCCC"/>
             </w:tcBorders>
             <w:shd w:val="clear" w:color="auto" w:fill="FFFFFF"/>
             <w:tcMar>
@@ -6911,10 +7779,10 @@
           <w:tcPr>
             <w:tcW w:w="1500" w:type="dxa"/>
             <w:tcBorders>
-              <w:top w:val="single" w:color="CCCCCC" w:sz="1" w:space="0"/>
-              <w:left w:val="single" w:color="CCCCCC" w:sz="1" w:space="0"/>
-              <w:bottom w:val="single" w:color="CCCCCC" w:sz="1" w:space="0"/>
-              <w:right w:val="single" w:color="CCCCCC" w:sz="1" w:space="0"/>
+              <w:top w:val="single" w:sz="1" w:space="0" w:color="CCCCCC"/>
+              <w:left w:val="single" w:sz="1" w:space="0" w:color="CCCCCC"/>
+              <w:bottom w:val="single" w:sz="1" w:space="0" w:color="CCCCCC"/>
+              <w:right w:val="single" w:sz="1" w:space="0" w:color="CCCCCC"/>
             </w:tcBorders>
             <w:shd w:val="clear" w:color="auto" w:fill="FFFFFF"/>
             <w:tcMar>
@@ -6949,10 +7817,10 @@
           <w:tcPr>
             <w:tcW w:w="5500" w:type="dxa"/>
             <w:tcBorders>
-              <w:top w:val="single" w:color="CCCCCC" w:sz="1" w:space="0"/>
-              <w:left w:val="single" w:color="CCCCCC" w:sz="1" w:space="0"/>
-              <w:bottom w:val="single" w:color="CCCCCC" w:sz="1" w:space="0"/>
-              <w:right w:val="single" w:color="CCCCCC" w:sz="1" w:space="0"/>
+              <w:top w:val="single" w:sz="1" w:space="0" w:color="CCCCCC"/>
+              <w:left w:val="single" w:sz="1" w:space="0" w:color="CCCCCC"/>
+              <w:bottom w:val="single" w:sz="1" w:space="0" w:color="CCCCCC"/>
+              <w:right w:val="single" w:sz="1" w:space="0" w:color="CCCCCC"/>
             </w:tcBorders>
             <w:shd w:val="clear" w:color="auto" w:fill="FFFFFF"/>
             <w:tcMar>
@@ -6987,10 +7855,10 @@
           <w:tcPr>
             <w:tcW w:w="2000" w:type="dxa"/>
             <w:tcBorders>
-              <w:top w:val="single" w:color="CCCCCC" w:sz="1" w:space="0"/>
-              <w:left w:val="single" w:color="CCCCCC" w:sz="1" w:space="0"/>
-              <w:bottom w:val="single" w:color="CCCCCC" w:sz="1" w:space="0"/>
-              <w:right w:val="single" w:color="CCCCCC" w:sz="1" w:space="0"/>
+              <w:top w:val="single" w:sz="1" w:space="0" w:color="CCCCCC"/>
+              <w:left w:val="single" w:sz="1" w:space="0" w:color="CCCCCC"/>
+              <w:bottom w:val="single" w:sz="1" w:space="0" w:color="CCCCCC"/>
+              <w:right w:val="single" w:sz="1" w:space="0" w:color="CCCCCC"/>
             </w:tcBorders>
             <w:shd w:val="clear" w:color="auto" w:fill="FFFFFF"/>
             <w:tcMar>
@@ -7023,10 +7891,10 @@
           <w:tcPr>
             <w:tcW w:w="1500" w:type="dxa"/>
             <w:tcBorders>
-              <w:top w:val="single" w:color="CCCCCC" w:sz="1" w:space="0"/>
-              <w:left w:val="single" w:color="CCCCCC" w:sz="1" w:space="0"/>
-              <w:bottom w:val="single" w:color="CCCCCC" w:sz="1" w:space="0"/>
-              <w:right w:val="single" w:color="CCCCCC" w:sz="1" w:space="0"/>
+              <w:top w:val="single" w:sz="1" w:space="0" w:color="CCCCCC"/>
+              <w:left w:val="single" w:sz="1" w:space="0" w:color="CCCCCC"/>
+              <w:bottom w:val="single" w:sz="1" w:space="0" w:color="CCCCCC"/>
+              <w:right w:val="single" w:sz="1" w:space="0" w:color="CCCCCC"/>
             </w:tcBorders>
             <w:shd w:val="clear" w:color="auto" w:fill="FFFFFF"/>
             <w:tcMar>
@@ -7061,10 +7929,10 @@
           <w:tcPr>
             <w:tcW w:w="5500" w:type="dxa"/>
             <w:tcBorders>
-              <w:top w:val="single" w:color="CCCCCC" w:sz="1" w:space="0"/>
-              <w:left w:val="single" w:color="CCCCCC" w:sz="1" w:space="0"/>
-              <w:bottom w:val="single" w:color="CCCCCC" w:sz="1" w:space="0"/>
-              <w:right w:val="single" w:color="CCCCCC" w:sz="1" w:space="0"/>
+              <w:top w:val="single" w:sz="1" w:space="0" w:color="CCCCCC"/>
+              <w:left w:val="single" w:sz="1" w:space="0" w:color="CCCCCC"/>
+              <w:bottom w:val="single" w:sz="1" w:space="0" w:color="CCCCCC"/>
+              <w:right w:val="single" w:sz="1" w:space="0" w:color="CCCCCC"/>
             </w:tcBorders>
             <w:shd w:val="clear" w:color="auto" w:fill="FFFFFF"/>
             <w:tcMar>
@@ -7099,10 +7967,10 @@
           <w:tcPr>
             <w:tcW w:w="2000" w:type="dxa"/>
             <w:tcBorders>
-              <w:top w:val="single" w:color="CCCCCC" w:sz="1" w:space="0"/>
-              <w:left w:val="single" w:color="CCCCCC" w:sz="1" w:space="0"/>
-              <w:bottom w:val="single" w:color="CCCCCC" w:sz="1" w:space="0"/>
-              <w:right w:val="single" w:color="CCCCCC" w:sz="1" w:space="0"/>
+              <w:top w:val="single" w:sz="1" w:space="0" w:color="CCCCCC"/>
+              <w:left w:val="single" w:sz="1" w:space="0" w:color="CCCCCC"/>
+              <w:bottom w:val="single" w:sz="1" w:space="0" w:color="CCCCCC"/>
+              <w:right w:val="single" w:sz="1" w:space="0" w:color="CCCCCC"/>
             </w:tcBorders>
             <w:shd w:val="clear" w:color="auto" w:fill="FFFFFF"/>
             <w:tcMar>
@@ -7135,10 +8003,10 @@
           <w:tcPr>
             <w:tcW w:w="1500" w:type="dxa"/>
             <w:tcBorders>
-              <w:top w:val="single" w:color="CCCCCC" w:sz="1" w:space="0"/>
-              <w:left w:val="single" w:color="CCCCCC" w:sz="1" w:space="0"/>
-              <w:bottom w:val="single" w:color="CCCCCC" w:sz="1" w:space="0"/>
-              <w:right w:val="single" w:color="CCCCCC" w:sz="1" w:space="0"/>
+              <w:top w:val="single" w:sz="1" w:space="0" w:color="CCCCCC"/>
+              <w:left w:val="single" w:sz="1" w:space="0" w:color="CCCCCC"/>
+              <w:bottom w:val="single" w:sz="1" w:space="0" w:color="CCCCCC"/>
+              <w:right w:val="single" w:sz="1" w:space="0" w:color="CCCCCC"/>
             </w:tcBorders>
             <w:shd w:val="clear" w:color="auto" w:fill="FFFFFF"/>
             <w:tcMar>
@@ -7173,10 +8041,10 @@
           <w:tcPr>
             <w:tcW w:w="5500" w:type="dxa"/>
             <w:tcBorders>
-              <w:top w:val="single" w:color="CCCCCC" w:sz="1" w:space="0"/>
-              <w:left w:val="single" w:color="CCCCCC" w:sz="1" w:space="0"/>
-              <w:bottom w:val="single" w:color="CCCCCC" w:sz="1" w:space="0"/>
-              <w:right w:val="single" w:color="CCCCCC" w:sz="1" w:space="0"/>
+              <w:top w:val="single" w:sz="1" w:space="0" w:color="CCCCCC"/>
+              <w:left w:val="single" w:sz="1" w:space="0" w:color="CCCCCC"/>
+              <w:bottom w:val="single" w:sz="1" w:space="0" w:color="CCCCCC"/>
+              <w:right w:val="single" w:sz="1" w:space="0" w:color="CCCCCC"/>
             </w:tcBorders>
             <w:shd w:val="clear" w:color="auto" w:fill="FFFFFF"/>
             <w:tcMar>
@@ -7211,10 +8079,10 @@
           <w:tcPr>
             <w:tcW w:w="2000" w:type="dxa"/>
             <w:tcBorders>
-              <w:top w:val="single" w:color="CCCCCC" w:sz="1" w:space="0"/>
-              <w:left w:val="single" w:color="CCCCCC" w:sz="1" w:space="0"/>
-              <w:bottom w:val="single" w:color="CCCCCC" w:sz="1" w:space="0"/>
-              <w:right w:val="single" w:color="CCCCCC" w:sz="1" w:space="0"/>
+              <w:top w:val="single" w:sz="1" w:space="0" w:color="CCCCCC"/>
+              <w:left w:val="single" w:sz="1" w:space="0" w:color="CCCCCC"/>
+              <w:bottom w:val="single" w:sz="1" w:space="0" w:color="CCCCCC"/>
+              <w:right w:val="single" w:sz="1" w:space="0" w:color="CCCCCC"/>
             </w:tcBorders>
             <w:shd w:val="clear" w:color="auto" w:fill="FFFFFF"/>
             <w:tcMar>
@@ -7249,10 +8117,10 @@
           <w:tcPr>
             <w:tcW w:w="1500" w:type="dxa"/>
             <w:tcBorders>
-              <w:top w:val="single" w:color="CCCCCC" w:sz="1" w:space="0"/>
-              <w:left w:val="single" w:color="CCCCCC" w:sz="1" w:space="0"/>
-              <w:bottom w:val="single" w:color="CCCCCC" w:sz="1" w:space="0"/>
-              <w:right w:val="single" w:color="CCCCCC" w:sz="1" w:space="0"/>
+              <w:top w:val="single" w:sz="1" w:space="0" w:color="CCCCCC"/>
+              <w:left w:val="single" w:sz="1" w:space="0" w:color="CCCCCC"/>
+              <w:bottom w:val="single" w:sz="1" w:space="0" w:color="CCCCCC"/>
+              <w:right w:val="single" w:sz="1" w:space="0" w:color="CCCCCC"/>
             </w:tcBorders>
             <w:shd w:val="clear" w:color="auto" w:fill="FFFFFF"/>
             <w:tcMar>
@@ -7287,10 +8155,10 @@
           <w:tcPr>
             <w:tcW w:w="5500" w:type="dxa"/>
             <w:tcBorders>
-              <w:top w:val="single" w:color="CCCCCC" w:sz="1" w:space="0"/>
-              <w:left w:val="single" w:color="CCCCCC" w:sz="1" w:space="0"/>
-              <w:bottom w:val="single" w:color="CCCCCC" w:sz="1" w:space="0"/>
-              <w:right w:val="single" w:color="CCCCCC" w:sz="1" w:space="0"/>
+              <w:top w:val="single" w:sz="1" w:space="0" w:color="CCCCCC"/>
+              <w:left w:val="single" w:sz="1" w:space="0" w:color="CCCCCC"/>
+              <w:bottom w:val="single" w:sz="1" w:space="0" w:color="CCCCCC"/>
+              <w:right w:val="single" w:sz="1" w:space="0" w:color="CCCCCC"/>
             </w:tcBorders>
             <w:shd w:val="clear" w:color="auto" w:fill="FFFFFF"/>
             <w:tcMar>
@@ -7325,10 +8193,10 @@
           <w:tcPr>
             <w:tcW w:w="2000" w:type="dxa"/>
             <w:tcBorders>
-              <w:top w:val="single" w:color="CCCCCC" w:sz="1" w:space="0"/>
-              <w:left w:val="single" w:color="CCCCCC" w:sz="1" w:space="0"/>
-              <w:bottom w:val="single" w:color="CCCCCC" w:sz="1" w:space="0"/>
-              <w:right w:val="single" w:color="CCCCCC" w:sz="1" w:space="0"/>
+              <w:top w:val="single" w:sz="1" w:space="0" w:color="CCCCCC"/>
+              <w:left w:val="single" w:sz="1" w:space="0" w:color="CCCCCC"/>
+              <w:bottom w:val="single" w:sz="1" w:space="0" w:color="CCCCCC"/>
+              <w:right w:val="single" w:sz="1" w:space="0" w:color="CCCCCC"/>
             </w:tcBorders>
             <w:shd w:val="clear" w:color="auto" w:fill="FFFFFF"/>
             <w:tcMar>
@@ -7363,10 +8231,10 @@
           <w:tcPr>
             <w:tcW w:w="1500" w:type="dxa"/>
             <w:tcBorders>
-              <w:top w:val="single" w:color="CCCCCC" w:sz="1" w:space="0"/>
-              <w:left w:val="single" w:color="CCCCCC" w:sz="1" w:space="0"/>
-              <w:bottom w:val="single" w:color="CCCCCC" w:sz="1" w:space="0"/>
-              <w:right w:val="single" w:color="CCCCCC" w:sz="1" w:space="0"/>
+              <w:top w:val="single" w:sz="1" w:space="0" w:color="CCCCCC"/>
+              <w:left w:val="single" w:sz="1" w:space="0" w:color="CCCCCC"/>
+              <w:bottom w:val="single" w:sz="1" w:space="0" w:color="CCCCCC"/>
+              <w:right w:val="single" w:sz="1" w:space="0" w:color="CCCCCC"/>
             </w:tcBorders>
             <w:shd w:val="clear" w:color="auto" w:fill="FFFFFF"/>
             <w:tcMar>
@@ -7401,10 +8269,10 @@
           <w:tcPr>
             <w:tcW w:w="5500" w:type="dxa"/>
             <w:tcBorders>
-              <w:top w:val="single" w:color="CCCCCC" w:sz="1" w:space="0"/>
-              <w:left w:val="single" w:color="CCCCCC" w:sz="1" w:space="0"/>
-              <w:bottom w:val="single" w:color="CCCCCC" w:sz="1" w:space="0"/>
-              <w:right w:val="single" w:color="CCCCCC" w:sz="1" w:space="0"/>
+              <w:top w:val="single" w:sz="1" w:space="0" w:color="CCCCCC"/>
+              <w:left w:val="single" w:sz="1" w:space="0" w:color="CCCCCC"/>
+              <w:bottom w:val="single" w:sz="1" w:space="0" w:color="CCCCCC"/>
+              <w:right w:val="single" w:sz="1" w:space="0" w:color="CCCCCC"/>
             </w:tcBorders>
             <w:shd w:val="clear" w:color="auto" w:fill="FFFFFF"/>
             <w:tcMar>
@@ -7532,7 +8400,7 @@
       <w:proofErr w:type="gramStart"/>
       <w:r>
         <w:rPr>
-          <w:rFonts w:ascii="Helvetica" w:hAnsi="Helvetica" w:eastAsia="Courier New" w:cs="Courier New"/>
+          <w:rFonts w:ascii="Helvetica" w:eastAsia="Courier New" w:hAnsi="Helvetica" w:cs="Courier New"/>
           <w:b/>
           <w:bCs/>
           <w:color w:val="1F4E79"/>
@@ -7555,7 +8423,7 @@
       <w:proofErr w:type="gramEnd"/>
       <w:r>
         <w:rPr>
-          <w:rFonts w:ascii="Helvetica" w:hAnsi="Helvetica" w:eastAsia="Courier New" w:cs="Courier New"/>
+          <w:rFonts w:ascii="Helvetica" w:eastAsia="Courier New" w:hAnsi="Helvetica" w:cs="Courier New"/>
           <w:b/>
           <w:bCs/>
           <w:color w:val="1F4E79"/>
@@ -7577,7 +8445,7 @@
       </w:r>
       <w:r>
         <w:rPr>
-          <w:rFonts w:ascii="Helvetica" w:hAnsi="Helvetica" w:eastAsia="Courier New" w:cs="Courier New"/>
+          <w:rFonts w:ascii="Helvetica" w:eastAsia="Courier New" w:hAnsi="Helvetica" w:cs="Courier New"/>
           <w:b/>
           <w:bCs/>
           <w:color w:val="1F4E79"/>
@@ -7599,7 +8467,7 @@
       </w:r>
       <w:r>
         <w:rPr>
-          <w:rFonts w:ascii="Helvetica" w:hAnsi="Helvetica" w:eastAsia="Courier New" w:cs="Courier New"/>
+          <w:rFonts w:ascii="Helvetica" w:eastAsia="Courier New" w:hAnsi="Helvetica" w:cs="Courier New"/>
           <w:b/>
           <w:bCs/>
           <w:color w:val="1F4E79"/>
@@ -7924,14 +8792,6 @@
     </w:p>
     <w:p>
       <w:pPr>
-        <w:spacing w:after="160" w:line="276" w:lineRule="auto"/>
-        <w:rPr>
-          <w:rFonts w:ascii="Helvetica" w:hAnsi="Helvetica"/>
-        </w:rPr>
-      </w:pPr>
-    </w:p>
-    <w:p>
-      <w:pPr>
         <w:pStyle w:val="Titolo2"/>
         <w:spacing w:line="276" w:lineRule="auto"/>
         <w:rPr>
@@ -7976,12 +8836,12 @@
       <w:tblPr>
         <w:tblW w:w="9000" w:type="dxa"/>
         <w:tblBorders>
-          <w:top w:val="single" w:color="auto" w:sz="4" w:space="0"/>
-          <w:left w:val="single" w:color="auto" w:sz="4" w:space="0"/>
-          <w:bottom w:val="single" w:color="auto" w:sz="4" w:space="0"/>
-          <w:right w:val="single" w:color="auto" w:sz="4" w:space="0"/>
-          <w:insideH w:val="single" w:color="auto" w:sz="4" w:space="0"/>
-          <w:insideV w:val="single" w:color="auto" w:sz="4" w:space="0"/>
+          <w:top w:val="single" w:sz="4" w:space="0" w:color="auto"/>
+          <w:left w:val="single" w:sz="4" w:space="0" w:color="auto"/>
+          <w:bottom w:val="single" w:sz="4" w:space="0" w:color="auto"/>
+          <w:right w:val="single" w:sz="4" w:space="0" w:color="auto"/>
+          <w:insideH w:val="single" w:sz="4" w:space="0" w:color="auto"/>
+          <w:insideV w:val="single" w:sz="4" w:space="0" w:color="auto"/>
         </w:tblBorders>
         <w:tblCellMar>
           <w:left w:w="10" w:type="dxa"/>
@@ -8001,10 +8861,10 @@
           <w:tcPr>
             <w:tcW w:w="2000" w:type="dxa"/>
             <w:tcBorders>
-              <w:top w:val="single" w:color="CCCCCC" w:sz="1" w:space="0"/>
-              <w:left w:val="single" w:color="CCCCCC" w:sz="1" w:space="0"/>
-              <w:bottom w:val="single" w:color="CCCCCC" w:sz="1" w:space="0"/>
-              <w:right w:val="single" w:color="CCCCCC" w:sz="1" w:space="0"/>
+              <w:top w:val="single" w:sz="1" w:space="0" w:color="CCCCCC"/>
+              <w:left w:val="single" w:sz="1" w:space="0" w:color="CCCCCC"/>
+              <w:bottom w:val="single" w:sz="1" w:space="0" w:color="CCCCCC"/>
+              <w:right w:val="single" w:sz="1" w:space="0" w:color="CCCCCC"/>
             </w:tcBorders>
             <w:shd w:val="clear" w:color="auto" w:fill="2E75B6"/>
             <w:tcMar>
@@ -8028,10 +8888,10 @@
           <w:tcPr>
             <w:tcW w:w="7000" w:type="dxa"/>
             <w:tcBorders>
-              <w:top w:val="single" w:color="CCCCCC" w:sz="1" w:space="0"/>
-              <w:left w:val="single" w:color="CCCCCC" w:sz="1" w:space="0"/>
-              <w:bottom w:val="single" w:color="CCCCCC" w:sz="1" w:space="0"/>
-              <w:right w:val="single" w:color="CCCCCC" w:sz="1" w:space="0"/>
+              <w:top w:val="single" w:sz="1" w:space="0" w:color="CCCCCC"/>
+              <w:left w:val="single" w:sz="1" w:space="0" w:color="CCCCCC"/>
+              <w:bottom w:val="single" w:sz="1" w:space="0" w:color="CCCCCC"/>
+              <w:right w:val="single" w:sz="1" w:space="0" w:color="CCCCCC"/>
             </w:tcBorders>
             <w:shd w:val="clear" w:color="auto" w:fill="2E75B6"/>
             <w:tcMar>
@@ -8057,10 +8917,10 @@
           <w:tcPr>
             <w:tcW w:w="2000" w:type="dxa"/>
             <w:tcBorders>
-              <w:top w:val="single" w:color="CCCCCC" w:sz="1" w:space="0"/>
-              <w:left w:val="single" w:color="CCCCCC" w:sz="1" w:space="0"/>
-              <w:bottom w:val="single" w:color="CCCCCC" w:sz="1" w:space="0"/>
-              <w:right w:val="single" w:color="CCCCCC" w:sz="1" w:space="0"/>
+              <w:top w:val="single" w:sz="1" w:space="0" w:color="CCCCCC"/>
+              <w:left w:val="single" w:sz="1" w:space="0" w:color="CCCCCC"/>
+              <w:bottom w:val="single" w:sz="1" w:space="0" w:color="CCCCCC"/>
+              <w:right w:val="single" w:sz="1" w:space="0" w:color="CCCCCC"/>
             </w:tcBorders>
             <w:shd w:val="clear" w:color="auto" w:fill="FFFFFF"/>
             <w:tcMar>
@@ -8093,10 +8953,10 @@
           <w:tcPr>
             <w:tcW w:w="7000" w:type="dxa"/>
             <w:tcBorders>
-              <w:top w:val="single" w:color="CCCCCC" w:sz="1" w:space="0"/>
-              <w:left w:val="single" w:color="CCCCCC" w:sz="1" w:space="0"/>
-              <w:bottom w:val="single" w:color="CCCCCC" w:sz="1" w:space="0"/>
-              <w:right w:val="single" w:color="CCCCCC" w:sz="1" w:space="0"/>
+              <w:top w:val="single" w:sz="1" w:space="0" w:color="CCCCCC"/>
+              <w:left w:val="single" w:sz="1" w:space="0" w:color="CCCCCC"/>
+              <w:bottom w:val="single" w:sz="1" w:space="0" w:color="CCCCCC"/>
+              <w:right w:val="single" w:sz="1" w:space="0" w:color="CCCCCC"/>
             </w:tcBorders>
             <w:shd w:val="clear" w:color="auto" w:fill="FFFFFF"/>
             <w:tcMar>
@@ -8311,10 +9171,10 @@
           <w:tcPr>
             <w:tcW w:w="2000" w:type="dxa"/>
             <w:tcBorders>
-              <w:top w:val="single" w:color="CCCCCC" w:sz="1" w:space="0"/>
-              <w:left w:val="single" w:color="CCCCCC" w:sz="1" w:space="0"/>
-              <w:bottom w:val="single" w:color="CCCCCC" w:sz="1" w:space="0"/>
-              <w:right w:val="single" w:color="CCCCCC" w:sz="1" w:space="0"/>
+              <w:top w:val="single" w:sz="1" w:space="0" w:color="CCCCCC"/>
+              <w:left w:val="single" w:sz="1" w:space="0" w:color="CCCCCC"/>
+              <w:bottom w:val="single" w:sz="1" w:space="0" w:color="CCCCCC"/>
+              <w:right w:val="single" w:sz="1" w:space="0" w:color="CCCCCC"/>
             </w:tcBorders>
             <w:shd w:val="clear" w:color="auto" w:fill="FFFFFF"/>
             <w:tcMar>
@@ -8347,10 +9207,10 @@
           <w:tcPr>
             <w:tcW w:w="7000" w:type="dxa"/>
             <w:tcBorders>
-              <w:top w:val="single" w:color="CCCCCC" w:sz="1" w:space="0"/>
-              <w:left w:val="single" w:color="CCCCCC" w:sz="1" w:space="0"/>
-              <w:bottom w:val="single" w:color="CCCCCC" w:sz="1" w:space="0"/>
-              <w:right w:val="single" w:color="CCCCCC" w:sz="1" w:space="0"/>
+              <w:top w:val="single" w:sz="1" w:space="0" w:color="CCCCCC"/>
+              <w:left w:val="single" w:sz="1" w:space="0" w:color="CCCCCC"/>
+              <w:bottom w:val="single" w:sz="1" w:space="0" w:color="CCCCCC"/>
+              <w:right w:val="single" w:sz="1" w:space="0" w:color="CCCCCC"/>
             </w:tcBorders>
             <w:shd w:val="clear" w:color="auto" w:fill="FFFFFF"/>
             <w:tcMar>
@@ -8403,10 +9263,10 @@
           <w:tcPr>
             <w:tcW w:w="2000" w:type="dxa"/>
             <w:tcBorders>
-              <w:top w:val="single" w:color="CCCCCC" w:sz="1" w:space="0"/>
-              <w:left w:val="single" w:color="CCCCCC" w:sz="1" w:space="0"/>
-              <w:bottom w:val="single" w:color="CCCCCC" w:sz="1" w:space="0"/>
-              <w:right w:val="single" w:color="CCCCCC" w:sz="1" w:space="0"/>
+              <w:top w:val="single" w:sz="1" w:space="0" w:color="CCCCCC"/>
+              <w:left w:val="single" w:sz="1" w:space="0" w:color="CCCCCC"/>
+              <w:bottom w:val="single" w:sz="1" w:space="0" w:color="CCCCCC"/>
+              <w:right w:val="single" w:sz="1" w:space="0" w:color="CCCCCC"/>
             </w:tcBorders>
             <w:shd w:val="clear" w:color="auto" w:fill="FFFFFF"/>
             <w:tcMar>
@@ -8439,10 +9299,10 @@
           <w:tcPr>
             <w:tcW w:w="7000" w:type="dxa"/>
             <w:tcBorders>
-              <w:top w:val="single" w:color="CCCCCC" w:sz="1" w:space="0"/>
-              <w:left w:val="single" w:color="CCCCCC" w:sz="1" w:space="0"/>
-              <w:bottom w:val="single" w:color="CCCCCC" w:sz="1" w:space="0"/>
-              <w:right w:val="single" w:color="CCCCCC" w:sz="1" w:space="0"/>
+              <w:top w:val="single" w:sz="1" w:space="0" w:color="CCCCCC"/>
+              <w:left w:val="single" w:sz="1" w:space="0" w:color="CCCCCC"/>
+              <w:bottom w:val="single" w:sz="1" w:space="0" w:color="CCCCCC"/>
+              <w:right w:val="single" w:sz="1" w:space="0" w:color="CCCCCC"/>
             </w:tcBorders>
             <w:shd w:val="clear" w:color="auto" w:fill="FFFFFF"/>
             <w:tcMar>
@@ -8537,10 +9397,10 @@
           <w:tcPr>
             <w:tcW w:w="2000" w:type="dxa"/>
             <w:tcBorders>
-              <w:top w:val="single" w:color="CCCCCC" w:sz="1" w:space="0"/>
-              <w:left w:val="single" w:color="CCCCCC" w:sz="1" w:space="0"/>
-              <w:bottom w:val="single" w:color="CCCCCC" w:sz="1" w:space="0"/>
-              <w:right w:val="single" w:color="CCCCCC" w:sz="1" w:space="0"/>
+              <w:top w:val="single" w:sz="1" w:space="0" w:color="CCCCCC"/>
+              <w:left w:val="single" w:sz="1" w:space="0" w:color="CCCCCC"/>
+              <w:bottom w:val="single" w:sz="1" w:space="0" w:color="CCCCCC"/>
+              <w:right w:val="single" w:sz="1" w:space="0" w:color="CCCCCC"/>
             </w:tcBorders>
             <w:shd w:val="clear" w:color="auto" w:fill="FFFFFF"/>
             <w:tcMar>
@@ -8573,10 +9433,10 @@
           <w:tcPr>
             <w:tcW w:w="7000" w:type="dxa"/>
             <w:tcBorders>
-              <w:top w:val="single" w:color="CCCCCC" w:sz="1" w:space="0"/>
-              <w:left w:val="single" w:color="CCCCCC" w:sz="1" w:space="0"/>
-              <w:bottom w:val="single" w:color="CCCCCC" w:sz="1" w:space="0"/>
-              <w:right w:val="single" w:color="CCCCCC" w:sz="1" w:space="0"/>
+              <w:top w:val="single" w:sz="1" w:space="0" w:color="CCCCCC"/>
+              <w:left w:val="single" w:sz="1" w:space="0" w:color="CCCCCC"/>
+              <w:bottom w:val="single" w:sz="1" w:space="0" w:color="CCCCCC"/>
+              <w:right w:val="single" w:sz="1" w:space="0" w:color="CCCCCC"/>
             </w:tcBorders>
             <w:shd w:val="clear" w:color="auto" w:fill="FFFFFF"/>
             <w:tcMar>
@@ -8678,12 +9538,12 @@
       <w:tblPr>
         <w:tblW w:w="9000" w:type="dxa"/>
         <w:tblBorders>
-          <w:top w:val="single" w:color="auto" w:sz="4" w:space="0"/>
-          <w:left w:val="single" w:color="auto" w:sz="4" w:space="0"/>
-          <w:bottom w:val="single" w:color="auto" w:sz="4" w:space="0"/>
-          <w:right w:val="single" w:color="auto" w:sz="4" w:space="0"/>
-          <w:insideH w:val="single" w:color="auto" w:sz="4" w:space="0"/>
-          <w:insideV w:val="single" w:color="auto" w:sz="4" w:space="0"/>
+          <w:top w:val="single" w:sz="4" w:space="0" w:color="auto"/>
+          <w:left w:val="single" w:sz="4" w:space="0" w:color="auto"/>
+          <w:bottom w:val="single" w:sz="4" w:space="0" w:color="auto"/>
+          <w:right w:val="single" w:sz="4" w:space="0" w:color="auto"/>
+          <w:insideH w:val="single" w:sz="4" w:space="0" w:color="auto"/>
+          <w:insideV w:val="single" w:sz="4" w:space="0" w:color="auto"/>
         </w:tblBorders>
         <w:tblCellMar>
           <w:left w:w="10" w:type="dxa"/>
@@ -8703,10 +9563,10 @@
           <w:tcPr>
             <w:tcW w:w="2000" w:type="dxa"/>
             <w:tcBorders>
-              <w:top w:val="single" w:color="CCCCCC" w:sz="1" w:space="0"/>
-              <w:left w:val="single" w:color="CCCCCC" w:sz="1" w:space="0"/>
-              <w:bottom w:val="single" w:color="CCCCCC" w:sz="1" w:space="0"/>
-              <w:right w:val="single" w:color="CCCCCC" w:sz="1" w:space="0"/>
+              <w:top w:val="single" w:sz="1" w:space="0" w:color="CCCCCC"/>
+              <w:left w:val="single" w:sz="1" w:space="0" w:color="CCCCCC"/>
+              <w:bottom w:val="single" w:sz="1" w:space="0" w:color="CCCCCC"/>
+              <w:right w:val="single" w:sz="1" w:space="0" w:color="CCCCCC"/>
             </w:tcBorders>
             <w:shd w:val="clear" w:color="auto" w:fill="2E75B6"/>
             <w:tcMar>
@@ -8730,10 +9590,10 @@
           <w:tcPr>
             <w:tcW w:w="7000" w:type="dxa"/>
             <w:tcBorders>
-              <w:top w:val="single" w:color="CCCCCC" w:sz="1" w:space="0"/>
-              <w:left w:val="single" w:color="CCCCCC" w:sz="1" w:space="0"/>
-              <w:bottom w:val="single" w:color="CCCCCC" w:sz="1" w:space="0"/>
-              <w:right w:val="single" w:color="CCCCCC" w:sz="1" w:space="0"/>
+              <w:top w:val="single" w:sz="1" w:space="0" w:color="CCCCCC"/>
+              <w:left w:val="single" w:sz="1" w:space="0" w:color="CCCCCC"/>
+              <w:bottom w:val="single" w:sz="1" w:space="0" w:color="CCCCCC"/>
+              <w:right w:val="single" w:sz="1" w:space="0" w:color="CCCCCC"/>
             </w:tcBorders>
             <w:shd w:val="clear" w:color="auto" w:fill="2E75B6"/>
             <w:tcMar>
@@ -8759,10 +9619,10 @@
           <w:tcPr>
             <w:tcW w:w="2000" w:type="dxa"/>
             <w:tcBorders>
-              <w:top w:val="single" w:color="CCCCCC" w:sz="1" w:space="0"/>
-              <w:left w:val="single" w:color="CCCCCC" w:sz="1" w:space="0"/>
-              <w:bottom w:val="single" w:color="CCCCCC" w:sz="1" w:space="0"/>
-              <w:right w:val="single" w:color="CCCCCC" w:sz="1" w:space="0"/>
+              <w:top w:val="single" w:sz="1" w:space="0" w:color="CCCCCC"/>
+              <w:left w:val="single" w:sz="1" w:space="0" w:color="CCCCCC"/>
+              <w:bottom w:val="single" w:sz="1" w:space="0" w:color="CCCCCC"/>
+              <w:right w:val="single" w:sz="1" w:space="0" w:color="CCCCCC"/>
             </w:tcBorders>
             <w:shd w:val="clear" w:color="auto" w:fill="FFFFFF"/>
             <w:tcMar>
@@ -8795,10 +9655,10 @@
           <w:tcPr>
             <w:tcW w:w="7000" w:type="dxa"/>
             <w:tcBorders>
-              <w:top w:val="single" w:color="CCCCCC" w:sz="1" w:space="0"/>
-              <w:left w:val="single" w:color="CCCCCC" w:sz="1" w:space="0"/>
-              <w:bottom w:val="single" w:color="CCCCCC" w:sz="1" w:space="0"/>
-              <w:right w:val="single" w:color="CCCCCC" w:sz="1" w:space="0"/>
+              <w:top w:val="single" w:sz="1" w:space="0" w:color="CCCCCC"/>
+              <w:left w:val="single" w:sz="1" w:space="0" w:color="CCCCCC"/>
+              <w:bottom w:val="single" w:sz="1" w:space="0" w:color="CCCCCC"/>
+              <w:right w:val="single" w:sz="1" w:space="0" w:color="CCCCCC"/>
             </w:tcBorders>
             <w:shd w:val="clear" w:color="auto" w:fill="FFFFFF"/>
             <w:tcMar>
@@ -8864,10 +9724,10 @@
           <w:tcPr>
             <w:tcW w:w="2000" w:type="dxa"/>
             <w:tcBorders>
-              <w:top w:val="single" w:color="CCCCCC" w:sz="1" w:space="0"/>
-              <w:left w:val="single" w:color="CCCCCC" w:sz="1" w:space="0"/>
-              <w:bottom w:val="single" w:color="CCCCCC" w:sz="1" w:space="0"/>
-              <w:right w:val="single" w:color="CCCCCC" w:sz="1" w:space="0"/>
+              <w:top w:val="single" w:sz="1" w:space="0" w:color="CCCCCC"/>
+              <w:left w:val="single" w:sz="1" w:space="0" w:color="CCCCCC"/>
+              <w:bottom w:val="single" w:sz="1" w:space="0" w:color="CCCCCC"/>
+              <w:right w:val="single" w:sz="1" w:space="0" w:color="CCCCCC"/>
             </w:tcBorders>
             <w:shd w:val="clear" w:color="auto" w:fill="FFFFFF"/>
             <w:tcMar>
@@ -8900,10 +9760,10 @@
           <w:tcPr>
             <w:tcW w:w="7000" w:type="dxa"/>
             <w:tcBorders>
-              <w:top w:val="single" w:color="CCCCCC" w:sz="1" w:space="0"/>
-              <w:left w:val="single" w:color="CCCCCC" w:sz="1" w:space="0"/>
-              <w:bottom w:val="single" w:color="CCCCCC" w:sz="1" w:space="0"/>
-              <w:right w:val="single" w:color="CCCCCC" w:sz="1" w:space="0"/>
+              <w:top w:val="single" w:sz="1" w:space="0" w:color="CCCCCC"/>
+              <w:left w:val="single" w:sz="1" w:space="0" w:color="CCCCCC"/>
+              <w:bottom w:val="single" w:sz="1" w:space="0" w:color="CCCCCC"/>
+              <w:right w:val="single" w:sz="1" w:space="0" w:color="CCCCCC"/>
             </w:tcBorders>
             <w:shd w:val="clear" w:color="auto" w:fill="FFFFFF"/>
             <w:tcMar>
@@ -8938,10 +9798,10 @@
           <w:tcPr>
             <w:tcW w:w="2000" w:type="dxa"/>
             <w:tcBorders>
-              <w:top w:val="single" w:color="CCCCCC" w:sz="1" w:space="0"/>
-              <w:left w:val="single" w:color="CCCCCC" w:sz="1" w:space="0"/>
-              <w:bottom w:val="single" w:color="CCCCCC" w:sz="1" w:space="0"/>
-              <w:right w:val="single" w:color="CCCCCC" w:sz="1" w:space="0"/>
+              <w:top w:val="single" w:sz="1" w:space="0" w:color="CCCCCC"/>
+              <w:left w:val="single" w:sz="1" w:space="0" w:color="CCCCCC"/>
+              <w:bottom w:val="single" w:sz="1" w:space="0" w:color="CCCCCC"/>
+              <w:right w:val="single" w:sz="1" w:space="0" w:color="CCCCCC"/>
             </w:tcBorders>
             <w:shd w:val="clear" w:color="auto" w:fill="FFFFFF"/>
             <w:tcMar>
@@ -8974,10 +9834,10 @@
           <w:tcPr>
             <w:tcW w:w="7000" w:type="dxa"/>
             <w:tcBorders>
-              <w:top w:val="single" w:color="CCCCCC" w:sz="1" w:space="0"/>
-              <w:left w:val="single" w:color="CCCCCC" w:sz="1" w:space="0"/>
-              <w:bottom w:val="single" w:color="CCCCCC" w:sz="1" w:space="0"/>
-              <w:right w:val="single" w:color="CCCCCC" w:sz="1" w:space="0"/>
+              <w:top w:val="single" w:sz="1" w:space="0" w:color="CCCCCC"/>
+              <w:left w:val="single" w:sz="1" w:space="0" w:color="CCCCCC"/>
+              <w:bottom w:val="single" w:sz="1" w:space="0" w:color="CCCCCC"/>
+              <w:right w:val="single" w:sz="1" w:space="0" w:color="CCCCCC"/>
             </w:tcBorders>
             <w:shd w:val="clear" w:color="auto" w:fill="FFFFFF"/>
             <w:tcMar>
@@ -9012,10 +9872,10 @@
           <w:tcPr>
             <w:tcW w:w="2000" w:type="dxa"/>
             <w:tcBorders>
-              <w:top w:val="single" w:color="CCCCCC" w:sz="1" w:space="0"/>
-              <w:left w:val="single" w:color="CCCCCC" w:sz="1" w:space="0"/>
-              <w:bottom w:val="single" w:color="CCCCCC" w:sz="1" w:space="0"/>
-              <w:right w:val="single" w:color="CCCCCC" w:sz="1" w:space="0"/>
+              <w:top w:val="single" w:sz="1" w:space="0" w:color="CCCCCC"/>
+              <w:left w:val="single" w:sz="1" w:space="0" w:color="CCCCCC"/>
+              <w:bottom w:val="single" w:sz="1" w:space="0" w:color="CCCCCC"/>
+              <w:right w:val="single" w:sz="1" w:space="0" w:color="CCCCCC"/>
             </w:tcBorders>
             <w:shd w:val="clear" w:color="auto" w:fill="FFFFFF"/>
             <w:tcMar>
@@ -9048,10 +9908,10 @@
           <w:tcPr>
             <w:tcW w:w="7000" w:type="dxa"/>
             <w:tcBorders>
-              <w:top w:val="single" w:color="CCCCCC" w:sz="1" w:space="0"/>
-              <w:left w:val="single" w:color="CCCCCC" w:sz="1" w:space="0"/>
-              <w:bottom w:val="single" w:color="CCCCCC" w:sz="1" w:space="0"/>
-              <w:right w:val="single" w:color="CCCCCC" w:sz="1" w:space="0"/>
+              <w:top w:val="single" w:sz="1" w:space="0" w:color="CCCCCC"/>
+              <w:left w:val="single" w:sz="1" w:space="0" w:color="CCCCCC"/>
+              <w:bottom w:val="single" w:sz="1" w:space="0" w:color="CCCCCC"/>
+              <w:right w:val="single" w:sz="1" w:space="0" w:color="CCCCCC"/>
             </w:tcBorders>
             <w:shd w:val="clear" w:color="auto" w:fill="FFFFFF"/>
             <w:tcMar>
@@ -9129,12 +9989,12 @@
       <w:tblPr>
         <w:tblW w:w="9000" w:type="dxa"/>
         <w:tblBorders>
-          <w:top w:val="single" w:color="auto" w:sz="4" w:space="0"/>
-          <w:left w:val="single" w:color="auto" w:sz="4" w:space="0"/>
-          <w:bottom w:val="single" w:color="auto" w:sz="4" w:space="0"/>
-          <w:right w:val="single" w:color="auto" w:sz="4" w:space="0"/>
-          <w:insideH w:val="single" w:color="auto" w:sz="4" w:space="0"/>
-          <w:insideV w:val="single" w:color="auto" w:sz="4" w:space="0"/>
+          <w:top w:val="single" w:sz="4" w:space="0" w:color="auto"/>
+          <w:left w:val="single" w:sz="4" w:space="0" w:color="auto"/>
+          <w:bottom w:val="single" w:sz="4" w:space="0" w:color="auto"/>
+          <w:right w:val="single" w:sz="4" w:space="0" w:color="auto"/>
+          <w:insideH w:val="single" w:sz="4" w:space="0" w:color="auto"/>
+          <w:insideV w:val="single" w:sz="4" w:space="0" w:color="auto"/>
         </w:tblBorders>
         <w:tblCellMar>
           <w:left w:w="10" w:type="dxa"/>
@@ -9154,10 +10014,10 @@
           <w:tcPr>
             <w:tcW w:w="2000" w:type="dxa"/>
             <w:tcBorders>
-              <w:top w:val="single" w:color="CCCCCC" w:sz="1" w:space="0"/>
-              <w:left w:val="single" w:color="CCCCCC" w:sz="1" w:space="0"/>
-              <w:bottom w:val="single" w:color="CCCCCC" w:sz="1" w:space="0"/>
-              <w:right w:val="single" w:color="CCCCCC" w:sz="1" w:space="0"/>
+              <w:top w:val="single" w:sz="1" w:space="0" w:color="CCCCCC"/>
+              <w:left w:val="single" w:sz="1" w:space="0" w:color="CCCCCC"/>
+              <w:bottom w:val="single" w:sz="1" w:space="0" w:color="CCCCCC"/>
+              <w:right w:val="single" w:sz="1" w:space="0" w:color="CCCCCC"/>
             </w:tcBorders>
             <w:shd w:val="clear" w:color="auto" w:fill="2E75B6"/>
             <w:tcMar>
@@ -9181,10 +10041,10 @@
           <w:tcPr>
             <w:tcW w:w="7000" w:type="dxa"/>
             <w:tcBorders>
-              <w:top w:val="single" w:color="CCCCCC" w:sz="1" w:space="0"/>
-              <w:left w:val="single" w:color="CCCCCC" w:sz="1" w:space="0"/>
-              <w:bottom w:val="single" w:color="CCCCCC" w:sz="1" w:space="0"/>
-              <w:right w:val="single" w:color="CCCCCC" w:sz="1" w:space="0"/>
+              <w:top w:val="single" w:sz="1" w:space="0" w:color="CCCCCC"/>
+              <w:left w:val="single" w:sz="1" w:space="0" w:color="CCCCCC"/>
+              <w:bottom w:val="single" w:sz="1" w:space="0" w:color="CCCCCC"/>
+              <w:right w:val="single" w:sz="1" w:space="0" w:color="CCCCCC"/>
             </w:tcBorders>
             <w:shd w:val="clear" w:color="auto" w:fill="2E75B6"/>
             <w:tcMar>
@@ -9210,10 +10070,10 @@
           <w:tcPr>
             <w:tcW w:w="2000" w:type="dxa"/>
             <w:tcBorders>
-              <w:top w:val="single" w:color="CCCCCC" w:sz="1" w:space="0"/>
-              <w:left w:val="single" w:color="CCCCCC" w:sz="1" w:space="0"/>
-              <w:bottom w:val="single" w:color="CCCCCC" w:sz="1" w:space="0"/>
-              <w:right w:val="single" w:color="CCCCCC" w:sz="1" w:space="0"/>
+              <w:top w:val="single" w:sz="1" w:space="0" w:color="CCCCCC"/>
+              <w:left w:val="single" w:sz="1" w:space="0" w:color="CCCCCC"/>
+              <w:bottom w:val="single" w:sz="1" w:space="0" w:color="CCCCCC"/>
+              <w:right w:val="single" w:sz="1" w:space="0" w:color="CCCCCC"/>
             </w:tcBorders>
             <w:shd w:val="clear" w:color="auto" w:fill="FFFFFF"/>
             <w:tcMar>
@@ -9246,10 +10106,10 @@
           <w:tcPr>
             <w:tcW w:w="7000" w:type="dxa"/>
             <w:tcBorders>
-              <w:top w:val="single" w:color="CCCCCC" w:sz="1" w:space="0"/>
-              <w:left w:val="single" w:color="CCCCCC" w:sz="1" w:space="0"/>
-              <w:bottom w:val="single" w:color="CCCCCC" w:sz="1" w:space="0"/>
-              <w:right w:val="single" w:color="CCCCCC" w:sz="1" w:space="0"/>
+              <w:top w:val="single" w:sz="1" w:space="0" w:color="CCCCCC"/>
+              <w:left w:val="single" w:sz="1" w:space="0" w:color="CCCCCC"/>
+              <w:bottom w:val="single" w:sz="1" w:space="0" w:color="CCCCCC"/>
+              <w:right w:val="single" w:sz="1" w:space="0" w:color="CCCCCC"/>
             </w:tcBorders>
             <w:shd w:val="clear" w:color="auto" w:fill="FFFFFF"/>
             <w:tcMar>
@@ -9455,10 +10315,10 @@
           <w:tcPr>
             <w:tcW w:w="2000" w:type="dxa"/>
             <w:tcBorders>
-              <w:top w:val="single" w:color="CCCCCC" w:sz="1" w:space="0"/>
-              <w:left w:val="single" w:color="CCCCCC" w:sz="1" w:space="0"/>
-              <w:bottom w:val="single" w:color="CCCCCC" w:sz="1" w:space="0"/>
-              <w:right w:val="single" w:color="CCCCCC" w:sz="1" w:space="0"/>
+              <w:top w:val="single" w:sz="1" w:space="0" w:color="CCCCCC"/>
+              <w:left w:val="single" w:sz="1" w:space="0" w:color="CCCCCC"/>
+              <w:bottom w:val="single" w:sz="1" w:space="0" w:color="CCCCCC"/>
+              <w:right w:val="single" w:sz="1" w:space="0" w:color="CCCCCC"/>
             </w:tcBorders>
             <w:shd w:val="clear" w:color="auto" w:fill="FFFFFF"/>
             <w:tcMar>
@@ -9491,10 +10351,10 @@
           <w:tcPr>
             <w:tcW w:w="7000" w:type="dxa"/>
             <w:tcBorders>
-              <w:top w:val="single" w:color="CCCCCC" w:sz="1" w:space="0"/>
-              <w:left w:val="single" w:color="CCCCCC" w:sz="1" w:space="0"/>
-              <w:bottom w:val="single" w:color="CCCCCC" w:sz="1" w:space="0"/>
-              <w:right w:val="single" w:color="CCCCCC" w:sz="1" w:space="0"/>
+              <w:top w:val="single" w:sz="1" w:space="0" w:color="CCCCCC"/>
+              <w:left w:val="single" w:sz="1" w:space="0" w:color="CCCCCC"/>
+              <w:bottom w:val="single" w:sz="1" w:space="0" w:color="CCCCCC"/>
+              <w:right w:val="single" w:sz="1" w:space="0" w:color="CCCCCC"/>
             </w:tcBorders>
             <w:shd w:val="clear" w:color="auto" w:fill="FFFFFF"/>
             <w:tcMar>
@@ -9529,10 +10389,10 @@
           <w:tcPr>
             <w:tcW w:w="2000" w:type="dxa"/>
             <w:tcBorders>
-              <w:top w:val="single" w:color="CCCCCC" w:sz="1" w:space="0"/>
-              <w:left w:val="single" w:color="CCCCCC" w:sz="1" w:space="0"/>
-              <w:bottom w:val="single" w:color="CCCCCC" w:sz="1" w:space="0"/>
-              <w:right w:val="single" w:color="CCCCCC" w:sz="1" w:space="0"/>
+              <w:top w:val="single" w:sz="1" w:space="0" w:color="CCCCCC"/>
+              <w:left w:val="single" w:sz="1" w:space="0" w:color="CCCCCC"/>
+              <w:bottom w:val="single" w:sz="1" w:space="0" w:color="CCCCCC"/>
+              <w:right w:val="single" w:sz="1" w:space="0" w:color="CCCCCC"/>
             </w:tcBorders>
             <w:shd w:val="clear" w:color="auto" w:fill="FFFFFF"/>
             <w:tcMar>
@@ -9565,35 +10425,55 @@
           <w:tcPr>
             <w:tcW w:w="7000" w:type="dxa"/>
             <w:tcBorders>
-              <w:top w:val="single" w:color="CCCCCC" w:sz="1" w:space="0"/>
-              <w:left w:val="single" w:color="CCCCCC" w:sz="1" w:space="0"/>
-              <w:bottom w:val="single" w:color="CCCCCC" w:sz="1" w:space="0"/>
-              <w:right w:val="single" w:color="CCCCCC" w:sz="1" w:space="0"/>
-            </w:tcBorders>
-            <w:shd w:val="clear" w:color="auto" w:fill="FFFFFF"/>
-            <w:tcMar>
-              <w:top w:w="80" w:type="dxa"/>
-              <w:left w:w="120" w:type="dxa"/>
-              <w:bottom w:w="80" w:type="dxa"/>
-              <w:right w:w="120" w:type="dxa"/>
-            </w:tcMar>
-            <w:vAlign w:val="center"/>
-          </w:tcPr>
-          <w:p>
-            <w:pPr>
-              <w:spacing w:line="276" w:lineRule="auto"/>
-              <w:rPr>
-                <w:rFonts w:ascii="Helvetica" w:hAnsi="Helvetica"/>
-              </w:rPr>
-            </w:pPr>
-            <w:r>
-              <w:rPr>
-                <w:rFonts w:ascii="Helvetica" w:hAnsi="Helvetica"/>
-                <w:color w:val="000000"/>
-                <w:sz w:val="22"/>
-                <w:szCs w:val="22"/>
-              </w:rPr>
-              <w:t xml:space="preserve">Restituisce 1 e aggiorna r-&gt;stato se la transizione è valida; restituisce 0 altrimenti. La funzione </w:t>
+              <w:top w:val="single" w:sz="1" w:space="0" w:color="CCCCCC"/>
+              <w:left w:val="single" w:sz="1" w:space="0" w:color="CCCCCC"/>
+              <w:bottom w:val="single" w:sz="1" w:space="0" w:color="CCCCCC"/>
+              <w:right w:val="single" w:sz="1" w:space="0" w:color="CCCCCC"/>
+            </w:tcBorders>
+            <w:shd w:val="clear" w:color="auto" w:fill="FFFFFF"/>
+            <w:tcMar>
+              <w:top w:w="80" w:type="dxa"/>
+              <w:left w:w="120" w:type="dxa"/>
+              <w:bottom w:w="80" w:type="dxa"/>
+              <w:right w:w="120" w:type="dxa"/>
+            </w:tcMar>
+            <w:vAlign w:val="center"/>
+          </w:tcPr>
+          <w:p>
+            <w:pPr>
+              <w:spacing w:line="276" w:lineRule="auto"/>
+              <w:rPr>
+                <w:rFonts w:ascii="Helvetica" w:hAnsi="Helvetica"/>
+              </w:rPr>
+            </w:pPr>
+            <w:r>
+              <w:rPr>
+                <w:rFonts w:ascii="Helvetica" w:hAnsi="Helvetica"/>
+                <w:color w:val="000000"/>
+                <w:sz w:val="22"/>
+                <w:szCs w:val="22"/>
+              </w:rPr>
+              <w:t xml:space="preserve">Restituisce 1 e </w:t>
+            </w:r>
+            <w:proofErr w:type="gramStart"/>
+            <w:r>
+              <w:rPr>
+                <w:rFonts w:ascii="Helvetica" w:hAnsi="Helvetica"/>
+                <w:color w:val="000000"/>
+                <w:sz w:val="22"/>
+                <w:szCs w:val="22"/>
+              </w:rPr>
+              <w:t>aggiorna r</w:t>
+            </w:r>
+            <w:proofErr w:type="gramEnd"/>
+            <w:r>
+              <w:rPr>
+                <w:rFonts w:ascii="Helvetica" w:hAnsi="Helvetica"/>
+                <w:color w:val="000000"/>
+                <w:sz w:val="22"/>
+                <w:szCs w:val="22"/>
+              </w:rPr>
+              <w:t xml:space="preserve">-&gt;stato se la transizione è valida; restituisce 0 altrimenti. La funzione </w:t>
             </w:r>
             <w:proofErr w:type="spellStart"/>
             <w:r>
@@ -9623,35 +10503,34 @@
           <w:tcPr>
             <w:tcW w:w="2000" w:type="dxa"/>
             <w:tcBorders>
-              <w:top w:val="single" w:color="CCCCCC" w:sz="1" w:space="0"/>
-              <w:left w:val="single" w:color="CCCCCC" w:sz="1" w:space="0"/>
-              <w:bottom w:val="single" w:color="CCCCCC" w:sz="1" w:space="0"/>
-              <w:right w:val="single" w:color="CCCCCC" w:sz="1" w:space="0"/>
-            </w:tcBorders>
-            <w:shd w:val="clear" w:color="auto" w:fill="FFFFFF"/>
-            <w:tcMar>
-              <w:top w:w="80" w:type="dxa"/>
-              <w:left w:w="120" w:type="dxa"/>
-              <w:bottom w:w="80" w:type="dxa"/>
-              <w:right w:w="120" w:type="dxa"/>
-            </w:tcMar>
-            <w:vAlign w:val="center"/>
-          </w:tcPr>
-          <w:p>
-            <w:pPr>
-              <w:spacing w:line="276" w:lineRule="auto"/>
-              <w:rPr>
-                <w:rFonts w:ascii="Helvetica" w:hAnsi="Helvetica"/>
-              </w:rPr>
-            </w:pPr>
-            <w:r>
-              <w:rPr>
-                <w:rFonts w:ascii="Helvetica" w:hAnsi="Helvetica"/>
-                <w:color w:val="000000"/>
-                <w:sz w:val="22"/>
-                <w:szCs w:val="22"/>
-              </w:rPr>
-              <w:lastRenderedPageBreak/>
+              <w:top w:val="single" w:sz="1" w:space="0" w:color="CCCCCC"/>
+              <w:left w:val="single" w:sz="1" w:space="0" w:color="CCCCCC"/>
+              <w:bottom w:val="single" w:sz="1" w:space="0" w:color="CCCCCC"/>
+              <w:right w:val="single" w:sz="1" w:space="0" w:color="CCCCCC"/>
+            </w:tcBorders>
+            <w:shd w:val="clear" w:color="auto" w:fill="FFFFFF"/>
+            <w:tcMar>
+              <w:top w:w="80" w:type="dxa"/>
+              <w:left w:w="120" w:type="dxa"/>
+              <w:bottom w:w="80" w:type="dxa"/>
+              <w:right w:w="120" w:type="dxa"/>
+            </w:tcMar>
+            <w:vAlign w:val="center"/>
+          </w:tcPr>
+          <w:p>
+            <w:pPr>
+              <w:spacing w:line="276" w:lineRule="auto"/>
+              <w:rPr>
+                <w:rFonts w:ascii="Helvetica" w:hAnsi="Helvetica"/>
+              </w:rPr>
+            </w:pPr>
+            <w:r>
+              <w:rPr>
+                <w:rFonts w:ascii="Helvetica" w:hAnsi="Helvetica"/>
+                <w:color w:val="000000"/>
+                <w:sz w:val="22"/>
+                <w:szCs w:val="22"/>
+              </w:rPr>
               <w:t>Effetti collaterali</w:t>
             </w:r>
           </w:p>
@@ -9660,10 +10539,10 @@
           <w:tcPr>
             <w:tcW w:w="7000" w:type="dxa"/>
             <w:tcBorders>
-              <w:top w:val="single" w:color="CCCCCC" w:sz="1" w:space="0"/>
-              <w:left w:val="single" w:color="CCCCCC" w:sz="1" w:space="0"/>
-              <w:bottom w:val="single" w:color="CCCCCC" w:sz="1" w:space="0"/>
-              <w:right w:val="single" w:color="CCCCCC" w:sz="1" w:space="0"/>
+              <w:top w:val="single" w:sz="1" w:space="0" w:color="CCCCCC"/>
+              <w:left w:val="single" w:sz="1" w:space="0" w:color="CCCCCC"/>
+              <w:bottom w:val="single" w:sz="1" w:space="0" w:color="CCCCCC"/>
+              <w:right w:val="single" w:sz="1" w:space="0" w:color="CCCCCC"/>
             </w:tcBorders>
             <w:shd w:val="clear" w:color="auto" w:fill="FFFFFF"/>
             <w:tcMar>
@@ -9725,12 +10604,12 @@
       <w:tblPr>
         <w:tblW w:w="9000" w:type="dxa"/>
         <w:tblBorders>
-          <w:top w:val="single" w:color="auto" w:sz="4" w:space="0"/>
-          <w:left w:val="single" w:color="auto" w:sz="4" w:space="0"/>
-          <w:bottom w:val="single" w:color="auto" w:sz="4" w:space="0"/>
-          <w:right w:val="single" w:color="auto" w:sz="4" w:space="0"/>
-          <w:insideH w:val="single" w:color="auto" w:sz="4" w:space="0"/>
-          <w:insideV w:val="single" w:color="auto" w:sz="4" w:space="0"/>
+          <w:top w:val="single" w:sz="4" w:space="0" w:color="auto"/>
+          <w:left w:val="single" w:sz="4" w:space="0" w:color="auto"/>
+          <w:bottom w:val="single" w:sz="4" w:space="0" w:color="auto"/>
+          <w:right w:val="single" w:sz="4" w:space="0" w:color="auto"/>
+          <w:insideH w:val="single" w:sz="4" w:space="0" w:color="auto"/>
+          <w:insideV w:val="single" w:sz="4" w:space="0" w:color="auto"/>
         </w:tblBorders>
         <w:tblCellMar>
           <w:left w:w="10" w:type="dxa"/>
@@ -9750,10 +10629,10 @@
           <w:tcPr>
             <w:tcW w:w="2000" w:type="dxa"/>
             <w:tcBorders>
-              <w:top w:val="single" w:color="CCCCCC" w:sz="1" w:space="0"/>
-              <w:left w:val="single" w:color="CCCCCC" w:sz="1" w:space="0"/>
-              <w:bottom w:val="single" w:color="CCCCCC" w:sz="1" w:space="0"/>
-              <w:right w:val="single" w:color="CCCCCC" w:sz="1" w:space="0"/>
+              <w:top w:val="single" w:sz="1" w:space="0" w:color="CCCCCC"/>
+              <w:left w:val="single" w:sz="1" w:space="0" w:color="CCCCCC"/>
+              <w:bottom w:val="single" w:sz="1" w:space="0" w:color="CCCCCC"/>
+              <w:right w:val="single" w:sz="1" w:space="0" w:color="CCCCCC"/>
             </w:tcBorders>
             <w:shd w:val="clear" w:color="auto" w:fill="2E75B6"/>
             <w:tcMar>
@@ -9777,10 +10656,10 @@
           <w:tcPr>
             <w:tcW w:w="7000" w:type="dxa"/>
             <w:tcBorders>
-              <w:top w:val="single" w:color="CCCCCC" w:sz="1" w:space="0"/>
-              <w:left w:val="single" w:color="CCCCCC" w:sz="1" w:space="0"/>
-              <w:bottom w:val="single" w:color="CCCCCC" w:sz="1" w:space="0"/>
-              <w:right w:val="single" w:color="CCCCCC" w:sz="1" w:space="0"/>
+              <w:top w:val="single" w:sz="1" w:space="0" w:color="CCCCCC"/>
+              <w:left w:val="single" w:sz="1" w:space="0" w:color="CCCCCC"/>
+              <w:bottom w:val="single" w:sz="1" w:space="0" w:color="CCCCCC"/>
+              <w:right w:val="single" w:sz="1" w:space="0" w:color="CCCCCC"/>
             </w:tcBorders>
             <w:shd w:val="clear" w:color="auto" w:fill="2E75B6"/>
             <w:tcMar>
@@ -9806,10 +10685,10 @@
           <w:tcPr>
             <w:tcW w:w="2000" w:type="dxa"/>
             <w:tcBorders>
-              <w:top w:val="single" w:color="CCCCCC" w:sz="1" w:space="0"/>
-              <w:left w:val="single" w:color="CCCCCC" w:sz="1" w:space="0"/>
-              <w:bottom w:val="single" w:color="CCCCCC" w:sz="1" w:space="0"/>
-              <w:right w:val="single" w:color="CCCCCC" w:sz="1" w:space="0"/>
+              <w:top w:val="single" w:sz="1" w:space="0" w:color="CCCCCC"/>
+              <w:left w:val="single" w:sz="1" w:space="0" w:color="CCCCCC"/>
+              <w:bottom w:val="single" w:sz="1" w:space="0" w:color="CCCCCC"/>
+              <w:right w:val="single" w:sz="1" w:space="0" w:color="CCCCCC"/>
             </w:tcBorders>
             <w:shd w:val="clear" w:color="auto" w:fill="FFFFFF"/>
             <w:tcMar>
@@ -9842,10 +10721,10 @@
           <w:tcPr>
             <w:tcW w:w="7000" w:type="dxa"/>
             <w:tcBorders>
-              <w:top w:val="single" w:color="CCCCCC" w:sz="1" w:space="0"/>
-              <w:left w:val="single" w:color="CCCCCC" w:sz="1" w:space="0"/>
-              <w:bottom w:val="single" w:color="CCCCCC" w:sz="1" w:space="0"/>
-              <w:right w:val="single" w:color="CCCCCC" w:sz="1" w:space="0"/>
+              <w:top w:val="single" w:sz="1" w:space="0" w:color="CCCCCC"/>
+              <w:left w:val="single" w:sz="1" w:space="0" w:color="CCCCCC"/>
+              <w:bottom w:val="single" w:sz="1" w:space="0" w:color="CCCCCC"/>
+              <w:right w:val="single" w:sz="1" w:space="0" w:color="CCCCCC"/>
             </w:tcBorders>
             <w:shd w:val="clear" w:color="auto" w:fill="FFFFFF"/>
             <w:tcMar>
@@ -9920,10 +10799,10 @@
           <w:tcPr>
             <w:tcW w:w="2000" w:type="dxa"/>
             <w:tcBorders>
-              <w:top w:val="single" w:color="CCCCCC" w:sz="1" w:space="0"/>
-              <w:left w:val="single" w:color="CCCCCC" w:sz="1" w:space="0"/>
-              <w:bottom w:val="single" w:color="CCCCCC" w:sz="1" w:space="0"/>
-              <w:right w:val="single" w:color="CCCCCC" w:sz="1" w:space="0"/>
+              <w:top w:val="single" w:sz="1" w:space="0" w:color="CCCCCC"/>
+              <w:left w:val="single" w:sz="1" w:space="0" w:color="CCCCCC"/>
+              <w:bottom w:val="single" w:sz="1" w:space="0" w:color="CCCCCC"/>
+              <w:right w:val="single" w:sz="1" w:space="0" w:color="CCCCCC"/>
             </w:tcBorders>
             <w:shd w:val="clear" w:color="auto" w:fill="FFFFFF"/>
             <w:tcMar>
@@ -9956,10 +10835,10 @@
           <w:tcPr>
             <w:tcW w:w="7000" w:type="dxa"/>
             <w:tcBorders>
-              <w:top w:val="single" w:color="CCCCCC" w:sz="1" w:space="0"/>
-              <w:left w:val="single" w:color="CCCCCC" w:sz="1" w:space="0"/>
-              <w:bottom w:val="single" w:color="CCCCCC" w:sz="1" w:space="0"/>
-              <w:right w:val="single" w:color="CCCCCC" w:sz="1" w:space="0"/>
+              <w:top w:val="single" w:sz="1" w:space="0" w:color="CCCCCC"/>
+              <w:left w:val="single" w:sz="1" w:space="0" w:color="CCCCCC"/>
+              <w:bottom w:val="single" w:sz="1" w:space="0" w:color="CCCCCC"/>
+              <w:right w:val="single" w:sz="1" w:space="0" w:color="CCCCCC"/>
             </w:tcBorders>
             <w:shd w:val="clear" w:color="auto" w:fill="FFFFFF"/>
             <w:tcMar>
@@ -9994,10 +10873,10 @@
           <w:tcPr>
             <w:tcW w:w="2000" w:type="dxa"/>
             <w:tcBorders>
-              <w:top w:val="single" w:color="CCCCCC" w:sz="1" w:space="0"/>
-              <w:left w:val="single" w:color="CCCCCC" w:sz="1" w:space="0"/>
-              <w:bottom w:val="single" w:color="CCCCCC" w:sz="1" w:space="0"/>
-              <w:right w:val="single" w:color="CCCCCC" w:sz="1" w:space="0"/>
+              <w:top w:val="single" w:sz="1" w:space="0" w:color="CCCCCC"/>
+              <w:left w:val="single" w:sz="1" w:space="0" w:color="CCCCCC"/>
+              <w:bottom w:val="single" w:sz="1" w:space="0" w:color="CCCCCC"/>
+              <w:right w:val="single" w:sz="1" w:space="0" w:color="CCCCCC"/>
             </w:tcBorders>
             <w:shd w:val="clear" w:color="auto" w:fill="FFFFFF"/>
             <w:tcMar>
@@ -10030,10 +10909,10 @@
           <w:tcPr>
             <w:tcW w:w="7000" w:type="dxa"/>
             <w:tcBorders>
-              <w:top w:val="single" w:color="CCCCCC" w:sz="1" w:space="0"/>
-              <w:left w:val="single" w:color="CCCCCC" w:sz="1" w:space="0"/>
-              <w:bottom w:val="single" w:color="CCCCCC" w:sz="1" w:space="0"/>
-              <w:right w:val="single" w:color="CCCCCC" w:sz="1" w:space="0"/>
+              <w:top w:val="single" w:sz="1" w:space="0" w:color="CCCCCC"/>
+              <w:left w:val="single" w:sz="1" w:space="0" w:color="CCCCCC"/>
+              <w:bottom w:val="single" w:sz="1" w:space="0" w:color="CCCCCC"/>
+              <w:right w:val="single" w:sz="1" w:space="0" w:color="CCCCCC"/>
             </w:tcBorders>
             <w:shd w:val="clear" w:color="auto" w:fill="FFFFFF"/>
             <w:tcMar>
@@ -10068,10 +10947,10 @@
           <w:tcPr>
             <w:tcW w:w="2000" w:type="dxa"/>
             <w:tcBorders>
-              <w:top w:val="single" w:color="CCCCCC" w:sz="1" w:space="0"/>
-              <w:left w:val="single" w:color="CCCCCC" w:sz="1" w:space="0"/>
-              <w:bottom w:val="single" w:color="CCCCCC" w:sz="1" w:space="0"/>
-              <w:right w:val="single" w:color="CCCCCC" w:sz="1" w:space="0"/>
+              <w:top w:val="single" w:sz="1" w:space="0" w:color="CCCCCC"/>
+              <w:left w:val="single" w:sz="1" w:space="0" w:color="CCCCCC"/>
+              <w:bottom w:val="single" w:sz="1" w:space="0" w:color="CCCCCC"/>
+              <w:right w:val="single" w:sz="1" w:space="0" w:color="CCCCCC"/>
             </w:tcBorders>
             <w:shd w:val="clear" w:color="auto" w:fill="FFFFFF"/>
             <w:tcMar>
@@ -10104,10 +10983,10 @@
           <w:tcPr>
             <w:tcW w:w="7000" w:type="dxa"/>
             <w:tcBorders>
-              <w:top w:val="single" w:color="CCCCCC" w:sz="1" w:space="0"/>
-              <w:left w:val="single" w:color="CCCCCC" w:sz="1" w:space="0"/>
-              <w:bottom w:val="single" w:color="CCCCCC" w:sz="1" w:space="0"/>
-              <w:right w:val="single" w:color="CCCCCC" w:sz="1" w:space="0"/>
+              <w:top w:val="single" w:sz="1" w:space="0" w:color="CCCCCC"/>
+              <w:left w:val="single" w:sz="1" w:space="0" w:color="CCCCCC"/>
+              <w:bottom w:val="single" w:sz="1" w:space="0" w:color="CCCCCC"/>
+              <w:right w:val="single" w:sz="1" w:space="0" w:color="CCCCCC"/>
             </w:tcBorders>
             <w:shd w:val="clear" w:color="auto" w:fill="FFFFFF"/>
             <w:tcMar>
@@ -10169,12 +11048,12 @@
       <w:tblPr>
         <w:tblW w:w="9000" w:type="dxa"/>
         <w:tblBorders>
-          <w:top w:val="single" w:color="auto" w:sz="4" w:space="0"/>
-          <w:left w:val="single" w:color="auto" w:sz="4" w:space="0"/>
-          <w:bottom w:val="single" w:color="auto" w:sz="4" w:space="0"/>
-          <w:right w:val="single" w:color="auto" w:sz="4" w:space="0"/>
-          <w:insideH w:val="single" w:color="auto" w:sz="4" w:space="0"/>
-          <w:insideV w:val="single" w:color="auto" w:sz="4" w:space="0"/>
+          <w:top w:val="single" w:sz="4" w:space="0" w:color="auto"/>
+          <w:left w:val="single" w:sz="4" w:space="0" w:color="auto"/>
+          <w:bottom w:val="single" w:sz="4" w:space="0" w:color="auto"/>
+          <w:right w:val="single" w:sz="4" w:space="0" w:color="auto"/>
+          <w:insideH w:val="single" w:sz="4" w:space="0" w:color="auto"/>
+          <w:insideV w:val="single" w:sz="4" w:space="0" w:color="auto"/>
         </w:tblBorders>
         <w:tblCellMar>
           <w:left w:w="10" w:type="dxa"/>
@@ -10194,10 +11073,10 @@
           <w:tcPr>
             <w:tcW w:w="2000" w:type="dxa"/>
             <w:tcBorders>
-              <w:top w:val="single" w:color="CCCCCC" w:sz="1" w:space="0"/>
-              <w:left w:val="single" w:color="CCCCCC" w:sz="1" w:space="0"/>
-              <w:bottom w:val="single" w:color="CCCCCC" w:sz="1" w:space="0"/>
-              <w:right w:val="single" w:color="CCCCCC" w:sz="1" w:space="0"/>
+              <w:top w:val="single" w:sz="1" w:space="0" w:color="CCCCCC"/>
+              <w:left w:val="single" w:sz="1" w:space="0" w:color="CCCCCC"/>
+              <w:bottom w:val="single" w:sz="1" w:space="0" w:color="CCCCCC"/>
+              <w:right w:val="single" w:sz="1" w:space="0" w:color="CCCCCC"/>
             </w:tcBorders>
             <w:shd w:val="clear" w:color="auto" w:fill="2E75B6"/>
             <w:tcMar>
@@ -10221,10 +11100,10 @@
           <w:tcPr>
             <w:tcW w:w="7000" w:type="dxa"/>
             <w:tcBorders>
-              <w:top w:val="single" w:color="CCCCCC" w:sz="1" w:space="0"/>
-              <w:left w:val="single" w:color="CCCCCC" w:sz="1" w:space="0"/>
-              <w:bottom w:val="single" w:color="CCCCCC" w:sz="1" w:space="0"/>
-              <w:right w:val="single" w:color="CCCCCC" w:sz="1" w:space="0"/>
+              <w:top w:val="single" w:sz="1" w:space="0" w:color="CCCCCC"/>
+              <w:left w:val="single" w:sz="1" w:space="0" w:color="CCCCCC"/>
+              <w:bottom w:val="single" w:sz="1" w:space="0" w:color="CCCCCC"/>
+              <w:right w:val="single" w:sz="1" w:space="0" w:color="CCCCCC"/>
             </w:tcBorders>
             <w:shd w:val="clear" w:color="auto" w:fill="2E75B6"/>
             <w:tcMar>
@@ -10250,10 +11129,10 @@
           <w:tcPr>
             <w:tcW w:w="2000" w:type="dxa"/>
             <w:tcBorders>
-              <w:top w:val="single" w:color="CCCCCC" w:sz="1" w:space="0"/>
-              <w:left w:val="single" w:color="CCCCCC" w:sz="1" w:space="0"/>
-              <w:bottom w:val="single" w:color="CCCCCC" w:sz="1" w:space="0"/>
-              <w:right w:val="single" w:color="CCCCCC" w:sz="1" w:space="0"/>
+              <w:top w:val="single" w:sz="1" w:space="0" w:color="CCCCCC"/>
+              <w:left w:val="single" w:sz="1" w:space="0" w:color="CCCCCC"/>
+              <w:bottom w:val="single" w:sz="1" w:space="0" w:color="CCCCCC"/>
+              <w:right w:val="single" w:sz="1" w:space="0" w:color="CCCCCC"/>
             </w:tcBorders>
             <w:shd w:val="clear" w:color="auto" w:fill="FFFFFF"/>
             <w:tcMar>
@@ -10286,10 +11165,10 @@
           <w:tcPr>
             <w:tcW w:w="7000" w:type="dxa"/>
             <w:tcBorders>
-              <w:top w:val="single" w:color="CCCCCC" w:sz="1" w:space="0"/>
-              <w:left w:val="single" w:color="CCCCCC" w:sz="1" w:space="0"/>
-              <w:bottom w:val="single" w:color="CCCCCC" w:sz="1" w:space="0"/>
-              <w:right w:val="single" w:color="CCCCCC" w:sz="1" w:space="0"/>
+              <w:top w:val="single" w:sz="1" w:space="0" w:color="CCCCCC"/>
+              <w:left w:val="single" w:sz="1" w:space="0" w:color="CCCCCC"/>
+              <w:bottom w:val="single" w:sz="1" w:space="0" w:color="CCCCCC"/>
+              <w:right w:val="single" w:sz="1" w:space="0" w:color="CCCCCC"/>
             </w:tcBorders>
             <w:shd w:val="clear" w:color="auto" w:fill="FFFFFF"/>
             <w:tcMar>
@@ -10355,10 +11234,10 @@
           <w:tcPr>
             <w:tcW w:w="2000" w:type="dxa"/>
             <w:tcBorders>
-              <w:top w:val="single" w:color="CCCCCC" w:sz="1" w:space="0"/>
-              <w:left w:val="single" w:color="CCCCCC" w:sz="1" w:space="0"/>
-              <w:bottom w:val="single" w:color="CCCCCC" w:sz="1" w:space="0"/>
-              <w:right w:val="single" w:color="CCCCCC" w:sz="1" w:space="0"/>
+              <w:top w:val="single" w:sz="1" w:space="0" w:color="CCCCCC"/>
+              <w:left w:val="single" w:sz="1" w:space="0" w:color="CCCCCC"/>
+              <w:bottom w:val="single" w:sz="1" w:space="0" w:color="CCCCCC"/>
+              <w:right w:val="single" w:sz="1" w:space="0" w:color="CCCCCC"/>
             </w:tcBorders>
             <w:shd w:val="clear" w:color="auto" w:fill="FFFFFF"/>
             <w:tcMar>
@@ -10391,10 +11270,10 @@
           <w:tcPr>
             <w:tcW w:w="7000" w:type="dxa"/>
             <w:tcBorders>
-              <w:top w:val="single" w:color="CCCCCC" w:sz="1" w:space="0"/>
-              <w:left w:val="single" w:color="CCCCCC" w:sz="1" w:space="0"/>
-              <w:bottom w:val="single" w:color="CCCCCC" w:sz="1" w:space="0"/>
-              <w:right w:val="single" w:color="CCCCCC" w:sz="1" w:space="0"/>
+              <w:top w:val="single" w:sz="1" w:space="0" w:color="CCCCCC"/>
+              <w:left w:val="single" w:sz="1" w:space="0" w:color="CCCCCC"/>
+              <w:bottom w:val="single" w:sz="1" w:space="0" w:color="CCCCCC"/>
+              <w:right w:val="single" w:sz="1" w:space="0" w:color="CCCCCC"/>
             </w:tcBorders>
             <w:shd w:val="clear" w:color="auto" w:fill="FFFFFF"/>
             <w:tcMar>
@@ -10429,10 +11308,10 @@
           <w:tcPr>
             <w:tcW w:w="2000" w:type="dxa"/>
             <w:tcBorders>
-              <w:top w:val="single" w:color="CCCCCC" w:sz="1" w:space="0"/>
-              <w:left w:val="single" w:color="CCCCCC" w:sz="1" w:space="0"/>
-              <w:bottom w:val="single" w:color="CCCCCC" w:sz="1" w:space="0"/>
-              <w:right w:val="single" w:color="CCCCCC" w:sz="1" w:space="0"/>
+              <w:top w:val="single" w:sz="1" w:space="0" w:color="CCCCCC"/>
+              <w:left w:val="single" w:sz="1" w:space="0" w:color="CCCCCC"/>
+              <w:bottom w:val="single" w:sz="1" w:space="0" w:color="CCCCCC"/>
+              <w:right w:val="single" w:sz="1" w:space="0" w:color="CCCCCC"/>
             </w:tcBorders>
             <w:shd w:val="clear" w:color="auto" w:fill="FFFFFF"/>
             <w:tcMar>
@@ -10465,10 +11344,10 @@
           <w:tcPr>
             <w:tcW w:w="7000" w:type="dxa"/>
             <w:tcBorders>
-              <w:top w:val="single" w:color="CCCCCC" w:sz="1" w:space="0"/>
-              <w:left w:val="single" w:color="CCCCCC" w:sz="1" w:space="0"/>
-              <w:bottom w:val="single" w:color="CCCCCC" w:sz="1" w:space="0"/>
-              <w:right w:val="single" w:color="CCCCCC" w:sz="1" w:space="0"/>
+              <w:top w:val="single" w:sz="1" w:space="0" w:color="CCCCCC"/>
+              <w:left w:val="single" w:sz="1" w:space="0" w:color="CCCCCC"/>
+              <w:bottom w:val="single" w:sz="1" w:space="0" w:color="CCCCCC"/>
+              <w:right w:val="single" w:sz="1" w:space="0" w:color="CCCCCC"/>
             </w:tcBorders>
             <w:shd w:val="clear" w:color="auto" w:fill="FFFFFF"/>
             <w:tcMar>
@@ -10523,10 +11402,10 @@
           <w:tcPr>
             <w:tcW w:w="2000" w:type="dxa"/>
             <w:tcBorders>
-              <w:top w:val="single" w:color="CCCCCC" w:sz="1" w:space="0"/>
-              <w:left w:val="single" w:color="CCCCCC" w:sz="1" w:space="0"/>
-              <w:bottom w:val="single" w:color="CCCCCC" w:sz="1" w:space="0"/>
-              <w:right w:val="single" w:color="CCCCCC" w:sz="1" w:space="0"/>
+              <w:top w:val="single" w:sz="1" w:space="0" w:color="CCCCCC"/>
+              <w:left w:val="single" w:sz="1" w:space="0" w:color="CCCCCC"/>
+              <w:bottom w:val="single" w:sz="1" w:space="0" w:color="CCCCCC"/>
+              <w:right w:val="single" w:sz="1" w:space="0" w:color="CCCCCC"/>
             </w:tcBorders>
             <w:shd w:val="clear" w:color="auto" w:fill="FFFFFF"/>
             <w:tcMar>
@@ -10559,10 +11438,10 @@
           <w:tcPr>
             <w:tcW w:w="7000" w:type="dxa"/>
             <w:tcBorders>
-              <w:top w:val="single" w:color="CCCCCC" w:sz="1" w:space="0"/>
-              <w:left w:val="single" w:color="CCCCCC" w:sz="1" w:space="0"/>
-              <w:bottom w:val="single" w:color="CCCCCC" w:sz="1" w:space="0"/>
-              <w:right w:val="single" w:color="CCCCCC" w:sz="1" w:space="0"/>
+              <w:top w:val="single" w:sz="1" w:space="0" w:color="CCCCCC"/>
+              <w:left w:val="single" w:sz="1" w:space="0" w:color="CCCCCC"/>
+              <w:bottom w:val="single" w:sz="1" w:space="0" w:color="CCCCCC"/>
+              <w:right w:val="single" w:sz="1" w:space="0" w:color="CCCCCC"/>
             </w:tcBorders>
             <w:shd w:val="clear" w:color="auto" w:fill="FFFFFF"/>
             <w:tcMar>
@@ -10718,12 +11597,12 @@
       <w:tblPr>
         <w:tblW w:w="9000" w:type="dxa"/>
         <w:tblBorders>
-          <w:top w:val="single" w:color="auto" w:sz="4" w:space="0"/>
-          <w:left w:val="single" w:color="auto" w:sz="4" w:space="0"/>
-          <w:bottom w:val="single" w:color="auto" w:sz="4" w:space="0"/>
-          <w:right w:val="single" w:color="auto" w:sz="4" w:space="0"/>
-          <w:insideH w:val="single" w:color="auto" w:sz="4" w:space="0"/>
-          <w:insideV w:val="single" w:color="auto" w:sz="4" w:space="0"/>
+          <w:top w:val="single" w:sz="4" w:space="0" w:color="auto"/>
+          <w:left w:val="single" w:sz="4" w:space="0" w:color="auto"/>
+          <w:bottom w:val="single" w:sz="4" w:space="0" w:color="auto"/>
+          <w:right w:val="single" w:sz="4" w:space="0" w:color="auto"/>
+          <w:insideH w:val="single" w:sz="4" w:space="0" w:color="auto"/>
+          <w:insideV w:val="single" w:sz="4" w:space="0" w:color="auto"/>
         </w:tblBorders>
         <w:tblCellMar>
           <w:left w:w="10" w:type="dxa"/>
@@ -10743,10 +11622,10 @@
           <w:tcPr>
             <w:tcW w:w="2000" w:type="dxa"/>
             <w:tcBorders>
-              <w:top w:val="single" w:color="CCCCCC" w:sz="1" w:space="0"/>
-              <w:left w:val="single" w:color="CCCCCC" w:sz="1" w:space="0"/>
-              <w:bottom w:val="single" w:color="CCCCCC" w:sz="1" w:space="0"/>
-              <w:right w:val="single" w:color="CCCCCC" w:sz="1" w:space="0"/>
+              <w:top w:val="single" w:sz="1" w:space="0" w:color="CCCCCC"/>
+              <w:left w:val="single" w:sz="1" w:space="0" w:color="CCCCCC"/>
+              <w:bottom w:val="single" w:sz="1" w:space="0" w:color="CCCCCC"/>
+              <w:right w:val="single" w:sz="1" w:space="0" w:color="CCCCCC"/>
             </w:tcBorders>
             <w:shd w:val="clear" w:color="auto" w:fill="2E75B6"/>
             <w:tcMar>
@@ -10770,10 +11649,10 @@
           <w:tcPr>
             <w:tcW w:w="7000" w:type="dxa"/>
             <w:tcBorders>
-              <w:top w:val="single" w:color="CCCCCC" w:sz="1" w:space="0"/>
-              <w:left w:val="single" w:color="CCCCCC" w:sz="1" w:space="0"/>
-              <w:bottom w:val="single" w:color="CCCCCC" w:sz="1" w:space="0"/>
-              <w:right w:val="single" w:color="CCCCCC" w:sz="1" w:space="0"/>
+              <w:top w:val="single" w:sz="1" w:space="0" w:color="CCCCCC"/>
+              <w:left w:val="single" w:sz="1" w:space="0" w:color="CCCCCC"/>
+              <w:bottom w:val="single" w:sz="1" w:space="0" w:color="CCCCCC"/>
+              <w:right w:val="single" w:sz="1" w:space="0" w:color="CCCCCC"/>
             </w:tcBorders>
             <w:shd w:val="clear" w:color="auto" w:fill="2E75B6"/>
             <w:tcMar>
@@ -10799,10 +11678,10 @@
           <w:tcPr>
             <w:tcW w:w="2000" w:type="dxa"/>
             <w:tcBorders>
-              <w:top w:val="single" w:color="CCCCCC" w:sz="1" w:space="0"/>
-              <w:left w:val="single" w:color="CCCCCC" w:sz="1" w:space="0"/>
-              <w:bottom w:val="single" w:color="CCCCCC" w:sz="1" w:space="0"/>
-              <w:right w:val="single" w:color="CCCCCC" w:sz="1" w:space="0"/>
+              <w:top w:val="single" w:sz="1" w:space="0" w:color="CCCCCC"/>
+              <w:left w:val="single" w:sz="1" w:space="0" w:color="CCCCCC"/>
+              <w:bottom w:val="single" w:sz="1" w:space="0" w:color="CCCCCC"/>
+              <w:right w:val="single" w:sz="1" w:space="0" w:color="CCCCCC"/>
             </w:tcBorders>
             <w:shd w:val="clear" w:color="auto" w:fill="FFFFFF"/>
             <w:tcMar>
@@ -10835,10 +11714,10 @@
           <w:tcPr>
             <w:tcW w:w="7000" w:type="dxa"/>
             <w:tcBorders>
-              <w:top w:val="single" w:color="CCCCCC" w:sz="1" w:space="0"/>
-              <w:left w:val="single" w:color="CCCCCC" w:sz="1" w:space="0"/>
-              <w:bottom w:val="single" w:color="CCCCCC" w:sz="1" w:space="0"/>
-              <w:right w:val="single" w:color="CCCCCC" w:sz="1" w:space="0"/>
+              <w:top w:val="single" w:sz="1" w:space="0" w:color="CCCCCC"/>
+              <w:left w:val="single" w:sz="1" w:space="0" w:color="CCCCCC"/>
+              <w:bottom w:val="single" w:sz="1" w:space="0" w:color="CCCCCC"/>
+              <w:right w:val="single" w:sz="1" w:space="0" w:color="CCCCCC"/>
             </w:tcBorders>
             <w:shd w:val="clear" w:color="auto" w:fill="FFFFFF"/>
             <w:tcMar>
@@ -11161,10 +12040,10 @@
           <w:tcPr>
             <w:tcW w:w="2000" w:type="dxa"/>
             <w:tcBorders>
-              <w:top w:val="single" w:color="CCCCCC" w:sz="1" w:space="0"/>
-              <w:left w:val="single" w:color="CCCCCC" w:sz="1" w:space="0"/>
-              <w:bottom w:val="single" w:color="CCCCCC" w:sz="1" w:space="0"/>
-              <w:right w:val="single" w:color="CCCCCC" w:sz="1" w:space="0"/>
+              <w:top w:val="single" w:sz="1" w:space="0" w:color="CCCCCC"/>
+              <w:left w:val="single" w:sz="1" w:space="0" w:color="CCCCCC"/>
+              <w:bottom w:val="single" w:sz="1" w:space="0" w:color="CCCCCC"/>
+              <w:right w:val="single" w:sz="1" w:space="0" w:color="CCCCCC"/>
             </w:tcBorders>
             <w:shd w:val="clear" w:color="auto" w:fill="FFFFFF"/>
             <w:tcMar>
@@ -11197,10 +12076,10 @@
           <w:tcPr>
             <w:tcW w:w="7000" w:type="dxa"/>
             <w:tcBorders>
-              <w:top w:val="single" w:color="CCCCCC" w:sz="1" w:space="0"/>
-              <w:left w:val="single" w:color="CCCCCC" w:sz="1" w:space="0"/>
-              <w:bottom w:val="single" w:color="CCCCCC" w:sz="1" w:space="0"/>
-              <w:right w:val="single" w:color="CCCCCC" w:sz="1" w:space="0"/>
+              <w:top w:val="single" w:sz="1" w:space="0" w:color="CCCCCC"/>
+              <w:left w:val="single" w:sz="1" w:space="0" w:color="CCCCCC"/>
+              <w:bottom w:val="single" w:sz="1" w:space="0" w:color="CCCCCC"/>
+              <w:right w:val="single" w:sz="1" w:space="0" w:color="CCCCCC"/>
             </w:tcBorders>
             <w:shd w:val="clear" w:color="auto" w:fill="FFFFFF"/>
             <w:tcMar>
@@ -11246,10 +12125,10 @@
           <w:tcPr>
             <w:tcW w:w="2000" w:type="dxa"/>
             <w:tcBorders>
-              <w:top w:val="single" w:color="CCCCCC" w:sz="1" w:space="0"/>
-              <w:left w:val="single" w:color="CCCCCC" w:sz="1" w:space="0"/>
-              <w:bottom w:val="single" w:color="CCCCCC" w:sz="1" w:space="0"/>
-              <w:right w:val="single" w:color="CCCCCC" w:sz="1" w:space="0"/>
+              <w:top w:val="single" w:sz="1" w:space="0" w:color="CCCCCC"/>
+              <w:left w:val="single" w:sz="1" w:space="0" w:color="CCCCCC"/>
+              <w:bottom w:val="single" w:sz="1" w:space="0" w:color="CCCCCC"/>
+              <w:right w:val="single" w:sz="1" w:space="0" w:color="CCCCCC"/>
             </w:tcBorders>
             <w:shd w:val="clear" w:color="auto" w:fill="FFFFFF"/>
             <w:tcMar>
@@ -11282,10 +12161,10 @@
           <w:tcPr>
             <w:tcW w:w="7000" w:type="dxa"/>
             <w:tcBorders>
-              <w:top w:val="single" w:color="CCCCCC" w:sz="1" w:space="0"/>
-              <w:left w:val="single" w:color="CCCCCC" w:sz="1" w:space="0"/>
-              <w:bottom w:val="single" w:color="CCCCCC" w:sz="1" w:space="0"/>
-              <w:right w:val="single" w:color="CCCCCC" w:sz="1" w:space="0"/>
+              <w:top w:val="single" w:sz="1" w:space="0" w:color="CCCCCC"/>
+              <w:left w:val="single" w:sz="1" w:space="0" w:color="CCCCCC"/>
+              <w:bottom w:val="single" w:sz="1" w:space="0" w:color="CCCCCC"/>
+              <w:right w:val="single" w:sz="1" w:space="0" w:color="CCCCCC"/>
             </w:tcBorders>
             <w:shd w:val="clear" w:color="auto" w:fill="FFFFFF"/>
             <w:tcMar>
@@ -11431,10 +12310,10 @@
           <w:tcPr>
             <w:tcW w:w="2000" w:type="dxa"/>
             <w:tcBorders>
-              <w:top w:val="single" w:color="CCCCCC" w:sz="1" w:space="0"/>
-              <w:left w:val="single" w:color="CCCCCC" w:sz="1" w:space="0"/>
-              <w:bottom w:val="single" w:color="CCCCCC" w:sz="1" w:space="0"/>
-              <w:right w:val="single" w:color="CCCCCC" w:sz="1" w:space="0"/>
+              <w:top w:val="single" w:sz="1" w:space="0" w:color="CCCCCC"/>
+              <w:left w:val="single" w:sz="1" w:space="0" w:color="CCCCCC"/>
+              <w:bottom w:val="single" w:sz="1" w:space="0" w:color="CCCCCC"/>
+              <w:right w:val="single" w:sz="1" w:space="0" w:color="CCCCCC"/>
             </w:tcBorders>
             <w:shd w:val="clear" w:color="auto" w:fill="FFFFFF"/>
             <w:tcMar>
@@ -11467,10 +12346,10 @@
           <w:tcPr>
             <w:tcW w:w="7000" w:type="dxa"/>
             <w:tcBorders>
-              <w:top w:val="single" w:color="CCCCCC" w:sz="1" w:space="0"/>
-              <w:left w:val="single" w:color="CCCCCC" w:sz="1" w:space="0"/>
-              <w:bottom w:val="single" w:color="CCCCCC" w:sz="1" w:space="0"/>
-              <w:right w:val="single" w:color="CCCCCC" w:sz="1" w:space="0"/>
+              <w:top w:val="single" w:sz="1" w:space="0" w:color="CCCCCC"/>
+              <w:left w:val="single" w:sz="1" w:space="0" w:color="CCCCCC"/>
+              <w:bottom w:val="single" w:sz="1" w:space="0" w:color="CCCCCC"/>
+              <w:right w:val="single" w:sz="1" w:space="0" w:color="CCCCCC"/>
             </w:tcBorders>
             <w:shd w:val="clear" w:color="auto" w:fill="FFFFFF"/>
             <w:tcMar>
@@ -11603,12 +12482,12 @@
       <w:tblPr>
         <w:tblW w:w="9000" w:type="dxa"/>
         <w:tblBorders>
-          <w:top w:val="single" w:color="auto" w:sz="4" w:space="0"/>
-          <w:left w:val="single" w:color="auto" w:sz="4" w:space="0"/>
-          <w:bottom w:val="single" w:color="auto" w:sz="4" w:space="0"/>
-          <w:right w:val="single" w:color="auto" w:sz="4" w:space="0"/>
-          <w:insideH w:val="single" w:color="auto" w:sz="4" w:space="0"/>
-          <w:insideV w:val="single" w:color="auto" w:sz="4" w:space="0"/>
+          <w:top w:val="single" w:sz="4" w:space="0" w:color="auto"/>
+          <w:left w:val="single" w:sz="4" w:space="0" w:color="auto"/>
+          <w:bottom w:val="single" w:sz="4" w:space="0" w:color="auto"/>
+          <w:right w:val="single" w:sz="4" w:space="0" w:color="auto"/>
+          <w:insideH w:val="single" w:sz="4" w:space="0" w:color="auto"/>
+          <w:insideV w:val="single" w:sz="4" w:space="0" w:color="auto"/>
         </w:tblBorders>
         <w:tblCellMar>
           <w:left w:w="10" w:type="dxa"/>
@@ -11628,10 +12507,10 @@
           <w:tcPr>
             <w:tcW w:w="2000" w:type="dxa"/>
             <w:tcBorders>
-              <w:top w:val="single" w:color="CCCCCC" w:sz="1" w:space="0"/>
-              <w:left w:val="single" w:color="CCCCCC" w:sz="1" w:space="0"/>
-              <w:bottom w:val="single" w:color="CCCCCC" w:sz="1" w:space="0"/>
-              <w:right w:val="single" w:color="CCCCCC" w:sz="1" w:space="0"/>
+              <w:top w:val="single" w:sz="1" w:space="0" w:color="CCCCCC"/>
+              <w:left w:val="single" w:sz="1" w:space="0" w:color="CCCCCC"/>
+              <w:bottom w:val="single" w:sz="1" w:space="0" w:color="CCCCCC"/>
+              <w:right w:val="single" w:sz="1" w:space="0" w:color="CCCCCC"/>
             </w:tcBorders>
             <w:shd w:val="clear" w:color="auto" w:fill="2E75B6"/>
             <w:tcMar>
@@ -11655,10 +12534,10 @@
           <w:tcPr>
             <w:tcW w:w="7000" w:type="dxa"/>
             <w:tcBorders>
-              <w:top w:val="single" w:color="CCCCCC" w:sz="1" w:space="0"/>
-              <w:left w:val="single" w:color="CCCCCC" w:sz="1" w:space="0"/>
-              <w:bottom w:val="single" w:color="CCCCCC" w:sz="1" w:space="0"/>
-              <w:right w:val="single" w:color="CCCCCC" w:sz="1" w:space="0"/>
+              <w:top w:val="single" w:sz="1" w:space="0" w:color="CCCCCC"/>
+              <w:left w:val="single" w:sz="1" w:space="0" w:color="CCCCCC"/>
+              <w:bottom w:val="single" w:sz="1" w:space="0" w:color="CCCCCC"/>
+              <w:right w:val="single" w:sz="1" w:space="0" w:color="CCCCCC"/>
             </w:tcBorders>
             <w:shd w:val="clear" w:color="auto" w:fill="2E75B6"/>
             <w:tcMar>
@@ -11684,10 +12563,10 @@
           <w:tcPr>
             <w:tcW w:w="2000" w:type="dxa"/>
             <w:tcBorders>
-              <w:top w:val="single" w:color="CCCCCC" w:sz="1" w:space="0"/>
-              <w:left w:val="single" w:color="CCCCCC" w:sz="1" w:space="0"/>
-              <w:bottom w:val="single" w:color="CCCCCC" w:sz="1" w:space="0"/>
-              <w:right w:val="single" w:color="CCCCCC" w:sz="1" w:space="0"/>
+              <w:top w:val="single" w:sz="1" w:space="0" w:color="CCCCCC"/>
+              <w:left w:val="single" w:sz="1" w:space="0" w:color="CCCCCC"/>
+              <w:bottom w:val="single" w:sz="1" w:space="0" w:color="CCCCCC"/>
+              <w:right w:val="single" w:sz="1" w:space="0" w:color="CCCCCC"/>
             </w:tcBorders>
             <w:shd w:val="clear" w:color="auto" w:fill="FFFFFF"/>
             <w:tcMar>
@@ -11720,10 +12599,10 @@
           <w:tcPr>
             <w:tcW w:w="7000" w:type="dxa"/>
             <w:tcBorders>
-              <w:top w:val="single" w:color="CCCCCC" w:sz="1" w:space="0"/>
-              <w:left w:val="single" w:color="CCCCCC" w:sz="1" w:space="0"/>
-              <w:bottom w:val="single" w:color="CCCCCC" w:sz="1" w:space="0"/>
-              <w:right w:val="single" w:color="CCCCCC" w:sz="1" w:space="0"/>
+              <w:top w:val="single" w:sz="1" w:space="0" w:color="CCCCCC"/>
+              <w:left w:val="single" w:sz="1" w:space="0" w:color="CCCCCC"/>
+              <w:bottom w:val="single" w:sz="1" w:space="0" w:color="CCCCCC"/>
+              <w:right w:val="single" w:sz="1" w:space="0" w:color="CCCCCC"/>
             </w:tcBorders>
             <w:shd w:val="clear" w:color="auto" w:fill="FFFFFF"/>
             <w:tcMar>
@@ -11829,34 +12708,35 @@
           <w:tcPr>
             <w:tcW w:w="2000" w:type="dxa"/>
             <w:tcBorders>
-              <w:top w:val="single" w:color="CCCCCC" w:sz="1" w:space="0"/>
-              <w:left w:val="single" w:color="CCCCCC" w:sz="1" w:space="0"/>
-              <w:bottom w:val="single" w:color="CCCCCC" w:sz="1" w:space="0"/>
-              <w:right w:val="single" w:color="CCCCCC" w:sz="1" w:space="0"/>
-            </w:tcBorders>
-            <w:shd w:val="clear" w:color="auto" w:fill="FFFFFF"/>
-            <w:tcMar>
-              <w:top w:w="80" w:type="dxa"/>
-              <w:left w:w="120" w:type="dxa"/>
-              <w:bottom w:w="80" w:type="dxa"/>
-              <w:right w:w="120" w:type="dxa"/>
-            </w:tcMar>
-            <w:vAlign w:val="center"/>
-          </w:tcPr>
-          <w:p>
-            <w:pPr>
-              <w:spacing w:line="276" w:lineRule="auto"/>
-              <w:rPr>
-                <w:rFonts w:ascii="Helvetica" w:hAnsi="Helvetica"/>
-              </w:rPr>
-            </w:pPr>
-            <w:r>
-              <w:rPr>
-                <w:rFonts w:ascii="Helvetica" w:hAnsi="Helvetica"/>
-                <w:color w:val="000000"/>
-                <w:sz w:val="22"/>
-                <w:szCs w:val="22"/>
-              </w:rPr>
+              <w:top w:val="single" w:sz="1" w:space="0" w:color="CCCCCC"/>
+              <w:left w:val="single" w:sz="1" w:space="0" w:color="CCCCCC"/>
+              <w:bottom w:val="single" w:sz="1" w:space="0" w:color="CCCCCC"/>
+              <w:right w:val="single" w:sz="1" w:space="0" w:color="CCCCCC"/>
+            </w:tcBorders>
+            <w:shd w:val="clear" w:color="auto" w:fill="FFFFFF"/>
+            <w:tcMar>
+              <w:top w:w="80" w:type="dxa"/>
+              <w:left w:w="120" w:type="dxa"/>
+              <w:bottom w:w="80" w:type="dxa"/>
+              <w:right w:w="120" w:type="dxa"/>
+            </w:tcMar>
+            <w:vAlign w:val="center"/>
+          </w:tcPr>
+          <w:p>
+            <w:pPr>
+              <w:spacing w:line="276" w:lineRule="auto"/>
+              <w:rPr>
+                <w:rFonts w:ascii="Helvetica" w:hAnsi="Helvetica"/>
+              </w:rPr>
+            </w:pPr>
+            <w:r>
+              <w:rPr>
+                <w:rFonts w:ascii="Helvetica" w:hAnsi="Helvetica"/>
+                <w:color w:val="000000"/>
+                <w:sz w:val="22"/>
+                <w:szCs w:val="22"/>
+              </w:rPr>
+              <w:lastRenderedPageBreak/>
               <w:t>Pre-condizioni</w:t>
             </w:r>
           </w:p>
@@ -11865,10 +12745,10 @@
           <w:tcPr>
             <w:tcW w:w="7000" w:type="dxa"/>
             <w:tcBorders>
-              <w:top w:val="single" w:color="CCCCCC" w:sz="1" w:space="0"/>
-              <w:left w:val="single" w:color="CCCCCC" w:sz="1" w:space="0"/>
-              <w:bottom w:val="single" w:color="CCCCCC" w:sz="1" w:space="0"/>
-              <w:right w:val="single" w:color="CCCCCC" w:sz="1" w:space="0"/>
+              <w:top w:val="single" w:sz="1" w:space="0" w:color="CCCCCC"/>
+              <w:left w:val="single" w:sz="1" w:space="0" w:color="CCCCCC"/>
+              <w:bottom w:val="single" w:sz="1" w:space="0" w:color="CCCCCC"/>
+              <w:right w:val="single" w:sz="1" w:space="0" w:color="CCCCCC"/>
             </w:tcBorders>
             <w:shd w:val="clear" w:color="auto" w:fill="FFFFFF"/>
             <w:tcMar>
@@ -11961,10 +12841,10 @@
           <w:tcPr>
             <w:tcW w:w="2000" w:type="dxa"/>
             <w:tcBorders>
-              <w:top w:val="single" w:color="CCCCCC" w:sz="1" w:space="0"/>
-              <w:left w:val="single" w:color="CCCCCC" w:sz="1" w:space="0"/>
-              <w:bottom w:val="single" w:color="CCCCCC" w:sz="1" w:space="0"/>
-              <w:right w:val="single" w:color="CCCCCC" w:sz="1" w:space="0"/>
+              <w:top w:val="single" w:sz="1" w:space="0" w:color="CCCCCC"/>
+              <w:left w:val="single" w:sz="1" w:space="0" w:color="CCCCCC"/>
+              <w:bottom w:val="single" w:sz="1" w:space="0" w:color="CCCCCC"/>
+              <w:right w:val="single" w:sz="1" w:space="0" w:color="CCCCCC"/>
             </w:tcBorders>
             <w:shd w:val="clear" w:color="auto" w:fill="FFFFFF"/>
             <w:tcMar>
@@ -11997,10 +12877,10 @@
           <w:tcPr>
             <w:tcW w:w="7000" w:type="dxa"/>
             <w:tcBorders>
-              <w:top w:val="single" w:color="CCCCCC" w:sz="1" w:space="0"/>
-              <w:left w:val="single" w:color="CCCCCC" w:sz="1" w:space="0"/>
-              <w:bottom w:val="single" w:color="CCCCCC" w:sz="1" w:space="0"/>
-              <w:right w:val="single" w:color="CCCCCC" w:sz="1" w:space="0"/>
+              <w:top w:val="single" w:sz="1" w:space="0" w:color="CCCCCC"/>
+              <w:left w:val="single" w:sz="1" w:space="0" w:color="CCCCCC"/>
+              <w:bottom w:val="single" w:sz="1" w:space="0" w:color="CCCCCC"/>
+              <w:right w:val="single" w:sz="1" w:space="0" w:color="CCCCCC"/>
             </w:tcBorders>
             <w:shd w:val="clear" w:color="auto" w:fill="FFFFFF"/>
             <w:tcMar>
@@ -12055,10 +12935,10 @@
           <w:tcPr>
             <w:tcW w:w="2000" w:type="dxa"/>
             <w:tcBorders>
-              <w:top w:val="single" w:color="CCCCCC" w:sz="1" w:space="0"/>
-              <w:left w:val="single" w:color="CCCCCC" w:sz="1" w:space="0"/>
-              <w:bottom w:val="single" w:color="CCCCCC" w:sz="1" w:space="0"/>
-              <w:right w:val="single" w:color="CCCCCC" w:sz="1" w:space="0"/>
+              <w:top w:val="single" w:sz="1" w:space="0" w:color="CCCCCC"/>
+              <w:left w:val="single" w:sz="1" w:space="0" w:color="CCCCCC"/>
+              <w:bottom w:val="single" w:sz="1" w:space="0" w:color="CCCCCC"/>
+              <w:right w:val="single" w:sz="1" w:space="0" w:color="CCCCCC"/>
             </w:tcBorders>
             <w:shd w:val="clear" w:color="auto" w:fill="FFFFFF"/>
             <w:tcMar>
@@ -12091,10 +12971,10 @@
           <w:tcPr>
             <w:tcW w:w="7000" w:type="dxa"/>
             <w:tcBorders>
-              <w:top w:val="single" w:color="CCCCCC" w:sz="1" w:space="0"/>
-              <w:left w:val="single" w:color="CCCCCC" w:sz="1" w:space="0"/>
-              <w:bottom w:val="single" w:color="CCCCCC" w:sz="1" w:space="0"/>
-              <w:right w:val="single" w:color="CCCCCC" w:sz="1" w:space="0"/>
+              <w:top w:val="single" w:sz="1" w:space="0" w:color="CCCCCC"/>
+              <w:left w:val="single" w:sz="1" w:space="0" w:color="CCCCCC"/>
+              <w:bottom w:val="single" w:sz="1" w:space="0" w:color="CCCCCC"/>
+              <w:right w:val="single" w:sz="1" w:space="0" w:color="CCCCCC"/>
             </w:tcBorders>
             <w:shd w:val="clear" w:color="auto" w:fill="FFFFFF"/>
             <w:tcMar>
@@ -12187,12 +13067,12 @@
       <w:tblPr>
         <w:tblW w:w="9000" w:type="dxa"/>
         <w:tblBorders>
-          <w:top w:val="single" w:color="auto" w:sz="4" w:space="0"/>
-          <w:left w:val="single" w:color="auto" w:sz="4" w:space="0"/>
-          <w:bottom w:val="single" w:color="auto" w:sz="4" w:space="0"/>
-          <w:right w:val="single" w:color="auto" w:sz="4" w:space="0"/>
-          <w:insideH w:val="single" w:color="auto" w:sz="4" w:space="0"/>
-          <w:insideV w:val="single" w:color="auto" w:sz="4" w:space="0"/>
+          <w:top w:val="single" w:sz="4" w:space="0" w:color="auto"/>
+          <w:left w:val="single" w:sz="4" w:space="0" w:color="auto"/>
+          <w:bottom w:val="single" w:sz="4" w:space="0" w:color="auto"/>
+          <w:right w:val="single" w:sz="4" w:space="0" w:color="auto"/>
+          <w:insideH w:val="single" w:sz="4" w:space="0" w:color="auto"/>
+          <w:insideV w:val="single" w:sz="4" w:space="0" w:color="auto"/>
         </w:tblBorders>
         <w:tblCellMar>
           <w:left w:w="10" w:type="dxa"/>
@@ -12212,10 +13092,10 @@
           <w:tcPr>
             <w:tcW w:w="2000" w:type="dxa"/>
             <w:tcBorders>
-              <w:top w:val="single" w:color="CCCCCC" w:sz="1" w:space="0"/>
-              <w:left w:val="single" w:color="CCCCCC" w:sz="1" w:space="0"/>
-              <w:bottom w:val="single" w:color="CCCCCC" w:sz="1" w:space="0"/>
-              <w:right w:val="single" w:color="CCCCCC" w:sz="1" w:space="0"/>
+              <w:top w:val="single" w:sz="1" w:space="0" w:color="CCCCCC"/>
+              <w:left w:val="single" w:sz="1" w:space="0" w:color="CCCCCC"/>
+              <w:bottom w:val="single" w:sz="1" w:space="0" w:color="CCCCCC"/>
+              <w:right w:val="single" w:sz="1" w:space="0" w:color="CCCCCC"/>
             </w:tcBorders>
             <w:shd w:val="clear" w:color="auto" w:fill="2E75B6"/>
             <w:tcMar>
@@ -12239,10 +13119,10 @@
           <w:tcPr>
             <w:tcW w:w="7000" w:type="dxa"/>
             <w:tcBorders>
-              <w:top w:val="single" w:color="CCCCCC" w:sz="1" w:space="0"/>
-              <w:left w:val="single" w:color="CCCCCC" w:sz="1" w:space="0"/>
-              <w:bottom w:val="single" w:color="CCCCCC" w:sz="1" w:space="0"/>
-              <w:right w:val="single" w:color="CCCCCC" w:sz="1" w:space="0"/>
+              <w:top w:val="single" w:sz="1" w:space="0" w:color="CCCCCC"/>
+              <w:left w:val="single" w:sz="1" w:space="0" w:color="CCCCCC"/>
+              <w:bottom w:val="single" w:sz="1" w:space="0" w:color="CCCCCC"/>
+              <w:right w:val="single" w:sz="1" w:space="0" w:color="CCCCCC"/>
             </w:tcBorders>
             <w:shd w:val="clear" w:color="auto" w:fill="2E75B6"/>
             <w:tcMar>
@@ -12268,10 +13148,10 @@
           <w:tcPr>
             <w:tcW w:w="2000" w:type="dxa"/>
             <w:tcBorders>
-              <w:top w:val="single" w:color="CCCCCC" w:sz="1" w:space="0"/>
-              <w:left w:val="single" w:color="CCCCCC" w:sz="1" w:space="0"/>
-              <w:bottom w:val="single" w:color="CCCCCC" w:sz="1" w:space="0"/>
-              <w:right w:val="single" w:color="CCCCCC" w:sz="1" w:space="0"/>
+              <w:top w:val="single" w:sz="1" w:space="0" w:color="CCCCCC"/>
+              <w:left w:val="single" w:sz="1" w:space="0" w:color="CCCCCC"/>
+              <w:bottom w:val="single" w:sz="1" w:space="0" w:color="CCCCCC"/>
+              <w:right w:val="single" w:sz="1" w:space="0" w:color="CCCCCC"/>
             </w:tcBorders>
             <w:shd w:val="clear" w:color="auto" w:fill="FFFFFF"/>
             <w:tcMar>
@@ -12304,10 +13184,10 @@
           <w:tcPr>
             <w:tcW w:w="7000" w:type="dxa"/>
             <w:tcBorders>
-              <w:top w:val="single" w:color="CCCCCC" w:sz="1" w:space="0"/>
-              <w:left w:val="single" w:color="CCCCCC" w:sz="1" w:space="0"/>
-              <w:bottom w:val="single" w:color="CCCCCC" w:sz="1" w:space="0"/>
-              <w:right w:val="single" w:color="CCCCCC" w:sz="1" w:space="0"/>
+              <w:top w:val="single" w:sz="1" w:space="0" w:color="CCCCCC"/>
+              <w:left w:val="single" w:sz="1" w:space="0" w:color="CCCCCC"/>
+              <w:bottom w:val="single" w:sz="1" w:space="0" w:color="CCCCCC"/>
+              <w:right w:val="single" w:sz="1" w:space="0" w:color="CCCCCC"/>
             </w:tcBorders>
             <w:shd w:val="clear" w:color="auto" w:fill="FFFFFF"/>
             <w:tcMar>
@@ -12402,10 +13282,10 @@
           <w:tcPr>
             <w:tcW w:w="2000" w:type="dxa"/>
             <w:tcBorders>
-              <w:top w:val="single" w:color="CCCCCC" w:sz="1" w:space="0"/>
-              <w:left w:val="single" w:color="CCCCCC" w:sz="1" w:space="0"/>
-              <w:bottom w:val="single" w:color="CCCCCC" w:sz="1" w:space="0"/>
-              <w:right w:val="single" w:color="CCCCCC" w:sz="1" w:space="0"/>
+              <w:top w:val="single" w:sz="1" w:space="0" w:color="CCCCCC"/>
+              <w:left w:val="single" w:sz="1" w:space="0" w:color="CCCCCC"/>
+              <w:bottom w:val="single" w:sz="1" w:space="0" w:color="CCCCCC"/>
+              <w:right w:val="single" w:sz="1" w:space="0" w:color="CCCCCC"/>
             </w:tcBorders>
             <w:shd w:val="clear" w:color="auto" w:fill="FFFFFF"/>
             <w:tcMar>
@@ -12438,10 +13318,10 @@
           <w:tcPr>
             <w:tcW w:w="7000" w:type="dxa"/>
             <w:tcBorders>
-              <w:top w:val="single" w:color="CCCCCC" w:sz="1" w:space="0"/>
-              <w:left w:val="single" w:color="CCCCCC" w:sz="1" w:space="0"/>
-              <w:bottom w:val="single" w:color="CCCCCC" w:sz="1" w:space="0"/>
-              <w:right w:val="single" w:color="CCCCCC" w:sz="1" w:space="0"/>
+              <w:top w:val="single" w:sz="1" w:space="0" w:color="CCCCCC"/>
+              <w:left w:val="single" w:sz="1" w:space="0" w:color="CCCCCC"/>
+              <w:bottom w:val="single" w:sz="1" w:space="0" w:color="CCCCCC"/>
+              <w:right w:val="single" w:sz="1" w:space="0" w:color="CCCCCC"/>
             </w:tcBorders>
             <w:shd w:val="clear" w:color="auto" w:fill="FFFFFF"/>
             <w:tcMar>
@@ -12527,10 +13407,10 @@
           <w:tcPr>
             <w:tcW w:w="2000" w:type="dxa"/>
             <w:tcBorders>
-              <w:top w:val="single" w:color="CCCCCC" w:sz="1" w:space="0"/>
-              <w:left w:val="single" w:color="CCCCCC" w:sz="1" w:space="0"/>
-              <w:bottom w:val="single" w:color="CCCCCC" w:sz="1" w:space="0"/>
-              <w:right w:val="single" w:color="CCCCCC" w:sz="1" w:space="0"/>
+              <w:top w:val="single" w:sz="1" w:space="0" w:color="CCCCCC"/>
+              <w:left w:val="single" w:sz="1" w:space="0" w:color="CCCCCC"/>
+              <w:bottom w:val="single" w:sz="1" w:space="0" w:color="CCCCCC"/>
+              <w:right w:val="single" w:sz="1" w:space="0" w:color="CCCCCC"/>
             </w:tcBorders>
             <w:shd w:val="clear" w:color="auto" w:fill="FFFFFF"/>
             <w:tcMar>
@@ -12563,10 +13443,10 @@
           <w:tcPr>
             <w:tcW w:w="7000" w:type="dxa"/>
             <w:tcBorders>
-              <w:top w:val="single" w:color="CCCCCC" w:sz="1" w:space="0"/>
-              <w:left w:val="single" w:color="CCCCCC" w:sz="1" w:space="0"/>
-              <w:bottom w:val="single" w:color="CCCCCC" w:sz="1" w:space="0"/>
-              <w:right w:val="single" w:color="CCCCCC" w:sz="1" w:space="0"/>
+              <w:top w:val="single" w:sz="1" w:space="0" w:color="CCCCCC"/>
+              <w:left w:val="single" w:sz="1" w:space="0" w:color="CCCCCC"/>
+              <w:bottom w:val="single" w:sz="1" w:space="0" w:color="CCCCCC"/>
+              <w:right w:val="single" w:sz="1" w:space="0" w:color="CCCCCC"/>
             </w:tcBorders>
             <w:shd w:val="clear" w:color="auto" w:fill="FFFFFF"/>
             <w:tcMar>
@@ -12681,10 +13561,10 @@
           <w:tcPr>
             <w:tcW w:w="2000" w:type="dxa"/>
             <w:tcBorders>
-              <w:top w:val="single" w:color="CCCCCC" w:sz="1" w:space="0"/>
-              <w:left w:val="single" w:color="CCCCCC" w:sz="1" w:space="0"/>
-              <w:bottom w:val="single" w:color="CCCCCC" w:sz="1" w:space="0"/>
-              <w:right w:val="single" w:color="CCCCCC" w:sz="1" w:space="0"/>
+              <w:top w:val="single" w:sz="1" w:space="0" w:color="CCCCCC"/>
+              <w:left w:val="single" w:sz="1" w:space="0" w:color="CCCCCC"/>
+              <w:bottom w:val="single" w:sz="1" w:space="0" w:color="CCCCCC"/>
+              <w:right w:val="single" w:sz="1" w:space="0" w:color="CCCCCC"/>
             </w:tcBorders>
             <w:shd w:val="clear" w:color="auto" w:fill="FFFFFF"/>
             <w:tcMar>
@@ -12717,10 +13597,10 @@
           <w:tcPr>
             <w:tcW w:w="7000" w:type="dxa"/>
             <w:tcBorders>
-              <w:top w:val="single" w:color="CCCCCC" w:sz="1" w:space="0"/>
-              <w:left w:val="single" w:color="CCCCCC" w:sz="1" w:space="0"/>
-              <w:bottom w:val="single" w:color="CCCCCC" w:sz="1" w:space="0"/>
-              <w:right w:val="single" w:color="CCCCCC" w:sz="1" w:space="0"/>
+              <w:top w:val="single" w:sz="1" w:space="0" w:color="CCCCCC"/>
+              <w:left w:val="single" w:sz="1" w:space="0" w:color="CCCCCC"/>
+              <w:bottom w:val="single" w:sz="1" w:space="0" w:color="CCCCCC"/>
+              <w:right w:val="single" w:sz="1" w:space="0" w:color="CCCCCC"/>
             </w:tcBorders>
             <w:shd w:val="clear" w:color="auto" w:fill="FFFFFF"/>
             <w:tcMar>
@@ -12852,12 +13732,12 @@
       <w:tblPr>
         <w:tblW w:w="9000" w:type="dxa"/>
         <w:tblBorders>
-          <w:top w:val="single" w:color="auto" w:sz="4" w:space="0"/>
-          <w:left w:val="single" w:color="auto" w:sz="4" w:space="0"/>
-          <w:bottom w:val="single" w:color="auto" w:sz="4" w:space="0"/>
-          <w:right w:val="single" w:color="auto" w:sz="4" w:space="0"/>
-          <w:insideH w:val="single" w:color="auto" w:sz="4" w:space="0"/>
-          <w:insideV w:val="single" w:color="auto" w:sz="4" w:space="0"/>
+          <w:top w:val="single" w:sz="4" w:space="0" w:color="auto"/>
+          <w:left w:val="single" w:sz="4" w:space="0" w:color="auto"/>
+          <w:bottom w:val="single" w:sz="4" w:space="0" w:color="auto"/>
+          <w:right w:val="single" w:sz="4" w:space="0" w:color="auto"/>
+          <w:insideH w:val="single" w:sz="4" w:space="0" w:color="auto"/>
+          <w:insideV w:val="single" w:sz="4" w:space="0" w:color="auto"/>
         </w:tblBorders>
         <w:tblCellMar>
           <w:left w:w="10" w:type="dxa"/>
@@ -12877,10 +13757,10 @@
           <w:tcPr>
             <w:tcW w:w="2000" w:type="dxa"/>
             <w:tcBorders>
-              <w:top w:val="single" w:color="CCCCCC" w:sz="1" w:space="0"/>
-              <w:left w:val="single" w:color="CCCCCC" w:sz="1" w:space="0"/>
-              <w:bottom w:val="single" w:color="CCCCCC" w:sz="1" w:space="0"/>
-              <w:right w:val="single" w:color="CCCCCC" w:sz="1" w:space="0"/>
+              <w:top w:val="single" w:sz="1" w:space="0" w:color="CCCCCC"/>
+              <w:left w:val="single" w:sz="1" w:space="0" w:color="CCCCCC"/>
+              <w:bottom w:val="single" w:sz="1" w:space="0" w:color="CCCCCC"/>
+              <w:right w:val="single" w:sz="1" w:space="0" w:color="CCCCCC"/>
             </w:tcBorders>
             <w:shd w:val="clear" w:color="auto" w:fill="2E75B6"/>
             <w:tcMar>
@@ -12904,10 +13784,10 @@
           <w:tcPr>
             <w:tcW w:w="7000" w:type="dxa"/>
             <w:tcBorders>
-              <w:top w:val="single" w:color="CCCCCC" w:sz="1" w:space="0"/>
-              <w:left w:val="single" w:color="CCCCCC" w:sz="1" w:space="0"/>
-              <w:bottom w:val="single" w:color="CCCCCC" w:sz="1" w:space="0"/>
-              <w:right w:val="single" w:color="CCCCCC" w:sz="1" w:space="0"/>
+              <w:top w:val="single" w:sz="1" w:space="0" w:color="CCCCCC"/>
+              <w:left w:val="single" w:sz="1" w:space="0" w:color="CCCCCC"/>
+              <w:bottom w:val="single" w:sz="1" w:space="0" w:color="CCCCCC"/>
+              <w:right w:val="single" w:sz="1" w:space="0" w:color="CCCCCC"/>
             </w:tcBorders>
             <w:shd w:val="clear" w:color="auto" w:fill="2E75B6"/>
             <w:tcMar>
@@ -12933,10 +13813,10 @@
           <w:tcPr>
             <w:tcW w:w="2000" w:type="dxa"/>
             <w:tcBorders>
-              <w:top w:val="single" w:color="CCCCCC" w:sz="1" w:space="0"/>
-              <w:left w:val="single" w:color="CCCCCC" w:sz="1" w:space="0"/>
-              <w:bottom w:val="single" w:color="CCCCCC" w:sz="1" w:space="0"/>
-              <w:right w:val="single" w:color="CCCCCC" w:sz="1" w:space="0"/>
+              <w:top w:val="single" w:sz="1" w:space="0" w:color="CCCCCC"/>
+              <w:left w:val="single" w:sz="1" w:space="0" w:color="CCCCCC"/>
+              <w:bottom w:val="single" w:sz="1" w:space="0" w:color="CCCCCC"/>
+              <w:right w:val="single" w:sz="1" w:space="0" w:color="CCCCCC"/>
             </w:tcBorders>
             <w:shd w:val="clear" w:color="auto" w:fill="FFFFFF"/>
             <w:tcMar>
@@ -12969,10 +13849,10 @@
           <w:tcPr>
             <w:tcW w:w="7000" w:type="dxa"/>
             <w:tcBorders>
-              <w:top w:val="single" w:color="CCCCCC" w:sz="1" w:space="0"/>
-              <w:left w:val="single" w:color="CCCCCC" w:sz="1" w:space="0"/>
-              <w:bottom w:val="single" w:color="CCCCCC" w:sz="1" w:space="0"/>
-              <w:right w:val="single" w:color="CCCCCC" w:sz="1" w:space="0"/>
+              <w:top w:val="single" w:sz="1" w:space="0" w:color="CCCCCC"/>
+              <w:left w:val="single" w:sz="1" w:space="0" w:color="CCCCCC"/>
+              <w:bottom w:val="single" w:sz="1" w:space="0" w:color="CCCCCC"/>
+              <w:right w:val="single" w:sz="1" w:space="0" w:color="CCCCCC"/>
             </w:tcBorders>
             <w:shd w:val="clear" w:color="auto" w:fill="FFFFFF"/>
             <w:tcMar>
@@ -13118,10 +13998,10 @@
           <w:tcPr>
             <w:tcW w:w="2000" w:type="dxa"/>
             <w:tcBorders>
-              <w:top w:val="single" w:color="CCCCCC" w:sz="1" w:space="0"/>
-              <w:left w:val="single" w:color="CCCCCC" w:sz="1" w:space="0"/>
-              <w:bottom w:val="single" w:color="CCCCCC" w:sz="1" w:space="0"/>
-              <w:right w:val="single" w:color="CCCCCC" w:sz="1" w:space="0"/>
+              <w:top w:val="single" w:sz="1" w:space="0" w:color="CCCCCC"/>
+              <w:left w:val="single" w:sz="1" w:space="0" w:color="CCCCCC"/>
+              <w:bottom w:val="single" w:sz="1" w:space="0" w:color="CCCCCC"/>
+              <w:right w:val="single" w:sz="1" w:space="0" w:color="CCCCCC"/>
             </w:tcBorders>
             <w:shd w:val="clear" w:color="auto" w:fill="FFFFFF"/>
             <w:tcMar>
@@ -13154,10 +14034,10 @@
           <w:tcPr>
             <w:tcW w:w="7000" w:type="dxa"/>
             <w:tcBorders>
-              <w:top w:val="single" w:color="CCCCCC" w:sz="1" w:space="0"/>
-              <w:left w:val="single" w:color="CCCCCC" w:sz="1" w:space="0"/>
-              <w:bottom w:val="single" w:color="CCCCCC" w:sz="1" w:space="0"/>
-              <w:right w:val="single" w:color="CCCCCC" w:sz="1" w:space="0"/>
+              <w:top w:val="single" w:sz="1" w:space="0" w:color="CCCCCC"/>
+              <w:left w:val="single" w:sz="1" w:space="0" w:color="CCCCCC"/>
+              <w:bottom w:val="single" w:sz="1" w:space="0" w:color="CCCCCC"/>
+              <w:right w:val="single" w:sz="1" w:space="0" w:color="CCCCCC"/>
             </w:tcBorders>
             <w:shd w:val="clear" w:color="auto" w:fill="FFFFFF"/>
             <w:tcMar>
@@ -13223,10 +14103,10 @@
           <w:tcPr>
             <w:tcW w:w="2000" w:type="dxa"/>
             <w:tcBorders>
-              <w:top w:val="single" w:color="CCCCCC" w:sz="1" w:space="0"/>
-              <w:left w:val="single" w:color="CCCCCC" w:sz="1" w:space="0"/>
-              <w:bottom w:val="single" w:color="CCCCCC" w:sz="1" w:space="0"/>
-              <w:right w:val="single" w:color="CCCCCC" w:sz="1" w:space="0"/>
+              <w:top w:val="single" w:sz="1" w:space="0" w:color="CCCCCC"/>
+              <w:left w:val="single" w:sz="1" w:space="0" w:color="CCCCCC"/>
+              <w:bottom w:val="single" w:sz="1" w:space="0" w:color="CCCCCC"/>
+              <w:right w:val="single" w:sz="1" w:space="0" w:color="CCCCCC"/>
             </w:tcBorders>
             <w:shd w:val="clear" w:color="auto" w:fill="FFFFFF"/>
             <w:tcMar>
@@ -13259,10 +14139,10 @@
           <w:tcPr>
             <w:tcW w:w="7000" w:type="dxa"/>
             <w:tcBorders>
-              <w:top w:val="single" w:color="CCCCCC" w:sz="1" w:space="0"/>
-              <w:left w:val="single" w:color="CCCCCC" w:sz="1" w:space="0"/>
-              <w:bottom w:val="single" w:color="CCCCCC" w:sz="1" w:space="0"/>
-              <w:right w:val="single" w:color="CCCCCC" w:sz="1" w:space="0"/>
+              <w:top w:val="single" w:sz="1" w:space="0" w:color="CCCCCC"/>
+              <w:left w:val="single" w:sz="1" w:space="0" w:color="CCCCCC"/>
+              <w:bottom w:val="single" w:sz="1" w:space="0" w:color="CCCCCC"/>
+              <w:right w:val="single" w:sz="1" w:space="0" w:color="CCCCCC"/>
             </w:tcBorders>
             <w:shd w:val="clear" w:color="auto" w:fill="FFFFFF"/>
             <w:tcMar>
@@ -13337,10 +14217,10 @@
           <w:tcPr>
             <w:tcW w:w="2000" w:type="dxa"/>
             <w:tcBorders>
-              <w:top w:val="single" w:color="CCCCCC" w:sz="1" w:space="0"/>
-              <w:left w:val="single" w:color="CCCCCC" w:sz="1" w:space="0"/>
-              <w:bottom w:val="single" w:color="CCCCCC" w:sz="1" w:space="0"/>
-              <w:right w:val="single" w:color="CCCCCC" w:sz="1" w:space="0"/>
+              <w:top w:val="single" w:sz="1" w:space="0" w:color="CCCCCC"/>
+              <w:left w:val="single" w:sz="1" w:space="0" w:color="CCCCCC"/>
+              <w:bottom w:val="single" w:sz="1" w:space="0" w:color="CCCCCC"/>
+              <w:right w:val="single" w:sz="1" w:space="0" w:color="CCCCCC"/>
             </w:tcBorders>
             <w:shd w:val="clear" w:color="auto" w:fill="FFFFFF"/>
             <w:tcMar>
@@ -13373,10 +14253,10 @@
           <w:tcPr>
             <w:tcW w:w="7000" w:type="dxa"/>
             <w:tcBorders>
-              <w:top w:val="single" w:color="CCCCCC" w:sz="1" w:space="0"/>
-              <w:left w:val="single" w:color="CCCCCC" w:sz="1" w:space="0"/>
-              <w:bottom w:val="single" w:color="CCCCCC" w:sz="1" w:space="0"/>
-              <w:right w:val="single" w:color="CCCCCC" w:sz="1" w:space="0"/>
+              <w:top w:val="single" w:sz="1" w:space="0" w:color="CCCCCC"/>
+              <w:left w:val="single" w:sz="1" w:space="0" w:color="CCCCCC"/>
+              <w:bottom w:val="single" w:sz="1" w:space="0" w:color="CCCCCC"/>
+              <w:right w:val="single" w:sz="1" w:space="0" w:color="CCCCCC"/>
             </w:tcBorders>
             <w:shd w:val="clear" w:color="auto" w:fill="FFFFFF"/>
             <w:tcMar>
@@ -13427,6 +14307,30 @@
         </w:tc>
       </w:tr>
     </w:tbl>
+    <w:p>
+      <w:pPr>
+        <w:spacing w:after="160" w:line="276" w:lineRule="auto"/>
+        <w:rPr>
+          <w:rFonts w:ascii="Helvetica" w:hAnsi="Helvetica"/>
+        </w:rPr>
+      </w:pPr>
+    </w:p>
+    <w:p>
+      <w:pPr>
+        <w:spacing w:after="160" w:line="276" w:lineRule="auto"/>
+        <w:rPr>
+          <w:rFonts w:ascii="Helvetica" w:hAnsi="Helvetica"/>
+        </w:rPr>
+      </w:pPr>
+    </w:p>
+    <w:p>
+      <w:pPr>
+        <w:spacing w:after="160" w:line="276" w:lineRule="auto"/>
+        <w:rPr>
+          <w:rFonts w:ascii="Helvetica" w:hAnsi="Helvetica"/>
+        </w:rPr>
+      </w:pPr>
+    </w:p>
     <w:p>
       <w:pPr>
         <w:spacing w:after="160" w:line="276" w:lineRule="auto"/>
@@ -13453,6 +14357,7 @@
           <w:rFonts w:ascii="Helvetica" w:hAnsi="Helvetica"/>
           <w:color w:val="auto"/>
         </w:rPr>
+        <w:lastRenderedPageBreak/>
         <w:t>assegnaRichiesta</w:t>
       </w:r>
       <w:proofErr w:type="spellEnd"/>
@@ -13468,12 +14373,12 @@
       <w:tblPr>
         <w:tblW w:w="9000" w:type="dxa"/>
         <w:tblBorders>
-          <w:top w:val="single" w:color="auto" w:sz="4" w:space="0"/>
-          <w:left w:val="single" w:color="auto" w:sz="4" w:space="0"/>
-          <w:bottom w:val="single" w:color="auto" w:sz="4" w:space="0"/>
-          <w:right w:val="single" w:color="auto" w:sz="4" w:space="0"/>
-          <w:insideH w:val="single" w:color="auto" w:sz="4" w:space="0"/>
-          <w:insideV w:val="single" w:color="auto" w:sz="4" w:space="0"/>
+          <w:top w:val="single" w:sz="4" w:space="0" w:color="auto"/>
+          <w:left w:val="single" w:sz="4" w:space="0" w:color="auto"/>
+          <w:bottom w:val="single" w:sz="4" w:space="0" w:color="auto"/>
+          <w:right w:val="single" w:sz="4" w:space="0" w:color="auto"/>
+          <w:insideH w:val="single" w:sz="4" w:space="0" w:color="auto"/>
+          <w:insideV w:val="single" w:sz="4" w:space="0" w:color="auto"/>
         </w:tblBorders>
         <w:tblCellMar>
           <w:left w:w="10" w:type="dxa"/>
@@ -13493,10 +14398,10 @@
           <w:tcPr>
             <w:tcW w:w="2000" w:type="dxa"/>
             <w:tcBorders>
-              <w:top w:val="single" w:color="CCCCCC" w:sz="1" w:space="0"/>
-              <w:left w:val="single" w:color="CCCCCC" w:sz="1" w:space="0"/>
-              <w:bottom w:val="single" w:color="CCCCCC" w:sz="1" w:space="0"/>
-              <w:right w:val="single" w:color="CCCCCC" w:sz="1" w:space="0"/>
+              <w:top w:val="single" w:sz="1" w:space="0" w:color="CCCCCC"/>
+              <w:left w:val="single" w:sz="1" w:space="0" w:color="CCCCCC"/>
+              <w:bottom w:val="single" w:sz="1" w:space="0" w:color="CCCCCC"/>
+              <w:right w:val="single" w:sz="1" w:space="0" w:color="CCCCCC"/>
             </w:tcBorders>
             <w:shd w:val="clear" w:color="auto" w:fill="2E75B6"/>
             <w:tcMar>
@@ -13520,10 +14425,10 @@
           <w:tcPr>
             <w:tcW w:w="7000" w:type="dxa"/>
             <w:tcBorders>
-              <w:top w:val="single" w:color="CCCCCC" w:sz="1" w:space="0"/>
-              <w:left w:val="single" w:color="CCCCCC" w:sz="1" w:space="0"/>
-              <w:bottom w:val="single" w:color="CCCCCC" w:sz="1" w:space="0"/>
-              <w:right w:val="single" w:color="CCCCCC" w:sz="1" w:space="0"/>
+              <w:top w:val="single" w:sz="1" w:space="0" w:color="CCCCCC"/>
+              <w:left w:val="single" w:sz="1" w:space="0" w:color="CCCCCC"/>
+              <w:bottom w:val="single" w:sz="1" w:space="0" w:color="CCCCCC"/>
+              <w:right w:val="single" w:sz="1" w:space="0" w:color="CCCCCC"/>
             </w:tcBorders>
             <w:shd w:val="clear" w:color="auto" w:fill="2E75B6"/>
             <w:tcMar>
@@ -13549,10 +14454,10 @@
           <w:tcPr>
             <w:tcW w:w="2000" w:type="dxa"/>
             <w:tcBorders>
-              <w:top w:val="single" w:color="CCCCCC" w:sz="1" w:space="0"/>
-              <w:left w:val="single" w:color="CCCCCC" w:sz="1" w:space="0"/>
-              <w:bottom w:val="single" w:color="CCCCCC" w:sz="1" w:space="0"/>
-              <w:right w:val="single" w:color="CCCCCC" w:sz="1" w:space="0"/>
+              <w:top w:val="single" w:sz="1" w:space="0" w:color="CCCCCC"/>
+              <w:left w:val="single" w:sz="1" w:space="0" w:color="CCCCCC"/>
+              <w:bottom w:val="single" w:sz="1" w:space="0" w:color="CCCCCC"/>
+              <w:right w:val="single" w:sz="1" w:space="0" w:color="CCCCCC"/>
             </w:tcBorders>
             <w:shd w:val="clear" w:color="auto" w:fill="FFFFFF"/>
             <w:tcMar>
@@ -13585,10 +14490,10 @@
           <w:tcPr>
             <w:tcW w:w="7000" w:type="dxa"/>
             <w:tcBorders>
-              <w:top w:val="single" w:color="CCCCCC" w:sz="1" w:space="0"/>
-              <w:left w:val="single" w:color="CCCCCC" w:sz="1" w:space="0"/>
-              <w:bottom w:val="single" w:color="CCCCCC" w:sz="1" w:space="0"/>
-              <w:right w:val="single" w:color="CCCCCC" w:sz="1" w:space="0"/>
+              <w:top w:val="single" w:sz="1" w:space="0" w:color="CCCCCC"/>
+              <w:left w:val="single" w:sz="1" w:space="0" w:color="CCCCCC"/>
+              <w:bottom w:val="single" w:sz="1" w:space="0" w:color="CCCCCC"/>
+              <w:right w:val="single" w:sz="1" w:space="0" w:color="CCCCCC"/>
             </w:tcBorders>
             <w:shd w:val="clear" w:color="auto" w:fill="FFFFFF"/>
             <w:tcMar>
@@ -13694,10 +14599,10 @@
           <w:tcPr>
             <w:tcW w:w="2000" w:type="dxa"/>
             <w:tcBorders>
-              <w:top w:val="single" w:color="CCCCCC" w:sz="1" w:space="0"/>
-              <w:left w:val="single" w:color="CCCCCC" w:sz="1" w:space="0"/>
-              <w:bottom w:val="single" w:color="CCCCCC" w:sz="1" w:space="0"/>
-              <w:right w:val="single" w:color="CCCCCC" w:sz="1" w:space="0"/>
+              <w:top w:val="single" w:sz="1" w:space="0" w:color="CCCCCC"/>
+              <w:left w:val="single" w:sz="1" w:space="0" w:color="CCCCCC"/>
+              <w:bottom w:val="single" w:sz="1" w:space="0" w:color="CCCCCC"/>
+              <w:right w:val="single" w:sz="1" w:space="0" w:color="CCCCCC"/>
             </w:tcBorders>
             <w:shd w:val="clear" w:color="auto" w:fill="FFFFFF"/>
             <w:tcMar>
@@ -13730,10 +14635,10 @@
           <w:tcPr>
             <w:tcW w:w="7000" w:type="dxa"/>
             <w:tcBorders>
-              <w:top w:val="single" w:color="CCCCCC" w:sz="1" w:space="0"/>
-              <w:left w:val="single" w:color="CCCCCC" w:sz="1" w:space="0"/>
-              <w:bottom w:val="single" w:color="CCCCCC" w:sz="1" w:space="0"/>
-              <w:right w:val="single" w:color="CCCCCC" w:sz="1" w:space="0"/>
+              <w:top w:val="single" w:sz="1" w:space="0" w:color="CCCCCC"/>
+              <w:left w:val="single" w:sz="1" w:space="0" w:color="CCCCCC"/>
+              <w:bottom w:val="single" w:sz="1" w:space="0" w:color="CCCCCC"/>
+              <w:right w:val="single" w:sz="1" w:space="0" w:color="CCCCCC"/>
             </w:tcBorders>
             <w:shd w:val="clear" w:color="auto" w:fill="FFFFFF"/>
             <w:tcMar>
@@ -13768,10 +14673,10 @@
           <w:tcPr>
             <w:tcW w:w="2000" w:type="dxa"/>
             <w:tcBorders>
-              <w:top w:val="single" w:color="CCCCCC" w:sz="1" w:space="0"/>
-              <w:left w:val="single" w:color="CCCCCC" w:sz="1" w:space="0"/>
-              <w:bottom w:val="single" w:color="CCCCCC" w:sz="1" w:space="0"/>
-              <w:right w:val="single" w:color="CCCCCC" w:sz="1" w:space="0"/>
+              <w:top w:val="single" w:sz="1" w:space="0" w:color="CCCCCC"/>
+              <w:left w:val="single" w:sz="1" w:space="0" w:color="CCCCCC"/>
+              <w:bottom w:val="single" w:sz="1" w:space="0" w:color="CCCCCC"/>
+              <w:right w:val="single" w:sz="1" w:space="0" w:color="CCCCCC"/>
             </w:tcBorders>
             <w:shd w:val="clear" w:color="auto" w:fill="FFFFFF"/>
             <w:tcMar>
@@ -13804,10 +14709,10 @@
           <w:tcPr>
             <w:tcW w:w="7000" w:type="dxa"/>
             <w:tcBorders>
-              <w:top w:val="single" w:color="CCCCCC" w:sz="1" w:space="0"/>
-              <w:left w:val="single" w:color="CCCCCC" w:sz="1" w:space="0"/>
-              <w:bottom w:val="single" w:color="CCCCCC" w:sz="1" w:space="0"/>
-              <w:right w:val="single" w:color="CCCCCC" w:sz="1" w:space="0"/>
+              <w:top w:val="single" w:sz="1" w:space="0" w:color="CCCCCC"/>
+              <w:left w:val="single" w:sz="1" w:space="0" w:color="CCCCCC"/>
+              <w:bottom w:val="single" w:sz="1" w:space="0" w:color="CCCCCC"/>
+              <w:right w:val="single" w:sz="1" w:space="0" w:color="CCCCCC"/>
             </w:tcBorders>
             <w:shd w:val="clear" w:color="auto" w:fill="FFFFFF"/>
             <w:tcMar>
@@ -13872,7 +14777,27 @@
                 <w:sz w:val="22"/>
                 <w:szCs w:val="22"/>
               </w:rPr>
-              <w:t xml:space="preserve">; aggiorna r-&gt;tecnico con il nome del tecnico; incrementa </w:t>
+              <w:t xml:space="preserve">; </w:t>
+            </w:r>
+            <w:proofErr w:type="gramStart"/>
+            <w:r>
+              <w:rPr>
+                <w:rFonts w:ascii="Helvetica" w:hAnsi="Helvetica"/>
+                <w:color w:val="000000"/>
+                <w:sz w:val="22"/>
+                <w:szCs w:val="22"/>
+              </w:rPr>
+              <w:t>aggiorna r</w:t>
+            </w:r>
+            <w:proofErr w:type="gramEnd"/>
+            <w:r>
+              <w:rPr>
+                <w:rFonts w:ascii="Helvetica" w:hAnsi="Helvetica"/>
+                <w:color w:val="000000"/>
+                <w:sz w:val="22"/>
+                <w:szCs w:val="22"/>
+              </w:rPr>
+              <w:t xml:space="preserve">-&gt;tecnico con il nome del tecnico; incrementa </w:t>
             </w:r>
             <w:proofErr w:type="spellStart"/>
             <w:r>
@@ -13922,10 +14847,10 @@
           <w:tcPr>
             <w:tcW w:w="2000" w:type="dxa"/>
             <w:tcBorders>
-              <w:top w:val="single" w:color="CCCCCC" w:sz="1" w:space="0"/>
-              <w:left w:val="single" w:color="CCCCCC" w:sz="1" w:space="0"/>
-              <w:bottom w:val="single" w:color="CCCCCC" w:sz="1" w:space="0"/>
-              <w:right w:val="single" w:color="CCCCCC" w:sz="1" w:space="0"/>
+              <w:top w:val="single" w:sz="1" w:space="0" w:color="CCCCCC"/>
+              <w:left w:val="single" w:sz="1" w:space="0" w:color="CCCCCC"/>
+              <w:bottom w:val="single" w:sz="1" w:space="0" w:color="CCCCCC"/>
+              <w:right w:val="single" w:sz="1" w:space="0" w:color="CCCCCC"/>
             </w:tcBorders>
             <w:shd w:val="clear" w:color="auto" w:fill="FFFFFF"/>
             <w:tcMar>
@@ -13958,10 +14883,10 @@
           <w:tcPr>
             <w:tcW w:w="7000" w:type="dxa"/>
             <w:tcBorders>
-              <w:top w:val="single" w:color="CCCCCC" w:sz="1" w:space="0"/>
-              <w:left w:val="single" w:color="CCCCCC" w:sz="1" w:space="0"/>
-              <w:bottom w:val="single" w:color="CCCCCC" w:sz="1" w:space="0"/>
-              <w:right w:val="single" w:color="CCCCCC" w:sz="1" w:space="0"/>
+              <w:top w:val="single" w:sz="1" w:space="0" w:color="CCCCCC"/>
+              <w:left w:val="single" w:sz="1" w:space="0" w:color="CCCCCC"/>
+              <w:bottom w:val="single" w:sz="1" w:space="0" w:color="CCCCCC"/>
+              <w:right w:val="single" w:sz="1" w:space="0" w:color="CCCCCC"/>
             </w:tcBorders>
             <w:shd w:val="clear" w:color="auto" w:fill="FFFFFF"/>
             <w:tcMar>
@@ -14023,12 +14948,12 @@
       <w:tblPr>
         <w:tblW w:w="9000" w:type="dxa"/>
         <w:tblBorders>
-          <w:top w:val="single" w:color="auto" w:sz="4" w:space="0"/>
-          <w:left w:val="single" w:color="auto" w:sz="4" w:space="0"/>
-          <w:bottom w:val="single" w:color="auto" w:sz="4" w:space="0"/>
-          <w:right w:val="single" w:color="auto" w:sz="4" w:space="0"/>
-          <w:insideH w:val="single" w:color="auto" w:sz="4" w:space="0"/>
-          <w:insideV w:val="single" w:color="auto" w:sz="4" w:space="0"/>
+          <w:top w:val="single" w:sz="4" w:space="0" w:color="auto"/>
+          <w:left w:val="single" w:sz="4" w:space="0" w:color="auto"/>
+          <w:bottom w:val="single" w:sz="4" w:space="0" w:color="auto"/>
+          <w:right w:val="single" w:sz="4" w:space="0" w:color="auto"/>
+          <w:insideH w:val="single" w:sz="4" w:space="0" w:color="auto"/>
+          <w:insideV w:val="single" w:sz="4" w:space="0" w:color="auto"/>
         </w:tblBorders>
         <w:tblCellMar>
           <w:left w:w="10" w:type="dxa"/>
@@ -14048,10 +14973,10 @@
           <w:tcPr>
             <w:tcW w:w="2000" w:type="dxa"/>
             <w:tcBorders>
-              <w:top w:val="single" w:color="CCCCCC" w:sz="1" w:space="0"/>
-              <w:left w:val="single" w:color="CCCCCC" w:sz="1" w:space="0"/>
-              <w:bottom w:val="single" w:color="CCCCCC" w:sz="1" w:space="0"/>
-              <w:right w:val="single" w:color="CCCCCC" w:sz="1" w:space="0"/>
+              <w:top w:val="single" w:sz="1" w:space="0" w:color="CCCCCC"/>
+              <w:left w:val="single" w:sz="1" w:space="0" w:color="CCCCCC"/>
+              <w:bottom w:val="single" w:sz="1" w:space="0" w:color="CCCCCC"/>
+              <w:right w:val="single" w:sz="1" w:space="0" w:color="CCCCCC"/>
             </w:tcBorders>
             <w:shd w:val="clear" w:color="auto" w:fill="2E75B6"/>
             <w:tcMar>
@@ -14075,10 +15000,10 @@
           <w:tcPr>
             <w:tcW w:w="7000" w:type="dxa"/>
             <w:tcBorders>
-              <w:top w:val="single" w:color="CCCCCC" w:sz="1" w:space="0"/>
-              <w:left w:val="single" w:color="CCCCCC" w:sz="1" w:space="0"/>
-              <w:bottom w:val="single" w:color="CCCCCC" w:sz="1" w:space="0"/>
-              <w:right w:val="single" w:color="CCCCCC" w:sz="1" w:space="0"/>
+              <w:top w:val="single" w:sz="1" w:space="0" w:color="CCCCCC"/>
+              <w:left w:val="single" w:sz="1" w:space="0" w:color="CCCCCC"/>
+              <w:bottom w:val="single" w:sz="1" w:space="0" w:color="CCCCCC"/>
+              <w:right w:val="single" w:sz="1" w:space="0" w:color="CCCCCC"/>
             </w:tcBorders>
             <w:shd w:val="clear" w:color="auto" w:fill="2E75B6"/>
             <w:tcMar>
@@ -14104,10 +15029,10 @@
           <w:tcPr>
             <w:tcW w:w="2000" w:type="dxa"/>
             <w:tcBorders>
-              <w:top w:val="single" w:color="CCCCCC" w:sz="1" w:space="0"/>
-              <w:left w:val="single" w:color="CCCCCC" w:sz="1" w:space="0"/>
-              <w:bottom w:val="single" w:color="CCCCCC" w:sz="1" w:space="0"/>
-              <w:right w:val="single" w:color="CCCCCC" w:sz="1" w:space="0"/>
+              <w:top w:val="single" w:sz="1" w:space="0" w:color="CCCCCC"/>
+              <w:left w:val="single" w:sz="1" w:space="0" w:color="CCCCCC"/>
+              <w:bottom w:val="single" w:sz="1" w:space="0" w:color="CCCCCC"/>
+              <w:right w:val="single" w:sz="1" w:space="0" w:color="CCCCCC"/>
             </w:tcBorders>
             <w:shd w:val="clear" w:color="auto" w:fill="FFFFFF"/>
             <w:tcMar>
@@ -14140,10 +15065,10 @@
           <w:tcPr>
             <w:tcW w:w="7000" w:type="dxa"/>
             <w:tcBorders>
-              <w:top w:val="single" w:color="CCCCCC" w:sz="1" w:space="0"/>
-              <w:left w:val="single" w:color="CCCCCC" w:sz="1" w:space="0"/>
-              <w:bottom w:val="single" w:color="CCCCCC" w:sz="1" w:space="0"/>
-              <w:right w:val="single" w:color="CCCCCC" w:sz="1" w:space="0"/>
+              <w:top w:val="single" w:sz="1" w:space="0" w:color="CCCCCC"/>
+              <w:left w:val="single" w:sz="1" w:space="0" w:color="CCCCCC"/>
+              <w:bottom w:val="single" w:sz="1" w:space="0" w:color="CCCCCC"/>
+              <w:right w:val="single" w:sz="1" w:space="0" w:color="CCCCCC"/>
             </w:tcBorders>
             <w:shd w:val="clear" w:color="auto" w:fill="FFFFFF"/>
             <w:tcMar>
@@ -14229,10 +15154,10 @@
           <w:tcPr>
             <w:tcW w:w="2000" w:type="dxa"/>
             <w:tcBorders>
-              <w:top w:val="single" w:color="CCCCCC" w:sz="1" w:space="0"/>
-              <w:left w:val="single" w:color="CCCCCC" w:sz="1" w:space="0"/>
-              <w:bottom w:val="single" w:color="CCCCCC" w:sz="1" w:space="0"/>
-              <w:right w:val="single" w:color="CCCCCC" w:sz="1" w:space="0"/>
+              <w:top w:val="single" w:sz="1" w:space="0" w:color="CCCCCC"/>
+              <w:left w:val="single" w:sz="1" w:space="0" w:color="CCCCCC"/>
+              <w:bottom w:val="single" w:sz="1" w:space="0" w:color="CCCCCC"/>
+              <w:right w:val="single" w:sz="1" w:space="0" w:color="CCCCCC"/>
             </w:tcBorders>
             <w:shd w:val="clear" w:color="auto" w:fill="FFFFFF"/>
             <w:tcMar>
@@ -14265,10 +15190,10 @@
           <w:tcPr>
             <w:tcW w:w="7000" w:type="dxa"/>
             <w:tcBorders>
-              <w:top w:val="single" w:color="CCCCCC" w:sz="1" w:space="0"/>
-              <w:left w:val="single" w:color="CCCCCC" w:sz="1" w:space="0"/>
-              <w:bottom w:val="single" w:color="CCCCCC" w:sz="1" w:space="0"/>
-              <w:right w:val="single" w:color="CCCCCC" w:sz="1" w:space="0"/>
+              <w:top w:val="single" w:sz="1" w:space="0" w:color="CCCCCC"/>
+              <w:left w:val="single" w:sz="1" w:space="0" w:color="CCCCCC"/>
+              <w:bottom w:val="single" w:sz="1" w:space="0" w:color="CCCCCC"/>
+              <w:right w:val="single" w:sz="1" w:space="0" w:color="CCCCCC"/>
             </w:tcBorders>
             <w:shd w:val="clear" w:color="auto" w:fill="FFFFFF"/>
             <w:tcMar>
@@ -14303,10 +15228,10 @@
           <w:tcPr>
             <w:tcW w:w="2000" w:type="dxa"/>
             <w:tcBorders>
-              <w:top w:val="single" w:color="CCCCCC" w:sz="1" w:space="0"/>
-              <w:left w:val="single" w:color="CCCCCC" w:sz="1" w:space="0"/>
-              <w:bottom w:val="single" w:color="CCCCCC" w:sz="1" w:space="0"/>
-              <w:right w:val="single" w:color="CCCCCC" w:sz="1" w:space="0"/>
+              <w:top w:val="single" w:sz="1" w:space="0" w:color="CCCCCC"/>
+              <w:left w:val="single" w:sz="1" w:space="0" w:color="CCCCCC"/>
+              <w:bottom w:val="single" w:sz="1" w:space="0" w:color="CCCCCC"/>
+              <w:right w:val="single" w:sz="1" w:space="0" w:color="CCCCCC"/>
             </w:tcBorders>
             <w:shd w:val="clear" w:color="auto" w:fill="FFFFFF"/>
             <w:tcMar>
@@ -14339,10 +15264,10 @@
           <w:tcPr>
             <w:tcW w:w="7000" w:type="dxa"/>
             <w:tcBorders>
-              <w:top w:val="single" w:color="CCCCCC" w:sz="1" w:space="0"/>
-              <w:left w:val="single" w:color="CCCCCC" w:sz="1" w:space="0"/>
-              <w:bottom w:val="single" w:color="CCCCCC" w:sz="1" w:space="0"/>
-              <w:right w:val="single" w:color="CCCCCC" w:sz="1" w:space="0"/>
+              <w:top w:val="single" w:sz="1" w:space="0" w:color="CCCCCC"/>
+              <w:left w:val="single" w:sz="1" w:space="0" w:color="CCCCCC"/>
+              <w:bottom w:val="single" w:sz="1" w:space="0" w:color="CCCCCC"/>
+              <w:right w:val="single" w:sz="1" w:space="0" w:color="CCCCCC"/>
             </w:tcBorders>
             <w:shd w:val="clear" w:color="auto" w:fill="FFFFFF"/>
             <w:tcMar>
@@ -14377,10 +15302,10 @@
           <w:tcPr>
             <w:tcW w:w="2000" w:type="dxa"/>
             <w:tcBorders>
-              <w:top w:val="single" w:color="CCCCCC" w:sz="1" w:space="0"/>
-              <w:left w:val="single" w:color="CCCCCC" w:sz="1" w:space="0"/>
-              <w:bottom w:val="single" w:color="CCCCCC" w:sz="1" w:space="0"/>
-              <w:right w:val="single" w:color="CCCCCC" w:sz="1" w:space="0"/>
+              <w:top w:val="single" w:sz="1" w:space="0" w:color="CCCCCC"/>
+              <w:left w:val="single" w:sz="1" w:space="0" w:color="CCCCCC"/>
+              <w:bottom w:val="single" w:sz="1" w:space="0" w:color="CCCCCC"/>
+              <w:right w:val="single" w:sz="1" w:space="0" w:color="CCCCCC"/>
             </w:tcBorders>
             <w:shd w:val="clear" w:color="auto" w:fill="FFFFFF"/>
             <w:tcMar>
@@ -14413,10 +15338,10 @@
           <w:tcPr>
             <w:tcW w:w="7000" w:type="dxa"/>
             <w:tcBorders>
-              <w:top w:val="single" w:color="CCCCCC" w:sz="1" w:space="0"/>
-              <w:left w:val="single" w:color="CCCCCC" w:sz="1" w:space="0"/>
-              <w:bottom w:val="single" w:color="CCCCCC" w:sz="1" w:space="0"/>
-              <w:right w:val="single" w:color="CCCCCC" w:sz="1" w:space="0"/>
+              <w:top w:val="single" w:sz="1" w:space="0" w:color="CCCCCC"/>
+              <w:left w:val="single" w:sz="1" w:space="0" w:color="CCCCCC"/>
+              <w:bottom w:val="single" w:sz="1" w:space="0" w:color="CCCCCC"/>
+              <w:right w:val="single" w:sz="1" w:space="0" w:color="CCCCCC"/>
             </w:tcBorders>
             <w:shd w:val="clear" w:color="auto" w:fill="FFFFFF"/>
             <w:tcMar>
@@ -14519,12 +15444,12 @@
       <w:tblPr>
         <w:tblW w:w="9000" w:type="dxa"/>
         <w:tblBorders>
-          <w:top w:val="single" w:color="auto" w:sz="4" w:space="0"/>
-          <w:left w:val="single" w:color="auto" w:sz="4" w:space="0"/>
-          <w:bottom w:val="single" w:color="auto" w:sz="4" w:space="0"/>
-          <w:right w:val="single" w:color="auto" w:sz="4" w:space="0"/>
-          <w:insideH w:val="single" w:color="auto" w:sz="4" w:space="0"/>
-          <w:insideV w:val="single" w:color="auto" w:sz="4" w:space="0"/>
+          <w:top w:val="single" w:sz="4" w:space="0" w:color="auto"/>
+          <w:left w:val="single" w:sz="4" w:space="0" w:color="auto"/>
+          <w:bottom w:val="single" w:sz="4" w:space="0" w:color="auto"/>
+          <w:right w:val="single" w:sz="4" w:space="0" w:color="auto"/>
+          <w:insideH w:val="single" w:sz="4" w:space="0" w:color="auto"/>
+          <w:insideV w:val="single" w:sz="4" w:space="0" w:color="auto"/>
         </w:tblBorders>
         <w:tblCellMar>
           <w:left w:w="10" w:type="dxa"/>
@@ -14544,10 +15469,10 @@
           <w:tcPr>
             <w:tcW w:w="2000" w:type="dxa"/>
             <w:tcBorders>
-              <w:top w:val="single" w:color="CCCCCC" w:sz="1" w:space="0"/>
-              <w:left w:val="single" w:color="CCCCCC" w:sz="1" w:space="0"/>
-              <w:bottom w:val="single" w:color="CCCCCC" w:sz="1" w:space="0"/>
-              <w:right w:val="single" w:color="CCCCCC" w:sz="1" w:space="0"/>
+              <w:top w:val="single" w:sz="1" w:space="0" w:color="CCCCCC"/>
+              <w:left w:val="single" w:sz="1" w:space="0" w:color="CCCCCC"/>
+              <w:bottom w:val="single" w:sz="1" w:space="0" w:color="CCCCCC"/>
+              <w:right w:val="single" w:sz="1" w:space="0" w:color="CCCCCC"/>
             </w:tcBorders>
             <w:shd w:val="clear" w:color="auto" w:fill="2E75B6"/>
             <w:tcMar>
@@ -14571,10 +15496,10 @@
           <w:tcPr>
             <w:tcW w:w="7000" w:type="dxa"/>
             <w:tcBorders>
-              <w:top w:val="single" w:color="CCCCCC" w:sz="1" w:space="0"/>
-              <w:left w:val="single" w:color="CCCCCC" w:sz="1" w:space="0"/>
-              <w:bottom w:val="single" w:color="CCCCCC" w:sz="1" w:space="0"/>
-              <w:right w:val="single" w:color="CCCCCC" w:sz="1" w:space="0"/>
+              <w:top w:val="single" w:sz="1" w:space="0" w:color="CCCCCC"/>
+              <w:left w:val="single" w:sz="1" w:space="0" w:color="CCCCCC"/>
+              <w:bottom w:val="single" w:sz="1" w:space="0" w:color="CCCCCC"/>
+              <w:right w:val="single" w:sz="1" w:space="0" w:color="CCCCCC"/>
             </w:tcBorders>
             <w:shd w:val="clear" w:color="auto" w:fill="2E75B6"/>
             <w:tcMar>
@@ -14600,10 +15525,10 @@
           <w:tcPr>
             <w:tcW w:w="2000" w:type="dxa"/>
             <w:tcBorders>
-              <w:top w:val="single" w:color="CCCCCC" w:sz="1" w:space="0"/>
-              <w:left w:val="single" w:color="CCCCCC" w:sz="1" w:space="0"/>
-              <w:bottom w:val="single" w:color="CCCCCC" w:sz="1" w:space="0"/>
-              <w:right w:val="single" w:color="CCCCCC" w:sz="1" w:space="0"/>
+              <w:top w:val="single" w:sz="1" w:space="0" w:color="CCCCCC"/>
+              <w:left w:val="single" w:sz="1" w:space="0" w:color="CCCCCC"/>
+              <w:bottom w:val="single" w:sz="1" w:space="0" w:color="CCCCCC"/>
+              <w:right w:val="single" w:sz="1" w:space="0" w:color="CCCCCC"/>
             </w:tcBorders>
             <w:shd w:val="clear" w:color="auto" w:fill="FFFFFF"/>
             <w:tcMar>
@@ -14636,10 +15561,10 @@
           <w:tcPr>
             <w:tcW w:w="7000" w:type="dxa"/>
             <w:tcBorders>
-              <w:top w:val="single" w:color="CCCCCC" w:sz="1" w:space="0"/>
-              <w:left w:val="single" w:color="CCCCCC" w:sz="1" w:space="0"/>
-              <w:bottom w:val="single" w:color="CCCCCC" w:sz="1" w:space="0"/>
-              <w:right w:val="single" w:color="CCCCCC" w:sz="1" w:space="0"/>
+              <w:top w:val="single" w:sz="1" w:space="0" w:color="CCCCCC"/>
+              <w:left w:val="single" w:sz="1" w:space="0" w:color="CCCCCC"/>
+              <w:bottom w:val="single" w:sz="1" w:space="0" w:color="CCCCCC"/>
+              <w:right w:val="single" w:sz="1" w:space="0" w:color="CCCCCC"/>
             </w:tcBorders>
             <w:shd w:val="clear" w:color="auto" w:fill="FFFFFF"/>
             <w:tcMar>
@@ -14725,10 +15650,10 @@
           <w:tcPr>
             <w:tcW w:w="2000" w:type="dxa"/>
             <w:tcBorders>
-              <w:top w:val="single" w:color="CCCCCC" w:sz="1" w:space="0"/>
-              <w:left w:val="single" w:color="CCCCCC" w:sz="1" w:space="0"/>
-              <w:bottom w:val="single" w:color="CCCCCC" w:sz="1" w:space="0"/>
-              <w:right w:val="single" w:color="CCCCCC" w:sz="1" w:space="0"/>
+              <w:top w:val="single" w:sz="1" w:space="0" w:color="CCCCCC"/>
+              <w:left w:val="single" w:sz="1" w:space="0" w:color="CCCCCC"/>
+              <w:bottom w:val="single" w:sz="1" w:space="0" w:color="CCCCCC"/>
+              <w:right w:val="single" w:sz="1" w:space="0" w:color="CCCCCC"/>
             </w:tcBorders>
             <w:shd w:val="clear" w:color="auto" w:fill="FFFFFF"/>
             <w:tcMar>
@@ -14761,10 +15686,10 @@
           <w:tcPr>
             <w:tcW w:w="7000" w:type="dxa"/>
             <w:tcBorders>
-              <w:top w:val="single" w:color="CCCCCC" w:sz="1" w:space="0"/>
-              <w:left w:val="single" w:color="CCCCCC" w:sz="1" w:space="0"/>
-              <w:bottom w:val="single" w:color="CCCCCC" w:sz="1" w:space="0"/>
-              <w:right w:val="single" w:color="CCCCCC" w:sz="1" w:space="0"/>
+              <w:top w:val="single" w:sz="1" w:space="0" w:color="CCCCCC"/>
+              <w:left w:val="single" w:sz="1" w:space="0" w:color="CCCCCC"/>
+              <w:bottom w:val="single" w:sz="1" w:space="0" w:color="CCCCCC"/>
+              <w:right w:val="single" w:sz="1" w:space="0" w:color="CCCCCC"/>
             </w:tcBorders>
             <w:shd w:val="clear" w:color="auto" w:fill="FFFFFF"/>
             <w:tcMar>
@@ -14821,10 +15746,10 @@
           <w:tcPr>
             <w:tcW w:w="2000" w:type="dxa"/>
             <w:tcBorders>
-              <w:top w:val="single" w:color="CCCCCC" w:sz="1" w:space="0"/>
-              <w:left w:val="single" w:color="CCCCCC" w:sz="1" w:space="0"/>
-              <w:bottom w:val="single" w:color="CCCCCC" w:sz="1" w:space="0"/>
-              <w:right w:val="single" w:color="CCCCCC" w:sz="1" w:space="0"/>
+              <w:top w:val="single" w:sz="1" w:space="0" w:color="CCCCCC"/>
+              <w:left w:val="single" w:sz="1" w:space="0" w:color="CCCCCC"/>
+              <w:bottom w:val="single" w:sz="1" w:space="0" w:color="CCCCCC"/>
+              <w:right w:val="single" w:sz="1" w:space="0" w:color="CCCCCC"/>
             </w:tcBorders>
             <w:shd w:val="clear" w:color="auto" w:fill="FFFFFF"/>
             <w:tcMar>
@@ -14857,10 +15782,10 @@
           <w:tcPr>
             <w:tcW w:w="7000" w:type="dxa"/>
             <w:tcBorders>
-              <w:top w:val="single" w:color="CCCCCC" w:sz="1" w:space="0"/>
-              <w:left w:val="single" w:color="CCCCCC" w:sz="1" w:space="0"/>
-              <w:bottom w:val="single" w:color="CCCCCC" w:sz="1" w:space="0"/>
-              <w:right w:val="single" w:color="CCCCCC" w:sz="1" w:space="0"/>
+              <w:top w:val="single" w:sz="1" w:space="0" w:color="CCCCCC"/>
+              <w:left w:val="single" w:sz="1" w:space="0" w:color="CCCCCC"/>
+              <w:bottom w:val="single" w:sz="1" w:space="0" w:color="CCCCCC"/>
+              <w:right w:val="single" w:sz="1" w:space="0" w:color="CCCCCC"/>
             </w:tcBorders>
             <w:shd w:val="clear" w:color="auto" w:fill="FFFFFF"/>
             <w:tcMar>
@@ -14915,10 +15840,10 @@
           <w:tcPr>
             <w:tcW w:w="2000" w:type="dxa"/>
             <w:tcBorders>
-              <w:top w:val="single" w:color="CCCCCC" w:sz="1" w:space="0"/>
-              <w:left w:val="single" w:color="CCCCCC" w:sz="1" w:space="0"/>
-              <w:bottom w:val="single" w:color="CCCCCC" w:sz="1" w:space="0"/>
-              <w:right w:val="single" w:color="CCCCCC" w:sz="1" w:space="0"/>
+              <w:top w:val="single" w:sz="1" w:space="0" w:color="CCCCCC"/>
+              <w:left w:val="single" w:sz="1" w:space="0" w:color="CCCCCC"/>
+              <w:bottom w:val="single" w:sz="1" w:space="0" w:color="CCCCCC"/>
+              <w:right w:val="single" w:sz="1" w:space="0" w:color="CCCCCC"/>
             </w:tcBorders>
             <w:shd w:val="clear" w:color="auto" w:fill="FFFFFF"/>
             <w:tcMar>
@@ -14951,10 +15876,10 @@
           <w:tcPr>
             <w:tcW w:w="7000" w:type="dxa"/>
             <w:tcBorders>
-              <w:top w:val="single" w:color="CCCCCC" w:sz="1" w:space="0"/>
-              <w:left w:val="single" w:color="CCCCCC" w:sz="1" w:space="0"/>
-              <w:bottom w:val="single" w:color="CCCCCC" w:sz="1" w:space="0"/>
-              <w:right w:val="single" w:color="CCCCCC" w:sz="1" w:space="0"/>
+              <w:top w:val="single" w:sz="1" w:space="0" w:color="CCCCCC"/>
+              <w:left w:val="single" w:sz="1" w:space="0" w:color="CCCCCC"/>
+              <w:bottom w:val="single" w:sz="1" w:space="0" w:color="CCCCCC"/>
+              <w:right w:val="single" w:sz="1" w:space="0" w:color="CCCCCC"/>
             </w:tcBorders>
             <w:shd w:val="clear" w:color="auto" w:fill="FFFFFF"/>
             <w:tcMar>
@@ -14995,6 +15920,24 @@
     </w:p>
     <w:p>
       <w:pPr>
+        <w:spacing w:after="160" w:line="276" w:lineRule="auto"/>
+        <w:rPr>
+          <w:rFonts w:ascii="Helvetica" w:hAnsi="Helvetica"/>
+        </w:rPr>
+      </w:pPr>
+    </w:p>
+    <w:p>
+      <w:pPr>
+        <w:spacing w:after="160" w:line="276" w:lineRule="auto"/>
+        <w:rPr>
+          <w:rFonts w:ascii="Helvetica" w:hAnsi="Helvetica"/>
+        </w:rPr>
+      </w:pPr>
+      <w:bookmarkStart w:id="0" w:name="_GoBack"/>
+      <w:bookmarkEnd w:id="0"/>
+    </w:p>
+    <w:p>
+      <w:pPr>
         <w:pStyle w:val="Titolo3"/>
         <w:spacing w:line="276" w:lineRule="auto"/>
         <w:rPr>
@@ -15008,6 +15951,7 @@
           <w:rFonts w:ascii="Helvetica" w:hAnsi="Helvetica"/>
           <w:color w:val="auto"/>
         </w:rPr>
+        <w:lastRenderedPageBreak/>
         <w:t>planIntervento</w:t>
       </w:r>
       <w:proofErr w:type="spellEnd"/>
@@ -15016,12 +15960,12 @@
       <w:tblPr>
         <w:tblW w:w="9000" w:type="dxa"/>
         <w:tblBorders>
-          <w:top w:val="single" w:color="auto" w:sz="4" w:space="0"/>
-          <w:left w:val="single" w:color="auto" w:sz="4" w:space="0"/>
-          <w:bottom w:val="single" w:color="auto" w:sz="4" w:space="0"/>
-          <w:right w:val="single" w:color="auto" w:sz="4" w:space="0"/>
-          <w:insideH w:val="single" w:color="auto" w:sz="4" w:space="0"/>
-          <w:insideV w:val="single" w:color="auto" w:sz="4" w:space="0"/>
+          <w:top w:val="single" w:sz="4" w:space="0" w:color="auto"/>
+          <w:left w:val="single" w:sz="4" w:space="0" w:color="auto"/>
+          <w:bottom w:val="single" w:sz="4" w:space="0" w:color="auto"/>
+          <w:right w:val="single" w:sz="4" w:space="0" w:color="auto"/>
+          <w:insideH w:val="single" w:sz="4" w:space="0" w:color="auto"/>
+          <w:insideV w:val="single" w:sz="4" w:space="0" w:color="auto"/>
         </w:tblBorders>
         <w:tblCellMar>
           <w:left w:w="10" w:type="dxa"/>
@@ -15041,10 +15985,10 @@
           <w:tcPr>
             <w:tcW w:w="2000" w:type="dxa"/>
             <w:tcBorders>
-              <w:top w:val="single" w:color="CCCCCC" w:sz="1" w:space="0"/>
-              <w:left w:val="single" w:color="CCCCCC" w:sz="1" w:space="0"/>
-              <w:bottom w:val="single" w:color="CCCCCC" w:sz="1" w:space="0"/>
-              <w:right w:val="single" w:color="CCCCCC" w:sz="1" w:space="0"/>
+              <w:top w:val="single" w:sz="1" w:space="0" w:color="CCCCCC"/>
+              <w:left w:val="single" w:sz="1" w:space="0" w:color="CCCCCC"/>
+              <w:bottom w:val="single" w:sz="1" w:space="0" w:color="CCCCCC"/>
+              <w:right w:val="single" w:sz="1" w:space="0" w:color="CCCCCC"/>
             </w:tcBorders>
             <w:shd w:val="clear" w:color="auto" w:fill="2E75B6"/>
             <w:tcMar>
@@ -15068,10 +16012,10 @@
           <w:tcPr>
             <w:tcW w:w="7000" w:type="dxa"/>
             <w:tcBorders>
-              <w:top w:val="single" w:color="CCCCCC" w:sz="1" w:space="0"/>
-              <w:left w:val="single" w:color="CCCCCC" w:sz="1" w:space="0"/>
-              <w:bottom w:val="single" w:color="CCCCCC" w:sz="1" w:space="0"/>
-              <w:right w:val="single" w:color="CCCCCC" w:sz="1" w:space="0"/>
+              <w:top w:val="single" w:sz="1" w:space="0" w:color="CCCCCC"/>
+              <w:left w:val="single" w:sz="1" w:space="0" w:color="CCCCCC"/>
+              <w:bottom w:val="single" w:sz="1" w:space="0" w:color="CCCCCC"/>
+              <w:right w:val="single" w:sz="1" w:space="0" w:color="CCCCCC"/>
             </w:tcBorders>
             <w:shd w:val="clear" w:color="auto" w:fill="2E75B6"/>
             <w:tcMar>
@@ -15097,10 +16041,10 @@
           <w:tcPr>
             <w:tcW w:w="2000" w:type="dxa"/>
             <w:tcBorders>
-              <w:top w:val="single" w:color="CCCCCC" w:sz="1" w:space="0"/>
-              <w:left w:val="single" w:color="CCCCCC" w:sz="1" w:space="0"/>
-              <w:bottom w:val="single" w:color="CCCCCC" w:sz="1" w:space="0"/>
-              <w:right w:val="single" w:color="CCCCCC" w:sz="1" w:space="0"/>
+              <w:top w:val="single" w:sz="1" w:space="0" w:color="CCCCCC"/>
+              <w:left w:val="single" w:sz="1" w:space="0" w:color="CCCCCC"/>
+              <w:bottom w:val="single" w:sz="1" w:space="0" w:color="CCCCCC"/>
+              <w:right w:val="single" w:sz="1" w:space="0" w:color="CCCCCC"/>
             </w:tcBorders>
             <w:shd w:val="clear" w:color="auto" w:fill="FFFFFF"/>
             <w:tcMar>
@@ -15133,10 +16077,10 @@
           <w:tcPr>
             <w:tcW w:w="7000" w:type="dxa"/>
             <w:tcBorders>
-              <w:top w:val="single" w:color="CCCCCC" w:sz="1" w:space="0"/>
-              <w:left w:val="single" w:color="CCCCCC" w:sz="1" w:space="0"/>
-              <w:bottom w:val="single" w:color="CCCCCC" w:sz="1" w:space="0"/>
-              <w:right w:val="single" w:color="CCCCCC" w:sz="1" w:space="0"/>
+              <w:top w:val="single" w:sz="1" w:space="0" w:color="CCCCCC"/>
+              <w:left w:val="single" w:sz="1" w:space="0" w:color="CCCCCC"/>
+              <w:bottom w:val="single" w:sz="1" w:space="0" w:color="CCCCCC"/>
+              <w:right w:val="single" w:sz="1" w:space="0" w:color="CCCCCC"/>
             </w:tcBorders>
             <w:shd w:val="clear" w:color="auto" w:fill="FFFFFF"/>
             <w:tcMar>
@@ -15271,10 +16215,10 @@
           <w:tcPr>
             <w:tcW w:w="2000" w:type="dxa"/>
             <w:tcBorders>
-              <w:top w:val="single" w:color="CCCCCC" w:sz="1" w:space="0"/>
-              <w:left w:val="single" w:color="CCCCCC" w:sz="1" w:space="0"/>
-              <w:bottom w:val="single" w:color="CCCCCC" w:sz="1" w:space="0"/>
-              <w:right w:val="single" w:color="CCCCCC" w:sz="1" w:space="0"/>
+              <w:top w:val="single" w:sz="1" w:space="0" w:color="CCCCCC"/>
+              <w:left w:val="single" w:sz="1" w:space="0" w:color="CCCCCC"/>
+              <w:bottom w:val="single" w:sz="1" w:space="0" w:color="CCCCCC"/>
+              <w:right w:val="single" w:sz="1" w:space="0" w:color="CCCCCC"/>
             </w:tcBorders>
             <w:shd w:val="clear" w:color="auto" w:fill="FFFFFF"/>
             <w:tcMar>
@@ -15307,10 +16251,10 @@
           <w:tcPr>
             <w:tcW w:w="7000" w:type="dxa"/>
             <w:tcBorders>
-              <w:top w:val="single" w:color="CCCCCC" w:sz="1" w:space="0"/>
-              <w:left w:val="single" w:color="CCCCCC" w:sz="1" w:space="0"/>
-              <w:bottom w:val="single" w:color="CCCCCC" w:sz="1" w:space="0"/>
-              <w:right w:val="single" w:color="CCCCCC" w:sz="1" w:space="0"/>
+              <w:top w:val="single" w:sz="1" w:space="0" w:color="CCCCCC"/>
+              <w:left w:val="single" w:sz="1" w:space="0" w:color="CCCCCC"/>
+              <w:bottom w:val="single" w:sz="1" w:space="0" w:color="CCCCCC"/>
+              <w:right w:val="single" w:sz="1" w:space="0" w:color="CCCCCC"/>
             </w:tcBorders>
             <w:shd w:val="clear" w:color="auto" w:fill="FFFFFF"/>
             <w:tcMar>
@@ -15416,10 +16360,10 @@
           <w:tcPr>
             <w:tcW w:w="2000" w:type="dxa"/>
             <w:tcBorders>
-              <w:top w:val="single" w:color="CCCCCC" w:sz="1" w:space="0"/>
-              <w:left w:val="single" w:color="CCCCCC" w:sz="1" w:space="0"/>
-              <w:bottom w:val="single" w:color="CCCCCC" w:sz="1" w:space="0"/>
-              <w:right w:val="single" w:color="CCCCCC" w:sz="1" w:space="0"/>
+              <w:top w:val="single" w:sz="1" w:space="0" w:color="CCCCCC"/>
+              <w:left w:val="single" w:sz="1" w:space="0" w:color="CCCCCC"/>
+              <w:bottom w:val="single" w:sz="1" w:space="0" w:color="CCCCCC"/>
+              <w:right w:val="single" w:sz="1" w:space="0" w:color="CCCCCC"/>
             </w:tcBorders>
             <w:shd w:val="clear" w:color="auto" w:fill="FFFFFF"/>
             <w:tcMar>
@@ -15452,10 +16396,10 @@
           <w:tcPr>
             <w:tcW w:w="7000" w:type="dxa"/>
             <w:tcBorders>
-              <w:top w:val="single" w:color="CCCCCC" w:sz="1" w:space="0"/>
-              <w:left w:val="single" w:color="CCCCCC" w:sz="1" w:space="0"/>
-              <w:bottom w:val="single" w:color="CCCCCC" w:sz="1" w:space="0"/>
-              <w:right w:val="single" w:color="CCCCCC" w:sz="1" w:space="0"/>
+              <w:top w:val="single" w:sz="1" w:space="0" w:color="CCCCCC"/>
+              <w:left w:val="single" w:sz="1" w:space="0" w:color="CCCCCC"/>
+              <w:bottom w:val="single" w:sz="1" w:space="0" w:color="CCCCCC"/>
+              <w:right w:val="single" w:sz="1" w:space="0" w:color="CCCCCC"/>
             </w:tcBorders>
             <w:shd w:val="clear" w:color="auto" w:fill="FFFFFF"/>
             <w:tcMar>
@@ -15512,10 +16456,10 @@
           <w:tcPr>
             <w:tcW w:w="2000" w:type="dxa"/>
             <w:tcBorders>
-              <w:top w:val="single" w:color="CCCCCC" w:sz="1" w:space="0"/>
-              <w:left w:val="single" w:color="CCCCCC" w:sz="1" w:space="0"/>
-              <w:bottom w:val="single" w:color="CCCCCC" w:sz="1" w:space="0"/>
-              <w:right w:val="single" w:color="CCCCCC" w:sz="1" w:space="0"/>
+              <w:top w:val="single" w:sz="1" w:space="0" w:color="CCCCCC"/>
+              <w:left w:val="single" w:sz="1" w:space="0" w:color="CCCCCC"/>
+              <w:bottom w:val="single" w:sz="1" w:space="0" w:color="CCCCCC"/>
+              <w:right w:val="single" w:sz="1" w:space="0" w:color="CCCCCC"/>
             </w:tcBorders>
             <w:shd w:val="clear" w:color="auto" w:fill="FFFFFF"/>
             <w:tcMar>
@@ -15548,10 +16492,10 @@
           <w:tcPr>
             <w:tcW w:w="7000" w:type="dxa"/>
             <w:tcBorders>
-              <w:top w:val="single" w:color="CCCCCC" w:sz="1" w:space="0"/>
-              <w:left w:val="single" w:color="CCCCCC" w:sz="1" w:space="0"/>
-              <w:bottom w:val="single" w:color="CCCCCC" w:sz="1" w:space="0"/>
-              <w:right w:val="single" w:color="CCCCCC" w:sz="1" w:space="0"/>
+              <w:top w:val="single" w:sz="1" w:space="0" w:color="CCCCCC"/>
+              <w:left w:val="single" w:sz="1" w:space="0" w:color="CCCCCC"/>
+              <w:bottom w:val="single" w:sz="1" w:space="0" w:color="CCCCCC"/>
+              <w:right w:val="single" w:sz="1" w:space="0" w:color="CCCCCC"/>
             </w:tcBorders>
             <w:shd w:val="clear" w:color="auto" w:fill="FFFFFF"/>
             <w:tcMar>
@@ -15673,12 +16617,12 @@
       <w:tblPr>
         <w:tblW w:w="9000" w:type="dxa"/>
         <w:tblBorders>
-          <w:top w:val="single" w:color="auto" w:sz="4" w:space="0"/>
-          <w:left w:val="single" w:color="auto" w:sz="4" w:space="0"/>
-          <w:bottom w:val="single" w:color="auto" w:sz="4" w:space="0"/>
-          <w:right w:val="single" w:color="auto" w:sz="4" w:space="0"/>
-          <w:insideH w:val="single" w:color="auto" w:sz="4" w:space="0"/>
-          <w:insideV w:val="single" w:color="auto" w:sz="4" w:space="0"/>
+          <w:top w:val="single" w:sz="4" w:space="0" w:color="auto"/>
+          <w:left w:val="single" w:sz="4" w:space="0" w:color="auto"/>
+          <w:bottom w:val="single" w:sz="4" w:space="0" w:color="auto"/>
+          <w:right w:val="single" w:sz="4" w:space="0" w:color="auto"/>
+          <w:insideH w:val="single" w:sz="4" w:space="0" w:color="auto"/>
+          <w:insideV w:val="single" w:sz="4" w:space="0" w:color="auto"/>
         </w:tblBorders>
         <w:tblCellMar>
           <w:left w:w="10" w:type="dxa"/>
@@ -15698,10 +16642,10 @@
           <w:tcPr>
             <w:tcW w:w="2000" w:type="dxa"/>
             <w:tcBorders>
-              <w:top w:val="single" w:color="CCCCCC" w:sz="1" w:space="0"/>
-              <w:left w:val="single" w:color="CCCCCC" w:sz="1" w:space="0"/>
-              <w:bottom w:val="single" w:color="CCCCCC" w:sz="1" w:space="0"/>
-              <w:right w:val="single" w:color="CCCCCC" w:sz="1" w:space="0"/>
+              <w:top w:val="single" w:sz="1" w:space="0" w:color="CCCCCC"/>
+              <w:left w:val="single" w:sz="1" w:space="0" w:color="CCCCCC"/>
+              <w:bottom w:val="single" w:sz="1" w:space="0" w:color="CCCCCC"/>
+              <w:right w:val="single" w:sz="1" w:space="0" w:color="CCCCCC"/>
             </w:tcBorders>
             <w:shd w:val="clear" w:color="auto" w:fill="2E75B6"/>
             <w:tcMar>
@@ -15725,10 +16669,10 @@
           <w:tcPr>
             <w:tcW w:w="7000" w:type="dxa"/>
             <w:tcBorders>
-              <w:top w:val="single" w:color="CCCCCC" w:sz="1" w:space="0"/>
-              <w:left w:val="single" w:color="CCCCCC" w:sz="1" w:space="0"/>
-              <w:bottom w:val="single" w:color="CCCCCC" w:sz="1" w:space="0"/>
-              <w:right w:val="single" w:color="CCCCCC" w:sz="1" w:space="0"/>
+              <w:top w:val="single" w:sz="1" w:space="0" w:color="CCCCCC"/>
+              <w:left w:val="single" w:sz="1" w:space="0" w:color="CCCCCC"/>
+              <w:bottom w:val="single" w:sz="1" w:space="0" w:color="CCCCCC"/>
+              <w:right w:val="single" w:sz="1" w:space="0" w:color="CCCCCC"/>
             </w:tcBorders>
             <w:shd w:val="clear" w:color="auto" w:fill="2E75B6"/>
             <w:tcMar>
@@ -15754,10 +16698,10 @@
           <w:tcPr>
             <w:tcW w:w="2000" w:type="dxa"/>
             <w:tcBorders>
-              <w:top w:val="single" w:color="CCCCCC" w:sz="1" w:space="0"/>
-              <w:left w:val="single" w:color="CCCCCC" w:sz="1" w:space="0"/>
-              <w:bottom w:val="single" w:color="CCCCCC" w:sz="1" w:space="0"/>
-              <w:right w:val="single" w:color="CCCCCC" w:sz="1" w:space="0"/>
+              <w:top w:val="single" w:sz="1" w:space="0" w:color="CCCCCC"/>
+              <w:left w:val="single" w:sz="1" w:space="0" w:color="CCCCCC"/>
+              <w:bottom w:val="single" w:sz="1" w:space="0" w:color="CCCCCC"/>
+              <w:right w:val="single" w:sz="1" w:space="0" w:color="CCCCCC"/>
             </w:tcBorders>
             <w:shd w:val="clear" w:color="auto" w:fill="FFFFFF"/>
             <w:tcMar>
@@ -15790,10 +16734,10 @@
           <w:tcPr>
             <w:tcW w:w="7000" w:type="dxa"/>
             <w:tcBorders>
-              <w:top w:val="single" w:color="CCCCCC" w:sz="1" w:space="0"/>
-              <w:left w:val="single" w:color="CCCCCC" w:sz="1" w:space="0"/>
-              <w:bottom w:val="single" w:color="CCCCCC" w:sz="1" w:space="0"/>
-              <w:right w:val="single" w:color="CCCCCC" w:sz="1" w:space="0"/>
+              <w:top w:val="single" w:sz="1" w:space="0" w:color="CCCCCC"/>
+              <w:left w:val="single" w:sz="1" w:space="0" w:color="CCCCCC"/>
+              <w:bottom w:val="single" w:sz="1" w:space="0" w:color="CCCCCC"/>
+              <w:right w:val="single" w:sz="1" w:space="0" w:color="CCCCCC"/>
             </w:tcBorders>
             <w:shd w:val="clear" w:color="auto" w:fill="FFFFFF"/>
             <w:tcMar>
@@ -15852,10 +16796,10 @@
           <w:tcPr>
             <w:tcW w:w="2000" w:type="dxa"/>
             <w:tcBorders>
-              <w:top w:val="single" w:color="CCCCCC" w:sz="1" w:space="0"/>
-              <w:left w:val="single" w:color="CCCCCC" w:sz="1" w:space="0"/>
-              <w:bottom w:val="single" w:color="CCCCCC" w:sz="1" w:space="0"/>
-              <w:right w:val="single" w:color="CCCCCC" w:sz="1" w:space="0"/>
+              <w:top w:val="single" w:sz="1" w:space="0" w:color="CCCCCC"/>
+              <w:left w:val="single" w:sz="1" w:space="0" w:color="CCCCCC"/>
+              <w:bottom w:val="single" w:sz="1" w:space="0" w:color="CCCCCC"/>
+              <w:right w:val="single" w:sz="1" w:space="0" w:color="CCCCCC"/>
             </w:tcBorders>
             <w:shd w:val="clear" w:color="auto" w:fill="FFFFFF"/>
             <w:tcMar>
@@ -15888,10 +16832,10 @@
           <w:tcPr>
             <w:tcW w:w="7000" w:type="dxa"/>
             <w:tcBorders>
-              <w:top w:val="single" w:color="CCCCCC" w:sz="1" w:space="0"/>
-              <w:left w:val="single" w:color="CCCCCC" w:sz="1" w:space="0"/>
-              <w:bottom w:val="single" w:color="CCCCCC" w:sz="1" w:space="0"/>
-              <w:right w:val="single" w:color="CCCCCC" w:sz="1" w:space="0"/>
+              <w:top w:val="single" w:sz="1" w:space="0" w:color="CCCCCC"/>
+              <w:left w:val="single" w:sz="1" w:space="0" w:color="CCCCCC"/>
+              <w:bottom w:val="single" w:sz="1" w:space="0" w:color="CCCCCC"/>
+              <w:right w:val="single" w:sz="1" w:space="0" w:color="CCCCCC"/>
             </w:tcBorders>
             <w:shd w:val="clear" w:color="auto" w:fill="FFFFFF"/>
             <w:tcMar>
@@ -15966,10 +16910,10 @@
           <w:tcPr>
             <w:tcW w:w="2000" w:type="dxa"/>
             <w:tcBorders>
-              <w:top w:val="single" w:color="CCCCCC" w:sz="1" w:space="0"/>
-              <w:left w:val="single" w:color="CCCCCC" w:sz="1" w:space="0"/>
-              <w:bottom w:val="single" w:color="CCCCCC" w:sz="1" w:space="0"/>
-              <w:right w:val="single" w:color="CCCCCC" w:sz="1" w:space="0"/>
+              <w:top w:val="single" w:sz="1" w:space="0" w:color="CCCCCC"/>
+              <w:left w:val="single" w:sz="1" w:space="0" w:color="CCCCCC"/>
+              <w:bottom w:val="single" w:sz="1" w:space="0" w:color="CCCCCC"/>
+              <w:right w:val="single" w:sz="1" w:space="0" w:color="CCCCCC"/>
             </w:tcBorders>
             <w:shd w:val="clear" w:color="auto" w:fill="FFFFFF"/>
             <w:tcMar>
@@ -16002,10 +16946,10 @@
           <w:tcPr>
             <w:tcW w:w="7000" w:type="dxa"/>
             <w:tcBorders>
-              <w:top w:val="single" w:color="CCCCCC" w:sz="1" w:space="0"/>
-              <w:left w:val="single" w:color="CCCCCC" w:sz="1" w:space="0"/>
-              <w:bottom w:val="single" w:color="CCCCCC" w:sz="1" w:space="0"/>
-              <w:right w:val="single" w:color="CCCCCC" w:sz="1" w:space="0"/>
+              <w:top w:val="single" w:sz="1" w:space="0" w:color="CCCCCC"/>
+              <w:left w:val="single" w:sz="1" w:space="0" w:color="CCCCCC"/>
+              <w:bottom w:val="single" w:sz="1" w:space="0" w:color="CCCCCC"/>
+              <w:right w:val="single" w:sz="1" w:space="0" w:color="CCCCCC"/>
             </w:tcBorders>
             <w:shd w:val="clear" w:color="auto" w:fill="FFFFFF"/>
             <w:tcMar>
@@ -16080,10 +17024,10 @@
           <w:tcPr>
             <w:tcW w:w="2000" w:type="dxa"/>
             <w:tcBorders>
-              <w:top w:val="single" w:color="CCCCCC" w:sz="1" w:space="0"/>
-              <w:left w:val="single" w:color="CCCCCC" w:sz="1" w:space="0"/>
-              <w:bottom w:val="single" w:color="CCCCCC" w:sz="1" w:space="0"/>
-              <w:right w:val="single" w:color="CCCCCC" w:sz="1" w:space="0"/>
+              <w:top w:val="single" w:sz="1" w:space="0" w:color="CCCCCC"/>
+              <w:left w:val="single" w:sz="1" w:space="0" w:color="CCCCCC"/>
+              <w:bottom w:val="single" w:sz="1" w:space="0" w:color="CCCCCC"/>
+              <w:right w:val="single" w:sz="1" w:space="0" w:color="CCCCCC"/>
             </w:tcBorders>
             <w:shd w:val="clear" w:color="auto" w:fill="FFFFFF"/>
             <w:tcMar>
@@ -16116,10 +17060,10 @@
           <w:tcPr>
             <w:tcW w:w="7000" w:type="dxa"/>
             <w:tcBorders>
-              <w:top w:val="single" w:color="CCCCCC" w:sz="1" w:space="0"/>
-              <w:left w:val="single" w:color="CCCCCC" w:sz="1" w:space="0"/>
-              <w:bottom w:val="single" w:color="CCCCCC" w:sz="1" w:space="0"/>
-              <w:right w:val="single" w:color="CCCCCC" w:sz="1" w:space="0"/>
+              <w:top w:val="single" w:sz="1" w:space="0" w:color="CCCCCC"/>
+              <w:left w:val="single" w:sz="1" w:space="0" w:color="CCCCCC"/>
+              <w:bottom w:val="single" w:sz="1" w:space="0" w:color="CCCCCC"/>
+              <w:right w:val="single" w:sz="1" w:space="0" w:color="CCCCCC"/>
             </w:tcBorders>
             <w:shd w:val="clear" w:color="auto" w:fill="FFFFFF"/>
             <w:tcMar>
@@ -16192,12 +17136,12 @@
       <w:tblPr>
         <w:tblW w:w="9000" w:type="dxa"/>
         <w:tblBorders>
-          <w:top w:val="single" w:color="auto" w:sz="4" w:space="0"/>
-          <w:left w:val="single" w:color="auto" w:sz="4" w:space="0"/>
-          <w:bottom w:val="single" w:color="auto" w:sz="4" w:space="0"/>
-          <w:right w:val="single" w:color="auto" w:sz="4" w:space="0"/>
-          <w:insideH w:val="single" w:color="auto" w:sz="4" w:space="0"/>
-          <w:insideV w:val="single" w:color="auto" w:sz="4" w:space="0"/>
+          <w:top w:val="single" w:sz="4" w:space="0" w:color="auto"/>
+          <w:left w:val="single" w:sz="4" w:space="0" w:color="auto"/>
+          <w:bottom w:val="single" w:sz="4" w:space="0" w:color="auto"/>
+          <w:right w:val="single" w:sz="4" w:space="0" w:color="auto"/>
+          <w:insideH w:val="single" w:sz="4" w:space="0" w:color="auto"/>
+          <w:insideV w:val="single" w:sz="4" w:space="0" w:color="auto"/>
         </w:tblBorders>
         <w:tblCellMar>
           <w:left w:w="10" w:type="dxa"/>
@@ -16217,10 +17161,10 @@
           <w:tcPr>
             <w:tcW w:w="2000" w:type="dxa"/>
             <w:tcBorders>
-              <w:top w:val="single" w:color="CCCCCC" w:sz="1" w:space="0"/>
-              <w:left w:val="single" w:color="CCCCCC" w:sz="1" w:space="0"/>
-              <w:bottom w:val="single" w:color="CCCCCC" w:sz="1" w:space="0"/>
-              <w:right w:val="single" w:color="CCCCCC" w:sz="1" w:space="0"/>
+              <w:top w:val="single" w:sz="1" w:space="0" w:color="CCCCCC"/>
+              <w:left w:val="single" w:sz="1" w:space="0" w:color="CCCCCC"/>
+              <w:bottom w:val="single" w:sz="1" w:space="0" w:color="CCCCCC"/>
+              <w:right w:val="single" w:sz="1" w:space="0" w:color="CCCCCC"/>
             </w:tcBorders>
             <w:shd w:val="clear" w:color="auto" w:fill="2E75B6"/>
             <w:tcMar>
@@ -16244,10 +17188,10 @@
           <w:tcPr>
             <w:tcW w:w="7000" w:type="dxa"/>
             <w:tcBorders>
-              <w:top w:val="single" w:color="CCCCCC" w:sz="1" w:space="0"/>
-              <w:left w:val="single" w:color="CCCCCC" w:sz="1" w:space="0"/>
-              <w:bottom w:val="single" w:color="CCCCCC" w:sz="1" w:space="0"/>
-              <w:right w:val="single" w:color="CCCCCC" w:sz="1" w:space="0"/>
+              <w:top w:val="single" w:sz="1" w:space="0" w:color="CCCCCC"/>
+              <w:left w:val="single" w:sz="1" w:space="0" w:color="CCCCCC"/>
+              <w:bottom w:val="single" w:sz="1" w:space="0" w:color="CCCCCC"/>
+              <w:right w:val="single" w:sz="1" w:space="0" w:color="CCCCCC"/>
             </w:tcBorders>
             <w:shd w:val="clear" w:color="auto" w:fill="2E75B6"/>
             <w:tcMar>
@@ -16273,10 +17217,10 @@
           <w:tcPr>
             <w:tcW w:w="2000" w:type="dxa"/>
             <w:tcBorders>
-              <w:top w:val="single" w:color="CCCCCC" w:sz="1" w:space="0"/>
-              <w:left w:val="single" w:color="CCCCCC" w:sz="1" w:space="0"/>
-              <w:bottom w:val="single" w:color="CCCCCC" w:sz="1" w:space="0"/>
-              <w:right w:val="single" w:color="CCCCCC" w:sz="1" w:space="0"/>
+              <w:top w:val="single" w:sz="1" w:space="0" w:color="CCCCCC"/>
+              <w:left w:val="single" w:sz="1" w:space="0" w:color="CCCCCC"/>
+              <w:bottom w:val="single" w:sz="1" w:space="0" w:color="CCCCCC"/>
+              <w:right w:val="single" w:sz="1" w:space="0" w:color="CCCCCC"/>
             </w:tcBorders>
             <w:shd w:val="clear" w:color="auto" w:fill="FFFFFF"/>
             <w:tcMar>
@@ -16309,10 +17253,10 @@
           <w:tcPr>
             <w:tcW w:w="7000" w:type="dxa"/>
             <w:tcBorders>
-              <w:top w:val="single" w:color="CCCCCC" w:sz="1" w:space="0"/>
-              <w:left w:val="single" w:color="CCCCCC" w:sz="1" w:space="0"/>
-              <w:bottom w:val="single" w:color="CCCCCC" w:sz="1" w:space="0"/>
-              <w:right w:val="single" w:color="CCCCCC" w:sz="1" w:space="0"/>
+              <w:top w:val="single" w:sz="1" w:space="0" w:color="CCCCCC"/>
+              <w:left w:val="single" w:sz="1" w:space="0" w:color="CCCCCC"/>
+              <w:bottom w:val="single" w:sz="1" w:space="0" w:color="CCCCCC"/>
+              <w:right w:val="single" w:sz="1" w:space="0" w:color="CCCCCC"/>
             </w:tcBorders>
             <w:shd w:val="clear" w:color="auto" w:fill="FFFFFF"/>
             <w:tcMar>
@@ -16398,10 +17342,10 @@
           <w:tcPr>
             <w:tcW w:w="2000" w:type="dxa"/>
             <w:tcBorders>
-              <w:top w:val="single" w:color="CCCCCC" w:sz="1" w:space="0"/>
-              <w:left w:val="single" w:color="CCCCCC" w:sz="1" w:space="0"/>
-              <w:bottom w:val="single" w:color="CCCCCC" w:sz="1" w:space="0"/>
-              <w:right w:val="single" w:color="CCCCCC" w:sz="1" w:space="0"/>
+              <w:top w:val="single" w:sz="1" w:space="0" w:color="CCCCCC"/>
+              <w:left w:val="single" w:sz="1" w:space="0" w:color="CCCCCC"/>
+              <w:bottom w:val="single" w:sz="1" w:space="0" w:color="CCCCCC"/>
+              <w:right w:val="single" w:sz="1" w:space="0" w:color="CCCCCC"/>
             </w:tcBorders>
             <w:shd w:val="clear" w:color="auto" w:fill="FFFFFF"/>
             <w:tcMar>
@@ -16434,10 +17378,10 @@
           <w:tcPr>
             <w:tcW w:w="7000" w:type="dxa"/>
             <w:tcBorders>
-              <w:top w:val="single" w:color="CCCCCC" w:sz="1" w:space="0"/>
-              <w:left w:val="single" w:color="CCCCCC" w:sz="1" w:space="0"/>
-              <w:bottom w:val="single" w:color="CCCCCC" w:sz="1" w:space="0"/>
-              <w:right w:val="single" w:color="CCCCCC" w:sz="1" w:space="0"/>
+              <w:top w:val="single" w:sz="1" w:space="0" w:color="CCCCCC"/>
+              <w:left w:val="single" w:sz="1" w:space="0" w:color="CCCCCC"/>
+              <w:bottom w:val="single" w:sz="1" w:space="0" w:color="CCCCCC"/>
+              <w:right w:val="single" w:sz="1" w:space="0" w:color="CCCCCC"/>
             </w:tcBorders>
             <w:shd w:val="clear" w:color="auto" w:fill="FFFFFF"/>
             <w:tcMar>
@@ -16472,10 +17416,10 @@
           <w:tcPr>
             <w:tcW w:w="2000" w:type="dxa"/>
             <w:tcBorders>
-              <w:top w:val="single" w:color="CCCCCC" w:sz="1" w:space="0"/>
-              <w:left w:val="single" w:color="CCCCCC" w:sz="1" w:space="0"/>
-              <w:bottom w:val="single" w:color="CCCCCC" w:sz="1" w:space="0"/>
-              <w:right w:val="single" w:color="CCCCCC" w:sz="1" w:space="0"/>
+              <w:top w:val="single" w:sz="1" w:space="0" w:color="CCCCCC"/>
+              <w:left w:val="single" w:sz="1" w:space="0" w:color="CCCCCC"/>
+              <w:bottom w:val="single" w:sz="1" w:space="0" w:color="CCCCCC"/>
+              <w:right w:val="single" w:sz="1" w:space="0" w:color="CCCCCC"/>
             </w:tcBorders>
             <w:shd w:val="clear" w:color="auto" w:fill="FFFFFF"/>
             <w:tcMar>
@@ -16508,10 +17452,10 @@
           <w:tcPr>
             <w:tcW w:w="7000" w:type="dxa"/>
             <w:tcBorders>
-              <w:top w:val="single" w:color="CCCCCC" w:sz="1" w:space="0"/>
-              <w:left w:val="single" w:color="CCCCCC" w:sz="1" w:space="0"/>
-              <w:bottom w:val="single" w:color="CCCCCC" w:sz="1" w:space="0"/>
-              <w:right w:val="single" w:color="CCCCCC" w:sz="1" w:space="0"/>
+              <w:top w:val="single" w:sz="1" w:space="0" w:color="CCCCCC"/>
+              <w:left w:val="single" w:sz="1" w:space="0" w:color="CCCCCC"/>
+              <w:bottom w:val="single" w:sz="1" w:space="0" w:color="CCCCCC"/>
+              <w:right w:val="single" w:sz="1" w:space="0" w:color="CCCCCC"/>
             </w:tcBorders>
             <w:shd w:val="clear" w:color="auto" w:fill="FFFFFF"/>
             <w:tcMar>
@@ -16566,10 +17510,10 @@
           <w:tcPr>
             <w:tcW w:w="2000" w:type="dxa"/>
             <w:tcBorders>
-              <w:top w:val="single" w:color="CCCCCC" w:sz="1" w:space="0"/>
-              <w:left w:val="single" w:color="CCCCCC" w:sz="1" w:space="0"/>
-              <w:bottom w:val="single" w:color="CCCCCC" w:sz="1" w:space="0"/>
-              <w:right w:val="single" w:color="CCCCCC" w:sz="1" w:space="0"/>
+              <w:top w:val="single" w:sz="1" w:space="0" w:color="CCCCCC"/>
+              <w:left w:val="single" w:sz="1" w:space="0" w:color="CCCCCC"/>
+              <w:bottom w:val="single" w:sz="1" w:space="0" w:color="CCCCCC"/>
+              <w:right w:val="single" w:sz="1" w:space="0" w:color="CCCCCC"/>
             </w:tcBorders>
             <w:shd w:val="clear" w:color="auto" w:fill="FFFFFF"/>
             <w:tcMar>
@@ -16602,10 +17546,10 @@
           <w:tcPr>
             <w:tcW w:w="7000" w:type="dxa"/>
             <w:tcBorders>
-              <w:top w:val="single" w:color="CCCCCC" w:sz="1" w:space="0"/>
-              <w:left w:val="single" w:color="CCCCCC" w:sz="1" w:space="0"/>
-              <w:bottom w:val="single" w:color="CCCCCC" w:sz="1" w:space="0"/>
-              <w:right w:val="single" w:color="CCCCCC" w:sz="1" w:space="0"/>
+              <w:top w:val="single" w:sz="1" w:space="0" w:color="CCCCCC"/>
+              <w:left w:val="single" w:sz="1" w:space="0" w:color="CCCCCC"/>
+              <w:bottom w:val="single" w:sz="1" w:space="0" w:color="CCCCCC"/>
+              <w:right w:val="single" w:sz="1" w:space="0" w:color="CCCCCC"/>
             </w:tcBorders>
             <w:shd w:val="clear" w:color="auto" w:fill="FFFFFF"/>
             <w:tcMar>
@@ -16689,7 +17633,21 @@
         <w:rPr>
           <w:rFonts w:ascii="Helvetica" w:hAnsi="Helvetica"/>
         </w:rPr>
-        <w:t>Il framework di test è automatizzato: per ogni caso di test (TC) viene letto un file di input (TCn_input.txt), prodotto un output (TCn_output.txt) e confrontato riga per riga con un oracolo (TCn_oracle.txt). L'esito (PASS/FAIL) è scritto in result.txt. La test suite completa comprende 13 casi di test organizzati per modulo.</w:t>
+        <w:t xml:space="preserve">Il framework di test è automatizzato: per ogni caso di test (TC) viene letto un file di input (TCn_input.txt), prodotto un output (TCn_output.txt) e confrontato riga per riga con un oracolo (TCn_oracle.txt). L'esito (PASS/FAIL) è scritto in result.txt. </w:t>
+      </w:r>
+      <w:proofErr w:type="gramStart"/>
+      <w:r>
+        <w:rPr>
+          <w:rFonts w:ascii="Helvetica" w:hAnsi="Helvetica"/>
+        </w:rPr>
+        <w:t>La test</w:t>
+      </w:r>
+      <w:proofErr w:type="gramEnd"/>
+      <w:r>
+        <w:rPr>
+          <w:rFonts w:ascii="Helvetica" w:hAnsi="Helvetica"/>
+        </w:rPr>
+        <w:t xml:space="preserve"> suite completa comprende 13 casi di test organizzati per modulo.</w:t>
       </w:r>
     </w:p>
     <w:p>
@@ -16727,12 +17685,12 @@
       <w:tblPr>
         <w:tblW w:w="9000" w:type="dxa"/>
         <w:tblBorders>
-          <w:top w:val="single" w:color="auto" w:sz="4" w:space="0"/>
-          <w:left w:val="single" w:color="auto" w:sz="4" w:space="0"/>
-          <w:bottom w:val="single" w:color="auto" w:sz="4" w:space="0"/>
-          <w:right w:val="single" w:color="auto" w:sz="4" w:space="0"/>
-          <w:insideH w:val="single" w:color="auto" w:sz="4" w:space="0"/>
-          <w:insideV w:val="single" w:color="auto" w:sz="4" w:space="0"/>
+          <w:top w:val="single" w:sz="4" w:space="0" w:color="auto"/>
+          <w:left w:val="single" w:sz="4" w:space="0" w:color="auto"/>
+          <w:bottom w:val="single" w:sz="4" w:space="0" w:color="auto"/>
+          <w:right w:val="single" w:sz="4" w:space="0" w:color="auto"/>
+          <w:insideH w:val="single" w:sz="4" w:space="0" w:color="auto"/>
+          <w:insideV w:val="single" w:sz="4" w:space="0" w:color="auto"/>
         </w:tblBorders>
         <w:tblCellMar>
           <w:left w:w="10" w:type="dxa"/>
@@ -16754,10 +17712,10 @@
           <w:tcPr>
             <w:tcW w:w="600" w:type="dxa"/>
             <w:tcBorders>
-              <w:top w:val="single" w:color="CCCCCC" w:sz="1" w:space="0"/>
-              <w:left w:val="single" w:color="CCCCCC" w:sz="1" w:space="0"/>
-              <w:bottom w:val="single" w:color="CCCCCC" w:sz="1" w:space="0"/>
-              <w:right w:val="single" w:color="CCCCCC" w:sz="1" w:space="0"/>
+              <w:top w:val="single" w:sz="1" w:space="0" w:color="CCCCCC"/>
+              <w:left w:val="single" w:sz="1" w:space="0" w:color="CCCCCC"/>
+              <w:bottom w:val="single" w:sz="1" w:space="0" w:color="CCCCCC"/>
+              <w:right w:val="single" w:sz="1" w:space="0" w:color="CCCCCC"/>
             </w:tcBorders>
             <w:shd w:val="clear" w:color="auto" w:fill="2E75B6"/>
             <w:tcMar>
@@ -16792,10 +17750,10 @@
           <w:tcPr>
             <w:tcW w:w="2000" w:type="dxa"/>
             <w:tcBorders>
-              <w:top w:val="single" w:color="CCCCCC" w:sz="1" w:space="0"/>
-              <w:left w:val="single" w:color="CCCCCC" w:sz="1" w:space="0"/>
-              <w:bottom w:val="single" w:color="CCCCCC" w:sz="1" w:space="0"/>
-              <w:right w:val="single" w:color="CCCCCC" w:sz="1" w:space="0"/>
+              <w:top w:val="single" w:sz="1" w:space="0" w:color="CCCCCC"/>
+              <w:left w:val="single" w:sz="1" w:space="0" w:color="CCCCCC"/>
+              <w:bottom w:val="single" w:sz="1" w:space="0" w:color="CCCCCC"/>
+              <w:right w:val="single" w:sz="1" w:space="0" w:color="CCCCCC"/>
             </w:tcBorders>
             <w:shd w:val="clear" w:color="auto" w:fill="2E75B6"/>
             <w:tcMar>
@@ -16830,10 +17788,10 @@
           <w:tcPr>
             <w:tcW w:w="3300" w:type="dxa"/>
             <w:tcBorders>
-              <w:top w:val="single" w:color="CCCCCC" w:sz="1" w:space="0"/>
-              <w:left w:val="single" w:color="CCCCCC" w:sz="1" w:space="0"/>
-              <w:bottom w:val="single" w:color="CCCCCC" w:sz="1" w:space="0"/>
-              <w:right w:val="single" w:color="CCCCCC" w:sz="1" w:space="0"/>
+              <w:top w:val="single" w:sz="1" w:space="0" w:color="CCCCCC"/>
+              <w:left w:val="single" w:sz="1" w:space="0" w:color="CCCCCC"/>
+              <w:bottom w:val="single" w:sz="1" w:space="0" w:color="CCCCCC"/>
+              <w:right w:val="single" w:sz="1" w:space="0" w:color="CCCCCC"/>
             </w:tcBorders>
             <w:shd w:val="clear" w:color="auto" w:fill="2E75B6"/>
             <w:tcMar>
@@ -16868,10 +17826,10 @@
           <w:tcPr>
             <w:tcW w:w="3100" w:type="dxa"/>
             <w:tcBorders>
-              <w:top w:val="single" w:color="CCCCCC" w:sz="1" w:space="0"/>
-              <w:left w:val="single" w:color="CCCCCC" w:sz="1" w:space="0"/>
-              <w:bottom w:val="single" w:color="CCCCCC" w:sz="1" w:space="0"/>
-              <w:right w:val="single" w:color="CCCCCC" w:sz="1" w:space="0"/>
+              <w:top w:val="single" w:sz="1" w:space="0" w:color="CCCCCC"/>
+              <w:left w:val="single" w:sz="1" w:space="0" w:color="CCCCCC"/>
+              <w:bottom w:val="single" w:sz="1" w:space="0" w:color="CCCCCC"/>
+              <w:right w:val="single" w:sz="1" w:space="0" w:color="CCCCCC"/>
             </w:tcBorders>
             <w:shd w:val="clear" w:color="auto" w:fill="2E75B6"/>
             <w:tcMar>
@@ -16908,10 +17866,10 @@
           <w:tcPr>
             <w:tcW w:w="600" w:type="dxa"/>
             <w:tcBorders>
-              <w:top w:val="single" w:color="CCCCCC" w:sz="1" w:space="0"/>
-              <w:left w:val="single" w:color="CCCCCC" w:sz="1" w:space="0"/>
-              <w:bottom w:val="single" w:color="CCCCCC" w:sz="1" w:space="0"/>
-              <w:right w:val="single" w:color="CCCCCC" w:sz="1" w:space="0"/>
+              <w:top w:val="single" w:sz="1" w:space="0" w:color="CCCCCC"/>
+              <w:left w:val="single" w:sz="1" w:space="0" w:color="CCCCCC"/>
+              <w:bottom w:val="single" w:sz="1" w:space="0" w:color="CCCCCC"/>
+              <w:right w:val="single" w:sz="1" w:space="0" w:color="CCCCCC"/>
             </w:tcBorders>
             <w:shd w:val="clear" w:color="auto" w:fill="FFFFFF"/>
             <w:tcMar>
@@ -16944,10 +17902,10 @@
           <w:tcPr>
             <w:tcW w:w="2000" w:type="dxa"/>
             <w:tcBorders>
-              <w:top w:val="single" w:color="CCCCCC" w:sz="1" w:space="0"/>
-              <w:left w:val="single" w:color="CCCCCC" w:sz="1" w:space="0"/>
-              <w:bottom w:val="single" w:color="CCCCCC" w:sz="1" w:space="0"/>
-              <w:right w:val="single" w:color="CCCCCC" w:sz="1" w:space="0"/>
+              <w:top w:val="single" w:sz="1" w:space="0" w:color="CCCCCC"/>
+              <w:left w:val="single" w:sz="1" w:space="0" w:color="CCCCCC"/>
+              <w:bottom w:val="single" w:sz="1" w:space="0" w:color="CCCCCC"/>
+              <w:right w:val="single" w:sz="1" w:space="0" w:color="CCCCCC"/>
             </w:tcBorders>
             <w:shd w:val="clear" w:color="auto" w:fill="FFFFFF"/>
             <w:tcMar>
@@ -16980,10 +17938,10 @@
           <w:tcPr>
             <w:tcW w:w="3300" w:type="dxa"/>
             <w:tcBorders>
-              <w:top w:val="single" w:color="CCCCCC" w:sz="1" w:space="0"/>
-              <w:left w:val="single" w:color="CCCCCC" w:sz="1" w:space="0"/>
-              <w:bottom w:val="single" w:color="CCCCCC" w:sz="1" w:space="0"/>
-              <w:right w:val="single" w:color="CCCCCC" w:sz="1" w:space="0"/>
+              <w:top w:val="single" w:sz="1" w:space="0" w:color="CCCCCC"/>
+              <w:left w:val="single" w:sz="1" w:space="0" w:color="CCCCCC"/>
+              <w:bottom w:val="single" w:sz="1" w:space="0" w:color="CCCCCC"/>
+              <w:right w:val="single" w:sz="1" w:space="0" w:color="CCCCCC"/>
             </w:tcBorders>
             <w:shd w:val="clear" w:color="auto" w:fill="FFFFFF"/>
             <w:tcMar>
@@ -17056,10 +18014,10 @@
           <w:tcPr>
             <w:tcW w:w="3100" w:type="dxa"/>
             <w:tcBorders>
-              <w:top w:val="single" w:color="CCCCCC" w:sz="1" w:space="0"/>
-              <w:left w:val="single" w:color="CCCCCC" w:sz="1" w:space="0"/>
-              <w:bottom w:val="single" w:color="CCCCCC" w:sz="1" w:space="0"/>
-              <w:right w:val="single" w:color="CCCCCC" w:sz="1" w:space="0"/>
+              <w:top w:val="single" w:sz="1" w:space="0" w:color="CCCCCC"/>
+              <w:left w:val="single" w:sz="1" w:space="0" w:color="CCCCCC"/>
+              <w:bottom w:val="single" w:sz="1" w:space="0" w:color="CCCCCC"/>
+              <w:right w:val="single" w:sz="1" w:space="0" w:color="CCCCCC"/>
             </w:tcBorders>
             <w:shd w:val="clear" w:color="auto" w:fill="FFFFFF"/>
             <w:tcMar>
@@ -17094,10 +18052,10 @@
           <w:tcPr>
             <w:tcW w:w="600" w:type="dxa"/>
             <w:tcBorders>
-              <w:top w:val="single" w:color="CCCCCC" w:sz="1" w:space="0"/>
-              <w:left w:val="single" w:color="CCCCCC" w:sz="1" w:space="0"/>
-              <w:bottom w:val="single" w:color="CCCCCC" w:sz="1" w:space="0"/>
-              <w:right w:val="single" w:color="CCCCCC" w:sz="1" w:space="0"/>
+              <w:top w:val="single" w:sz="1" w:space="0" w:color="CCCCCC"/>
+              <w:left w:val="single" w:sz="1" w:space="0" w:color="CCCCCC"/>
+              <w:bottom w:val="single" w:sz="1" w:space="0" w:color="CCCCCC"/>
+              <w:right w:val="single" w:sz="1" w:space="0" w:color="CCCCCC"/>
             </w:tcBorders>
             <w:shd w:val="clear" w:color="auto" w:fill="FFFFFF"/>
             <w:tcMar>
@@ -17130,10 +18088,10 @@
           <w:tcPr>
             <w:tcW w:w="2000" w:type="dxa"/>
             <w:tcBorders>
-              <w:top w:val="single" w:color="CCCCCC" w:sz="1" w:space="0"/>
-              <w:left w:val="single" w:color="CCCCCC" w:sz="1" w:space="0"/>
-              <w:bottom w:val="single" w:color="CCCCCC" w:sz="1" w:space="0"/>
-              <w:right w:val="single" w:color="CCCCCC" w:sz="1" w:space="0"/>
+              <w:top w:val="single" w:sz="1" w:space="0" w:color="CCCCCC"/>
+              <w:left w:val="single" w:sz="1" w:space="0" w:color="CCCCCC"/>
+              <w:bottom w:val="single" w:sz="1" w:space="0" w:color="CCCCCC"/>
+              <w:right w:val="single" w:sz="1" w:space="0" w:color="CCCCCC"/>
             </w:tcBorders>
             <w:shd w:val="clear" w:color="auto" w:fill="FFFFFF"/>
             <w:tcMar>
@@ -17166,10 +18124,10 @@
           <w:tcPr>
             <w:tcW w:w="3300" w:type="dxa"/>
             <w:tcBorders>
-              <w:top w:val="single" w:color="CCCCCC" w:sz="1" w:space="0"/>
-              <w:left w:val="single" w:color="CCCCCC" w:sz="1" w:space="0"/>
-              <w:bottom w:val="single" w:color="CCCCCC" w:sz="1" w:space="0"/>
-              <w:right w:val="single" w:color="CCCCCC" w:sz="1" w:space="0"/>
+              <w:top w:val="single" w:sz="1" w:space="0" w:color="CCCCCC"/>
+              <w:left w:val="single" w:sz="1" w:space="0" w:color="CCCCCC"/>
+              <w:bottom w:val="single" w:sz="1" w:space="0" w:color="CCCCCC"/>
+              <w:right w:val="single" w:sz="1" w:space="0" w:color="CCCCCC"/>
             </w:tcBorders>
             <w:shd w:val="clear" w:color="auto" w:fill="FFFFFF"/>
             <w:tcMar>
@@ -17239,10 +18197,10 @@
           <w:tcPr>
             <w:tcW w:w="3100" w:type="dxa"/>
             <w:tcBorders>
-              <w:top w:val="single" w:color="CCCCCC" w:sz="1" w:space="0"/>
-              <w:left w:val="single" w:color="CCCCCC" w:sz="1" w:space="0"/>
-              <w:bottom w:val="single" w:color="CCCCCC" w:sz="1" w:space="0"/>
-              <w:right w:val="single" w:color="CCCCCC" w:sz="1" w:space="0"/>
+              <w:top w:val="single" w:sz="1" w:space="0" w:color="CCCCCC"/>
+              <w:left w:val="single" w:sz="1" w:space="0" w:color="CCCCCC"/>
+              <w:bottom w:val="single" w:sz="1" w:space="0" w:color="CCCCCC"/>
+              <w:right w:val="single" w:sz="1" w:space="0" w:color="CCCCCC"/>
             </w:tcBorders>
             <w:shd w:val="clear" w:color="auto" w:fill="FFFFFF"/>
             <w:tcMar>
@@ -17277,10 +18235,10 @@
           <w:tcPr>
             <w:tcW w:w="600" w:type="dxa"/>
             <w:tcBorders>
-              <w:top w:val="single" w:color="CCCCCC" w:sz="1" w:space="0"/>
-              <w:left w:val="single" w:color="CCCCCC" w:sz="1" w:space="0"/>
-              <w:bottom w:val="single" w:color="CCCCCC" w:sz="1" w:space="0"/>
-              <w:right w:val="single" w:color="CCCCCC" w:sz="1" w:space="0"/>
+              <w:top w:val="single" w:sz="1" w:space="0" w:color="CCCCCC"/>
+              <w:left w:val="single" w:sz="1" w:space="0" w:color="CCCCCC"/>
+              <w:bottom w:val="single" w:sz="1" w:space="0" w:color="CCCCCC"/>
+              <w:right w:val="single" w:sz="1" w:space="0" w:color="CCCCCC"/>
             </w:tcBorders>
             <w:shd w:val="clear" w:color="auto" w:fill="FFFFFF"/>
             <w:tcMar>
@@ -17313,10 +18271,10 @@
           <w:tcPr>
             <w:tcW w:w="2000" w:type="dxa"/>
             <w:tcBorders>
-              <w:top w:val="single" w:color="CCCCCC" w:sz="1" w:space="0"/>
-              <w:left w:val="single" w:color="CCCCCC" w:sz="1" w:space="0"/>
-              <w:bottom w:val="single" w:color="CCCCCC" w:sz="1" w:space="0"/>
-              <w:right w:val="single" w:color="CCCCCC" w:sz="1" w:space="0"/>
+              <w:top w:val="single" w:sz="1" w:space="0" w:color="CCCCCC"/>
+              <w:left w:val="single" w:sz="1" w:space="0" w:color="CCCCCC"/>
+              <w:bottom w:val="single" w:sz="1" w:space="0" w:color="CCCCCC"/>
+              <w:right w:val="single" w:sz="1" w:space="0" w:color="CCCCCC"/>
             </w:tcBorders>
             <w:shd w:val="clear" w:color="auto" w:fill="FFFFFF"/>
             <w:tcMar>
@@ -17349,10 +18307,10 @@
           <w:tcPr>
             <w:tcW w:w="3300" w:type="dxa"/>
             <w:tcBorders>
-              <w:top w:val="single" w:color="CCCCCC" w:sz="1" w:space="0"/>
-              <w:left w:val="single" w:color="CCCCCC" w:sz="1" w:space="0"/>
-              <w:bottom w:val="single" w:color="CCCCCC" w:sz="1" w:space="0"/>
-              <w:right w:val="single" w:color="CCCCCC" w:sz="1" w:space="0"/>
+              <w:top w:val="single" w:sz="1" w:space="0" w:color="CCCCCC"/>
+              <w:left w:val="single" w:sz="1" w:space="0" w:color="CCCCCC"/>
+              <w:bottom w:val="single" w:sz="1" w:space="0" w:color="CCCCCC"/>
+              <w:right w:val="single" w:sz="1" w:space="0" w:color="CCCCCC"/>
             </w:tcBorders>
             <w:shd w:val="clear" w:color="auto" w:fill="FFFFFF"/>
             <w:tcMar>
@@ -17422,10 +18380,10 @@
           <w:tcPr>
             <w:tcW w:w="3100" w:type="dxa"/>
             <w:tcBorders>
-              <w:top w:val="single" w:color="CCCCCC" w:sz="1" w:space="0"/>
-              <w:left w:val="single" w:color="CCCCCC" w:sz="1" w:space="0"/>
-              <w:bottom w:val="single" w:color="CCCCCC" w:sz="1" w:space="0"/>
-              <w:right w:val="single" w:color="CCCCCC" w:sz="1" w:space="0"/>
+              <w:top w:val="single" w:sz="1" w:space="0" w:color="CCCCCC"/>
+              <w:left w:val="single" w:sz="1" w:space="0" w:color="CCCCCC"/>
+              <w:bottom w:val="single" w:sz="1" w:space="0" w:color="CCCCCC"/>
+              <w:right w:val="single" w:sz="1" w:space="0" w:color="CCCCCC"/>
             </w:tcBorders>
             <w:shd w:val="clear" w:color="auto" w:fill="FFFFFF"/>
             <w:tcMar>
@@ -17460,10 +18418,10 @@
           <w:tcPr>
             <w:tcW w:w="600" w:type="dxa"/>
             <w:tcBorders>
-              <w:top w:val="single" w:color="CCCCCC" w:sz="1" w:space="0"/>
-              <w:left w:val="single" w:color="CCCCCC" w:sz="1" w:space="0"/>
-              <w:bottom w:val="single" w:color="CCCCCC" w:sz="1" w:space="0"/>
-              <w:right w:val="single" w:color="CCCCCC" w:sz="1" w:space="0"/>
+              <w:top w:val="single" w:sz="1" w:space="0" w:color="CCCCCC"/>
+              <w:left w:val="single" w:sz="1" w:space="0" w:color="CCCCCC"/>
+              <w:bottom w:val="single" w:sz="1" w:space="0" w:color="CCCCCC"/>
+              <w:right w:val="single" w:sz="1" w:space="0" w:color="CCCCCC"/>
             </w:tcBorders>
             <w:shd w:val="clear" w:color="auto" w:fill="FFFFFF"/>
             <w:tcMar>
@@ -17496,10 +18454,10 @@
           <w:tcPr>
             <w:tcW w:w="2000" w:type="dxa"/>
             <w:tcBorders>
-              <w:top w:val="single" w:color="CCCCCC" w:sz="1" w:space="0"/>
-              <w:left w:val="single" w:color="CCCCCC" w:sz="1" w:space="0"/>
-              <w:bottom w:val="single" w:color="CCCCCC" w:sz="1" w:space="0"/>
-              <w:right w:val="single" w:color="CCCCCC" w:sz="1" w:space="0"/>
+              <w:top w:val="single" w:sz="1" w:space="0" w:color="CCCCCC"/>
+              <w:left w:val="single" w:sz="1" w:space="0" w:color="CCCCCC"/>
+              <w:bottom w:val="single" w:sz="1" w:space="0" w:color="CCCCCC"/>
+              <w:right w:val="single" w:sz="1" w:space="0" w:color="CCCCCC"/>
             </w:tcBorders>
             <w:shd w:val="clear" w:color="auto" w:fill="FFFFFF"/>
             <w:tcMar>
@@ -17532,10 +18490,10 @@
           <w:tcPr>
             <w:tcW w:w="3300" w:type="dxa"/>
             <w:tcBorders>
-              <w:top w:val="single" w:color="CCCCCC" w:sz="1" w:space="0"/>
-              <w:left w:val="single" w:color="CCCCCC" w:sz="1" w:space="0"/>
-              <w:bottom w:val="single" w:color="CCCCCC" w:sz="1" w:space="0"/>
-              <w:right w:val="single" w:color="CCCCCC" w:sz="1" w:space="0"/>
+              <w:top w:val="single" w:sz="1" w:space="0" w:color="CCCCCC"/>
+              <w:left w:val="single" w:sz="1" w:space="0" w:color="CCCCCC"/>
+              <w:bottom w:val="single" w:sz="1" w:space="0" w:color="CCCCCC"/>
+              <w:right w:val="single" w:sz="1" w:space="0" w:color="CCCCCC"/>
             </w:tcBorders>
             <w:shd w:val="clear" w:color="auto" w:fill="FFFFFF"/>
             <w:tcMar>
@@ -17588,10 +18546,10 @@
           <w:tcPr>
             <w:tcW w:w="3100" w:type="dxa"/>
             <w:tcBorders>
-              <w:top w:val="single" w:color="CCCCCC" w:sz="1" w:space="0"/>
-              <w:left w:val="single" w:color="CCCCCC" w:sz="1" w:space="0"/>
-              <w:bottom w:val="single" w:color="CCCCCC" w:sz="1" w:space="0"/>
-              <w:right w:val="single" w:color="CCCCCC" w:sz="1" w:space="0"/>
+              <w:top w:val="single" w:sz="1" w:space="0" w:color="CCCCCC"/>
+              <w:left w:val="single" w:sz="1" w:space="0" w:color="CCCCCC"/>
+              <w:bottom w:val="single" w:sz="1" w:space="0" w:color="CCCCCC"/>
+              <w:right w:val="single" w:sz="1" w:space="0" w:color="CCCCCC"/>
             </w:tcBorders>
             <w:shd w:val="clear" w:color="auto" w:fill="FFFFFF"/>
             <w:tcMar>
@@ -17626,10 +18584,10 @@
           <w:tcPr>
             <w:tcW w:w="600" w:type="dxa"/>
             <w:tcBorders>
-              <w:top w:val="single" w:color="CCCCCC" w:sz="1" w:space="0"/>
-              <w:left w:val="single" w:color="CCCCCC" w:sz="1" w:space="0"/>
-              <w:bottom w:val="single" w:color="CCCCCC" w:sz="1" w:space="0"/>
-              <w:right w:val="single" w:color="CCCCCC" w:sz="1" w:space="0"/>
+              <w:top w:val="single" w:sz="1" w:space="0" w:color="CCCCCC"/>
+              <w:left w:val="single" w:sz="1" w:space="0" w:color="CCCCCC"/>
+              <w:bottom w:val="single" w:sz="1" w:space="0" w:color="CCCCCC"/>
+              <w:right w:val="single" w:sz="1" w:space="0" w:color="CCCCCC"/>
             </w:tcBorders>
             <w:shd w:val="clear" w:color="auto" w:fill="FFFFFF"/>
             <w:tcMar>
@@ -17662,10 +18620,10 @@
           <w:tcPr>
             <w:tcW w:w="2000" w:type="dxa"/>
             <w:tcBorders>
-              <w:top w:val="single" w:color="CCCCCC" w:sz="1" w:space="0"/>
-              <w:left w:val="single" w:color="CCCCCC" w:sz="1" w:space="0"/>
-              <w:bottom w:val="single" w:color="CCCCCC" w:sz="1" w:space="0"/>
-              <w:right w:val="single" w:color="CCCCCC" w:sz="1" w:space="0"/>
+              <w:top w:val="single" w:sz="1" w:space="0" w:color="CCCCCC"/>
+              <w:left w:val="single" w:sz="1" w:space="0" w:color="CCCCCC"/>
+              <w:bottom w:val="single" w:sz="1" w:space="0" w:color="CCCCCC"/>
+              <w:right w:val="single" w:sz="1" w:space="0" w:color="CCCCCC"/>
             </w:tcBorders>
             <w:shd w:val="clear" w:color="auto" w:fill="FFFFFF"/>
             <w:tcMar>
@@ -17698,10 +18656,10 @@
           <w:tcPr>
             <w:tcW w:w="3300" w:type="dxa"/>
             <w:tcBorders>
-              <w:top w:val="single" w:color="CCCCCC" w:sz="1" w:space="0"/>
-              <w:left w:val="single" w:color="CCCCCC" w:sz="1" w:space="0"/>
-              <w:bottom w:val="single" w:color="CCCCCC" w:sz="1" w:space="0"/>
-              <w:right w:val="single" w:color="CCCCCC" w:sz="1" w:space="0"/>
+              <w:top w:val="single" w:sz="1" w:space="0" w:color="CCCCCC"/>
+              <w:left w:val="single" w:sz="1" w:space="0" w:color="CCCCCC"/>
+              <w:bottom w:val="single" w:sz="1" w:space="0" w:color="CCCCCC"/>
+              <w:right w:val="single" w:sz="1" w:space="0" w:color="CCCCCC"/>
             </w:tcBorders>
             <w:shd w:val="clear" w:color="auto" w:fill="FFFFFF"/>
             <w:tcMar>
@@ -17754,10 +18712,10 @@
           <w:tcPr>
             <w:tcW w:w="3100" w:type="dxa"/>
             <w:tcBorders>
-              <w:top w:val="single" w:color="CCCCCC" w:sz="1" w:space="0"/>
-              <w:left w:val="single" w:color="CCCCCC" w:sz="1" w:space="0"/>
-              <w:bottom w:val="single" w:color="CCCCCC" w:sz="1" w:space="0"/>
-              <w:right w:val="single" w:color="CCCCCC" w:sz="1" w:space="0"/>
+              <w:top w:val="single" w:sz="1" w:space="0" w:color="CCCCCC"/>
+              <w:left w:val="single" w:sz="1" w:space="0" w:color="CCCCCC"/>
+              <w:bottom w:val="single" w:sz="1" w:space="0" w:color="CCCCCC"/>
+              <w:right w:val="single" w:sz="1" w:space="0" w:color="CCCCCC"/>
             </w:tcBorders>
             <w:shd w:val="clear" w:color="auto" w:fill="FFFFFF"/>
             <w:tcMar>
@@ -17823,12 +18781,12 @@
       <w:tblPr>
         <w:tblW w:w="9000" w:type="dxa"/>
         <w:tblBorders>
-          <w:top w:val="single" w:color="auto" w:sz="4" w:space="0"/>
-          <w:left w:val="single" w:color="auto" w:sz="4" w:space="0"/>
-          <w:bottom w:val="single" w:color="auto" w:sz="4" w:space="0"/>
-          <w:right w:val="single" w:color="auto" w:sz="4" w:space="0"/>
-          <w:insideH w:val="single" w:color="auto" w:sz="4" w:space="0"/>
-          <w:insideV w:val="single" w:color="auto" w:sz="4" w:space="0"/>
+          <w:top w:val="single" w:sz="4" w:space="0" w:color="auto"/>
+          <w:left w:val="single" w:sz="4" w:space="0" w:color="auto"/>
+          <w:bottom w:val="single" w:sz="4" w:space="0" w:color="auto"/>
+          <w:right w:val="single" w:sz="4" w:space="0" w:color="auto"/>
+          <w:insideH w:val="single" w:sz="4" w:space="0" w:color="auto"/>
+          <w:insideV w:val="single" w:sz="4" w:space="0" w:color="auto"/>
         </w:tblBorders>
         <w:tblCellMar>
           <w:left w:w="10" w:type="dxa"/>
@@ -17850,10 +18808,10 @@
           <w:tcPr>
             <w:tcW w:w="600" w:type="dxa"/>
             <w:tcBorders>
-              <w:top w:val="single" w:color="CCCCCC" w:sz="1" w:space="0"/>
-              <w:left w:val="single" w:color="CCCCCC" w:sz="1" w:space="0"/>
-              <w:bottom w:val="single" w:color="CCCCCC" w:sz="1" w:space="0"/>
-              <w:right w:val="single" w:color="CCCCCC" w:sz="1" w:space="0"/>
+              <w:top w:val="single" w:sz="1" w:space="0" w:color="CCCCCC"/>
+              <w:left w:val="single" w:sz="1" w:space="0" w:color="CCCCCC"/>
+              <w:bottom w:val="single" w:sz="1" w:space="0" w:color="CCCCCC"/>
+              <w:right w:val="single" w:sz="1" w:space="0" w:color="CCCCCC"/>
             </w:tcBorders>
             <w:shd w:val="clear" w:color="auto" w:fill="2E75B6"/>
             <w:tcMar>
@@ -17888,10 +18846,10 @@
           <w:tcPr>
             <w:tcW w:w="2000" w:type="dxa"/>
             <w:tcBorders>
-              <w:top w:val="single" w:color="CCCCCC" w:sz="1" w:space="0"/>
-              <w:left w:val="single" w:color="CCCCCC" w:sz="1" w:space="0"/>
-              <w:bottom w:val="single" w:color="CCCCCC" w:sz="1" w:space="0"/>
-              <w:right w:val="single" w:color="CCCCCC" w:sz="1" w:space="0"/>
+              <w:top w:val="single" w:sz="1" w:space="0" w:color="CCCCCC"/>
+              <w:left w:val="single" w:sz="1" w:space="0" w:color="CCCCCC"/>
+              <w:bottom w:val="single" w:sz="1" w:space="0" w:color="CCCCCC"/>
+              <w:right w:val="single" w:sz="1" w:space="0" w:color="CCCCCC"/>
             </w:tcBorders>
             <w:shd w:val="clear" w:color="auto" w:fill="2E75B6"/>
             <w:tcMar>
@@ -17926,10 +18884,10 @@
           <w:tcPr>
             <w:tcW w:w="3300" w:type="dxa"/>
             <w:tcBorders>
-              <w:top w:val="single" w:color="CCCCCC" w:sz="1" w:space="0"/>
-              <w:left w:val="single" w:color="CCCCCC" w:sz="1" w:space="0"/>
-              <w:bottom w:val="single" w:color="CCCCCC" w:sz="1" w:space="0"/>
-              <w:right w:val="single" w:color="CCCCCC" w:sz="1" w:space="0"/>
+              <w:top w:val="single" w:sz="1" w:space="0" w:color="CCCCCC"/>
+              <w:left w:val="single" w:sz="1" w:space="0" w:color="CCCCCC"/>
+              <w:bottom w:val="single" w:sz="1" w:space="0" w:color="CCCCCC"/>
+              <w:right w:val="single" w:sz="1" w:space="0" w:color="CCCCCC"/>
             </w:tcBorders>
             <w:shd w:val="clear" w:color="auto" w:fill="2E75B6"/>
             <w:tcMar>
@@ -17964,10 +18922,10 @@
           <w:tcPr>
             <w:tcW w:w="3100" w:type="dxa"/>
             <w:tcBorders>
-              <w:top w:val="single" w:color="CCCCCC" w:sz="1" w:space="0"/>
-              <w:left w:val="single" w:color="CCCCCC" w:sz="1" w:space="0"/>
-              <w:bottom w:val="single" w:color="CCCCCC" w:sz="1" w:space="0"/>
-              <w:right w:val="single" w:color="CCCCCC" w:sz="1" w:space="0"/>
+              <w:top w:val="single" w:sz="1" w:space="0" w:color="CCCCCC"/>
+              <w:left w:val="single" w:sz="1" w:space="0" w:color="CCCCCC"/>
+              <w:bottom w:val="single" w:sz="1" w:space="0" w:color="CCCCCC"/>
+              <w:right w:val="single" w:sz="1" w:space="0" w:color="CCCCCC"/>
             </w:tcBorders>
             <w:shd w:val="clear" w:color="auto" w:fill="2E75B6"/>
             <w:tcMar>
@@ -18004,10 +18962,10 @@
           <w:tcPr>
             <w:tcW w:w="600" w:type="dxa"/>
             <w:tcBorders>
-              <w:top w:val="single" w:color="CCCCCC" w:sz="1" w:space="0"/>
-              <w:left w:val="single" w:color="CCCCCC" w:sz="1" w:space="0"/>
-              <w:bottom w:val="single" w:color="CCCCCC" w:sz="1" w:space="0"/>
-              <w:right w:val="single" w:color="CCCCCC" w:sz="1" w:space="0"/>
+              <w:top w:val="single" w:sz="1" w:space="0" w:color="CCCCCC"/>
+              <w:left w:val="single" w:sz="1" w:space="0" w:color="CCCCCC"/>
+              <w:bottom w:val="single" w:sz="1" w:space="0" w:color="CCCCCC"/>
+              <w:right w:val="single" w:sz="1" w:space="0" w:color="CCCCCC"/>
             </w:tcBorders>
             <w:shd w:val="clear" w:color="auto" w:fill="FFFFFF"/>
             <w:tcMar>
@@ -18040,10 +18998,10 @@
           <w:tcPr>
             <w:tcW w:w="2000" w:type="dxa"/>
             <w:tcBorders>
-              <w:top w:val="single" w:color="CCCCCC" w:sz="1" w:space="0"/>
-              <w:left w:val="single" w:color="CCCCCC" w:sz="1" w:space="0"/>
-              <w:bottom w:val="single" w:color="CCCCCC" w:sz="1" w:space="0"/>
-              <w:right w:val="single" w:color="CCCCCC" w:sz="1" w:space="0"/>
+              <w:top w:val="single" w:sz="1" w:space="0" w:color="CCCCCC"/>
+              <w:left w:val="single" w:sz="1" w:space="0" w:color="CCCCCC"/>
+              <w:bottom w:val="single" w:sz="1" w:space="0" w:color="CCCCCC"/>
+              <w:right w:val="single" w:sz="1" w:space="0" w:color="CCCCCC"/>
             </w:tcBorders>
             <w:shd w:val="clear" w:color="auto" w:fill="FFFFFF"/>
             <w:tcMar>
@@ -18076,10 +19034,10 @@
           <w:tcPr>
             <w:tcW w:w="3300" w:type="dxa"/>
             <w:tcBorders>
-              <w:top w:val="single" w:color="CCCCCC" w:sz="1" w:space="0"/>
-              <w:left w:val="single" w:color="CCCCCC" w:sz="1" w:space="0"/>
-              <w:bottom w:val="single" w:color="CCCCCC" w:sz="1" w:space="0"/>
-              <w:right w:val="single" w:color="CCCCCC" w:sz="1" w:space="0"/>
+              <w:top w:val="single" w:sz="1" w:space="0" w:color="CCCCCC"/>
+              <w:left w:val="single" w:sz="1" w:space="0" w:color="CCCCCC"/>
+              <w:bottom w:val="single" w:sz="1" w:space="0" w:color="CCCCCC"/>
+              <w:right w:val="single" w:sz="1" w:space="0" w:color="CCCCCC"/>
             </w:tcBorders>
             <w:shd w:val="clear" w:color="auto" w:fill="FFFFFF"/>
             <w:tcMar>
@@ -18132,10 +19090,10 @@
           <w:tcPr>
             <w:tcW w:w="3100" w:type="dxa"/>
             <w:tcBorders>
-              <w:top w:val="single" w:color="CCCCCC" w:sz="1" w:space="0"/>
-              <w:left w:val="single" w:color="CCCCCC" w:sz="1" w:space="0"/>
-              <w:bottom w:val="single" w:color="CCCCCC" w:sz="1" w:space="0"/>
-              <w:right w:val="single" w:color="CCCCCC" w:sz="1" w:space="0"/>
+              <w:top w:val="single" w:sz="1" w:space="0" w:color="CCCCCC"/>
+              <w:left w:val="single" w:sz="1" w:space="0" w:color="CCCCCC"/>
+              <w:bottom w:val="single" w:sz="1" w:space="0" w:color="CCCCCC"/>
+              <w:right w:val="single" w:sz="1" w:space="0" w:color="CCCCCC"/>
             </w:tcBorders>
             <w:shd w:val="clear" w:color="auto" w:fill="FFFFFF"/>
             <w:tcMar>
@@ -18170,10 +19128,10 @@
           <w:tcPr>
             <w:tcW w:w="600" w:type="dxa"/>
             <w:tcBorders>
-              <w:top w:val="single" w:color="CCCCCC" w:sz="1" w:space="0"/>
-              <w:left w:val="single" w:color="CCCCCC" w:sz="1" w:space="0"/>
-              <w:bottom w:val="single" w:color="CCCCCC" w:sz="1" w:space="0"/>
-              <w:right w:val="single" w:color="CCCCCC" w:sz="1" w:space="0"/>
+              <w:top w:val="single" w:sz="1" w:space="0" w:color="CCCCCC"/>
+              <w:left w:val="single" w:sz="1" w:space="0" w:color="CCCCCC"/>
+              <w:bottom w:val="single" w:sz="1" w:space="0" w:color="CCCCCC"/>
+              <w:right w:val="single" w:sz="1" w:space="0" w:color="CCCCCC"/>
             </w:tcBorders>
             <w:shd w:val="clear" w:color="auto" w:fill="FFFFFF"/>
             <w:tcMar>
@@ -18206,10 +19164,10 @@
           <w:tcPr>
             <w:tcW w:w="2000" w:type="dxa"/>
             <w:tcBorders>
-              <w:top w:val="single" w:color="CCCCCC" w:sz="1" w:space="0"/>
-              <w:left w:val="single" w:color="CCCCCC" w:sz="1" w:space="0"/>
-              <w:bottom w:val="single" w:color="CCCCCC" w:sz="1" w:space="0"/>
-              <w:right w:val="single" w:color="CCCCCC" w:sz="1" w:space="0"/>
+              <w:top w:val="single" w:sz="1" w:space="0" w:color="CCCCCC"/>
+              <w:left w:val="single" w:sz="1" w:space="0" w:color="CCCCCC"/>
+              <w:bottom w:val="single" w:sz="1" w:space="0" w:color="CCCCCC"/>
+              <w:right w:val="single" w:sz="1" w:space="0" w:color="CCCCCC"/>
             </w:tcBorders>
             <w:shd w:val="clear" w:color="auto" w:fill="FFFFFF"/>
             <w:tcMar>
@@ -18242,10 +19200,10 @@
           <w:tcPr>
             <w:tcW w:w="3300" w:type="dxa"/>
             <w:tcBorders>
-              <w:top w:val="single" w:color="CCCCCC" w:sz="1" w:space="0"/>
-              <w:left w:val="single" w:color="CCCCCC" w:sz="1" w:space="0"/>
-              <w:bottom w:val="single" w:color="CCCCCC" w:sz="1" w:space="0"/>
-              <w:right w:val="single" w:color="CCCCCC" w:sz="1" w:space="0"/>
+              <w:top w:val="single" w:sz="1" w:space="0" w:color="CCCCCC"/>
+              <w:left w:val="single" w:sz="1" w:space="0" w:color="CCCCCC"/>
+              <w:bottom w:val="single" w:sz="1" w:space="0" w:color="CCCCCC"/>
+              <w:right w:val="single" w:sz="1" w:space="0" w:color="CCCCCC"/>
             </w:tcBorders>
             <w:shd w:val="clear" w:color="auto" w:fill="FFFFFF"/>
             <w:tcMar>
@@ -18298,10 +19256,10 @@
           <w:tcPr>
             <w:tcW w:w="3100" w:type="dxa"/>
             <w:tcBorders>
-              <w:top w:val="single" w:color="CCCCCC" w:sz="1" w:space="0"/>
-              <w:left w:val="single" w:color="CCCCCC" w:sz="1" w:space="0"/>
-              <w:bottom w:val="single" w:color="CCCCCC" w:sz="1" w:space="0"/>
-              <w:right w:val="single" w:color="CCCCCC" w:sz="1" w:space="0"/>
+              <w:top w:val="single" w:sz="1" w:space="0" w:color="CCCCCC"/>
+              <w:left w:val="single" w:sz="1" w:space="0" w:color="CCCCCC"/>
+              <w:bottom w:val="single" w:sz="1" w:space="0" w:color="CCCCCC"/>
+              <w:right w:val="single" w:sz="1" w:space="0" w:color="CCCCCC"/>
             </w:tcBorders>
             <w:shd w:val="clear" w:color="auto" w:fill="FFFFFF"/>
             <w:tcMar>
@@ -18336,10 +19294,10 @@
           <w:tcPr>
             <w:tcW w:w="600" w:type="dxa"/>
             <w:tcBorders>
-              <w:top w:val="single" w:color="CCCCCC" w:sz="1" w:space="0"/>
-              <w:left w:val="single" w:color="CCCCCC" w:sz="1" w:space="0"/>
-              <w:bottom w:val="single" w:color="CCCCCC" w:sz="1" w:space="0"/>
-              <w:right w:val="single" w:color="CCCCCC" w:sz="1" w:space="0"/>
+              <w:top w:val="single" w:sz="1" w:space="0" w:color="CCCCCC"/>
+              <w:left w:val="single" w:sz="1" w:space="0" w:color="CCCCCC"/>
+              <w:bottom w:val="single" w:sz="1" w:space="0" w:color="CCCCCC"/>
+              <w:right w:val="single" w:sz="1" w:space="0" w:color="CCCCCC"/>
             </w:tcBorders>
             <w:shd w:val="clear" w:color="auto" w:fill="FFFFFF"/>
             <w:tcMar>
@@ -18373,10 +19331,10 @@
           <w:tcPr>
             <w:tcW w:w="2000" w:type="dxa"/>
             <w:tcBorders>
-              <w:top w:val="single" w:color="CCCCCC" w:sz="1" w:space="0"/>
-              <w:left w:val="single" w:color="CCCCCC" w:sz="1" w:space="0"/>
-              <w:bottom w:val="single" w:color="CCCCCC" w:sz="1" w:space="0"/>
-              <w:right w:val="single" w:color="CCCCCC" w:sz="1" w:space="0"/>
+              <w:top w:val="single" w:sz="1" w:space="0" w:color="CCCCCC"/>
+              <w:left w:val="single" w:sz="1" w:space="0" w:color="CCCCCC"/>
+              <w:bottom w:val="single" w:sz="1" w:space="0" w:color="CCCCCC"/>
+              <w:right w:val="single" w:sz="1" w:space="0" w:color="CCCCCC"/>
             </w:tcBorders>
             <w:shd w:val="clear" w:color="auto" w:fill="FFFFFF"/>
             <w:tcMar>
@@ -18429,10 +19387,10 @@
           <w:tcPr>
             <w:tcW w:w="3300" w:type="dxa"/>
             <w:tcBorders>
-              <w:top w:val="single" w:color="CCCCCC" w:sz="1" w:space="0"/>
-              <w:left w:val="single" w:color="CCCCCC" w:sz="1" w:space="0"/>
-              <w:bottom w:val="single" w:color="CCCCCC" w:sz="1" w:space="0"/>
-              <w:right w:val="single" w:color="CCCCCC" w:sz="1" w:space="0"/>
+              <w:top w:val="single" w:sz="1" w:space="0" w:color="CCCCCC"/>
+              <w:left w:val="single" w:sz="1" w:space="0" w:color="CCCCCC"/>
+              <w:bottom w:val="single" w:sz="1" w:space="0" w:color="CCCCCC"/>
+              <w:right w:val="single" w:sz="1" w:space="0" w:color="CCCCCC"/>
             </w:tcBorders>
             <w:shd w:val="clear" w:color="auto" w:fill="FFFFFF"/>
             <w:tcMar>
@@ -18465,10 +19423,10 @@
           <w:tcPr>
             <w:tcW w:w="3100" w:type="dxa"/>
             <w:tcBorders>
-              <w:top w:val="single" w:color="CCCCCC" w:sz="1" w:space="0"/>
-              <w:left w:val="single" w:color="CCCCCC" w:sz="1" w:space="0"/>
-              <w:bottom w:val="single" w:color="CCCCCC" w:sz="1" w:space="0"/>
-              <w:right w:val="single" w:color="CCCCCC" w:sz="1" w:space="0"/>
+              <w:top w:val="single" w:sz="1" w:space="0" w:color="CCCCCC"/>
+              <w:left w:val="single" w:sz="1" w:space="0" w:color="CCCCCC"/>
+              <w:bottom w:val="single" w:sz="1" w:space="0" w:color="CCCCCC"/>
+              <w:right w:val="single" w:sz="1" w:space="0" w:color="CCCCCC"/>
             </w:tcBorders>
             <w:shd w:val="clear" w:color="auto" w:fill="FFFFFF"/>
             <w:tcMar>
@@ -18503,10 +19461,10 @@
           <w:tcPr>
             <w:tcW w:w="600" w:type="dxa"/>
             <w:tcBorders>
-              <w:top w:val="single" w:color="CCCCCC" w:sz="1" w:space="0"/>
-              <w:left w:val="single" w:color="CCCCCC" w:sz="1" w:space="0"/>
-              <w:bottom w:val="single" w:color="CCCCCC" w:sz="1" w:space="0"/>
-              <w:right w:val="single" w:color="CCCCCC" w:sz="1" w:space="0"/>
+              <w:top w:val="single" w:sz="1" w:space="0" w:color="CCCCCC"/>
+              <w:left w:val="single" w:sz="1" w:space="0" w:color="CCCCCC"/>
+              <w:bottom w:val="single" w:sz="1" w:space="0" w:color="CCCCCC"/>
+              <w:right w:val="single" w:sz="1" w:space="0" w:color="CCCCCC"/>
             </w:tcBorders>
             <w:shd w:val="clear" w:color="auto" w:fill="FFFFFF"/>
             <w:tcMar>
@@ -18539,10 +19497,10 @@
           <w:tcPr>
             <w:tcW w:w="2000" w:type="dxa"/>
             <w:tcBorders>
-              <w:top w:val="single" w:color="CCCCCC" w:sz="1" w:space="0"/>
-              <w:left w:val="single" w:color="CCCCCC" w:sz="1" w:space="0"/>
-              <w:bottom w:val="single" w:color="CCCCCC" w:sz="1" w:space="0"/>
-              <w:right w:val="single" w:color="CCCCCC" w:sz="1" w:space="0"/>
+              <w:top w:val="single" w:sz="1" w:space="0" w:color="CCCCCC"/>
+              <w:left w:val="single" w:sz="1" w:space="0" w:color="CCCCCC"/>
+              <w:bottom w:val="single" w:sz="1" w:space="0" w:color="CCCCCC"/>
+              <w:right w:val="single" w:sz="1" w:space="0" w:color="CCCCCC"/>
             </w:tcBorders>
             <w:shd w:val="clear" w:color="auto" w:fill="FFFFFF"/>
             <w:tcMar>
@@ -18575,10 +19533,10 @@
           <w:tcPr>
             <w:tcW w:w="3300" w:type="dxa"/>
             <w:tcBorders>
-              <w:top w:val="single" w:color="CCCCCC" w:sz="1" w:space="0"/>
-              <w:left w:val="single" w:color="CCCCCC" w:sz="1" w:space="0"/>
-              <w:bottom w:val="single" w:color="CCCCCC" w:sz="1" w:space="0"/>
-              <w:right w:val="single" w:color="CCCCCC" w:sz="1" w:space="0"/>
+              <w:top w:val="single" w:sz="1" w:space="0" w:color="CCCCCC"/>
+              <w:left w:val="single" w:sz="1" w:space="0" w:color="CCCCCC"/>
+              <w:bottom w:val="single" w:sz="1" w:space="0" w:color="CCCCCC"/>
+              <w:right w:val="single" w:sz="1" w:space="0" w:color="CCCCCC"/>
             </w:tcBorders>
             <w:shd w:val="clear" w:color="auto" w:fill="FFFFFF"/>
             <w:tcMar>
@@ -18611,10 +19569,10 @@
           <w:tcPr>
             <w:tcW w:w="3100" w:type="dxa"/>
             <w:tcBorders>
-              <w:top w:val="single" w:color="CCCCCC" w:sz="1" w:space="0"/>
-              <w:left w:val="single" w:color="CCCCCC" w:sz="1" w:space="0"/>
-              <w:bottom w:val="single" w:color="CCCCCC" w:sz="1" w:space="0"/>
-              <w:right w:val="single" w:color="CCCCCC" w:sz="1" w:space="0"/>
+              <w:top w:val="single" w:sz="1" w:space="0" w:color="CCCCCC"/>
+              <w:left w:val="single" w:sz="1" w:space="0" w:color="CCCCCC"/>
+              <w:bottom w:val="single" w:sz="1" w:space="0" w:color="CCCCCC"/>
+              <w:right w:val="single" w:sz="1" w:space="0" w:color="CCCCCC"/>
             </w:tcBorders>
             <w:shd w:val="clear" w:color="auto" w:fill="FFFFFF"/>
             <w:tcMar>
@@ -18680,12 +19638,12 @@
       <w:tblPr>
         <w:tblW w:w="9000" w:type="dxa"/>
         <w:tblBorders>
-          <w:top w:val="single" w:color="auto" w:sz="4" w:space="0"/>
-          <w:left w:val="single" w:color="auto" w:sz="4" w:space="0"/>
-          <w:bottom w:val="single" w:color="auto" w:sz="4" w:space="0"/>
-          <w:right w:val="single" w:color="auto" w:sz="4" w:space="0"/>
-          <w:insideH w:val="single" w:color="auto" w:sz="4" w:space="0"/>
-          <w:insideV w:val="single" w:color="auto" w:sz="4" w:space="0"/>
+          <w:top w:val="single" w:sz="4" w:space="0" w:color="auto"/>
+          <w:left w:val="single" w:sz="4" w:space="0" w:color="auto"/>
+          <w:bottom w:val="single" w:sz="4" w:space="0" w:color="auto"/>
+          <w:right w:val="single" w:sz="4" w:space="0" w:color="auto"/>
+          <w:insideH w:val="single" w:sz="4" w:space="0" w:color="auto"/>
+          <w:insideV w:val="single" w:sz="4" w:space="0" w:color="auto"/>
         </w:tblBorders>
         <w:tblCellMar>
           <w:left w:w="10" w:type="dxa"/>
@@ -18707,10 +19665,10 @@
           <w:tcPr>
             <w:tcW w:w="600" w:type="dxa"/>
             <w:tcBorders>
-              <w:top w:val="single" w:color="CCCCCC" w:sz="1" w:space="0"/>
-              <w:left w:val="single" w:color="CCCCCC" w:sz="1" w:space="0"/>
-              <w:bottom w:val="single" w:color="CCCCCC" w:sz="1" w:space="0"/>
-              <w:right w:val="single" w:color="CCCCCC" w:sz="1" w:space="0"/>
+              <w:top w:val="single" w:sz="1" w:space="0" w:color="CCCCCC"/>
+              <w:left w:val="single" w:sz="1" w:space="0" w:color="CCCCCC"/>
+              <w:bottom w:val="single" w:sz="1" w:space="0" w:color="CCCCCC"/>
+              <w:right w:val="single" w:sz="1" w:space="0" w:color="CCCCCC"/>
             </w:tcBorders>
             <w:shd w:val="clear" w:color="auto" w:fill="2E75B6"/>
             <w:tcMar>
@@ -18745,10 +19703,10 @@
           <w:tcPr>
             <w:tcW w:w="2000" w:type="dxa"/>
             <w:tcBorders>
-              <w:top w:val="single" w:color="CCCCCC" w:sz="1" w:space="0"/>
-              <w:left w:val="single" w:color="CCCCCC" w:sz="1" w:space="0"/>
-              <w:bottom w:val="single" w:color="CCCCCC" w:sz="1" w:space="0"/>
-              <w:right w:val="single" w:color="CCCCCC" w:sz="1" w:space="0"/>
+              <w:top w:val="single" w:sz="1" w:space="0" w:color="CCCCCC"/>
+              <w:left w:val="single" w:sz="1" w:space="0" w:color="CCCCCC"/>
+              <w:bottom w:val="single" w:sz="1" w:space="0" w:color="CCCCCC"/>
+              <w:right w:val="single" w:sz="1" w:space="0" w:color="CCCCCC"/>
             </w:tcBorders>
             <w:shd w:val="clear" w:color="auto" w:fill="2E75B6"/>
             <w:tcMar>
@@ -18783,10 +19741,10 @@
           <w:tcPr>
             <w:tcW w:w="3300" w:type="dxa"/>
             <w:tcBorders>
-              <w:top w:val="single" w:color="CCCCCC" w:sz="1" w:space="0"/>
-              <w:left w:val="single" w:color="CCCCCC" w:sz="1" w:space="0"/>
-              <w:bottom w:val="single" w:color="CCCCCC" w:sz="1" w:space="0"/>
-              <w:right w:val="single" w:color="CCCCCC" w:sz="1" w:space="0"/>
+              <w:top w:val="single" w:sz="1" w:space="0" w:color="CCCCCC"/>
+              <w:left w:val="single" w:sz="1" w:space="0" w:color="CCCCCC"/>
+              <w:bottom w:val="single" w:sz="1" w:space="0" w:color="CCCCCC"/>
+              <w:right w:val="single" w:sz="1" w:space="0" w:color="CCCCCC"/>
             </w:tcBorders>
             <w:shd w:val="clear" w:color="auto" w:fill="2E75B6"/>
             <w:tcMar>
@@ -18821,10 +19779,10 @@
           <w:tcPr>
             <w:tcW w:w="3100" w:type="dxa"/>
             <w:tcBorders>
-              <w:top w:val="single" w:color="CCCCCC" w:sz="1" w:space="0"/>
-              <w:left w:val="single" w:color="CCCCCC" w:sz="1" w:space="0"/>
-              <w:bottom w:val="single" w:color="CCCCCC" w:sz="1" w:space="0"/>
-              <w:right w:val="single" w:color="CCCCCC" w:sz="1" w:space="0"/>
+              <w:top w:val="single" w:sz="1" w:space="0" w:color="CCCCCC"/>
+              <w:left w:val="single" w:sz="1" w:space="0" w:color="CCCCCC"/>
+              <w:bottom w:val="single" w:sz="1" w:space="0" w:color="CCCCCC"/>
+              <w:right w:val="single" w:sz="1" w:space="0" w:color="CCCCCC"/>
             </w:tcBorders>
             <w:shd w:val="clear" w:color="auto" w:fill="2E75B6"/>
             <w:tcMar>
@@ -18861,10 +19819,10 @@
           <w:tcPr>
             <w:tcW w:w="600" w:type="dxa"/>
             <w:tcBorders>
-              <w:top w:val="single" w:color="CCCCCC" w:sz="1" w:space="0"/>
-              <w:left w:val="single" w:color="CCCCCC" w:sz="1" w:space="0"/>
-              <w:bottom w:val="single" w:color="CCCCCC" w:sz="1" w:space="0"/>
-              <w:right w:val="single" w:color="CCCCCC" w:sz="1" w:space="0"/>
+              <w:top w:val="single" w:sz="1" w:space="0" w:color="CCCCCC"/>
+              <w:left w:val="single" w:sz="1" w:space="0" w:color="CCCCCC"/>
+              <w:bottom w:val="single" w:sz="1" w:space="0" w:color="CCCCCC"/>
+              <w:right w:val="single" w:sz="1" w:space="0" w:color="CCCCCC"/>
             </w:tcBorders>
             <w:shd w:val="clear" w:color="auto" w:fill="FFFFFF"/>
             <w:tcMar>
@@ -18897,10 +19855,10 @@
           <w:tcPr>
             <w:tcW w:w="2000" w:type="dxa"/>
             <w:tcBorders>
-              <w:top w:val="single" w:color="CCCCCC" w:sz="1" w:space="0"/>
-              <w:left w:val="single" w:color="CCCCCC" w:sz="1" w:space="0"/>
-              <w:bottom w:val="single" w:color="CCCCCC" w:sz="1" w:space="0"/>
-              <w:right w:val="single" w:color="CCCCCC" w:sz="1" w:space="0"/>
+              <w:top w:val="single" w:sz="1" w:space="0" w:color="CCCCCC"/>
+              <w:left w:val="single" w:sz="1" w:space="0" w:color="CCCCCC"/>
+              <w:bottom w:val="single" w:sz="1" w:space="0" w:color="CCCCCC"/>
+              <w:right w:val="single" w:sz="1" w:space="0" w:color="CCCCCC"/>
             </w:tcBorders>
             <w:shd w:val="clear" w:color="auto" w:fill="FFFFFF"/>
             <w:tcMar>
@@ -18933,10 +19891,10 @@
           <w:tcPr>
             <w:tcW w:w="3300" w:type="dxa"/>
             <w:tcBorders>
-              <w:top w:val="single" w:color="CCCCCC" w:sz="1" w:space="0"/>
-              <w:left w:val="single" w:color="CCCCCC" w:sz="1" w:space="0"/>
-              <w:bottom w:val="single" w:color="CCCCCC" w:sz="1" w:space="0"/>
-              <w:right w:val="single" w:color="CCCCCC" w:sz="1" w:space="0"/>
+              <w:top w:val="single" w:sz="1" w:space="0" w:color="CCCCCC"/>
+              <w:left w:val="single" w:sz="1" w:space="0" w:color="CCCCCC"/>
+              <w:bottom w:val="single" w:sz="1" w:space="0" w:color="CCCCCC"/>
+              <w:right w:val="single" w:sz="1" w:space="0" w:color="CCCCCC"/>
             </w:tcBorders>
             <w:shd w:val="clear" w:color="auto" w:fill="FFFFFF"/>
             <w:tcMar>
@@ -18989,10 +19947,10 @@
           <w:tcPr>
             <w:tcW w:w="3100" w:type="dxa"/>
             <w:tcBorders>
-              <w:top w:val="single" w:color="CCCCCC" w:sz="1" w:space="0"/>
-              <w:left w:val="single" w:color="CCCCCC" w:sz="1" w:space="0"/>
-              <w:bottom w:val="single" w:color="CCCCCC" w:sz="1" w:space="0"/>
-              <w:right w:val="single" w:color="CCCCCC" w:sz="1" w:space="0"/>
+              <w:top w:val="single" w:sz="1" w:space="0" w:color="CCCCCC"/>
+              <w:left w:val="single" w:sz="1" w:space="0" w:color="CCCCCC"/>
+              <w:bottom w:val="single" w:sz="1" w:space="0" w:color="CCCCCC"/>
+              <w:right w:val="single" w:sz="1" w:space="0" w:color="CCCCCC"/>
             </w:tcBorders>
             <w:shd w:val="clear" w:color="auto" w:fill="FFFFFF"/>
             <w:tcMar>
@@ -19044,10 +20002,10 @@
           <w:tcPr>
             <w:tcW w:w="600" w:type="dxa"/>
             <w:tcBorders>
-              <w:top w:val="single" w:color="CCCCCC" w:sz="1" w:space="0"/>
-              <w:left w:val="single" w:color="CCCCCC" w:sz="1" w:space="0"/>
-              <w:bottom w:val="single" w:color="CCCCCC" w:sz="1" w:space="0"/>
-              <w:right w:val="single" w:color="CCCCCC" w:sz="1" w:space="0"/>
+              <w:top w:val="single" w:sz="1" w:space="0" w:color="CCCCCC"/>
+              <w:left w:val="single" w:sz="1" w:space="0" w:color="CCCCCC"/>
+              <w:bottom w:val="single" w:sz="1" w:space="0" w:color="CCCCCC"/>
+              <w:right w:val="single" w:sz="1" w:space="0" w:color="CCCCCC"/>
             </w:tcBorders>
             <w:shd w:val="clear" w:color="auto" w:fill="FFFFFF"/>
             <w:tcMar>
@@ -19080,10 +20038,10 @@
           <w:tcPr>
             <w:tcW w:w="2000" w:type="dxa"/>
             <w:tcBorders>
-              <w:top w:val="single" w:color="CCCCCC" w:sz="1" w:space="0"/>
-              <w:left w:val="single" w:color="CCCCCC" w:sz="1" w:space="0"/>
-              <w:bottom w:val="single" w:color="CCCCCC" w:sz="1" w:space="0"/>
-              <w:right w:val="single" w:color="CCCCCC" w:sz="1" w:space="0"/>
+              <w:top w:val="single" w:sz="1" w:space="0" w:color="CCCCCC"/>
+              <w:left w:val="single" w:sz="1" w:space="0" w:color="CCCCCC"/>
+              <w:bottom w:val="single" w:sz="1" w:space="0" w:color="CCCCCC"/>
+              <w:right w:val="single" w:sz="1" w:space="0" w:color="CCCCCC"/>
             </w:tcBorders>
             <w:shd w:val="clear" w:color="auto" w:fill="FFFFFF"/>
             <w:tcMar>
@@ -19116,10 +20074,10 @@
           <w:tcPr>
             <w:tcW w:w="3300" w:type="dxa"/>
             <w:tcBorders>
-              <w:top w:val="single" w:color="CCCCCC" w:sz="1" w:space="0"/>
-              <w:left w:val="single" w:color="CCCCCC" w:sz="1" w:space="0"/>
-              <w:bottom w:val="single" w:color="CCCCCC" w:sz="1" w:space="0"/>
-              <w:right w:val="single" w:color="CCCCCC" w:sz="1" w:space="0"/>
+              <w:top w:val="single" w:sz="1" w:space="0" w:color="CCCCCC"/>
+              <w:left w:val="single" w:sz="1" w:space="0" w:color="CCCCCC"/>
+              <w:bottom w:val="single" w:sz="1" w:space="0" w:color="CCCCCC"/>
+              <w:right w:val="single" w:sz="1" w:space="0" w:color="CCCCCC"/>
             </w:tcBorders>
             <w:shd w:val="clear" w:color="auto" w:fill="FFFFFF"/>
             <w:tcMar>
@@ -19172,10 +20130,10 @@
           <w:tcPr>
             <w:tcW w:w="3100" w:type="dxa"/>
             <w:tcBorders>
-              <w:top w:val="single" w:color="CCCCCC" w:sz="1" w:space="0"/>
-              <w:left w:val="single" w:color="CCCCCC" w:sz="1" w:space="0"/>
-              <w:bottom w:val="single" w:color="CCCCCC" w:sz="1" w:space="0"/>
-              <w:right w:val="single" w:color="CCCCCC" w:sz="1" w:space="0"/>
+              <w:top w:val="single" w:sz="1" w:space="0" w:color="CCCCCC"/>
+              <w:left w:val="single" w:sz="1" w:space="0" w:color="CCCCCC"/>
+              <w:bottom w:val="single" w:sz="1" w:space="0" w:color="CCCCCC"/>
+              <w:right w:val="single" w:sz="1" w:space="0" w:color="CCCCCC"/>
             </w:tcBorders>
             <w:shd w:val="clear" w:color="auto" w:fill="FFFFFF"/>
             <w:tcMar>
@@ -19227,10 +20185,10 @@
           <w:tcPr>
             <w:tcW w:w="600" w:type="dxa"/>
             <w:tcBorders>
-              <w:top w:val="single" w:color="CCCCCC" w:sz="1" w:space="0"/>
-              <w:left w:val="single" w:color="CCCCCC" w:sz="1" w:space="0"/>
-              <w:bottom w:val="single" w:color="CCCCCC" w:sz="1" w:space="0"/>
-              <w:right w:val="single" w:color="CCCCCC" w:sz="1" w:space="0"/>
+              <w:top w:val="single" w:sz="1" w:space="0" w:color="CCCCCC"/>
+              <w:left w:val="single" w:sz="1" w:space="0" w:color="CCCCCC"/>
+              <w:bottom w:val="single" w:sz="1" w:space="0" w:color="CCCCCC"/>
+              <w:right w:val="single" w:sz="1" w:space="0" w:color="CCCCCC"/>
             </w:tcBorders>
             <w:shd w:val="clear" w:color="auto" w:fill="FFFFFF"/>
             <w:tcMar>
@@ -19263,10 +20221,10 @@
           <w:tcPr>
             <w:tcW w:w="2000" w:type="dxa"/>
             <w:tcBorders>
-              <w:top w:val="single" w:color="CCCCCC" w:sz="1" w:space="0"/>
-              <w:left w:val="single" w:color="CCCCCC" w:sz="1" w:space="0"/>
-              <w:bottom w:val="single" w:color="CCCCCC" w:sz="1" w:space="0"/>
-              <w:right w:val="single" w:color="CCCCCC" w:sz="1" w:space="0"/>
+              <w:top w:val="single" w:sz="1" w:space="0" w:color="CCCCCC"/>
+              <w:left w:val="single" w:sz="1" w:space="0" w:color="CCCCCC"/>
+              <w:bottom w:val="single" w:sz="1" w:space="0" w:color="CCCCCC"/>
+              <w:right w:val="single" w:sz="1" w:space="0" w:color="CCCCCC"/>
             </w:tcBorders>
             <w:shd w:val="clear" w:color="auto" w:fill="FFFFFF"/>
             <w:tcMar>
@@ -19299,10 +20257,10 @@
           <w:tcPr>
             <w:tcW w:w="3300" w:type="dxa"/>
             <w:tcBorders>
-              <w:top w:val="single" w:color="CCCCCC" w:sz="1" w:space="0"/>
-              <w:left w:val="single" w:color="CCCCCC" w:sz="1" w:space="0"/>
-              <w:bottom w:val="single" w:color="CCCCCC" w:sz="1" w:space="0"/>
-              <w:right w:val="single" w:color="CCCCCC" w:sz="1" w:space="0"/>
+              <w:top w:val="single" w:sz="1" w:space="0" w:color="CCCCCC"/>
+              <w:left w:val="single" w:sz="1" w:space="0" w:color="CCCCCC"/>
+              <w:bottom w:val="single" w:sz="1" w:space="0" w:color="CCCCCC"/>
+              <w:right w:val="single" w:sz="1" w:space="0" w:color="CCCCCC"/>
             </w:tcBorders>
             <w:shd w:val="clear" w:color="auto" w:fill="FFFFFF"/>
             <w:tcMar>
@@ -19375,10 +20333,10 @@
           <w:tcPr>
             <w:tcW w:w="3100" w:type="dxa"/>
             <w:tcBorders>
-              <w:top w:val="single" w:color="CCCCCC" w:sz="1" w:space="0"/>
-              <w:left w:val="single" w:color="CCCCCC" w:sz="1" w:space="0"/>
-              <w:bottom w:val="single" w:color="CCCCCC" w:sz="1" w:space="0"/>
-              <w:right w:val="single" w:color="CCCCCC" w:sz="1" w:space="0"/>
+              <w:top w:val="single" w:sz="1" w:space="0" w:color="CCCCCC"/>
+              <w:left w:val="single" w:sz="1" w:space="0" w:color="CCCCCC"/>
+              <w:bottom w:val="single" w:sz="1" w:space="0" w:color="CCCCCC"/>
+              <w:right w:val="single" w:sz="1" w:space="0" w:color="CCCCCC"/>
             </w:tcBorders>
             <w:shd w:val="clear" w:color="auto" w:fill="FFFFFF"/>
             <w:tcMar>
@@ -19413,10 +20371,10 @@
           <w:tcPr>
             <w:tcW w:w="600" w:type="dxa"/>
             <w:tcBorders>
-              <w:top w:val="single" w:color="CCCCCC" w:sz="1" w:space="0"/>
-              <w:left w:val="single" w:color="CCCCCC" w:sz="1" w:space="0"/>
-              <w:bottom w:val="single" w:color="CCCCCC" w:sz="1" w:space="0"/>
-              <w:right w:val="single" w:color="CCCCCC" w:sz="1" w:space="0"/>
+              <w:top w:val="single" w:sz="1" w:space="0" w:color="CCCCCC"/>
+              <w:left w:val="single" w:sz="1" w:space="0" w:color="CCCCCC"/>
+              <w:bottom w:val="single" w:sz="1" w:space="0" w:color="CCCCCC"/>
+              <w:right w:val="single" w:sz="1" w:space="0" w:color="CCCCCC"/>
             </w:tcBorders>
             <w:shd w:val="clear" w:color="auto" w:fill="FFFFFF"/>
             <w:tcMar>
@@ -19449,10 +20407,10 @@
           <w:tcPr>
             <w:tcW w:w="2000" w:type="dxa"/>
             <w:tcBorders>
-              <w:top w:val="single" w:color="CCCCCC" w:sz="1" w:space="0"/>
-              <w:left w:val="single" w:color="CCCCCC" w:sz="1" w:space="0"/>
-              <w:bottom w:val="single" w:color="CCCCCC" w:sz="1" w:space="0"/>
-              <w:right w:val="single" w:color="CCCCCC" w:sz="1" w:space="0"/>
+              <w:top w:val="single" w:sz="1" w:space="0" w:color="CCCCCC"/>
+              <w:left w:val="single" w:sz="1" w:space="0" w:color="CCCCCC"/>
+              <w:bottom w:val="single" w:sz="1" w:space="0" w:color="CCCCCC"/>
+              <w:right w:val="single" w:sz="1" w:space="0" w:color="CCCCCC"/>
             </w:tcBorders>
             <w:shd w:val="clear" w:color="auto" w:fill="FFFFFF"/>
             <w:tcMar>
@@ -19485,10 +20443,10 @@
           <w:tcPr>
             <w:tcW w:w="3300" w:type="dxa"/>
             <w:tcBorders>
-              <w:top w:val="single" w:color="CCCCCC" w:sz="1" w:space="0"/>
-              <w:left w:val="single" w:color="CCCCCC" w:sz="1" w:space="0"/>
-              <w:bottom w:val="single" w:color="CCCCCC" w:sz="1" w:space="0"/>
-              <w:right w:val="single" w:color="CCCCCC" w:sz="1" w:space="0"/>
+              <w:top w:val="single" w:sz="1" w:space="0" w:color="CCCCCC"/>
+              <w:left w:val="single" w:sz="1" w:space="0" w:color="CCCCCC"/>
+              <w:bottom w:val="single" w:sz="1" w:space="0" w:color="CCCCCC"/>
+              <w:right w:val="single" w:sz="1" w:space="0" w:color="CCCCCC"/>
             </w:tcBorders>
             <w:shd w:val="clear" w:color="auto" w:fill="FFFFFF"/>
             <w:tcMar>
@@ -19561,10 +20519,10 @@
           <w:tcPr>
             <w:tcW w:w="3100" w:type="dxa"/>
             <w:tcBorders>
-              <w:top w:val="single" w:color="CCCCCC" w:sz="1" w:space="0"/>
-              <w:left w:val="single" w:color="CCCCCC" w:sz="1" w:space="0"/>
-              <w:bottom w:val="single" w:color="CCCCCC" w:sz="1" w:space="0"/>
-              <w:right w:val="single" w:color="CCCCCC" w:sz="1" w:space="0"/>
+              <w:top w:val="single" w:sz="1" w:space="0" w:color="CCCCCC"/>
+              <w:left w:val="single" w:sz="1" w:space="0" w:color="CCCCCC"/>
+              <w:bottom w:val="single" w:sz="1" w:space="0" w:color="CCCCCC"/>
+              <w:right w:val="single" w:sz="1" w:space="0" w:color="CCCCCC"/>
             </w:tcBorders>
             <w:shd w:val="clear" w:color="auto" w:fill="FFFFFF"/>
             <w:tcMar>
@@ -19700,676 +20658,10 @@
           <w:rFonts w:ascii="Helvetica" w:hAnsi="Helvetica"/>
         </w:rPr>
       </w:pPr>
-      <w:r>
-        <w:rPr>
-          <w:rFonts w:ascii="Helvetica" w:hAnsi="Helvetica"/>
-        </w:rPr>
-        <w:br w:type="page"/>
-      </w:r>
-    </w:p>
-    <w:p>
-      <w:pPr>
-        <w:pStyle w:val="Titolo1"/>
-        <w:spacing w:line="276" w:lineRule="auto"/>
-        <w:rPr>
-          <w:rFonts w:ascii="Helvetica" w:hAnsi="Helvetica"/>
-        </w:rPr>
-      </w:pPr>
-      <w:r>
-        <w:rPr>
-          <w:rFonts w:ascii="Helvetica" w:hAnsi="Helvetica"/>
-        </w:rPr>
-        <w:lastRenderedPageBreak/>
-        <w:t>6. Informazioni di sistema</w:t>
-      </w:r>
-    </w:p>
-    <w:tbl>
-      <w:tblPr>
-        <w:tblW w:w="9000" w:type="dxa"/>
-        <w:tblBorders>
-          <w:top w:val="single" w:color="auto" w:sz="4" w:space="0"/>
-          <w:left w:val="single" w:color="auto" w:sz="4" w:space="0"/>
-          <w:bottom w:val="single" w:color="auto" w:sz="4" w:space="0"/>
-          <w:right w:val="single" w:color="auto" w:sz="4" w:space="0"/>
-          <w:insideH w:val="single" w:color="auto" w:sz="4" w:space="0"/>
-          <w:insideV w:val="single" w:color="auto" w:sz="4" w:space="0"/>
-        </w:tblBorders>
-        <w:tblCellMar>
-          <w:left w:w="10" w:type="dxa"/>
-          <w:right w:w="10" w:type="dxa"/>
-        </w:tblCellMar>
-        <w:tblLook w:val="0000" w:firstRow="0" w:lastRow="0" w:firstColumn="0" w:lastColumn="0" w:noHBand="0" w:noVBand="0"/>
-      </w:tblPr>
-      <w:tblGrid>
-        <w:gridCol w:w="3000"/>
-        <w:gridCol w:w="6000"/>
-      </w:tblGrid>
-      <w:tr>
-        <w:trPr>
-          <w:tblHeader/>
-        </w:trPr>
-        <w:tc>
-          <w:tcPr>
-            <w:tcW w:w="3000" w:type="dxa"/>
-            <w:tcBorders>
-              <w:top w:val="single" w:color="CCCCCC" w:sz="1" w:space="0"/>
-              <w:left w:val="single" w:color="CCCCCC" w:sz="1" w:space="0"/>
-              <w:bottom w:val="single" w:color="CCCCCC" w:sz="1" w:space="0"/>
-              <w:right w:val="single" w:color="CCCCCC" w:sz="1" w:space="0"/>
-            </w:tcBorders>
-            <w:shd w:val="clear" w:color="auto" w:fill="2E75B6"/>
-            <w:tcMar>
-              <w:top w:w="80" w:type="dxa"/>
-              <w:left w:w="120" w:type="dxa"/>
-              <w:bottom w:w="80" w:type="dxa"/>
-              <w:right w:w="120" w:type="dxa"/>
-            </w:tcMar>
-            <w:vAlign w:val="center"/>
-          </w:tcPr>
-          <w:p>
-            <w:pPr>
-              <w:spacing w:line="276" w:lineRule="auto"/>
-              <w:rPr>
-                <w:rFonts w:ascii="Helvetica" w:hAnsi="Helvetica"/>
-              </w:rPr>
-            </w:pPr>
-            <w:r>
-              <w:rPr>
-                <w:rFonts w:ascii="Helvetica" w:hAnsi="Helvetica"/>
-                <w:b/>
-                <w:bCs/>
-                <w:color w:val="FFFFFF"/>
-                <w:sz w:val="22"/>
-                <w:szCs w:val="22"/>
-              </w:rPr>
-              <w:t>Parametro</w:t>
-            </w:r>
-          </w:p>
-        </w:tc>
-        <w:tc>
-          <w:tcPr>
-            <w:tcW w:w="6000" w:type="dxa"/>
-            <w:tcBorders>
-              <w:top w:val="single" w:color="CCCCCC" w:sz="1" w:space="0"/>
-              <w:left w:val="single" w:color="CCCCCC" w:sz="1" w:space="0"/>
-              <w:bottom w:val="single" w:color="CCCCCC" w:sz="1" w:space="0"/>
-              <w:right w:val="single" w:color="CCCCCC" w:sz="1" w:space="0"/>
-            </w:tcBorders>
-            <w:shd w:val="clear" w:color="auto" w:fill="2E75B6"/>
-            <w:tcMar>
-              <w:top w:w="80" w:type="dxa"/>
-              <w:left w:w="120" w:type="dxa"/>
-              <w:bottom w:w="80" w:type="dxa"/>
-              <w:right w:w="120" w:type="dxa"/>
-            </w:tcMar>
-            <w:vAlign w:val="center"/>
-          </w:tcPr>
-          <w:p>
-            <w:pPr>
-              <w:spacing w:line="276" w:lineRule="auto"/>
-              <w:rPr>
-                <w:rFonts w:ascii="Helvetica" w:hAnsi="Helvetica"/>
-              </w:rPr>
-            </w:pPr>
-            <w:r>
-              <w:rPr>
-                <w:rFonts w:ascii="Helvetica" w:hAnsi="Helvetica"/>
-                <w:b/>
-                <w:bCs/>
-                <w:color w:val="FFFFFF"/>
-                <w:sz w:val="22"/>
-                <w:szCs w:val="22"/>
-              </w:rPr>
-              <w:t>Valore</w:t>
-            </w:r>
-          </w:p>
-        </w:tc>
-      </w:tr>
-      <w:tr>
-        <w:tc>
-          <w:tcPr>
-            <w:tcW w:w="3000" w:type="dxa"/>
-            <w:tcBorders>
-              <w:top w:val="single" w:color="CCCCCC" w:sz="1" w:space="0"/>
-              <w:left w:val="single" w:color="CCCCCC" w:sz="1" w:space="0"/>
-              <w:bottom w:val="single" w:color="CCCCCC" w:sz="1" w:space="0"/>
-              <w:right w:val="single" w:color="CCCCCC" w:sz="1" w:space="0"/>
-            </w:tcBorders>
-            <w:shd w:val="clear" w:color="auto" w:fill="FFFFFF"/>
-            <w:tcMar>
-              <w:top w:w="80" w:type="dxa"/>
-              <w:left w:w="120" w:type="dxa"/>
-              <w:bottom w:w="80" w:type="dxa"/>
-              <w:right w:w="120" w:type="dxa"/>
-            </w:tcMar>
-            <w:vAlign w:val="center"/>
-          </w:tcPr>
-          <w:p>
-            <w:pPr>
-              <w:spacing w:line="276" w:lineRule="auto"/>
-              <w:rPr>
-                <w:rFonts w:ascii="Helvetica" w:hAnsi="Helvetica"/>
-              </w:rPr>
-            </w:pPr>
-            <w:r>
-              <w:rPr>
-                <w:rFonts w:ascii="Helvetica" w:hAnsi="Helvetica"/>
-                <w:color w:val="000000"/>
-                <w:sz w:val="22"/>
-                <w:szCs w:val="22"/>
-              </w:rPr>
-              <w:t>Sistema operativo</w:t>
-            </w:r>
-          </w:p>
-        </w:tc>
-        <w:tc>
-          <w:tcPr>
-            <w:tcW w:w="6000" w:type="dxa"/>
-            <w:tcBorders>
-              <w:top w:val="single" w:color="CCCCCC" w:sz="1" w:space="0"/>
-              <w:left w:val="single" w:color="CCCCCC" w:sz="1" w:space="0"/>
-              <w:bottom w:val="single" w:color="CCCCCC" w:sz="1" w:space="0"/>
-              <w:right w:val="single" w:color="CCCCCC" w:sz="1" w:space="0"/>
-            </w:tcBorders>
-            <w:shd w:val="clear" w:color="auto" w:fill="FFFFFF"/>
-            <w:tcMar>
-              <w:top w:w="80" w:type="dxa"/>
-              <w:left w:w="120" w:type="dxa"/>
-              <w:bottom w:w="80" w:type="dxa"/>
-              <w:right w:w="120" w:type="dxa"/>
-            </w:tcMar>
-            <w:vAlign w:val="center"/>
-          </w:tcPr>
-          <w:p>
-            <w:pPr>
-              <w:spacing w:line="276" w:lineRule="auto"/>
-              <w:rPr>
-                <w:rFonts w:ascii="Helvetica" w:hAnsi="Helvetica"/>
-              </w:rPr>
-            </w:pPr>
-            <w:r>
-              <w:rPr>
-                <w:rFonts w:ascii="Helvetica" w:hAnsi="Helvetica"/>
-                <w:color w:val="000000"/>
-                <w:sz w:val="22"/>
-                <w:szCs w:val="22"/>
-              </w:rPr>
-              <w:t>Linux (Ubuntu 22.04 LTS)</w:t>
-            </w:r>
-          </w:p>
-        </w:tc>
-      </w:tr>
-      <w:tr>
-        <w:tc>
-          <w:tcPr>
-            <w:tcW w:w="3000" w:type="dxa"/>
-            <w:tcBorders>
-              <w:top w:val="single" w:color="CCCCCC" w:sz="1" w:space="0"/>
-              <w:left w:val="single" w:color="CCCCCC" w:sz="1" w:space="0"/>
-              <w:bottom w:val="single" w:color="CCCCCC" w:sz="1" w:space="0"/>
-              <w:right w:val="single" w:color="CCCCCC" w:sz="1" w:space="0"/>
-            </w:tcBorders>
-            <w:shd w:val="clear" w:color="auto" w:fill="FFFFFF"/>
-            <w:tcMar>
-              <w:top w:w="80" w:type="dxa"/>
-              <w:left w:w="120" w:type="dxa"/>
-              <w:bottom w:w="80" w:type="dxa"/>
-              <w:right w:w="120" w:type="dxa"/>
-            </w:tcMar>
-            <w:vAlign w:val="center"/>
-          </w:tcPr>
-          <w:p>
-            <w:pPr>
-              <w:spacing w:line="276" w:lineRule="auto"/>
-              <w:rPr>
-                <w:rFonts w:ascii="Helvetica" w:hAnsi="Helvetica"/>
-              </w:rPr>
-            </w:pPr>
-            <w:r>
-              <w:rPr>
-                <w:rFonts w:ascii="Helvetica" w:hAnsi="Helvetica"/>
-                <w:color w:val="000000"/>
-                <w:sz w:val="22"/>
-                <w:szCs w:val="22"/>
-              </w:rPr>
-              <w:t>Standard C</w:t>
-            </w:r>
-          </w:p>
-        </w:tc>
-        <w:tc>
-          <w:tcPr>
-            <w:tcW w:w="6000" w:type="dxa"/>
-            <w:tcBorders>
-              <w:top w:val="single" w:color="CCCCCC" w:sz="1" w:space="0"/>
-              <w:left w:val="single" w:color="CCCCCC" w:sz="1" w:space="0"/>
-              <w:bottom w:val="single" w:color="CCCCCC" w:sz="1" w:space="0"/>
-              <w:right w:val="single" w:color="CCCCCC" w:sz="1" w:space="0"/>
-            </w:tcBorders>
-            <w:shd w:val="clear" w:color="auto" w:fill="FFFFFF"/>
-            <w:tcMar>
-              <w:top w:w="80" w:type="dxa"/>
-              <w:left w:w="120" w:type="dxa"/>
-              <w:bottom w:w="80" w:type="dxa"/>
-              <w:right w:w="120" w:type="dxa"/>
-            </w:tcMar>
-            <w:vAlign w:val="center"/>
-          </w:tcPr>
-          <w:p>
-            <w:pPr>
-              <w:spacing w:line="276" w:lineRule="auto"/>
-              <w:rPr>
-                <w:rFonts w:ascii="Helvetica" w:hAnsi="Helvetica"/>
-              </w:rPr>
-            </w:pPr>
-            <w:r>
-              <w:rPr>
-                <w:rFonts w:ascii="Helvetica" w:hAnsi="Helvetica"/>
-                <w:color w:val="000000"/>
-                <w:sz w:val="22"/>
-                <w:szCs w:val="22"/>
-              </w:rPr>
-              <w:t>C99 (-</w:t>
-            </w:r>
-            <w:proofErr w:type="spellStart"/>
-            <w:r>
-              <w:rPr>
-                <w:rFonts w:ascii="Helvetica" w:hAnsi="Helvetica"/>
-                <w:color w:val="000000"/>
-                <w:sz w:val="22"/>
-                <w:szCs w:val="22"/>
-              </w:rPr>
-              <w:t>std</w:t>
-            </w:r>
-            <w:proofErr w:type="spellEnd"/>
-            <w:r>
-              <w:rPr>
-                <w:rFonts w:ascii="Helvetica" w:hAnsi="Helvetica"/>
-                <w:color w:val="000000"/>
-                <w:sz w:val="22"/>
-                <w:szCs w:val="22"/>
-              </w:rPr>
-              <w:t>=c99)</w:t>
-            </w:r>
-          </w:p>
-        </w:tc>
-      </w:tr>
-      <w:tr>
-        <w:tc>
-          <w:tcPr>
-            <w:tcW w:w="3000" w:type="dxa"/>
-            <w:tcBorders>
-              <w:top w:val="single" w:color="CCCCCC" w:sz="1" w:space="0"/>
-              <w:left w:val="single" w:color="CCCCCC" w:sz="1" w:space="0"/>
-              <w:bottom w:val="single" w:color="CCCCCC" w:sz="1" w:space="0"/>
-              <w:right w:val="single" w:color="CCCCCC" w:sz="1" w:space="0"/>
-            </w:tcBorders>
-            <w:shd w:val="clear" w:color="auto" w:fill="FFFFFF"/>
-            <w:tcMar>
-              <w:top w:w="80" w:type="dxa"/>
-              <w:left w:w="120" w:type="dxa"/>
-              <w:bottom w:w="80" w:type="dxa"/>
-              <w:right w:w="120" w:type="dxa"/>
-            </w:tcMar>
-            <w:vAlign w:val="center"/>
-          </w:tcPr>
-          <w:p>
-            <w:pPr>
-              <w:spacing w:line="276" w:lineRule="auto"/>
-              <w:rPr>
-                <w:rFonts w:ascii="Helvetica" w:hAnsi="Helvetica"/>
-              </w:rPr>
-            </w:pPr>
-            <w:r>
-              <w:rPr>
-                <w:rFonts w:ascii="Helvetica" w:hAnsi="Helvetica"/>
-                <w:color w:val="000000"/>
-                <w:sz w:val="22"/>
-                <w:szCs w:val="22"/>
-              </w:rPr>
-              <w:t>Compilatore</w:t>
-            </w:r>
-          </w:p>
-        </w:tc>
-        <w:tc>
-          <w:tcPr>
-            <w:tcW w:w="6000" w:type="dxa"/>
-            <w:tcBorders>
-              <w:top w:val="single" w:color="CCCCCC" w:sz="1" w:space="0"/>
-              <w:left w:val="single" w:color="CCCCCC" w:sz="1" w:space="0"/>
-              <w:bottom w:val="single" w:color="CCCCCC" w:sz="1" w:space="0"/>
-              <w:right w:val="single" w:color="CCCCCC" w:sz="1" w:space="0"/>
-            </w:tcBorders>
-            <w:shd w:val="clear" w:color="auto" w:fill="FFFFFF"/>
-            <w:tcMar>
-              <w:top w:w="80" w:type="dxa"/>
-              <w:left w:w="120" w:type="dxa"/>
-              <w:bottom w:w="80" w:type="dxa"/>
-              <w:right w:w="120" w:type="dxa"/>
-            </w:tcMar>
-            <w:vAlign w:val="center"/>
-          </w:tcPr>
-          <w:p>
-            <w:pPr>
-              <w:spacing w:line="276" w:lineRule="auto"/>
-              <w:rPr>
-                <w:rFonts w:ascii="Helvetica" w:hAnsi="Helvetica"/>
-              </w:rPr>
-            </w:pPr>
-            <w:r>
-              <w:rPr>
-                <w:rFonts w:ascii="Helvetica" w:hAnsi="Helvetica"/>
-                <w:color w:val="000000"/>
-                <w:sz w:val="22"/>
-                <w:szCs w:val="22"/>
-              </w:rPr>
-              <w:t>GCC</w:t>
-            </w:r>
-          </w:p>
-        </w:tc>
-      </w:tr>
-      <w:tr>
-        <w:tc>
-          <w:tcPr>
-            <w:tcW w:w="3000" w:type="dxa"/>
-            <w:tcBorders>
-              <w:top w:val="single" w:color="CCCCCC" w:sz="1" w:space="0"/>
-              <w:left w:val="single" w:color="CCCCCC" w:sz="1" w:space="0"/>
-              <w:bottom w:val="single" w:color="CCCCCC" w:sz="1" w:space="0"/>
-              <w:right w:val="single" w:color="CCCCCC" w:sz="1" w:space="0"/>
-            </w:tcBorders>
-            <w:shd w:val="clear" w:color="auto" w:fill="FFFFFF"/>
-            <w:tcMar>
-              <w:top w:w="80" w:type="dxa"/>
-              <w:left w:w="120" w:type="dxa"/>
-              <w:bottom w:w="80" w:type="dxa"/>
-              <w:right w:w="120" w:type="dxa"/>
-            </w:tcMar>
-            <w:vAlign w:val="center"/>
-          </w:tcPr>
-          <w:p>
-            <w:pPr>
-              <w:spacing w:line="276" w:lineRule="auto"/>
-              <w:rPr>
-                <w:rFonts w:ascii="Helvetica" w:hAnsi="Helvetica"/>
-              </w:rPr>
-            </w:pPr>
-            <w:r>
-              <w:rPr>
-                <w:rFonts w:ascii="Helvetica" w:hAnsi="Helvetica"/>
-                <w:color w:val="000000"/>
-                <w:sz w:val="22"/>
-                <w:szCs w:val="22"/>
-              </w:rPr>
-              <w:t>Build system</w:t>
-            </w:r>
-          </w:p>
-        </w:tc>
-        <w:tc>
-          <w:tcPr>
-            <w:tcW w:w="6000" w:type="dxa"/>
-            <w:tcBorders>
-              <w:top w:val="single" w:color="CCCCCC" w:sz="1" w:space="0"/>
-              <w:left w:val="single" w:color="CCCCCC" w:sz="1" w:space="0"/>
-              <w:bottom w:val="single" w:color="CCCCCC" w:sz="1" w:space="0"/>
-              <w:right w:val="single" w:color="CCCCCC" w:sz="1" w:space="0"/>
-            </w:tcBorders>
-            <w:shd w:val="clear" w:color="auto" w:fill="FFFFFF"/>
-            <w:tcMar>
-              <w:top w:w="80" w:type="dxa"/>
-              <w:left w:w="120" w:type="dxa"/>
-              <w:bottom w:w="80" w:type="dxa"/>
-              <w:right w:w="120" w:type="dxa"/>
-            </w:tcMar>
-            <w:vAlign w:val="center"/>
-          </w:tcPr>
-          <w:p>
-            <w:pPr>
-              <w:spacing w:line="276" w:lineRule="auto"/>
-              <w:rPr>
-                <w:rFonts w:ascii="Helvetica" w:hAnsi="Helvetica"/>
-              </w:rPr>
-            </w:pPr>
-            <w:proofErr w:type="spellStart"/>
-            <w:r>
-              <w:rPr>
-                <w:rFonts w:ascii="Helvetica" w:hAnsi="Helvetica"/>
-                <w:color w:val="000000"/>
-                <w:sz w:val="22"/>
-                <w:szCs w:val="22"/>
-              </w:rPr>
-              <w:t>Makefile</w:t>
-            </w:r>
-            <w:proofErr w:type="spellEnd"/>
-          </w:p>
-        </w:tc>
-      </w:tr>
-      <w:tr>
-        <w:tc>
-          <w:tcPr>
-            <w:tcW w:w="3000" w:type="dxa"/>
-            <w:tcBorders>
-              <w:top w:val="single" w:color="CCCCCC" w:sz="1" w:space="0"/>
-              <w:left w:val="single" w:color="CCCCCC" w:sz="1" w:space="0"/>
-              <w:bottom w:val="single" w:color="CCCCCC" w:sz="1" w:space="0"/>
-              <w:right w:val="single" w:color="CCCCCC" w:sz="1" w:space="0"/>
-            </w:tcBorders>
-            <w:shd w:val="clear" w:color="auto" w:fill="FFFFFF"/>
-            <w:tcMar>
-              <w:top w:w="80" w:type="dxa"/>
-              <w:left w:w="120" w:type="dxa"/>
-              <w:bottom w:w="80" w:type="dxa"/>
-              <w:right w:w="120" w:type="dxa"/>
-            </w:tcMar>
-            <w:vAlign w:val="center"/>
-          </w:tcPr>
-          <w:p>
-            <w:pPr>
-              <w:spacing w:line="276" w:lineRule="auto"/>
-              <w:rPr>
-                <w:rFonts w:ascii="Helvetica" w:hAnsi="Helvetica"/>
-              </w:rPr>
-            </w:pPr>
-            <w:r>
-              <w:rPr>
-                <w:rFonts w:ascii="Helvetica" w:hAnsi="Helvetica"/>
-                <w:color w:val="000000"/>
-                <w:sz w:val="22"/>
-                <w:szCs w:val="22"/>
-              </w:rPr>
-              <w:t>Repository</w:t>
-            </w:r>
-          </w:p>
-        </w:tc>
-        <w:tc>
-          <w:tcPr>
-            <w:tcW w:w="6000" w:type="dxa"/>
-            <w:tcBorders>
-              <w:top w:val="single" w:color="CCCCCC" w:sz="1" w:space="0"/>
-              <w:left w:val="single" w:color="CCCCCC" w:sz="1" w:space="0"/>
-              <w:bottom w:val="single" w:color="CCCCCC" w:sz="1" w:space="0"/>
-              <w:right w:val="single" w:color="CCCCCC" w:sz="1" w:space="0"/>
-            </w:tcBorders>
-            <w:shd w:val="clear" w:color="auto" w:fill="FFFFFF"/>
-            <w:tcMar>
-              <w:top w:w="80" w:type="dxa"/>
-              <w:left w:w="120" w:type="dxa"/>
-              <w:bottom w:w="80" w:type="dxa"/>
-              <w:right w:w="120" w:type="dxa"/>
-            </w:tcMar>
-            <w:vAlign w:val="center"/>
-          </w:tcPr>
-          <w:p>
-            <w:pPr>
-              <w:spacing w:line="276" w:lineRule="auto"/>
-              <w:rPr>
-                <w:rFonts w:ascii="Helvetica" w:hAnsi="Helvetica"/>
-              </w:rPr>
-            </w:pPr>
-            <w:hyperlink w:history="1" r:id="rId7">
-              <w:r>
-                <w:rPr>
-                  <w:rStyle w:val="Collegamentoipertestuale"/>
-                  <w:rFonts w:ascii="Helvetica" w:hAnsi="Helvetica"/>
-                  <w:sz w:val="22"/>
-                  <w:szCs w:val="22"/>
-                </w:rPr>
-                <w:t>[link GitHub pubblico]</w:t>
-              </w:r>
-            </w:hyperlink>
-          </w:p>
-        </w:tc>
-      </w:tr>
-      <w:tr>
-        <w:tc>
-          <w:tcPr>
-            <w:tcW w:w="3000" w:type="dxa"/>
-            <w:tcBorders>
-              <w:top w:val="single" w:color="CCCCCC" w:sz="1" w:space="0"/>
-              <w:left w:val="single" w:color="CCCCCC" w:sz="1" w:space="0"/>
-              <w:bottom w:val="single" w:color="CCCCCC" w:sz="1" w:space="0"/>
-              <w:right w:val="single" w:color="CCCCCC" w:sz="1" w:space="0"/>
-            </w:tcBorders>
-            <w:shd w:val="clear" w:color="auto" w:fill="FFFFFF"/>
-            <w:tcMar>
-              <w:top w:w="80" w:type="dxa"/>
-              <w:left w:w="120" w:type="dxa"/>
-              <w:bottom w:w="80" w:type="dxa"/>
-              <w:right w:w="120" w:type="dxa"/>
-            </w:tcMar>
-            <w:vAlign w:val="center"/>
-          </w:tcPr>
-          <w:p>
-            <w:pPr>
-              <w:spacing w:line="276" w:lineRule="auto"/>
-              <w:rPr>
-                <w:rFonts w:ascii="Helvetica" w:hAnsi="Helvetica"/>
-              </w:rPr>
-            </w:pPr>
-            <w:r>
-              <w:rPr>
-                <w:rFonts w:ascii="Helvetica" w:hAnsi="Helvetica"/>
-                <w:color w:val="000000"/>
-                <w:sz w:val="22"/>
-                <w:szCs w:val="22"/>
-              </w:rPr>
-              <w:t>Deadline consegna</w:t>
-            </w:r>
-          </w:p>
-        </w:tc>
-        <w:tc>
-          <w:tcPr>
-            <w:tcW w:w="6000" w:type="dxa"/>
-            <w:tcBorders>
-              <w:top w:val="single" w:color="CCCCCC" w:sz="1" w:space="0"/>
-              <w:left w:val="single" w:color="CCCCCC" w:sz="1" w:space="0"/>
-              <w:bottom w:val="single" w:color="CCCCCC" w:sz="1" w:space="0"/>
-              <w:right w:val="single" w:color="CCCCCC" w:sz="1" w:space="0"/>
-            </w:tcBorders>
-            <w:shd w:val="clear" w:color="auto" w:fill="FFFFFF"/>
-            <w:tcMar>
-              <w:top w:w="80" w:type="dxa"/>
-              <w:left w:w="120" w:type="dxa"/>
-              <w:bottom w:w="80" w:type="dxa"/>
-              <w:right w:w="120" w:type="dxa"/>
-            </w:tcMar>
-            <w:vAlign w:val="center"/>
-          </w:tcPr>
-          <w:p>
-            <w:pPr>
-              <w:spacing w:line="276" w:lineRule="auto"/>
-              <w:rPr>
-                <w:rFonts w:ascii="Helvetica" w:hAnsi="Helvetica"/>
-              </w:rPr>
-            </w:pPr>
-            <w:r>
-              <w:rPr>
-                <w:rFonts w:ascii="Helvetica" w:hAnsi="Helvetica"/>
-                <w:color w:val="000000"/>
-                <w:sz w:val="22"/>
-                <w:szCs w:val="22"/>
-              </w:rPr>
-              <w:t>29 maggio 2026</w:t>
-            </w:r>
-            <w:bookmarkStart w:name="_GoBack" w:id="0"/>
-            <w:bookmarkEnd w:id="0"/>
-          </w:p>
-        </w:tc>
-      </w:tr>
-    </w:tbl>
-    <w:p>
-      <w:pPr>
-        <w:spacing w:after="160" w:line="276" w:lineRule="auto"/>
-        <w:rPr>
-          <w:rFonts w:ascii="Helvetica" w:hAnsi="Helvetica"/>
-        </w:rPr>
-      </w:pPr>
-    </w:p>
-    <w:p>
-      <w:pPr>
-        <w:spacing w:line="276" w:lineRule="auto"/>
-        <w:jc w:val="both"/>
-        <w:rPr>
-          <w:rFonts w:ascii="Helvetica" w:hAnsi="Helvetica"/>
-        </w:rPr>
-      </w:pPr>
-      <w:r>
-        <w:rPr>
-          <w:rFonts w:ascii="Helvetica" w:hAnsi="Helvetica"/>
-        </w:rPr>
-        <w:t xml:space="preserve">Il progetto è compilato e testato su Linux. Il </w:t>
-      </w:r>
-      <w:proofErr w:type="spellStart"/>
-      <w:r>
-        <w:rPr>
-          <w:rFonts w:ascii="Helvetica" w:hAnsi="Helvetica"/>
-        </w:rPr>
-        <w:t>Makefile</w:t>
-      </w:r>
-      <w:proofErr w:type="spellEnd"/>
-      <w:r>
-        <w:rPr>
-          <w:rFonts w:ascii="Helvetica" w:hAnsi="Helvetica"/>
-        </w:rPr>
-        <w:t xml:space="preserve"> è configurato per compilare separatamente il programma principale (</w:t>
-      </w:r>
-      <w:proofErr w:type="spellStart"/>
-      <w:r>
-        <w:rPr>
-          <w:rFonts w:ascii="Helvetica" w:hAnsi="Helvetica"/>
-        </w:rPr>
-        <w:t>main</w:t>
-      </w:r>
-      <w:proofErr w:type="spellEnd"/>
-      <w:r>
-        <w:rPr>
-          <w:rFonts w:ascii="Helvetica" w:hAnsi="Helvetica"/>
-        </w:rPr>
-        <w:t>) e il programma di test (test). Non sono richieste librerie esterne oltre</w:t>
-      </w:r>
-      <w:r>
-        <w:rPr>
-          <w:rFonts w:ascii="Helvetica" w:hAnsi="Helvetica"/>
-        </w:rPr>
-        <w:t xml:space="preserve"> alla libreria standard C (</w:t>
-      </w:r>
-      <w:proofErr w:type="spellStart"/>
-      <w:r>
-        <w:rPr>
-          <w:rFonts w:ascii="Helvetica" w:hAnsi="Helvetica"/>
-        </w:rPr>
-        <w:t>libc</w:t>
-      </w:r>
-      <w:proofErr w:type="spellEnd"/>
-      <w:r>
-        <w:rPr>
-          <w:rFonts w:ascii="Helvetica" w:hAnsi="Helvetica"/>
-        </w:rPr>
-        <w:t>).</w:t>
-      </w:r>
     </w:p>
     <w:sectPr>
       <w:footerReference w:type="default" r:id="rId8"/>
-      <w:pgSz w:w="11906" w:h="16838" w:orient="portrait"/>
+      <w:pgSz w:w="11906" w:h="16838"/>
       <w:pgMar w:top="1418" w:right="1134" w:bottom="1418" w:left="1134" w:header="708" w:footer="708" w:gutter="0"/>
       <w:cols w:space="720"/>
       <w:docGrid w:linePitch="360"/>
@@ -20442,7 +20734,7 @@
         <w:sz w:val="18"/>
         <w:szCs w:val="18"/>
       </w:rPr>
-      <w:t>16</w:t>
+      <w:t>4</w:t>
     </w:r>
     <w:r>
       <w:rPr>
@@ -20641,7 +20933,7 @@
   <w:docDefaults>
     <w:rPrDefault>
       <w:rPr>
-        <w:rFonts w:ascii="Arial" w:hAnsi="Arial" w:eastAsia="Arial" w:cs="Arial"/>
+        <w:rFonts w:ascii="Arial" w:eastAsia="Arial" w:hAnsi="Arial" w:cs="Arial"/>
         <w:sz w:val="24"/>
         <w:szCs w:val="24"/>
         <w:lang w:val="it-IT" w:eastAsia="it-IT" w:bidi="ar-SA"/>
@@ -20652,14 +20944,14 @@
   <w:latentStyles w:defLockedState="0" w:defUIPriority="99" w:defSemiHidden="0" w:defUnhideWhenUsed="0" w:defQFormat="0" w:count="371">
     <w:lsdException w:name="Normal" w:uiPriority="0" w:qFormat="1"/>
     <w:lsdException w:name="heading 1" w:uiPriority="9" w:qFormat="1"/>
-    <w:lsdException w:name="heading 2" w:uiPriority="9" w:semiHidden="1" w:unhideWhenUsed="1" w:qFormat="1"/>
-    <w:lsdException w:name="heading 3" w:uiPriority="9" w:semiHidden="1" w:unhideWhenUsed="1" w:qFormat="1"/>
-    <w:lsdException w:name="heading 4" w:uiPriority="9" w:semiHidden="1" w:unhideWhenUsed="1" w:qFormat="1"/>
-    <w:lsdException w:name="heading 5" w:uiPriority="9" w:semiHidden="1" w:unhideWhenUsed="1" w:qFormat="1"/>
-    <w:lsdException w:name="heading 6" w:uiPriority="9" w:semiHidden="1" w:unhideWhenUsed="1" w:qFormat="1"/>
-    <w:lsdException w:name="heading 7" w:uiPriority="9" w:semiHidden="1" w:unhideWhenUsed="1" w:qFormat="1"/>
-    <w:lsdException w:name="heading 8" w:uiPriority="9" w:semiHidden="1" w:unhideWhenUsed="1" w:qFormat="1"/>
-    <w:lsdException w:name="heading 9" w:uiPriority="9" w:semiHidden="1" w:unhideWhenUsed="1" w:qFormat="1"/>
+    <w:lsdException w:name="heading 2" w:semiHidden="1" w:uiPriority="9" w:unhideWhenUsed="1" w:qFormat="1"/>
+    <w:lsdException w:name="heading 3" w:semiHidden="1" w:uiPriority="9" w:unhideWhenUsed="1" w:qFormat="1"/>
+    <w:lsdException w:name="heading 4" w:semiHidden="1" w:uiPriority="9" w:unhideWhenUsed="1" w:qFormat="1"/>
+    <w:lsdException w:name="heading 5" w:semiHidden="1" w:uiPriority="9" w:unhideWhenUsed="1" w:qFormat="1"/>
+    <w:lsdException w:name="heading 6" w:semiHidden="1" w:uiPriority="9" w:unhideWhenUsed="1" w:qFormat="1"/>
+    <w:lsdException w:name="heading 7" w:semiHidden="1" w:uiPriority="9" w:unhideWhenUsed="1" w:qFormat="1"/>
+    <w:lsdException w:name="heading 8" w:semiHidden="1" w:uiPriority="9" w:unhideWhenUsed="1" w:qFormat="1"/>
+    <w:lsdException w:name="heading 9" w:semiHidden="1" w:uiPriority="9" w:unhideWhenUsed="1" w:qFormat="1"/>
     <w:lsdException w:name="index 1" w:semiHidden="1" w:unhideWhenUsed="1"/>
     <w:lsdException w:name="index 2" w:semiHidden="1" w:unhideWhenUsed="1"/>
     <w:lsdException w:name="index 3" w:semiHidden="1" w:unhideWhenUsed="1"/>
@@ -20669,22 +20961,22 @@
     <w:lsdException w:name="index 7" w:semiHidden="1" w:unhideWhenUsed="1"/>
     <w:lsdException w:name="index 8" w:semiHidden="1" w:unhideWhenUsed="1"/>
     <w:lsdException w:name="index 9" w:semiHidden="1" w:unhideWhenUsed="1"/>
-    <w:lsdException w:name="toc 1" w:uiPriority="39" w:semiHidden="1" w:unhideWhenUsed="1"/>
-    <w:lsdException w:name="toc 2" w:uiPriority="39" w:semiHidden="1" w:unhideWhenUsed="1"/>
-    <w:lsdException w:name="toc 3" w:uiPriority="39" w:semiHidden="1" w:unhideWhenUsed="1"/>
-    <w:lsdException w:name="toc 4" w:uiPriority="39" w:semiHidden="1" w:unhideWhenUsed="1"/>
-    <w:lsdException w:name="toc 5" w:uiPriority="39" w:semiHidden="1" w:unhideWhenUsed="1"/>
-    <w:lsdException w:name="toc 6" w:uiPriority="39" w:semiHidden="1" w:unhideWhenUsed="1"/>
-    <w:lsdException w:name="toc 7" w:uiPriority="39" w:semiHidden="1" w:unhideWhenUsed="1"/>
-    <w:lsdException w:name="toc 8" w:uiPriority="39" w:semiHidden="1" w:unhideWhenUsed="1"/>
-    <w:lsdException w:name="toc 9" w:uiPriority="39" w:semiHidden="1" w:unhideWhenUsed="1"/>
+    <w:lsdException w:name="toc 1" w:semiHidden="1" w:uiPriority="39" w:unhideWhenUsed="1"/>
+    <w:lsdException w:name="toc 2" w:semiHidden="1" w:uiPriority="39" w:unhideWhenUsed="1"/>
+    <w:lsdException w:name="toc 3" w:semiHidden="1" w:uiPriority="39" w:unhideWhenUsed="1"/>
+    <w:lsdException w:name="toc 4" w:semiHidden="1" w:uiPriority="39" w:unhideWhenUsed="1"/>
+    <w:lsdException w:name="toc 5" w:semiHidden="1" w:uiPriority="39" w:unhideWhenUsed="1"/>
+    <w:lsdException w:name="toc 6" w:semiHidden="1" w:uiPriority="39" w:unhideWhenUsed="1"/>
+    <w:lsdException w:name="toc 7" w:semiHidden="1" w:uiPriority="39" w:unhideWhenUsed="1"/>
+    <w:lsdException w:name="toc 8" w:semiHidden="1" w:uiPriority="39" w:unhideWhenUsed="1"/>
+    <w:lsdException w:name="toc 9" w:semiHidden="1" w:uiPriority="39" w:unhideWhenUsed="1"/>
     <w:lsdException w:name="Normal Indent" w:semiHidden="1" w:unhideWhenUsed="1"/>
     <w:lsdException w:name="footnote text" w:semiHidden="1" w:unhideWhenUsed="1"/>
     <w:lsdException w:name="annotation text" w:semiHidden="1" w:unhideWhenUsed="1"/>
     <w:lsdException w:name="header" w:semiHidden="1" w:unhideWhenUsed="1"/>
     <w:lsdException w:name="footer" w:semiHidden="1" w:unhideWhenUsed="1"/>
     <w:lsdException w:name="index heading" w:semiHidden="1" w:unhideWhenUsed="1"/>
-    <w:lsdException w:name="caption" w:uiPriority="35" w:semiHidden="1" w:unhideWhenUsed="1" w:qFormat="1"/>
+    <w:lsdException w:name="caption" w:semiHidden="1" w:uiPriority="35" w:unhideWhenUsed="1" w:qFormat="1"/>
     <w:lsdException w:name="table of figures" w:semiHidden="1" w:unhideWhenUsed="1"/>
     <w:lsdException w:name="envelope address" w:semiHidden="1" w:unhideWhenUsed="1"/>
     <w:lsdException w:name="envelope return" w:semiHidden="1" w:unhideWhenUsed="1"/>
@@ -20715,7 +21007,7 @@
     <w:lsdException w:name="Title" w:uiPriority="10" w:qFormat="1"/>
     <w:lsdException w:name="Closing" w:semiHidden="1" w:unhideWhenUsed="1"/>
     <w:lsdException w:name="Signature" w:semiHidden="1" w:unhideWhenUsed="1"/>
-    <w:lsdException w:name="Default Paragraph Font" w:uiPriority="1" w:semiHidden="1" w:unhideWhenUsed="1"/>
+    <w:lsdException w:name="Default Paragraph Font" w:semiHidden="1" w:uiPriority="1" w:unhideWhenUsed="1"/>
     <w:lsdException w:name="Body Text" w:semiHidden="1" w:unhideWhenUsed="1"/>
     <w:lsdException w:name="Body Text Indent" w:semiHidden="1" w:unhideWhenUsed="1"/>
     <w:lsdException w:name="List Continue" w:semiHidden="1" w:unhideWhenUsed="1"/>
@@ -20915,8 +21207,8 @@
     <w:lsdException w:name="Subtle Reference" w:uiPriority="31" w:qFormat="1"/>
     <w:lsdException w:name="Intense Reference" w:uiPriority="32" w:qFormat="1"/>
     <w:lsdException w:name="Book Title" w:uiPriority="33" w:qFormat="1"/>
-    <w:lsdException w:name="Bibliography" w:uiPriority="37" w:semiHidden="1" w:unhideWhenUsed="1"/>
-    <w:lsdException w:name="TOC Heading" w:uiPriority="39" w:semiHidden="1" w:unhideWhenUsed="1" w:qFormat="1"/>
+    <w:lsdException w:name="Bibliography" w:semiHidden="1" w:uiPriority="37" w:unhideWhenUsed="1"/>
+    <w:lsdException w:name="TOC Heading" w:semiHidden="1" w:uiPriority="39" w:unhideWhenUsed="1" w:qFormat="1"/>
     <w:lsdException w:name="Plain Table 1" w:uiPriority="41"/>
     <w:lsdException w:name="Plain Table 2" w:uiPriority="42"/>
     <w:lsdException w:name="Plain Table 3" w:uiPriority="43"/>
@@ -21022,17 +21314,18 @@
     <w:lsdException w:name="List Table 6 Colorful Accent 6" w:uiPriority="51"/>
     <w:lsdException w:name="List Table 7 Colorful Accent 6" w:uiPriority="52"/>
   </w:latentStyles>
-  <w:style w:type="paragraph" w:styleId="Normale" w:default="1">
+  <w:style w:type="paragraph" w:default="1" w:styleId="Normale">
     <w:name w:val="Normal"/>
     <w:qFormat/>
   </w:style>
   <w:style w:type="paragraph" w:styleId="Titolo1">
     <w:name w:val="heading 1"/>
+    <w:link w:val="Titolo1Carattere"/>
     <w:uiPriority w:val="9"/>
     <w:qFormat/>
     <w:pPr>
       <w:pBdr>
-        <w:bottom w:val="single" w:color="2E75B6" w:sz="4" w:space="1"/>
+        <w:bottom w:val="single" w:sz="4" w:space="1" w:color="2E75B6"/>
       </w:pBdr>
       <w:spacing w:before="360" w:after="180"/>
       <w:outlineLvl w:val="0"/>
@@ -21118,13 +21411,13 @@
       <w:color w:val="1F4D78"/>
     </w:rPr>
   </w:style>
-  <w:style w:type="character" w:styleId="Carpredefinitoparagrafo" w:default="1">
+  <w:style w:type="character" w:default="1" w:styleId="Carpredefinitoparagrafo">
     <w:name w:val="Default Paragraph Font"/>
     <w:uiPriority w:val="1"/>
     <w:semiHidden/>
     <w:unhideWhenUsed/>
   </w:style>
-  <w:style w:type="table" w:styleId="Tabellanormale" w:default="1">
+  <w:style w:type="table" w:default="1" w:styleId="Tabellanormale">
     <w:name w:val="Normal Table"/>
     <w:uiPriority w:val="99"/>
     <w:semiHidden/>
@@ -21139,7 +21432,7 @@
       </w:tblCellMar>
     </w:tblPr>
   </w:style>
-  <w:style w:type="numbering" w:styleId="Nessunelenco" w:default="1">
+  <w:style w:type="numbering" w:default="1" w:styleId="Nessunelenco">
     <w:name w:val="No List"/>
     <w:uiPriority w:val="99"/>
     <w:semiHidden/>
@@ -21154,7 +21447,7 @@
       <w:szCs w:val="56"/>
     </w:rPr>
   </w:style>
-  <w:style w:type="paragraph" w:styleId="Enfasigrassetto1" w:customStyle="1">
+  <w:style w:type="paragraph" w:customStyle="1" w:styleId="Enfasigrassetto1">
     <w:name w:val="Enfasi (grassetto)1"/>
     <w:qFormat/>
     <w:rPr>
@@ -21195,7 +21488,7 @@
       <w:szCs w:val="20"/>
     </w:rPr>
   </w:style>
-  <w:style w:type="character" w:styleId="TestonotaapidipaginaCarattere" w:customStyle="1">
+  <w:style w:type="character" w:customStyle="1" w:styleId="TestonotaapidipaginaCarattere">
     <w:name w:val="Testo nota a piè di pagina Carattere"/>
     <w:link w:val="Testonotaapidipagina"/>
     <w:uiPriority w:val="99"/>
@@ -21226,7 +21519,7 @@
       <w:szCs w:val="20"/>
     </w:rPr>
   </w:style>
-  <w:style w:type="character" w:styleId="TestonotadichiusuraCarattere" w:customStyle="1">
+  <w:style w:type="character" w:customStyle="1" w:styleId="TestonotadichiusuraCarattere">
     <w:name w:val="Testo nota di chiusura Carattere"/>
     <w:link w:val="Testonotadichiusura"/>
     <w:uiPriority w:val="99"/>
@@ -21251,7 +21544,7 @@
       </w:tabs>
     </w:pPr>
   </w:style>
-  <w:style w:type="character" w:styleId="IntestazioneCarattere" w:customStyle="1">
+  <w:style w:type="character" w:customStyle="1" w:styleId="IntestazioneCarattere">
     <w:name w:val="Intestazione Carattere"/>
     <w:basedOn w:val="Carpredefinitoparagrafo"/>
     <w:link w:val="Intestazione"/>
@@ -21272,14 +21565,14 @@
       </w:tabs>
     </w:pPr>
   </w:style>
-  <w:style w:type="character" w:styleId="PidipaginaCarattere" w:customStyle="1">
+  <w:style w:type="character" w:customStyle="1" w:styleId="PidipaginaCarattere">
     <w:name w:val="Piè di pagina Carattere"/>
     <w:basedOn w:val="Carpredefinitoparagrafo"/>
     <w:link w:val="Pidipagina"/>
     <w:uiPriority w:val="99"/>
     <w:rsid w:val="00C8221E"/>
   </w:style>
-  <w:style w:type="character" w:styleId="UnresolvedMention" w:customStyle="1">
+  <w:style w:type="character" w:customStyle="1" w:styleId="UnresolvedMention">
     <w:name w:val="Unresolved Mention"/>
     <w:basedOn w:val="Carpredefinitoparagrafo"/>
     <w:uiPriority w:val="99"/>
@@ -21303,11 +21596,25 @@
       <w:u w:val="single"/>
     </w:rPr>
   </w:style>
+  <w:style w:type="character" w:customStyle="1" w:styleId="Titolo1Carattere">
+    <w:name w:val="Titolo 1 Carattere"/>
+    <w:basedOn w:val="Carpredefinitoparagrafo"/>
+    <w:link w:val="Titolo1"/>
+    <w:uiPriority w:val="9"/>
+    <w:rsid w:val="009E5C42"/>
+    <w:rPr>
+      <w:b/>
+      <w:bCs/>
+      <w:color w:val="1F4E79"/>
+      <w:sz w:val="34"/>
+      <w:szCs w:val="34"/>
+    </w:rPr>
+  </w:style>
 </w:styles>
 </file>
 
 <file path=word/theme/theme1.xml><?xml version="1.0" encoding="utf-8"?>
-<a:theme xmlns:a="http://schemas.openxmlformats.org/drawingml/2006/main" xmlns:thm15="http://schemas.microsoft.com/office/thememl/2012/main" name="Tema di Office">
+<a:theme xmlns:a="http://schemas.openxmlformats.org/drawingml/2006/main" name="Tema di Office">
   <a:themeElements>
     <a:clrScheme name="Office">
       <a:dk1>
